--- a/data/outputs/v2/Essential_Mathematics/SS2.3_Trigonometry/Essential_Mathematics_Trigonometry_CBE_LessonSequence.docx
+++ b/data/outputs/v2/Essential_Mathematics/SS2.3_Trigonometry/Essential_Mathematics_Trigonometry_CBE_LessonSequence.docx
@@ -3468,7 +3468,7 @@
             <w:pPr>
               <w:spacing w:after="20" w:before="0"/>
             </w:pPr>
-            <w:hyperlink w:history="1" r:id="rIdzr63i44xewco_a_tha9lu">
+            <w:hyperlink w:history="1" r:id="rIdk28yfcofr3vt93rt12bjw">
               <w:r>
                 <w:rPr>
                   <w:rFonts w:ascii="Arial" w:cs="Arial" w:eastAsia="Arial" w:hAnsi="Arial"/>
@@ -3477,7 +3477,7 @@
                   <w:szCs w:val="16"/>
                   <w:u w:val="single" w:color="2E75B6"/>
                 </w:rPr>
-                <w:t xml:space="preserve">Trigonometry Word Problems Principles - Basic</w:t>
+                <w:t xml:space="preserve">Volume word problem: water tank</w:t>
               </w:r>
             </w:hyperlink>
           </w:p>
@@ -3493,7 +3493,7 @@
                 <w:sz w:val="14"/>
                 <w:szCs w:val="14"/>
               </w:rPr>
-              <w:t xml:space="preserve">Source: CK-12</w:t>
+              <w:t xml:space="preserve">Source: Khan Academy (English - US curriculum)</w:t>
             </w:r>
           </w:p>
           <w:p>
@@ -3501,7 +3501,7 @@
               <w:spacing w:after="10" w:before="0"/>
               <w:ind w:left="120"/>
             </w:pPr>
-            <w:hyperlink w:history="1" r:id="rIddan3s7nr6f2wnfx_iopbw">
+            <w:hyperlink w:history="1" r:id="rIdgt7cuinorpmr6swbllyzs">
               <w:r>
                 <w:rPr>
                   <w:rFonts w:ascii="Arial" w:cs="Arial" w:eastAsia="Arial" w:hAnsi="Arial"/>
@@ -3539,14 +3539,14 @@
                 <w:sz w:val="16"/>
                 <w:szCs w:val="16"/>
               </w:rPr>
-              <w:t xml:space="preserve">📖 HTML:</w:t>
+              <w:t xml:space="preserve">📖 EXERCISE:</w:t>
             </w:r>
           </w:p>
           <w:p>
             <w:pPr>
               <w:spacing w:after="20" w:before="0"/>
             </w:pPr>
-            <w:hyperlink w:history="1" r:id="rIdss1vpizu3lzv4llmxonzw">
+            <w:hyperlink w:history="1" r:id="rIdxrrv4utiqw-gx-dd2acrm">
               <w:r>
                 <w:rPr>
                   <w:rFonts w:ascii="Arial" w:cs="Arial" w:eastAsia="Arial" w:hAnsi="Arial"/>
@@ -3555,7 +3555,7 @@
                   <w:szCs w:val="16"/>
                   <w:u w:val="single" w:color="2E75B6"/>
                 </w:rPr>
-                <w:t xml:space="preserve">Trigonometry Word Problems (Flexbook)</w:t>
+                <w:t xml:space="preserve">Ordering triangle sides and angles</w:t>
               </w:r>
             </w:hyperlink>
           </w:p>
@@ -3571,7 +3571,7 @@
                 <w:sz w:val="14"/>
                 <w:szCs w:val="14"/>
               </w:rPr>
-              <w:t xml:space="preserve">Source: CK-12</w:t>
+              <w:t xml:space="preserve">Source: Khan Academy (English - US curriculum)</w:t>
             </w:r>
           </w:p>
           <w:p>
@@ -3579,7 +3579,7 @@
               <w:spacing w:after="10" w:before="0"/>
               <w:ind w:left="120"/>
             </w:pPr>
-            <w:hyperlink w:history="1" r:id="rIdbku-x7p4cmjzl4lwgyklq">
+            <w:hyperlink w:history="1" r:id="rIdtdhi1nk6u5z5qxctvpn0x">
               <w:r>
                 <w:rPr>
                   <w:rFonts w:ascii="Arial" w:cs="Arial" w:eastAsia="Arial" w:hAnsi="Arial"/>
@@ -3774,7 +3774,7 @@
             <w:pPr>
               <w:spacing w:after="20" w:before="0"/>
             </w:pPr>
-            <w:hyperlink w:history="1" r:id="rIdsrreg6kcccdwwus7y88vv">
+            <w:hyperlink w:history="1" r:id="rIdiq9kl95_7hawjajo5vxye">
               <w:r>
                 <w:rPr>
                   <w:rFonts w:ascii="Arial" w:cs="Arial" w:eastAsia="Arial" w:hAnsi="Arial"/>
@@ -3783,7 +3783,7 @@
                   <w:szCs w:val="16"/>
                   <w:u w:val="single" w:color="2E75B6"/>
                 </w:rPr>
-                <w:t xml:space="preserve">Trigonometry Word Problems Principles - Basic</w:t>
+                <w:t xml:space="preserve">Volume word problem: water tank</w:t>
               </w:r>
             </w:hyperlink>
           </w:p>
@@ -3799,7 +3799,7 @@
                 <w:sz w:val="14"/>
                 <w:szCs w:val="14"/>
               </w:rPr>
-              <w:t xml:space="preserve">Source: CK-12</w:t>
+              <w:t xml:space="preserve">Source: Khan Academy (English - US curriculum)</w:t>
             </w:r>
           </w:p>
           <w:p>
@@ -3807,7 +3807,7 @@
               <w:spacing w:after="10" w:before="0"/>
               <w:ind w:left="120"/>
             </w:pPr>
-            <w:hyperlink w:history="1" r:id="rIdq17kgegweev4n3zxczw6c">
+            <w:hyperlink w:history="1" r:id="rIddsg6aja9mrgbqnmptgbkh">
               <w:r>
                 <w:rPr>
                   <w:rFonts w:ascii="Arial" w:cs="Arial" w:eastAsia="Arial" w:hAnsi="Arial"/>
@@ -3845,14 +3845,14 @@
                 <w:sz w:val="16"/>
                 <w:szCs w:val="16"/>
               </w:rPr>
-              <w:t xml:space="preserve">📖 HTML:</w:t>
+              <w:t xml:space="preserve">📖 EXERCISE:</w:t>
             </w:r>
           </w:p>
           <w:p>
             <w:pPr>
               <w:spacing w:after="20" w:before="0"/>
             </w:pPr>
-            <w:hyperlink w:history="1" r:id="rIdvqcojrtgsvvrs1engqjjh">
+            <w:hyperlink w:history="1" r:id="rIdkp4napdt6umypj6vtblmk">
               <w:r>
                 <w:rPr>
                   <w:rFonts w:ascii="Arial" w:cs="Arial" w:eastAsia="Arial" w:hAnsi="Arial"/>
@@ -3861,7 +3861,7 @@
                   <w:szCs w:val="16"/>
                   <w:u w:val="single" w:color="2E75B6"/>
                 </w:rPr>
-                <w:t xml:space="preserve">Trigonometry Word Problems (Flexbook)</w:t>
+                <w:t xml:space="preserve">Right triangle trigonometry word problems</w:t>
               </w:r>
             </w:hyperlink>
           </w:p>
@@ -3877,7 +3877,7 @@
                 <w:sz w:val="14"/>
                 <w:szCs w:val="14"/>
               </w:rPr>
-              <w:t xml:space="preserve">Source: CK-12</w:t>
+              <w:t xml:space="preserve">Source: Khan Academy (English - US curriculum)</w:t>
             </w:r>
           </w:p>
           <w:p>
@@ -3885,7 +3885,7 @@
               <w:spacing w:after="10" w:before="0"/>
               <w:ind w:left="120"/>
             </w:pPr>
-            <w:hyperlink w:history="1" r:id="rIdiyls8spp16_hehekrmiod">
+            <w:hyperlink w:history="1" r:id="rId6h7c3mo8qtayird-9019i">
               <w:r>
                 <w:rPr>
                   <w:rFonts w:ascii="Arial" w:cs="Arial" w:eastAsia="Arial" w:hAnsi="Arial"/>
@@ -4080,7 +4080,7 @@
             <w:pPr>
               <w:spacing w:after="20" w:before="0"/>
             </w:pPr>
-            <w:hyperlink w:history="1" r:id="rIdz05izzcwd5mq7ohy7zp9f">
+            <w:hyperlink w:history="1" r:id="rIdxqin6qkzhwrt2rm5twj71">
               <w:r>
                 <w:rPr>
                   <w:rFonts w:ascii="Arial" w:cs="Arial" w:eastAsia="Arial" w:hAnsi="Arial"/>
@@ -4089,7 +4089,7 @@
                   <w:szCs w:val="16"/>
                   <w:u w:val="single" w:color="2E75B6"/>
                 </w:rPr>
-                <w:t xml:space="preserve">Trigonometry Word Problems Principles - Basic</w:t>
+                <w:t xml:space="preserve">Volume word problem: water tank</w:t>
               </w:r>
             </w:hyperlink>
           </w:p>
@@ -4105,7 +4105,7 @@
                 <w:sz w:val="14"/>
                 <w:szCs w:val="14"/>
               </w:rPr>
-              <w:t xml:space="preserve">Source: CK-12</w:t>
+              <w:t xml:space="preserve">Source: Khan Academy (English - US curriculum)</w:t>
             </w:r>
           </w:p>
           <w:p>
@@ -4113,7 +4113,7 @@
               <w:spacing w:after="10" w:before="0"/>
               <w:ind w:left="120"/>
             </w:pPr>
-            <w:hyperlink w:history="1" r:id="rIdppjmlavfcipjbhiywg9da">
+            <w:hyperlink w:history="1" r:id="rIdfzfyoqtvmqsywmrjmh937">
               <w:r>
                 <w:rPr>
                   <w:rFonts w:ascii="Arial" w:cs="Arial" w:eastAsia="Arial" w:hAnsi="Arial"/>
@@ -4151,14 +4151,14 @@
                 <w:sz w:val="16"/>
                 <w:szCs w:val="16"/>
               </w:rPr>
-              <w:t xml:space="preserve">📖 HTML:</w:t>
+              <w:t xml:space="preserve">📖 PDF:</w:t>
             </w:r>
           </w:p>
           <w:p>
             <w:pPr>
               <w:spacing w:after="20" w:before="0"/>
             </w:pPr>
-            <w:hyperlink w:history="1" r:id="rId9tm8asti1yzcrqskdb4oz">
+            <w:hyperlink w:history="1" r:id="rIdgzxzqbpdlow6ns1byb9un">
               <w:r>
                 <w:rPr>
                   <w:rFonts w:ascii="Arial" w:cs="Arial" w:eastAsia="Arial" w:hAnsi="Arial"/>
@@ -4167,7 +4167,7 @@
                   <w:szCs w:val="16"/>
                   <w:u w:val="single" w:color="2E75B6"/>
                 </w:rPr>
-                <w:t xml:space="preserve">Trigonometry Word Problems (Flexbook)</w:t>
+                <w:t xml:space="preserve">The Brick Dome Water Tank Kno 100424</w:t>
               </w:r>
             </w:hyperlink>
           </w:p>
@@ -4183,7 +4183,7 @@
                 <w:sz w:val="14"/>
                 <w:szCs w:val="14"/>
               </w:rPr>
-              <w:t xml:space="preserve">Source: CK-12</w:t>
+              <w:t xml:space="preserve">Source: practical_action</w:t>
             </w:r>
           </w:p>
           <w:p>
@@ -4191,7 +4191,7 @@
               <w:spacing w:after="10" w:before="0"/>
               <w:ind w:left="120"/>
             </w:pPr>
-            <w:hyperlink w:history="1" r:id="rIdebi_efrnsvjmuj-jnni1j">
+            <w:hyperlink w:history="1" r:id="rId4qipjba6xlx2vy_c3yhog">
               <w:r>
                 <w:rPr>
                   <w:rFonts w:ascii="Arial" w:cs="Arial" w:eastAsia="Arial" w:hAnsi="Arial"/>
@@ -4386,7 +4386,7 @@
             <w:pPr>
               <w:spacing w:after="20" w:before="0"/>
             </w:pPr>
-            <w:hyperlink w:history="1" r:id="rIdkev_zxqbxpbyzgk0u0izb">
+            <w:hyperlink w:history="1" r:id="rIdpj6vznbp6yr2t_ki9frpj">
               <w:r>
                 <w:rPr>
                   <w:rFonts w:ascii="Arial" w:cs="Arial" w:eastAsia="Arial" w:hAnsi="Arial"/>
@@ -4395,7 +4395,7 @@
                   <w:szCs w:val="16"/>
                   <w:u w:val="single" w:color="2E75B6"/>
                 </w:rPr>
-                <w:t xml:space="preserve">Trigonometry Word Problems Principles - Basic</w:t>
+                <w:t xml:space="preserve">Volume word problem: water tank</w:t>
               </w:r>
             </w:hyperlink>
           </w:p>
@@ -4411,7 +4411,7 @@
                 <w:sz w:val="14"/>
                 <w:szCs w:val="14"/>
               </w:rPr>
-              <w:t xml:space="preserve">Source: CK-12</w:t>
+              <w:t xml:space="preserve">Source: Khan Academy (English - US curriculum)</w:t>
             </w:r>
           </w:p>
           <w:p>
@@ -4419,7 +4419,7 @@
               <w:spacing w:after="10" w:before="0"/>
               <w:ind w:left="120"/>
             </w:pPr>
-            <w:hyperlink w:history="1" r:id="rIdevyslynwlurnwjmyty1_c">
+            <w:hyperlink w:history="1" r:id="rIdfkhz9imilduyb3zh5fepk">
               <w:r>
                 <w:rPr>
                   <w:rFonts w:ascii="Arial" w:cs="Arial" w:eastAsia="Arial" w:hAnsi="Arial"/>
@@ -4457,14 +4457,14 @@
                 <w:sz w:val="16"/>
                 <w:szCs w:val="16"/>
               </w:rPr>
-              <w:t xml:space="preserve">📖 HTML:</w:t>
+              <w:t xml:space="preserve">📖 EXERCISE:</w:t>
             </w:r>
           </w:p>
           <w:p>
             <w:pPr>
               <w:spacing w:after="20" w:before="0"/>
             </w:pPr>
-            <w:hyperlink w:history="1" r:id="rId4osdzl734gpm0zu7blvpq">
+            <w:hyperlink w:history="1" r:id="rId_su2douvm9k6ospwwon6a">
               <w:r>
                 <w:rPr>
                   <w:rFonts w:ascii="Arial" w:cs="Arial" w:eastAsia="Arial" w:hAnsi="Arial"/>
@@ -4473,7 +4473,7 @@
                   <w:szCs w:val="16"/>
                   <w:u w:val="single" w:color="2E75B6"/>
                 </w:rPr>
-                <w:t xml:space="preserve">Trigonometry Word Problems (Flexbook)</w:t>
+                <w:t xml:space="preserve">Number opposites challenge</w:t>
               </w:r>
             </w:hyperlink>
           </w:p>
@@ -4489,7 +4489,7 @@
                 <w:sz w:val="14"/>
                 <w:szCs w:val="14"/>
               </w:rPr>
-              <w:t xml:space="preserve">Source: CK-12</w:t>
+              <w:t xml:space="preserve">Source: Khan Academy (English - US curriculum)</w:t>
             </w:r>
           </w:p>
           <w:p>
@@ -4497,7 +4497,7 @@
               <w:spacing w:after="10" w:before="0"/>
               <w:ind w:left="120"/>
             </w:pPr>
-            <w:hyperlink w:history="1" r:id="rIdsqnlnaecjv38vqwe8_jvu">
+            <w:hyperlink w:history="1" r:id="rIdfdh6to124ujcfg13n-ofb">
               <w:r>
                 <w:rPr>
                   <w:rFonts w:ascii="Arial" w:cs="Arial" w:eastAsia="Arial" w:hAnsi="Arial"/>
@@ -4692,7 +4692,7 @@
             <w:pPr>
               <w:spacing w:after="20" w:before="0"/>
             </w:pPr>
-            <w:hyperlink w:history="1" r:id="rIdm4sa0mn2luo6h6fc2z7u7">
+            <w:hyperlink w:history="1" r:id="rIdgsauq9jojhlzjtxlbnsjz">
               <w:r>
                 <w:rPr>
                   <w:rFonts w:ascii="Arial" w:cs="Arial" w:eastAsia="Arial" w:hAnsi="Arial"/>
@@ -4701,7 +4701,7 @@
                   <w:szCs w:val="16"/>
                   <w:u w:val="single" w:color="2E75B6"/>
                 </w:rPr>
-                <w:t xml:space="preserve">Trigonometry Word Problems Principles - Basic</w:t>
+                <w:t xml:space="preserve">Volume word problem: water tank</w:t>
               </w:r>
             </w:hyperlink>
           </w:p>
@@ -4717,7 +4717,7 @@
                 <w:sz w:val="14"/>
                 <w:szCs w:val="14"/>
               </w:rPr>
-              <w:t xml:space="preserve">Source: CK-12</w:t>
+              <w:t xml:space="preserve">Source: Khan Academy (English - US curriculum)</w:t>
             </w:r>
           </w:p>
           <w:p>
@@ -4725,7 +4725,7 @@
               <w:spacing w:after="10" w:before="0"/>
               <w:ind w:left="120"/>
             </w:pPr>
-            <w:hyperlink w:history="1" r:id="rIdidcsgngxnek0j9p0xgecs">
+            <w:hyperlink w:history="1" r:id="rIdd9jdjryvvpo6_4gpoaww3">
               <w:r>
                 <w:rPr>
                   <w:rFonts w:ascii="Arial" w:cs="Arial" w:eastAsia="Arial" w:hAnsi="Arial"/>
@@ -4770,7 +4770,7 @@
             <w:pPr>
               <w:spacing w:after="20" w:before="0"/>
             </w:pPr>
-            <w:hyperlink w:history="1" r:id="rIdz9alcee2atgpszxmu3dg6">
+            <w:hyperlink w:history="1" r:id="rIdnr7o3c8wfoomy4ccyxywp">
               <w:r>
                 <w:rPr>
                   <w:rFonts w:ascii="Arial" w:cs="Arial" w:eastAsia="Arial" w:hAnsi="Arial"/>
@@ -4779,7 +4779,7 @@
                   <w:szCs w:val="16"/>
                   <w:u w:val="single" w:color="2E75B6"/>
                 </w:rPr>
-                <w:t xml:space="preserve">Trigonometry Word Problems (Flexbook)</w:t>
+                <w:t xml:space="preserve">Trigonometry Word Problems: Helicopter Angle of Depression Rescue (PLIX)</w:t>
               </w:r>
             </w:hyperlink>
           </w:p>
@@ -4803,7 +4803,7 @@
               <w:spacing w:after="10" w:before="0"/>
               <w:ind w:left="120"/>
             </w:pPr>
-            <w:hyperlink w:history="1" r:id="rIdn4f0kbg3tjor3l8j7vo4d">
+            <w:hyperlink w:history="1" r:id="rId7khyu7nmbyaj16z9nn-tf">
               <w:r>
                 <w:rPr>
                   <w:rFonts w:ascii="Arial" w:cs="Arial" w:eastAsia="Arial" w:hAnsi="Arial"/>
@@ -6449,7 +6449,7 @@
             <w:pPr>
               <w:spacing w:after="20" w:before="0"/>
             </w:pPr>
-            <w:hyperlink w:history="1" r:id="rIdfgi74gnqg4m9ey2gurxdm">
+            <w:hyperlink w:history="1" r:id="rIdwgxincznlfz-chkovlxdz">
               <w:r>
                 <w:rPr>
                   <w:rFonts w:ascii="Arial" w:cs="Arial" w:eastAsia="Arial" w:hAnsi="Arial"/>
@@ -6458,7 +6458,7 @@
                   <w:szCs w:val="16"/>
                   <w:u w:val="single" w:color="2E75B6"/>
                 </w:rPr>
-                <w:t xml:space="preserve">Surface integral example, part 1</w:t>
+                <w:t xml:space="preserve">Solving for a side in right triangles with trigonometry</w:t>
               </w:r>
             </w:hyperlink>
           </w:p>
@@ -6482,7 +6482,7 @@
               <w:spacing w:after="10" w:before="0"/>
               <w:ind w:left="120"/>
             </w:pPr>
-            <w:hyperlink w:history="1" r:id="rIdqf1mbat1hmolqckpgq2jj">
+            <w:hyperlink w:history="1" r:id="rIdtnxv98ptavwy65qu5yyns">
               <w:r>
                 <w:rPr>
                   <w:rFonts w:ascii="Arial" w:cs="Arial" w:eastAsia="Arial" w:hAnsi="Arial"/>
@@ -6520,14 +6520,14 @@
                 <w:sz w:val="16"/>
                 <w:szCs w:val="16"/>
               </w:rPr>
-              <w:t xml:space="preserve">📖 HTML:</w:t>
+              <w:t xml:space="preserve">📖 EXERCISE:</w:t>
             </w:r>
           </w:p>
           <w:p>
             <w:pPr>
               <w:spacing w:after="20" w:before="0"/>
             </w:pPr>
-            <w:hyperlink w:history="1" r:id="rIdta1xs9yt6ve7dd2ou-0jn">
+            <w:hyperlink w:history="1" r:id="rIds453vfgw2y7jov4jm9jkk">
               <w:r>
                 <w:rPr>
                   <w:rFonts w:ascii="Arial" w:cs="Arial" w:eastAsia="Arial" w:hAnsi="Arial"/>
@@ -6536,7 +6536,7 @@
                   <w:szCs w:val="16"/>
                   <w:u w:val="single" w:color="2E75B6"/>
                 </w:rPr>
-                <w:t xml:space="preserve">Using the Right Units (PLIX)</w:t>
+                <w:t xml:space="preserve">Right triangle trigonometry word problems</w:t>
               </w:r>
             </w:hyperlink>
           </w:p>
@@ -6552,7 +6552,7 @@
                 <w:sz w:val="14"/>
                 <w:szCs w:val="14"/>
               </w:rPr>
-              <w:t xml:space="preserve">Source: CK-12</w:t>
+              <w:t xml:space="preserve">Source: Khan Academy (English - US curriculum)</w:t>
             </w:r>
           </w:p>
           <w:p>
@@ -6560,7 +6560,7 @@
               <w:spacing w:after="10" w:before="0"/>
               <w:ind w:left="120"/>
             </w:pPr>
-            <w:hyperlink w:history="1" r:id="rIdnjnx2qlhxblhunlvy7mhd">
+            <w:hyperlink w:history="1" r:id="rId7ujrwpiettqhyqo8erfxn">
               <w:r>
                 <w:rPr>
                   <w:rFonts w:ascii="Arial" w:cs="Arial" w:eastAsia="Arial" w:hAnsi="Arial"/>
@@ -6755,7 +6755,7 @@
             <w:pPr>
               <w:spacing w:after="20" w:before="0"/>
             </w:pPr>
-            <w:hyperlink w:history="1" r:id="rIdegykzcitvqcxcnpaptmt-">
+            <w:hyperlink w:history="1" r:id="rIdexg2jninel0nijito5gm2">
               <w:r>
                 <w:rPr>
                   <w:rFonts w:ascii="Arial" w:cs="Arial" w:eastAsia="Arial" w:hAnsi="Arial"/>
@@ -6764,7 +6764,7 @@
                   <w:szCs w:val="16"/>
                   <w:u w:val="single" w:color="2E75B6"/>
                 </w:rPr>
-                <w:t xml:space="preserve">Surface integral example, part 1</w:t>
+                <w:t xml:space="preserve">Solving for a side in right triangles with trigonometry</w:t>
               </w:r>
             </w:hyperlink>
           </w:p>
@@ -6788,7 +6788,7 @@
               <w:spacing w:after="10" w:before="0"/>
               <w:ind w:left="120"/>
             </w:pPr>
-            <w:hyperlink w:history="1" r:id="rIdiuuc_yah9m78__qmerscr">
+            <w:hyperlink w:history="1" r:id="rIdzuyplqldcnf0xefsheuox">
               <w:r>
                 <w:rPr>
                   <w:rFonts w:ascii="Arial" w:cs="Arial" w:eastAsia="Arial" w:hAnsi="Arial"/>
@@ -6826,14 +6826,14 @@
                 <w:sz w:val="16"/>
                 <w:szCs w:val="16"/>
               </w:rPr>
-              <w:t xml:space="preserve">📖 HTML:</w:t>
+              <w:t xml:space="preserve">📖 EXERCISE:</w:t>
             </w:r>
           </w:p>
           <w:p>
             <w:pPr>
               <w:spacing w:after="20" w:before="0"/>
             </w:pPr>
-            <w:hyperlink w:history="1" r:id="rIdja5ji2wkt5sdfh0cah-e6">
+            <w:hyperlink w:history="1" r:id="rIdacb7-ipfobrbb9lyjqdnt">
               <w:r>
                 <w:rPr>
                   <w:rFonts w:ascii="Arial" w:cs="Arial" w:eastAsia="Arial" w:hAnsi="Arial"/>
@@ -6842,7 +6842,7 @@
                   <w:szCs w:val="16"/>
                   <w:u w:val="single" w:color="2E75B6"/>
                 </w:rPr>
-                <w:t xml:space="preserve">Using the Right Units (PLIX)</w:t>
+                <w:t xml:space="preserve">Solve for a side in right triangles</w:t>
               </w:r>
             </w:hyperlink>
           </w:p>
@@ -6858,7 +6858,7 @@
                 <w:sz w:val="14"/>
                 <w:szCs w:val="14"/>
               </w:rPr>
-              <w:t xml:space="preserve">Source: CK-12</w:t>
+              <w:t xml:space="preserve">Source: Khan Academy (English - US curriculum)</w:t>
             </w:r>
           </w:p>
           <w:p>
@@ -6866,7 +6866,7 @@
               <w:spacing w:after="10" w:before="0"/>
               <w:ind w:left="120"/>
             </w:pPr>
-            <w:hyperlink w:history="1" r:id="rIdsp3kjq2sziv59ypyrsv8z">
+            <w:hyperlink w:history="1" r:id="rIdqv7geqfxg5tb_i81kak_y">
               <w:r>
                 <w:rPr>
                   <w:rFonts w:ascii="Arial" w:cs="Arial" w:eastAsia="Arial" w:hAnsi="Arial"/>
@@ -7061,7 +7061,7 @@
             <w:pPr>
               <w:spacing w:after="20" w:before="0"/>
             </w:pPr>
-            <w:hyperlink w:history="1" r:id="rIdeewkyb2ryzp1owvahn-xd">
+            <w:hyperlink w:history="1" r:id="rIdcoy6oki8xqbzt1tsj_od0">
               <w:r>
                 <w:rPr>
                   <w:rFonts w:ascii="Arial" w:cs="Arial" w:eastAsia="Arial" w:hAnsi="Arial"/>
@@ -7070,7 +7070,7 @@
                   <w:szCs w:val="16"/>
                   <w:u w:val="single" w:color="2E75B6"/>
                 </w:rPr>
-                <w:t xml:space="preserve">Surface integral example, part 1</w:t>
+                <w:t xml:space="preserve">Solving for a side in right triangles with trigonometry</w:t>
               </w:r>
             </w:hyperlink>
           </w:p>
@@ -7094,7 +7094,7 @@
               <w:spacing w:after="10" w:before="0"/>
               <w:ind w:left="120"/>
             </w:pPr>
-            <w:hyperlink w:history="1" r:id="rIdhyyae3srmiwtgrb4pjgeq">
+            <w:hyperlink w:history="1" r:id="rIdhfof9zcvl_mpkdkpgqqx8">
               <w:r>
                 <w:rPr>
                   <w:rFonts w:ascii="Arial" w:cs="Arial" w:eastAsia="Arial" w:hAnsi="Arial"/>
@@ -7132,14 +7132,14 @@
                 <w:sz w:val="16"/>
                 <w:szCs w:val="16"/>
               </w:rPr>
-              <w:t xml:space="preserve">📖 HTML:</w:t>
+              <w:t xml:space="preserve">📖 EXERCISE:</w:t>
             </w:r>
           </w:p>
           <w:p>
             <w:pPr>
               <w:spacing w:after="20" w:before="0"/>
             </w:pPr>
-            <w:hyperlink w:history="1" r:id="rIdu49riizawqxrdw1rttuqn">
+            <w:hyperlink w:history="1" r:id="rIdoa4z0iukevwffeqpkgnbz">
               <w:r>
                 <w:rPr>
                   <w:rFonts w:ascii="Arial" w:cs="Arial" w:eastAsia="Arial" w:hAnsi="Arial"/>
@@ -7148,7 +7148,7 @@
                   <w:szCs w:val="16"/>
                   <w:u w:val="single" w:color="2E75B6"/>
                 </w:rPr>
-                <w:t xml:space="preserve">Using the Right Units (PLIX)</w:t>
+                <w:t xml:space="preserve">Solve for an angle in right triangles</w:t>
               </w:r>
             </w:hyperlink>
           </w:p>
@@ -7164,7 +7164,7 @@
                 <w:sz w:val="14"/>
                 <w:szCs w:val="14"/>
               </w:rPr>
-              <w:t xml:space="preserve">Source: CK-12</w:t>
+              <w:t xml:space="preserve">Source: Khan Academy (English - US curriculum)</w:t>
             </w:r>
           </w:p>
           <w:p>
@@ -7172,7 +7172,7 @@
               <w:spacing w:after="10" w:before="0"/>
               <w:ind w:left="120"/>
             </w:pPr>
-            <w:hyperlink w:history="1" r:id="rId3n6z_c3h4rol_jngodyyy">
+            <w:hyperlink w:history="1" r:id="rIdtrho2v4gnjxzcndzi6_36">
               <w:r>
                 <w:rPr>
                   <w:rFonts w:ascii="Arial" w:cs="Arial" w:eastAsia="Arial" w:hAnsi="Arial"/>
@@ -7367,7 +7367,7 @@
             <w:pPr>
               <w:spacing w:after="20" w:before="0"/>
             </w:pPr>
-            <w:hyperlink w:history="1" r:id="rId-idxc4a21cy_pcxeuudkh">
+            <w:hyperlink w:history="1" r:id="rIdv0m9bzufsxj65z6sn_log">
               <w:r>
                 <w:rPr>
                   <w:rFonts w:ascii="Arial" w:cs="Arial" w:eastAsia="Arial" w:hAnsi="Arial"/>
@@ -7376,7 +7376,7 @@
                   <w:szCs w:val="16"/>
                   <w:u w:val="single" w:color="2E75B6"/>
                 </w:rPr>
-                <w:t xml:space="preserve">Surface integral example, part 1</w:t>
+                <w:t xml:space="preserve">Solving for a side in right triangles with trigonometry</w:t>
               </w:r>
             </w:hyperlink>
           </w:p>
@@ -7400,7 +7400,7 @@
               <w:spacing w:after="10" w:before="0"/>
               <w:ind w:left="120"/>
             </w:pPr>
-            <w:hyperlink w:history="1" r:id="rId09gldlxqara6emju2x4da">
+            <w:hyperlink w:history="1" r:id="rIdxfk9ae9bngfrp9vydz6c8">
               <w:r>
                 <w:rPr>
                   <w:rFonts w:ascii="Arial" w:cs="Arial" w:eastAsia="Arial" w:hAnsi="Arial"/>
@@ -7438,14 +7438,14 @@
                 <w:sz w:val="16"/>
                 <w:szCs w:val="16"/>
               </w:rPr>
-              <w:t xml:space="preserve">📖 HTML:</w:t>
+              <w:t xml:space="preserve">📖 EXERCISE:</w:t>
             </w:r>
           </w:p>
           <w:p>
             <w:pPr>
               <w:spacing w:after="20" w:before="0"/>
             </w:pPr>
-            <w:hyperlink w:history="1" r:id="rIdqibf5w88cm-vxpmft4g5x">
+            <w:hyperlink w:history="1" r:id="rId62tc7atvgfxqnq4qhb5bc">
               <w:r>
                 <w:rPr>
                   <w:rFonts w:ascii="Arial" w:cs="Arial" w:eastAsia="Arial" w:hAnsi="Arial"/>
@@ -7454,7 +7454,7 @@
                   <w:szCs w:val="16"/>
                   <w:u w:val="single" w:color="2E75B6"/>
                 </w:rPr>
-                <w:t xml:space="preserve">Using the Right Units (PLIX)</w:t>
+                <w:t xml:space="preserve">Use Pythagorean theorem to find right triangle side lengths</w:t>
               </w:r>
             </w:hyperlink>
           </w:p>
@@ -7470,7 +7470,7 @@
                 <w:sz w:val="14"/>
                 <w:szCs w:val="14"/>
               </w:rPr>
-              <w:t xml:space="preserve">Source: CK-12</w:t>
+              <w:t xml:space="preserve">Source: Khan Academy (English - US curriculum)</w:t>
             </w:r>
           </w:p>
           <w:p>
@@ -7478,7 +7478,7 @@
               <w:spacing w:after="10" w:before="0"/>
               <w:ind w:left="120"/>
             </w:pPr>
-            <w:hyperlink w:history="1" r:id="rIdlgq7phiumvb3fwfyolwzq">
+            <w:hyperlink w:history="1" r:id="rIdsuvuw_tgpml2zzalsji5t">
               <w:r>
                 <w:rPr>
                   <w:rFonts w:ascii="Arial" w:cs="Arial" w:eastAsia="Arial" w:hAnsi="Arial"/>
@@ -7673,7 +7673,7 @@
             <w:pPr>
               <w:spacing w:after="20" w:before="0"/>
             </w:pPr>
-            <w:hyperlink w:history="1" r:id="rIdosdpkbponhngx22eqllx4">
+            <w:hyperlink w:history="1" r:id="rIdzcbl-pbwiuzu0z3hdnsyx">
               <w:r>
                 <w:rPr>
                   <w:rFonts w:ascii="Arial" w:cs="Arial" w:eastAsia="Arial" w:hAnsi="Arial"/>
@@ -7682,7 +7682,7 @@
                   <w:szCs w:val="16"/>
                   <w:u w:val="single" w:color="2E75B6"/>
                 </w:rPr>
-                <w:t xml:space="preserve">Surface integral example, part 1</w:t>
+                <w:t xml:space="preserve">Solving for a side in right triangles with trigonometry</w:t>
               </w:r>
             </w:hyperlink>
           </w:p>
@@ -7706,7 +7706,7 @@
               <w:spacing w:after="10" w:before="0"/>
               <w:ind w:left="120"/>
             </w:pPr>
-            <w:hyperlink w:history="1" r:id="rIdcb91qhhwi_hqikndbzoqn">
+            <w:hyperlink w:history="1" r:id="rIdm4ygaa3mzbojicmtwctte">
               <w:r>
                 <w:rPr>
                   <w:rFonts w:ascii="Arial" w:cs="Arial" w:eastAsia="Arial" w:hAnsi="Arial"/>
@@ -7751,7 +7751,7 @@
             <w:pPr>
               <w:spacing w:after="20" w:before="0"/>
             </w:pPr>
-            <w:hyperlink w:history="1" r:id="rIdsvywcgbpeyb7_adjaprzz">
+            <w:hyperlink w:history="1" r:id="rIdlml5n-jmdpht_9hwmdeby">
               <w:r>
                 <w:rPr>
                   <w:rFonts w:ascii="Arial" w:cs="Arial" w:eastAsia="Arial" w:hAnsi="Arial"/>
@@ -7760,7 +7760,7 @@
                   <w:szCs w:val="16"/>
                   <w:u w:val="single" w:color="2E75B6"/>
                 </w:rPr>
-                <w:t xml:space="preserve">Using the Right Units (PLIX)</w:t>
+                <w:t xml:space="preserve">Right Triangle Trigonometry (Flexbook)</w:t>
               </w:r>
             </w:hyperlink>
           </w:p>
@@ -7784,7 +7784,7 @@
               <w:spacing w:after="10" w:before="0"/>
               <w:ind w:left="120"/>
             </w:pPr>
-            <w:hyperlink w:history="1" r:id="rIdsg_hxfi_eg53rewp38jne">
+            <w:hyperlink w:history="1" r:id="rIdf60itlj8yysf92seir4ae">
               <w:r>
                 <w:rPr>
                   <w:rFonts w:ascii="Arial" w:cs="Arial" w:eastAsia="Arial" w:hAnsi="Arial"/>
@@ -9271,7 +9271,7 @@
             <w:pPr>
               <w:spacing w:after="20" w:before="0"/>
             </w:pPr>
-            <w:hyperlink w:history="1" r:id="rIdpqmezizhf1o95iga2rkmn">
+            <w:hyperlink w:history="1" r:id="rIdb9-cywvyfoicgrlunnbsl">
               <w:r>
                 <w:rPr>
                   <w:rFonts w:ascii="Arial" w:cs="Arial" w:eastAsia="Arial" w:hAnsi="Arial"/>
@@ -9280,7 +9280,7 @@
                   <w:szCs w:val="16"/>
                   <w:u w:val="single" w:color="2E75B6"/>
                 </w:rPr>
-                <w:t xml:space="preserve">Trigonometry Word Problems Principles - Basic</w:t>
+                <w:t xml:space="preserve">Finding reciprocal trig ratios</w:t>
               </w:r>
             </w:hyperlink>
           </w:p>
@@ -9296,7 +9296,7 @@
                 <w:sz w:val="14"/>
                 <w:szCs w:val="14"/>
               </w:rPr>
-              <w:t xml:space="preserve">Source: CK-12</w:t>
+              <w:t xml:space="preserve">Source: Khan Academy (English - US curriculum)</w:t>
             </w:r>
           </w:p>
           <w:p>
@@ -9304,7 +9304,7 @@
               <w:spacing w:after="10" w:before="0"/>
               <w:ind w:left="120"/>
             </w:pPr>
-            <w:hyperlink w:history="1" r:id="rIdy1mykwaoisjw893ctifaf">
+            <w:hyperlink w:history="1" r:id="rIdg9fqevquz4iqbz6wdloo8">
               <w:r>
                 <w:rPr>
                   <w:rFonts w:ascii="Arial" w:cs="Arial" w:eastAsia="Arial" w:hAnsi="Arial"/>
@@ -9342,14 +9342,14 @@
                 <w:sz w:val="16"/>
                 <w:szCs w:val="16"/>
               </w:rPr>
-              <w:t xml:space="preserve">📖 HTML:</w:t>
+              <w:t xml:space="preserve">📖 EXERCISE:</w:t>
             </w:r>
           </w:p>
           <w:p>
             <w:pPr>
               <w:spacing w:after="20" w:before="0"/>
             </w:pPr>
-            <w:hyperlink w:history="1" r:id="rId8-2fonmitqyqeqlldsytp">
+            <w:hyperlink w:history="1" r:id="rId5v7fgesdqzedm6pmloyhk">
               <w:r>
                 <w:rPr>
                   <w:rFonts w:ascii="Arial" w:cs="Arial" w:eastAsia="Arial" w:hAnsi="Arial"/>
@@ -9358,7 +9358,7 @@
                   <w:szCs w:val="16"/>
                   <w:u w:val="single" w:color="2E75B6"/>
                 </w:rPr>
-                <w:t xml:space="preserve">Trigonometry Word Problems (Flexbook)</w:t>
+                <w:t xml:space="preserve">Trigonometric ratios in right triangles</w:t>
               </w:r>
             </w:hyperlink>
           </w:p>
@@ -9374,7 +9374,7 @@
                 <w:sz w:val="14"/>
                 <w:szCs w:val="14"/>
               </w:rPr>
-              <w:t xml:space="preserve">Source: CK-12</w:t>
+              <w:t xml:space="preserve">Source: Khan Academy (English - US curriculum)</w:t>
             </w:r>
           </w:p>
           <w:p>
@@ -9382,7 +9382,7 @@
               <w:spacing w:after="10" w:before="0"/>
               <w:ind w:left="120"/>
             </w:pPr>
-            <w:hyperlink w:history="1" r:id="rIdmhu_c-yflefd1wexmp7bx">
+            <w:hyperlink w:history="1" r:id="rIdcduarwfyg6o9nlbwigyhh">
               <w:r>
                 <w:rPr>
                   <w:rFonts w:ascii="Arial" w:cs="Arial" w:eastAsia="Arial" w:hAnsi="Arial"/>
@@ -9577,7 +9577,7 @@
             <w:pPr>
               <w:spacing w:after="20" w:before="0"/>
             </w:pPr>
-            <w:hyperlink w:history="1" r:id="rIdvc912e4f4i8bforwkd5ax">
+            <w:hyperlink w:history="1" r:id="rIdb2nrlyglw-bqorpczfogx">
               <w:r>
                 <w:rPr>
                   <w:rFonts w:ascii="Arial" w:cs="Arial" w:eastAsia="Arial" w:hAnsi="Arial"/>
@@ -9586,7 +9586,7 @@
                   <w:szCs w:val="16"/>
                   <w:u w:val="single" w:color="2E75B6"/>
                 </w:rPr>
-                <w:t xml:space="preserve">Trigonometry Word Problems Principles - Basic</w:t>
+                <w:t xml:space="preserve">Intro to the trigonometric ratios</w:t>
               </w:r>
             </w:hyperlink>
           </w:p>
@@ -9602,7 +9602,7 @@
                 <w:sz w:val="14"/>
                 <w:szCs w:val="14"/>
               </w:rPr>
-              <w:t xml:space="preserve">Source: CK-12</w:t>
+              <w:t xml:space="preserve">Source: Khan Academy (Kiswahili)</w:t>
             </w:r>
           </w:p>
           <w:p>
@@ -9610,7 +9610,7 @@
               <w:spacing w:after="10" w:before="0"/>
               <w:ind w:left="120"/>
             </w:pPr>
-            <w:hyperlink w:history="1" r:id="rIdljfvrpubsnxm-i5gxcuwq">
+            <w:hyperlink w:history="1" r:id="rIdxagygyq4zdjjte2h40git">
               <w:r>
                 <w:rPr>
                   <w:rFonts w:ascii="Arial" w:cs="Arial" w:eastAsia="Arial" w:hAnsi="Arial"/>
@@ -9648,14 +9648,14 @@
                 <w:sz w:val="16"/>
                 <w:szCs w:val="16"/>
               </w:rPr>
-              <w:t xml:space="preserve">📖 HTML:</w:t>
+              <w:t xml:space="preserve">📖 EXERCISE:</w:t>
             </w:r>
           </w:p>
           <w:p>
             <w:pPr>
               <w:spacing w:after="20" w:before="0"/>
             </w:pPr>
-            <w:hyperlink w:history="1" r:id="rIdzdn6rlkw1iz1p_dvabvd2">
+            <w:hyperlink w:history="1" r:id="rIdk9axe9epgky9-vamcmgzp">
               <w:r>
                 <w:rPr>
                   <w:rFonts w:ascii="Arial" w:cs="Arial" w:eastAsia="Arial" w:hAnsi="Arial"/>
@@ -9664,7 +9664,7 @@
                   <w:szCs w:val="16"/>
                   <w:u w:val="single" w:color="2E75B6"/>
                 </w:rPr>
-                <w:t xml:space="preserve">Trigonometry Word Problems (Flexbook)</w:t>
+                <w:t xml:space="preserve">Trigonometric ratios in right triangles</w:t>
               </w:r>
             </w:hyperlink>
           </w:p>
@@ -9680,7 +9680,7 @@
                 <w:sz w:val="14"/>
                 <w:szCs w:val="14"/>
               </w:rPr>
-              <w:t xml:space="preserve">Source: CK-12</w:t>
+              <w:t xml:space="preserve">Source: Khan Academy (English - US curriculum)</w:t>
             </w:r>
           </w:p>
           <w:p>
@@ -9688,7 +9688,7 @@
               <w:spacing w:after="10" w:before="0"/>
               <w:ind w:left="120"/>
             </w:pPr>
-            <w:hyperlink w:history="1" r:id="rIdw5kff6gmiui-qie8qtlf0">
+            <w:hyperlink w:history="1" r:id="rIddyevdivytn3o7g1dnrph2">
               <w:r>
                 <w:rPr>
                   <w:rFonts w:ascii="Arial" w:cs="Arial" w:eastAsia="Arial" w:hAnsi="Arial"/>
@@ -9883,7 +9883,7 @@
             <w:pPr>
               <w:spacing w:after="20" w:before="0"/>
             </w:pPr>
-            <w:hyperlink w:history="1" r:id="rIdfepvbh8fzxvugacrascs7">
+            <w:hyperlink w:history="1" r:id="rIditesohqm8ge4dtbnm2fcs">
               <w:r>
                 <w:rPr>
                   <w:rFonts w:ascii="Arial" w:cs="Arial" w:eastAsia="Arial" w:hAnsi="Arial"/>
@@ -9892,7 +9892,7 @@
                   <w:szCs w:val="16"/>
                   <w:u w:val="single" w:color="2E75B6"/>
                 </w:rPr>
-                <w:t xml:space="preserve">Trigonometry Word Problems Principles - Basic</w:t>
+                <w:t xml:space="preserve">The trig functions &amp; right triangle trig ratios</w:t>
               </w:r>
             </w:hyperlink>
           </w:p>
@@ -9908,7 +9908,7 @@
                 <w:sz w:val="14"/>
                 <w:szCs w:val="14"/>
               </w:rPr>
-              <w:t xml:space="preserve">Source: CK-12</w:t>
+              <w:t xml:space="preserve">Source: Khan Academy (English - US curriculum)</w:t>
             </w:r>
           </w:p>
           <w:p>
@@ -9916,7 +9916,7 @@
               <w:spacing w:after="10" w:before="0"/>
               <w:ind w:left="120"/>
             </w:pPr>
-            <w:hyperlink w:history="1" r:id="rIdx03e3haoo-f92rai5n7qj">
+            <w:hyperlink w:history="1" r:id="rIdhkw7qdm4w0bxakpljpdp3">
               <w:r>
                 <w:rPr>
                   <w:rFonts w:ascii="Arial" w:cs="Arial" w:eastAsia="Arial" w:hAnsi="Arial"/>
@@ -9954,14 +9954,14 @@
                 <w:sz w:val="16"/>
                 <w:szCs w:val="16"/>
               </w:rPr>
-              <w:t xml:space="preserve">📖 HTML:</w:t>
+              <w:t xml:space="preserve">📖 EXERCISE:</w:t>
             </w:r>
           </w:p>
           <w:p>
             <w:pPr>
               <w:spacing w:after="20" w:before="0"/>
             </w:pPr>
-            <w:hyperlink w:history="1" r:id="rIdntoloudau4m2egnmoo2g5">
+            <w:hyperlink w:history="1" r:id="rIdbcsmpw2dkwyck8jqeqecw">
               <w:r>
                 <w:rPr>
                   <w:rFonts w:ascii="Arial" w:cs="Arial" w:eastAsia="Arial" w:hAnsi="Arial"/>
@@ -9970,7 +9970,7 @@
                   <w:szCs w:val="16"/>
                   <w:u w:val="single" w:color="2E75B6"/>
                 </w:rPr>
-                <w:t xml:space="preserve">Trigonometry Word Problems (Flexbook)</w:t>
+                <w:t xml:space="preserve">Trigonometric ratios in right triangles</w:t>
               </w:r>
             </w:hyperlink>
           </w:p>
@@ -9986,7 +9986,7 @@
                 <w:sz w:val="14"/>
                 <w:szCs w:val="14"/>
               </w:rPr>
-              <w:t xml:space="preserve">Source: CK-12</w:t>
+              <w:t xml:space="preserve">Source: Khan Academy (English - US curriculum)</w:t>
             </w:r>
           </w:p>
           <w:p>
@@ -9994,7 +9994,7 @@
               <w:spacing w:after="10" w:before="0"/>
               <w:ind w:left="120"/>
             </w:pPr>
-            <w:hyperlink w:history="1" r:id="rIdyht__sjuwdmtmvmoraxll">
+            <w:hyperlink w:history="1" r:id="rIdnth5yeb2btonudcse1pz4">
               <w:r>
                 <w:rPr>
                   <w:rFonts w:ascii="Arial" w:cs="Arial" w:eastAsia="Arial" w:hAnsi="Arial"/>
@@ -10189,7 +10189,7 @@
             <w:pPr>
               <w:spacing w:after="20" w:before="0"/>
             </w:pPr>
-            <w:hyperlink w:history="1" r:id="rIdtbldaod2km3q8vfvmctlp">
+            <w:hyperlink w:history="1" r:id="rIdx6dixjlz1bez8vusenptb">
               <w:r>
                 <w:rPr>
                   <w:rFonts w:ascii="Arial" w:cs="Arial" w:eastAsia="Arial" w:hAnsi="Arial"/>
@@ -10198,7 +10198,7 @@
                   <w:szCs w:val="16"/>
                   <w:u w:val="single" w:color="2E75B6"/>
                 </w:rPr>
-                <w:t xml:space="preserve">Trigonometry Word Problems Principles - Basic</w:t>
+                <w:t xml:space="preserve">Finding reciprocal trig ratios</w:t>
               </w:r>
             </w:hyperlink>
           </w:p>
@@ -10214,7 +10214,7 @@
                 <w:sz w:val="14"/>
                 <w:szCs w:val="14"/>
               </w:rPr>
-              <w:t xml:space="preserve">Source: CK-12</w:t>
+              <w:t xml:space="preserve">Source: Khan Academy (English - US curriculum)</w:t>
             </w:r>
           </w:p>
           <w:p>
@@ -10222,7 +10222,7 @@
               <w:spacing w:after="10" w:before="0"/>
               <w:ind w:left="120"/>
             </w:pPr>
-            <w:hyperlink w:history="1" r:id="rIdlsqp7lcb_gknx-g-uo5_1">
+            <w:hyperlink w:history="1" r:id="rId5ymu92k1t5khlc33qjlak">
               <w:r>
                 <w:rPr>
                   <w:rFonts w:ascii="Arial" w:cs="Arial" w:eastAsia="Arial" w:hAnsi="Arial"/>
@@ -10260,14 +10260,14 @@
                 <w:sz w:val="16"/>
                 <w:szCs w:val="16"/>
               </w:rPr>
-              <w:t xml:space="preserve">📖 HTML:</w:t>
+              <w:t xml:space="preserve">📖 EXERCISE:</w:t>
             </w:r>
           </w:p>
           <w:p>
             <w:pPr>
               <w:spacing w:after="20" w:before="0"/>
             </w:pPr>
-            <w:hyperlink w:history="1" r:id="rIdjb18wvyucv-i0-1ymluam">
+            <w:hyperlink w:history="1" r:id="rIdq4-qa2plapaqjady-yi5g">
               <w:r>
                 <w:rPr>
                   <w:rFonts w:ascii="Arial" w:cs="Arial" w:eastAsia="Arial" w:hAnsi="Arial"/>
@@ -10276,7 +10276,7 @@
                   <w:szCs w:val="16"/>
                   <w:u w:val="single" w:color="2E75B6"/>
                 </w:rPr>
-                <w:t xml:space="preserve">Trigonometry Word Problems (Flexbook)</w:t>
+                <w:t xml:space="preserve">Trigonometric ratios in right triangles</w:t>
               </w:r>
             </w:hyperlink>
           </w:p>
@@ -10292,7 +10292,7 @@
                 <w:sz w:val="14"/>
                 <w:szCs w:val="14"/>
               </w:rPr>
-              <w:t xml:space="preserve">Source: CK-12</w:t>
+              <w:t xml:space="preserve">Source: Khan Academy (English - US curriculum)</w:t>
             </w:r>
           </w:p>
           <w:p>
@@ -10300,7 +10300,7 @@
               <w:spacing w:after="10" w:before="0"/>
               <w:ind w:left="120"/>
             </w:pPr>
-            <w:hyperlink w:history="1" r:id="rIda6hugbqptv0i_njnwpp6g">
+            <w:hyperlink w:history="1" r:id="rIdiq6psgkzh3_00r_ojbis5">
               <w:r>
                 <w:rPr>
                   <w:rFonts w:ascii="Arial" w:cs="Arial" w:eastAsia="Arial" w:hAnsi="Arial"/>
@@ -10495,7 +10495,7 @@
             <w:pPr>
               <w:spacing w:after="20" w:before="0"/>
             </w:pPr>
-            <w:hyperlink w:history="1" r:id="rIdx16m_iwgzz_h-4bs0f7up">
+            <w:hyperlink w:history="1" r:id="rIdn-gjdd-vwuv5jgxpbe8jh">
               <w:r>
                 <w:rPr>
                   <w:rFonts w:ascii="Arial" w:cs="Arial" w:eastAsia="Arial" w:hAnsi="Arial"/>
@@ -10504,7 +10504,7 @@
                   <w:szCs w:val="16"/>
                   <w:u w:val="single" w:color="2E75B6"/>
                 </w:rPr>
-                <w:t xml:space="preserve">Trigonometry Word Problems Principles - Basic</w:t>
+                <w:t xml:space="preserve">Finding reciprocal trig ratios</w:t>
               </w:r>
             </w:hyperlink>
           </w:p>
@@ -10520,7 +10520,7 @@
                 <w:sz w:val="14"/>
                 <w:szCs w:val="14"/>
               </w:rPr>
-              <w:t xml:space="preserve">Source: CK-12</w:t>
+              <w:t xml:space="preserve">Source: Khan Academy (English - US curriculum)</w:t>
             </w:r>
           </w:p>
           <w:p>
@@ -10528,7 +10528,7 @@
               <w:spacing w:after="10" w:before="0"/>
               <w:ind w:left="120"/>
             </w:pPr>
-            <w:hyperlink w:history="1" r:id="rIdb308hbj0xsgrk13d-aaw5">
+            <w:hyperlink w:history="1" r:id="rIdrqur1xzhx0nmzhdruel5u">
               <w:r>
                 <w:rPr>
                   <w:rFonts w:ascii="Arial" w:cs="Arial" w:eastAsia="Arial" w:hAnsi="Arial"/>
@@ -10566,14 +10566,14 @@
                 <w:sz w:val="16"/>
                 <w:szCs w:val="16"/>
               </w:rPr>
-              <w:t xml:space="preserve">📖 HTML:</w:t>
+              <w:t xml:space="preserve">📖 EXERCISE:</w:t>
             </w:r>
           </w:p>
           <w:p>
             <w:pPr>
               <w:spacing w:after="20" w:before="0"/>
             </w:pPr>
-            <w:hyperlink w:history="1" r:id="rIdue3bfwmffdy6yrbhihy4l">
+            <w:hyperlink w:history="1" r:id="rIdn1qei5uv1kwmxf_7o13xr">
               <w:r>
                 <w:rPr>
                   <w:rFonts w:ascii="Arial" w:cs="Arial" w:eastAsia="Arial" w:hAnsi="Arial"/>
@@ -10582,7 +10582,7 @@
                   <w:szCs w:val="16"/>
                   <w:u w:val="single" w:color="2E75B6"/>
                 </w:rPr>
-                <w:t xml:space="preserve">Trigonometry Word Problems (Flexbook)</w:t>
+                <w:t xml:space="preserve">Trigonometric ratios in right triangles</w:t>
               </w:r>
             </w:hyperlink>
           </w:p>
@@ -10598,7 +10598,7 @@
                 <w:sz w:val="14"/>
                 <w:szCs w:val="14"/>
               </w:rPr>
-              <w:t xml:space="preserve">Source: CK-12</w:t>
+              <w:t xml:space="preserve">Source: Khan Academy (English - US curriculum)</w:t>
             </w:r>
           </w:p>
           <w:p>
@@ -10606,7 +10606,7 @@
               <w:spacing w:after="10" w:before="0"/>
               <w:ind w:left="120"/>
             </w:pPr>
-            <w:hyperlink w:history="1" r:id="rIduln2qqazbw_n79ybpkp2y">
+            <w:hyperlink w:history="1" r:id="rIdkwmpjgm7ol2kk1oedmegl">
               <w:r>
                 <w:rPr>
                   <w:rFonts w:ascii="Arial" w:cs="Arial" w:eastAsia="Arial" w:hAnsi="Arial"/>
@@ -12252,7 +12252,7 @@
             <w:pPr>
               <w:spacing w:after="20" w:before="0"/>
             </w:pPr>
-            <w:hyperlink w:history="1" r:id="rIddcz7a4ljw34pgevdrtozl">
+            <w:hyperlink w:history="1" r:id="rId7yevaahgk0hwbobtfsowh">
               <w:r>
                 <w:rPr>
                   <w:rFonts w:ascii="Arial" w:cs="Arial" w:eastAsia="Arial" w:hAnsi="Arial"/>
@@ -12261,7 +12261,7 @@
                   <w:szCs w:val="16"/>
                   <w:u w:val="single" w:color="2E75B6"/>
                 </w:rPr>
-                <w:t xml:space="preserve">Surface integral example, part 1</w:t>
+                <w:t xml:space="preserve">Intro to the trigonometric ratios</w:t>
               </w:r>
             </w:hyperlink>
           </w:p>
@@ -12277,7 +12277,7 @@
                 <w:sz w:val="14"/>
                 <w:szCs w:val="14"/>
               </w:rPr>
-              <w:t xml:space="preserve">Source: Khan Academy (English - US curriculum)</w:t>
+              <w:t xml:space="preserve">Source: Khan Academy (Kiswahili)</w:t>
             </w:r>
           </w:p>
           <w:p>
@@ -12285,7 +12285,7 @@
               <w:spacing w:after="10" w:before="0"/>
               <w:ind w:left="120"/>
             </w:pPr>
-            <w:hyperlink w:history="1" r:id="rIdny_c_ftzkxndergousbnk">
+            <w:hyperlink w:history="1" r:id="rIdbm7kyoeaqm_gt-necr-ue">
               <w:r>
                 <w:rPr>
                   <w:rFonts w:ascii="Arial" w:cs="Arial" w:eastAsia="Arial" w:hAnsi="Arial"/>
@@ -12323,14 +12323,14 @@
                 <w:sz w:val="16"/>
                 <w:szCs w:val="16"/>
               </w:rPr>
-              <w:t xml:space="preserve">📖 HTML:</w:t>
+              <w:t xml:space="preserve">📖 EXERCISE:</w:t>
             </w:r>
           </w:p>
           <w:p>
             <w:pPr>
               <w:spacing w:after="20" w:before="0"/>
             </w:pPr>
-            <w:hyperlink w:history="1" r:id="rId1yueusvyvjwcil9zwqdix">
+            <w:hyperlink w:history="1" r:id="rIdkbk-8hfbzgau-edj5mo8i">
               <w:r>
                 <w:rPr>
                   <w:rFonts w:ascii="Arial" w:cs="Arial" w:eastAsia="Arial" w:hAnsi="Arial"/>
@@ -12339,7 +12339,7 @@
                   <w:szCs w:val="16"/>
                   <w:u w:val="single" w:color="2E75B6"/>
                 </w:rPr>
-                <w:t xml:space="preserve">Trigonometric Ratios with a Calculator (Flexbook)</w:t>
+                <w:t xml:space="preserve">Trigonometric ratios in right triangles</w:t>
               </w:r>
             </w:hyperlink>
           </w:p>
@@ -12355,7 +12355,7 @@
                 <w:sz w:val="14"/>
                 <w:szCs w:val="14"/>
               </w:rPr>
-              <w:t xml:space="preserve">Source: CK-12</w:t>
+              <w:t xml:space="preserve">Source: Khan Academy (English - US curriculum)</w:t>
             </w:r>
           </w:p>
           <w:p>
@@ -12363,7 +12363,7 @@
               <w:spacing w:after="10" w:before="0"/>
               <w:ind w:left="120"/>
             </w:pPr>
-            <w:hyperlink w:history="1" r:id="rIda3-rags-kztrxvfkyax6b">
+            <w:hyperlink w:history="1" r:id="rIdvcilllo9ohm294olh9lsz">
               <w:r>
                 <w:rPr>
                   <w:rFonts w:ascii="Arial" w:cs="Arial" w:eastAsia="Arial" w:hAnsi="Arial"/>
@@ -12558,7 +12558,7 @@
             <w:pPr>
               <w:spacing w:after="20" w:before="0"/>
             </w:pPr>
-            <w:hyperlink w:history="1" r:id="rIdi3-pla3lt1bc1d0t2mcom">
+            <w:hyperlink w:history="1" r:id="rIdithrureyhg6j0ndxbhgaq">
               <w:r>
                 <w:rPr>
                   <w:rFonts w:ascii="Arial" w:cs="Arial" w:eastAsia="Arial" w:hAnsi="Arial"/>
@@ -12567,7 +12567,7 @@
                   <w:szCs w:val="16"/>
                   <w:u w:val="single" w:color="2E75B6"/>
                 </w:rPr>
-                <w:t xml:space="preserve">Surface integral example, part 1</w:t>
+                <w:t xml:space="preserve">Finding reciprocal trig ratios</w:t>
               </w:r>
             </w:hyperlink>
           </w:p>
@@ -12591,7 +12591,7 @@
               <w:spacing w:after="10" w:before="0"/>
               <w:ind w:left="120"/>
             </w:pPr>
-            <w:hyperlink w:history="1" r:id="rIdm7d22xaug6-fepn8s_uqh">
+            <w:hyperlink w:history="1" r:id="rIdgbwrno4oak2-mirgwosog">
               <w:r>
                 <w:rPr>
                   <w:rFonts w:ascii="Arial" w:cs="Arial" w:eastAsia="Arial" w:hAnsi="Arial"/>
@@ -12629,14 +12629,14 @@
                 <w:sz w:val="16"/>
                 <w:szCs w:val="16"/>
               </w:rPr>
-              <w:t xml:space="preserve">📖 HTML:</w:t>
+              <w:t xml:space="preserve">📖 EXERCISE:</w:t>
             </w:r>
           </w:p>
           <w:p>
             <w:pPr>
               <w:spacing w:after="20" w:before="0"/>
             </w:pPr>
-            <w:hyperlink w:history="1" r:id="rIdphjggelvq31i9mwxny1nm">
+            <w:hyperlink w:history="1" r:id="rIdjf7e7_bdbwid-r8e0oznj">
               <w:r>
                 <w:rPr>
                   <w:rFonts w:ascii="Arial" w:cs="Arial" w:eastAsia="Arial" w:hAnsi="Arial"/>
@@ -12645,7 +12645,7 @@
                   <w:szCs w:val="16"/>
                   <w:u w:val="single" w:color="2E75B6"/>
                 </w:rPr>
-                <w:t xml:space="preserve">Trigonometric Ratios with a Calculator (Flexbook)</w:t>
+                <w:t xml:space="preserve">Trigonometric ratios in right triangles</w:t>
               </w:r>
             </w:hyperlink>
           </w:p>
@@ -12661,7 +12661,7 @@
                 <w:sz w:val="14"/>
                 <w:szCs w:val="14"/>
               </w:rPr>
-              <w:t xml:space="preserve">Source: CK-12</w:t>
+              <w:t xml:space="preserve">Source: Khan Academy (English - US curriculum)</w:t>
             </w:r>
           </w:p>
           <w:p>
@@ -12669,7 +12669,7 @@
               <w:spacing w:after="10" w:before="0"/>
               <w:ind w:left="120"/>
             </w:pPr>
-            <w:hyperlink w:history="1" r:id="rId4rn2dhpczxut40wu191fq">
+            <w:hyperlink w:history="1" r:id="rIdyg_9nmdsgbi-bshjx9hd8">
               <w:r>
                 <w:rPr>
                   <w:rFonts w:ascii="Arial" w:cs="Arial" w:eastAsia="Arial" w:hAnsi="Arial"/>
@@ -12864,7 +12864,7 @@
             <w:pPr>
               <w:spacing w:after="20" w:before="0"/>
             </w:pPr>
-            <w:hyperlink w:history="1" r:id="rIdemdppwiwpcknr4tv0ra1n">
+            <w:hyperlink w:history="1" r:id="rIdqbaxn2_dutudgpzsah1ee">
               <w:r>
                 <w:rPr>
                   <w:rFonts w:ascii="Arial" w:cs="Arial" w:eastAsia="Arial" w:hAnsi="Arial"/>
@@ -12873,7 +12873,7 @@
                   <w:szCs w:val="16"/>
                   <w:u w:val="single" w:color="2E75B6"/>
                 </w:rPr>
-                <w:t xml:space="preserve">Surface integral example, part 1</w:t>
+                <w:t xml:space="preserve">The trig functions &amp; right triangle trig ratios</w:t>
               </w:r>
             </w:hyperlink>
           </w:p>
@@ -12897,7 +12897,7 @@
               <w:spacing w:after="10" w:before="0"/>
               <w:ind w:left="120"/>
             </w:pPr>
-            <w:hyperlink w:history="1" r:id="rIdzav_7_gtimx2m-3skry9s">
+            <w:hyperlink w:history="1" r:id="rIdwp4y4my9h3lub2xdovmz0">
               <w:r>
                 <w:rPr>
                   <w:rFonts w:ascii="Arial" w:cs="Arial" w:eastAsia="Arial" w:hAnsi="Arial"/>
@@ -12935,14 +12935,14 @@
                 <w:sz w:val="16"/>
                 <w:szCs w:val="16"/>
               </w:rPr>
-              <w:t xml:space="preserve">📖 HTML:</w:t>
+              <w:t xml:space="preserve">📖 EXERCISE:</w:t>
             </w:r>
           </w:p>
           <w:p>
             <w:pPr>
               <w:spacing w:after="20" w:before="0"/>
             </w:pPr>
-            <w:hyperlink w:history="1" r:id="rIdr-7pbsz4gv4sridf8htaw">
+            <w:hyperlink w:history="1" r:id="rIdkwocuhfb-5xpzsvpc86lu">
               <w:r>
                 <w:rPr>
                   <w:rFonts w:ascii="Arial" w:cs="Arial" w:eastAsia="Arial" w:hAnsi="Arial"/>
@@ -12951,7 +12951,7 @@
                   <w:szCs w:val="16"/>
                   <w:u w:val="single" w:color="2E75B6"/>
                 </w:rPr>
-                <w:t xml:space="preserve">Trigonometric Ratios with a Calculator (Flexbook)</w:t>
+                <w:t xml:space="preserve">Trigonometric ratios in right triangles</w:t>
               </w:r>
             </w:hyperlink>
           </w:p>
@@ -12967,7 +12967,7 @@
                 <w:sz w:val="14"/>
                 <w:szCs w:val="14"/>
               </w:rPr>
-              <w:t xml:space="preserve">Source: CK-12</w:t>
+              <w:t xml:space="preserve">Source: Khan Academy (English - US curriculum)</w:t>
             </w:r>
           </w:p>
           <w:p>
@@ -12975,7 +12975,7 @@
               <w:spacing w:after="10" w:before="0"/>
               <w:ind w:left="120"/>
             </w:pPr>
-            <w:hyperlink w:history="1" r:id="rIdny-vvl85-ie3zovnyfsth">
+            <w:hyperlink w:history="1" r:id="rIdbmdrxmqwihdaz7tvfdsc1">
               <w:r>
                 <w:rPr>
                   <w:rFonts w:ascii="Arial" w:cs="Arial" w:eastAsia="Arial" w:hAnsi="Arial"/>
@@ -13170,7 +13170,7 @@
             <w:pPr>
               <w:spacing w:after="20" w:before="0"/>
             </w:pPr>
-            <w:hyperlink w:history="1" r:id="rIdjy57kz9nxqhus25jfjykx">
+            <w:hyperlink w:history="1" r:id="rIdsarvfw6sujk65_kvkblog">
               <w:r>
                 <w:rPr>
                   <w:rFonts w:ascii="Arial" w:cs="Arial" w:eastAsia="Arial" w:hAnsi="Arial"/>
@@ -13179,7 +13179,7 @@
                   <w:szCs w:val="16"/>
                   <w:u w:val="single" w:color="2E75B6"/>
                 </w:rPr>
-                <w:t xml:space="preserve">Surface integral example, part 1</w:t>
+                <w:t xml:space="preserve">Intro to the trigonometric ratios</w:t>
               </w:r>
             </w:hyperlink>
           </w:p>
@@ -13195,7 +13195,7 @@
                 <w:sz w:val="14"/>
                 <w:szCs w:val="14"/>
               </w:rPr>
-              <w:t xml:space="preserve">Source: Khan Academy (English - US curriculum)</w:t>
+              <w:t xml:space="preserve">Source: Khan Academy (Kiswahili)</w:t>
             </w:r>
           </w:p>
           <w:p>
@@ -13203,7 +13203,7 @@
               <w:spacing w:after="10" w:before="0"/>
               <w:ind w:left="120"/>
             </w:pPr>
-            <w:hyperlink w:history="1" r:id="rIdkwxk9o1dqs5_glms56h7i">
+            <w:hyperlink w:history="1" r:id="rIdvxb1idxhspdnsqnkqy1k1">
               <w:r>
                 <w:rPr>
                   <w:rFonts w:ascii="Arial" w:cs="Arial" w:eastAsia="Arial" w:hAnsi="Arial"/>
@@ -13241,14 +13241,14 @@
                 <w:sz w:val="16"/>
                 <w:szCs w:val="16"/>
               </w:rPr>
-              <w:t xml:space="preserve">📖 HTML:</w:t>
+              <w:t xml:space="preserve">📖 EXERCISE:</w:t>
             </w:r>
           </w:p>
           <w:p>
             <w:pPr>
               <w:spacing w:after="20" w:before="0"/>
             </w:pPr>
-            <w:hyperlink w:history="1" r:id="rIdb0-kkjsb7rwcep0dg58xo">
+            <w:hyperlink w:history="1" r:id="rIdhiataoduxijsa507hulfc">
               <w:r>
                 <w:rPr>
                   <w:rFonts w:ascii="Arial" w:cs="Arial" w:eastAsia="Arial" w:hAnsi="Arial"/>
@@ -13257,7 +13257,7 @@
                   <w:szCs w:val="16"/>
                   <w:u w:val="single" w:color="2E75B6"/>
                 </w:rPr>
-                <w:t xml:space="preserve">Trigonometric Ratios with a Calculator (Flexbook)</w:t>
+                <w:t xml:space="preserve">Trigonometric ratios in right triangles</w:t>
               </w:r>
             </w:hyperlink>
           </w:p>
@@ -13273,7 +13273,7 @@
                 <w:sz w:val="14"/>
                 <w:szCs w:val="14"/>
               </w:rPr>
-              <w:t xml:space="preserve">Source: CK-12</w:t>
+              <w:t xml:space="preserve">Source: Khan Academy (English - US curriculum)</w:t>
             </w:r>
           </w:p>
           <w:p>
@@ -13281,7 +13281,7 @@
               <w:spacing w:after="10" w:before="0"/>
               <w:ind w:left="120"/>
             </w:pPr>
-            <w:hyperlink w:history="1" r:id="rIdlj4zdmzdrhvrc7-5vpode">
+            <w:hyperlink w:history="1" r:id="rIdgzm1kue2bc7pp29zw57pr">
               <w:r>
                 <w:rPr>
                   <w:rFonts w:ascii="Arial" w:cs="Arial" w:eastAsia="Arial" w:hAnsi="Arial"/>
@@ -13476,7 +13476,7 @@
             <w:pPr>
               <w:spacing w:after="20" w:before="0"/>
             </w:pPr>
-            <w:hyperlink w:history="1" r:id="rIdlmabp6lw6fiye95ppk4lw">
+            <w:hyperlink w:history="1" r:id="rIdvygsjv0r2w5gzppv4x3tj">
               <w:r>
                 <w:rPr>
                   <w:rFonts w:ascii="Arial" w:cs="Arial" w:eastAsia="Arial" w:hAnsi="Arial"/>
@@ -13485,7 +13485,7 @@
                   <w:szCs w:val="16"/>
                   <w:u w:val="single" w:color="2E75B6"/>
                 </w:rPr>
-                <w:t xml:space="preserve">Surface integral example, part 1</w:t>
+                <w:t xml:space="preserve">Intro to the trigonometric ratios</w:t>
               </w:r>
             </w:hyperlink>
           </w:p>
@@ -13501,7 +13501,7 @@
                 <w:sz w:val="14"/>
                 <w:szCs w:val="14"/>
               </w:rPr>
-              <w:t xml:space="preserve">Source: Khan Academy (English - US curriculum)</w:t>
+              <w:t xml:space="preserve">Source: Khan Academy (Kiswahili)</w:t>
             </w:r>
           </w:p>
           <w:p>
@@ -13509,7 +13509,7 @@
               <w:spacing w:after="10" w:before="0"/>
               <w:ind w:left="120"/>
             </w:pPr>
-            <w:hyperlink w:history="1" r:id="rIdb9d_l6xtl2vjhzkgvm7il">
+            <w:hyperlink w:history="1" r:id="rIdtjxrmlxyrykreyb-swpxs">
               <w:r>
                 <w:rPr>
                   <w:rFonts w:ascii="Arial" w:cs="Arial" w:eastAsia="Arial" w:hAnsi="Arial"/>
@@ -13547,14 +13547,14 @@
                 <w:sz w:val="16"/>
                 <w:szCs w:val="16"/>
               </w:rPr>
-              <w:t xml:space="preserve">📖 HTML:</w:t>
+              <w:t xml:space="preserve">📖 EXERCISE:</w:t>
             </w:r>
           </w:p>
           <w:p>
             <w:pPr>
               <w:spacing w:after="20" w:before="0"/>
             </w:pPr>
-            <w:hyperlink w:history="1" r:id="rIddha_xg5oqilip7hwvg6ca">
+            <w:hyperlink w:history="1" r:id="rIdpqq0mrc8phzyreakucetw">
               <w:r>
                 <w:rPr>
                   <w:rFonts w:ascii="Arial" w:cs="Arial" w:eastAsia="Arial" w:hAnsi="Arial"/>
@@ -13563,7 +13563,7 @@
                   <w:szCs w:val="16"/>
                   <w:u w:val="single" w:color="2E75B6"/>
                 </w:rPr>
-                <w:t xml:space="preserve">Trigonometric Ratios with a Calculator (Flexbook)</w:t>
+                <w:t xml:space="preserve">Trigonometric ratios in right triangles</w:t>
               </w:r>
             </w:hyperlink>
           </w:p>
@@ -13579,7 +13579,7 @@
                 <w:sz w:val="14"/>
                 <w:szCs w:val="14"/>
               </w:rPr>
-              <w:t xml:space="preserve">Source: CK-12</w:t>
+              <w:t xml:space="preserve">Source: Khan Academy (English - US curriculum)</w:t>
             </w:r>
           </w:p>
           <w:p>
@@ -13587,7 +13587,7 @@
               <w:spacing w:after="10" w:before="0"/>
               <w:ind w:left="120"/>
             </w:pPr>
-            <w:hyperlink w:history="1" r:id="rIdqityrxcdx3um0zd5fonip">
+            <w:hyperlink w:history="1" r:id="rIdlapxazdyfqwxlfwnfdtal">
               <w:r>
                 <w:rPr>
                   <w:rFonts w:ascii="Arial" w:cs="Arial" w:eastAsia="Arial" w:hAnsi="Arial"/>
@@ -15150,7 +15150,7 @@
             <w:pPr>
               <w:spacing w:after="20" w:before="0"/>
             </w:pPr>
-            <w:hyperlink w:history="1" r:id="rIdessnyfu-oxsn6q6_pkilc">
+            <w:hyperlink w:history="1" r:id="rId2auqgt-65lyoxbvwdsdlw">
               <w:r>
                 <w:rPr>
                   <w:rFonts w:ascii="Arial" w:cs="Arial" w:eastAsia="Arial" w:hAnsi="Arial"/>
@@ -15159,7 +15159,7 @@
                   <w:szCs w:val="16"/>
                   <w:u w:val="single" w:color="2E75B6"/>
                 </w:rPr>
-                <w:t xml:space="preserve">Trigonometry Word Problems Principles - Basic</w:t>
+                <w:t xml:space="preserve">Trig word problem: complementary angles</w:t>
               </w:r>
             </w:hyperlink>
           </w:p>
@@ -15175,7 +15175,7 @@
                 <w:sz w:val="14"/>
                 <w:szCs w:val="14"/>
               </w:rPr>
-              <w:t xml:space="preserve">Source: CK-12</w:t>
+              <w:t xml:space="preserve">Source: Khan Academy (English - US curriculum)</w:t>
             </w:r>
           </w:p>
           <w:p>
@@ -15183,7 +15183,7 @@
               <w:spacing w:after="10" w:before="0"/>
               <w:ind w:left="120"/>
             </w:pPr>
-            <w:hyperlink w:history="1" r:id="rIds6amhxvlgrmdly9nt9z0j">
+            <w:hyperlink w:history="1" r:id="rIdzvvmocjxbosyesputefkl">
               <w:r>
                 <w:rPr>
                   <w:rFonts w:ascii="Arial" w:cs="Arial" w:eastAsia="Arial" w:hAnsi="Arial"/>
@@ -15228,7 +15228,7 @@
             <w:pPr>
               <w:spacing w:after="20" w:before="0"/>
             </w:pPr>
-            <w:hyperlink w:history="1" r:id="rIdt6xbdcmzdklvffkwyf0g2">
+            <w:hyperlink w:history="1" r:id="rIdfoqapteaty7iy0rfqvqke">
               <w:r>
                 <w:rPr>
                   <w:rFonts w:ascii="Arial" w:cs="Arial" w:eastAsia="Arial" w:hAnsi="Arial"/>
@@ -15237,7 +15237,7 @@
                   <w:szCs w:val="16"/>
                   <w:u w:val="single" w:color="2E75B6"/>
                 </w:rPr>
-                <w:t xml:space="preserve">Trigonometry Word Problems (Flexbook)</w:t>
+                <w:t xml:space="preserve">Sine and Cosine of Complementary Angles (Flexbook)</w:t>
               </w:r>
             </w:hyperlink>
           </w:p>
@@ -15261,7 +15261,7 @@
               <w:spacing w:after="10" w:before="0"/>
               <w:ind w:left="120"/>
             </w:pPr>
-            <w:hyperlink w:history="1" r:id="rIdnfqs0_3am45e9yld3gpb1">
+            <w:hyperlink w:history="1" r:id="rIducftylk7aujtjskbha42d">
               <w:r>
                 <w:rPr>
                   <w:rFonts w:ascii="Arial" w:cs="Arial" w:eastAsia="Arial" w:hAnsi="Arial"/>
@@ -15456,7 +15456,7 @@
             <w:pPr>
               <w:spacing w:after="20" w:before="0"/>
             </w:pPr>
-            <w:hyperlink w:history="1" r:id="rIdk22r_isouoflipc5yg1z9">
+            <w:hyperlink w:history="1" r:id="rIdizxho3-zzcxphwgrgwhxt">
               <w:r>
                 <w:rPr>
                   <w:rFonts w:ascii="Arial" w:cs="Arial" w:eastAsia="Arial" w:hAnsi="Arial"/>
@@ -15465,7 +15465,7 @@
                   <w:szCs w:val="16"/>
                   <w:u w:val="single" w:color="2E75B6"/>
                 </w:rPr>
-                <w:t xml:space="preserve">Trigonometry Word Problems Principles - Basic</w:t>
+                <w:t xml:space="preserve">Sine &amp; cosine of complementary angles</w:t>
               </w:r>
             </w:hyperlink>
           </w:p>
@@ -15481,7 +15481,7 @@
                 <w:sz w:val="14"/>
                 <w:szCs w:val="14"/>
               </w:rPr>
-              <w:t xml:space="preserve">Source: CK-12</w:t>
+              <w:t xml:space="preserve">Source: Khan Academy (English - US curriculum)</w:t>
             </w:r>
           </w:p>
           <w:p>
@@ -15489,7 +15489,7 @@
               <w:spacing w:after="10" w:before="0"/>
               <w:ind w:left="120"/>
             </w:pPr>
-            <w:hyperlink w:history="1" r:id="rIdjbiheckfgnn6jwdwf31zq">
+            <w:hyperlink w:history="1" r:id="rIdxmdvz_nvjl4g7-fzjhe9p">
               <w:r>
                 <w:rPr>
                   <w:rFonts w:ascii="Arial" w:cs="Arial" w:eastAsia="Arial" w:hAnsi="Arial"/>
@@ -15527,14 +15527,14 @@
                 <w:sz w:val="16"/>
                 <w:szCs w:val="16"/>
               </w:rPr>
-              <w:t xml:space="preserve">📖 HTML:</w:t>
+              <w:t xml:space="preserve">📖 EXERCISE:</w:t>
             </w:r>
           </w:p>
           <w:p>
             <w:pPr>
               <w:spacing w:after="20" w:before="0"/>
             </w:pPr>
-            <w:hyperlink w:history="1" r:id="rId5diptitahyzeu_i3ogdhv">
+            <w:hyperlink w:history="1" r:id="rIdpli2a_o0m0pgxy3qn0l9g">
               <w:r>
                 <w:rPr>
                   <w:rFonts w:ascii="Arial" w:cs="Arial" w:eastAsia="Arial" w:hAnsi="Arial"/>
@@ -15543,7 +15543,7 @@
                   <w:szCs w:val="16"/>
                   <w:u w:val="single" w:color="2E75B6"/>
                 </w:rPr>
-                <w:t xml:space="preserve">Trigonometry Word Problems (Flexbook)</w:t>
+                <w:t xml:space="preserve">Sine and Cosine of Complementary Angles Practice</w:t>
               </w:r>
             </w:hyperlink>
           </w:p>
@@ -15567,7 +15567,7 @@
               <w:spacing w:after="10" w:before="0"/>
               <w:ind w:left="120"/>
             </w:pPr>
-            <w:hyperlink w:history="1" r:id="rIdrmj5lgf3cfowkodlgeavt">
+            <w:hyperlink w:history="1" r:id="rId-vto6r-xuqipkpt0suskg">
               <w:r>
                 <w:rPr>
                   <w:rFonts w:ascii="Arial" w:cs="Arial" w:eastAsia="Arial" w:hAnsi="Arial"/>
@@ -15762,7 +15762,7 @@
             <w:pPr>
               <w:spacing w:after="20" w:before="0"/>
             </w:pPr>
-            <w:hyperlink w:history="1" r:id="rIdnvhyvtoosfgjo-ap-8a-y">
+            <w:hyperlink w:history="1" r:id="rIdfrtd-9jcctxgamihgu4bv">
               <w:r>
                 <w:rPr>
                   <w:rFonts w:ascii="Arial" w:cs="Arial" w:eastAsia="Arial" w:hAnsi="Arial"/>
@@ -15771,7 +15771,7 @@
                   <w:szCs w:val="16"/>
                   <w:u w:val="single" w:color="2E75B6"/>
                 </w:rPr>
-                <w:t xml:space="preserve">Trigonometry Word Problems Principles - Basic</w:t>
+                <w:t xml:space="preserve">Finding reciprocal trig ratios</w:t>
               </w:r>
             </w:hyperlink>
           </w:p>
@@ -15787,7 +15787,7 @@
                 <w:sz w:val="14"/>
                 <w:szCs w:val="14"/>
               </w:rPr>
-              <w:t xml:space="preserve">Source: CK-12</w:t>
+              <w:t xml:space="preserve">Source: Khan Academy (English - US curriculum)</w:t>
             </w:r>
           </w:p>
           <w:p>
@@ -15795,7 +15795,7 @@
               <w:spacing w:after="10" w:before="0"/>
               <w:ind w:left="120"/>
             </w:pPr>
-            <w:hyperlink w:history="1" r:id="rIdxwaxotwxot0izg8xav380">
+            <w:hyperlink w:history="1" r:id="rIdmvyewth0lapdwc29q6slq">
               <w:r>
                 <w:rPr>
                   <w:rFonts w:ascii="Arial" w:cs="Arial" w:eastAsia="Arial" w:hAnsi="Arial"/>
@@ -15833,14 +15833,14 @@
                 <w:sz w:val="16"/>
                 <w:szCs w:val="16"/>
               </w:rPr>
-              <w:t xml:space="preserve">📖 HTML:</w:t>
+              <w:t xml:space="preserve">📖 EXERCISE:</w:t>
             </w:r>
           </w:p>
           <w:p>
             <w:pPr>
               <w:spacing w:after="20" w:before="0"/>
             </w:pPr>
-            <w:hyperlink w:history="1" r:id="rIdbdtruzuc6rnurvmd2vq4x">
+            <w:hyperlink w:history="1" r:id="rIdzitvsuqgckkixnmjfwdd0">
               <w:r>
                 <w:rPr>
                   <w:rFonts w:ascii="Arial" w:cs="Arial" w:eastAsia="Arial" w:hAnsi="Arial"/>
@@ -15849,7 +15849,7 @@
                   <w:szCs w:val="16"/>
                   <w:u w:val="single" w:color="2E75B6"/>
                 </w:rPr>
-                <w:t xml:space="preserve">Trigonometry Word Problems (Flexbook)</w:t>
+                <w:t xml:space="preserve">Trigonometric ratios in right triangles</w:t>
               </w:r>
             </w:hyperlink>
           </w:p>
@@ -15865,7 +15865,7 @@
                 <w:sz w:val="14"/>
                 <w:szCs w:val="14"/>
               </w:rPr>
-              <w:t xml:space="preserve">Source: CK-12</w:t>
+              <w:t xml:space="preserve">Source: Khan Academy (English - US curriculum)</w:t>
             </w:r>
           </w:p>
           <w:p>
@@ -15873,7 +15873,7 @@
               <w:spacing w:after="10" w:before="0"/>
               <w:ind w:left="120"/>
             </w:pPr>
-            <w:hyperlink w:history="1" r:id="rIdhvct2sokhb4mtxde2dmkl">
+            <w:hyperlink w:history="1" r:id="rIdufcu6ctvmzwluyeoqrgzl">
               <w:r>
                 <w:rPr>
                   <w:rFonts w:ascii="Arial" w:cs="Arial" w:eastAsia="Arial" w:hAnsi="Arial"/>
@@ -16068,7 +16068,7 @@
             <w:pPr>
               <w:spacing w:after="20" w:before="0"/>
             </w:pPr>
-            <w:hyperlink w:history="1" r:id="rId4fxor3klsvlkqbknwij0g">
+            <w:hyperlink w:history="1" r:id="rIdrwh0icfuqiie9dihlxln3">
               <w:r>
                 <w:rPr>
                   <w:rFonts w:ascii="Arial" w:cs="Arial" w:eastAsia="Arial" w:hAnsi="Arial"/>
@@ -16077,7 +16077,7 @@
                   <w:szCs w:val="16"/>
                   <w:u w:val="single" w:color="2E75B6"/>
                 </w:rPr>
-                <w:t xml:space="preserve">Trigonometry Word Problems Principles - Basic</w:t>
+                <w:t xml:space="preserve">Using complementary angles</w:t>
               </w:r>
             </w:hyperlink>
           </w:p>
@@ -16093,7 +16093,7 @@
                 <w:sz w:val="14"/>
                 <w:szCs w:val="14"/>
               </w:rPr>
-              <w:t xml:space="preserve">Source: CK-12</w:t>
+              <w:t xml:space="preserve">Source: Khan Academy (English - US curriculum)</w:t>
             </w:r>
           </w:p>
           <w:p>
@@ -16101,7 +16101,7 @@
               <w:spacing w:after="10" w:before="0"/>
               <w:ind w:left="120"/>
             </w:pPr>
-            <w:hyperlink w:history="1" r:id="rId0bz_r-viziqec377gzle7">
+            <w:hyperlink w:history="1" r:id="rIdzlirosfarjgy4cwzpopi0">
               <w:r>
                 <w:rPr>
                   <w:rFonts w:ascii="Arial" w:cs="Arial" w:eastAsia="Arial" w:hAnsi="Arial"/>
@@ -16139,14 +16139,14 @@
                 <w:sz w:val="16"/>
                 <w:szCs w:val="16"/>
               </w:rPr>
-              <w:t xml:space="preserve">📖 HTML:</w:t>
+              <w:t xml:space="preserve">📖 EXERCISE:</w:t>
             </w:r>
           </w:p>
           <w:p>
             <w:pPr>
               <w:spacing w:after="20" w:before="0"/>
             </w:pPr>
-            <w:hyperlink w:history="1" r:id="rId8jpmnsg5rf7qymjxekg2l">
+            <w:hyperlink w:history="1" r:id="rIdlurlyg4ocaqvnk-omzoo0">
               <w:r>
                 <w:rPr>
                   <w:rFonts w:ascii="Arial" w:cs="Arial" w:eastAsia="Arial" w:hAnsi="Arial"/>
@@ -16155,7 +16155,7 @@
                   <w:szCs w:val="16"/>
                   <w:u w:val="single" w:color="2E75B6"/>
                 </w:rPr>
-                <w:t xml:space="preserve">Trigonometry Word Problems (Flexbook)</w:t>
+                <w:t xml:space="preserve">Trig values of special angles</w:t>
               </w:r>
             </w:hyperlink>
           </w:p>
@@ -16171,7 +16171,7 @@
                 <w:sz w:val="14"/>
                 <w:szCs w:val="14"/>
               </w:rPr>
-              <w:t xml:space="preserve">Source: CK-12</w:t>
+              <w:t xml:space="preserve">Source: Khan Academy (English - US curriculum)</w:t>
             </w:r>
           </w:p>
           <w:p>
@@ -16179,7 +16179,7 @@
               <w:spacing w:after="10" w:before="0"/>
               <w:ind w:left="120"/>
             </w:pPr>
-            <w:hyperlink w:history="1" r:id="rIdhj8itvpsuy9efo_hofnzb">
+            <w:hyperlink w:history="1" r:id="rIdgmr2lzzhizxq1ac-4navx">
               <w:r>
                 <w:rPr>
                   <w:rFonts w:ascii="Arial" w:cs="Arial" w:eastAsia="Arial" w:hAnsi="Arial"/>
@@ -16374,7 +16374,7 @@
             <w:pPr>
               <w:spacing w:after="20" w:before="0"/>
             </w:pPr>
-            <w:hyperlink w:history="1" r:id="rIdrpmvw1l7_bt4f9vib7w_i">
+            <w:hyperlink w:history="1" r:id="rIdrh2t80no33vxthtuzp3e8">
               <w:r>
                 <w:rPr>
                   <w:rFonts w:ascii="Arial" w:cs="Arial" w:eastAsia="Arial" w:hAnsi="Arial"/>
@@ -16383,7 +16383,7 @@
                   <w:szCs w:val="16"/>
                   <w:u w:val="single" w:color="2E75B6"/>
                 </w:rPr>
-                <w:t xml:space="preserve">Trigonometry Word Problems Principles - Basic</w:t>
+                <w:t xml:space="preserve">Intersection points of y=sin(x) and y=cos(x)</w:t>
               </w:r>
             </w:hyperlink>
           </w:p>
@@ -16399,7 +16399,7 @@
                 <w:sz w:val="14"/>
                 <w:szCs w:val="14"/>
               </w:rPr>
-              <w:t xml:space="preserve">Source: CK-12</w:t>
+              <w:t xml:space="preserve">Source: Khan Academy (English - US curriculum)</w:t>
             </w:r>
           </w:p>
           <w:p>
@@ -16407,7 +16407,7 @@
               <w:spacing w:after="10" w:before="0"/>
               <w:ind w:left="120"/>
             </w:pPr>
-            <w:hyperlink w:history="1" r:id="rIdncpzpyz4tmjozvfb5knnt">
+            <w:hyperlink w:history="1" r:id="rIdkzw0nbh2cbxld9govuuyk">
               <w:r>
                 <w:rPr>
                   <w:rFonts w:ascii="Arial" w:cs="Arial" w:eastAsia="Arial" w:hAnsi="Arial"/>
@@ -16445,14 +16445,14 @@
                 <w:sz w:val="16"/>
                 <w:szCs w:val="16"/>
               </w:rPr>
-              <w:t xml:space="preserve">📖 HTML:</w:t>
+              <w:t xml:space="preserve">📖 EXERCISE:</w:t>
             </w:r>
           </w:p>
           <w:p>
             <w:pPr>
               <w:spacing w:after="20" w:before="0"/>
             </w:pPr>
-            <w:hyperlink w:history="1" r:id="rIdtn_hyfbtjkb_6bpxdlvxl">
+            <w:hyperlink w:history="1" r:id="rIdtiup97ms4asp1pfolh-md">
               <w:r>
                 <w:rPr>
                   <w:rFonts w:ascii="Arial" w:cs="Arial" w:eastAsia="Arial" w:hAnsi="Arial"/>
@@ -16461,7 +16461,7 @@
                   <w:szCs w:val="16"/>
                   <w:u w:val="single" w:color="2E75B6"/>
                 </w:rPr>
-                <w:t xml:space="preserve">Trigonometry Word Problems (Flexbook)</w:t>
+                <w:t xml:space="preserve">Relate ratios in right triangles</w:t>
               </w:r>
             </w:hyperlink>
           </w:p>
@@ -16477,7 +16477,7 @@
                 <w:sz w:val="14"/>
                 <w:szCs w:val="14"/>
               </w:rPr>
-              <w:t xml:space="preserve">Source: CK-12</w:t>
+              <w:t xml:space="preserve">Source: Khan Academy (English - US curriculum)</w:t>
             </w:r>
           </w:p>
           <w:p>
@@ -16485,7 +16485,7 @@
               <w:spacing w:after="10" w:before="0"/>
               <w:ind w:left="120"/>
             </w:pPr>
-            <w:hyperlink w:history="1" r:id="rIdfeciiqh_1yic1-btzv-dy">
+            <w:hyperlink w:history="1" r:id="rIda6twwchp4uta3azpm1ukj">
               <w:r>
                 <w:rPr>
                   <w:rFonts w:ascii="Arial" w:cs="Arial" w:eastAsia="Arial" w:hAnsi="Arial"/>
@@ -17972,7 +17972,7 @@
             <w:pPr>
               <w:spacing w:after="20" w:before="0"/>
             </w:pPr>
-            <w:hyperlink w:history="1" r:id="rIdgwirm180un2d3c3nyq4mw">
+            <w:hyperlink w:history="1" r:id="rIdscjm7zkib5bf7spccm7-n">
               <w:r>
                 <w:rPr>
                   <w:rFonts w:ascii="Arial" w:cs="Arial" w:eastAsia="Arial" w:hAnsi="Arial"/>
@@ -17981,7 +17981,7 @@
                   <w:szCs w:val="16"/>
                   <w:u w:val="single" w:color="2E75B6"/>
                 </w:rPr>
-                <w:t xml:space="preserve">Complementary &amp; supplementary angles</w:t>
+                <w:t xml:space="preserve">Trig word problem: complementary angles</w:t>
               </w:r>
             </w:hyperlink>
           </w:p>
@@ -18005,7 +18005,7 @@
               <w:spacing w:after="10" w:before="0"/>
               <w:ind w:left="120"/>
             </w:pPr>
-            <w:hyperlink w:history="1" r:id="rIdvb5kzdh9vq3h0xdhvu3ye">
+            <w:hyperlink w:history="1" r:id="rIdk3ez2bsgezxwbmyo7frfk">
               <w:r>
                 <w:rPr>
                   <w:rFonts w:ascii="Arial" w:cs="Arial" w:eastAsia="Arial" w:hAnsi="Arial"/>
@@ -18043,14 +18043,14 @@
                 <w:sz w:val="16"/>
                 <w:szCs w:val="16"/>
               </w:rPr>
-              <w:t xml:space="preserve">📖 HTML:</w:t>
+              <w:t xml:space="preserve">📖 EXERCISE:</w:t>
             </w:r>
           </w:p>
           <w:p>
             <w:pPr>
               <w:spacing w:after="20" w:before="0"/>
             </w:pPr>
-            <w:hyperlink w:history="1" r:id="rIdobzg8grohlj0swbvyeedh">
+            <w:hyperlink w:history="1" r:id="rIdhemyitdt9ixeymphzyeme">
               <w:r>
                 <w:rPr>
                   <w:rFonts w:ascii="Arial" w:cs="Arial" w:eastAsia="Arial" w:hAnsi="Arial"/>
@@ -18059,7 +18059,7 @@
                   <w:szCs w:val="16"/>
                   <w:u w:val="single" w:color="2E75B6"/>
                 </w:rPr>
-                <w:t xml:space="preserve">Complementary Angles (Flexbook)</w:t>
+                <w:t xml:space="preserve">Trigonometric ratios in right triangles</w:t>
               </w:r>
             </w:hyperlink>
           </w:p>
@@ -18075,7 +18075,7 @@
                 <w:sz w:val="14"/>
                 <w:szCs w:val="14"/>
               </w:rPr>
-              <w:t xml:space="preserve">Source: CK-12</w:t>
+              <w:t xml:space="preserve">Source: Khan Academy (English - US curriculum)</w:t>
             </w:r>
           </w:p>
           <w:p>
@@ -18083,7 +18083,7 @@
               <w:spacing w:after="10" w:before="0"/>
               <w:ind w:left="120"/>
             </w:pPr>
-            <w:hyperlink w:history="1" r:id="rIdgu7hvg3esytone63ipye6">
+            <w:hyperlink w:history="1" r:id="rIdywj52x30te1pgd00yroko">
               <w:r>
                 <w:rPr>
                   <w:rFonts w:ascii="Arial" w:cs="Arial" w:eastAsia="Arial" w:hAnsi="Arial"/>
@@ -18278,7 +18278,7 @@
             <w:pPr>
               <w:spacing w:after="20" w:before="0"/>
             </w:pPr>
-            <w:hyperlink w:history="1" r:id="rIdbm9l64fotkkxla4nbaeng">
+            <w:hyperlink w:history="1" r:id="rId4wpbsud5sfvqwsjsk7awy">
               <w:r>
                 <w:rPr>
                   <w:rFonts w:ascii="Arial" w:cs="Arial" w:eastAsia="Arial" w:hAnsi="Arial"/>
@@ -18287,7 +18287,7 @@
                   <w:szCs w:val="16"/>
                   <w:u w:val="single" w:color="2E75B6"/>
                 </w:rPr>
-                <w:t xml:space="preserve">Complementary &amp; supplementary angles</w:t>
+                <w:t xml:space="preserve">Sine &amp; cosine of complementary angles</w:t>
               </w:r>
             </w:hyperlink>
           </w:p>
@@ -18311,7 +18311,7 @@
               <w:spacing w:after="10" w:before="0"/>
               <w:ind w:left="120"/>
             </w:pPr>
-            <w:hyperlink w:history="1" r:id="rIdsyfvgs4dtjuhlofiu5oi1">
+            <w:hyperlink w:history="1" r:id="rId8vzr3x6pu5-kiwyftjufg">
               <w:r>
                 <w:rPr>
                   <w:rFonts w:ascii="Arial" w:cs="Arial" w:eastAsia="Arial" w:hAnsi="Arial"/>
@@ -18356,7 +18356,7 @@
             <w:pPr>
               <w:spacing w:after="20" w:before="0"/>
             </w:pPr>
-            <w:hyperlink w:history="1" r:id="rIdvgfgtn5bq_rb6phz3qvuz">
+            <w:hyperlink w:history="1" r:id="rIdasjdnrfkatl8bk250qjk5">
               <w:r>
                 <w:rPr>
                   <w:rFonts w:ascii="Arial" w:cs="Arial" w:eastAsia="Arial" w:hAnsi="Arial"/>
@@ -18365,7 +18365,7 @@
                   <w:szCs w:val="16"/>
                   <w:u w:val="single" w:color="2E75B6"/>
                 </w:rPr>
-                <w:t xml:space="preserve">Complementary Angles (Flexbook)</w:t>
+                <w:t xml:space="preserve">Sine and Cosine of Complementary Angles (Flexbook)</w:t>
               </w:r>
             </w:hyperlink>
           </w:p>
@@ -18389,7 +18389,7 @@
               <w:spacing w:after="10" w:before="0"/>
               <w:ind w:left="120"/>
             </w:pPr>
-            <w:hyperlink w:history="1" r:id="rIdrtkwnpykmcdsqazvdn6iw">
+            <w:hyperlink w:history="1" r:id="rIdz8f5xdcqr429fzo40hcoe">
               <w:r>
                 <w:rPr>
                   <w:rFonts w:ascii="Arial" w:cs="Arial" w:eastAsia="Arial" w:hAnsi="Arial"/>
@@ -18584,7 +18584,7 @@
             <w:pPr>
               <w:spacing w:after="20" w:before="0"/>
             </w:pPr>
-            <w:hyperlink w:history="1" r:id="rIdp60wtcxjemkzzkl-kbmi3">
+            <w:hyperlink w:history="1" r:id="rIdvxtvwb5oa5qnus5ay8mho">
               <w:r>
                 <w:rPr>
                   <w:rFonts w:ascii="Arial" w:cs="Arial" w:eastAsia="Arial" w:hAnsi="Arial"/>
@@ -18593,7 +18593,7 @@
                   <w:szCs w:val="16"/>
                   <w:u w:val="single" w:color="2E75B6"/>
                 </w:rPr>
-                <w:t xml:space="preserve">Complementary &amp; supplementary angles</w:t>
+                <w:t xml:space="preserve">Using complementary angles</w:t>
               </w:r>
             </w:hyperlink>
           </w:p>
@@ -18617,7 +18617,7 @@
               <w:spacing w:after="10" w:before="0"/>
               <w:ind w:left="120"/>
             </w:pPr>
-            <w:hyperlink w:history="1" r:id="rIdgflf6h8fzliplpoacqgfr">
+            <w:hyperlink w:history="1" r:id="rIduigqhks6wmf1ul3vbuiol">
               <w:r>
                 <w:rPr>
                   <w:rFonts w:ascii="Arial" w:cs="Arial" w:eastAsia="Arial" w:hAnsi="Arial"/>
@@ -18655,14 +18655,14 @@
                 <w:sz w:val="16"/>
                 <w:szCs w:val="16"/>
               </w:rPr>
-              <w:t xml:space="preserve">📖 HTML:</w:t>
+              <w:t xml:space="preserve">📖 EXERCISE:</w:t>
             </w:r>
           </w:p>
           <w:p>
             <w:pPr>
               <w:spacing w:after="20" w:before="0"/>
             </w:pPr>
-            <w:hyperlink w:history="1" r:id="rIdsuhqespnqzr7or3xgwv6h">
+            <w:hyperlink w:history="1" r:id="rIdnmzzb75qoyyq9e84abkrl">
               <w:r>
                 <w:rPr>
                   <w:rFonts w:ascii="Arial" w:cs="Arial" w:eastAsia="Arial" w:hAnsi="Arial"/>
@@ -18671,7 +18671,7 @@
                   <w:szCs w:val="16"/>
                   <w:u w:val="single" w:color="2E75B6"/>
                 </w:rPr>
-                <w:t xml:space="preserve">Complementary Angles (Flexbook)</w:t>
+                <w:t xml:space="preserve">Sine and Cosine of Complementary Angles Practice</w:t>
               </w:r>
             </w:hyperlink>
           </w:p>
@@ -18695,7 +18695,7 @@
               <w:spacing w:after="10" w:before="0"/>
               <w:ind w:left="120"/>
             </w:pPr>
-            <w:hyperlink w:history="1" r:id="rId1pajbwuzlpyueas4kitby">
+            <w:hyperlink w:history="1" r:id="rIdffoa2uvynzrwa7cwdfjz6">
               <w:r>
                 <w:rPr>
                   <w:rFonts w:ascii="Arial" w:cs="Arial" w:eastAsia="Arial" w:hAnsi="Arial"/>
@@ -18890,7 +18890,7 @@
             <w:pPr>
               <w:spacing w:after="20" w:before="0"/>
             </w:pPr>
-            <w:hyperlink w:history="1" r:id="rIdeyw8c5qljg_pl1tzlxxso">
+            <w:hyperlink w:history="1" r:id="rId9ptemy2lvf35qv9vyyo6h">
               <w:r>
                 <w:rPr>
                   <w:rFonts w:ascii="Arial" w:cs="Arial" w:eastAsia="Arial" w:hAnsi="Arial"/>
@@ -18899,7 +18899,7 @@
                   <w:szCs w:val="16"/>
                   <w:u w:val="single" w:color="2E75B6"/>
                 </w:rPr>
-                <w:t xml:space="preserve">Complementary &amp; supplementary angles</w:t>
+                <w:t xml:space="preserve">Finding reciprocal trig ratios</w:t>
               </w:r>
             </w:hyperlink>
           </w:p>
@@ -18923,7 +18923,7 @@
               <w:spacing w:after="10" w:before="0"/>
               <w:ind w:left="120"/>
             </w:pPr>
-            <w:hyperlink w:history="1" r:id="rIdz09n1dim6dl2e8tv719ib">
+            <w:hyperlink w:history="1" r:id="rIdqwd7c0hsxrpprmhqisgqh">
               <w:r>
                 <w:rPr>
                   <w:rFonts w:ascii="Arial" w:cs="Arial" w:eastAsia="Arial" w:hAnsi="Arial"/>
@@ -18961,14 +18961,14 @@
                 <w:sz w:val="16"/>
                 <w:szCs w:val="16"/>
               </w:rPr>
-              <w:t xml:space="preserve">📖 HTML:</w:t>
+              <w:t xml:space="preserve">📖 EXERCISE:</w:t>
             </w:r>
           </w:p>
           <w:p>
             <w:pPr>
               <w:spacing w:after="20" w:before="0"/>
             </w:pPr>
-            <w:hyperlink w:history="1" r:id="rIdjc4mokefprblz5n9v7ocr">
+            <w:hyperlink w:history="1" r:id="rIdluljfocpk7vs6hm9dxne8">
               <w:r>
                 <w:rPr>
                   <w:rFonts w:ascii="Arial" w:cs="Arial" w:eastAsia="Arial" w:hAnsi="Arial"/>
@@ -18977,7 +18977,7 @@
                   <w:szCs w:val="16"/>
                   <w:u w:val="single" w:color="2E75B6"/>
                 </w:rPr>
-                <w:t xml:space="preserve">Complementary Angles (Flexbook)</w:t>
+                <w:t xml:space="preserve">Relate ratios in right triangles</w:t>
               </w:r>
             </w:hyperlink>
           </w:p>
@@ -18993,7 +18993,7 @@
                 <w:sz w:val="14"/>
                 <w:szCs w:val="14"/>
               </w:rPr>
-              <w:t xml:space="preserve">Source: CK-12</w:t>
+              <w:t xml:space="preserve">Source: Khan Academy (English - US curriculum)</w:t>
             </w:r>
           </w:p>
           <w:p>
@@ -19001,7 +19001,7 @@
               <w:spacing w:after="10" w:before="0"/>
               <w:ind w:left="120"/>
             </w:pPr>
-            <w:hyperlink w:history="1" r:id="rIdeu0_qi6cnoelhxie_fb_i">
+            <w:hyperlink w:history="1" r:id="rIdtmetu5liiowz7of7zd4xt">
               <w:r>
                 <w:rPr>
                   <w:rFonts w:ascii="Arial" w:cs="Arial" w:eastAsia="Arial" w:hAnsi="Arial"/>
@@ -19196,7 +19196,7 @@
             <w:pPr>
               <w:spacing w:after="20" w:before="0"/>
             </w:pPr>
-            <w:hyperlink w:history="1" r:id="rIdhwz-sbrg1j21yr9uq6mal">
+            <w:hyperlink w:history="1" r:id="rIdbqs0np1wybzlks474p_jo">
               <w:r>
                 <w:rPr>
                   <w:rFonts w:ascii="Arial" w:cs="Arial" w:eastAsia="Arial" w:hAnsi="Arial"/>
@@ -19205,7 +19205,7 @@
                   <w:szCs w:val="16"/>
                   <w:u w:val="single" w:color="2E75B6"/>
                 </w:rPr>
-                <w:t xml:space="preserve">Complementary &amp; supplementary angles</w:t>
+                <w:t xml:space="preserve">Intro to the trigonometric ratios</w:t>
               </w:r>
             </w:hyperlink>
           </w:p>
@@ -19221,7 +19221,7 @@
                 <w:sz w:val="14"/>
                 <w:szCs w:val="14"/>
               </w:rPr>
-              <w:t xml:space="preserve">Source: Khan Academy (English - US curriculum)</w:t>
+              <w:t xml:space="preserve">Source: Khan Academy (Kiswahili)</w:t>
             </w:r>
           </w:p>
           <w:p>
@@ -19229,7 +19229,7 @@
               <w:spacing w:after="10" w:before="0"/>
               <w:ind w:left="120"/>
             </w:pPr>
-            <w:hyperlink w:history="1" r:id="rIdk71fn_wcbnzsmgnk9i1pa">
+            <w:hyperlink w:history="1" r:id="rId_4iut0yjupyfzpkdr1ofj">
               <w:r>
                 <w:rPr>
                   <w:rFonts w:ascii="Arial" w:cs="Arial" w:eastAsia="Arial" w:hAnsi="Arial"/>
@@ -19267,14 +19267,14 @@
                 <w:sz w:val="16"/>
                 <w:szCs w:val="16"/>
               </w:rPr>
-              <w:t xml:space="preserve">📖 HTML:</w:t>
+              <w:t xml:space="preserve">📖 EXERCISE:</w:t>
             </w:r>
           </w:p>
           <w:p>
             <w:pPr>
               <w:spacing w:after="20" w:before="0"/>
             </w:pPr>
-            <w:hyperlink w:history="1" r:id="rIdaoey4i8uxrdi-bv124by_">
+            <w:hyperlink w:history="1" r:id="rIdwi13oorakl1eryy_twbci">
               <w:r>
                 <w:rPr>
                   <w:rFonts w:ascii="Arial" w:cs="Arial" w:eastAsia="Arial" w:hAnsi="Arial"/>
@@ -19283,7 +19283,7 @@
                   <w:szCs w:val="16"/>
                   <w:u w:val="single" w:color="2E75B6"/>
                 </w:rPr>
-                <w:t xml:space="preserve">Complementary Angles (Flexbook)</w:t>
+                <w:t xml:space="preserve">Trigonometric ratios in right triangles</w:t>
               </w:r>
             </w:hyperlink>
           </w:p>
@@ -19299,7 +19299,7 @@
                 <w:sz w:val="14"/>
                 <w:szCs w:val="14"/>
               </w:rPr>
-              <w:t xml:space="preserve">Source: CK-12</w:t>
+              <w:t xml:space="preserve">Source: Khan Academy (English - US curriculum)</w:t>
             </w:r>
           </w:p>
           <w:p>
@@ -19307,7 +19307,7 @@
               <w:spacing w:after="10" w:before="0"/>
               <w:ind w:left="120"/>
             </w:pPr>
-            <w:hyperlink w:history="1" r:id="rIdgoam-5bthwr_riviq3w1q">
+            <w:hyperlink w:history="1" r:id="rIdx-vw9c6omjo53rg8jalk4">
               <w:r>
                 <w:rPr>
                   <w:rFonts w:ascii="Arial" w:cs="Arial" w:eastAsia="Arial" w:hAnsi="Arial"/>
@@ -20794,7 +20794,7 @@
             <w:pPr>
               <w:spacing w:after="20" w:before="0"/>
             </w:pPr>
-            <w:hyperlink w:history="1" r:id="rId0rpkljiydinm6o_jyw98a">
+            <w:hyperlink w:history="1" r:id="rId5ru3z6egikwu-b34zkufb">
               <w:r>
                 <w:rPr>
                   <w:rFonts w:ascii="Arial" w:cs="Arial" w:eastAsia="Arial" w:hAnsi="Arial"/>
@@ -20803,7 +20803,7 @@
                   <w:szCs w:val="16"/>
                   <w:u w:val="single" w:color="2E75B6"/>
                 </w:rPr>
-                <w:t xml:space="preserve">Trigonometry Word Problems Principles - Basic</w:t>
+                <w:t xml:space="preserve">Finding reciprocal trig ratios</w:t>
               </w:r>
             </w:hyperlink>
           </w:p>
@@ -20819,7 +20819,7 @@
                 <w:sz w:val="14"/>
                 <w:szCs w:val="14"/>
               </w:rPr>
-              <w:t xml:space="preserve">Source: CK-12</w:t>
+              <w:t xml:space="preserve">Source: Khan Academy (English - US curriculum)</w:t>
             </w:r>
           </w:p>
           <w:p>
@@ -20827,7 +20827,7 @@
               <w:spacing w:after="10" w:before="0"/>
               <w:ind w:left="120"/>
             </w:pPr>
-            <w:hyperlink w:history="1" r:id="rIdt0czatyvjj0-ztjnpe08i">
+            <w:hyperlink w:history="1" r:id="rIdkadibtdqfssqlrm0v1ijj">
               <w:r>
                 <w:rPr>
                   <w:rFonts w:ascii="Arial" w:cs="Arial" w:eastAsia="Arial" w:hAnsi="Arial"/>
@@ -20865,14 +20865,14 @@
                 <w:sz w:val="16"/>
                 <w:szCs w:val="16"/>
               </w:rPr>
-              <w:t xml:space="preserve">📖 HTML:</w:t>
+              <w:t xml:space="preserve">📖 EXERCISE:</w:t>
             </w:r>
           </w:p>
           <w:p>
             <w:pPr>
               <w:spacing w:after="20" w:before="0"/>
             </w:pPr>
-            <w:hyperlink w:history="1" r:id="rIdnp8vjlensc6bpfao-mrzx">
+            <w:hyperlink w:history="1" r:id="rIdagbk2twcu1vsbuz1kgrny">
               <w:r>
                 <w:rPr>
                   <w:rFonts w:ascii="Arial" w:cs="Arial" w:eastAsia="Arial" w:hAnsi="Arial"/>
@@ -20881,7 +20881,7 @@
                   <w:szCs w:val="16"/>
                   <w:u w:val="single" w:color="2E75B6"/>
                 </w:rPr>
-                <w:t xml:space="preserve">Trigonometry Word Problems (Flexbook)</w:t>
+                <w:t xml:space="preserve">Trigonometric ratios in right triangles</w:t>
               </w:r>
             </w:hyperlink>
           </w:p>
@@ -20897,7 +20897,7 @@
                 <w:sz w:val="14"/>
                 <w:szCs w:val="14"/>
               </w:rPr>
-              <w:t xml:space="preserve">Source: CK-12</w:t>
+              <w:t xml:space="preserve">Source: Khan Academy (English - US curriculum)</w:t>
             </w:r>
           </w:p>
           <w:p>
@@ -20905,7 +20905,7 @@
               <w:spacing w:after="10" w:before="0"/>
               <w:ind w:left="120"/>
             </w:pPr>
-            <w:hyperlink w:history="1" r:id="rIdvqxntb8uwwyhwrtri5v0y">
+            <w:hyperlink w:history="1" r:id="rIdd7wgrjdqfqoleqtti8ke0">
               <w:r>
                 <w:rPr>
                   <w:rFonts w:ascii="Arial" w:cs="Arial" w:eastAsia="Arial" w:hAnsi="Arial"/>
@@ -21100,7 +21100,7 @@
             <w:pPr>
               <w:spacing w:after="20" w:before="0"/>
             </w:pPr>
-            <w:hyperlink w:history="1" r:id="rIds65x2c3rfvq2kf9tyafrs">
+            <w:hyperlink w:history="1" r:id="rIdh5dt7gccx8txywjolc4nk">
               <w:r>
                 <w:rPr>
                   <w:rFonts w:ascii="Arial" w:cs="Arial" w:eastAsia="Arial" w:hAnsi="Arial"/>
@@ -21109,7 +21109,7 @@
                   <w:szCs w:val="16"/>
                   <w:u w:val="single" w:color="2E75B6"/>
                 </w:rPr>
-                <w:t xml:space="preserve">Trigonometry Word Problems Principles - Basic</w:t>
+                <w:t xml:space="preserve">Intro to the trigonometric ratios</w:t>
               </w:r>
             </w:hyperlink>
           </w:p>
@@ -21125,7 +21125,7 @@
                 <w:sz w:val="14"/>
                 <w:szCs w:val="14"/>
               </w:rPr>
-              <w:t xml:space="preserve">Source: CK-12</w:t>
+              <w:t xml:space="preserve">Source: Khan Academy (Kiswahili)</w:t>
             </w:r>
           </w:p>
           <w:p>
@@ -21133,7 +21133,7 @@
               <w:spacing w:after="10" w:before="0"/>
               <w:ind w:left="120"/>
             </w:pPr>
-            <w:hyperlink w:history="1" r:id="rIdmj0ntw2jcpopnbuvianok">
+            <w:hyperlink w:history="1" r:id="rIdgbp2kwribhlkk6znlmazg">
               <w:r>
                 <w:rPr>
                   <w:rFonts w:ascii="Arial" w:cs="Arial" w:eastAsia="Arial" w:hAnsi="Arial"/>
@@ -21178,7 +21178,7 @@
             <w:pPr>
               <w:spacing w:after="20" w:before="0"/>
             </w:pPr>
-            <w:hyperlink w:history="1" r:id="rIdvifdfjv8gkgdlazohah7w">
+            <w:hyperlink w:history="1" r:id="rIdysy7nydyppm5famyif-os">
               <w:r>
                 <w:rPr>
                   <w:rFonts w:ascii="Arial" w:cs="Arial" w:eastAsia="Arial" w:hAnsi="Arial"/>
@@ -21187,7 +21187,7 @@
                   <w:szCs w:val="16"/>
                   <w:u w:val="single" w:color="2E75B6"/>
                 </w:rPr>
-                <w:t xml:space="preserve">Trigonometry Word Problems (Flexbook)</w:t>
+                <w:t xml:space="preserve">Determine and Use the Tangent Ratio (Flexbook)</w:t>
               </w:r>
             </w:hyperlink>
           </w:p>
@@ -21211,7 +21211,7 @@
               <w:spacing w:after="10" w:before="0"/>
               <w:ind w:left="120"/>
             </w:pPr>
-            <w:hyperlink w:history="1" r:id="rIdnljtdkcamuoq9fkrtqdp5">
+            <w:hyperlink w:history="1" r:id="rIdvimm5_iasdat49yfllaxx">
               <w:r>
                 <w:rPr>
                   <w:rFonts w:ascii="Arial" w:cs="Arial" w:eastAsia="Arial" w:hAnsi="Arial"/>
@@ -21406,7 +21406,7 @@
             <w:pPr>
               <w:spacing w:after="20" w:before="0"/>
             </w:pPr>
-            <w:hyperlink w:history="1" r:id="rId4y-7o_cqmkn4ftws1hty3">
+            <w:hyperlink w:history="1" r:id="rId59xydbgkzyu2owy6-xkvo">
               <w:r>
                 <w:rPr>
                   <w:rFonts w:ascii="Arial" w:cs="Arial" w:eastAsia="Arial" w:hAnsi="Arial"/>
@@ -21415,7 +21415,7 @@
                   <w:szCs w:val="16"/>
                   <w:u w:val="single" w:color="2E75B6"/>
                 </w:rPr>
-                <w:t xml:space="preserve">Trigonometry Word Problems Principles - Basic</w:t>
+                <w:t xml:space="preserve">Finding reciprocal trig ratios</w:t>
               </w:r>
             </w:hyperlink>
           </w:p>
@@ -21431,7 +21431,7 @@
                 <w:sz w:val="14"/>
                 <w:szCs w:val="14"/>
               </w:rPr>
-              <w:t xml:space="preserve">Source: CK-12</w:t>
+              <w:t xml:space="preserve">Source: Khan Academy (English - US curriculum)</w:t>
             </w:r>
           </w:p>
           <w:p>
@@ -21439,7 +21439,7 @@
               <w:spacing w:after="10" w:before="0"/>
               <w:ind w:left="120"/>
             </w:pPr>
-            <w:hyperlink w:history="1" r:id="rIdqn2tc7incb3zn46jwqwlk">
+            <w:hyperlink w:history="1" r:id="rIdgsciuvjmc7rrth9_vgyyq">
               <w:r>
                 <w:rPr>
                   <w:rFonts w:ascii="Arial" w:cs="Arial" w:eastAsia="Arial" w:hAnsi="Arial"/>
@@ -21477,14 +21477,14 @@
                 <w:sz w:val="16"/>
                 <w:szCs w:val="16"/>
               </w:rPr>
-              <w:t xml:space="preserve">📖 HTML:</w:t>
+              <w:t xml:space="preserve">📖 EXERCISE:</w:t>
             </w:r>
           </w:p>
           <w:p>
             <w:pPr>
               <w:spacing w:after="20" w:before="0"/>
             </w:pPr>
-            <w:hyperlink w:history="1" r:id="rIdkjaor-n1w5r_s3e1-09ay">
+            <w:hyperlink w:history="1" r:id="rIdrfmqm79wq7p7athwbgmg7">
               <w:r>
                 <w:rPr>
                   <w:rFonts w:ascii="Arial" w:cs="Arial" w:eastAsia="Arial" w:hAnsi="Arial"/>
@@ -21493,7 +21493,7 @@
                   <w:szCs w:val="16"/>
                   <w:u w:val="single" w:color="2E75B6"/>
                 </w:rPr>
-                <w:t xml:space="preserve">Trigonometry Word Problems (Flexbook)</w:t>
+                <w:t xml:space="preserve">Trigonometric ratios in right triangles</w:t>
               </w:r>
             </w:hyperlink>
           </w:p>
@@ -21509,7 +21509,7 @@
                 <w:sz w:val="14"/>
                 <w:szCs w:val="14"/>
               </w:rPr>
-              <w:t xml:space="preserve">Source: CK-12</w:t>
+              <w:t xml:space="preserve">Source: Khan Academy (English - US curriculum)</w:t>
             </w:r>
           </w:p>
           <w:p>
@@ -21517,7 +21517,7 @@
               <w:spacing w:after="10" w:before="0"/>
               <w:ind w:left="120"/>
             </w:pPr>
-            <w:hyperlink w:history="1" r:id="rId5bngjj2jqtrqpxnlbzdsx">
+            <w:hyperlink w:history="1" r:id="rIdqvnwzrq1bzc1kg9bylger">
               <w:r>
                 <w:rPr>
                   <w:rFonts w:ascii="Arial" w:cs="Arial" w:eastAsia="Arial" w:hAnsi="Arial"/>
@@ -21712,7 +21712,7 @@
             <w:pPr>
               <w:spacing w:after="20" w:before="0"/>
             </w:pPr>
-            <w:hyperlink w:history="1" r:id="rIdn1nic7s2je4crx5af2vyc">
+            <w:hyperlink w:history="1" r:id="rIdvupx-_3s1hbo_-hdor1xf">
               <w:r>
                 <w:rPr>
                   <w:rFonts w:ascii="Arial" w:cs="Arial" w:eastAsia="Arial" w:hAnsi="Arial"/>
@@ -21721,7 +21721,7 @@
                   <w:szCs w:val="16"/>
                   <w:u w:val="single" w:color="2E75B6"/>
                 </w:rPr>
-                <w:t xml:space="preserve">Trigonometry Word Problems Principles - Basic</w:t>
+                <w:t xml:space="preserve">Finding reciprocal trig ratios</w:t>
               </w:r>
             </w:hyperlink>
           </w:p>
@@ -21737,7 +21737,7 @@
                 <w:sz w:val="14"/>
                 <w:szCs w:val="14"/>
               </w:rPr>
-              <w:t xml:space="preserve">Source: CK-12</w:t>
+              <w:t xml:space="preserve">Source: Khan Academy (English - US curriculum)</w:t>
             </w:r>
           </w:p>
           <w:p>
@@ -21745,7 +21745,7 @@
               <w:spacing w:after="10" w:before="0"/>
               <w:ind w:left="120"/>
             </w:pPr>
-            <w:hyperlink w:history="1" r:id="rIdsjhb5lkogdsweipwew81i">
+            <w:hyperlink w:history="1" r:id="rId1zzkqtaearpf_dk8ahqm9">
               <w:r>
                 <w:rPr>
                   <w:rFonts w:ascii="Arial" w:cs="Arial" w:eastAsia="Arial" w:hAnsi="Arial"/>
@@ -21783,14 +21783,14 @@
                 <w:sz w:val="16"/>
                 <w:szCs w:val="16"/>
               </w:rPr>
-              <w:t xml:space="preserve">📖 HTML:</w:t>
+              <w:t xml:space="preserve">📖 EXERCISE:</w:t>
             </w:r>
           </w:p>
           <w:p>
             <w:pPr>
               <w:spacing w:after="20" w:before="0"/>
             </w:pPr>
-            <w:hyperlink w:history="1" r:id="rId7bpk1ptpkjwod3qw4evh_">
+            <w:hyperlink w:history="1" r:id="rIdq5f7evbfjhxkj8dc7uj6a">
               <w:r>
                 <w:rPr>
                   <w:rFonts w:ascii="Arial" w:cs="Arial" w:eastAsia="Arial" w:hAnsi="Arial"/>
@@ -21799,7 +21799,7 @@
                   <w:szCs w:val="16"/>
                   <w:u w:val="single" w:color="2E75B6"/>
                 </w:rPr>
-                <w:t xml:space="preserve">Trigonometry Word Problems (Flexbook)</w:t>
+                <w:t xml:space="preserve">Trigonometric ratios in right triangles</w:t>
               </w:r>
             </w:hyperlink>
           </w:p>
@@ -21815,7 +21815,7 @@
                 <w:sz w:val="14"/>
                 <w:szCs w:val="14"/>
               </w:rPr>
-              <w:t xml:space="preserve">Source: CK-12</w:t>
+              <w:t xml:space="preserve">Source: Khan Academy (English - US curriculum)</w:t>
             </w:r>
           </w:p>
           <w:p>
@@ -21823,7 +21823,7 @@
               <w:spacing w:after="10" w:before="0"/>
               <w:ind w:left="120"/>
             </w:pPr>
-            <w:hyperlink w:history="1" r:id="rIdsfng28nst8ihemsvelnok">
+            <w:hyperlink w:history="1" r:id="rIdzk25jriepdotlezkkye8m">
               <w:r>
                 <w:rPr>
                   <w:rFonts w:ascii="Arial" w:cs="Arial" w:eastAsia="Arial" w:hAnsi="Arial"/>
@@ -22018,7 +22018,7 @@
             <w:pPr>
               <w:spacing w:after="20" w:before="0"/>
             </w:pPr>
-            <w:hyperlink w:history="1" r:id="rIdkhqx9xogsnmkd-r7tjh2f">
+            <w:hyperlink w:history="1" r:id="rIdqrnwujvvmbmm_7enmk223">
               <w:r>
                 <w:rPr>
                   <w:rFonts w:ascii="Arial" w:cs="Arial" w:eastAsia="Arial" w:hAnsi="Arial"/>
@@ -22027,7 +22027,7 @@
                   <w:szCs w:val="16"/>
                   <w:u w:val="single" w:color="2E75B6"/>
                 </w:rPr>
-                <w:t xml:space="preserve">Trigonometry Word Problems Principles - Basic</w:t>
+                <w:t xml:space="preserve">Finding reciprocal trig ratios</w:t>
               </w:r>
             </w:hyperlink>
           </w:p>
@@ -22043,7 +22043,7 @@
                 <w:sz w:val="14"/>
                 <w:szCs w:val="14"/>
               </w:rPr>
-              <w:t xml:space="preserve">Source: CK-12</w:t>
+              <w:t xml:space="preserve">Source: Khan Academy (English - US curriculum)</w:t>
             </w:r>
           </w:p>
           <w:p>
@@ -22051,7 +22051,7 @@
               <w:spacing w:after="10" w:before="0"/>
               <w:ind w:left="120"/>
             </w:pPr>
-            <w:hyperlink w:history="1" r:id="rId5d6ovrzrnizlbqrt9rgfq">
+            <w:hyperlink w:history="1" r:id="rId0aruezpcdcnq7sls2dldn">
               <w:r>
                 <w:rPr>
                   <w:rFonts w:ascii="Arial" w:cs="Arial" w:eastAsia="Arial" w:hAnsi="Arial"/>
@@ -22089,14 +22089,14 @@
                 <w:sz w:val="16"/>
                 <w:szCs w:val="16"/>
               </w:rPr>
-              <w:t xml:space="preserve">📖 HTML:</w:t>
+              <w:t xml:space="preserve">📖 EXERCISE:</w:t>
             </w:r>
           </w:p>
           <w:p>
             <w:pPr>
               <w:spacing w:after="20" w:before="0"/>
             </w:pPr>
-            <w:hyperlink w:history="1" r:id="rIdxe38hddkkudorriyhljau">
+            <w:hyperlink w:history="1" r:id="rId5sozqarv5fqcxpui9-ils">
               <w:r>
                 <w:rPr>
                   <w:rFonts w:ascii="Arial" w:cs="Arial" w:eastAsia="Arial" w:hAnsi="Arial"/>
@@ -22105,7 +22105,7 @@
                   <w:szCs w:val="16"/>
                   <w:u w:val="single" w:color="2E75B6"/>
                 </w:rPr>
-                <w:t xml:space="preserve">Trigonometry Word Problems (Flexbook)</w:t>
+                <w:t xml:space="preserve">Trigonometric ratios in right triangles</w:t>
               </w:r>
             </w:hyperlink>
           </w:p>
@@ -22121,7 +22121,7 @@
                 <w:sz w:val="14"/>
                 <w:szCs w:val="14"/>
               </w:rPr>
-              <w:t xml:space="preserve">Source: CK-12</w:t>
+              <w:t xml:space="preserve">Source: Khan Academy (English - US curriculum)</w:t>
             </w:r>
           </w:p>
           <w:p>
@@ -22129,7 +22129,7 @@
               <w:spacing w:after="10" w:before="0"/>
               <w:ind w:left="120"/>
             </w:pPr>
-            <w:hyperlink w:history="1" r:id="rIdhhuyou6zj6hsley9bm4iy">
+            <w:hyperlink w:history="1" r:id="rIdi8so-jqark_k00znrncyg">
               <w:r>
                 <w:rPr>
                   <w:rFonts w:ascii="Arial" w:cs="Arial" w:eastAsia="Arial" w:hAnsi="Arial"/>
@@ -23616,7 +23616,7 @@
             <w:pPr>
               <w:spacing w:after="20" w:before="0"/>
             </w:pPr>
-            <w:hyperlink w:history="1" r:id="rId2muz5d32npyzqithvizei">
+            <w:hyperlink w:history="1" r:id="rId2e1oxmddd8axve1kjhmz9">
               <w:r>
                 <w:rPr>
                   <w:rFonts w:ascii="Arial" w:cs="Arial" w:eastAsia="Arial" w:hAnsi="Arial"/>
@@ -23625,7 +23625,7 @@
                   <w:szCs w:val="16"/>
                   <w:u w:val="single" w:color="2E75B6"/>
                 </w:rPr>
-                <w:t xml:space="preserve">Trigonometry Word Problems Principles - Basic</w:t>
+                <w:t xml:space="preserve">Solving for a side in right triangles with trigonometry</w:t>
               </w:r>
             </w:hyperlink>
           </w:p>
@@ -23641,7 +23641,7 @@
                 <w:sz w:val="14"/>
                 <w:szCs w:val="14"/>
               </w:rPr>
-              <w:t xml:space="preserve">Source: CK-12</w:t>
+              <w:t xml:space="preserve">Source: Khan Academy (English - US curriculum)</w:t>
             </w:r>
           </w:p>
           <w:p>
@@ -23649,7 +23649,7 @@
               <w:spacing w:after="10" w:before="0"/>
               <w:ind w:left="120"/>
             </w:pPr>
-            <w:hyperlink w:history="1" r:id="rIdtywlu1jh4upnnkcw2zdda">
+            <w:hyperlink w:history="1" r:id="rIdcpuhlul4thaf4ekhc6oej">
               <w:r>
                 <w:rPr>
                   <w:rFonts w:ascii="Arial" w:cs="Arial" w:eastAsia="Arial" w:hAnsi="Arial"/>
@@ -23687,14 +23687,14 @@
                 <w:sz w:val="16"/>
                 <w:szCs w:val="16"/>
               </w:rPr>
-              <w:t xml:space="preserve">📖 HTML:</w:t>
+              <w:t xml:space="preserve">📖 EXERCISE:</w:t>
             </w:r>
           </w:p>
           <w:p>
             <w:pPr>
               <w:spacing w:after="20" w:before="0"/>
             </w:pPr>
-            <w:hyperlink w:history="1" r:id="rIddlqutgiypi5m1u07zdzrk">
+            <w:hyperlink w:history="1" r:id="rIdxw5f5vesr4az5w20kxu_3">
               <w:r>
                 <w:rPr>
                   <w:rFonts w:ascii="Arial" w:cs="Arial" w:eastAsia="Arial" w:hAnsi="Arial"/>
@@ -23703,7 +23703,7 @@
                   <w:szCs w:val="16"/>
                   <w:u w:val="single" w:color="2E75B6"/>
                 </w:rPr>
-                <w:t xml:space="preserve">Trigonometry Word Problems (Flexbook)</w:t>
+                <w:t xml:space="preserve">Trigonometric ratios in right triangles</w:t>
               </w:r>
             </w:hyperlink>
           </w:p>
@@ -23719,7 +23719,7 @@
                 <w:sz w:val="14"/>
                 <w:szCs w:val="14"/>
               </w:rPr>
-              <w:t xml:space="preserve">Source: CK-12</w:t>
+              <w:t xml:space="preserve">Source: Khan Academy (English - US curriculum)</w:t>
             </w:r>
           </w:p>
           <w:p>
@@ -23727,7 +23727,7 @@
               <w:spacing w:after="10" w:before="0"/>
               <w:ind w:left="120"/>
             </w:pPr>
-            <w:hyperlink w:history="1" r:id="rIdygr5d2q20uozm5lj2dkny">
+            <w:hyperlink w:history="1" r:id="rId-8s0wcwrjyefvoofp5_c8">
               <w:r>
                 <w:rPr>
                   <w:rFonts w:ascii="Arial" w:cs="Arial" w:eastAsia="Arial" w:hAnsi="Arial"/>
@@ -23922,7 +23922,7 @@
             <w:pPr>
               <w:spacing w:after="20" w:before="0"/>
             </w:pPr>
-            <w:hyperlink w:history="1" r:id="rIdpz3vpbc5tvhlkga1jniaa">
+            <w:hyperlink w:history="1" r:id="rIdant0yazg-gmo1x_nnetgw">
               <w:r>
                 <w:rPr>
                   <w:rFonts w:ascii="Arial" w:cs="Arial" w:eastAsia="Arial" w:hAnsi="Arial"/>
@@ -23931,7 +23931,7 @@
                   <w:szCs w:val="16"/>
                   <w:u w:val="single" w:color="2E75B6"/>
                 </w:rPr>
-                <w:t xml:space="preserve">Trigonometry Word Problems Principles - Basic</w:t>
+                <w:t xml:space="preserve">Solving for a side in right triangles with trigonometry</w:t>
               </w:r>
             </w:hyperlink>
           </w:p>
@@ -23947,7 +23947,7 @@
                 <w:sz w:val="14"/>
                 <w:szCs w:val="14"/>
               </w:rPr>
-              <w:t xml:space="preserve">Source: CK-12</w:t>
+              <w:t xml:space="preserve">Source: Khan Academy (English - US curriculum)</w:t>
             </w:r>
           </w:p>
           <w:p>
@@ -23955,7 +23955,7 @@
               <w:spacing w:after="10" w:before="0"/>
               <w:ind w:left="120"/>
             </w:pPr>
-            <w:hyperlink w:history="1" r:id="rIddh3chmbta16ukociws4zr">
+            <w:hyperlink w:history="1" r:id="rIdioaxchrtyjsje5nbcj-uz">
               <w:r>
                 <w:rPr>
                   <w:rFonts w:ascii="Arial" w:cs="Arial" w:eastAsia="Arial" w:hAnsi="Arial"/>
@@ -23993,14 +23993,14 @@
                 <w:sz w:val="16"/>
                 <w:szCs w:val="16"/>
               </w:rPr>
-              <w:t xml:space="preserve">📖 HTML:</w:t>
+              <w:t xml:space="preserve">📖 EXERCISE:</w:t>
             </w:r>
           </w:p>
           <w:p>
             <w:pPr>
               <w:spacing w:after="20" w:before="0"/>
             </w:pPr>
-            <w:hyperlink w:history="1" r:id="rIda_xqjk25wzlumaf6veyw4">
+            <w:hyperlink w:history="1" r:id="rIdqj1rzph2_-ztlyrknyukz">
               <w:r>
                 <w:rPr>
                   <w:rFonts w:ascii="Arial" w:cs="Arial" w:eastAsia="Arial" w:hAnsi="Arial"/>
@@ -24009,7 +24009,7 @@
                   <w:szCs w:val="16"/>
                   <w:u w:val="single" w:color="2E75B6"/>
                 </w:rPr>
-                <w:t xml:space="preserve">Trigonometry Word Problems (Flexbook)</w:t>
+                <w:t xml:space="preserve">Ordering triangle sides and angles</w:t>
               </w:r>
             </w:hyperlink>
           </w:p>
@@ -24025,7 +24025,7 @@
                 <w:sz w:val="14"/>
                 <w:szCs w:val="14"/>
               </w:rPr>
-              <w:t xml:space="preserve">Source: CK-12</w:t>
+              <w:t xml:space="preserve">Source: Khan Academy (English - US curriculum)</w:t>
             </w:r>
           </w:p>
           <w:p>
@@ -24033,7 +24033,7 @@
               <w:spacing w:after="10" w:before="0"/>
               <w:ind w:left="120"/>
             </w:pPr>
-            <w:hyperlink w:history="1" r:id="rIdh32tmqnkr9ieuit9lth_e">
+            <w:hyperlink w:history="1" r:id="rIdo86evli0mckofvgyqmnqf">
               <w:r>
                 <w:rPr>
                   <w:rFonts w:ascii="Arial" w:cs="Arial" w:eastAsia="Arial" w:hAnsi="Arial"/>
@@ -24228,7 +24228,7 @@
             <w:pPr>
               <w:spacing w:after="20" w:before="0"/>
             </w:pPr>
-            <w:hyperlink w:history="1" r:id="rIdns6d9skvhzafhj4niudgt">
+            <w:hyperlink w:history="1" r:id="rIdcvcu9qfcd1db5s8bwouwv">
               <w:r>
                 <w:rPr>
                   <w:rFonts w:ascii="Arial" w:cs="Arial" w:eastAsia="Arial" w:hAnsi="Arial"/>
@@ -24237,7 +24237,7 @@
                   <w:szCs w:val="16"/>
                   <w:u w:val="single" w:color="2E75B6"/>
                 </w:rPr>
-                <w:t xml:space="preserve">Trigonometry Word Problems Principles - Basic</w:t>
+                <w:t xml:space="preserve">Solving for a side in right triangles with trigonometry</w:t>
               </w:r>
             </w:hyperlink>
           </w:p>
@@ -24253,7 +24253,7 @@
                 <w:sz w:val="14"/>
                 <w:szCs w:val="14"/>
               </w:rPr>
-              <w:t xml:space="preserve">Source: CK-12</w:t>
+              <w:t xml:space="preserve">Source: Khan Academy (English - US curriculum)</w:t>
             </w:r>
           </w:p>
           <w:p>
@@ -24261,7 +24261,7 @@
               <w:spacing w:after="10" w:before="0"/>
               <w:ind w:left="120"/>
             </w:pPr>
-            <w:hyperlink w:history="1" r:id="rIdv-liti4poamycgj2jnpcu">
+            <w:hyperlink w:history="1" r:id="rIdylzoznj9eyoa5e7bmlqgc">
               <w:r>
                 <w:rPr>
                   <w:rFonts w:ascii="Arial" w:cs="Arial" w:eastAsia="Arial" w:hAnsi="Arial"/>
@@ -24299,14 +24299,14 @@
                 <w:sz w:val="16"/>
                 <w:szCs w:val="16"/>
               </w:rPr>
-              <w:t xml:space="preserve">📖 HTML:</w:t>
+              <w:t xml:space="preserve">📖 EXERCISE:</w:t>
             </w:r>
           </w:p>
           <w:p>
             <w:pPr>
               <w:spacing w:after="20" w:before="0"/>
             </w:pPr>
-            <w:hyperlink w:history="1" r:id="rId7mtj-g42_wnbnwav0ekck">
+            <w:hyperlink w:history="1" r:id="rIdclp3xjwxyazwutgw0vavo">
               <w:r>
                 <w:rPr>
                   <w:rFonts w:ascii="Arial" w:cs="Arial" w:eastAsia="Arial" w:hAnsi="Arial"/>
@@ -24315,7 +24315,7 @@
                   <w:szCs w:val="16"/>
                   <w:u w:val="single" w:color="2E75B6"/>
                 </w:rPr>
-                <w:t xml:space="preserve">Trigonometry Word Problems (Flexbook)</w:t>
+                <w:t xml:space="preserve">Right triangle trigonometry word problems</w:t>
               </w:r>
             </w:hyperlink>
           </w:p>
@@ -24331,7 +24331,7 @@
                 <w:sz w:val="14"/>
                 <w:szCs w:val="14"/>
               </w:rPr>
-              <w:t xml:space="preserve">Source: CK-12</w:t>
+              <w:t xml:space="preserve">Source: Khan Academy (English - US curriculum)</w:t>
             </w:r>
           </w:p>
           <w:p>
@@ -24339,7 +24339,7 @@
               <w:spacing w:after="10" w:before="0"/>
               <w:ind w:left="120"/>
             </w:pPr>
-            <w:hyperlink w:history="1" r:id="rIdzpbwrforcdb_nk9cqwzrk">
+            <w:hyperlink w:history="1" r:id="rIdi2vcc63c_auxj6k5fbrvq">
               <w:r>
                 <w:rPr>
                   <w:rFonts w:ascii="Arial" w:cs="Arial" w:eastAsia="Arial" w:hAnsi="Arial"/>
@@ -24534,7 +24534,7 @@
             <w:pPr>
               <w:spacing w:after="20" w:before="0"/>
             </w:pPr>
-            <w:hyperlink w:history="1" r:id="rId5fpytewhxnsf14yjlmhju">
+            <w:hyperlink w:history="1" r:id="rIdjrrurs00_ih6lymg_8kwn">
               <w:r>
                 <w:rPr>
                   <w:rFonts w:ascii="Arial" w:cs="Arial" w:eastAsia="Arial" w:hAnsi="Arial"/>
@@ -24543,7 +24543,7 @@
                   <w:szCs w:val="16"/>
                   <w:u w:val="single" w:color="2E75B6"/>
                 </w:rPr>
-                <w:t xml:space="preserve">Trigonometry Word Problems Principles - Basic</w:t>
+                <w:t xml:space="preserve">Solving for a side in right triangles with trigonometry</w:t>
               </w:r>
             </w:hyperlink>
           </w:p>
@@ -24559,7 +24559,7 @@
                 <w:sz w:val="14"/>
                 <w:szCs w:val="14"/>
               </w:rPr>
-              <w:t xml:space="preserve">Source: CK-12</w:t>
+              <w:t xml:space="preserve">Source: Khan Academy (English - US curriculum)</w:t>
             </w:r>
           </w:p>
           <w:p>
@@ -24567,7 +24567,7 @@
               <w:spacing w:after="10" w:before="0"/>
               <w:ind w:left="120"/>
             </w:pPr>
-            <w:hyperlink w:history="1" r:id="rIdawru41owxbsyqkovuiwv4">
+            <w:hyperlink w:history="1" r:id="rIdx5zk0zkaryhjz4tbr6s2r">
               <w:r>
                 <w:rPr>
                   <w:rFonts w:ascii="Arial" w:cs="Arial" w:eastAsia="Arial" w:hAnsi="Arial"/>
@@ -24605,14 +24605,14 @@
                 <w:sz w:val="16"/>
                 <w:szCs w:val="16"/>
               </w:rPr>
-              <w:t xml:space="preserve">📖 HTML:</w:t>
+              <w:t xml:space="preserve">📖 EXERCISE:</w:t>
             </w:r>
           </w:p>
           <w:p>
             <w:pPr>
               <w:spacing w:after="20" w:before="0"/>
             </w:pPr>
-            <w:hyperlink w:history="1" r:id="rIdnfqlhc0ip0mhpmehagt-z">
+            <w:hyperlink w:history="1" r:id="rIdumgzbpsghvlutbf_dvrjj">
               <w:r>
                 <w:rPr>
                   <w:rFonts w:ascii="Arial" w:cs="Arial" w:eastAsia="Arial" w:hAnsi="Arial"/>
@@ -24621,7 +24621,7 @@
                   <w:szCs w:val="16"/>
                   <w:u w:val="single" w:color="2E75B6"/>
                 </w:rPr>
-                <w:t xml:space="preserve">Trigonometry Word Problems (Flexbook)</w:t>
+                <w:t xml:space="preserve">Number opposites challenge</w:t>
               </w:r>
             </w:hyperlink>
           </w:p>
@@ -24637,7 +24637,7 @@
                 <w:sz w:val="14"/>
                 <w:szCs w:val="14"/>
               </w:rPr>
-              <w:t xml:space="preserve">Source: CK-12</w:t>
+              <w:t xml:space="preserve">Source: Khan Academy (English - US curriculum)</w:t>
             </w:r>
           </w:p>
           <w:p>
@@ -24645,7 +24645,7 @@
               <w:spacing w:after="10" w:before="0"/>
               <w:ind w:left="120"/>
             </w:pPr>
-            <w:hyperlink w:history="1" r:id="rIdkirihjertpo5o9hwaj7c9">
+            <w:hyperlink w:history="1" r:id="rIdg3j6krfxtnz-e46osfofa">
               <w:r>
                 <w:rPr>
                   <w:rFonts w:ascii="Arial" w:cs="Arial" w:eastAsia="Arial" w:hAnsi="Arial"/>
@@ -24840,7 +24840,7 @@
             <w:pPr>
               <w:spacing w:after="20" w:before="0"/>
             </w:pPr>
-            <w:hyperlink w:history="1" r:id="rIdpqyqfnj8pitvh4rlikkml">
+            <w:hyperlink w:history="1" r:id="rIdp-wbieirdlijgdiiabhit">
               <w:r>
                 <w:rPr>
                   <w:rFonts w:ascii="Arial" w:cs="Arial" w:eastAsia="Arial" w:hAnsi="Arial"/>
@@ -24849,7 +24849,7 @@
                   <w:szCs w:val="16"/>
                   <w:u w:val="single" w:color="2E75B6"/>
                 </w:rPr>
-                <w:t xml:space="preserve">Trigonometry Word Problems Principles - Basic</w:t>
+                <w:t xml:space="preserve">Solving for a side in right triangles with trigonometry</w:t>
               </w:r>
             </w:hyperlink>
           </w:p>
@@ -24865,7 +24865,7 @@
                 <w:sz w:val="14"/>
                 <w:szCs w:val="14"/>
               </w:rPr>
-              <w:t xml:space="preserve">Source: CK-12</w:t>
+              <w:t xml:space="preserve">Source: Khan Academy (English - US curriculum)</w:t>
             </w:r>
           </w:p>
           <w:p>
@@ -24873,7 +24873,7 @@
               <w:spacing w:after="10" w:before="0"/>
               <w:ind w:left="120"/>
             </w:pPr>
-            <w:hyperlink w:history="1" r:id="rIdruh_ksyysdm6ds2pyix0j">
+            <w:hyperlink w:history="1" r:id="rIda1juckfnuxmtwlv213uwc">
               <w:r>
                 <w:rPr>
                   <w:rFonts w:ascii="Arial" w:cs="Arial" w:eastAsia="Arial" w:hAnsi="Arial"/>
@@ -24918,7 +24918,7 @@
             <w:pPr>
               <w:spacing w:after="20" w:before="0"/>
             </w:pPr>
-            <w:hyperlink w:history="1" r:id="rIdwqbrzxpk0kbzu8hp7blxs">
+            <w:hyperlink w:history="1" r:id="rIdw1goa0kkucz8c8gnssox3">
               <w:r>
                 <w:rPr>
                   <w:rFonts w:ascii="Arial" w:cs="Arial" w:eastAsia="Arial" w:hAnsi="Arial"/>
@@ -24927,7 +24927,7 @@
                   <w:szCs w:val="16"/>
                   <w:u w:val="single" w:color="2E75B6"/>
                 </w:rPr>
-                <w:t xml:space="preserve">Trigonometry Word Problems (Flexbook)</w:t>
+                <w:t xml:space="preserve">Determine and Use the Tangent Ratio (Flexbook)</w:t>
               </w:r>
             </w:hyperlink>
           </w:p>
@@ -24951,7 +24951,7 @@
               <w:spacing w:after="10" w:before="0"/>
               <w:ind w:left="120"/>
             </w:pPr>
-            <w:hyperlink w:history="1" r:id="rIdorj5zboxnsaktdxsiyqok">
+            <w:hyperlink w:history="1" r:id="rIdwrs1duzzbvkl9tgw_aejg">
               <w:r>
                 <w:rPr>
                   <w:rFonts w:ascii="Arial" w:cs="Arial" w:eastAsia="Arial" w:hAnsi="Arial"/>

--- a/data/outputs/v2/Essential_Mathematics/SS2.3_Trigonometry/Essential_Mathematics_Trigonometry_CBE_LessonSequence.docx
+++ b/data/outputs/v2/Essential_Mathematics/SS2.3_Trigonometry/Essential_Mathematics_Trigonometry_CBE_LessonSequence.docx
@@ -3468,7 +3468,7 @@
             <w:pPr>
               <w:spacing w:after="20" w:before="0"/>
             </w:pPr>
-            <w:hyperlink w:history="1" r:id="rIdk28yfcofr3vt93rt12bjw">
+            <w:hyperlink w:history="1" r:id="rIdvkm5cdl9a8cn2skj_b8r5">
               <w:r>
                 <w:rPr>
                   <w:rFonts w:ascii="Arial" w:cs="Arial" w:eastAsia="Arial" w:hAnsi="Arial"/>
@@ -3501,7 +3501,7 @@
               <w:spacing w:after="10" w:before="0"/>
               <w:ind w:left="120"/>
             </w:pPr>
-            <w:hyperlink w:history="1" r:id="rIdgt7cuinorpmr6swbllyzs">
+            <w:hyperlink w:history="1" r:id="rId44kh6_ko-p4jmp_bjufbt">
               <w:r>
                 <w:rPr>
                   <w:rFonts w:ascii="Arial" w:cs="Arial" w:eastAsia="Arial" w:hAnsi="Arial"/>
@@ -3546,7 +3546,313 @@
             <w:pPr>
               <w:spacing w:after="20" w:before="0"/>
             </w:pPr>
-            <w:hyperlink w:history="1" r:id="rIdxrrv4utiqw-gx-dd2acrm">
+            <w:hyperlink w:history="1" r:id="rIdrg0jyzhzadtvygt79rdyt">
+              <w:r>
+                <w:rPr>
+                  <w:rFonts w:ascii="Arial" w:cs="Arial" w:eastAsia="Arial" w:hAnsi="Arial"/>
+                  <w:color w:val="2E75B6"/>
+                  <w:sz w:val="16"/>
+                  <w:szCs w:val="16"/>
+                  <w:u w:val="single" w:color="2E75B6"/>
+                </w:rPr>
+                <w:t xml:space="preserve">Right triangle trigonometry word problems</w:t>
+              </w:r>
+            </w:hyperlink>
+          </w:p>
+          <w:p>
+            <w:pPr>
+              <w:spacing w:after="10" w:before="0"/>
+              <w:ind w:left="120"/>
+            </w:pPr>
+            <w:r>
+              <w:rPr>
+                <w:rFonts w:ascii="Arial" w:cs="Arial" w:eastAsia="Arial" w:hAnsi="Arial"/>
+                <w:color w:val="595959"/>
+                <w:sz w:val="14"/>
+                <w:szCs w:val="14"/>
+              </w:rPr>
+              <w:t xml:space="preserve">Source: Khan Academy (English - US curriculum)</w:t>
+            </w:r>
+          </w:p>
+          <w:p>
+            <w:pPr>
+              <w:spacing w:after="10" w:before="0"/>
+              <w:ind w:left="120"/>
+            </w:pPr>
+            <w:hyperlink w:history="1" r:id="rIdn88hp8h2zal5-64j0x2ub">
+              <w:r>
+                <w:rPr>
+                  <w:rFonts w:ascii="Arial" w:cs="Arial" w:eastAsia="Arial" w:hAnsi="Arial"/>
+                  <w:color w:val="595959"/>
+                  <w:sz w:val="14"/>
+                  <w:szCs w:val="14"/>
+                  <w:u w:val="single" w:color="595959"/>
+                </w:rPr>
+                <w:t xml:space="preserve">🔍 Search ARES for similar readings</w:t>
+              </w:r>
+            </w:hyperlink>
+          </w:p>
+        </w:tc>
+        <w:tc>
+          <w:tcPr>
+            <w:tcW w:type="dxa" w:w="3040"/>
+            <w:shd w:fill="FFFFFF" w:color="auto" w:val="clear"/>
+            <w:tcMar>
+              <w:top w:type="dxa" w:w="60"/>
+              <w:left w:type="dxa" w:w="120"/>
+              <w:bottom w:type="dxa" w:w="60"/>
+              <w:right w:type="dxa" w:w="120"/>
+            </w:tcMar>
+            <w:vAlign w:val="top"/>
+          </w:tcPr>
+          <w:p>
+            <w:pPr>
+              <w:spacing w:after="40" w:before="0"/>
+              <w:jc w:val="left"/>
+            </w:pPr>
+            <w:r>
+              <w:rPr>
+                <w:rFonts w:ascii="Arial" w:cs="Arial" w:eastAsia="Arial" w:hAnsi="Arial"/>
+                <w:b w:val="false"/>
+                <w:bCs w:val="false"/>
+                <w:i w:val="false"/>
+                <w:iCs w:val="false"/>
+                <w:color w:val="000000"/>
+                <w:sz w:val="18"/>
+                <w:szCs w:val="18"/>
+              </w:rPr>
+              <w:t xml:space="preserve">Each learner receives or draws a blank diagram showing the school water tank on its steel frame, a student (Amina) standing 10 m from the base of the tower, and a dashed line from Amina's eye level to the top of the tank forming an angle with the horizontal ground. The diagram is unlabelled. Learners silently study the diagram for 2 minutes, then individually write answers to three prompts in their exercise books: (1) What shape do you see hidden in this picture? Label its sides. (2) Without calculating, estimate how tall you think the tank is — give a number in metres and explain your reasoning. (3) What information would you need to find the exact height? After writing, learners share predictions with a shoulder partner for 90 seconds, then selected learners share with the class. Predictions are recorded on the board in a two-column table: 'Our Estimate' and 'Our Reasoning'. The class observes that different groups gave different heights — all from looking at the same picture — creating the first puzzle.</w:t>
+            </w:r>
+          </w:p>
+        </w:tc>
+        <w:tc>
+          <w:tcPr>
+            <w:tcW w:type="dxa" w:w="3040"/>
+            <w:shd w:fill="F2F2F2" w:color="auto" w:val="clear"/>
+            <w:tcMar>
+              <w:top w:type="dxa" w:w="60"/>
+              <w:left w:type="dxa" w:w="120"/>
+              <w:bottom w:type="dxa" w:w="60"/>
+              <w:right w:type="dxa" w:w="120"/>
+            </w:tcMar>
+            <w:vAlign w:val="top"/>
+          </w:tcPr>
+          <w:p>
+            <w:pPr>
+              <w:spacing w:after="40" w:before="0"/>
+              <w:jc w:val="left"/>
+            </w:pPr>
+            <w:r>
+              <w:rPr>
+                <w:rFonts w:ascii="Arial" w:cs="Arial" w:eastAsia="Arial" w:hAnsi="Arial"/>
+                <w:b w:val="false"/>
+                <w:bCs w:val="false"/>
+                <w:i w:val="false"/>
+                <w:iCs w:val="false"/>
+                <w:color w:val="000000"/>
+                <w:sz w:val="18"/>
+                <w:szCs w:val="18"/>
+              </w:rPr>
+              <w:t xml:space="preserve">Before distributing diagrams, the teacher says: 'At many homesteads across Kenya — from the Rift Valley to the Coast — you see an elevated water tank on a steel frame. Our school has one too. Here is Amina, standing 10 metres from the base of the tower. She looks up at the top of the tank. I want you to think quietly about what you see.' Distribute or instruct learners to copy the diagram. Allow 2 minutes of silent thinking — teacher circulates, does NOT answer questions, notes 3–4 interesting sketches to reference later. After 2 minutes say: 'Write your three answers now. You have 3 minutes. Be specific — give a number for your height estimate.' After individual writing, say: 'Share your prediction with the person next to you. You have 90 seconds — GO.' After pair share, cold-call exactly 5 learners (choose gender balance and mix of confidence levels): 'Wanjiku, what height did you estimate and why?' — WAIT 12 seconds after each question before accepting an answer. Record all five estimates on the board without evaluating them. Then ask the whole class: 'Raise your hand if two people at your table gave the same estimate.' (Likely: very few.) 'Why do you think we all see the same picture but come up with different heights?' WAIT 15 seconds. Take 3 responses. Conclude: 'Today's big question is: can mathematics give us ONE exact answer — an answer we can all agree on — without anyone climbing that tank?'</w:t>
+            </w:r>
+          </w:p>
+        </w:tc>
+        <w:tc>
+          <w:tcPr>
+            <w:tcW w:type="dxa" w:w="3040"/>
+            <w:shd w:fill="FFFFFF" w:color="auto" w:val="clear"/>
+            <w:tcMar>
+              <w:top w:type="dxa" w:w="60"/>
+              <w:left w:type="dxa" w:w="120"/>
+              <w:bottom w:type="dxa" w:w="60"/>
+              <w:right w:type="dxa" w:w="120"/>
+            </w:tcMar>
+            <w:vAlign w:val="top"/>
+          </w:tcPr>
+          <w:p>
+            <w:pPr>
+              <w:spacing w:after="40" w:before="0"/>
+              <w:jc w:val="left"/>
+            </w:pPr>
+            <w:r>
+              <w:rPr>
+                <w:rFonts w:ascii="Arial" w:cs="Arial" w:eastAsia="Arial" w:hAnsi="Arial"/>
+                <w:b w:val="false"/>
+                <w:bCs w:val="false"/>
+                <w:i w:val="false"/>
+                <w:iCs w:val="false"/>
+                <w:color w:val="000000"/>
+                <w:sz w:val="18"/>
+                <w:szCs w:val="18"/>
+              </w:rPr>
+              <w:t xml:space="preserve">Predict-Record-Compare: Learners commit to a written prediction before any instruction, then immediately compare with peers. This strategy surfaces prior conceptions, creates cognitive dissonance when estimates differ, and gives every learner a personal stake in finding the correct answer. The visible range of estimates on the board makes the need for a precise mathematical method feel urgent and authentic.</w:t>
+            </w:r>
+          </w:p>
+        </w:tc>
+        <w:tc>
+          <w:tcPr>
+            <w:tcW w:type="dxa" w:w="3040"/>
+            <w:shd w:fill="F2F2F2" w:color="auto" w:val="clear"/>
+            <w:tcMar>
+              <w:top w:type="dxa" w:w="60"/>
+              <w:left w:type="dxa" w:w="120"/>
+              <w:bottom w:type="dxa" w:w="60"/>
+              <w:right w:type="dxa" w:w="120"/>
+            </w:tcMar>
+            <w:vAlign w:val="top"/>
+          </w:tcPr>
+          <w:p>
+            <w:pPr>
+              <w:spacing w:after="40" w:before="0"/>
+              <w:jc w:val="left"/>
+            </w:pPr>
+            <w:r>
+              <w:rPr>
+                <w:rFonts w:ascii="Arial" w:cs="Arial" w:eastAsia="Arial" w:hAnsi="Arial"/>
+                <w:b w:val="false"/>
+                <w:bCs w:val="false"/>
+                <w:i w:val="false"/>
+                <w:iCs w:val="false"/>
+                <w:color w:val="000000"/>
+                <w:sz w:val="18"/>
+                <w:szCs w:val="18"/>
+              </w:rPr>
+              <w:t xml:space="preserve">Observable indicator 1 — Diagram labelling: Teacher scans exercise books during circulation; target is that at least 70% of learners correctly identify and label a right-angled triangle (even informally as 'the slanted line, the ground, and the tower'). Observable indicator 2 — Prediction quality: Cold-called learners can state a specific number AND give at least one reason (e.g., 'I think about 8 metres because our classroom door is 2 metres and the tank looks about four doors high'). If fewer than half of five cold-called learners can give a reasoned estimate, the teacher revisits the diagram and asks 'What objects of known height can you compare the tank to?' before proceeding.</w:t>
+            </w:r>
+          </w:p>
+        </w:tc>
+      </w:tr>
+      <w:tr>
+        <w:tc>
+          <w:tcPr>
+            <w:tcW w:type="dxa" w:w="1520"/>
+            <w:shd w:fill="D9EEF1" w:color="auto" w:val="clear"/>
+            <w:tcMar>
+              <w:top w:type="dxa" w:w="60"/>
+              <w:left w:type="dxa" w:w="120"/>
+              <w:bottom w:type="dxa" w:w="60"/>
+              <w:right w:type="dxa" w:w="120"/>
+            </w:tcMar>
+            <w:vAlign w:val="top"/>
+          </w:tcPr>
+          <w:p>
+            <w:pPr>
+              <w:spacing w:after="40" w:before="0"/>
+              <w:jc w:val="left"/>
+            </w:pPr>
+            <w:r>
+              <w:rPr>
+                <w:rFonts w:ascii="Arial" w:cs="Arial" w:eastAsia="Arial" w:hAnsi="Arial"/>
+                <w:b/>
+                <w:bCs/>
+                <w:i w:val="false"/>
+                <w:iCs w:val="false"/>
+                <w:color w:val="000000"/>
+                <w:sz w:val="18"/>
+                <w:szCs w:val="18"/>
+              </w:rPr>
+              <w:t xml:space="preserve">Observe Phase</w:t>
+            </w:r>
+          </w:p>
+          <w:p>
+            <w:pPr>
+              <w:spacing w:after="20" w:before="0"/>
+            </w:pPr>
+            <w:r>
+              <w:rPr>
+                <w:rFonts w:ascii="Arial" w:cs="Arial" w:eastAsia="Arial" w:hAnsi="Arial"/>
+                <w:b/>
+                <w:bCs/>
+                <w:color w:val="1F3864"/>
+                <w:sz w:val="16"/>
+                <w:szCs w:val="16"/>
+              </w:rPr>
+              <w:t xml:space="preserve">📹 VIDEO:</w:t>
+            </w:r>
+          </w:p>
+          <w:p>
+            <w:pPr>
+              <w:spacing w:after="20" w:before="0"/>
+            </w:pPr>
+            <w:hyperlink w:history="1" r:id="rIdtxpeqa34gj-ezn8p9dv1m">
+              <w:r>
+                <w:rPr>
+                  <w:rFonts w:ascii="Arial" w:cs="Arial" w:eastAsia="Arial" w:hAnsi="Arial"/>
+                  <w:color w:val="2E75B6"/>
+                  <w:sz w:val="16"/>
+                  <w:szCs w:val="16"/>
+                  <w:u w:val="single" w:color="2E75B6"/>
+                </w:rPr>
+                <w:t xml:space="preserve">Trigonometry Word Problems Principles - Basic</w:t>
+              </w:r>
+            </w:hyperlink>
+          </w:p>
+          <w:p>
+            <w:pPr>
+              <w:spacing w:after="10" w:before="0"/>
+              <w:ind w:left="120"/>
+            </w:pPr>
+            <w:r>
+              <w:rPr>
+                <w:rFonts w:ascii="Arial" w:cs="Arial" w:eastAsia="Arial" w:hAnsi="Arial"/>
+                <w:color w:val="595959"/>
+                <w:sz w:val="14"/>
+                <w:szCs w:val="14"/>
+              </w:rPr>
+              <w:t xml:space="preserve">Source: CK-12</w:t>
+            </w:r>
+          </w:p>
+          <w:p>
+            <w:pPr>
+              <w:spacing w:after="10" w:before="0"/>
+              <w:ind w:left="120"/>
+            </w:pPr>
+            <w:hyperlink w:history="1" r:id="rIdj0rajlcsnuspfwhvqfo7k">
+              <w:r>
+                <w:rPr>
+                  <w:rFonts w:ascii="Arial" w:cs="Arial" w:eastAsia="Arial" w:hAnsi="Arial"/>
+                  <w:color w:val="595959"/>
+                  <w:sz w:val="14"/>
+                  <w:szCs w:val="14"/>
+                  <w:u w:val="single" w:color="595959"/>
+                </w:rPr>
+                <w:t xml:space="preserve">🔍 Search ARES for similar videos</w:t>
+              </w:r>
+            </w:hyperlink>
+          </w:p>
+          <w:p>
+            <w:pPr>
+              <w:spacing w:after="40" w:before="0"/>
+            </w:pPr>
+            <w:r>
+              <w:rPr>
+                <w:sz w:val="14"/>
+                <w:szCs w:val="14"/>
+              </w:rPr>
+              <w:t xml:space="preserve"/>
+            </w:r>
+          </w:p>
+          <w:p>
+            <w:pPr>
+              <w:spacing w:after="20" w:before="0"/>
+            </w:pPr>
+            <w:r>
+              <w:rPr>
+                <w:rFonts w:ascii="Arial" w:cs="Arial" w:eastAsia="Arial" w:hAnsi="Arial"/>
+                <w:b/>
+                <w:bCs/>
+                <w:color w:val="1F3864"/>
+                <w:sz w:val="16"/>
+                <w:szCs w:val="16"/>
+              </w:rPr>
+              <w:t xml:space="preserve">📖 EXERCISE:</w:t>
+            </w:r>
+          </w:p>
+          <w:p>
+            <w:pPr>
+              <w:spacing w:after="20" w:before="0"/>
+            </w:pPr>
+            <w:hyperlink w:history="1" r:id="rIdyazddjbvhzuhnaj3gkabu">
               <w:r>
                 <w:rPr>
                   <w:rFonts w:ascii="Arial" w:cs="Arial" w:eastAsia="Arial" w:hAnsi="Arial"/>
@@ -3579,7 +3885,7 @@
               <w:spacing w:after="10" w:before="0"/>
               <w:ind w:left="120"/>
             </w:pPr>
-            <w:hyperlink w:history="1" r:id="rIdtdhi1nk6u5z5qxctvpn0x">
+            <w:hyperlink w:history="1" r:id="rId9u0g1wv9mxdeoabbh-rq2">
               <w:r>
                 <w:rPr>
                   <w:rFonts w:ascii="Arial" w:cs="Arial" w:eastAsia="Arial" w:hAnsi="Arial"/>
@@ -3621,7 +3927,7 @@
                 <w:sz w:val="18"/>
                 <w:szCs w:val="18"/>
               </w:rPr>
-              <w:t xml:space="preserve">Each learner receives or draws a blank diagram showing the school water tank on its steel frame, a student (Amina) standing 10 m from the base of the tower, and a dashed line from Amina's eye level to the top of the tank forming an angle with the horizontal ground. The diagram is unlabelled. Learners silently study the diagram for 2 minutes, then individually write answers to three prompts in their exercise books: (1) What shape do you see hidden in this picture? Label its sides. (2) Without calculating, estimate how tall you think the tank is — give a number in metres and explain your reasoning. (3) What information would you need to find the exact height? After writing, learners share predictions with a shoulder partner for 90 seconds, then selected learners share with the class. Predictions are recorded on the board in a two-column table: 'Our Estimate' and 'Our Reasoning'. The class observes that different groups gave different heights — all from looking at the same picture — creating the first puzzle.</w:t>
+              <w:t xml:space="preserve">The teacher reveals a second, fully labelled diagram on the board (or drawn large on manila paper) showing: (a) Amina standing 10 m from the base; angle of elevation = 38°; (b) Baraka standing 20 m from the same base; angle of elevation = 22°. Both sight lines go to the same point — the top of the tank. The teacher marks the right angle at the base of the tower and labels the sides: 'horizontal distance (adjacent)', 'height of tank (opposite)', 'line of sight (hypotenuse)'. Learners copy the diagram into their books and answer two observation questions in writing: (1) Both Amina and Baraka are looking at the SAME point. Will they calculate the SAME height? Explain. (2) Amina is closer and her angle is bigger. Baraka is farther and his angle is smaller. Does this make sense? Why? Learners then share with their partner before a brief whole-class discussion. The teacher does NOT solve the problem — the point is to make the pattern (closer → steeper angle) visible and to introduce the vocabulary: angle of elevation, horizontal distance, opposite side, adjacent side, hypotenuse.</w:t>
             </w:r>
           </w:p>
         </w:tc>
@@ -3653,7 +3959,7 @@
                 <w:sz w:val="18"/>
                 <w:szCs w:val="18"/>
               </w:rPr>
-              <w:t xml:space="preserve">Before distributing diagrams, the teacher says: 'At many homesteads across Kenya — from the Rift Valley to the Coast — you see an elevated water tank on a steel frame. Our school has one too. Here is Amina, standing 10 metres from the base of the tower. She looks up at the top of the tank. I want you to think quietly about what you see.' Distribute or instruct learners to copy the diagram. Allow 2 minutes of silent thinking — teacher circulates, does NOT answer questions, notes 3–4 interesting sketches to reference later. After 2 minutes say: 'Write your three answers now. You have 3 minutes. Be specific — give a number for your height estimate.' After individual writing, say: 'Share your prediction with the person next to you. You have 90 seconds — GO.' After pair share, cold-call exactly 5 learners (choose gender balance and mix of confidence levels): 'Wanjiku, what height did you estimate and why?' — WAIT 12 seconds after each question before accepting an answer. Record all five estimates on the board without evaluating them. Then ask the whole class: 'Raise your hand if two people at your table gave the same estimate.' (Likely: very few.) 'Why do you think we all see the same picture but come up with different heights?' WAIT 15 seconds. Take 3 responses. Conclude: 'Today's big question is: can mathematics give us ONE exact answer — an answer we can all agree on — without anyone climbing that tank?'</w:t>
+              <w:t xml:space="preserve">Reveal the labelled diagram and say: 'Here is the same water tank. Now I have given you real numbers. Two students — Amina and Baraka — both measure their angle of elevation to the top of the tank. Amina is 10 metres away and measures 38 degrees. Baraka is 20 metres away and measures 22 degrees.' Point explicitly to each measurement on the diagram. 'Copy this diagram carefully into your books — label every side and every angle I have shown.' Allow 3 minutes for copying. Then: 'Now answer my two questions in writing — 2 minutes.' After writing, cold-call 3 learners on Question 1 and 2 learners on Question 2 — WAIT 12 seconds each time. After responses, the teacher draws attention to the right angle: 'What is special about the angle at the base of the tower?' WAIT 10 seconds. Establish that it is 90°. Say: 'So we have a right-angled triangle. We know one side — the horizontal distance — and we know one angle. The question every lesson in this sub-strand will answer is: what is the rule, the ratio, the formula, that connects these pieces to the height?' Write the driving question on the board: 'How can we use the angles and one side of a right-angled triangle to find any unknown height or distance in our environment — without ever measuring it directly?' Tell learners: 'We are not going to answer that today. But you have just observed the evidence we will use in every lesson from now on.'</w:t>
             </w:r>
           </w:p>
         </w:tc>
@@ -3685,7 +3991,7 @@
                 <w:sz w:val="18"/>
                 <w:szCs w:val="18"/>
               </w:rPr>
-              <w:t xml:space="preserve">Predict-Record-Compare: Learners commit to a written prediction before any instruction, then immediately compare with peers. This strategy surfaces prior conceptions, creates cognitive dissonance when estimates differ, and gives every learner a personal stake in finding the correct answer. The visible range of estimates on the board makes the need for a precise mathematical method feel urgent and authentic.</w:t>
+              <w:t xml:space="preserve">Anchored Observation with Structured Questions: Rather than a free-form 'what do you notice?', learners respond to two targeted written questions that direct attention to the key relationships (same height from different distances, inverse relationship between distance and angle). This prevents surface-level observations and ensures every learner engages with the mathematical structure of the phenomenon before vocabulary is formalised.</w:t>
             </w:r>
           </w:p>
         </w:tc>
@@ -3717,7 +4023,7 @@
                 <w:sz w:val="18"/>
                 <w:szCs w:val="18"/>
               </w:rPr>
-              <w:t xml:space="preserve">Observable indicator 1 — Diagram labelling: Teacher scans exercise books during circulation; target is that at least 70% of learners correctly identify and label a right-angled triangle (even informally as 'the slanted line, the ground, and the tower'). Observable indicator 2 — Prediction quality: Cold-called learners can state a specific number AND give at least one reason (e.g., 'I think about 8 metres because our classroom door is 2 metres and the tank looks about four doors high'). If fewer than half of five cold-called learners can give a reasoned estimate, the teacher revisits the diagram and asks 'What objects of known height can you compare the tank to?' before proceeding.</w:t>
+              <w:t xml:space="preserve">Observable indicator 1 — Diagram accuracy: Teacher checks that learners have correctly labelled the right angle, the two acute angles, and the three sides (opposite, adjacent, hypotenuse) relative to the angle of elevation. Learners who label 'hypotenuse' as the vertical side are flagged for targeted questioning: 'The hypotenuse is always opposite which angle?' Observable indicator 2 — Question 1 response: Learners should state that both students will get the same height (even if they cannot yet explain how). Learners who say 'different heights' are asked: 'If they are both looking at the same point on the tank, can the tank have two different heights at the same time?' This probes conceptual understanding of consistency.</w:t>
             </w:r>
           </w:p>
         </w:tc>
@@ -3726,32 +4032,32 @@
         <w:tc>
           <w:tcPr>
             <w:tcW w:type="dxa" w:w="1520"/>
-            <w:shd w:fill="D9EEF1" w:color="auto" w:val="clear"/>
-            <w:tcMar>
-              <w:top w:type="dxa" w:w="60"/>
-              <w:left w:type="dxa" w:w="120"/>
-              <w:bottom w:type="dxa" w:w="60"/>
-              <w:right w:type="dxa" w:w="120"/>
-            </w:tcMar>
-            <w:vAlign w:val="top"/>
-          </w:tcPr>
-          <w:p>
-            <w:pPr>
-              <w:spacing w:after="40" w:before="0"/>
-              <w:jc w:val="left"/>
-            </w:pPr>
-            <w:r>
-              <w:rPr>
-                <w:rFonts w:ascii="Arial" w:cs="Arial" w:eastAsia="Arial" w:hAnsi="Arial"/>
-                <w:b/>
-                <w:bCs/>
-                <w:i w:val="false"/>
-                <w:iCs w:val="false"/>
-                <w:color w:val="000000"/>
-                <w:sz w:val="18"/>
-                <w:szCs w:val="18"/>
-              </w:rPr>
-              <w:t xml:space="preserve">Observe Phase</w:t>
+            <w:shd w:fill="E2EFDA" w:color="auto" w:val="clear"/>
+            <w:tcMar>
+              <w:top w:type="dxa" w:w="60"/>
+              <w:left w:type="dxa" w:w="120"/>
+              <w:bottom w:type="dxa" w:w="60"/>
+              <w:right w:type="dxa" w:w="120"/>
+            </w:tcMar>
+            <w:vAlign w:val="top"/>
+          </w:tcPr>
+          <w:p>
+            <w:pPr>
+              <w:spacing w:after="40" w:before="0"/>
+              <w:jc w:val="left"/>
+            </w:pPr>
+            <w:r>
+              <w:rPr>
+                <w:rFonts w:ascii="Arial" w:cs="Arial" w:eastAsia="Arial" w:hAnsi="Arial"/>
+                <w:b/>
+                <w:bCs/>
+                <w:i w:val="false"/>
+                <w:iCs w:val="false"/>
+                <w:color w:val="000000"/>
+                <w:sz w:val="18"/>
+                <w:szCs w:val="18"/>
+              </w:rPr>
+              <w:t xml:space="preserve">Explain Phase</w:t>
             </w:r>
           </w:p>
           <w:p>
@@ -3774,7 +4080,7 @@
             <w:pPr>
               <w:spacing w:after="20" w:before="0"/>
             </w:pPr>
-            <w:hyperlink w:history="1" r:id="rIdiq9kl95_7hawjajo5vxye">
+            <w:hyperlink w:history="1" r:id="rIdpl1ctzfc9wwecyrf2djmt">
               <w:r>
                 <w:rPr>
                   <w:rFonts w:ascii="Arial" w:cs="Arial" w:eastAsia="Arial" w:hAnsi="Arial"/>
@@ -3807,7 +4113,7 @@
               <w:spacing w:after="10" w:before="0"/>
               <w:ind w:left="120"/>
             </w:pPr>
-            <w:hyperlink w:history="1" r:id="rIddsg6aja9mrgbqnmptgbkh">
+            <w:hyperlink w:history="1" r:id="rIdq-asdhwjshbfed_waztkt">
               <w:r>
                 <w:rPr>
                   <w:rFonts w:ascii="Arial" w:cs="Arial" w:eastAsia="Arial" w:hAnsi="Arial"/>
@@ -3845,6 +4151,312 @@
                 <w:sz w:val="16"/>
                 <w:szCs w:val="16"/>
               </w:rPr>
+              <w:t xml:space="preserve">📖 HTML:</w:t>
+            </w:r>
+          </w:p>
+          <w:p>
+            <w:pPr>
+              <w:spacing w:after="20" w:before="0"/>
+            </w:pPr>
+            <w:hyperlink w:history="1" r:id="rId8u0r9kd_d6utkivtffpp2">
+              <w:r>
+                <w:rPr>
+                  <w:rFonts w:ascii="Arial" w:cs="Arial" w:eastAsia="Arial" w:hAnsi="Arial"/>
+                  <w:color w:val="2E75B6"/>
+                  <w:sz w:val="16"/>
+                  <w:szCs w:val="16"/>
+                  <w:u w:val="single" w:color="2E75B6"/>
+                </w:rPr>
+                <w:t xml:space="preserve">Trigonometry Word Problems: Helicopter Angle of Depression Rescue (PLIX)</w:t>
+              </w:r>
+            </w:hyperlink>
+          </w:p>
+          <w:p>
+            <w:pPr>
+              <w:spacing w:after="10" w:before="0"/>
+              <w:ind w:left="120"/>
+            </w:pPr>
+            <w:r>
+              <w:rPr>
+                <w:rFonts w:ascii="Arial" w:cs="Arial" w:eastAsia="Arial" w:hAnsi="Arial"/>
+                <w:color w:val="595959"/>
+                <w:sz w:val="14"/>
+                <w:szCs w:val="14"/>
+              </w:rPr>
+              <w:t xml:space="preserve">Source: CK-12</w:t>
+            </w:r>
+          </w:p>
+          <w:p>
+            <w:pPr>
+              <w:spacing w:after="10" w:before="0"/>
+              <w:ind w:left="120"/>
+            </w:pPr>
+            <w:hyperlink w:history="1" r:id="rId8woxxjqgdfntl0fzd_bqu">
+              <w:r>
+                <w:rPr>
+                  <w:rFonts w:ascii="Arial" w:cs="Arial" w:eastAsia="Arial" w:hAnsi="Arial"/>
+                  <w:color w:val="595959"/>
+                  <w:sz w:val="14"/>
+                  <w:szCs w:val="14"/>
+                  <w:u w:val="single" w:color="595959"/>
+                </w:rPr>
+                <w:t xml:space="preserve">🔍 Search ARES for similar readings</w:t>
+              </w:r>
+            </w:hyperlink>
+          </w:p>
+        </w:tc>
+        <w:tc>
+          <w:tcPr>
+            <w:tcW w:type="dxa" w:w="3040"/>
+            <w:shd w:fill="FFFFFF" w:color="auto" w:val="clear"/>
+            <w:tcMar>
+              <w:top w:type="dxa" w:w="60"/>
+              <w:left w:type="dxa" w:w="120"/>
+              <w:bottom w:type="dxa" w:w="60"/>
+              <w:right w:type="dxa" w:w="120"/>
+            </w:tcMar>
+            <w:vAlign w:val="top"/>
+          </w:tcPr>
+          <w:p>
+            <w:pPr>
+              <w:spacing w:after="40" w:before="0"/>
+              <w:jc w:val="left"/>
+            </w:pPr>
+            <w:r>
+              <w:rPr>
+                <w:rFonts w:ascii="Arial" w:cs="Arial" w:eastAsia="Arial" w:hAnsi="Arial"/>
+                <w:b w:val="false"/>
+                <w:bCs w:val="false"/>
+                <w:i w:val="false"/>
+                <w:iCs w:val="false"/>
+                <w:color w:val="000000"/>
+                <w:sz w:val="18"/>
+                <w:szCs w:val="18"/>
+              </w:rPr>
+              <w:t xml:space="preserve">Learners work in groups of four to complete a structured 'Triangle Anatomy' task on the diagram they copied. Each group receives (or draws) three versions of the same right-angled triangle at different scales but with the same angles (a set of similar triangles). For each triangle they measure: (a) the side opposite the marked angle, (b) the side adjacent to the marked angle, (c) the hypotenuse. They record measurements in a table. The teacher then asks groups to compute the ratio opposite ÷ adjacent for each triangle and record it. Groups notice the ratio is approximately the same across all three triangles despite different sizes — a striking result they cannot yet explain. Groups discuss: 'What does it mean that this ratio stays the same even when the triangle gets bigger?' Each group nominates a spokesperson to share one sentence summarising their finding. The teacher introduces the word 'trigonometry' (from Greek: trigonon = triangle, metron = measure) and explains that this sub-strand will be about using these consistent ratios to solve the water tank problem and problems like it across Kenya.</w:t>
+            </w:r>
+          </w:p>
+        </w:tc>
+        <w:tc>
+          <w:tcPr>
+            <w:tcW w:type="dxa" w:w="3040"/>
+            <w:shd w:fill="F2F2F2" w:color="auto" w:val="clear"/>
+            <w:tcMar>
+              <w:top w:type="dxa" w:w="60"/>
+              <w:left w:type="dxa" w:w="120"/>
+              <w:bottom w:type="dxa" w:w="60"/>
+              <w:right w:type="dxa" w:w="120"/>
+            </w:tcMar>
+            <w:vAlign w:val="top"/>
+          </w:tcPr>
+          <w:p>
+            <w:pPr>
+              <w:spacing w:after="40" w:before="0"/>
+              <w:jc w:val="left"/>
+            </w:pPr>
+            <w:r>
+              <w:rPr>
+                <w:rFonts w:ascii="Arial" w:cs="Arial" w:eastAsia="Arial" w:hAnsi="Arial"/>
+                <w:b w:val="false"/>
+                <w:bCs w:val="false"/>
+                <w:i w:val="false"/>
+                <w:iCs w:val="false"/>
+                <w:color w:val="000000"/>
+                <w:sz w:val="18"/>
+                <w:szCs w:val="18"/>
+              </w:rPr>
+              <w:t xml:space="preserve">Say: 'In your groups, I want you to measure the three sides of each triangle on your sheet and fill in the table. Use your rulers — be precise to the nearest millimetre.' Allow 5 minutes for measurement and table completion, circulating to check ruler technique and that learners are correctly identifying opposite vs adjacent relative to the marked angle. After 5 minutes: 'Now divide opposite by adjacent for each triangle. Use long division or your calculator if you have one. Write the answer to two decimal places.' Allow 2 minutes. Then cold-call one group: 'Fatuma, what ratio did your group get for the small triangle?' WAIT 12 seconds. Cold-call a second group for the medium triangle and a third for the large triangle. Write all three ratios on the board. Ask: 'These triangles are different sizes. Why is the ratio so similar?' WAIT 15 seconds — this is a genuine thinking pause, do not fill the silence. Take 3 responses. Do not confirm or deny explanations yet — say: 'Hold that thought. That is exactly what we are going to explain over the next several lessons. The word for this branch of mathematics is trigonometry.' Write 'TRIGONOMETRY' on the board and give the etymology. End by returning to the water tank diagram: 'If we can find the right ratio for a 38-degree angle, what can we calculate?' WAIT 10 seconds. Establish: the height of the tank — connecting back to the phenomenon.</w:t>
+            </w:r>
+          </w:p>
+        </w:tc>
+        <w:tc>
+          <w:tcPr>
+            <w:tcW w:type="dxa" w:w="3040"/>
+            <w:shd w:fill="FFFFFF" w:color="auto" w:val="clear"/>
+            <w:tcMar>
+              <w:top w:type="dxa" w:w="60"/>
+              <w:left w:type="dxa" w:w="120"/>
+              <w:bottom w:type="dxa" w:w="60"/>
+              <w:right w:type="dxa" w:w="120"/>
+            </w:tcMar>
+            <w:vAlign w:val="top"/>
+          </w:tcPr>
+          <w:p>
+            <w:pPr>
+              <w:spacing w:after="40" w:before="0"/>
+              <w:jc w:val="left"/>
+            </w:pPr>
+            <w:r>
+              <w:rPr>
+                <w:rFonts w:ascii="Arial" w:cs="Arial" w:eastAsia="Arial" w:hAnsi="Arial"/>
+                <w:b w:val="false"/>
+                <w:bCs w:val="false"/>
+                <w:i w:val="false"/>
+                <w:iCs w:val="false"/>
+                <w:color w:val="000000"/>
+                <w:sz w:val="18"/>
+                <w:szCs w:val="18"/>
+              </w:rPr>
+              <w:t xml:space="preserve">Ratio Invariance Discovery: By measuring physically and computing ratios across similar triangles of different sizes, learners encounter the core insight of trigonometry — that ratios of sides depend only on angles, not on size — before any formula is given. This builds conceptual readiness so that when sine, cosine, and tangent are formally introduced in Lesson 2, learners have an experiential anchor for why those ratios are meaningful.</w:t>
+            </w:r>
+          </w:p>
+        </w:tc>
+        <w:tc>
+          <w:tcPr>
+            <w:tcW w:type="dxa" w:w="3040"/>
+            <w:shd w:fill="F2F2F2" w:color="auto" w:val="clear"/>
+            <w:tcMar>
+              <w:top w:type="dxa" w:w="60"/>
+              <w:left w:type="dxa" w:w="120"/>
+              <w:bottom w:type="dxa" w:w="60"/>
+              <w:right w:type="dxa" w:w="120"/>
+            </w:tcMar>
+            <w:vAlign w:val="top"/>
+          </w:tcPr>
+          <w:p>
+            <w:pPr>
+              <w:spacing w:after="40" w:before="0"/>
+              <w:jc w:val="left"/>
+            </w:pPr>
+            <w:r>
+              <w:rPr>
+                <w:rFonts w:ascii="Arial" w:cs="Arial" w:eastAsia="Arial" w:hAnsi="Arial"/>
+                <w:b w:val="false"/>
+                <w:bCs w:val="false"/>
+                <w:i w:val="false"/>
+                <w:iCs w:val="false"/>
+                <w:color w:val="000000"/>
+                <w:sz w:val="18"/>
+                <w:szCs w:val="18"/>
+              </w:rPr>
+              <w:t xml:space="preserve">Observable indicator 1 — Ratio computation: All four group members should have the same ratio written in their individual exercise books (not just the group recorder). Teacher checks 3–4 books per group during circulation. Observable indicator 2 — Explanation attempt: Spokesperson's sentence should reference the idea that the shape (angles) stays the same even when the size changes. Sentences that only describe the arithmetic ('we divided and got the same number') without referencing the triangle prompt a follow-up: 'Why do you think the shape of the triangle might have something to do with the ratio staying constant?'</w:t>
+            </w:r>
+          </w:p>
+        </w:tc>
+      </w:tr>
+      <w:tr>
+        <w:tc>
+          <w:tcPr>
+            <w:tcW w:type="dxa" w:w="1520"/>
+            <w:shd w:fill="FCE4D6" w:color="auto" w:val="clear"/>
+            <w:tcMar>
+              <w:top w:type="dxa" w:w="60"/>
+              <w:left w:type="dxa" w:w="120"/>
+              <w:bottom w:type="dxa" w:w="60"/>
+              <w:right w:type="dxa" w:w="120"/>
+            </w:tcMar>
+            <w:vAlign w:val="top"/>
+          </w:tcPr>
+          <w:p>
+            <w:pPr>
+              <w:spacing w:after="40" w:before="0"/>
+              <w:jc w:val="left"/>
+            </w:pPr>
+            <w:r>
+              <w:rPr>
+                <w:rFonts w:ascii="Arial" w:cs="Arial" w:eastAsia="Arial" w:hAnsi="Arial"/>
+                <w:b/>
+                <w:bCs/>
+                <w:i w:val="false"/>
+                <w:iCs w:val="false"/>
+                <w:color w:val="000000"/>
+                <w:sz w:val="18"/>
+                <w:szCs w:val="18"/>
+              </w:rPr>
+              <w:t xml:space="preserve">Driving Question Board (DQB) Creation</w:t>
+            </w:r>
+          </w:p>
+          <w:p>
+            <w:pPr>
+              <w:spacing w:after="20" w:before="0"/>
+            </w:pPr>
+            <w:r>
+              <w:rPr>
+                <w:rFonts w:ascii="Arial" w:cs="Arial" w:eastAsia="Arial" w:hAnsi="Arial"/>
+                <w:b/>
+                <w:bCs/>
+                <w:color w:val="1F3864"/>
+                <w:sz w:val="16"/>
+                <w:szCs w:val="16"/>
+              </w:rPr>
+              <w:t xml:space="preserve">📹 VIDEO:</w:t>
+            </w:r>
+          </w:p>
+          <w:p>
+            <w:pPr>
+              <w:spacing w:after="20" w:before="0"/>
+            </w:pPr>
+            <w:hyperlink w:history="1" r:id="rIddm3lw-xsvqub-tjakf2pb">
+              <w:r>
+                <w:rPr>
+                  <w:rFonts w:ascii="Arial" w:cs="Arial" w:eastAsia="Arial" w:hAnsi="Arial"/>
+                  <w:color w:val="2E75B6"/>
+                  <w:sz w:val="16"/>
+                  <w:szCs w:val="16"/>
+                  <w:u w:val="single" w:color="2E75B6"/>
+                </w:rPr>
+                <w:t xml:space="preserve">Volume word problem: water tank</w:t>
+              </w:r>
+            </w:hyperlink>
+          </w:p>
+          <w:p>
+            <w:pPr>
+              <w:spacing w:after="10" w:before="0"/>
+              <w:ind w:left="120"/>
+            </w:pPr>
+            <w:r>
+              <w:rPr>
+                <w:rFonts w:ascii="Arial" w:cs="Arial" w:eastAsia="Arial" w:hAnsi="Arial"/>
+                <w:color w:val="595959"/>
+                <w:sz w:val="14"/>
+                <w:szCs w:val="14"/>
+              </w:rPr>
+              <w:t xml:space="preserve">Source: Khan Academy (English - US curriculum)</w:t>
+            </w:r>
+          </w:p>
+          <w:p>
+            <w:pPr>
+              <w:spacing w:after="10" w:before="0"/>
+              <w:ind w:left="120"/>
+            </w:pPr>
+            <w:hyperlink w:history="1" r:id="rIdgbpvihtd9v9tocuitq6zc">
+              <w:r>
+                <w:rPr>
+                  <w:rFonts w:ascii="Arial" w:cs="Arial" w:eastAsia="Arial" w:hAnsi="Arial"/>
+                  <w:color w:val="595959"/>
+                  <w:sz w:val="14"/>
+                  <w:szCs w:val="14"/>
+                  <w:u w:val="single" w:color="595959"/>
+                </w:rPr>
+                <w:t xml:space="preserve">🔍 Search ARES for similar videos</w:t>
+              </w:r>
+            </w:hyperlink>
+          </w:p>
+          <w:p>
+            <w:pPr>
+              <w:spacing w:after="40" w:before="0"/>
+            </w:pPr>
+            <w:r>
+              <w:rPr>
+                <w:sz w:val="14"/>
+                <w:szCs w:val="14"/>
+              </w:rPr>
+              <w:t xml:space="preserve"/>
+            </w:r>
+          </w:p>
+          <w:p>
+            <w:pPr>
+              <w:spacing w:after="20" w:before="0"/>
+            </w:pPr>
+            <w:r>
+              <w:rPr>
+                <w:rFonts w:ascii="Arial" w:cs="Arial" w:eastAsia="Arial" w:hAnsi="Arial"/>
+                <w:b/>
+                <w:bCs/>
+                <w:color w:val="1F3864"/>
+                <w:sz w:val="16"/>
+                <w:szCs w:val="16"/>
+              </w:rPr>
               <w:t xml:space="preserve">📖 EXERCISE:</w:t>
             </w:r>
           </w:p>
@@ -3852,7 +4464,7 @@
             <w:pPr>
               <w:spacing w:after="20" w:before="0"/>
             </w:pPr>
-            <w:hyperlink w:history="1" r:id="rIdkp4napdt6umypj6vtblmk">
+            <w:hyperlink w:history="1" r:id="rIdkpqtcrp8fxyafog_oycl4">
               <w:r>
                 <w:rPr>
                   <w:rFonts w:ascii="Arial" w:cs="Arial" w:eastAsia="Arial" w:hAnsi="Arial"/>
@@ -3885,7 +4497,7 @@
               <w:spacing w:after="10" w:before="0"/>
               <w:ind w:left="120"/>
             </w:pPr>
-            <w:hyperlink w:history="1" r:id="rId6h7c3mo8qtayird-9019i">
+            <w:hyperlink w:history="1" r:id="rIdzyru_ykruqttptv72q86j">
               <w:r>
                 <w:rPr>
                   <w:rFonts w:ascii="Arial" w:cs="Arial" w:eastAsia="Arial" w:hAnsi="Arial"/>
@@ -3927,7 +4539,7 @@
                 <w:sz w:val="18"/>
                 <w:szCs w:val="18"/>
               </w:rPr>
-              <w:t xml:space="preserve">The teacher reveals a second, fully labelled diagram on the board (or drawn large on manila paper) showing: (a) Amina standing 10 m from the base; angle of elevation = 38°; (b) Baraka standing 20 m from the same base; angle of elevation = 22°. Both sight lines go to the same point — the top of the tank. The teacher marks the right angle at the base of the tower and labels the sides: 'horizontal distance (adjacent)', 'height of tank (opposite)', 'line of sight (hypotenuse)'. Learners copy the diagram into their books and answer two observation questions in writing: (1) Both Amina and Baraka are looking at the SAME point. Will they calculate the SAME height? Explain. (2) Amina is closer and her angle is bigger. Baraka is farther and his angle is smaller. Does this make sense? Why? Learners then share with their partner before a brief whole-class discussion. The teacher does NOT solve the problem — the point is to make the pattern (closer → steeper angle) visible and to introduce the vocabulary: angle of elevation, horizontal distance, opposite side, adjacent side, hypotenuse.</w:t>
+              <w:t xml:space="preserve">Each learner is given two small slips of paper (or writes in a designated DQB section of their book if slips are not available). On slip 1 (yellow / marked Y): they write one question the lesson has raised for them that they do not yet know the answer to. On slip 2 (blue / marked B): they write one thing they are now more confident about compared to the start of the lesson. Learners post / record their slips. The teacher reads five questions aloud and organises them into two clusters on the board: (A) Questions about HOW (e.g., 'How do we actually calculate the height from the angle?') and (B) Questions about WHY (e.g., 'Why does the ratio stay the same?'). The DQB now displays the driving question at the top, with learner questions beneath it. The teacher tells learners: 'We will answer every one of these questions before the end of this sub-strand. Each lesson, we will come back to this board and move questions from the unanswered side to the answered side.'</w:t>
             </w:r>
           </w:p>
         </w:tc>
@@ -3959,7 +4571,7 @@
                 <w:sz w:val="18"/>
                 <w:szCs w:val="18"/>
               </w:rPr>
-              <w:t xml:space="preserve">Reveal the labelled diagram and say: 'Here is the same water tank. Now I have given you real numbers. Two students — Amina and Baraka — both measure their angle of elevation to the top of the tank. Amina is 10 metres away and measures 38 degrees. Baraka is 20 metres away and measures 22 degrees.' Point explicitly to each measurement on the diagram. 'Copy this diagram carefully into your books — label every side and every angle I have shown.' Allow 3 minutes for copying. Then: 'Now answer my two questions in writing — 2 minutes.' After writing, cold-call 3 learners on Question 1 and 2 learners on Question 2 — WAIT 12 seconds each time. After responses, the teacher draws attention to the right angle: 'What is special about the angle at the base of the tower?' WAIT 10 seconds. Establish that it is 90°. Say: 'So we have a right-angled triangle. We know one side — the horizontal distance — and we know one angle. The question every lesson in this sub-strand will answer is: what is the rule, the ratio, the formula, that connects these pieces to the height?' Write the driving question on the board: 'How can we use the angles and one side of a right-angled triangle to find any unknown height or distance in our environment — without ever measuring it directly?' Tell learners: 'We are not going to answer that today. But you have just observed the evidence we will use in every lesson from now on.'</w:t>
+              <w:t xml:space="preserve">Distribute slips or instruct learners to draw two boxes in their books. Say: 'You have 2 minutes to write — one genuine question on your yellow slip, one thing you are more confident about on your blue slip. Do this individually and in silence.' After 2 minutes, collect or have learners display slips. Read five questions aloud — choose a mix of procedural ('How do I find the height?') and conceptual ('Why does the ratio stay the same for all similar triangles?'). Organise visibly on the board. Say: 'These are YOUR questions. They are not silly — they are exactly the questions that Kenyan surveyors, engineers on the Thika Superhighway, and foresters in the Mau Forest needed to answer. By the end of this sub-strand, you will be able to answer all of them.' Point to the driving question at the top of the DQB. 'This is our compass. Every lesson, we come back here.' Leave the DQB visible for all subsequent lessons.</w:t>
             </w:r>
           </w:p>
         </w:tc>
@@ -3991,7 +4603,7 @@
                 <w:sz w:val="18"/>
                 <w:szCs w:val="18"/>
               </w:rPr>
-              <w:t xml:space="preserve">Anchored Observation with Structured Questions: Rather than a free-form 'what do you notice?', learners respond to two targeted written questions that direct attention to the key relationships (same height from different distances, inverse relationship between distance and angle). This prevents surface-level observations and ensures every learner engages with the mathematical structure of the phenomenon before vocabulary is formalised.</w:t>
+              <w:t xml:space="preserve">Question Sorting on the DQB: Publicly organising learner questions into HOW and WHY clusters gives learners metacognitive visibility into the structure of the sub-strand's inquiry. It also communicates that procedural questions (how to calculate) and conceptual questions (why the method works) are both valued — preventing the common misconception that mathematics is only about procedures.</w:t>
             </w:r>
           </w:p>
         </w:tc>
@@ -4023,7 +4635,7 @@
                 <w:sz w:val="18"/>
                 <w:szCs w:val="18"/>
               </w:rPr>
-              <w:t xml:space="preserve">Observable indicator 1 — Diagram accuracy: Teacher checks that learners have correctly labelled the right angle, the two acute angles, and the three sides (opposite, adjacent, hypotenuse) relative to the angle of elevation. Learners who label 'hypotenuse' as the vertical side are flagged for targeted questioning: 'The hypotenuse is always opposite which angle?' Observable indicator 2 — Question 1 response: Learners should state that both students will get the same height (even if they cannot yet explain how). Learners who say 'different heights' are asked: 'If they are both looking at the same point on the tank, can the tank have two different heights at the same time?' This probes conceptual understanding of consistency.</w:t>
+              <w:t xml:space="preserve">Observable indicator 1 — Question quality: At least 80% of learners produce a question that is specific to the phenomenon (e.g., 'How do we use 38 degrees to find the height?') rather than generic (e.g., 'What is trigonometry?'). Generic questions prompt teacher follow-up: 'Can you connect your question to Amina, Baraka, and the water tank?' Observable indicator 2 — Confidence statement: Learners should articulate something concrete (e.g., 'I am more confident that a right-angled triangle is hidden in the water tank problem') rather than vague ('I know more now'). Vague statements are revisited at the start of Lesson 2.</w:t>
             </w:r>
           </w:p>
         </w:tc>
@@ -4032,32 +4644,32 @@
         <w:tc>
           <w:tcPr>
             <w:tcW w:type="dxa" w:w="1520"/>
-            <w:shd w:fill="E2EFDA" w:color="auto" w:val="clear"/>
-            <w:tcMar>
-              <w:top w:type="dxa" w:w="60"/>
-              <w:left w:type="dxa" w:w="120"/>
-              <w:bottom w:type="dxa" w:w="60"/>
-              <w:right w:type="dxa" w:w="120"/>
-            </w:tcMar>
-            <w:vAlign w:val="top"/>
-          </w:tcPr>
-          <w:p>
-            <w:pPr>
-              <w:spacing w:after="40" w:before="0"/>
-              <w:jc w:val="left"/>
-            </w:pPr>
-            <w:r>
-              <w:rPr>
-                <w:rFonts w:ascii="Arial" w:cs="Arial" w:eastAsia="Arial" w:hAnsi="Arial"/>
-                <w:b/>
-                <w:bCs/>
-                <w:i w:val="false"/>
-                <w:iCs w:val="false"/>
-                <w:color w:val="000000"/>
-                <w:sz w:val="18"/>
-                <w:szCs w:val="18"/>
-              </w:rPr>
-              <w:t xml:space="preserve">Explain Phase</w:t>
+            <w:shd w:fill="D5E8F0" w:color="auto" w:val="clear"/>
+            <w:tcMar>
+              <w:top w:type="dxa" w:w="60"/>
+              <w:left w:type="dxa" w:w="120"/>
+              <w:bottom w:type="dxa" w:w="60"/>
+              <w:right w:type="dxa" w:w="120"/>
+            </w:tcMar>
+            <w:vAlign w:val="top"/>
+          </w:tcPr>
+          <w:p>
+            <w:pPr>
+              <w:spacing w:after="40" w:before="0"/>
+              <w:jc w:val="left"/>
+            </w:pPr>
+            <w:r>
+              <w:rPr>
+                <w:rFonts w:ascii="Arial" w:cs="Arial" w:eastAsia="Arial" w:hAnsi="Arial"/>
+                <w:b/>
+                <w:bCs/>
+                <w:i w:val="false"/>
+                <w:iCs w:val="false"/>
+                <w:color w:val="000000"/>
+                <w:sz w:val="18"/>
+                <w:szCs w:val="18"/>
+              </w:rPr>
+              <w:t xml:space="preserve">Model Building Phase</w:t>
             </w:r>
           </w:p>
           <w:p>
@@ -4080,7 +4692,7 @@
             <w:pPr>
               <w:spacing w:after="20" w:before="0"/>
             </w:pPr>
-            <w:hyperlink w:history="1" r:id="rIdxqin6qkzhwrt2rm5twj71">
+            <w:hyperlink w:history="1" r:id="rIdhyj0pi5vnmgzdvm6mx6ce">
               <w:r>
                 <w:rPr>
                   <w:rFonts w:ascii="Arial" w:cs="Arial" w:eastAsia="Arial" w:hAnsi="Arial"/>
@@ -4113,7 +4725,7 @@
               <w:spacing w:after="10" w:before="0"/>
               <w:ind w:left="120"/>
             </w:pPr>
-            <w:hyperlink w:history="1" r:id="rIdfzfyoqtvmqsywmrjmh937">
+            <w:hyperlink w:history="1" r:id="rIdiyqzbhltvxwqdneuylw_w">
               <w:r>
                 <w:rPr>
                   <w:rFonts w:ascii="Arial" w:cs="Arial" w:eastAsia="Arial" w:hAnsi="Arial"/>
@@ -4151,14 +4763,14 @@
                 <w:sz w:val="16"/>
                 <w:szCs w:val="16"/>
               </w:rPr>
-              <w:t xml:space="preserve">📖 PDF:</w:t>
+              <w:t xml:space="preserve">📖 EXERCISE:</w:t>
             </w:r>
           </w:p>
           <w:p>
             <w:pPr>
               <w:spacing w:after="20" w:before="0"/>
             </w:pPr>
-            <w:hyperlink w:history="1" r:id="rIdgzxzqbpdlow6ns1byb9un">
+            <w:hyperlink w:history="1" r:id="rIdyg2vs0-m0orxgymuxfvfx">
               <w:r>
                 <w:rPr>
                   <w:rFonts w:ascii="Arial" w:cs="Arial" w:eastAsia="Arial" w:hAnsi="Arial"/>
@@ -4167,7 +4779,7 @@
                   <w:szCs w:val="16"/>
                   <w:u w:val="single" w:color="2E75B6"/>
                 </w:rPr>
-                <w:t xml:space="preserve">The Brick Dome Water Tank Kno 100424</w:t>
+                <w:t xml:space="preserve">Right triangle trigonometry word problems</w:t>
               </w:r>
             </w:hyperlink>
           </w:p>
@@ -4183,7 +4795,7 @@
                 <w:sz w:val="14"/>
                 <w:szCs w:val="14"/>
               </w:rPr>
-              <w:t xml:space="preserve">Source: practical_action</w:t>
+              <w:t xml:space="preserve">Source: Khan Academy (English - US curriculum)</w:t>
             </w:r>
           </w:p>
           <w:p>
@@ -4191,619 +4803,7 @@
               <w:spacing w:after="10" w:before="0"/>
               <w:ind w:left="120"/>
             </w:pPr>
-            <w:hyperlink w:history="1" r:id="rId4qipjba6xlx2vy_c3yhog">
-              <w:r>
-                <w:rPr>
-                  <w:rFonts w:ascii="Arial" w:cs="Arial" w:eastAsia="Arial" w:hAnsi="Arial"/>
-                  <w:color w:val="595959"/>
-                  <w:sz w:val="14"/>
-                  <w:szCs w:val="14"/>
-                  <w:u w:val="single" w:color="595959"/>
-                </w:rPr>
-                <w:t xml:space="preserve">🔍 Search ARES for similar readings</w:t>
-              </w:r>
-            </w:hyperlink>
-          </w:p>
-        </w:tc>
-        <w:tc>
-          <w:tcPr>
-            <w:tcW w:type="dxa" w:w="3040"/>
-            <w:shd w:fill="FFFFFF" w:color="auto" w:val="clear"/>
-            <w:tcMar>
-              <w:top w:type="dxa" w:w="60"/>
-              <w:left w:type="dxa" w:w="120"/>
-              <w:bottom w:type="dxa" w:w="60"/>
-              <w:right w:type="dxa" w:w="120"/>
-            </w:tcMar>
-            <w:vAlign w:val="top"/>
-          </w:tcPr>
-          <w:p>
-            <w:pPr>
-              <w:spacing w:after="40" w:before="0"/>
-              <w:jc w:val="left"/>
-            </w:pPr>
-            <w:r>
-              <w:rPr>
-                <w:rFonts w:ascii="Arial" w:cs="Arial" w:eastAsia="Arial" w:hAnsi="Arial"/>
-                <w:b w:val="false"/>
-                <w:bCs w:val="false"/>
-                <w:i w:val="false"/>
-                <w:iCs w:val="false"/>
-                <w:color w:val="000000"/>
-                <w:sz w:val="18"/>
-                <w:szCs w:val="18"/>
-              </w:rPr>
-              <w:t xml:space="preserve">Learners work in groups of four to complete a structured 'Triangle Anatomy' task on the diagram they copied. Each group receives (or draws) three versions of the same right-angled triangle at different scales but with the same angles (a set of similar triangles). For each triangle they measure: (a) the side opposite the marked angle, (b) the side adjacent to the marked angle, (c) the hypotenuse. They record measurements in a table. The teacher then asks groups to compute the ratio opposite ÷ adjacent for each triangle and record it. Groups notice the ratio is approximately the same across all three triangles despite different sizes — a striking result they cannot yet explain. Groups discuss: 'What does it mean that this ratio stays the same even when the triangle gets bigger?' Each group nominates a spokesperson to share one sentence summarising their finding. The teacher introduces the word 'trigonometry' (from Greek: trigonon = triangle, metron = measure) and explains that this sub-strand will be about using these consistent ratios to solve the water tank problem and problems like it across Kenya.</w:t>
-            </w:r>
-          </w:p>
-        </w:tc>
-        <w:tc>
-          <w:tcPr>
-            <w:tcW w:type="dxa" w:w="3040"/>
-            <w:shd w:fill="F2F2F2" w:color="auto" w:val="clear"/>
-            <w:tcMar>
-              <w:top w:type="dxa" w:w="60"/>
-              <w:left w:type="dxa" w:w="120"/>
-              <w:bottom w:type="dxa" w:w="60"/>
-              <w:right w:type="dxa" w:w="120"/>
-            </w:tcMar>
-            <w:vAlign w:val="top"/>
-          </w:tcPr>
-          <w:p>
-            <w:pPr>
-              <w:spacing w:after="40" w:before="0"/>
-              <w:jc w:val="left"/>
-            </w:pPr>
-            <w:r>
-              <w:rPr>
-                <w:rFonts w:ascii="Arial" w:cs="Arial" w:eastAsia="Arial" w:hAnsi="Arial"/>
-                <w:b w:val="false"/>
-                <w:bCs w:val="false"/>
-                <w:i w:val="false"/>
-                <w:iCs w:val="false"/>
-                <w:color w:val="000000"/>
-                <w:sz w:val="18"/>
-                <w:szCs w:val="18"/>
-              </w:rPr>
-              <w:t xml:space="preserve">Say: 'In your groups, I want you to measure the three sides of each triangle on your sheet and fill in the table. Use your rulers — be precise to the nearest millimetre.' Allow 5 minutes for measurement and table completion, circulating to check ruler technique and that learners are correctly identifying opposite vs adjacent relative to the marked angle. After 5 minutes: 'Now divide opposite by adjacent for each triangle. Use long division or your calculator if you have one. Write the answer to two decimal places.' Allow 2 minutes. Then cold-call one group: 'Fatuma, what ratio did your group get for the small triangle?' WAIT 12 seconds. Cold-call a second group for the medium triangle and a third for the large triangle. Write all three ratios on the board. Ask: 'These triangles are different sizes. Why is the ratio so similar?' WAIT 15 seconds — this is a genuine thinking pause, do not fill the silence. Take 3 responses. Do not confirm or deny explanations yet — say: 'Hold that thought. That is exactly what we are going to explain over the next several lessons. The word for this branch of mathematics is trigonometry.' Write 'TRIGONOMETRY' on the board and give the etymology. End by returning to the water tank diagram: 'If we can find the right ratio for a 38-degree angle, what can we calculate?' WAIT 10 seconds. Establish: the height of the tank — connecting back to the phenomenon.</w:t>
-            </w:r>
-          </w:p>
-        </w:tc>
-        <w:tc>
-          <w:tcPr>
-            <w:tcW w:type="dxa" w:w="3040"/>
-            <w:shd w:fill="FFFFFF" w:color="auto" w:val="clear"/>
-            <w:tcMar>
-              <w:top w:type="dxa" w:w="60"/>
-              <w:left w:type="dxa" w:w="120"/>
-              <w:bottom w:type="dxa" w:w="60"/>
-              <w:right w:type="dxa" w:w="120"/>
-            </w:tcMar>
-            <w:vAlign w:val="top"/>
-          </w:tcPr>
-          <w:p>
-            <w:pPr>
-              <w:spacing w:after="40" w:before="0"/>
-              <w:jc w:val="left"/>
-            </w:pPr>
-            <w:r>
-              <w:rPr>
-                <w:rFonts w:ascii="Arial" w:cs="Arial" w:eastAsia="Arial" w:hAnsi="Arial"/>
-                <w:b w:val="false"/>
-                <w:bCs w:val="false"/>
-                <w:i w:val="false"/>
-                <w:iCs w:val="false"/>
-                <w:color w:val="000000"/>
-                <w:sz w:val="18"/>
-                <w:szCs w:val="18"/>
-              </w:rPr>
-              <w:t xml:space="preserve">Ratio Invariance Discovery: By measuring physically and computing ratios across similar triangles of different sizes, learners encounter the core insight of trigonometry — that ratios of sides depend only on angles, not on size — before any formula is given. This builds conceptual readiness so that when sine, cosine, and tangent are formally introduced in Lesson 2, learners have an experiential anchor for why those ratios are meaningful.</w:t>
-            </w:r>
-          </w:p>
-        </w:tc>
-        <w:tc>
-          <w:tcPr>
-            <w:tcW w:type="dxa" w:w="3040"/>
-            <w:shd w:fill="F2F2F2" w:color="auto" w:val="clear"/>
-            <w:tcMar>
-              <w:top w:type="dxa" w:w="60"/>
-              <w:left w:type="dxa" w:w="120"/>
-              <w:bottom w:type="dxa" w:w="60"/>
-              <w:right w:type="dxa" w:w="120"/>
-            </w:tcMar>
-            <w:vAlign w:val="top"/>
-          </w:tcPr>
-          <w:p>
-            <w:pPr>
-              <w:spacing w:after="40" w:before="0"/>
-              <w:jc w:val="left"/>
-            </w:pPr>
-            <w:r>
-              <w:rPr>
-                <w:rFonts w:ascii="Arial" w:cs="Arial" w:eastAsia="Arial" w:hAnsi="Arial"/>
-                <w:b w:val="false"/>
-                <w:bCs w:val="false"/>
-                <w:i w:val="false"/>
-                <w:iCs w:val="false"/>
-                <w:color w:val="000000"/>
-                <w:sz w:val="18"/>
-                <w:szCs w:val="18"/>
-              </w:rPr>
-              <w:t xml:space="preserve">Observable indicator 1 — Ratio computation: All four group members should have the same ratio written in their individual exercise books (not just the group recorder). Teacher checks 3–4 books per group during circulation. Observable indicator 2 — Explanation attempt: Spokesperson's sentence should reference the idea that the shape (angles) stays the same even when the size changes. Sentences that only describe the arithmetic ('we divided and got the same number') without referencing the triangle prompt a follow-up: 'Why do you think the shape of the triangle might have something to do with the ratio staying constant?'</w:t>
-            </w:r>
-          </w:p>
-        </w:tc>
-      </w:tr>
-      <w:tr>
-        <w:tc>
-          <w:tcPr>
-            <w:tcW w:type="dxa" w:w="1520"/>
-            <w:shd w:fill="FCE4D6" w:color="auto" w:val="clear"/>
-            <w:tcMar>
-              <w:top w:type="dxa" w:w="60"/>
-              <w:left w:type="dxa" w:w="120"/>
-              <w:bottom w:type="dxa" w:w="60"/>
-              <w:right w:type="dxa" w:w="120"/>
-            </w:tcMar>
-            <w:vAlign w:val="top"/>
-          </w:tcPr>
-          <w:p>
-            <w:pPr>
-              <w:spacing w:after="40" w:before="0"/>
-              <w:jc w:val="left"/>
-            </w:pPr>
-            <w:r>
-              <w:rPr>
-                <w:rFonts w:ascii="Arial" w:cs="Arial" w:eastAsia="Arial" w:hAnsi="Arial"/>
-                <w:b/>
-                <w:bCs/>
-                <w:i w:val="false"/>
-                <w:iCs w:val="false"/>
-                <w:color w:val="000000"/>
-                <w:sz w:val="18"/>
-                <w:szCs w:val="18"/>
-              </w:rPr>
-              <w:t xml:space="preserve">Driving Question Board (DQB) Creation</w:t>
-            </w:r>
-          </w:p>
-          <w:p>
-            <w:pPr>
-              <w:spacing w:after="20" w:before="0"/>
-            </w:pPr>
-            <w:r>
-              <w:rPr>
-                <w:rFonts w:ascii="Arial" w:cs="Arial" w:eastAsia="Arial" w:hAnsi="Arial"/>
-                <w:b/>
-                <w:bCs/>
-                <w:color w:val="1F3864"/>
-                <w:sz w:val="16"/>
-                <w:szCs w:val="16"/>
-              </w:rPr>
-              <w:t xml:space="preserve">📹 VIDEO:</w:t>
-            </w:r>
-          </w:p>
-          <w:p>
-            <w:pPr>
-              <w:spacing w:after="20" w:before="0"/>
-            </w:pPr>
-            <w:hyperlink w:history="1" r:id="rIdpj6vznbp6yr2t_ki9frpj">
-              <w:r>
-                <w:rPr>
-                  <w:rFonts w:ascii="Arial" w:cs="Arial" w:eastAsia="Arial" w:hAnsi="Arial"/>
-                  <w:color w:val="2E75B6"/>
-                  <w:sz w:val="16"/>
-                  <w:szCs w:val="16"/>
-                  <w:u w:val="single" w:color="2E75B6"/>
-                </w:rPr>
-                <w:t xml:space="preserve">Volume word problem: water tank</w:t>
-              </w:r>
-            </w:hyperlink>
-          </w:p>
-          <w:p>
-            <w:pPr>
-              <w:spacing w:after="10" w:before="0"/>
-              <w:ind w:left="120"/>
-            </w:pPr>
-            <w:r>
-              <w:rPr>
-                <w:rFonts w:ascii="Arial" w:cs="Arial" w:eastAsia="Arial" w:hAnsi="Arial"/>
-                <w:color w:val="595959"/>
-                <w:sz w:val="14"/>
-                <w:szCs w:val="14"/>
-              </w:rPr>
-              <w:t xml:space="preserve">Source: Khan Academy (English - US curriculum)</w:t>
-            </w:r>
-          </w:p>
-          <w:p>
-            <w:pPr>
-              <w:spacing w:after="10" w:before="0"/>
-              <w:ind w:left="120"/>
-            </w:pPr>
-            <w:hyperlink w:history="1" r:id="rIdfkhz9imilduyb3zh5fepk">
-              <w:r>
-                <w:rPr>
-                  <w:rFonts w:ascii="Arial" w:cs="Arial" w:eastAsia="Arial" w:hAnsi="Arial"/>
-                  <w:color w:val="595959"/>
-                  <w:sz w:val="14"/>
-                  <w:szCs w:val="14"/>
-                  <w:u w:val="single" w:color="595959"/>
-                </w:rPr>
-                <w:t xml:space="preserve">🔍 Search ARES for similar videos</w:t>
-              </w:r>
-            </w:hyperlink>
-          </w:p>
-          <w:p>
-            <w:pPr>
-              <w:spacing w:after="40" w:before="0"/>
-            </w:pPr>
-            <w:r>
-              <w:rPr>
-                <w:sz w:val="14"/>
-                <w:szCs w:val="14"/>
-              </w:rPr>
-              <w:t xml:space="preserve"/>
-            </w:r>
-          </w:p>
-          <w:p>
-            <w:pPr>
-              <w:spacing w:after="20" w:before="0"/>
-            </w:pPr>
-            <w:r>
-              <w:rPr>
-                <w:rFonts w:ascii="Arial" w:cs="Arial" w:eastAsia="Arial" w:hAnsi="Arial"/>
-                <w:b/>
-                <w:bCs/>
-                <w:color w:val="1F3864"/>
-                <w:sz w:val="16"/>
-                <w:szCs w:val="16"/>
-              </w:rPr>
-              <w:t xml:space="preserve">📖 EXERCISE:</w:t>
-            </w:r>
-          </w:p>
-          <w:p>
-            <w:pPr>
-              <w:spacing w:after="20" w:before="0"/>
-            </w:pPr>
-            <w:hyperlink w:history="1" r:id="rId_su2douvm9k6ospwwon6a">
-              <w:r>
-                <w:rPr>
-                  <w:rFonts w:ascii="Arial" w:cs="Arial" w:eastAsia="Arial" w:hAnsi="Arial"/>
-                  <w:color w:val="2E75B6"/>
-                  <w:sz w:val="16"/>
-                  <w:szCs w:val="16"/>
-                  <w:u w:val="single" w:color="2E75B6"/>
-                </w:rPr>
-                <w:t xml:space="preserve">Number opposites challenge</w:t>
-              </w:r>
-            </w:hyperlink>
-          </w:p>
-          <w:p>
-            <w:pPr>
-              <w:spacing w:after="10" w:before="0"/>
-              <w:ind w:left="120"/>
-            </w:pPr>
-            <w:r>
-              <w:rPr>
-                <w:rFonts w:ascii="Arial" w:cs="Arial" w:eastAsia="Arial" w:hAnsi="Arial"/>
-                <w:color w:val="595959"/>
-                <w:sz w:val="14"/>
-                <w:szCs w:val="14"/>
-              </w:rPr>
-              <w:t xml:space="preserve">Source: Khan Academy (English - US curriculum)</w:t>
-            </w:r>
-          </w:p>
-          <w:p>
-            <w:pPr>
-              <w:spacing w:after="10" w:before="0"/>
-              <w:ind w:left="120"/>
-            </w:pPr>
-            <w:hyperlink w:history="1" r:id="rIdfdh6to124ujcfg13n-ofb">
-              <w:r>
-                <w:rPr>
-                  <w:rFonts w:ascii="Arial" w:cs="Arial" w:eastAsia="Arial" w:hAnsi="Arial"/>
-                  <w:color w:val="595959"/>
-                  <w:sz w:val="14"/>
-                  <w:szCs w:val="14"/>
-                  <w:u w:val="single" w:color="595959"/>
-                </w:rPr>
-                <w:t xml:space="preserve">🔍 Search ARES for similar readings</w:t>
-              </w:r>
-            </w:hyperlink>
-          </w:p>
-        </w:tc>
-        <w:tc>
-          <w:tcPr>
-            <w:tcW w:type="dxa" w:w="3040"/>
-            <w:shd w:fill="FFFFFF" w:color="auto" w:val="clear"/>
-            <w:tcMar>
-              <w:top w:type="dxa" w:w="60"/>
-              <w:left w:type="dxa" w:w="120"/>
-              <w:bottom w:type="dxa" w:w="60"/>
-              <w:right w:type="dxa" w:w="120"/>
-            </w:tcMar>
-            <w:vAlign w:val="top"/>
-          </w:tcPr>
-          <w:p>
-            <w:pPr>
-              <w:spacing w:after="40" w:before="0"/>
-              <w:jc w:val="left"/>
-            </w:pPr>
-            <w:r>
-              <w:rPr>
-                <w:rFonts w:ascii="Arial" w:cs="Arial" w:eastAsia="Arial" w:hAnsi="Arial"/>
-                <w:b w:val="false"/>
-                <w:bCs w:val="false"/>
-                <w:i w:val="false"/>
-                <w:iCs w:val="false"/>
-                <w:color w:val="000000"/>
-                <w:sz w:val="18"/>
-                <w:szCs w:val="18"/>
-              </w:rPr>
-              <w:t xml:space="preserve">Each learner is given two small slips of paper (or writes in a designated DQB section of their book if slips are not available). On slip 1 (yellow / marked Y): they write one question the lesson has raised for them that they do not yet know the answer to. On slip 2 (blue / marked B): they write one thing they are now more confident about compared to the start of the lesson. Learners post / record their slips. The teacher reads five questions aloud and organises them into two clusters on the board: (A) Questions about HOW (e.g., 'How do we actually calculate the height from the angle?') and (B) Questions about WHY (e.g., 'Why does the ratio stay the same?'). The DQB now displays the driving question at the top, with learner questions beneath it. The teacher tells learners: 'We will answer every one of these questions before the end of this sub-strand. Each lesson, we will come back to this board and move questions from the unanswered side to the answered side.'</w:t>
-            </w:r>
-          </w:p>
-        </w:tc>
-        <w:tc>
-          <w:tcPr>
-            <w:tcW w:type="dxa" w:w="3040"/>
-            <w:shd w:fill="F2F2F2" w:color="auto" w:val="clear"/>
-            <w:tcMar>
-              <w:top w:type="dxa" w:w="60"/>
-              <w:left w:type="dxa" w:w="120"/>
-              <w:bottom w:type="dxa" w:w="60"/>
-              <w:right w:type="dxa" w:w="120"/>
-            </w:tcMar>
-            <w:vAlign w:val="top"/>
-          </w:tcPr>
-          <w:p>
-            <w:pPr>
-              <w:spacing w:after="40" w:before="0"/>
-              <w:jc w:val="left"/>
-            </w:pPr>
-            <w:r>
-              <w:rPr>
-                <w:rFonts w:ascii="Arial" w:cs="Arial" w:eastAsia="Arial" w:hAnsi="Arial"/>
-                <w:b w:val="false"/>
-                <w:bCs w:val="false"/>
-                <w:i w:val="false"/>
-                <w:iCs w:val="false"/>
-                <w:color w:val="000000"/>
-                <w:sz w:val="18"/>
-                <w:szCs w:val="18"/>
-              </w:rPr>
-              <w:t xml:space="preserve">Distribute slips or instruct learners to draw two boxes in their books. Say: 'You have 2 minutes to write — one genuine question on your yellow slip, one thing you are more confident about on your blue slip. Do this individually and in silence.' After 2 minutes, collect or have learners display slips. Read five questions aloud — choose a mix of procedural ('How do I find the height?') and conceptual ('Why does the ratio stay the same for all similar triangles?'). Organise visibly on the board. Say: 'These are YOUR questions. They are not silly — they are exactly the questions that Kenyan surveyors, engineers on the Thika Superhighway, and foresters in the Mau Forest needed to answer. By the end of this sub-strand, you will be able to answer all of them.' Point to the driving question at the top of the DQB. 'This is our compass. Every lesson, we come back here.' Leave the DQB visible for all subsequent lessons.</w:t>
-            </w:r>
-          </w:p>
-        </w:tc>
-        <w:tc>
-          <w:tcPr>
-            <w:tcW w:type="dxa" w:w="3040"/>
-            <w:shd w:fill="FFFFFF" w:color="auto" w:val="clear"/>
-            <w:tcMar>
-              <w:top w:type="dxa" w:w="60"/>
-              <w:left w:type="dxa" w:w="120"/>
-              <w:bottom w:type="dxa" w:w="60"/>
-              <w:right w:type="dxa" w:w="120"/>
-            </w:tcMar>
-            <w:vAlign w:val="top"/>
-          </w:tcPr>
-          <w:p>
-            <w:pPr>
-              <w:spacing w:after="40" w:before="0"/>
-              <w:jc w:val="left"/>
-            </w:pPr>
-            <w:r>
-              <w:rPr>
-                <w:rFonts w:ascii="Arial" w:cs="Arial" w:eastAsia="Arial" w:hAnsi="Arial"/>
-                <w:b w:val="false"/>
-                <w:bCs w:val="false"/>
-                <w:i w:val="false"/>
-                <w:iCs w:val="false"/>
-                <w:color w:val="000000"/>
-                <w:sz w:val="18"/>
-                <w:szCs w:val="18"/>
-              </w:rPr>
-              <w:t xml:space="preserve">Question Sorting on the DQB: Publicly organising learner questions into HOW and WHY clusters gives learners metacognitive visibility into the structure of the sub-strand's inquiry. It also communicates that procedural questions (how to calculate) and conceptual questions (why the method works) are both valued — preventing the common misconception that mathematics is only about procedures.</w:t>
-            </w:r>
-          </w:p>
-        </w:tc>
-        <w:tc>
-          <w:tcPr>
-            <w:tcW w:type="dxa" w:w="3040"/>
-            <w:shd w:fill="F2F2F2" w:color="auto" w:val="clear"/>
-            <w:tcMar>
-              <w:top w:type="dxa" w:w="60"/>
-              <w:left w:type="dxa" w:w="120"/>
-              <w:bottom w:type="dxa" w:w="60"/>
-              <w:right w:type="dxa" w:w="120"/>
-            </w:tcMar>
-            <w:vAlign w:val="top"/>
-          </w:tcPr>
-          <w:p>
-            <w:pPr>
-              <w:spacing w:after="40" w:before="0"/>
-              <w:jc w:val="left"/>
-            </w:pPr>
-            <w:r>
-              <w:rPr>
-                <w:rFonts w:ascii="Arial" w:cs="Arial" w:eastAsia="Arial" w:hAnsi="Arial"/>
-                <w:b w:val="false"/>
-                <w:bCs w:val="false"/>
-                <w:i w:val="false"/>
-                <w:iCs w:val="false"/>
-                <w:color w:val="000000"/>
-                <w:sz w:val="18"/>
-                <w:szCs w:val="18"/>
-              </w:rPr>
-              <w:t xml:space="preserve">Observable indicator 1 — Question quality: At least 80% of learners produce a question that is specific to the phenomenon (e.g., 'How do we use 38 degrees to find the height?') rather than generic (e.g., 'What is trigonometry?'). Generic questions prompt teacher follow-up: 'Can you connect your question to Amina, Baraka, and the water tank?' Observable indicator 2 — Confidence statement: Learners should articulate something concrete (e.g., 'I am more confident that a right-angled triangle is hidden in the water tank problem') rather than vague ('I know more now'). Vague statements are revisited at the start of Lesson 2.</w:t>
-            </w:r>
-          </w:p>
-        </w:tc>
-      </w:tr>
-      <w:tr>
-        <w:tc>
-          <w:tcPr>
-            <w:tcW w:type="dxa" w:w="1520"/>
-            <w:shd w:fill="D5E8F0" w:color="auto" w:val="clear"/>
-            <w:tcMar>
-              <w:top w:type="dxa" w:w="60"/>
-              <w:left w:type="dxa" w:w="120"/>
-              <w:bottom w:type="dxa" w:w="60"/>
-              <w:right w:type="dxa" w:w="120"/>
-            </w:tcMar>
-            <w:vAlign w:val="top"/>
-          </w:tcPr>
-          <w:p>
-            <w:pPr>
-              <w:spacing w:after="40" w:before="0"/>
-              <w:jc w:val="left"/>
-            </w:pPr>
-            <w:r>
-              <w:rPr>
-                <w:rFonts w:ascii="Arial" w:cs="Arial" w:eastAsia="Arial" w:hAnsi="Arial"/>
-                <w:b/>
-                <w:bCs/>
-                <w:i w:val="false"/>
-                <w:iCs w:val="false"/>
-                <w:color w:val="000000"/>
-                <w:sz w:val="18"/>
-                <w:szCs w:val="18"/>
-              </w:rPr>
-              <w:t xml:space="preserve">Model Building Phase</w:t>
-            </w:r>
-          </w:p>
-          <w:p>
-            <w:pPr>
-              <w:spacing w:after="20" w:before="0"/>
-            </w:pPr>
-            <w:r>
-              <w:rPr>
-                <w:rFonts w:ascii="Arial" w:cs="Arial" w:eastAsia="Arial" w:hAnsi="Arial"/>
-                <w:b/>
-                <w:bCs/>
-                <w:color w:val="1F3864"/>
-                <w:sz w:val="16"/>
-                <w:szCs w:val="16"/>
-              </w:rPr>
-              <w:t xml:space="preserve">📹 VIDEO:</w:t>
-            </w:r>
-          </w:p>
-          <w:p>
-            <w:pPr>
-              <w:spacing w:after="20" w:before="0"/>
-            </w:pPr>
-            <w:hyperlink w:history="1" r:id="rIdgsauq9jojhlzjtxlbnsjz">
-              <w:r>
-                <w:rPr>
-                  <w:rFonts w:ascii="Arial" w:cs="Arial" w:eastAsia="Arial" w:hAnsi="Arial"/>
-                  <w:color w:val="2E75B6"/>
-                  <w:sz w:val="16"/>
-                  <w:szCs w:val="16"/>
-                  <w:u w:val="single" w:color="2E75B6"/>
-                </w:rPr>
-                <w:t xml:space="preserve">Volume word problem: water tank</w:t>
-              </w:r>
-            </w:hyperlink>
-          </w:p>
-          <w:p>
-            <w:pPr>
-              <w:spacing w:after="10" w:before="0"/>
-              <w:ind w:left="120"/>
-            </w:pPr>
-            <w:r>
-              <w:rPr>
-                <w:rFonts w:ascii="Arial" w:cs="Arial" w:eastAsia="Arial" w:hAnsi="Arial"/>
-                <w:color w:val="595959"/>
-                <w:sz w:val="14"/>
-                <w:szCs w:val="14"/>
-              </w:rPr>
-              <w:t xml:space="preserve">Source: Khan Academy (English - US curriculum)</w:t>
-            </w:r>
-          </w:p>
-          <w:p>
-            <w:pPr>
-              <w:spacing w:after="10" w:before="0"/>
-              <w:ind w:left="120"/>
-            </w:pPr>
-            <w:hyperlink w:history="1" r:id="rIdd9jdjryvvpo6_4gpoaww3">
-              <w:r>
-                <w:rPr>
-                  <w:rFonts w:ascii="Arial" w:cs="Arial" w:eastAsia="Arial" w:hAnsi="Arial"/>
-                  <w:color w:val="595959"/>
-                  <w:sz w:val="14"/>
-                  <w:szCs w:val="14"/>
-                  <w:u w:val="single" w:color="595959"/>
-                </w:rPr>
-                <w:t xml:space="preserve">🔍 Search ARES for similar videos</w:t>
-              </w:r>
-            </w:hyperlink>
-          </w:p>
-          <w:p>
-            <w:pPr>
-              <w:spacing w:after="40" w:before="0"/>
-            </w:pPr>
-            <w:r>
-              <w:rPr>
-                <w:sz w:val="14"/>
-                <w:szCs w:val="14"/>
-              </w:rPr>
-              <w:t xml:space="preserve"/>
-            </w:r>
-          </w:p>
-          <w:p>
-            <w:pPr>
-              <w:spacing w:after="20" w:before="0"/>
-            </w:pPr>
-            <w:r>
-              <w:rPr>
-                <w:rFonts w:ascii="Arial" w:cs="Arial" w:eastAsia="Arial" w:hAnsi="Arial"/>
-                <w:b/>
-                <w:bCs/>
-                <w:color w:val="1F3864"/>
-                <w:sz w:val="16"/>
-                <w:szCs w:val="16"/>
-              </w:rPr>
-              <w:t xml:space="preserve">📖 HTML:</w:t>
-            </w:r>
-          </w:p>
-          <w:p>
-            <w:pPr>
-              <w:spacing w:after="20" w:before="0"/>
-            </w:pPr>
-            <w:hyperlink w:history="1" r:id="rIdnr7o3c8wfoomy4ccyxywp">
-              <w:r>
-                <w:rPr>
-                  <w:rFonts w:ascii="Arial" w:cs="Arial" w:eastAsia="Arial" w:hAnsi="Arial"/>
-                  <w:color w:val="2E75B6"/>
-                  <w:sz w:val="16"/>
-                  <w:szCs w:val="16"/>
-                  <w:u w:val="single" w:color="2E75B6"/>
-                </w:rPr>
-                <w:t xml:space="preserve">Trigonometry Word Problems: Helicopter Angle of Depression Rescue (PLIX)</w:t>
-              </w:r>
-            </w:hyperlink>
-          </w:p>
-          <w:p>
-            <w:pPr>
-              <w:spacing w:after="10" w:before="0"/>
-              <w:ind w:left="120"/>
-            </w:pPr>
-            <w:r>
-              <w:rPr>
-                <w:rFonts w:ascii="Arial" w:cs="Arial" w:eastAsia="Arial" w:hAnsi="Arial"/>
-                <w:color w:val="595959"/>
-                <w:sz w:val="14"/>
-                <w:szCs w:val="14"/>
-              </w:rPr>
-              <w:t xml:space="preserve">Source: CK-12</w:t>
-            </w:r>
-          </w:p>
-          <w:p>
-            <w:pPr>
-              <w:spacing w:after="10" w:before="0"/>
-              <w:ind w:left="120"/>
-            </w:pPr>
-            <w:hyperlink w:history="1" r:id="rId7khyu7nmbyaj16z9nn-tf">
+            <w:hyperlink w:history="1" r:id="rIdrsy77gxpa71shmac7kkxr">
               <w:r>
                 <w:rPr>
                   <w:rFonts w:ascii="Arial" w:cs="Arial" w:eastAsia="Arial" w:hAnsi="Arial"/>
@@ -6449,7 +6449,7 @@
             <w:pPr>
               <w:spacing w:after="20" w:before="0"/>
             </w:pPr>
-            <w:hyperlink w:history="1" r:id="rIdwgxincznlfz-chkovlxdz">
+            <w:hyperlink w:history="1" r:id="rIdvjijhjpxv7kbo-asloe1e">
               <w:r>
                 <w:rPr>
                   <w:rFonts w:ascii="Arial" w:cs="Arial" w:eastAsia="Arial" w:hAnsi="Arial"/>
@@ -6482,7 +6482,7 @@
               <w:spacing w:after="10" w:before="0"/>
               <w:ind w:left="120"/>
             </w:pPr>
-            <w:hyperlink w:history="1" r:id="rIdtnxv98ptavwy65qu5yyns">
+            <w:hyperlink w:history="1" r:id="rId7from4dtowoq0fgxjvdod">
               <w:r>
                 <w:rPr>
                   <w:rFonts w:ascii="Arial" w:cs="Arial" w:eastAsia="Arial" w:hAnsi="Arial"/>
@@ -6527,7 +6527,7 @@
             <w:pPr>
               <w:spacing w:after="20" w:before="0"/>
             </w:pPr>
-            <w:hyperlink w:history="1" r:id="rIds453vfgw2y7jov4jm9jkk">
+            <w:hyperlink w:history="1" r:id="rId8shhmux7iebo-gl2hm4v1">
               <w:r>
                 <w:rPr>
                   <w:rFonts w:ascii="Arial" w:cs="Arial" w:eastAsia="Arial" w:hAnsi="Arial"/>
@@ -6560,7 +6560,7 @@
               <w:spacing w:after="10" w:before="0"/>
               <w:ind w:left="120"/>
             </w:pPr>
-            <w:hyperlink w:history="1" r:id="rId7ujrwpiettqhyqo8erfxn">
+            <w:hyperlink w:history="1" r:id="rIdajxkztuk5zbbj9vzlmr5d">
               <w:r>
                 <w:rPr>
                   <w:rFonts w:ascii="Arial" w:cs="Arial" w:eastAsia="Arial" w:hAnsi="Arial"/>
@@ -6755,7 +6755,7 @@
             <w:pPr>
               <w:spacing w:after="20" w:before="0"/>
             </w:pPr>
-            <w:hyperlink w:history="1" r:id="rIdexg2jninel0nijito5gm2">
+            <w:hyperlink w:history="1" r:id="rIdyysx_h5u-yf1sxkryaje7">
               <w:r>
                 <w:rPr>
                   <w:rFonts w:ascii="Arial" w:cs="Arial" w:eastAsia="Arial" w:hAnsi="Arial"/>
@@ -6788,7 +6788,7 @@
               <w:spacing w:after="10" w:before="0"/>
               <w:ind w:left="120"/>
             </w:pPr>
-            <w:hyperlink w:history="1" r:id="rIdzuyplqldcnf0xefsheuox">
+            <w:hyperlink w:history="1" r:id="rIds1vb2li7h-mcomciqt-z5">
               <w:r>
                 <w:rPr>
                   <w:rFonts w:ascii="Arial" w:cs="Arial" w:eastAsia="Arial" w:hAnsi="Arial"/>
@@ -6826,6 +6826,312 @@
                 <w:sz w:val="16"/>
                 <w:szCs w:val="16"/>
               </w:rPr>
+              <w:t xml:space="preserve">📖 HTML:</w:t>
+            </w:r>
+          </w:p>
+          <w:p>
+            <w:pPr>
+              <w:spacing w:after="20" w:before="0"/>
+            </w:pPr>
+            <w:hyperlink w:history="1" r:id="rIdc2r1u0pkpvzvy5ejwz0bs">
+              <w:r>
+                <w:rPr>
+                  <w:rFonts w:ascii="Arial" w:cs="Arial" w:eastAsia="Arial" w:hAnsi="Arial"/>
+                  <w:color w:val="2E75B6"/>
+                  <w:sz w:val="16"/>
+                  <w:szCs w:val="16"/>
+                  <w:u w:val="single" w:color="2E75B6"/>
+                </w:rPr>
+                <w:t xml:space="preserve">Right Triangle Trigonometry (Flexbook)</w:t>
+              </w:r>
+            </w:hyperlink>
+          </w:p>
+          <w:p>
+            <w:pPr>
+              <w:spacing w:after="10" w:before="0"/>
+              <w:ind w:left="120"/>
+            </w:pPr>
+            <w:r>
+              <w:rPr>
+                <w:rFonts w:ascii="Arial" w:cs="Arial" w:eastAsia="Arial" w:hAnsi="Arial"/>
+                <w:color w:val="595959"/>
+                <w:sz w:val="14"/>
+                <w:szCs w:val="14"/>
+              </w:rPr>
+              <w:t xml:space="preserve">Source: CK-12</w:t>
+            </w:r>
+          </w:p>
+          <w:p>
+            <w:pPr>
+              <w:spacing w:after="10" w:before="0"/>
+              <w:ind w:left="120"/>
+            </w:pPr>
+            <w:hyperlink w:history="1" r:id="rIdkhsqzbsmuj1dhzlguubrr">
+              <w:r>
+                <w:rPr>
+                  <w:rFonts w:ascii="Arial" w:cs="Arial" w:eastAsia="Arial" w:hAnsi="Arial"/>
+                  <w:color w:val="595959"/>
+                  <w:sz w:val="14"/>
+                  <w:szCs w:val="14"/>
+                  <w:u w:val="single" w:color="595959"/>
+                </w:rPr>
+                <w:t xml:space="preserve">🔍 Search ARES for similar readings</w:t>
+              </w:r>
+            </w:hyperlink>
+          </w:p>
+        </w:tc>
+        <w:tc>
+          <w:tcPr>
+            <w:tcW w:type="dxa" w:w="3040"/>
+            <w:shd w:fill="FFFFFF" w:color="auto" w:val="clear"/>
+            <w:tcMar>
+              <w:top w:type="dxa" w:w="60"/>
+              <w:left w:type="dxa" w:w="120"/>
+              <w:bottom w:type="dxa" w:w="60"/>
+              <w:right w:type="dxa" w:w="120"/>
+            </w:tcMar>
+            <w:vAlign w:val="top"/>
+          </w:tcPr>
+          <w:p>
+            <w:pPr>
+              <w:spacing w:after="40" w:before="0"/>
+              <w:jc w:val="left"/>
+            </w:pPr>
+            <w:r>
+              <w:rPr>
+                <w:rFonts w:ascii="Arial" w:cs="Arial" w:eastAsia="Arial" w:hAnsi="Arial"/>
+                <w:b w:val="false"/>
+                <w:bCs w:val="false"/>
+                <w:i w:val="false"/>
+                <w:iCs w:val="false"/>
+                <w:color w:val="000000"/>
+                <w:sz w:val="18"/>
+                <w:szCs w:val="18"/>
+              </w:rPr>
+              <w:t xml:space="preserve">The teacher draws (or projects) a clear right-angled triangle on the board — labelled with vertices A (right angle), B, and C — and marks angle θ at vertex B. The teacher then introduces the three side names by pointing and narrating, using the water-tank diagram alongside the abstract triangle. Learners observe carefully and copy the labelled diagram into their exercise books. Then, in pairs, learners are given a second activity: on a printed or hand-drawn worksheet (or directly in their books), they are shown the same triangle but this time angle θ is moved to vertex C. Pairs re-label all three sides for this new reference angle. Next, learners stand up and identify one real right-angled shape in the classroom (door frame, window corner, corner of a textbook, corner of a desk) — they physically point to and name the hypotenuse, opposite side, and adjacent side relative to an imaginary angle at one corner, then report back to their partner.</w:t>
+            </w:r>
+          </w:p>
+        </w:tc>
+        <w:tc>
+          <w:tcPr>
+            <w:tcW w:type="dxa" w:w="3040"/>
+            <w:shd w:fill="F2F2F2" w:color="auto" w:val="clear"/>
+            <w:tcMar>
+              <w:top w:type="dxa" w:w="60"/>
+              <w:left w:type="dxa" w:w="120"/>
+              <w:bottom w:type="dxa" w:w="60"/>
+              <w:right w:type="dxa" w:w="120"/>
+            </w:tcMar>
+            <w:vAlign w:val="top"/>
+          </w:tcPr>
+          <w:p>
+            <w:pPr>
+              <w:spacing w:after="40" w:before="0"/>
+              <w:jc w:val="left"/>
+            </w:pPr>
+            <w:r>
+              <w:rPr>
+                <w:rFonts w:ascii="Arial" w:cs="Arial" w:eastAsia="Arial" w:hAnsi="Arial"/>
+                <w:b w:val="false"/>
+                <w:bCs w:val="false"/>
+                <w:i w:val="false"/>
+                <w:iCs w:val="false"/>
+                <w:color w:val="000000"/>
+                <w:sz w:val="18"/>
+                <w:szCs w:val="18"/>
+              </w:rPr>
+              <w:t xml:space="preserve">Draw a large, clear right-angled triangle on the board with vertices labelled A (right angle, marked with a small square), B, and C. Mark angle θ at vertex B. Point to side AC (the side directly opposite θ) and say: 'This side is directly across from our angle θ — it faces θ. Mathematicians call it the OPPOSITE side.' Write 'Opposite' along that side. Point to side AB (the side running from θ to the right angle) and say: 'This side is right next to our angle θ — it is touching θ but is not the hypotenuse. It is called the ADJACENT side — adjacent means neighbouring.' Write 'Adjacent' along that side. Point to side BC (the longest side, opposite the right angle) and say: 'This side is opposite the right angle itself — it is always the longest side. It is called the HYPOTENUSE.' Write 'Hypotenuse' along that side. Then say: 'Now watch what happens if I move the reference angle.' Erase the θ label and redraw it at vertex C. Give WAIT TIME of 12 seconds and ask: 'Has anything changed about the hypotenuse?' Cold-call 2 learners. Then ask: 'What happened to the opposite and adjacent sides?' Cold-call 3 learners. Explicitly connect to the water-tank: 'In our water-tank triangle — the vertical height of the tank is the ___? The ground distance is the ___? The line of sight is the ___?' Cold-call 3 different learners. For the classroom scavenger activity, say: 'You have 3 minutes. Find one right angle in this room, decide on your reference angle, and name all three sides out loud to your partner.' Circulate and listen. After 3 minutes, call on 3 pairs to share: 'Tell us your right angle, your reference angle, and your three side names.'</w:t>
+            </w:r>
+          </w:p>
+        </w:tc>
+        <w:tc>
+          <w:tcPr>
+            <w:tcW w:type="dxa" w:w="3040"/>
+            <w:shd w:fill="FFFFFF" w:color="auto" w:val="clear"/>
+            <w:tcMar>
+              <w:top w:type="dxa" w:w="60"/>
+              <w:left w:type="dxa" w:w="120"/>
+              <w:bottom w:type="dxa" w:w="60"/>
+              <w:right w:type="dxa" w:w="120"/>
+            </w:tcMar>
+            <w:vAlign w:val="top"/>
+          </w:tcPr>
+          <w:p>
+            <w:pPr>
+              <w:spacing w:after="40" w:before="0"/>
+              <w:jc w:val="left"/>
+            </w:pPr>
+            <w:r>
+              <w:rPr>
+                <w:rFonts w:ascii="Arial" w:cs="Arial" w:eastAsia="Arial" w:hAnsi="Arial"/>
+                <w:b w:val="false"/>
+                <w:bCs w:val="false"/>
+                <w:i w:val="false"/>
+                <w:iCs w:val="false"/>
+                <w:color w:val="000000"/>
+                <w:sz w:val="18"/>
+                <w:szCs w:val="18"/>
+              </w:rPr>
+              <w:t xml:space="preserve">Concrete-Representational-Abstract (CRA) progression: Learners move from handling a physical paper triangle (concrete), to labelling drawn diagrams (representational), to identifying sides in real classroom objects (abstract application). Tying each step back to the water-tank diagram ensures that the abstract vocabulary is always anchored in the phenomenon, preventing rote memorisation of disconnected terms.</w:t>
+            </w:r>
+          </w:p>
+        </w:tc>
+        <w:tc>
+          <w:tcPr>
+            <w:tcW w:type="dxa" w:w="3040"/>
+            <w:shd w:fill="F2F2F2" w:color="auto" w:val="clear"/>
+            <w:tcMar>
+              <w:top w:type="dxa" w:w="60"/>
+              <w:left w:type="dxa" w:w="120"/>
+              <w:bottom w:type="dxa" w:w="60"/>
+              <w:right w:type="dxa" w:w="120"/>
+            </w:tcMar>
+            <w:vAlign w:val="top"/>
+          </w:tcPr>
+          <w:p>
+            <w:pPr>
+              <w:spacing w:after="40" w:before="0"/>
+              <w:jc w:val="left"/>
+            </w:pPr>
+            <w:r>
+              <w:rPr>
+                <w:rFonts w:ascii="Arial" w:cs="Arial" w:eastAsia="Arial" w:hAnsi="Arial"/>
+                <w:b w:val="false"/>
+                <w:bCs w:val="false"/>
+                <w:i w:val="false"/>
+                <w:iCs w:val="false"/>
+                <w:color w:val="000000"/>
+                <w:sz w:val="18"/>
+                <w:szCs w:val="18"/>
+              </w:rPr>
+              <w:t xml:space="preserve">During the scavenger activity, teacher listens for correct use of all three terms. Success indicator: learner names the hypotenuse correctly regardless of which acute angle is chosen (hypotenuse never changes) AND correctly swaps opposite/adjacent when the reference angle moves. Common error to watch for: learners who label 'adjacent' as the horizontal side and 'opposite' as the vertical side regardless of the reference angle — this indicates they are using positional (up/down/across) logic rather than angle-relative logic. Flag these learners for additional questioning in the Explain Phase.</w:t>
+            </w:r>
+          </w:p>
+        </w:tc>
+      </w:tr>
+      <w:tr>
+        <w:tc>
+          <w:tcPr>
+            <w:tcW w:type="dxa" w:w="1520"/>
+            <w:shd w:fill="E2EFDA" w:color="auto" w:val="clear"/>
+            <w:tcMar>
+              <w:top w:type="dxa" w:w="60"/>
+              <w:left w:type="dxa" w:w="120"/>
+              <w:bottom w:type="dxa" w:w="60"/>
+              <w:right w:type="dxa" w:w="120"/>
+            </w:tcMar>
+            <w:vAlign w:val="top"/>
+          </w:tcPr>
+          <w:p>
+            <w:pPr>
+              <w:spacing w:after="40" w:before="0"/>
+              <w:jc w:val="left"/>
+            </w:pPr>
+            <w:r>
+              <w:rPr>
+                <w:rFonts w:ascii="Arial" w:cs="Arial" w:eastAsia="Arial" w:hAnsi="Arial"/>
+                <w:b/>
+                <w:bCs/>
+                <w:i w:val="false"/>
+                <w:iCs w:val="false"/>
+                <w:color w:val="000000"/>
+                <w:sz w:val="18"/>
+                <w:szCs w:val="18"/>
+              </w:rPr>
+              <w:t xml:space="preserve">Explain Phase</w:t>
+            </w:r>
+          </w:p>
+          <w:p>
+            <w:pPr>
+              <w:spacing w:after="20" w:before="0"/>
+            </w:pPr>
+            <w:r>
+              <w:rPr>
+                <w:rFonts w:ascii="Arial" w:cs="Arial" w:eastAsia="Arial" w:hAnsi="Arial"/>
+                <w:b/>
+                <w:bCs/>
+                <w:color w:val="1F3864"/>
+                <w:sz w:val="16"/>
+                <w:szCs w:val="16"/>
+              </w:rPr>
+              <w:t xml:space="preserve">📹 VIDEO:</w:t>
+            </w:r>
+          </w:p>
+          <w:p>
+            <w:pPr>
+              <w:spacing w:after="20" w:before="0"/>
+            </w:pPr>
+            <w:hyperlink w:history="1" r:id="rId-kopbgmj44ul7ukwx7yck">
+              <w:r>
+                <w:rPr>
+                  <w:rFonts w:ascii="Arial" w:cs="Arial" w:eastAsia="Arial" w:hAnsi="Arial"/>
+                  <w:color w:val="2E75B6"/>
+                  <w:sz w:val="16"/>
+                  <w:szCs w:val="16"/>
+                  <w:u w:val="single" w:color="2E75B6"/>
+                </w:rPr>
+                <w:t xml:space="preserve">Solving for a side in right triangles with trigonometry</w:t>
+              </w:r>
+            </w:hyperlink>
+          </w:p>
+          <w:p>
+            <w:pPr>
+              <w:spacing w:after="10" w:before="0"/>
+              <w:ind w:left="120"/>
+            </w:pPr>
+            <w:r>
+              <w:rPr>
+                <w:rFonts w:ascii="Arial" w:cs="Arial" w:eastAsia="Arial" w:hAnsi="Arial"/>
+                <w:color w:val="595959"/>
+                <w:sz w:val="14"/>
+                <w:szCs w:val="14"/>
+              </w:rPr>
+              <w:t xml:space="preserve">Source: Khan Academy (English - US curriculum)</w:t>
+            </w:r>
+          </w:p>
+          <w:p>
+            <w:pPr>
+              <w:spacing w:after="10" w:before="0"/>
+              <w:ind w:left="120"/>
+            </w:pPr>
+            <w:hyperlink w:history="1" r:id="rId8sk3hwpdreeo891c-qleb">
+              <w:r>
+                <w:rPr>
+                  <w:rFonts w:ascii="Arial" w:cs="Arial" w:eastAsia="Arial" w:hAnsi="Arial"/>
+                  <w:color w:val="595959"/>
+                  <w:sz w:val="14"/>
+                  <w:szCs w:val="14"/>
+                  <w:u w:val="single" w:color="595959"/>
+                </w:rPr>
+                <w:t xml:space="preserve">🔍 Search ARES for similar videos</w:t>
+              </w:r>
+            </w:hyperlink>
+          </w:p>
+          <w:p>
+            <w:pPr>
+              <w:spacing w:after="40" w:before="0"/>
+            </w:pPr>
+            <w:r>
+              <w:rPr>
+                <w:sz w:val="14"/>
+                <w:szCs w:val="14"/>
+              </w:rPr>
+              <w:t xml:space="preserve"/>
+            </w:r>
+          </w:p>
+          <w:p>
+            <w:pPr>
+              <w:spacing w:after="20" w:before="0"/>
+            </w:pPr>
+            <w:r>
+              <w:rPr>
+                <w:rFonts w:ascii="Arial" w:cs="Arial" w:eastAsia="Arial" w:hAnsi="Arial"/>
+                <w:b/>
+                <w:bCs/>
+                <w:color w:val="1F3864"/>
+                <w:sz w:val="16"/>
+                <w:szCs w:val="16"/>
+              </w:rPr>
               <w:t xml:space="preserve">📖 EXERCISE:</w:t>
             </w:r>
           </w:p>
@@ -6833,7 +7139,7 @@
             <w:pPr>
               <w:spacing w:after="20" w:before="0"/>
             </w:pPr>
-            <w:hyperlink w:history="1" r:id="rIdacb7-ipfobrbb9lyjqdnt">
+            <w:hyperlink w:history="1" r:id="rIdjij0-yjbsykte1yf49c9x">
               <w:r>
                 <w:rPr>
                   <w:rFonts w:ascii="Arial" w:cs="Arial" w:eastAsia="Arial" w:hAnsi="Arial"/>
@@ -6866,7 +7172,7 @@
               <w:spacing w:after="10" w:before="0"/>
               <w:ind w:left="120"/>
             </w:pPr>
-            <w:hyperlink w:history="1" r:id="rIdqv7geqfxg5tb_i81kak_y">
+            <w:hyperlink w:history="1" r:id="rIdj61hfa8ozw0krgyc4gzg3">
               <w:r>
                 <w:rPr>
                   <w:rFonts w:ascii="Arial" w:cs="Arial" w:eastAsia="Arial" w:hAnsi="Arial"/>
@@ -6908,7 +7214,7 @@
                 <w:sz w:val="18"/>
                 <w:szCs w:val="18"/>
               </w:rPr>
-              <w:t xml:space="preserve">The teacher draws (or projects) a clear right-angled triangle on the board — labelled with vertices A (right angle), B, and C — and marks angle θ at vertex B. The teacher then introduces the three side names by pointing and narrating, using the water-tank diagram alongside the abstract triangle. Learners observe carefully and copy the labelled diagram into their exercise books. Then, in pairs, learners are given a second activity: on a printed or hand-drawn worksheet (or directly in their books), they are shown the same triangle but this time angle θ is moved to vertex C. Pairs re-label all three sides for this new reference angle. Next, learners stand up and identify one real right-angled shape in the classroom (door frame, window corner, corner of a textbook, corner of a desk) — they physically point to and name the hypotenuse, opposite side, and adjacent side relative to an imaginary angle at one corner, then report back to their partner.</w:t>
+              <w:t xml:space="preserve">Learners work in groups of three or four on a structured sensemaking task. Each group receives a worksheet (or copies from the board) showing three different right-angled triangles, each with a different acute angle marked as θ. For each triangle, groups must: (a) identify and label all three sides; (b) write one sentence explaining why a particular side is the hypotenuse; (c) write one sentence explaining why the 'opposite' label would move if θ moved to the other acute angle. Groups then answer the key connection question: 'In the water-tank diagram, the angle of elevation is θ. Write the name of each side of the water-tank triangle using today's vocabulary.' Each group writes their answer on a large sheet of paper or on the board section assigned to them. A representative from each group presents their answer to the class in 30 seconds.</w:t>
             </w:r>
           </w:p>
         </w:tc>
@@ -6940,7 +7246,7 @@
                 <w:sz w:val="18"/>
                 <w:szCs w:val="18"/>
               </w:rPr>
-              <w:t xml:space="preserve">Draw a large, clear right-angled triangle on the board with vertices labelled A (right angle, marked with a small square), B, and C. Mark angle θ at vertex B. Point to side AC (the side directly opposite θ) and say: 'This side is directly across from our angle θ — it faces θ. Mathematicians call it the OPPOSITE side.' Write 'Opposite' along that side. Point to side AB (the side running from θ to the right angle) and say: 'This side is right next to our angle θ — it is touching θ but is not the hypotenuse. It is called the ADJACENT side — adjacent means neighbouring.' Write 'Adjacent' along that side. Point to side BC (the longest side, opposite the right angle) and say: 'This side is opposite the right angle itself — it is always the longest side. It is called the HYPOTENUSE.' Write 'Hypotenuse' along that side. Then say: 'Now watch what happens if I move the reference angle.' Erase the θ label and redraw it at vertex C. Give WAIT TIME of 12 seconds and ask: 'Has anything changed about the hypotenuse?' Cold-call 2 learners. Then ask: 'What happened to the opposite and adjacent sides?' Cold-call 3 learners. Explicitly connect to the water-tank: 'In our water-tank triangle — the vertical height of the tank is the ___? The ground distance is the ___? The line of sight is the ___?' Cold-call 3 different learners. For the classroom scavenger activity, say: 'You have 3 minutes. Find one right angle in this room, decide on your reference angle, and name all three sides out loud to your partner.' Circulate and listen. After 3 minutes, call on 3 pairs to share: 'Tell us your right angle, your reference angle, and your three side names.'</w:t>
+              <w:t xml:space="preserve">Before groups begin, say: 'I want you to use the words hypotenuse, opposite, and adjacent in every answer — not the words tall, slanted, or bottom.' Post the three vocabulary words on the board with brief definitions as a reference card. While groups work (allow 7 minutes), circulate and use targeted prompts: For groups using positional language, ask: 'If I tilt this triangle 45 degrees on the page, does the hypotenuse change? Does the opposite side change? What does that tell you about how the names work?' For groups who finish early, challenge: 'What if I do not mark any angle at all — can I still identify the hypotenuse? Can I identify the opposite side?' During presentations, after each group presents, give WAIT TIME of 10 seconds before asking the class: 'Does anyone want to agree, disagree, or add to what this group said?' Cold-call 2 learners per group presentation (10 cold-calls total across 4–5 groups). Conclude with a whole-class synthesis: draw the water-tank triangle on the board and call on 3 cold-called learners to label the three sides one at a time: 'Chebet — come and write the name of the longest side.' 'Kamau — label the side opposite the angle of elevation.' 'Atieno — label the remaining side.' Affirm correct answers and correct errors with explanation.</w:t>
             </w:r>
           </w:p>
         </w:tc>
@@ -6972,7 +7278,7 @@
                 <w:sz w:val="18"/>
                 <w:szCs w:val="18"/>
               </w:rPr>
-              <w:t xml:space="preserve">Concrete-Representational-Abstract (CRA) progression: Learners move from handling a physical paper triangle (concrete), to labelling drawn diagrams (representational), to identifying sides in real classroom objects (abstract application). Tying each step back to the water-tank diagram ensures that the abstract vocabulary is always anchored in the phenomenon, preventing rote memorisation of disconnected terms.</w:t>
+              <w:t xml:space="preserve">Structured Group Sensemaking with Public Representation: Groups construct meaning collaboratively and then make their thinking visible to the whole class by writing on board sections or large paper. The public display allows learners to compare multiple representations simultaneously, notice agreements and discrepancies, and build shared understanding. Presenting in 30-second summaries forces groups to distil their thinking to the essential claim rather than reciting every step.</w:t>
             </w:r>
           </w:p>
         </w:tc>
@@ -7004,7 +7310,7 @@
                 <w:sz w:val="18"/>
                 <w:szCs w:val="18"/>
               </w:rPr>
-              <w:t xml:space="preserve">During the scavenger activity, teacher listens for correct use of all three terms. Success indicator: learner names the hypotenuse correctly regardless of which acute angle is chosen (hypotenuse never changes) AND correctly swaps opposite/adjacent when the reference angle moves. Common error to watch for: learners who label 'adjacent' as the horizontal side and 'opposite' as the vertical side regardless of the reference angle — this indicates they are using positional (up/down/across) logic rather than angle-relative logic. Flag these learners for additional questioning in the Explain Phase.</w:t>
+              <w:t xml:space="preserve">Teacher evaluates each group's written labelling for three specific indicators: (1) Hypotenuse correctly identified in all three triangles regardless of θ position. (2) Opposite and adjacent correctly swapped when θ moves. (3) Water-tank triangle correctly labelled with the angle of elevation as the reference angle. Any group that fails indicator (2) is flagged — teacher re-teaches the angle-relative nature of opposite/adjacent using a physical demonstration (rotating a paper triangle) before moving to the DQB phase.</w:t>
             </w:r>
           </w:p>
         </w:tc>
@@ -7013,32 +7319,32 @@
         <w:tc>
           <w:tcPr>
             <w:tcW w:type="dxa" w:w="1520"/>
-            <w:shd w:fill="E2EFDA" w:color="auto" w:val="clear"/>
-            <w:tcMar>
-              <w:top w:type="dxa" w:w="60"/>
-              <w:left w:type="dxa" w:w="120"/>
-              <w:bottom w:type="dxa" w:w="60"/>
-              <w:right w:type="dxa" w:w="120"/>
-            </w:tcMar>
-            <w:vAlign w:val="top"/>
-          </w:tcPr>
-          <w:p>
-            <w:pPr>
-              <w:spacing w:after="40" w:before="0"/>
-              <w:jc w:val="left"/>
-            </w:pPr>
-            <w:r>
-              <w:rPr>
-                <w:rFonts w:ascii="Arial" w:cs="Arial" w:eastAsia="Arial" w:hAnsi="Arial"/>
-                <w:b/>
-                <w:bCs/>
-                <w:i w:val="false"/>
-                <w:iCs w:val="false"/>
-                <w:color w:val="000000"/>
-                <w:sz w:val="18"/>
-                <w:szCs w:val="18"/>
-              </w:rPr>
-              <w:t xml:space="preserve">Explain Phase</w:t>
+            <w:shd w:fill="FCE4D6" w:color="auto" w:val="clear"/>
+            <w:tcMar>
+              <w:top w:type="dxa" w:w="60"/>
+              <w:left w:type="dxa" w:w="120"/>
+              <w:bottom w:type="dxa" w:w="60"/>
+              <w:right w:type="dxa" w:w="120"/>
+            </w:tcMar>
+            <w:vAlign w:val="top"/>
+          </w:tcPr>
+          <w:p>
+            <w:pPr>
+              <w:spacing w:after="40" w:before="0"/>
+              <w:jc w:val="left"/>
+            </w:pPr>
+            <w:r>
+              <w:rPr>
+                <w:rFonts w:ascii="Arial" w:cs="Arial" w:eastAsia="Arial" w:hAnsi="Arial"/>
+                <w:b/>
+                <w:bCs/>
+                <w:i w:val="false"/>
+                <w:iCs w:val="false"/>
+                <w:color w:val="000000"/>
+                <w:sz w:val="18"/>
+                <w:szCs w:val="18"/>
+              </w:rPr>
+              <w:t xml:space="preserve">Driving Question Board (DQB) Creation</w:t>
             </w:r>
           </w:p>
           <w:p>
@@ -7061,7 +7367,7 @@
             <w:pPr>
               <w:spacing w:after="20" w:before="0"/>
             </w:pPr>
-            <w:hyperlink w:history="1" r:id="rIdcoy6oki8xqbzt1tsj_od0">
+            <w:hyperlink w:history="1" r:id="rIdzdpn0qmywrxeyoelwhszz">
               <w:r>
                 <w:rPr>
                   <w:rFonts w:ascii="Arial" w:cs="Arial" w:eastAsia="Arial" w:hAnsi="Arial"/>
@@ -7094,7 +7400,7 @@
               <w:spacing w:after="10" w:before="0"/>
               <w:ind w:left="120"/>
             </w:pPr>
-            <w:hyperlink w:history="1" r:id="rIdhfof9zcvl_mpkdkpgqqx8">
+            <w:hyperlink w:history="1" r:id="rIdgvwzwrckvqkwwoqfqdvkj">
               <w:r>
                 <w:rPr>
                   <w:rFonts w:ascii="Arial" w:cs="Arial" w:eastAsia="Arial" w:hAnsi="Arial"/>
@@ -7139,7 +7445,7 @@
             <w:pPr>
               <w:spacing w:after="20" w:before="0"/>
             </w:pPr>
-            <w:hyperlink w:history="1" r:id="rIdoa4z0iukevwffeqpkgnbz">
+            <w:hyperlink w:history="1" r:id="rId1fytjcxmxusw9ra6hypdc">
               <w:r>
                 <w:rPr>
                   <w:rFonts w:ascii="Arial" w:cs="Arial" w:eastAsia="Arial" w:hAnsi="Arial"/>
@@ -7172,7 +7478,7 @@
               <w:spacing w:after="10" w:before="0"/>
               <w:ind w:left="120"/>
             </w:pPr>
-            <w:hyperlink w:history="1" r:id="rIdtrho2v4gnjxzcndzi6_36">
+            <w:hyperlink w:history="1" r:id="rIdk0dbzzazwlpcjjikmb52-">
               <w:r>
                 <w:rPr>
                   <w:rFonts w:ascii="Arial" w:cs="Arial" w:eastAsia="Arial" w:hAnsi="Arial"/>
@@ -7214,7 +7520,7 @@
                 <w:sz w:val="18"/>
                 <w:szCs w:val="18"/>
               </w:rPr>
-              <w:t xml:space="preserve">Learners work in groups of three or four on a structured sensemaking task. Each group receives a worksheet (or copies from the board) showing three different right-angled triangles, each with a different acute angle marked as θ. For each triangle, groups must: (a) identify and label all three sides; (b) write one sentence explaining why a particular side is the hypotenuse; (c) write one sentence explaining why the 'opposite' label would move if θ moved to the other acute angle. Groups then answer the key connection question: 'In the water-tank diagram, the angle of elevation is θ. Write the name of each side of the water-tank triangle using today's vocabulary.' Each group writes their answer on a large sheet of paper or on the board section assigned to them. A representative from each group presents their answer to the class in 30 seconds.</w:t>
+              <w:t xml:space="preserve">Learners individually write one sticky note (or a folded card) responding to the prompt: 'We now know the names of the three sides of the water-tank triangle. What NEW question does this make you want to ask about how to actually find the height of the tank?' Learners post their sticky notes on the class Driving Question Board under the driving question: 'How can we use the angles and one side of a right-angled triangle to find any unknown height or distance in our environment — without ever measuring it directly?' The teacher reads several questions aloud, groups similar questions together, and labels clusters. Learners also update the 'What We Now Know' column of the DQB with today's key learning: 'The three sides of a right-angled triangle are named hypotenuse, opposite, and adjacent — relative to a chosen acute angle.'</w:t>
             </w:r>
           </w:p>
         </w:tc>
@@ -7246,7 +7552,7 @@
                 <w:sz w:val="18"/>
                 <w:szCs w:val="18"/>
               </w:rPr>
-              <w:t xml:space="preserve">Before groups begin, say: 'I want you to use the words hypotenuse, opposite, and adjacent in every answer — not the words tall, slanted, or bottom.' Post the three vocabulary words on the board with brief definitions as a reference card. While groups work (allow 7 minutes), circulate and use targeted prompts: For groups using positional language, ask: 'If I tilt this triangle 45 degrees on the page, does the hypotenuse change? Does the opposite side change? What does that tell you about how the names work?' For groups who finish early, challenge: 'What if I do not mark any angle at all — can I still identify the hypotenuse? Can I identify the opposite side?' During presentations, after each group presents, give WAIT TIME of 10 seconds before asking the class: 'Does anyone want to agree, disagree, or add to what this group said?' Cold-call 2 learners per group presentation (10 cold-calls total across 4–5 groups). Conclude with a whole-class synthesis: draw the water-tank triangle on the board and call on 3 cold-called learners to label the three sides one at a time: 'Chebet — come and write the name of the longest side.' 'Kamau — label the side opposite the angle of elevation.' 'Atieno — label the remaining side.' Affirm correct answers and correct errors with explanation.</w:t>
+              <w:t xml:space="preserve">Distribute sticky notes or ask learners to tear a small piece of paper from their exercise books. Say: 'Take 2 minutes. Write one question that today's vocabulary makes you curious about — specifically a question about the water-tank problem.' Give full WAIT TIME of 2 minutes of silent individual writing. Do NOT prompt or suggest questions during this time. After learners post their notes, read 5–6 questions aloud — choose a mix of simple and sophisticated questions. Say: 'I notice several of you are asking about the relationship between the angle and the sides — for example, Njeri asks: does a bigger angle of elevation always mean a bigger opposite side? That is exactly the question Lesson 3 will answer.' Point to the driving question on the DQB: 'Keep our big question in mind: we need the angle AND a side length to find the tank height. We now know what to call the sides. Next, we need to discover the mathematical relationship between the angle and the ratio of those sides.' Add a new 'anchor card' to the DQB: a small diagram of the water-tank triangle with all three sides labelled using today's vocabulary. Cold-call 2 learners: 'Mutua — looking at this diagram, which side of the water-tank triangle is opposite the angle of elevation?' 'Auma — which side is the hypotenuse?'</w:t>
             </w:r>
           </w:p>
         </w:tc>
@@ -7278,7 +7584,7 @@
                 <w:sz w:val="18"/>
                 <w:szCs w:val="18"/>
               </w:rPr>
-              <w:t xml:space="preserve">Structured Group Sensemaking with Public Representation: Groups construct meaning collaboratively and then make their thinking visible to the whole class by writing on board sections or large paper. The public display allows learners to compare multiple representations simultaneously, notice agreements and discrepancies, and build shared understanding. Presenting in 30-second summaries forces groups to distil their thinking to the essential claim rather than reciting every step.</w:t>
+              <w:t xml:space="preserve">Driving Question Board as Collective Sensemaking Tool: The DQB functions as a public, cumulative record of the class's growing understanding and evolving questions. Posting new knowledge alongside new questions helps learners see that understanding a concept does not close the inquiry — it opens new, more precise questions. This positions the DQB as a living document that mirrors the actual practice of mathematical inquiry.</w:t>
             </w:r>
           </w:p>
         </w:tc>
@@ -7310,7 +7616,7 @@
                 <w:sz w:val="18"/>
                 <w:szCs w:val="18"/>
               </w:rPr>
-              <w:t xml:space="preserve">Teacher evaluates each group's written labelling for three specific indicators: (1) Hypotenuse correctly identified in all three triangles regardless of θ position. (2) Opposite and adjacent correctly swapped when θ moves. (3) Water-tank triangle correctly labelled with the angle of elevation as the reference angle. Any group that fails indicator (2) is flagged — teacher re-teaches the angle-relative nature of opposite/adjacent using a physical demonstration (rotating a paper triangle) before moving to the DQB phase.</w:t>
+              <w:t xml:space="preserve">Teacher reads all posted questions before the next lesson. Success indicator: at least 60% of questions reference the angle, a ratio, or a calculation (e.g. 'How does the angle tell us the length of the opposite side?'). This shows learners are connecting the new vocabulary to the phenomenon's core puzzle. Questions that only re-ask Lesson 1 content (e.g. 'What is a right angle?') indicate those learners need vocabulary consolidation before Lesson 3.</w:t>
             </w:r>
           </w:p>
         </w:tc>
@@ -7319,32 +7625,32 @@
         <w:tc>
           <w:tcPr>
             <w:tcW w:type="dxa" w:w="1520"/>
-            <w:shd w:fill="FCE4D6" w:color="auto" w:val="clear"/>
-            <w:tcMar>
-              <w:top w:type="dxa" w:w="60"/>
-              <w:left w:type="dxa" w:w="120"/>
-              <w:bottom w:type="dxa" w:w="60"/>
-              <w:right w:type="dxa" w:w="120"/>
-            </w:tcMar>
-            <w:vAlign w:val="top"/>
-          </w:tcPr>
-          <w:p>
-            <w:pPr>
-              <w:spacing w:after="40" w:before="0"/>
-              <w:jc w:val="left"/>
-            </w:pPr>
-            <w:r>
-              <w:rPr>
-                <w:rFonts w:ascii="Arial" w:cs="Arial" w:eastAsia="Arial" w:hAnsi="Arial"/>
-                <w:b/>
-                <w:bCs/>
-                <w:i w:val="false"/>
-                <w:iCs w:val="false"/>
-                <w:color w:val="000000"/>
-                <w:sz w:val="18"/>
-                <w:szCs w:val="18"/>
-              </w:rPr>
-              <w:t xml:space="preserve">Driving Question Board (DQB) Creation</w:t>
+            <w:shd w:fill="D5E8F0" w:color="auto" w:val="clear"/>
+            <w:tcMar>
+              <w:top w:type="dxa" w:w="60"/>
+              <w:left w:type="dxa" w:w="120"/>
+              <w:bottom w:type="dxa" w:w="60"/>
+              <w:right w:type="dxa" w:w="120"/>
+            </w:tcMar>
+            <w:vAlign w:val="top"/>
+          </w:tcPr>
+          <w:p>
+            <w:pPr>
+              <w:spacing w:after="40" w:before="0"/>
+              <w:jc w:val="left"/>
+            </w:pPr>
+            <w:r>
+              <w:rPr>
+                <w:rFonts w:ascii="Arial" w:cs="Arial" w:eastAsia="Arial" w:hAnsi="Arial"/>
+                <w:b/>
+                <w:bCs/>
+                <w:i w:val="false"/>
+                <w:iCs w:val="false"/>
+                <w:color w:val="000000"/>
+                <w:sz w:val="18"/>
+                <w:szCs w:val="18"/>
+              </w:rPr>
+              <w:t xml:space="preserve">Model Building Phase</w:t>
             </w:r>
           </w:p>
           <w:p>
@@ -7367,7 +7673,7 @@
             <w:pPr>
               <w:spacing w:after="20" w:before="0"/>
             </w:pPr>
-            <w:hyperlink w:history="1" r:id="rIdv0m9bzufsxj65z6sn_log">
+            <w:hyperlink w:history="1" r:id="rIdbrmglhue5v64s2gtyvft6">
               <w:r>
                 <w:rPr>
                   <w:rFonts w:ascii="Arial" w:cs="Arial" w:eastAsia="Arial" w:hAnsi="Arial"/>
@@ -7400,7 +7706,7 @@
               <w:spacing w:after="10" w:before="0"/>
               <w:ind w:left="120"/>
             </w:pPr>
-            <w:hyperlink w:history="1" r:id="rIdxfk9ae9bngfrp9vydz6c8">
+            <w:hyperlink w:history="1" r:id="rId8q1tp18zuyaihbibb3o_l">
               <w:r>
                 <w:rPr>
                   <w:rFonts w:ascii="Arial" w:cs="Arial" w:eastAsia="Arial" w:hAnsi="Arial"/>
@@ -7445,7 +7751,7 @@
             <w:pPr>
               <w:spacing w:after="20" w:before="0"/>
             </w:pPr>
-            <w:hyperlink w:history="1" r:id="rId62tc7atvgfxqnq4qhb5bc">
+            <w:hyperlink w:history="1" r:id="rIdoth5qjhm8rntufksqvqtz">
               <w:r>
                 <w:rPr>
                   <w:rFonts w:ascii="Arial" w:cs="Arial" w:eastAsia="Arial" w:hAnsi="Arial"/>
@@ -7478,313 +7784,7 @@
               <w:spacing w:after="10" w:before="0"/>
               <w:ind w:left="120"/>
             </w:pPr>
-            <w:hyperlink w:history="1" r:id="rIdsuvuw_tgpml2zzalsji5t">
-              <w:r>
-                <w:rPr>
-                  <w:rFonts w:ascii="Arial" w:cs="Arial" w:eastAsia="Arial" w:hAnsi="Arial"/>
-                  <w:color w:val="595959"/>
-                  <w:sz w:val="14"/>
-                  <w:szCs w:val="14"/>
-                  <w:u w:val="single" w:color="595959"/>
-                </w:rPr>
-                <w:t xml:space="preserve">🔍 Search ARES for similar readings</w:t>
-              </w:r>
-            </w:hyperlink>
-          </w:p>
-        </w:tc>
-        <w:tc>
-          <w:tcPr>
-            <w:tcW w:type="dxa" w:w="3040"/>
-            <w:shd w:fill="FFFFFF" w:color="auto" w:val="clear"/>
-            <w:tcMar>
-              <w:top w:type="dxa" w:w="60"/>
-              <w:left w:type="dxa" w:w="120"/>
-              <w:bottom w:type="dxa" w:w="60"/>
-              <w:right w:type="dxa" w:w="120"/>
-            </w:tcMar>
-            <w:vAlign w:val="top"/>
-          </w:tcPr>
-          <w:p>
-            <w:pPr>
-              <w:spacing w:after="40" w:before="0"/>
-              <w:jc w:val="left"/>
-            </w:pPr>
-            <w:r>
-              <w:rPr>
-                <w:rFonts w:ascii="Arial" w:cs="Arial" w:eastAsia="Arial" w:hAnsi="Arial"/>
-                <w:b w:val="false"/>
-                <w:bCs w:val="false"/>
-                <w:i w:val="false"/>
-                <w:iCs w:val="false"/>
-                <w:color w:val="000000"/>
-                <w:sz w:val="18"/>
-                <w:szCs w:val="18"/>
-              </w:rPr>
-              <w:t xml:space="preserve">Learners individually write one sticky note (or a folded card) responding to the prompt: 'We now know the names of the three sides of the water-tank triangle. What NEW question does this make you want to ask about how to actually find the height of the tank?' Learners post their sticky notes on the class Driving Question Board under the driving question: 'How can we use the angles and one side of a right-angled triangle to find any unknown height or distance in our environment — without ever measuring it directly?' The teacher reads several questions aloud, groups similar questions together, and labels clusters. Learners also update the 'What We Now Know' column of the DQB with today's key learning: 'The three sides of a right-angled triangle are named hypotenuse, opposite, and adjacent — relative to a chosen acute angle.'</w:t>
-            </w:r>
-          </w:p>
-        </w:tc>
-        <w:tc>
-          <w:tcPr>
-            <w:tcW w:type="dxa" w:w="3040"/>
-            <w:shd w:fill="F2F2F2" w:color="auto" w:val="clear"/>
-            <w:tcMar>
-              <w:top w:type="dxa" w:w="60"/>
-              <w:left w:type="dxa" w:w="120"/>
-              <w:bottom w:type="dxa" w:w="60"/>
-              <w:right w:type="dxa" w:w="120"/>
-            </w:tcMar>
-            <w:vAlign w:val="top"/>
-          </w:tcPr>
-          <w:p>
-            <w:pPr>
-              <w:spacing w:after="40" w:before="0"/>
-              <w:jc w:val="left"/>
-            </w:pPr>
-            <w:r>
-              <w:rPr>
-                <w:rFonts w:ascii="Arial" w:cs="Arial" w:eastAsia="Arial" w:hAnsi="Arial"/>
-                <w:b w:val="false"/>
-                <w:bCs w:val="false"/>
-                <w:i w:val="false"/>
-                <w:iCs w:val="false"/>
-                <w:color w:val="000000"/>
-                <w:sz w:val="18"/>
-                <w:szCs w:val="18"/>
-              </w:rPr>
-              <w:t xml:space="preserve">Distribute sticky notes or ask learners to tear a small piece of paper from their exercise books. Say: 'Take 2 minutes. Write one question that today's vocabulary makes you curious about — specifically a question about the water-tank problem.' Give full WAIT TIME of 2 minutes of silent individual writing. Do NOT prompt or suggest questions during this time. After learners post their notes, read 5–6 questions aloud — choose a mix of simple and sophisticated questions. Say: 'I notice several of you are asking about the relationship between the angle and the sides — for example, Njeri asks: does a bigger angle of elevation always mean a bigger opposite side? That is exactly the question Lesson 3 will answer.' Point to the driving question on the DQB: 'Keep our big question in mind: we need the angle AND a side length to find the tank height. We now know what to call the sides. Next, we need to discover the mathematical relationship between the angle and the ratio of those sides.' Add a new 'anchor card' to the DQB: a small diagram of the water-tank triangle with all three sides labelled using today's vocabulary. Cold-call 2 learners: 'Mutua — looking at this diagram, which side of the water-tank triangle is opposite the angle of elevation?' 'Auma — which side is the hypotenuse?'</w:t>
-            </w:r>
-          </w:p>
-        </w:tc>
-        <w:tc>
-          <w:tcPr>
-            <w:tcW w:type="dxa" w:w="3040"/>
-            <w:shd w:fill="FFFFFF" w:color="auto" w:val="clear"/>
-            <w:tcMar>
-              <w:top w:type="dxa" w:w="60"/>
-              <w:left w:type="dxa" w:w="120"/>
-              <w:bottom w:type="dxa" w:w="60"/>
-              <w:right w:type="dxa" w:w="120"/>
-            </w:tcMar>
-            <w:vAlign w:val="top"/>
-          </w:tcPr>
-          <w:p>
-            <w:pPr>
-              <w:spacing w:after="40" w:before="0"/>
-              <w:jc w:val="left"/>
-            </w:pPr>
-            <w:r>
-              <w:rPr>
-                <w:rFonts w:ascii="Arial" w:cs="Arial" w:eastAsia="Arial" w:hAnsi="Arial"/>
-                <w:b w:val="false"/>
-                <w:bCs w:val="false"/>
-                <w:i w:val="false"/>
-                <w:iCs w:val="false"/>
-                <w:color w:val="000000"/>
-                <w:sz w:val="18"/>
-                <w:szCs w:val="18"/>
-              </w:rPr>
-              <w:t xml:space="preserve">Driving Question Board as Collective Sensemaking Tool: The DQB functions as a public, cumulative record of the class's growing understanding and evolving questions. Posting new knowledge alongside new questions helps learners see that understanding a concept does not close the inquiry — it opens new, more precise questions. This positions the DQB as a living document that mirrors the actual practice of mathematical inquiry.</w:t>
-            </w:r>
-          </w:p>
-        </w:tc>
-        <w:tc>
-          <w:tcPr>
-            <w:tcW w:type="dxa" w:w="3040"/>
-            <w:shd w:fill="F2F2F2" w:color="auto" w:val="clear"/>
-            <w:tcMar>
-              <w:top w:type="dxa" w:w="60"/>
-              <w:left w:type="dxa" w:w="120"/>
-              <w:bottom w:type="dxa" w:w="60"/>
-              <w:right w:type="dxa" w:w="120"/>
-            </w:tcMar>
-            <w:vAlign w:val="top"/>
-          </w:tcPr>
-          <w:p>
-            <w:pPr>
-              <w:spacing w:after="40" w:before="0"/>
-              <w:jc w:val="left"/>
-            </w:pPr>
-            <w:r>
-              <w:rPr>
-                <w:rFonts w:ascii="Arial" w:cs="Arial" w:eastAsia="Arial" w:hAnsi="Arial"/>
-                <w:b w:val="false"/>
-                <w:bCs w:val="false"/>
-                <w:i w:val="false"/>
-                <w:iCs w:val="false"/>
-                <w:color w:val="000000"/>
-                <w:sz w:val="18"/>
-                <w:szCs w:val="18"/>
-              </w:rPr>
-              <w:t xml:space="preserve">Teacher reads all posted questions before the next lesson. Success indicator: at least 60% of questions reference the angle, a ratio, or a calculation (e.g. 'How does the angle tell us the length of the opposite side?'). This shows learners are connecting the new vocabulary to the phenomenon's core puzzle. Questions that only re-ask Lesson 1 content (e.g. 'What is a right angle?') indicate those learners need vocabulary consolidation before Lesson 3.</w:t>
-            </w:r>
-          </w:p>
-        </w:tc>
-      </w:tr>
-      <w:tr>
-        <w:tc>
-          <w:tcPr>
-            <w:tcW w:type="dxa" w:w="1520"/>
-            <w:shd w:fill="D5E8F0" w:color="auto" w:val="clear"/>
-            <w:tcMar>
-              <w:top w:type="dxa" w:w="60"/>
-              <w:left w:type="dxa" w:w="120"/>
-              <w:bottom w:type="dxa" w:w="60"/>
-              <w:right w:type="dxa" w:w="120"/>
-            </w:tcMar>
-            <w:vAlign w:val="top"/>
-          </w:tcPr>
-          <w:p>
-            <w:pPr>
-              <w:spacing w:after="40" w:before="0"/>
-              <w:jc w:val="left"/>
-            </w:pPr>
-            <w:r>
-              <w:rPr>
-                <w:rFonts w:ascii="Arial" w:cs="Arial" w:eastAsia="Arial" w:hAnsi="Arial"/>
-                <w:b/>
-                <w:bCs/>
-                <w:i w:val="false"/>
-                <w:iCs w:val="false"/>
-                <w:color w:val="000000"/>
-                <w:sz w:val="18"/>
-                <w:szCs w:val="18"/>
-              </w:rPr>
-              <w:t xml:space="preserve">Model Building Phase</w:t>
-            </w:r>
-          </w:p>
-          <w:p>
-            <w:pPr>
-              <w:spacing w:after="20" w:before="0"/>
-            </w:pPr>
-            <w:r>
-              <w:rPr>
-                <w:rFonts w:ascii="Arial" w:cs="Arial" w:eastAsia="Arial" w:hAnsi="Arial"/>
-                <w:b/>
-                <w:bCs/>
-                <w:color w:val="1F3864"/>
-                <w:sz w:val="16"/>
-                <w:szCs w:val="16"/>
-              </w:rPr>
-              <w:t xml:space="preserve">📹 VIDEO:</w:t>
-            </w:r>
-          </w:p>
-          <w:p>
-            <w:pPr>
-              <w:spacing w:after="20" w:before="0"/>
-            </w:pPr>
-            <w:hyperlink w:history="1" r:id="rIdzcbl-pbwiuzu0z3hdnsyx">
-              <w:r>
-                <w:rPr>
-                  <w:rFonts w:ascii="Arial" w:cs="Arial" w:eastAsia="Arial" w:hAnsi="Arial"/>
-                  <w:color w:val="2E75B6"/>
-                  <w:sz w:val="16"/>
-                  <w:szCs w:val="16"/>
-                  <w:u w:val="single" w:color="2E75B6"/>
-                </w:rPr>
-                <w:t xml:space="preserve">Solving for a side in right triangles with trigonometry</w:t>
-              </w:r>
-            </w:hyperlink>
-          </w:p>
-          <w:p>
-            <w:pPr>
-              <w:spacing w:after="10" w:before="0"/>
-              <w:ind w:left="120"/>
-            </w:pPr>
-            <w:r>
-              <w:rPr>
-                <w:rFonts w:ascii="Arial" w:cs="Arial" w:eastAsia="Arial" w:hAnsi="Arial"/>
-                <w:color w:val="595959"/>
-                <w:sz w:val="14"/>
-                <w:szCs w:val="14"/>
-              </w:rPr>
-              <w:t xml:space="preserve">Source: Khan Academy (English - US curriculum)</w:t>
-            </w:r>
-          </w:p>
-          <w:p>
-            <w:pPr>
-              <w:spacing w:after="10" w:before="0"/>
-              <w:ind w:left="120"/>
-            </w:pPr>
-            <w:hyperlink w:history="1" r:id="rIdm4ygaa3mzbojicmtwctte">
-              <w:r>
-                <w:rPr>
-                  <w:rFonts w:ascii="Arial" w:cs="Arial" w:eastAsia="Arial" w:hAnsi="Arial"/>
-                  <w:color w:val="595959"/>
-                  <w:sz w:val="14"/>
-                  <w:szCs w:val="14"/>
-                  <w:u w:val="single" w:color="595959"/>
-                </w:rPr>
-                <w:t xml:space="preserve">🔍 Search ARES for similar videos</w:t>
-              </w:r>
-            </w:hyperlink>
-          </w:p>
-          <w:p>
-            <w:pPr>
-              <w:spacing w:after="40" w:before="0"/>
-            </w:pPr>
-            <w:r>
-              <w:rPr>
-                <w:sz w:val="14"/>
-                <w:szCs w:val="14"/>
-              </w:rPr>
-              <w:t xml:space="preserve"/>
-            </w:r>
-          </w:p>
-          <w:p>
-            <w:pPr>
-              <w:spacing w:after="20" w:before="0"/>
-            </w:pPr>
-            <w:r>
-              <w:rPr>
-                <w:rFonts w:ascii="Arial" w:cs="Arial" w:eastAsia="Arial" w:hAnsi="Arial"/>
-                <w:b/>
-                <w:bCs/>
-                <w:color w:val="1F3864"/>
-                <w:sz w:val="16"/>
-                <w:szCs w:val="16"/>
-              </w:rPr>
-              <w:t xml:space="preserve">📖 HTML:</w:t>
-            </w:r>
-          </w:p>
-          <w:p>
-            <w:pPr>
-              <w:spacing w:after="20" w:before="0"/>
-            </w:pPr>
-            <w:hyperlink w:history="1" r:id="rIdlml5n-jmdpht_9hwmdeby">
-              <w:r>
-                <w:rPr>
-                  <w:rFonts w:ascii="Arial" w:cs="Arial" w:eastAsia="Arial" w:hAnsi="Arial"/>
-                  <w:color w:val="2E75B6"/>
-                  <w:sz w:val="16"/>
-                  <w:szCs w:val="16"/>
-                  <w:u w:val="single" w:color="2E75B6"/>
-                </w:rPr>
-                <w:t xml:space="preserve">Right Triangle Trigonometry (Flexbook)</w:t>
-              </w:r>
-            </w:hyperlink>
-          </w:p>
-          <w:p>
-            <w:pPr>
-              <w:spacing w:after="10" w:before="0"/>
-              <w:ind w:left="120"/>
-            </w:pPr>
-            <w:r>
-              <w:rPr>
-                <w:rFonts w:ascii="Arial" w:cs="Arial" w:eastAsia="Arial" w:hAnsi="Arial"/>
-                <w:color w:val="595959"/>
-                <w:sz w:val="14"/>
-                <w:szCs w:val="14"/>
-              </w:rPr>
-              <w:t xml:space="preserve">Source: CK-12</w:t>
-            </w:r>
-          </w:p>
-          <w:p>
-            <w:pPr>
-              <w:spacing w:after="10" w:before="0"/>
-              <w:ind w:left="120"/>
-            </w:pPr>
-            <w:hyperlink w:history="1" r:id="rIdf60itlj8yysf92seir4ae">
+            <w:hyperlink w:history="1" r:id="rIdwzrovk0nrist_s28e_cmr">
               <w:r>
                 <w:rPr>
                   <w:rFonts w:ascii="Arial" w:cs="Arial" w:eastAsia="Arial" w:hAnsi="Arial"/>
@@ -9271,7 +9271,7 @@
             <w:pPr>
               <w:spacing w:after="20" w:before="0"/>
             </w:pPr>
-            <w:hyperlink w:history="1" r:id="rIdb9-cywvyfoicgrlunnbsl">
+            <w:hyperlink w:history="1" r:id="rIdli9ue6axtmnsqfakhu00t">
               <w:r>
                 <w:rPr>
                   <w:rFonts w:ascii="Arial" w:cs="Arial" w:eastAsia="Arial" w:hAnsi="Arial"/>
@@ -9304,7 +9304,7 @@
               <w:spacing w:after="10" w:before="0"/>
               <w:ind w:left="120"/>
             </w:pPr>
-            <w:hyperlink w:history="1" r:id="rIdg9fqevquz4iqbz6wdloo8">
+            <w:hyperlink w:history="1" r:id="rIdybmis4ybe3reeggkdxghc">
               <w:r>
                 <w:rPr>
                   <w:rFonts w:ascii="Arial" w:cs="Arial" w:eastAsia="Arial" w:hAnsi="Arial"/>
@@ -9349,7 +9349,7 @@
             <w:pPr>
               <w:spacing w:after="20" w:before="0"/>
             </w:pPr>
-            <w:hyperlink w:history="1" r:id="rId5v7fgesdqzedm6pmloyhk">
+            <w:hyperlink w:history="1" r:id="rIdxnwga9hoqyb5x3wsj8tv1">
               <w:r>
                 <w:rPr>
                   <w:rFonts w:ascii="Arial" w:cs="Arial" w:eastAsia="Arial" w:hAnsi="Arial"/>
@@ -9382,7 +9382,7 @@
               <w:spacing w:after="10" w:before="0"/>
               <w:ind w:left="120"/>
             </w:pPr>
-            <w:hyperlink w:history="1" r:id="rIdcduarwfyg6o9nlbwigyhh">
+            <w:hyperlink w:history="1" r:id="rIdnf4qovyhrlcmqs1yqbu_a">
               <w:r>
                 <w:rPr>
                   <w:rFonts w:ascii="Arial" w:cs="Arial" w:eastAsia="Arial" w:hAnsi="Arial"/>
@@ -9577,7 +9577,7 @@
             <w:pPr>
               <w:spacing w:after="20" w:before="0"/>
             </w:pPr>
-            <w:hyperlink w:history="1" r:id="rIdb2nrlyglw-bqorpczfogx">
+            <w:hyperlink w:history="1" r:id="rIdduiqwoz6znu4yr5lq0wpi">
               <w:r>
                 <w:rPr>
                   <w:rFonts w:ascii="Arial" w:cs="Arial" w:eastAsia="Arial" w:hAnsi="Arial"/>
@@ -9610,7 +9610,7 @@
               <w:spacing w:after="10" w:before="0"/>
               <w:ind w:left="120"/>
             </w:pPr>
-            <w:hyperlink w:history="1" r:id="rIdxagygyq4zdjjte2h40git">
+            <w:hyperlink w:history="1" r:id="rId7pfyysrtzbnkou31evldo">
               <w:r>
                 <w:rPr>
                   <w:rFonts w:ascii="Arial" w:cs="Arial" w:eastAsia="Arial" w:hAnsi="Arial"/>
@@ -9655,7 +9655,7 @@
             <w:pPr>
               <w:spacing w:after="20" w:before="0"/>
             </w:pPr>
-            <w:hyperlink w:history="1" r:id="rIdk9axe9epgky9-vamcmgzp">
+            <w:hyperlink w:history="1" r:id="rIdyolapmo7igwry9yfhdegs">
               <w:r>
                 <w:rPr>
                   <w:rFonts w:ascii="Arial" w:cs="Arial" w:eastAsia="Arial" w:hAnsi="Arial"/>
@@ -9688,7 +9688,7 @@
               <w:spacing w:after="10" w:before="0"/>
               <w:ind w:left="120"/>
             </w:pPr>
-            <w:hyperlink w:history="1" r:id="rIddyevdivytn3o7g1dnrph2">
+            <w:hyperlink w:history="1" r:id="rIdedceebw2vxjkqrs5j5bqr">
               <w:r>
                 <w:rPr>
                   <w:rFonts w:ascii="Arial" w:cs="Arial" w:eastAsia="Arial" w:hAnsi="Arial"/>
@@ -9883,7 +9883,7 @@
             <w:pPr>
               <w:spacing w:after="20" w:before="0"/>
             </w:pPr>
-            <w:hyperlink w:history="1" r:id="rIditesohqm8ge4dtbnm2fcs">
+            <w:hyperlink w:history="1" r:id="rIdgchlruyb78wdqfu5ro-le">
               <w:r>
                 <w:rPr>
                   <w:rFonts w:ascii="Arial" w:cs="Arial" w:eastAsia="Arial" w:hAnsi="Arial"/>
@@ -9916,7 +9916,7 @@
               <w:spacing w:after="10" w:before="0"/>
               <w:ind w:left="120"/>
             </w:pPr>
-            <w:hyperlink w:history="1" r:id="rIdhkw7qdm4w0bxakpljpdp3">
+            <w:hyperlink w:history="1" r:id="rIdpn_ccx7fdmt1opwadfnu1">
               <w:r>
                 <w:rPr>
                   <w:rFonts w:ascii="Arial" w:cs="Arial" w:eastAsia="Arial" w:hAnsi="Arial"/>
@@ -9961,7 +9961,7 @@
             <w:pPr>
               <w:spacing w:after="20" w:before="0"/>
             </w:pPr>
-            <w:hyperlink w:history="1" r:id="rIdbcsmpw2dkwyck8jqeqecw">
+            <w:hyperlink w:history="1" r:id="rIdhdrmgjs30rra3mx0hbl5_">
               <w:r>
                 <w:rPr>
                   <w:rFonts w:ascii="Arial" w:cs="Arial" w:eastAsia="Arial" w:hAnsi="Arial"/>
@@ -9994,7 +9994,7 @@
               <w:spacing w:after="10" w:before="0"/>
               <w:ind w:left="120"/>
             </w:pPr>
-            <w:hyperlink w:history="1" r:id="rIdnth5yeb2btonudcse1pz4">
+            <w:hyperlink w:history="1" r:id="rId3u6om7floseyq6j7f5ydr">
               <w:r>
                 <w:rPr>
                   <w:rFonts w:ascii="Arial" w:cs="Arial" w:eastAsia="Arial" w:hAnsi="Arial"/>
@@ -10189,7 +10189,313 @@
             <w:pPr>
               <w:spacing w:after="20" w:before="0"/>
             </w:pPr>
-            <w:hyperlink w:history="1" r:id="rIdx6dixjlz1bez8vusenptb">
+            <w:hyperlink w:history="1" r:id="rIdyn1gctfemhdvmuljijwrg">
+              <w:r>
+                <w:rPr>
+                  <w:rFonts w:ascii="Arial" w:cs="Arial" w:eastAsia="Arial" w:hAnsi="Arial"/>
+                  <w:color w:val="2E75B6"/>
+                  <w:sz w:val="16"/>
+                  <w:szCs w:val="16"/>
+                  <w:u w:val="single" w:color="2E75B6"/>
+                </w:rPr>
+                <w:t xml:space="preserve">Trigonometry review</w:t>
+              </w:r>
+            </w:hyperlink>
+          </w:p>
+          <w:p>
+            <w:pPr>
+              <w:spacing w:after="10" w:before="0"/>
+              <w:ind w:left="120"/>
+            </w:pPr>
+            <w:r>
+              <w:rPr>
+                <w:rFonts w:ascii="Arial" w:cs="Arial" w:eastAsia="Arial" w:hAnsi="Arial"/>
+                <w:color w:val="595959"/>
+                <w:sz w:val="14"/>
+                <w:szCs w:val="14"/>
+              </w:rPr>
+              <w:t xml:space="preserve">Source: Khan Academy (English - US curriculum)</w:t>
+            </w:r>
+          </w:p>
+          <w:p>
+            <w:pPr>
+              <w:spacing w:after="10" w:before="0"/>
+              <w:ind w:left="120"/>
+            </w:pPr>
+            <w:hyperlink w:history="1" r:id="rId4pwrnhdr_tl8uhsuxrdyz">
+              <w:r>
+                <w:rPr>
+                  <w:rFonts w:ascii="Arial" w:cs="Arial" w:eastAsia="Arial" w:hAnsi="Arial"/>
+                  <w:color w:val="595959"/>
+                  <w:sz w:val="14"/>
+                  <w:szCs w:val="14"/>
+                  <w:u w:val="single" w:color="595959"/>
+                </w:rPr>
+                <w:t xml:space="preserve">🔍 Search ARES for similar videos</w:t>
+              </w:r>
+            </w:hyperlink>
+          </w:p>
+          <w:p>
+            <w:pPr>
+              <w:spacing w:after="40" w:before="0"/>
+            </w:pPr>
+            <w:r>
+              <w:rPr>
+                <w:sz w:val="14"/>
+                <w:szCs w:val="14"/>
+              </w:rPr>
+              <w:t xml:space="preserve"/>
+            </w:r>
+          </w:p>
+          <w:p>
+            <w:pPr>
+              <w:spacing w:after="20" w:before="0"/>
+            </w:pPr>
+            <w:r>
+              <w:rPr>
+                <w:rFonts w:ascii="Arial" w:cs="Arial" w:eastAsia="Arial" w:hAnsi="Arial"/>
+                <w:b/>
+                <w:bCs/>
+                <w:color w:val="1F3864"/>
+                <w:sz w:val="16"/>
+                <w:szCs w:val="16"/>
+              </w:rPr>
+              <w:t xml:space="preserve">📖 EXERCISE:</w:t>
+            </w:r>
+          </w:p>
+          <w:p>
+            <w:pPr>
+              <w:spacing w:after="20" w:before="0"/>
+            </w:pPr>
+            <w:hyperlink w:history="1" r:id="rIde0tkxoylpowhe7jw6rgcv">
+              <w:r>
+                <w:rPr>
+                  <w:rFonts w:ascii="Arial" w:cs="Arial" w:eastAsia="Arial" w:hAnsi="Arial"/>
+                  <w:color w:val="2E75B6"/>
+                  <w:sz w:val="16"/>
+                  <w:szCs w:val="16"/>
+                  <w:u w:val="single" w:color="2E75B6"/>
+                </w:rPr>
+                <w:t xml:space="preserve">Trigonometric ratios in right triangles</w:t>
+              </w:r>
+            </w:hyperlink>
+          </w:p>
+          <w:p>
+            <w:pPr>
+              <w:spacing w:after="10" w:before="0"/>
+              <w:ind w:left="120"/>
+            </w:pPr>
+            <w:r>
+              <w:rPr>
+                <w:rFonts w:ascii="Arial" w:cs="Arial" w:eastAsia="Arial" w:hAnsi="Arial"/>
+                <w:color w:val="595959"/>
+                <w:sz w:val="14"/>
+                <w:szCs w:val="14"/>
+              </w:rPr>
+              <w:t xml:space="preserve">Source: Khan Academy (English - US curriculum)</w:t>
+            </w:r>
+          </w:p>
+          <w:p>
+            <w:pPr>
+              <w:spacing w:after="10" w:before="0"/>
+              <w:ind w:left="120"/>
+            </w:pPr>
+            <w:hyperlink w:history="1" r:id="rId6gmtv-r0uwlfuwgqddhsv">
+              <w:r>
+                <w:rPr>
+                  <w:rFonts w:ascii="Arial" w:cs="Arial" w:eastAsia="Arial" w:hAnsi="Arial"/>
+                  <w:color w:val="595959"/>
+                  <w:sz w:val="14"/>
+                  <w:szCs w:val="14"/>
+                  <w:u w:val="single" w:color="595959"/>
+                </w:rPr>
+                <w:t xml:space="preserve">🔍 Search ARES for similar readings</w:t>
+              </w:r>
+            </w:hyperlink>
+          </w:p>
+        </w:tc>
+        <w:tc>
+          <w:tcPr>
+            <w:tcW w:type="dxa" w:w="3040"/>
+            <w:shd w:fill="FFFFFF" w:color="auto" w:val="clear"/>
+            <w:tcMar>
+              <w:top w:type="dxa" w:w="60"/>
+              <w:left w:type="dxa" w:w="120"/>
+              <w:bottom w:type="dxa" w:w="60"/>
+              <w:right w:type="dxa" w:w="120"/>
+            </w:tcMar>
+            <w:vAlign w:val="top"/>
+          </w:tcPr>
+          <w:p>
+            <w:pPr>
+              <w:spacing w:after="40" w:before="0"/>
+              <w:jc w:val="left"/>
+            </w:pPr>
+            <w:r>
+              <w:rPr>
+                <w:rFonts w:ascii="Arial" w:cs="Arial" w:eastAsia="Arial" w:hAnsi="Arial"/>
+                <w:b w:val="false"/>
+                <w:bCs w:val="false"/>
+                <w:i w:val="false"/>
+                <w:iCs w:val="false"/>
+                <w:color w:val="000000"/>
+                <w:sz w:val="18"/>
+                <w:szCs w:val="18"/>
+              </w:rPr>
+              <w:t xml:space="preserve">The teacher displays the class Driving Question Board: 'How can we use the angles and one side of a right-angled triangle to find any unknown height or distance in our environment without ever measuring it directly?' Each learner receives two sticky notes. On the first (green), they write one thing they can NOW explain about the water-tank problem that they could not explain in Lesson 1. On the second (orange), they write one new question or remaining puzzle. Learners post their notes and the teacher reads 4–5 aloud, grouping them into two columns: 'We can now explain…' and 'We still wonder…'. The teacher highlights that questions about depression angles, very steep angles (close to 90°), and using sine or cosine for height will be addressed in Lessons 4 and 5.</w:t>
+            </w:r>
+          </w:p>
+        </w:tc>
+        <w:tc>
+          <w:tcPr>
+            <w:tcW w:type="dxa" w:w="3040"/>
+            <w:shd w:fill="F2F2F2" w:color="auto" w:val="clear"/>
+            <w:tcMar>
+              <w:top w:type="dxa" w:w="60"/>
+              <w:left w:type="dxa" w:w="120"/>
+              <w:bottom w:type="dxa" w:w="60"/>
+              <w:right w:type="dxa" w:w="120"/>
+            </w:tcMar>
+            <w:vAlign w:val="top"/>
+          </w:tcPr>
+          <w:p>
+            <w:pPr>
+              <w:spacing w:after="40" w:before="0"/>
+              <w:jc w:val="left"/>
+            </w:pPr>
+            <w:r>
+              <w:rPr>
+                <w:rFonts w:ascii="Arial" w:cs="Arial" w:eastAsia="Arial" w:hAnsi="Arial"/>
+                <w:b w:val="false"/>
+                <w:bCs w:val="false"/>
+                <w:i w:val="false"/>
+                <w:iCs w:val="false"/>
+                <w:color w:val="000000"/>
+                <w:sz w:val="18"/>
+                <w:szCs w:val="18"/>
+              </w:rPr>
+              <w:t xml:space="preserve">Uncover the DQB poster. Say: 'Cast your minds back to Lesson 1. Most of us said we had no idea how to find the tank height without climbing. Look at what you just did. You used a ratio — the tangent — to calculate it precisely from the ground. On your GREEN sticky note, write one thing you can NOW explain. On your ORANGE note, write one new question this lesson has sparked.' Give 3 minutes of silent writing. Then: 'Come and post them.' As learners post, read 4–5 green notes aloud, affirming each: 'Achieng writes: I can now explain why two students at different distances get the same answer — the ratio keeps the height constant. That is exactly right.' Read 2–3 orange notes aloud: 'Mwangi asks: what if the angle is very large, like 80°? Great question — the tangent of large angles gets very big, which means a steep line of sight to something very tall. We will explore that.' Physically move any sticky notes from Lesson 1 that are now answered to a 'Resolved' section of the board.</w:t>
+            </w:r>
+          </w:p>
+        </w:tc>
+        <w:tc>
+          <w:tcPr>
+            <w:tcW w:type="dxa" w:w="3040"/>
+            <w:shd w:fill="FFFFFF" w:color="auto" w:val="clear"/>
+            <w:tcMar>
+              <w:top w:type="dxa" w:w="60"/>
+              <w:left w:type="dxa" w:w="120"/>
+              <w:bottom w:type="dxa" w:w="60"/>
+              <w:right w:type="dxa" w:w="120"/>
+            </w:tcMar>
+            <w:vAlign w:val="top"/>
+          </w:tcPr>
+          <w:p>
+            <w:pPr>
+              <w:spacing w:after="40" w:before="0"/>
+              <w:jc w:val="left"/>
+            </w:pPr>
+            <w:r>
+              <w:rPr>
+                <w:rFonts w:ascii="Arial" w:cs="Arial" w:eastAsia="Arial" w:hAnsi="Arial"/>
+                <w:b w:val="false"/>
+                <w:bCs w:val="false"/>
+                <w:i w:val="false"/>
+                <w:iCs w:val="false"/>
+                <w:color w:val="000000"/>
+                <w:sz w:val="18"/>
+                <w:szCs w:val="18"/>
+              </w:rPr>
+              <w:t xml:space="preserve">Two-colour DQB reflection (Metacognitive progress monitoring). Requiring learners to explicitly articulate both growth ('I can now explain…') and remaining uncertainty ('I still wonder…') builds metacognitive awareness of their own learning trajectory. The public posting creates shared accountability and surfaces class-wide conceptual gaps for the teacher to address in upcoming lessons.</w:t>
+            </w:r>
+          </w:p>
+        </w:tc>
+        <w:tc>
+          <w:tcPr>
+            <w:tcW w:type="dxa" w:w="3040"/>
+            <w:shd w:fill="F2F2F2" w:color="auto" w:val="clear"/>
+            <w:tcMar>
+              <w:top w:type="dxa" w:w="60"/>
+              <w:left w:type="dxa" w:w="120"/>
+              <w:bottom w:type="dxa" w:w="60"/>
+              <w:right w:type="dxa" w:w="120"/>
+            </w:tcMar>
+            <w:vAlign w:val="top"/>
+          </w:tcPr>
+          <w:p>
+            <w:pPr>
+              <w:spacing w:after="40" w:before="0"/>
+              <w:jc w:val="left"/>
+            </w:pPr>
+            <w:r>
+              <w:rPr>
+                <w:rFonts w:ascii="Arial" w:cs="Arial" w:eastAsia="Arial" w:hAnsi="Arial"/>
+                <w:b w:val="false"/>
+                <w:bCs w:val="false"/>
+                <w:i w:val="false"/>
+                <w:iCs w:val="false"/>
+                <w:color w:val="000000"/>
+                <w:sz w:val="18"/>
+                <w:szCs w:val="18"/>
+              </w:rPr>
+              <w:t xml:space="preserve">Read all orange sticky notes after class. Cluster them into categories. Three or more notes asking about the same confusion (e.g., 'when do I use sine instead of tangent?') flag a whole-class gap to address at the start of Lesson 4. Individual notes with idiosyncratic misconceptions (e.g., 'does the ratio change at night?') flag learners for one-on-one clarification. Green notes that are vague ('I understand trig now') suggest the learner may not yet have a precise conceptual grasp — follow up with a targeted question next lesson.</w:t>
+            </w:r>
+          </w:p>
+        </w:tc>
+      </w:tr>
+      <w:tr>
+        <w:tc>
+          <w:tcPr>
+            <w:tcW w:type="dxa" w:w="1520"/>
+            <w:shd w:fill="D5E8F0" w:color="auto" w:val="clear"/>
+            <w:tcMar>
+              <w:top w:type="dxa" w:w="60"/>
+              <w:left w:type="dxa" w:w="120"/>
+              <w:bottom w:type="dxa" w:w="60"/>
+              <w:right w:type="dxa" w:w="120"/>
+            </w:tcMar>
+            <w:vAlign w:val="top"/>
+          </w:tcPr>
+          <w:p>
+            <w:pPr>
+              <w:spacing w:after="40" w:before="0"/>
+              <w:jc w:val="left"/>
+            </w:pPr>
+            <w:r>
+              <w:rPr>
+                <w:rFonts w:ascii="Arial" w:cs="Arial" w:eastAsia="Arial" w:hAnsi="Arial"/>
+                <w:b/>
+                <w:bCs/>
+                <w:i w:val="false"/>
+                <w:iCs w:val="false"/>
+                <w:color w:val="000000"/>
+                <w:sz w:val="18"/>
+                <w:szCs w:val="18"/>
+              </w:rPr>
+              <w:t xml:space="preserve">Model Building Phase</w:t>
+            </w:r>
+          </w:p>
+          <w:p>
+            <w:pPr>
+              <w:spacing w:after="20" w:before="0"/>
+            </w:pPr>
+            <w:r>
+              <w:rPr>
+                <w:rFonts w:ascii="Arial" w:cs="Arial" w:eastAsia="Arial" w:hAnsi="Arial"/>
+                <w:b/>
+                <w:bCs/>
+                <w:color w:val="1F3864"/>
+                <w:sz w:val="16"/>
+                <w:szCs w:val="16"/>
+              </w:rPr>
+              <w:t xml:space="preserve">📹 VIDEO:</w:t>
+            </w:r>
+          </w:p>
+          <w:p>
+            <w:pPr>
+              <w:spacing w:after="20" w:before="0"/>
+            </w:pPr>
+            <w:hyperlink w:history="1" r:id="rIdn8axd1txbkatovztts-rz">
               <w:r>
                 <w:rPr>
                   <w:rFonts w:ascii="Arial" w:cs="Arial" w:eastAsia="Arial" w:hAnsi="Arial"/>
@@ -10222,7 +10528,7 @@
               <w:spacing w:after="10" w:before="0"/>
               <w:ind w:left="120"/>
             </w:pPr>
-            <w:hyperlink w:history="1" r:id="rId5ymu92k1t5khlc33qjlak">
+            <w:hyperlink w:history="1" r:id="rIdthk_qrawobeudfr-tmic7">
               <w:r>
                 <w:rPr>
                   <w:rFonts w:ascii="Arial" w:cs="Arial" w:eastAsia="Arial" w:hAnsi="Arial"/>
@@ -10267,7 +10573,7 @@
             <w:pPr>
               <w:spacing w:after="20" w:before="0"/>
             </w:pPr>
-            <w:hyperlink w:history="1" r:id="rIdq4-qa2plapaqjady-yi5g">
+            <w:hyperlink w:history="1" r:id="rIdvhewgxw-fmkeza3qeuqin">
               <w:r>
                 <w:rPr>
                   <w:rFonts w:ascii="Arial" w:cs="Arial" w:eastAsia="Arial" w:hAnsi="Arial"/>
@@ -10300,313 +10606,7 @@
               <w:spacing w:after="10" w:before="0"/>
               <w:ind w:left="120"/>
             </w:pPr>
-            <w:hyperlink w:history="1" r:id="rIdiq6psgkzh3_00r_ojbis5">
-              <w:r>
-                <w:rPr>
-                  <w:rFonts w:ascii="Arial" w:cs="Arial" w:eastAsia="Arial" w:hAnsi="Arial"/>
-                  <w:color w:val="595959"/>
-                  <w:sz w:val="14"/>
-                  <w:szCs w:val="14"/>
-                  <w:u w:val="single" w:color="595959"/>
-                </w:rPr>
-                <w:t xml:space="preserve">🔍 Search ARES for similar readings</w:t>
-              </w:r>
-            </w:hyperlink>
-          </w:p>
-        </w:tc>
-        <w:tc>
-          <w:tcPr>
-            <w:tcW w:type="dxa" w:w="3040"/>
-            <w:shd w:fill="FFFFFF" w:color="auto" w:val="clear"/>
-            <w:tcMar>
-              <w:top w:type="dxa" w:w="60"/>
-              <w:left w:type="dxa" w:w="120"/>
-              <w:bottom w:type="dxa" w:w="60"/>
-              <w:right w:type="dxa" w:w="120"/>
-            </w:tcMar>
-            <w:vAlign w:val="top"/>
-          </w:tcPr>
-          <w:p>
-            <w:pPr>
-              <w:spacing w:after="40" w:before="0"/>
-              <w:jc w:val="left"/>
-            </w:pPr>
-            <w:r>
-              <w:rPr>
-                <w:rFonts w:ascii="Arial" w:cs="Arial" w:eastAsia="Arial" w:hAnsi="Arial"/>
-                <w:b w:val="false"/>
-                <w:bCs w:val="false"/>
-                <w:i w:val="false"/>
-                <w:iCs w:val="false"/>
-                <w:color w:val="000000"/>
-                <w:sz w:val="18"/>
-                <w:szCs w:val="18"/>
-              </w:rPr>
-              <w:t xml:space="preserve">The teacher displays the class Driving Question Board: 'How can we use the angles and one side of a right-angled triangle to find any unknown height or distance in our environment without ever measuring it directly?' Each learner receives two sticky notes. On the first (green), they write one thing they can NOW explain about the water-tank problem that they could not explain in Lesson 1. On the second (orange), they write one new question or remaining puzzle. Learners post their notes and the teacher reads 4–5 aloud, grouping them into two columns: 'We can now explain…' and 'We still wonder…'. The teacher highlights that questions about depression angles, very steep angles (close to 90°), and using sine or cosine for height will be addressed in Lessons 4 and 5.</w:t>
-            </w:r>
-          </w:p>
-        </w:tc>
-        <w:tc>
-          <w:tcPr>
-            <w:tcW w:type="dxa" w:w="3040"/>
-            <w:shd w:fill="F2F2F2" w:color="auto" w:val="clear"/>
-            <w:tcMar>
-              <w:top w:type="dxa" w:w="60"/>
-              <w:left w:type="dxa" w:w="120"/>
-              <w:bottom w:type="dxa" w:w="60"/>
-              <w:right w:type="dxa" w:w="120"/>
-            </w:tcMar>
-            <w:vAlign w:val="top"/>
-          </w:tcPr>
-          <w:p>
-            <w:pPr>
-              <w:spacing w:after="40" w:before="0"/>
-              <w:jc w:val="left"/>
-            </w:pPr>
-            <w:r>
-              <w:rPr>
-                <w:rFonts w:ascii="Arial" w:cs="Arial" w:eastAsia="Arial" w:hAnsi="Arial"/>
-                <w:b w:val="false"/>
-                <w:bCs w:val="false"/>
-                <w:i w:val="false"/>
-                <w:iCs w:val="false"/>
-                <w:color w:val="000000"/>
-                <w:sz w:val="18"/>
-                <w:szCs w:val="18"/>
-              </w:rPr>
-              <w:t xml:space="preserve">Uncover the DQB poster. Say: 'Cast your minds back to Lesson 1. Most of us said we had no idea how to find the tank height without climbing. Look at what you just did. You used a ratio — the tangent — to calculate it precisely from the ground. On your GREEN sticky note, write one thing you can NOW explain. On your ORANGE note, write one new question this lesson has sparked.' Give 3 minutes of silent writing. Then: 'Come and post them.' As learners post, read 4–5 green notes aloud, affirming each: 'Achieng writes: I can now explain why two students at different distances get the same answer — the ratio keeps the height constant. That is exactly right.' Read 2–3 orange notes aloud: 'Mwangi asks: what if the angle is very large, like 80°? Great question — the tangent of large angles gets very big, which means a steep line of sight to something very tall. We will explore that.' Physically move any sticky notes from Lesson 1 that are now answered to a 'Resolved' section of the board.</w:t>
-            </w:r>
-          </w:p>
-        </w:tc>
-        <w:tc>
-          <w:tcPr>
-            <w:tcW w:type="dxa" w:w="3040"/>
-            <w:shd w:fill="FFFFFF" w:color="auto" w:val="clear"/>
-            <w:tcMar>
-              <w:top w:type="dxa" w:w="60"/>
-              <w:left w:type="dxa" w:w="120"/>
-              <w:bottom w:type="dxa" w:w="60"/>
-              <w:right w:type="dxa" w:w="120"/>
-            </w:tcMar>
-            <w:vAlign w:val="top"/>
-          </w:tcPr>
-          <w:p>
-            <w:pPr>
-              <w:spacing w:after="40" w:before="0"/>
-              <w:jc w:val="left"/>
-            </w:pPr>
-            <w:r>
-              <w:rPr>
-                <w:rFonts w:ascii="Arial" w:cs="Arial" w:eastAsia="Arial" w:hAnsi="Arial"/>
-                <w:b w:val="false"/>
-                <w:bCs w:val="false"/>
-                <w:i w:val="false"/>
-                <w:iCs w:val="false"/>
-                <w:color w:val="000000"/>
-                <w:sz w:val="18"/>
-                <w:szCs w:val="18"/>
-              </w:rPr>
-              <w:t xml:space="preserve">Two-colour DQB reflection (Metacognitive progress monitoring). Requiring learners to explicitly articulate both growth ('I can now explain…') and remaining uncertainty ('I still wonder…') builds metacognitive awareness of their own learning trajectory. The public posting creates shared accountability and surfaces class-wide conceptual gaps for the teacher to address in upcoming lessons.</w:t>
-            </w:r>
-          </w:p>
-        </w:tc>
-        <w:tc>
-          <w:tcPr>
-            <w:tcW w:type="dxa" w:w="3040"/>
-            <w:shd w:fill="F2F2F2" w:color="auto" w:val="clear"/>
-            <w:tcMar>
-              <w:top w:type="dxa" w:w="60"/>
-              <w:left w:type="dxa" w:w="120"/>
-              <w:bottom w:type="dxa" w:w="60"/>
-              <w:right w:type="dxa" w:w="120"/>
-            </w:tcMar>
-            <w:vAlign w:val="top"/>
-          </w:tcPr>
-          <w:p>
-            <w:pPr>
-              <w:spacing w:after="40" w:before="0"/>
-              <w:jc w:val="left"/>
-            </w:pPr>
-            <w:r>
-              <w:rPr>
-                <w:rFonts w:ascii="Arial" w:cs="Arial" w:eastAsia="Arial" w:hAnsi="Arial"/>
-                <w:b w:val="false"/>
-                <w:bCs w:val="false"/>
-                <w:i w:val="false"/>
-                <w:iCs w:val="false"/>
-                <w:color w:val="000000"/>
-                <w:sz w:val="18"/>
-                <w:szCs w:val="18"/>
-              </w:rPr>
-              <w:t xml:space="preserve">Read all orange sticky notes after class. Cluster them into categories. Three or more notes asking about the same confusion (e.g., 'when do I use sine instead of tangent?') flag a whole-class gap to address at the start of Lesson 4. Individual notes with idiosyncratic misconceptions (e.g., 'does the ratio change at night?') flag learners for one-on-one clarification. Green notes that are vague ('I understand trig now') suggest the learner may not yet have a precise conceptual grasp — follow up with a targeted question next lesson.</w:t>
-            </w:r>
-          </w:p>
-        </w:tc>
-      </w:tr>
-      <w:tr>
-        <w:tc>
-          <w:tcPr>
-            <w:tcW w:type="dxa" w:w="1520"/>
-            <w:shd w:fill="D5E8F0" w:color="auto" w:val="clear"/>
-            <w:tcMar>
-              <w:top w:type="dxa" w:w="60"/>
-              <w:left w:type="dxa" w:w="120"/>
-              <w:bottom w:type="dxa" w:w="60"/>
-              <w:right w:type="dxa" w:w="120"/>
-            </w:tcMar>
-            <w:vAlign w:val="top"/>
-          </w:tcPr>
-          <w:p>
-            <w:pPr>
-              <w:spacing w:after="40" w:before="0"/>
-              <w:jc w:val="left"/>
-            </w:pPr>
-            <w:r>
-              <w:rPr>
-                <w:rFonts w:ascii="Arial" w:cs="Arial" w:eastAsia="Arial" w:hAnsi="Arial"/>
-                <w:b/>
-                <w:bCs/>
-                <w:i w:val="false"/>
-                <w:iCs w:val="false"/>
-                <w:color w:val="000000"/>
-                <w:sz w:val="18"/>
-                <w:szCs w:val="18"/>
-              </w:rPr>
-              <w:t xml:space="preserve">Model Building Phase</w:t>
-            </w:r>
-          </w:p>
-          <w:p>
-            <w:pPr>
-              <w:spacing w:after="20" w:before="0"/>
-            </w:pPr>
-            <w:r>
-              <w:rPr>
-                <w:rFonts w:ascii="Arial" w:cs="Arial" w:eastAsia="Arial" w:hAnsi="Arial"/>
-                <w:b/>
-                <w:bCs/>
-                <w:color w:val="1F3864"/>
-                <w:sz w:val="16"/>
-                <w:szCs w:val="16"/>
-              </w:rPr>
-              <w:t xml:space="preserve">📹 VIDEO:</w:t>
-            </w:r>
-          </w:p>
-          <w:p>
-            <w:pPr>
-              <w:spacing w:after="20" w:before="0"/>
-            </w:pPr>
-            <w:hyperlink w:history="1" r:id="rIdn-gjdd-vwuv5jgxpbe8jh">
-              <w:r>
-                <w:rPr>
-                  <w:rFonts w:ascii="Arial" w:cs="Arial" w:eastAsia="Arial" w:hAnsi="Arial"/>
-                  <w:color w:val="2E75B6"/>
-                  <w:sz w:val="16"/>
-                  <w:szCs w:val="16"/>
-                  <w:u w:val="single" w:color="2E75B6"/>
-                </w:rPr>
-                <w:t xml:space="preserve">Finding reciprocal trig ratios</w:t>
-              </w:r>
-            </w:hyperlink>
-          </w:p>
-          <w:p>
-            <w:pPr>
-              <w:spacing w:after="10" w:before="0"/>
-              <w:ind w:left="120"/>
-            </w:pPr>
-            <w:r>
-              <w:rPr>
-                <w:rFonts w:ascii="Arial" w:cs="Arial" w:eastAsia="Arial" w:hAnsi="Arial"/>
-                <w:color w:val="595959"/>
-                <w:sz w:val="14"/>
-                <w:szCs w:val="14"/>
-              </w:rPr>
-              <w:t xml:space="preserve">Source: Khan Academy (English - US curriculum)</w:t>
-            </w:r>
-          </w:p>
-          <w:p>
-            <w:pPr>
-              <w:spacing w:after="10" w:before="0"/>
-              <w:ind w:left="120"/>
-            </w:pPr>
-            <w:hyperlink w:history="1" r:id="rIdrqur1xzhx0nmzhdruel5u">
-              <w:r>
-                <w:rPr>
-                  <w:rFonts w:ascii="Arial" w:cs="Arial" w:eastAsia="Arial" w:hAnsi="Arial"/>
-                  <w:color w:val="595959"/>
-                  <w:sz w:val="14"/>
-                  <w:szCs w:val="14"/>
-                  <w:u w:val="single" w:color="595959"/>
-                </w:rPr>
-                <w:t xml:space="preserve">🔍 Search ARES for similar videos</w:t>
-              </w:r>
-            </w:hyperlink>
-          </w:p>
-          <w:p>
-            <w:pPr>
-              <w:spacing w:after="40" w:before="0"/>
-            </w:pPr>
-            <w:r>
-              <w:rPr>
-                <w:sz w:val="14"/>
-                <w:szCs w:val="14"/>
-              </w:rPr>
-              <w:t xml:space="preserve"/>
-            </w:r>
-          </w:p>
-          <w:p>
-            <w:pPr>
-              <w:spacing w:after="20" w:before="0"/>
-            </w:pPr>
-            <w:r>
-              <w:rPr>
-                <w:rFonts w:ascii="Arial" w:cs="Arial" w:eastAsia="Arial" w:hAnsi="Arial"/>
-                <w:b/>
-                <w:bCs/>
-                <w:color w:val="1F3864"/>
-                <w:sz w:val="16"/>
-                <w:szCs w:val="16"/>
-              </w:rPr>
-              <w:t xml:space="preserve">📖 EXERCISE:</w:t>
-            </w:r>
-          </w:p>
-          <w:p>
-            <w:pPr>
-              <w:spacing w:after="20" w:before="0"/>
-            </w:pPr>
-            <w:hyperlink w:history="1" r:id="rIdn1qei5uv1kwmxf_7o13xr">
-              <w:r>
-                <w:rPr>
-                  <w:rFonts w:ascii="Arial" w:cs="Arial" w:eastAsia="Arial" w:hAnsi="Arial"/>
-                  <w:color w:val="2E75B6"/>
-                  <w:sz w:val="16"/>
-                  <w:szCs w:val="16"/>
-                  <w:u w:val="single" w:color="2E75B6"/>
-                </w:rPr>
-                <w:t xml:space="preserve">Trigonometric ratios in right triangles</w:t>
-              </w:r>
-            </w:hyperlink>
-          </w:p>
-          <w:p>
-            <w:pPr>
-              <w:spacing w:after="10" w:before="0"/>
-              <w:ind w:left="120"/>
-            </w:pPr>
-            <w:r>
-              <w:rPr>
-                <w:rFonts w:ascii="Arial" w:cs="Arial" w:eastAsia="Arial" w:hAnsi="Arial"/>
-                <w:color w:val="595959"/>
-                <w:sz w:val="14"/>
-                <w:szCs w:val="14"/>
-              </w:rPr>
-              <w:t xml:space="preserve">Source: Khan Academy (English - US curriculum)</w:t>
-            </w:r>
-          </w:p>
-          <w:p>
-            <w:pPr>
-              <w:spacing w:after="10" w:before="0"/>
-              <w:ind w:left="120"/>
-            </w:pPr>
-            <w:hyperlink w:history="1" r:id="rIdkwmpjgm7ol2kk1oedmegl">
+            <w:hyperlink w:history="1" r:id="rIdb82iuxvghdlqy0inkqkf2">
               <w:r>
                 <w:rPr>
                   <w:rFonts w:ascii="Arial" w:cs="Arial" w:eastAsia="Arial" w:hAnsi="Arial"/>
@@ -12252,7 +12252,7 @@
             <w:pPr>
               <w:spacing w:after="20" w:before="0"/>
             </w:pPr>
-            <w:hyperlink w:history="1" r:id="rId7yevaahgk0hwbobtfsowh">
+            <w:hyperlink w:history="1" r:id="rIdukunfcpoahf6nn2vx9kev">
               <w:r>
                 <w:rPr>
                   <w:rFonts w:ascii="Arial" w:cs="Arial" w:eastAsia="Arial" w:hAnsi="Arial"/>
@@ -12285,7 +12285,7 @@
               <w:spacing w:after="10" w:before="0"/>
               <w:ind w:left="120"/>
             </w:pPr>
-            <w:hyperlink w:history="1" r:id="rIdbm7kyoeaqm_gt-necr-ue">
+            <w:hyperlink w:history="1" r:id="rIdxpc-vsgyitgofwyxxzu-6">
               <w:r>
                 <w:rPr>
                   <w:rFonts w:ascii="Arial" w:cs="Arial" w:eastAsia="Arial" w:hAnsi="Arial"/>
@@ -12330,7 +12330,7 @@
             <w:pPr>
               <w:spacing w:after="20" w:before="0"/>
             </w:pPr>
-            <w:hyperlink w:history="1" r:id="rIdkbk-8hfbzgau-edj5mo8i">
+            <w:hyperlink w:history="1" r:id="rId7eyejbfbntpojiz6zn9_y">
               <w:r>
                 <w:rPr>
                   <w:rFonts w:ascii="Arial" w:cs="Arial" w:eastAsia="Arial" w:hAnsi="Arial"/>
@@ -12363,7 +12363,7 @@
               <w:spacing w:after="10" w:before="0"/>
               <w:ind w:left="120"/>
             </w:pPr>
-            <w:hyperlink w:history="1" r:id="rIdvcilllo9ohm294olh9lsz">
+            <w:hyperlink w:history="1" r:id="rId4xzmlp7az-xw_urfsgbe_">
               <w:r>
                 <w:rPr>
                   <w:rFonts w:ascii="Arial" w:cs="Arial" w:eastAsia="Arial" w:hAnsi="Arial"/>
@@ -12558,7 +12558,7 @@
             <w:pPr>
               <w:spacing w:after="20" w:before="0"/>
             </w:pPr>
-            <w:hyperlink w:history="1" r:id="rIdithrureyhg6j0ndxbhgaq">
+            <w:hyperlink w:history="1" r:id="rIda33dqpy_5l20t7tuvsa2e">
               <w:r>
                 <w:rPr>
                   <w:rFonts w:ascii="Arial" w:cs="Arial" w:eastAsia="Arial" w:hAnsi="Arial"/>
@@ -12591,7 +12591,7 @@
               <w:spacing w:after="10" w:before="0"/>
               <w:ind w:left="120"/>
             </w:pPr>
-            <w:hyperlink w:history="1" r:id="rIdgbwrno4oak2-mirgwosog">
+            <w:hyperlink w:history="1" r:id="rIdl7lp3sapcg__oxwjmta62">
               <w:r>
                 <w:rPr>
                   <w:rFonts w:ascii="Arial" w:cs="Arial" w:eastAsia="Arial" w:hAnsi="Arial"/>
@@ -12636,7 +12636,7 @@
             <w:pPr>
               <w:spacing w:after="20" w:before="0"/>
             </w:pPr>
-            <w:hyperlink w:history="1" r:id="rIdjf7e7_bdbwid-r8e0oznj">
+            <w:hyperlink w:history="1" r:id="rIdqpscj22m8_x1fzeaz1ydc">
               <w:r>
                 <w:rPr>
                   <w:rFonts w:ascii="Arial" w:cs="Arial" w:eastAsia="Arial" w:hAnsi="Arial"/>
@@ -12669,7 +12669,7 @@
               <w:spacing w:after="10" w:before="0"/>
               <w:ind w:left="120"/>
             </w:pPr>
-            <w:hyperlink w:history="1" r:id="rIdyg_9nmdsgbi-bshjx9hd8">
+            <w:hyperlink w:history="1" r:id="rIdgpdcbhdkig7biwwxkc9yc">
               <w:r>
                 <w:rPr>
                   <w:rFonts w:ascii="Arial" w:cs="Arial" w:eastAsia="Arial" w:hAnsi="Arial"/>
@@ -12864,7 +12864,7 @@
             <w:pPr>
               <w:spacing w:after="20" w:before="0"/>
             </w:pPr>
-            <w:hyperlink w:history="1" r:id="rIdqbaxn2_dutudgpzsah1ee">
+            <w:hyperlink w:history="1" r:id="rIdhk3hif27caerbrsartoht">
               <w:r>
                 <w:rPr>
                   <w:rFonts w:ascii="Arial" w:cs="Arial" w:eastAsia="Arial" w:hAnsi="Arial"/>
@@ -12897,7 +12897,7 @@
               <w:spacing w:after="10" w:before="0"/>
               <w:ind w:left="120"/>
             </w:pPr>
-            <w:hyperlink w:history="1" r:id="rIdwp4y4my9h3lub2xdovmz0">
+            <w:hyperlink w:history="1" r:id="rId5voerjyxr4duxiv4mob-d">
               <w:r>
                 <w:rPr>
                   <w:rFonts w:ascii="Arial" w:cs="Arial" w:eastAsia="Arial" w:hAnsi="Arial"/>
@@ -12942,7 +12942,7 @@
             <w:pPr>
               <w:spacing w:after="20" w:before="0"/>
             </w:pPr>
-            <w:hyperlink w:history="1" r:id="rIdkwocuhfb-5xpzsvpc86lu">
+            <w:hyperlink w:history="1" r:id="rId_hgf-kvlo42p9zx6cvp7r">
               <w:r>
                 <w:rPr>
                   <w:rFonts w:ascii="Arial" w:cs="Arial" w:eastAsia="Arial" w:hAnsi="Arial"/>
@@ -12975,7 +12975,7 @@
               <w:spacing w:after="10" w:before="0"/>
               <w:ind w:left="120"/>
             </w:pPr>
-            <w:hyperlink w:history="1" r:id="rIdbmdrxmqwihdaz7tvfdsc1">
+            <w:hyperlink w:history="1" r:id="rIdy95pjw21puwfu-mybhxie">
               <w:r>
                 <w:rPr>
                   <w:rFonts w:ascii="Arial" w:cs="Arial" w:eastAsia="Arial" w:hAnsi="Arial"/>
@@ -13170,7 +13170,313 @@
             <w:pPr>
               <w:spacing w:after="20" w:before="0"/>
             </w:pPr>
-            <w:hyperlink w:history="1" r:id="rIdsarvfw6sujk65_kvkblog">
+            <w:hyperlink w:history="1" r:id="rIdv9zwhxzh1k3-mvx8_kykl">
+              <w:r>
+                <w:rPr>
+                  <w:rFonts w:ascii="Arial" w:cs="Arial" w:eastAsia="Arial" w:hAnsi="Arial"/>
+                  <w:color w:val="2E75B6"/>
+                  <w:sz w:val="16"/>
+                  <w:szCs w:val="16"/>
+                  <w:u w:val="single" w:color="2E75B6"/>
+                </w:rPr>
+                <w:t xml:space="preserve">Trigonometry review</w:t>
+              </w:r>
+            </w:hyperlink>
+          </w:p>
+          <w:p>
+            <w:pPr>
+              <w:spacing w:after="10" w:before="0"/>
+              <w:ind w:left="120"/>
+            </w:pPr>
+            <w:r>
+              <w:rPr>
+                <w:rFonts w:ascii="Arial" w:cs="Arial" w:eastAsia="Arial" w:hAnsi="Arial"/>
+                <w:color w:val="595959"/>
+                <w:sz w:val="14"/>
+                <w:szCs w:val="14"/>
+              </w:rPr>
+              <w:t xml:space="preserve">Source: Khan Academy (English - US curriculum)</w:t>
+            </w:r>
+          </w:p>
+          <w:p>
+            <w:pPr>
+              <w:spacing w:after="10" w:before="0"/>
+              <w:ind w:left="120"/>
+            </w:pPr>
+            <w:hyperlink w:history="1" r:id="rIdwd1gpsfzvbqpxly6glwng">
+              <w:r>
+                <w:rPr>
+                  <w:rFonts w:ascii="Arial" w:cs="Arial" w:eastAsia="Arial" w:hAnsi="Arial"/>
+                  <w:color w:val="595959"/>
+                  <w:sz w:val="14"/>
+                  <w:szCs w:val="14"/>
+                  <w:u w:val="single" w:color="595959"/>
+                </w:rPr>
+                <w:t xml:space="preserve">🔍 Search ARES for similar videos</w:t>
+              </w:r>
+            </w:hyperlink>
+          </w:p>
+          <w:p>
+            <w:pPr>
+              <w:spacing w:after="40" w:before="0"/>
+            </w:pPr>
+            <w:r>
+              <w:rPr>
+                <w:sz w:val="14"/>
+                <w:szCs w:val="14"/>
+              </w:rPr>
+              <w:t xml:space="preserve"/>
+            </w:r>
+          </w:p>
+          <w:p>
+            <w:pPr>
+              <w:spacing w:after="20" w:before="0"/>
+            </w:pPr>
+            <w:r>
+              <w:rPr>
+                <w:rFonts w:ascii="Arial" w:cs="Arial" w:eastAsia="Arial" w:hAnsi="Arial"/>
+                <w:b/>
+                <w:bCs/>
+                <w:color w:val="1F3864"/>
+                <w:sz w:val="16"/>
+                <w:szCs w:val="16"/>
+              </w:rPr>
+              <w:t xml:space="preserve">📖 EXERCISE:</w:t>
+            </w:r>
+          </w:p>
+          <w:p>
+            <w:pPr>
+              <w:spacing w:after="20" w:before="0"/>
+            </w:pPr>
+            <w:hyperlink w:history="1" r:id="rIdvzftqrnx9xo1huecez-pr">
+              <w:r>
+                <w:rPr>
+                  <w:rFonts w:ascii="Arial" w:cs="Arial" w:eastAsia="Arial" w:hAnsi="Arial"/>
+                  <w:color w:val="2E75B6"/>
+                  <w:sz w:val="16"/>
+                  <w:szCs w:val="16"/>
+                  <w:u w:val="single" w:color="2E75B6"/>
+                </w:rPr>
+                <w:t xml:space="preserve">Trigonometric ratios in right triangles</w:t>
+              </w:r>
+            </w:hyperlink>
+          </w:p>
+          <w:p>
+            <w:pPr>
+              <w:spacing w:after="10" w:before="0"/>
+              <w:ind w:left="120"/>
+            </w:pPr>
+            <w:r>
+              <w:rPr>
+                <w:rFonts w:ascii="Arial" w:cs="Arial" w:eastAsia="Arial" w:hAnsi="Arial"/>
+                <w:color w:val="595959"/>
+                <w:sz w:val="14"/>
+                <w:szCs w:val="14"/>
+              </w:rPr>
+              <w:t xml:space="preserve">Source: Khan Academy (English - US curriculum)</w:t>
+            </w:r>
+          </w:p>
+          <w:p>
+            <w:pPr>
+              <w:spacing w:after="10" w:before="0"/>
+              <w:ind w:left="120"/>
+            </w:pPr>
+            <w:hyperlink w:history="1" r:id="rIdvkjqruknrurzdstvlo1up">
+              <w:r>
+                <w:rPr>
+                  <w:rFonts w:ascii="Arial" w:cs="Arial" w:eastAsia="Arial" w:hAnsi="Arial"/>
+                  <w:color w:val="595959"/>
+                  <w:sz w:val="14"/>
+                  <w:szCs w:val="14"/>
+                  <w:u w:val="single" w:color="595959"/>
+                </w:rPr>
+                <w:t xml:space="preserve">🔍 Search ARES for similar readings</w:t>
+              </w:r>
+            </w:hyperlink>
+          </w:p>
+        </w:tc>
+        <w:tc>
+          <w:tcPr>
+            <w:tcW w:type="dxa" w:w="3040"/>
+            <w:shd w:fill="FFFFFF" w:color="auto" w:val="clear"/>
+            <w:tcMar>
+              <w:top w:type="dxa" w:w="60"/>
+              <w:left w:type="dxa" w:w="120"/>
+              <w:bottom w:type="dxa" w:w="60"/>
+              <w:right w:type="dxa" w:w="120"/>
+            </w:tcMar>
+            <w:vAlign w:val="top"/>
+          </w:tcPr>
+          <w:p>
+            <w:pPr>
+              <w:spacing w:after="40" w:before="0"/>
+              <w:jc w:val="left"/>
+            </w:pPr>
+            <w:r>
+              <w:rPr>
+                <w:rFonts w:ascii="Arial" w:cs="Arial" w:eastAsia="Arial" w:hAnsi="Arial"/>
+                <w:b w:val="false"/>
+                <w:bCs w:val="false"/>
+                <w:i w:val="false"/>
+                <w:iCs w:val="false"/>
+                <w:color w:val="000000"/>
+                <w:sz w:val="18"/>
+                <w:szCs w:val="18"/>
+              </w:rPr>
+              <w:t xml:space="preserve">Each learner writes two sticky notes (or paper slips). The first is a 'We now know' note: one sentence stating the key discovery from today's lesson. The second is a 'We still wonder' note: a question that today's lesson raised but did not answer. Pairs share their notes briefly, then one representative from each group of four posts the notes on the class DQB under the columns 'What we have figured out' and 'What we still need to figure out'. The teacher reads two or three 'wonder' questions aloud and explicitly connects one to the next lesson.</w:t>
+            </w:r>
+          </w:p>
+        </w:tc>
+        <w:tc>
+          <w:tcPr>
+            <w:tcW w:type="dxa" w:w="3040"/>
+            <w:shd w:fill="F2F2F2" w:color="auto" w:val="clear"/>
+            <w:tcMar>
+              <w:top w:type="dxa" w:w="60"/>
+              <w:left w:type="dxa" w:w="120"/>
+              <w:bottom w:type="dxa" w:w="60"/>
+              <w:right w:type="dxa" w:w="120"/>
+            </w:tcMar>
+            <w:vAlign w:val="top"/>
+          </w:tcPr>
+          <w:p>
+            <w:pPr>
+              <w:spacing w:after="40" w:before="0"/>
+              <w:jc w:val="left"/>
+            </w:pPr>
+            <w:r>
+              <w:rPr>
+                <w:rFonts w:ascii="Arial" w:cs="Arial" w:eastAsia="Arial" w:hAnsi="Arial"/>
+                <w:b w:val="false"/>
+                <w:bCs w:val="false"/>
+                <w:i w:val="false"/>
+                <w:iCs w:val="false"/>
+                <w:color w:val="000000"/>
+                <w:sz w:val="18"/>
+                <w:szCs w:val="18"/>
+              </w:rPr>
+              <w:t xml:space="preserve">Distribute two paper slips (or direct learners to tear a page). Say: 'Slip 1 — green side: write one thing you are now certain about that you were not certain about at the start of this lesson. Start with: We now know...' [WAIT TIME: 60 seconds of silent writing.] 'Slip 2 — yellow side: write the most interesting question today's lesson raised for you. Start with: We still wonder...' [WAIT TIME: 60 seconds.] Ask one member from each pair to post their slips on the DQB. Read three 'wonder' slips aloud. Likely student questions: 'What happens to sin and cos if the angle changes to 40°?', 'Are sin and cos of 35° and 55° related?', 'How do we use this if we do not know the angle — only the sides?' Say: 'These are exactly the questions we will chase in Lessons 5 and 6. Notice this one — [point to a sine/cosine of complementary angles question if present] — we will investigate that next lesson with a discovery that surprises most mathematicians the first time they see it.' Update the DQB headline with today's addition: 'The three trig ratios are CONSTANT for a fixed angle — so any distance works.'</w:t>
+            </w:r>
+          </w:p>
+        </w:tc>
+        <w:tc>
+          <w:tcPr>
+            <w:tcW w:type="dxa" w:w="3040"/>
+            <w:shd w:fill="FFFFFF" w:color="auto" w:val="clear"/>
+            <w:tcMar>
+              <w:top w:type="dxa" w:w="60"/>
+              <w:left w:type="dxa" w:w="120"/>
+              <w:bottom w:type="dxa" w:w="60"/>
+              <w:right w:type="dxa" w:w="120"/>
+            </w:tcMar>
+            <w:vAlign w:val="top"/>
+          </w:tcPr>
+          <w:p>
+            <w:pPr>
+              <w:spacing w:after="40" w:before="0"/>
+              <w:jc w:val="left"/>
+            </w:pPr>
+            <w:r>
+              <w:rPr>
+                <w:rFonts w:ascii="Arial" w:cs="Arial" w:eastAsia="Arial" w:hAnsi="Arial"/>
+                <w:b w:val="false"/>
+                <w:bCs w:val="false"/>
+                <w:i w:val="false"/>
+                <w:iCs w:val="false"/>
+                <w:color w:val="000000"/>
+                <w:sz w:val="18"/>
+                <w:szCs w:val="18"/>
+              </w:rPr>
+              <w:t xml:space="preserve">Two-column Driving Question Board (Known / Wondering): the DQB makes the cumulative storyline visible to learners as a physical record on the classroom wall. Posting 'We now know' statements consolidates today's learning; posting 'We still wonder' questions maintains productive intellectual momentum and gives learners ownership of the inquiry direction. The teacher's act of reading wonder questions aloud validates student curiosity as a legitimate part of mathematics.</w:t>
+            </w:r>
+          </w:p>
+        </w:tc>
+        <w:tc>
+          <w:tcPr>
+            <w:tcW w:type="dxa" w:w="3040"/>
+            <w:shd w:fill="F2F2F2" w:color="auto" w:val="clear"/>
+            <w:tcMar>
+              <w:top w:type="dxa" w:w="60"/>
+              <w:left w:type="dxa" w:w="120"/>
+              <w:bottom w:type="dxa" w:w="60"/>
+              <w:right w:type="dxa" w:w="120"/>
+            </w:tcMar>
+            <w:vAlign w:val="top"/>
+          </w:tcPr>
+          <w:p>
+            <w:pPr>
+              <w:spacing w:after="40" w:before="0"/>
+              <w:jc w:val="left"/>
+            </w:pPr>
+            <w:r>
+              <w:rPr>
+                <w:rFonts w:ascii="Arial" w:cs="Arial" w:eastAsia="Arial" w:hAnsi="Arial"/>
+                <w:b w:val="false"/>
+                <w:bCs w:val="false"/>
+                <w:i w:val="false"/>
+                <w:iCs w:val="false"/>
+                <w:color w:val="000000"/>
+                <w:sz w:val="18"/>
+                <w:szCs w:val="18"/>
+              </w:rPr>
+              <w:t xml:space="preserve">Teacher reads all posted 'We now know' slips after class. Success indicator: slips reference constancy of ratios and/or the angle as the determining factor. Concern indicator: slips that say only 'sin = 0.57' without any causal claim — these learners have memorised a value but not grasped the constancy principle. The 'wonder' slips also serve as a needs-assessment for Lesson 5: if many students ask about what happens when the angle changes, the complementary-angle investigation in Lesson 5 will land with high engagement.</w:t>
+            </w:r>
+          </w:p>
+        </w:tc>
+      </w:tr>
+      <w:tr>
+        <w:tc>
+          <w:tcPr>
+            <w:tcW w:type="dxa" w:w="1520"/>
+            <w:shd w:fill="D5E8F0" w:color="auto" w:val="clear"/>
+            <w:tcMar>
+              <w:top w:type="dxa" w:w="60"/>
+              <w:left w:type="dxa" w:w="120"/>
+              <w:bottom w:type="dxa" w:w="60"/>
+              <w:right w:type="dxa" w:w="120"/>
+            </w:tcMar>
+            <w:vAlign w:val="top"/>
+          </w:tcPr>
+          <w:p>
+            <w:pPr>
+              <w:spacing w:after="40" w:before="0"/>
+              <w:jc w:val="left"/>
+            </w:pPr>
+            <w:r>
+              <w:rPr>
+                <w:rFonts w:ascii="Arial" w:cs="Arial" w:eastAsia="Arial" w:hAnsi="Arial"/>
+                <w:b/>
+                <w:bCs/>
+                <w:i w:val="false"/>
+                <w:iCs w:val="false"/>
+                <w:color w:val="000000"/>
+                <w:sz w:val="18"/>
+                <w:szCs w:val="18"/>
+              </w:rPr>
+              <w:t xml:space="preserve">Model Building Phase</w:t>
+            </w:r>
+          </w:p>
+          <w:p>
+            <w:pPr>
+              <w:spacing w:after="20" w:before="0"/>
+            </w:pPr>
+            <w:r>
+              <w:rPr>
+                <w:rFonts w:ascii="Arial" w:cs="Arial" w:eastAsia="Arial" w:hAnsi="Arial"/>
+                <w:b/>
+                <w:bCs/>
+                <w:color w:val="1F3864"/>
+                <w:sz w:val="16"/>
+                <w:szCs w:val="16"/>
+              </w:rPr>
+              <w:t xml:space="preserve">📹 VIDEO:</w:t>
+            </w:r>
+          </w:p>
+          <w:p>
+            <w:pPr>
+              <w:spacing w:after="20" w:before="0"/>
+            </w:pPr>
+            <w:hyperlink w:history="1" r:id="rIdfmxak0ttlq65c2lmkgho6">
               <w:r>
                 <w:rPr>
                   <w:rFonts w:ascii="Arial" w:cs="Arial" w:eastAsia="Arial" w:hAnsi="Arial"/>
@@ -13203,7 +13509,7 @@
               <w:spacing w:after="10" w:before="0"/>
               <w:ind w:left="120"/>
             </w:pPr>
-            <w:hyperlink w:history="1" r:id="rIdvxb1idxhspdnsqnkqy1k1">
+            <w:hyperlink w:history="1" r:id="rIdkamhc9ddnssown7fdmcbl">
               <w:r>
                 <w:rPr>
                   <w:rFonts w:ascii="Arial" w:cs="Arial" w:eastAsia="Arial" w:hAnsi="Arial"/>
@@ -13248,7 +13554,7 @@
             <w:pPr>
               <w:spacing w:after="20" w:before="0"/>
             </w:pPr>
-            <w:hyperlink w:history="1" r:id="rIdhiataoduxijsa507hulfc">
+            <w:hyperlink w:history="1" r:id="rIddctqcqcjrgvfdtlyiivu9">
               <w:r>
                 <w:rPr>
                   <w:rFonts w:ascii="Arial" w:cs="Arial" w:eastAsia="Arial" w:hAnsi="Arial"/>
@@ -13281,313 +13587,7 @@
               <w:spacing w:after="10" w:before="0"/>
               <w:ind w:left="120"/>
             </w:pPr>
-            <w:hyperlink w:history="1" r:id="rIdgzm1kue2bc7pp29zw57pr">
-              <w:r>
-                <w:rPr>
-                  <w:rFonts w:ascii="Arial" w:cs="Arial" w:eastAsia="Arial" w:hAnsi="Arial"/>
-                  <w:color w:val="595959"/>
-                  <w:sz w:val="14"/>
-                  <w:szCs w:val="14"/>
-                  <w:u w:val="single" w:color="595959"/>
-                </w:rPr>
-                <w:t xml:space="preserve">🔍 Search ARES for similar readings</w:t>
-              </w:r>
-            </w:hyperlink>
-          </w:p>
-        </w:tc>
-        <w:tc>
-          <w:tcPr>
-            <w:tcW w:type="dxa" w:w="3040"/>
-            <w:shd w:fill="FFFFFF" w:color="auto" w:val="clear"/>
-            <w:tcMar>
-              <w:top w:type="dxa" w:w="60"/>
-              <w:left w:type="dxa" w:w="120"/>
-              <w:bottom w:type="dxa" w:w="60"/>
-              <w:right w:type="dxa" w:w="120"/>
-            </w:tcMar>
-            <w:vAlign w:val="top"/>
-          </w:tcPr>
-          <w:p>
-            <w:pPr>
-              <w:spacing w:after="40" w:before="0"/>
-              <w:jc w:val="left"/>
-            </w:pPr>
-            <w:r>
-              <w:rPr>
-                <w:rFonts w:ascii="Arial" w:cs="Arial" w:eastAsia="Arial" w:hAnsi="Arial"/>
-                <w:b w:val="false"/>
-                <w:bCs w:val="false"/>
-                <w:i w:val="false"/>
-                <w:iCs w:val="false"/>
-                <w:color w:val="000000"/>
-                <w:sz w:val="18"/>
-                <w:szCs w:val="18"/>
-              </w:rPr>
-              <w:t xml:space="preserve">Each learner writes two sticky notes (or paper slips). The first is a 'We now know' note: one sentence stating the key discovery from today's lesson. The second is a 'We still wonder' note: a question that today's lesson raised but did not answer. Pairs share their notes briefly, then one representative from each group of four posts the notes on the class DQB under the columns 'What we have figured out' and 'What we still need to figure out'. The teacher reads two or three 'wonder' questions aloud and explicitly connects one to the next lesson.</w:t>
-            </w:r>
-          </w:p>
-        </w:tc>
-        <w:tc>
-          <w:tcPr>
-            <w:tcW w:type="dxa" w:w="3040"/>
-            <w:shd w:fill="F2F2F2" w:color="auto" w:val="clear"/>
-            <w:tcMar>
-              <w:top w:type="dxa" w:w="60"/>
-              <w:left w:type="dxa" w:w="120"/>
-              <w:bottom w:type="dxa" w:w="60"/>
-              <w:right w:type="dxa" w:w="120"/>
-            </w:tcMar>
-            <w:vAlign w:val="top"/>
-          </w:tcPr>
-          <w:p>
-            <w:pPr>
-              <w:spacing w:after="40" w:before="0"/>
-              <w:jc w:val="left"/>
-            </w:pPr>
-            <w:r>
-              <w:rPr>
-                <w:rFonts w:ascii="Arial" w:cs="Arial" w:eastAsia="Arial" w:hAnsi="Arial"/>
-                <w:b w:val="false"/>
-                <w:bCs w:val="false"/>
-                <w:i w:val="false"/>
-                <w:iCs w:val="false"/>
-                <w:color w:val="000000"/>
-                <w:sz w:val="18"/>
-                <w:szCs w:val="18"/>
-              </w:rPr>
-              <w:t xml:space="preserve">Distribute two paper slips (or direct learners to tear a page). Say: 'Slip 1 — green side: write one thing you are now certain about that you were not certain about at the start of this lesson. Start with: We now know...' [WAIT TIME: 60 seconds of silent writing.] 'Slip 2 — yellow side: write the most interesting question today's lesson raised for you. Start with: We still wonder...' [WAIT TIME: 60 seconds.] Ask one member from each pair to post their slips on the DQB. Read three 'wonder' slips aloud. Likely student questions: 'What happens to sin and cos if the angle changes to 40°?', 'Are sin and cos of 35° and 55° related?', 'How do we use this if we do not know the angle — only the sides?' Say: 'These are exactly the questions we will chase in Lessons 5 and 6. Notice this one — [point to a sine/cosine of complementary angles question if present] — we will investigate that next lesson with a discovery that surprises most mathematicians the first time they see it.' Update the DQB headline with today's addition: 'The three trig ratios are CONSTANT for a fixed angle — so any distance works.'</w:t>
-            </w:r>
-          </w:p>
-        </w:tc>
-        <w:tc>
-          <w:tcPr>
-            <w:tcW w:type="dxa" w:w="3040"/>
-            <w:shd w:fill="FFFFFF" w:color="auto" w:val="clear"/>
-            <w:tcMar>
-              <w:top w:type="dxa" w:w="60"/>
-              <w:left w:type="dxa" w:w="120"/>
-              <w:bottom w:type="dxa" w:w="60"/>
-              <w:right w:type="dxa" w:w="120"/>
-            </w:tcMar>
-            <w:vAlign w:val="top"/>
-          </w:tcPr>
-          <w:p>
-            <w:pPr>
-              <w:spacing w:after="40" w:before="0"/>
-              <w:jc w:val="left"/>
-            </w:pPr>
-            <w:r>
-              <w:rPr>
-                <w:rFonts w:ascii="Arial" w:cs="Arial" w:eastAsia="Arial" w:hAnsi="Arial"/>
-                <w:b w:val="false"/>
-                <w:bCs w:val="false"/>
-                <w:i w:val="false"/>
-                <w:iCs w:val="false"/>
-                <w:color w:val="000000"/>
-                <w:sz w:val="18"/>
-                <w:szCs w:val="18"/>
-              </w:rPr>
-              <w:t xml:space="preserve">Two-column Driving Question Board (Known / Wondering): the DQB makes the cumulative storyline visible to learners as a physical record on the classroom wall. Posting 'We now know' statements consolidates today's learning; posting 'We still wonder' questions maintains productive intellectual momentum and gives learners ownership of the inquiry direction. The teacher's act of reading wonder questions aloud validates student curiosity as a legitimate part of mathematics.</w:t>
-            </w:r>
-          </w:p>
-        </w:tc>
-        <w:tc>
-          <w:tcPr>
-            <w:tcW w:type="dxa" w:w="3040"/>
-            <w:shd w:fill="F2F2F2" w:color="auto" w:val="clear"/>
-            <w:tcMar>
-              <w:top w:type="dxa" w:w="60"/>
-              <w:left w:type="dxa" w:w="120"/>
-              <w:bottom w:type="dxa" w:w="60"/>
-              <w:right w:type="dxa" w:w="120"/>
-            </w:tcMar>
-            <w:vAlign w:val="top"/>
-          </w:tcPr>
-          <w:p>
-            <w:pPr>
-              <w:spacing w:after="40" w:before="0"/>
-              <w:jc w:val="left"/>
-            </w:pPr>
-            <w:r>
-              <w:rPr>
-                <w:rFonts w:ascii="Arial" w:cs="Arial" w:eastAsia="Arial" w:hAnsi="Arial"/>
-                <w:b w:val="false"/>
-                <w:bCs w:val="false"/>
-                <w:i w:val="false"/>
-                <w:iCs w:val="false"/>
-                <w:color w:val="000000"/>
-                <w:sz w:val="18"/>
-                <w:szCs w:val="18"/>
-              </w:rPr>
-              <w:t xml:space="preserve">Teacher reads all posted 'We now know' slips after class. Success indicator: slips reference constancy of ratios and/or the angle as the determining factor. Concern indicator: slips that say only 'sin = 0.57' without any causal claim — these learners have memorised a value but not grasped the constancy principle. The 'wonder' slips also serve as a needs-assessment for Lesson 5: if many students ask about what happens when the angle changes, the complementary-angle investigation in Lesson 5 will land with high engagement.</w:t>
-            </w:r>
-          </w:p>
-        </w:tc>
-      </w:tr>
-      <w:tr>
-        <w:tc>
-          <w:tcPr>
-            <w:tcW w:type="dxa" w:w="1520"/>
-            <w:shd w:fill="D5E8F0" w:color="auto" w:val="clear"/>
-            <w:tcMar>
-              <w:top w:type="dxa" w:w="60"/>
-              <w:left w:type="dxa" w:w="120"/>
-              <w:bottom w:type="dxa" w:w="60"/>
-              <w:right w:type="dxa" w:w="120"/>
-            </w:tcMar>
-            <w:vAlign w:val="top"/>
-          </w:tcPr>
-          <w:p>
-            <w:pPr>
-              <w:spacing w:after="40" w:before="0"/>
-              <w:jc w:val="left"/>
-            </w:pPr>
-            <w:r>
-              <w:rPr>
-                <w:rFonts w:ascii="Arial" w:cs="Arial" w:eastAsia="Arial" w:hAnsi="Arial"/>
-                <w:b/>
-                <w:bCs/>
-                <w:i w:val="false"/>
-                <w:iCs w:val="false"/>
-                <w:color w:val="000000"/>
-                <w:sz w:val="18"/>
-                <w:szCs w:val="18"/>
-              </w:rPr>
-              <w:t xml:space="preserve">Model Building Phase</w:t>
-            </w:r>
-          </w:p>
-          <w:p>
-            <w:pPr>
-              <w:spacing w:after="20" w:before="0"/>
-            </w:pPr>
-            <w:r>
-              <w:rPr>
-                <w:rFonts w:ascii="Arial" w:cs="Arial" w:eastAsia="Arial" w:hAnsi="Arial"/>
-                <w:b/>
-                <w:bCs/>
-                <w:color w:val="1F3864"/>
-                <w:sz w:val="16"/>
-                <w:szCs w:val="16"/>
-              </w:rPr>
-              <w:t xml:space="preserve">📹 VIDEO:</w:t>
-            </w:r>
-          </w:p>
-          <w:p>
-            <w:pPr>
-              <w:spacing w:after="20" w:before="0"/>
-            </w:pPr>
-            <w:hyperlink w:history="1" r:id="rIdvygsjv0r2w5gzppv4x3tj">
-              <w:r>
-                <w:rPr>
-                  <w:rFonts w:ascii="Arial" w:cs="Arial" w:eastAsia="Arial" w:hAnsi="Arial"/>
-                  <w:color w:val="2E75B6"/>
-                  <w:sz w:val="16"/>
-                  <w:szCs w:val="16"/>
-                  <w:u w:val="single" w:color="2E75B6"/>
-                </w:rPr>
-                <w:t xml:space="preserve">Intro to the trigonometric ratios</w:t>
-              </w:r>
-            </w:hyperlink>
-          </w:p>
-          <w:p>
-            <w:pPr>
-              <w:spacing w:after="10" w:before="0"/>
-              <w:ind w:left="120"/>
-            </w:pPr>
-            <w:r>
-              <w:rPr>
-                <w:rFonts w:ascii="Arial" w:cs="Arial" w:eastAsia="Arial" w:hAnsi="Arial"/>
-                <w:color w:val="595959"/>
-                <w:sz w:val="14"/>
-                <w:szCs w:val="14"/>
-              </w:rPr>
-              <w:t xml:space="preserve">Source: Khan Academy (Kiswahili)</w:t>
-            </w:r>
-          </w:p>
-          <w:p>
-            <w:pPr>
-              <w:spacing w:after="10" w:before="0"/>
-              <w:ind w:left="120"/>
-            </w:pPr>
-            <w:hyperlink w:history="1" r:id="rIdtjxrmlxyrykreyb-swpxs">
-              <w:r>
-                <w:rPr>
-                  <w:rFonts w:ascii="Arial" w:cs="Arial" w:eastAsia="Arial" w:hAnsi="Arial"/>
-                  <w:color w:val="595959"/>
-                  <w:sz w:val="14"/>
-                  <w:szCs w:val="14"/>
-                  <w:u w:val="single" w:color="595959"/>
-                </w:rPr>
-                <w:t xml:space="preserve">🔍 Search ARES for similar videos</w:t>
-              </w:r>
-            </w:hyperlink>
-          </w:p>
-          <w:p>
-            <w:pPr>
-              <w:spacing w:after="40" w:before="0"/>
-            </w:pPr>
-            <w:r>
-              <w:rPr>
-                <w:sz w:val="14"/>
-                <w:szCs w:val="14"/>
-              </w:rPr>
-              <w:t xml:space="preserve"/>
-            </w:r>
-          </w:p>
-          <w:p>
-            <w:pPr>
-              <w:spacing w:after="20" w:before="0"/>
-            </w:pPr>
-            <w:r>
-              <w:rPr>
-                <w:rFonts w:ascii="Arial" w:cs="Arial" w:eastAsia="Arial" w:hAnsi="Arial"/>
-                <w:b/>
-                <w:bCs/>
-                <w:color w:val="1F3864"/>
-                <w:sz w:val="16"/>
-                <w:szCs w:val="16"/>
-              </w:rPr>
-              <w:t xml:space="preserve">📖 EXERCISE:</w:t>
-            </w:r>
-          </w:p>
-          <w:p>
-            <w:pPr>
-              <w:spacing w:after="20" w:before="0"/>
-            </w:pPr>
-            <w:hyperlink w:history="1" r:id="rIdpqq0mrc8phzyreakucetw">
-              <w:r>
-                <w:rPr>
-                  <w:rFonts w:ascii="Arial" w:cs="Arial" w:eastAsia="Arial" w:hAnsi="Arial"/>
-                  <w:color w:val="2E75B6"/>
-                  <w:sz w:val="16"/>
-                  <w:szCs w:val="16"/>
-                  <w:u w:val="single" w:color="2E75B6"/>
-                </w:rPr>
-                <w:t xml:space="preserve">Trigonometric ratios in right triangles</w:t>
-              </w:r>
-            </w:hyperlink>
-          </w:p>
-          <w:p>
-            <w:pPr>
-              <w:spacing w:after="10" w:before="0"/>
-              <w:ind w:left="120"/>
-            </w:pPr>
-            <w:r>
-              <w:rPr>
-                <w:rFonts w:ascii="Arial" w:cs="Arial" w:eastAsia="Arial" w:hAnsi="Arial"/>
-                <w:color w:val="595959"/>
-                <w:sz w:val="14"/>
-                <w:szCs w:val="14"/>
-              </w:rPr>
-              <w:t xml:space="preserve">Source: Khan Academy (English - US curriculum)</w:t>
-            </w:r>
-          </w:p>
-          <w:p>
-            <w:pPr>
-              <w:spacing w:after="10" w:before="0"/>
-              <w:ind w:left="120"/>
-            </w:pPr>
-            <w:hyperlink w:history="1" r:id="rIdlapxazdyfqwxlfwnfdtal">
+            <w:hyperlink w:history="1" r:id="rIdarch8__8pmwf9vp6yyepm">
               <w:r>
                 <w:rPr>
                   <w:rFonts w:ascii="Arial" w:cs="Arial" w:eastAsia="Arial" w:hAnsi="Arial"/>
@@ -15150,7 +15150,7 @@
             <w:pPr>
               <w:spacing w:after="20" w:before="0"/>
             </w:pPr>
-            <w:hyperlink w:history="1" r:id="rId2auqgt-65lyoxbvwdsdlw">
+            <w:hyperlink w:history="1" r:id="rId4jp6ivnknbvkdxdbfzkyb">
               <w:r>
                 <w:rPr>
                   <w:rFonts w:ascii="Arial" w:cs="Arial" w:eastAsia="Arial" w:hAnsi="Arial"/>
@@ -15183,7 +15183,7 @@
               <w:spacing w:after="10" w:before="0"/>
               <w:ind w:left="120"/>
             </w:pPr>
-            <w:hyperlink w:history="1" r:id="rIdzvvmocjxbosyesputefkl">
+            <w:hyperlink w:history="1" r:id="rIdzcx1_4v8fqvddyl4rf6ek">
               <w:r>
                 <w:rPr>
                   <w:rFonts w:ascii="Arial" w:cs="Arial" w:eastAsia="Arial" w:hAnsi="Arial"/>
@@ -15228,7 +15228,7 @@
             <w:pPr>
               <w:spacing w:after="20" w:before="0"/>
             </w:pPr>
-            <w:hyperlink w:history="1" r:id="rIdfoqapteaty7iy0rfqvqke">
+            <w:hyperlink w:history="1" r:id="rIdifb12xlvlzvgjqgcsrbqe">
               <w:r>
                 <w:rPr>
                   <w:rFonts w:ascii="Arial" w:cs="Arial" w:eastAsia="Arial" w:hAnsi="Arial"/>
@@ -15261,7 +15261,7 @@
               <w:spacing w:after="10" w:before="0"/>
               <w:ind w:left="120"/>
             </w:pPr>
-            <w:hyperlink w:history="1" r:id="rIducftylk7aujtjskbha42d">
+            <w:hyperlink w:history="1" r:id="rIdgzmbaz068bg78dqp3hfrd">
               <w:r>
                 <w:rPr>
                   <w:rFonts w:ascii="Arial" w:cs="Arial" w:eastAsia="Arial" w:hAnsi="Arial"/>
@@ -15456,7 +15456,7 @@
             <w:pPr>
               <w:spacing w:after="20" w:before="0"/>
             </w:pPr>
-            <w:hyperlink w:history="1" r:id="rIdizxho3-zzcxphwgrgwhxt">
+            <w:hyperlink w:history="1" r:id="rId4zwgfjyigfw9fz3sdbcbw">
               <w:r>
                 <w:rPr>
                   <w:rFonts w:ascii="Arial" w:cs="Arial" w:eastAsia="Arial" w:hAnsi="Arial"/>
@@ -15489,7 +15489,7 @@
               <w:spacing w:after="10" w:before="0"/>
               <w:ind w:left="120"/>
             </w:pPr>
-            <w:hyperlink w:history="1" r:id="rIdxmdvz_nvjl4g7-fzjhe9p">
+            <w:hyperlink w:history="1" r:id="rId168cearbywv3gvx9c7q7u">
               <w:r>
                 <w:rPr>
                   <w:rFonts w:ascii="Arial" w:cs="Arial" w:eastAsia="Arial" w:hAnsi="Arial"/>
@@ -15534,7 +15534,7 @@
             <w:pPr>
               <w:spacing w:after="20" w:before="0"/>
             </w:pPr>
-            <w:hyperlink w:history="1" r:id="rIdpli2a_o0m0pgxy3qn0l9g">
+            <w:hyperlink w:history="1" r:id="rId-ztejjbeon6erszia2vvx">
               <w:r>
                 <w:rPr>
                   <w:rFonts w:ascii="Arial" w:cs="Arial" w:eastAsia="Arial" w:hAnsi="Arial"/>
@@ -15567,7 +15567,7 @@
               <w:spacing w:after="10" w:before="0"/>
               <w:ind w:left="120"/>
             </w:pPr>
-            <w:hyperlink w:history="1" r:id="rId-vto6r-xuqipkpt0suskg">
+            <w:hyperlink w:history="1" r:id="rIdu-ji1jmgal7ibo9xg9zlb">
               <w:r>
                 <w:rPr>
                   <w:rFonts w:ascii="Arial" w:cs="Arial" w:eastAsia="Arial" w:hAnsi="Arial"/>
@@ -15762,7 +15762,7 @@
             <w:pPr>
               <w:spacing w:after="20" w:before="0"/>
             </w:pPr>
-            <w:hyperlink w:history="1" r:id="rIdfrtd-9jcctxgamihgu4bv">
+            <w:hyperlink w:history="1" r:id="rIdmietvsokucjs77m3iwclq">
               <w:r>
                 <w:rPr>
                   <w:rFonts w:ascii="Arial" w:cs="Arial" w:eastAsia="Arial" w:hAnsi="Arial"/>
@@ -15795,7 +15795,7 @@
               <w:spacing w:after="10" w:before="0"/>
               <w:ind w:left="120"/>
             </w:pPr>
-            <w:hyperlink w:history="1" r:id="rIdmvyewth0lapdwc29q6slq">
+            <w:hyperlink w:history="1" r:id="rId3xqblxggzwpznivw78_dj">
               <w:r>
                 <w:rPr>
                   <w:rFonts w:ascii="Arial" w:cs="Arial" w:eastAsia="Arial" w:hAnsi="Arial"/>
@@ -15840,7 +15840,7 @@
             <w:pPr>
               <w:spacing w:after="20" w:before="0"/>
             </w:pPr>
-            <w:hyperlink w:history="1" r:id="rIdzitvsuqgckkixnmjfwdd0">
+            <w:hyperlink w:history="1" r:id="rIdciw-lyv_vx9rxawzyxpvp">
               <w:r>
                 <w:rPr>
                   <w:rFonts w:ascii="Arial" w:cs="Arial" w:eastAsia="Arial" w:hAnsi="Arial"/>
@@ -15873,7 +15873,7 @@
               <w:spacing w:after="10" w:before="0"/>
               <w:ind w:left="120"/>
             </w:pPr>
-            <w:hyperlink w:history="1" r:id="rIdufcu6ctvmzwluyeoqrgzl">
+            <w:hyperlink w:history="1" r:id="rId4oimeuy8udcufolod3nr6">
               <w:r>
                 <w:rPr>
                   <w:rFonts w:ascii="Arial" w:cs="Arial" w:eastAsia="Arial" w:hAnsi="Arial"/>
@@ -16068,7 +16068,7 @@
             <w:pPr>
               <w:spacing w:after="20" w:before="0"/>
             </w:pPr>
-            <w:hyperlink w:history="1" r:id="rIdrwh0icfuqiie9dihlxln3">
+            <w:hyperlink w:history="1" r:id="rIdjd2kohb7ccitjbtlcf5fh">
               <w:r>
                 <w:rPr>
                   <w:rFonts w:ascii="Arial" w:cs="Arial" w:eastAsia="Arial" w:hAnsi="Arial"/>
@@ -16101,7 +16101,7 @@
               <w:spacing w:after="10" w:before="0"/>
               <w:ind w:left="120"/>
             </w:pPr>
-            <w:hyperlink w:history="1" r:id="rIdzlirosfarjgy4cwzpopi0">
+            <w:hyperlink w:history="1" r:id="rIdmqk6nzbtbs4kfcw0xaw3y">
               <w:r>
                 <w:rPr>
                   <w:rFonts w:ascii="Arial" w:cs="Arial" w:eastAsia="Arial" w:hAnsi="Arial"/>
@@ -16146,7 +16146,7 @@
             <w:pPr>
               <w:spacing w:after="20" w:before="0"/>
             </w:pPr>
-            <w:hyperlink w:history="1" r:id="rIdlurlyg4ocaqvnk-omzoo0">
+            <w:hyperlink w:history="1" r:id="rIdu_-_1wg2oblolyhz3k7t_">
               <w:r>
                 <w:rPr>
                   <w:rFonts w:ascii="Arial" w:cs="Arial" w:eastAsia="Arial" w:hAnsi="Arial"/>
@@ -16179,7 +16179,7 @@
               <w:spacing w:after="10" w:before="0"/>
               <w:ind w:left="120"/>
             </w:pPr>
-            <w:hyperlink w:history="1" r:id="rIdgmr2lzzhizxq1ac-4navx">
+            <w:hyperlink w:history="1" r:id="rIdo78ugecxfj8vx-8pdi6m9">
               <w:r>
                 <w:rPr>
                   <w:rFonts w:ascii="Arial" w:cs="Arial" w:eastAsia="Arial" w:hAnsi="Arial"/>
@@ -16374,7 +16374,7 @@
             <w:pPr>
               <w:spacing w:after="20" w:before="0"/>
             </w:pPr>
-            <w:hyperlink w:history="1" r:id="rIdrh2t80no33vxthtuzp3e8">
+            <w:hyperlink w:history="1" r:id="rId0rffjm-ztfvx8kpryxewa">
               <w:r>
                 <w:rPr>
                   <w:rFonts w:ascii="Arial" w:cs="Arial" w:eastAsia="Arial" w:hAnsi="Arial"/>
@@ -16407,7 +16407,7 @@
               <w:spacing w:after="10" w:before="0"/>
               <w:ind w:left="120"/>
             </w:pPr>
-            <w:hyperlink w:history="1" r:id="rIdkzw0nbh2cbxld9govuuyk">
+            <w:hyperlink w:history="1" r:id="rIdyjq7lvxlik1zcwu_-u3kv">
               <w:r>
                 <w:rPr>
                   <w:rFonts w:ascii="Arial" w:cs="Arial" w:eastAsia="Arial" w:hAnsi="Arial"/>
@@ -16452,7 +16452,7 @@
             <w:pPr>
               <w:spacing w:after="20" w:before="0"/>
             </w:pPr>
-            <w:hyperlink w:history="1" r:id="rIdtiup97ms4asp1pfolh-md">
+            <w:hyperlink w:history="1" r:id="rIdvjdiwzjwy1i5zixecbbmx">
               <w:r>
                 <w:rPr>
                   <w:rFonts w:ascii="Arial" w:cs="Arial" w:eastAsia="Arial" w:hAnsi="Arial"/>
@@ -16485,7 +16485,7 @@
               <w:spacing w:after="10" w:before="0"/>
               <w:ind w:left="120"/>
             </w:pPr>
-            <w:hyperlink w:history="1" r:id="rIda6twwchp4uta3azpm1ukj">
+            <w:hyperlink w:history="1" r:id="rIdasxfb9m8xypqb2f824ucd">
               <w:r>
                 <w:rPr>
                   <w:rFonts w:ascii="Arial" w:cs="Arial" w:eastAsia="Arial" w:hAnsi="Arial"/>
@@ -17972,7 +17972,7 @@
             <w:pPr>
               <w:spacing w:after="20" w:before="0"/>
             </w:pPr>
-            <w:hyperlink w:history="1" r:id="rIdscjm7zkib5bf7spccm7-n">
+            <w:hyperlink w:history="1" r:id="rIds4557upde0naayu7sg-vp">
               <w:r>
                 <w:rPr>
                   <w:rFonts w:ascii="Arial" w:cs="Arial" w:eastAsia="Arial" w:hAnsi="Arial"/>
@@ -18005,7 +18005,7 @@
               <w:spacing w:after="10" w:before="0"/>
               <w:ind w:left="120"/>
             </w:pPr>
-            <w:hyperlink w:history="1" r:id="rIdk3ez2bsgezxwbmyo7frfk">
+            <w:hyperlink w:history="1" r:id="rIdaumllb8hhideduknqdrzj">
               <w:r>
                 <w:rPr>
                   <w:rFonts w:ascii="Arial" w:cs="Arial" w:eastAsia="Arial" w:hAnsi="Arial"/>
@@ -18050,7 +18050,7 @@
             <w:pPr>
               <w:spacing w:after="20" w:before="0"/>
             </w:pPr>
-            <w:hyperlink w:history="1" r:id="rIdhemyitdt9ixeymphzyeme">
+            <w:hyperlink w:history="1" r:id="rIdudleaocz1cw5g6--uxxzf">
               <w:r>
                 <w:rPr>
                   <w:rFonts w:ascii="Arial" w:cs="Arial" w:eastAsia="Arial" w:hAnsi="Arial"/>
@@ -18083,7 +18083,7 @@
               <w:spacing w:after="10" w:before="0"/>
               <w:ind w:left="120"/>
             </w:pPr>
-            <w:hyperlink w:history="1" r:id="rIdywj52x30te1pgd00yroko">
+            <w:hyperlink w:history="1" r:id="rIduxzgo7i28wvwagxienswk">
               <w:r>
                 <w:rPr>
                   <w:rFonts w:ascii="Arial" w:cs="Arial" w:eastAsia="Arial" w:hAnsi="Arial"/>
@@ -18278,7 +18278,7 @@
             <w:pPr>
               <w:spacing w:after="20" w:before="0"/>
             </w:pPr>
-            <w:hyperlink w:history="1" r:id="rId4wpbsud5sfvqwsjsk7awy">
+            <w:hyperlink w:history="1" r:id="rIdyw-yeziqyqy95gdebx0au">
               <w:r>
                 <w:rPr>
                   <w:rFonts w:ascii="Arial" w:cs="Arial" w:eastAsia="Arial" w:hAnsi="Arial"/>
@@ -18311,7 +18311,7 @@
               <w:spacing w:after="10" w:before="0"/>
               <w:ind w:left="120"/>
             </w:pPr>
-            <w:hyperlink w:history="1" r:id="rId8vzr3x6pu5-kiwyftjufg">
+            <w:hyperlink w:history="1" r:id="rIdvuvmaidgg21-gkhaf5tzw">
               <w:r>
                 <w:rPr>
                   <w:rFonts w:ascii="Arial" w:cs="Arial" w:eastAsia="Arial" w:hAnsi="Arial"/>
@@ -18356,7 +18356,7 @@
             <w:pPr>
               <w:spacing w:after="20" w:before="0"/>
             </w:pPr>
-            <w:hyperlink w:history="1" r:id="rIdasjdnrfkatl8bk250qjk5">
+            <w:hyperlink w:history="1" r:id="rIdmspemiu5re8pn9vzmdgi8">
               <w:r>
                 <w:rPr>
                   <w:rFonts w:ascii="Arial" w:cs="Arial" w:eastAsia="Arial" w:hAnsi="Arial"/>
@@ -18389,7 +18389,7 @@
               <w:spacing w:after="10" w:before="0"/>
               <w:ind w:left="120"/>
             </w:pPr>
-            <w:hyperlink w:history="1" r:id="rIdz8f5xdcqr429fzo40hcoe">
+            <w:hyperlink w:history="1" r:id="rIda4ikr-kum2jbfyn_ghhn0">
               <w:r>
                 <w:rPr>
                   <w:rFonts w:ascii="Arial" w:cs="Arial" w:eastAsia="Arial" w:hAnsi="Arial"/>
@@ -18584,7 +18584,7 @@
             <w:pPr>
               <w:spacing w:after="20" w:before="0"/>
             </w:pPr>
-            <w:hyperlink w:history="1" r:id="rIdvxtvwb5oa5qnus5ay8mho">
+            <w:hyperlink w:history="1" r:id="rIda2xg0-ith9rbpiwwow-ct">
               <w:r>
                 <w:rPr>
                   <w:rFonts w:ascii="Arial" w:cs="Arial" w:eastAsia="Arial" w:hAnsi="Arial"/>
@@ -18617,7 +18617,7 @@
               <w:spacing w:after="10" w:before="0"/>
               <w:ind w:left="120"/>
             </w:pPr>
-            <w:hyperlink w:history="1" r:id="rIduigqhks6wmf1ul3vbuiol">
+            <w:hyperlink w:history="1" r:id="rId0albhnssqopfyfkcnipip">
               <w:r>
                 <w:rPr>
                   <w:rFonts w:ascii="Arial" w:cs="Arial" w:eastAsia="Arial" w:hAnsi="Arial"/>
@@ -18662,7 +18662,7 @@
             <w:pPr>
               <w:spacing w:after="20" w:before="0"/>
             </w:pPr>
-            <w:hyperlink w:history="1" r:id="rIdnmzzb75qoyyq9e84abkrl">
+            <w:hyperlink w:history="1" r:id="rId09fn9eqw_bf-uphl0z7zk">
               <w:r>
                 <w:rPr>
                   <w:rFonts w:ascii="Arial" w:cs="Arial" w:eastAsia="Arial" w:hAnsi="Arial"/>
@@ -18695,7 +18695,7 @@
               <w:spacing w:after="10" w:before="0"/>
               <w:ind w:left="120"/>
             </w:pPr>
-            <w:hyperlink w:history="1" r:id="rIdffoa2uvynzrwa7cwdfjz6">
+            <w:hyperlink w:history="1" r:id="rIdbzihmdpx7ytnylflycnsi">
               <w:r>
                 <w:rPr>
                   <w:rFonts w:ascii="Arial" w:cs="Arial" w:eastAsia="Arial" w:hAnsi="Arial"/>
@@ -18890,7 +18890,313 @@
             <w:pPr>
               <w:spacing w:after="20" w:before="0"/>
             </w:pPr>
-            <w:hyperlink w:history="1" r:id="rId9ptemy2lvf35qv9vyyo6h">
+            <w:hyperlink w:history="1" r:id="rIdis05yq-p7ukf_fbkgrw6s">
+              <w:r>
+                <w:rPr>
+                  <w:rFonts w:ascii="Arial" w:cs="Arial" w:eastAsia="Arial" w:hAnsi="Arial"/>
+                  <w:color w:val="2E75B6"/>
+                  <w:sz w:val="16"/>
+                  <w:szCs w:val="16"/>
+                  <w:u w:val="single" w:color="2E75B6"/>
+                </w:rPr>
+                <w:t xml:space="preserve">Solving for a side in right triangles with trigonometry</w:t>
+              </w:r>
+            </w:hyperlink>
+          </w:p>
+          <w:p>
+            <w:pPr>
+              <w:spacing w:after="10" w:before="0"/>
+              <w:ind w:left="120"/>
+            </w:pPr>
+            <w:r>
+              <w:rPr>
+                <w:rFonts w:ascii="Arial" w:cs="Arial" w:eastAsia="Arial" w:hAnsi="Arial"/>
+                <w:color w:val="595959"/>
+                <w:sz w:val="14"/>
+                <w:szCs w:val="14"/>
+              </w:rPr>
+              <w:t xml:space="preserve">Source: Khan Academy (English - US curriculum)</w:t>
+            </w:r>
+          </w:p>
+          <w:p>
+            <w:pPr>
+              <w:spacing w:after="10" w:before="0"/>
+              <w:ind w:left="120"/>
+            </w:pPr>
+            <w:hyperlink w:history="1" r:id="rIdqs4wqusq9afhwf41cllen">
+              <w:r>
+                <w:rPr>
+                  <w:rFonts w:ascii="Arial" w:cs="Arial" w:eastAsia="Arial" w:hAnsi="Arial"/>
+                  <w:color w:val="595959"/>
+                  <w:sz w:val="14"/>
+                  <w:szCs w:val="14"/>
+                  <w:u w:val="single" w:color="595959"/>
+                </w:rPr>
+                <w:t xml:space="preserve">🔍 Search ARES for similar videos</w:t>
+              </w:r>
+            </w:hyperlink>
+          </w:p>
+          <w:p>
+            <w:pPr>
+              <w:spacing w:after="40" w:before="0"/>
+            </w:pPr>
+            <w:r>
+              <w:rPr>
+                <w:sz w:val="14"/>
+                <w:szCs w:val="14"/>
+              </w:rPr>
+              <w:t xml:space="preserve"/>
+            </w:r>
+          </w:p>
+          <w:p>
+            <w:pPr>
+              <w:spacing w:after="20" w:before="0"/>
+            </w:pPr>
+            <w:r>
+              <w:rPr>
+                <w:rFonts w:ascii="Arial" w:cs="Arial" w:eastAsia="Arial" w:hAnsi="Arial"/>
+                <w:b/>
+                <w:bCs/>
+                <w:color w:val="1F3864"/>
+                <w:sz w:val="16"/>
+                <w:szCs w:val="16"/>
+              </w:rPr>
+              <w:t xml:space="preserve">📖 EXERCISE:</w:t>
+            </w:r>
+          </w:p>
+          <w:p>
+            <w:pPr>
+              <w:spacing w:after="20" w:before="0"/>
+            </w:pPr>
+            <w:hyperlink w:history="1" r:id="rIdm0ofq1yxozxmaa52wymjx">
+              <w:r>
+                <w:rPr>
+                  <w:rFonts w:ascii="Arial" w:cs="Arial" w:eastAsia="Arial" w:hAnsi="Arial"/>
+                  <w:color w:val="2E75B6"/>
+                  <w:sz w:val="16"/>
+                  <w:szCs w:val="16"/>
+                  <w:u w:val="single" w:color="2E75B6"/>
+                </w:rPr>
+                <w:t xml:space="preserve">Relate ratios in right triangles</w:t>
+              </w:r>
+            </w:hyperlink>
+          </w:p>
+          <w:p>
+            <w:pPr>
+              <w:spacing w:after="10" w:before="0"/>
+              <w:ind w:left="120"/>
+            </w:pPr>
+            <w:r>
+              <w:rPr>
+                <w:rFonts w:ascii="Arial" w:cs="Arial" w:eastAsia="Arial" w:hAnsi="Arial"/>
+                <w:color w:val="595959"/>
+                <w:sz w:val="14"/>
+                <w:szCs w:val="14"/>
+              </w:rPr>
+              <w:t xml:space="preserve">Source: Khan Academy (English - US curriculum)</w:t>
+            </w:r>
+          </w:p>
+          <w:p>
+            <w:pPr>
+              <w:spacing w:after="10" w:before="0"/>
+              <w:ind w:left="120"/>
+            </w:pPr>
+            <w:hyperlink w:history="1" r:id="rIdyhdwp2ep8ir_5hmukefbo">
+              <w:r>
+                <w:rPr>
+                  <w:rFonts w:ascii="Arial" w:cs="Arial" w:eastAsia="Arial" w:hAnsi="Arial"/>
+                  <w:color w:val="595959"/>
+                  <w:sz w:val="14"/>
+                  <w:szCs w:val="14"/>
+                  <w:u w:val="single" w:color="595959"/>
+                </w:rPr>
+                <w:t xml:space="preserve">🔍 Search ARES for similar readings</w:t>
+              </w:r>
+            </w:hyperlink>
+          </w:p>
+        </w:tc>
+        <w:tc>
+          <w:tcPr>
+            <w:tcW w:type="dxa" w:w="3040"/>
+            <w:shd w:fill="FFFFFF" w:color="auto" w:val="clear"/>
+            <w:tcMar>
+              <w:top w:type="dxa" w:w="60"/>
+              <w:left w:type="dxa" w:w="120"/>
+              <w:bottom w:type="dxa" w:w="60"/>
+              <w:right w:type="dxa" w:w="120"/>
+            </w:tcMar>
+            <w:vAlign w:val="top"/>
+          </w:tcPr>
+          <w:p>
+            <w:pPr>
+              <w:spacing w:after="40" w:before="0"/>
+              <w:jc w:val="left"/>
+            </w:pPr>
+            <w:r>
+              <w:rPr>
+                <w:rFonts w:ascii="Arial" w:cs="Arial" w:eastAsia="Arial" w:hAnsi="Arial"/>
+                <w:b w:val="false"/>
+                <w:bCs w:val="false"/>
+                <w:i w:val="false"/>
+                <w:iCs w:val="false"/>
+                <w:color w:val="000000"/>
+                <w:sz w:val="18"/>
+                <w:szCs w:val="18"/>
+              </w:rPr>
+              <w:t xml:space="preserve">The class gathers around the Driving Question Board. The teacher reads aloud the current un-answered sticky notes from previous lessons — particularly any that asked 'Why do two students at different distances get different angles but the SAME height?' and 'Is there a shortcut between sin and cos?' Learners write on green sticky notes at least one thing they can NOW explain that they could not explain before this lesson, and on yellow sticky notes at least one new question this lesson has raised (e.g., 'Does sin θ = cos(90°−θ) work for angles greater than 90°?' or 'Is there a similar shortcut for tan?'). The class discusses whether the complementary-angle identity helps resolve the two-student consistency puzzle from the anchoring phenomenon.</w:t>
+            </w:r>
+          </w:p>
+        </w:tc>
+        <w:tc>
+          <w:tcPr>
+            <w:tcW w:type="dxa" w:w="3040"/>
+            <w:shd w:fill="F2F2F2" w:color="auto" w:val="clear"/>
+            <w:tcMar>
+              <w:top w:type="dxa" w:w="60"/>
+              <w:left w:type="dxa" w:w="120"/>
+              <w:bottom w:type="dxa" w:w="60"/>
+              <w:right w:type="dxa" w:w="120"/>
+            </w:tcMar>
+            <w:vAlign w:val="top"/>
+          </w:tcPr>
+          <w:p>
+            <w:pPr>
+              <w:spacing w:after="40" w:before="0"/>
+              <w:jc w:val="left"/>
+            </w:pPr>
+            <w:r>
+              <w:rPr>
+                <w:rFonts w:ascii="Arial" w:cs="Arial" w:eastAsia="Arial" w:hAnsi="Arial"/>
+                <w:b w:val="false"/>
+                <w:bCs w:val="false"/>
+                <w:i w:val="false"/>
+                <w:iCs w:val="false"/>
+                <w:color w:val="000000"/>
+                <w:sz w:val="18"/>
+                <w:szCs w:val="18"/>
+              </w:rPr>
+              <w:t xml:space="preserve">Hand each learner one green and one yellow sticky note. Say: 'You have 4 minutes — silent writing. Green: something you can now explain about our tank problem that you could NOT explain before today. Yellow: a new question this lesson has opened up.' [WAIT: 4 minutes.] Ask 3 learners to read their green notes and physically place them on the board in the 'Explained' column. Ask 2 learners to read their yellow notes and place them in the 'Still Wondering' column. Then point to the sticky from Lesson 1 or 2 that asked about the two-student consistency: 'Look at this question we posted weeks ago. Can we move it to Explained today? Who wants to make the case?' [WAIT: 10 seconds.] Take 2 volunteers. Confirm or gently correct the explanation, then ceremonially move the sticky to the Explained column.</w:t>
+            </w:r>
+          </w:p>
+        </w:tc>
+        <w:tc>
+          <w:tcPr>
+            <w:tcW w:type="dxa" w:w="3040"/>
+            <w:shd w:fill="FFFFFF" w:color="auto" w:val="clear"/>
+            <w:tcMar>
+              <w:top w:type="dxa" w:w="60"/>
+              <w:left w:type="dxa" w:w="120"/>
+              <w:bottom w:type="dxa" w:w="60"/>
+              <w:right w:type="dxa" w:w="120"/>
+            </w:tcMar>
+            <w:vAlign w:val="top"/>
+          </w:tcPr>
+          <w:p>
+            <w:pPr>
+              <w:spacing w:after="40" w:before="0"/>
+              <w:jc w:val="left"/>
+            </w:pPr>
+            <w:r>
+              <w:rPr>
+                <w:rFonts w:ascii="Arial" w:cs="Arial" w:eastAsia="Arial" w:hAnsi="Arial"/>
+                <w:b w:val="false"/>
+                <w:bCs w:val="false"/>
+                <w:i w:val="false"/>
+                <w:iCs w:val="false"/>
+                <w:color w:val="000000"/>
+                <w:sz w:val="18"/>
+                <w:szCs w:val="18"/>
+              </w:rPr>
+              <w:t xml:space="preserve">Driving Question Board with colour-coded sticky notes (Explain / Wonder). This metacognitive routine makes learning progress visible and communal — learners see their own growing understanding mapped on the wall. Moving an old sticky note to 'Explained' provides narrative closure and motivates continued engagement with the phenomenon.</w:t>
+            </w:r>
+          </w:p>
+        </w:tc>
+        <w:tc>
+          <w:tcPr>
+            <w:tcW w:type="dxa" w:w="3040"/>
+            <w:shd w:fill="F2F2F2" w:color="auto" w:val="clear"/>
+            <w:tcMar>
+              <w:top w:type="dxa" w:w="60"/>
+              <w:left w:type="dxa" w:w="120"/>
+              <w:bottom w:type="dxa" w:w="60"/>
+              <w:right w:type="dxa" w:w="120"/>
+            </w:tcMar>
+            <w:vAlign w:val="top"/>
+          </w:tcPr>
+          <w:p>
+            <w:pPr>
+              <w:spacing w:after="40" w:before="0"/>
+              <w:jc w:val="left"/>
+            </w:pPr>
+            <w:r>
+              <w:rPr>
+                <w:rFonts w:ascii="Arial" w:cs="Arial" w:eastAsia="Arial" w:hAnsi="Arial"/>
+                <w:b w:val="false"/>
+                <w:bCs w:val="false"/>
+                <w:i w:val="false"/>
+                <w:iCs w:val="false"/>
+                <w:color w:val="000000"/>
+                <w:sz w:val="18"/>
+                <w:szCs w:val="18"/>
+              </w:rPr>
+              <w:t xml:space="preserve">Observable indicator: A learner's green sticky note should explicitly connect the complementary-angle identity to the water-tank triangle or the two-student scenario (e.g., 'sin of the elevation angle equals cos of the angle at the top of the tank'). Vague notes such as 'I learned about sin and cos' indicate surface-level processing — the teacher should follow up individually after class. Count the number of yellow 'new question' notes: a rich board at this stage (Lesson 6 of 8) should have both old stickies moving to 'Explained' and new, more sophisticated questions appearing.</w:t>
+            </w:r>
+          </w:p>
+        </w:tc>
+      </w:tr>
+      <w:tr>
+        <w:tc>
+          <w:tcPr>
+            <w:tcW w:type="dxa" w:w="1520"/>
+            <w:shd w:fill="D5E8F0" w:color="auto" w:val="clear"/>
+            <w:tcMar>
+              <w:top w:type="dxa" w:w="60"/>
+              <w:left w:type="dxa" w:w="120"/>
+              <w:bottom w:type="dxa" w:w="60"/>
+              <w:right w:type="dxa" w:w="120"/>
+            </w:tcMar>
+            <w:vAlign w:val="top"/>
+          </w:tcPr>
+          <w:p>
+            <w:pPr>
+              <w:spacing w:after="40" w:before="0"/>
+              <w:jc w:val="left"/>
+            </w:pPr>
+            <w:r>
+              <w:rPr>
+                <w:rFonts w:ascii="Arial" w:cs="Arial" w:eastAsia="Arial" w:hAnsi="Arial"/>
+                <w:b/>
+                <w:bCs/>
+                <w:i w:val="false"/>
+                <w:iCs w:val="false"/>
+                <w:color w:val="000000"/>
+                <w:sz w:val="18"/>
+                <w:szCs w:val="18"/>
+              </w:rPr>
+              <w:t xml:space="preserve">Model Building Phase</w:t>
+            </w:r>
+          </w:p>
+          <w:p>
+            <w:pPr>
+              <w:spacing w:after="20" w:before="0"/>
+            </w:pPr>
+            <w:r>
+              <w:rPr>
+                <w:rFonts w:ascii="Arial" w:cs="Arial" w:eastAsia="Arial" w:hAnsi="Arial"/>
+                <w:b/>
+                <w:bCs/>
+                <w:color w:val="1F3864"/>
+                <w:sz w:val="16"/>
+                <w:szCs w:val="16"/>
+              </w:rPr>
+              <w:t xml:space="preserve">📹 VIDEO:</w:t>
+            </w:r>
+          </w:p>
+          <w:p>
+            <w:pPr>
+              <w:spacing w:after="20" w:before="0"/>
+            </w:pPr>
+            <w:hyperlink w:history="1" r:id="rId6f4wg5q89ctyfh0l9o_yr">
               <w:r>
                 <w:rPr>
                   <w:rFonts w:ascii="Arial" w:cs="Arial" w:eastAsia="Arial" w:hAnsi="Arial"/>
@@ -18923,7 +19229,7 @@
               <w:spacing w:after="10" w:before="0"/>
               <w:ind w:left="120"/>
             </w:pPr>
-            <w:hyperlink w:history="1" r:id="rIdqwd7c0hsxrpprmhqisgqh">
+            <w:hyperlink w:history="1" r:id="rId_d1cbpktp0jxvr1hcunup">
               <w:r>
                 <w:rPr>
                   <w:rFonts w:ascii="Arial" w:cs="Arial" w:eastAsia="Arial" w:hAnsi="Arial"/>
@@ -18968,7 +19274,7 @@
             <w:pPr>
               <w:spacing w:after="20" w:before="0"/>
             </w:pPr>
-            <w:hyperlink w:history="1" r:id="rIdluljfocpk7vs6hm9dxne8">
+            <w:hyperlink w:history="1" r:id="rId_wtj-l1bphd7kor2z2b1k">
               <w:r>
                 <w:rPr>
                   <w:rFonts w:ascii="Arial" w:cs="Arial" w:eastAsia="Arial" w:hAnsi="Arial"/>
@@ -18977,7 +19283,7 @@
                   <w:szCs w:val="16"/>
                   <w:u w:val="single" w:color="2E75B6"/>
                 </w:rPr>
-                <w:t xml:space="preserve">Relate ratios in right triangles</w:t>
+                <w:t xml:space="preserve">Right triangle trigonometry word problems</w:t>
               </w:r>
             </w:hyperlink>
           </w:p>
@@ -19001,313 +19307,7 @@
               <w:spacing w:after="10" w:before="0"/>
               <w:ind w:left="120"/>
             </w:pPr>
-            <w:hyperlink w:history="1" r:id="rIdtmetu5liiowz7of7zd4xt">
-              <w:r>
-                <w:rPr>
-                  <w:rFonts w:ascii="Arial" w:cs="Arial" w:eastAsia="Arial" w:hAnsi="Arial"/>
-                  <w:color w:val="595959"/>
-                  <w:sz w:val="14"/>
-                  <w:szCs w:val="14"/>
-                  <w:u w:val="single" w:color="595959"/>
-                </w:rPr>
-                <w:t xml:space="preserve">🔍 Search ARES for similar readings</w:t>
-              </w:r>
-            </w:hyperlink>
-          </w:p>
-        </w:tc>
-        <w:tc>
-          <w:tcPr>
-            <w:tcW w:type="dxa" w:w="3040"/>
-            <w:shd w:fill="FFFFFF" w:color="auto" w:val="clear"/>
-            <w:tcMar>
-              <w:top w:type="dxa" w:w="60"/>
-              <w:left w:type="dxa" w:w="120"/>
-              <w:bottom w:type="dxa" w:w="60"/>
-              <w:right w:type="dxa" w:w="120"/>
-            </w:tcMar>
-            <w:vAlign w:val="top"/>
-          </w:tcPr>
-          <w:p>
-            <w:pPr>
-              <w:spacing w:after="40" w:before="0"/>
-              <w:jc w:val="left"/>
-            </w:pPr>
-            <w:r>
-              <w:rPr>
-                <w:rFonts w:ascii="Arial" w:cs="Arial" w:eastAsia="Arial" w:hAnsi="Arial"/>
-                <w:b w:val="false"/>
-                <w:bCs w:val="false"/>
-                <w:i w:val="false"/>
-                <w:iCs w:val="false"/>
-                <w:color w:val="000000"/>
-                <w:sz w:val="18"/>
-                <w:szCs w:val="18"/>
-              </w:rPr>
-              <w:t xml:space="preserve">The class gathers around the Driving Question Board. The teacher reads aloud the current un-answered sticky notes from previous lessons — particularly any that asked 'Why do two students at different distances get different angles but the SAME height?' and 'Is there a shortcut between sin and cos?' Learners write on green sticky notes at least one thing they can NOW explain that they could not explain before this lesson, and on yellow sticky notes at least one new question this lesson has raised (e.g., 'Does sin θ = cos(90°−θ) work for angles greater than 90°?' or 'Is there a similar shortcut for tan?'). The class discusses whether the complementary-angle identity helps resolve the two-student consistency puzzle from the anchoring phenomenon.</w:t>
-            </w:r>
-          </w:p>
-        </w:tc>
-        <w:tc>
-          <w:tcPr>
-            <w:tcW w:type="dxa" w:w="3040"/>
-            <w:shd w:fill="F2F2F2" w:color="auto" w:val="clear"/>
-            <w:tcMar>
-              <w:top w:type="dxa" w:w="60"/>
-              <w:left w:type="dxa" w:w="120"/>
-              <w:bottom w:type="dxa" w:w="60"/>
-              <w:right w:type="dxa" w:w="120"/>
-            </w:tcMar>
-            <w:vAlign w:val="top"/>
-          </w:tcPr>
-          <w:p>
-            <w:pPr>
-              <w:spacing w:after="40" w:before="0"/>
-              <w:jc w:val="left"/>
-            </w:pPr>
-            <w:r>
-              <w:rPr>
-                <w:rFonts w:ascii="Arial" w:cs="Arial" w:eastAsia="Arial" w:hAnsi="Arial"/>
-                <w:b w:val="false"/>
-                <w:bCs w:val="false"/>
-                <w:i w:val="false"/>
-                <w:iCs w:val="false"/>
-                <w:color w:val="000000"/>
-                <w:sz w:val="18"/>
-                <w:szCs w:val="18"/>
-              </w:rPr>
-              <w:t xml:space="preserve">Hand each learner one green and one yellow sticky note. Say: 'You have 4 minutes — silent writing. Green: something you can now explain about our tank problem that you could NOT explain before today. Yellow: a new question this lesson has opened up.' [WAIT: 4 minutes.] Ask 3 learners to read their green notes and physically place them on the board in the 'Explained' column. Ask 2 learners to read their yellow notes and place them in the 'Still Wondering' column. Then point to the sticky from Lesson 1 or 2 that asked about the two-student consistency: 'Look at this question we posted weeks ago. Can we move it to Explained today? Who wants to make the case?' [WAIT: 10 seconds.] Take 2 volunteers. Confirm or gently correct the explanation, then ceremonially move the sticky to the Explained column.</w:t>
-            </w:r>
-          </w:p>
-        </w:tc>
-        <w:tc>
-          <w:tcPr>
-            <w:tcW w:type="dxa" w:w="3040"/>
-            <w:shd w:fill="FFFFFF" w:color="auto" w:val="clear"/>
-            <w:tcMar>
-              <w:top w:type="dxa" w:w="60"/>
-              <w:left w:type="dxa" w:w="120"/>
-              <w:bottom w:type="dxa" w:w="60"/>
-              <w:right w:type="dxa" w:w="120"/>
-            </w:tcMar>
-            <w:vAlign w:val="top"/>
-          </w:tcPr>
-          <w:p>
-            <w:pPr>
-              <w:spacing w:after="40" w:before="0"/>
-              <w:jc w:val="left"/>
-            </w:pPr>
-            <w:r>
-              <w:rPr>
-                <w:rFonts w:ascii="Arial" w:cs="Arial" w:eastAsia="Arial" w:hAnsi="Arial"/>
-                <w:b w:val="false"/>
-                <w:bCs w:val="false"/>
-                <w:i w:val="false"/>
-                <w:iCs w:val="false"/>
-                <w:color w:val="000000"/>
-                <w:sz w:val="18"/>
-                <w:szCs w:val="18"/>
-              </w:rPr>
-              <w:t xml:space="preserve">Driving Question Board with colour-coded sticky notes (Explain / Wonder). This metacognitive routine makes learning progress visible and communal — learners see their own growing understanding mapped on the wall. Moving an old sticky note to 'Explained' provides narrative closure and motivates continued engagement with the phenomenon.</w:t>
-            </w:r>
-          </w:p>
-        </w:tc>
-        <w:tc>
-          <w:tcPr>
-            <w:tcW w:type="dxa" w:w="3040"/>
-            <w:shd w:fill="F2F2F2" w:color="auto" w:val="clear"/>
-            <w:tcMar>
-              <w:top w:type="dxa" w:w="60"/>
-              <w:left w:type="dxa" w:w="120"/>
-              <w:bottom w:type="dxa" w:w="60"/>
-              <w:right w:type="dxa" w:w="120"/>
-            </w:tcMar>
-            <w:vAlign w:val="top"/>
-          </w:tcPr>
-          <w:p>
-            <w:pPr>
-              <w:spacing w:after="40" w:before="0"/>
-              <w:jc w:val="left"/>
-            </w:pPr>
-            <w:r>
-              <w:rPr>
-                <w:rFonts w:ascii="Arial" w:cs="Arial" w:eastAsia="Arial" w:hAnsi="Arial"/>
-                <w:b w:val="false"/>
-                <w:bCs w:val="false"/>
-                <w:i w:val="false"/>
-                <w:iCs w:val="false"/>
-                <w:color w:val="000000"/>
-                <w:sz w:val="18"/>
-                <w:szCs w:val="18"/>
-              </w:rPr>
-              <w:t xml:space="preserve">Observable indicator: A learner's green sticky note should explicitly connect the complementary-angle identity to the water-tank triangle or the two-student scenario (e.g., 'sin of the elevation angle equals cos of the angle at the top of the tank'). Vague notes such as 'I learned about sin and cos' indicate surface-level processing — the teacher should follow up individually after class. Count the number of yellow 'new question' notes: a rich board at this stage (Lesson 6 of 8) should have both old stickies moving to 'Explained' and new, more sophisticated questions appearing.</w:t>
-            </w:r>
-          </w:p>
-        </w:tc>
-      </w:tr>
-      <w:tr>
-        <w:tc>
-          <w:tcPr>
-            <w:tcW w:type="dxa" w:w="1520"/>
-            <w:shd w:fill="D5E8F0" w:color="auto" w:val="clear"/>
-            <w:tcMar>
-              <w:top w:type="dxa" w:w="60"/>
-              <w:left w:type="dxa" w:w="120"/>
-              <w:bottom w:type="dxa" w:w="60"/>
-              <w:right w:type="dxa" w:w="120"/>
-            </w:tcMar>
-            <w:vAlign w:val="top"/>
-          </w:tcPr>
-          <w:p>
-            <w:pPr>
-              <w:spacing w:after="40" w:before="0"/>
-              <w:jc w:val="left"/>
-            </w:pPr>
-            <w:r>
-              <w:rPr>
-                <w:rFonts w:ascii="Arial" w:cs="Arial" w:eastAsia="Arial" w:hAnsi="Arial"/>
-                <w:b/>
-                <w:bCs/>
-                <w:i w:val="false"/>
-                <w:iCs w:val="false"/>
-                <w:color w:val="000000"/>
-                <w:sz w:val="18"/>
-                <w:szCs w:val="18"/>
-              </w:rPr>
-              <w:t xml:space="preserve">Model Building Phase</w:t>
-            </w:r>
-          </w:p>
-          <w:p>
-            <w:pPr>
-              <w:spacing w:after="20" w:before="0"/>
-            </w:pPr>
-            <w:r>
-              <w:rPr>
-                <w:rFonts w:ascii="Arial" w:cs="Arial" w:eastAsia="Arial" w:hAnsi="Arial"/>
-                <w:b/>
-                <w:bCs/>
-                <w:color w:val="1F3864"/>
-                <w:sz w:val="16"/>
-                <w:szCs w:val="16"/>
-              </w:rPr>
-              <w:t xml:space="preserve">📹 VIDEO:</w:t>
-            </w:r>
-          </w:p>
-          <w:p>
-            <w:pPr>
-              <w:spacing w:after="20" w:before="0"/>
-            </w:pPr>
-            <w:hyperlink w:history="1" r:id="rIdbqs0np1wybzlks474p_jo">
-              <w:r>
-                <w:rPr>
-                  <w:rFonts w:ascii="Arial" w:cs="Arial" w:eastAsia="Arial" w:hAnsi="Arial"/>
-                  <w:color w:val="2E75B6"/>
-                  <w:sz w:val="16"/>
-                  <w:szCs w:val="16"/>
-                  <w:u w:val="single" w:color="2E75B6"/>
-                </w:rPr>
-                <w:t xml:space="preserve">Intro to the trigonometric ratios</w:t>
-              </w:r>
-            </w:hyperlink>
-          </w:p>
-          <w:p>
-            <w:pPr>
-              <w:spacing w:after="10" w:before="0"/>
-              <w:ind w:left="120"/>
-            </w:pPr>
-            <w:r>
-              <w:rPr>
-                <w:rFonts w:ascii="Arial" w:cs="Arial" w:eastAsia="Arial" w:hAnsi="Arial"/>
-                <w:color w:val="595959"/>
-                <w:sz w:val="14"/>
-                <w:szCs w:val="14"/>
-              </w:rPr>
-              <w:t xml:space="preserve">Source: Khan Academy (Kiswahili)</w:t>
-            </w:r>
-          </w:p>
-          <w:p>
-            <w:pPr>
-              <w:spacing w:after="10" w:before="0"/>
-              <w:ind w:left="120"/>
-            </w:pPr>
-            <w:hyperlink w:history="1" r:id="rId_4iut0yjupyfzpkdr1ofj">
-              <w:r>
-                <w:rPr>
-                  <w:rFonts w:ascii="Arial" w:cs="Arial" w:eastAsia="Arial" w:hAnsi="Arial"/>
-                  <w:color w:val="595959"/>
-                  <w:sz w:val="14"/>
-                  <w:szCs w:val="14"/>
-                  <w:u w:val="single" w:color="595959"/>
-                </w:rPr>
-                <w:t xml:space="preserve">🔍 Search ARES for similar videos</w:t>
-              </w:r>
-            </w:hyperlink>
-          </w:p>
-          <w:p>
-            <w:pPr>
-              <w:spacing w:after="40" w:before="0"/>
-            </w:pPr>
-            <w:r>
-              <w:rPr>
-                <w:sz w:val="14"/>
-                <w:szCs w:val="14"/>
-              </w:rPr>
-              <w:t xml:space="preserve"/>
-            </w:r>
-          </w:p>
-          <w:p>
-            <w:pPr>
-              <w:spacing w:after="20" w:before="0"/>
-            </w:pPr>
-            <w:r>
-              <w:rPr>
-                <w:rFonts w:ascii="Arial" w:cs="Arial" w:eastAsia="Arial" w:hAnsi="Arial"/>
-                <w:b/>
-                <w:bCs/>
-                <w:color w:val="1F3864"/>
-                <w:sz w:val="16"/>
-                <w:szCs w:val="16"/>
-              </w:rPr>
-              <w:t xml:space="preserve">📖 EXERCISE:</w:t>
-            </w:r>
-          </w:p>
-          <w:p>
-            <w:pPr>
-              <w:spacing w:after="20" w:before="0"/>
-            </w:pPr>
-            <w:hyperlink w:history="1" r:id="rIdwi13oorakl1eryy_twbci">
-              <w:r>
-                <w:rPr>
-                  <w:rFonts w:ascii="Arial" w:cs="Arial" w:eastAsia="Arial" w:hAnsi="Arial"/>
-                  <w:color w:val="2E75B6"/>
-                  <w:sz w:val="16"/>
-                  <w:szCs w:val="16"/>
-                  <w:u w:val="single" w:color="2E75B6"/>
-                </w:rPr>
-                <w:t xml:space="preserve">Trigonometric ratios in right triangles</w:t>
-              </w:r>
-            </w:hyperlink>
-          </w:p>
-          <w:p>
-            <w:pPr>
-              <w:spacing w:after="10" w:before="0"/>
-              <w:ind w:left="120"/>
-            </w:pPr>
-            <w:r>
-              <w:rPr>
-                <w:rFonts w:ascii="Arial" w:cs="Arial" w:eastAsia="Arial" w:hAnsi="Arial"/>
-                <w:color w:val="595959"/>
-                <w:sz w:val="14"/>
-                <w:szCs w:val="14"/>
-              </w:rPr>
-              <w:t xml:space="preserve">Source: Khan Academy (English - US curriculum)</w:t>
-            </w:r>
-          </w:p>
-          <w:p>
-            <w:pPr>
-              <w:spacing w:after="10" w:before="0"/>
-              <w:ind w:left="120"/>
-            </w:pPr>
-            <w:hyperlink w:history="1" r:id="rIdx-vw9c6omjo53rg8jalk4">
+            <w:hyperlink w:history="1" r:id="rIdsnksh37hmbvkmuqe1jgrm">
               <w:r>
                 <w:rPr>
                   <w:rFonts w:ascii="Arial" w:cs="Arial" w:eastAsia="Arial" w:hAnsi="Arial"/>
@@ -20794,7 +20794,7 @@
             <w:pPr>
               <w:spacing w:after="20" w:before="0"/>
             </w:pPr>
-            <w:hyperlink w:history="1" r:id="rId5ru3z6egikwu-b34zkufb">
+            <w:hyperlink w:history="1" r:id="rIdeiih6u6ve7e2orfe1msb1">
               <w:r>
                 <w:rPr>
                   <w:rFonts w:ascii="Arial" w:cs="Arial" w:eastAsia="Arial" w:hAnsi="Arial"/>
@@ -20827,7 +20827,7 @@
               <w:spacing w:after="10" w:before="0"/>
               <w:ind w:left="120"/>
             </w:pPr>
-            <w:hyperlink w:history="1" r:id="rIdkadibtdqfssqlrm0v1ijj">
+            <w:hyperlink w:history="1" r:id="rIdn2lg0bscm_wgpdewxzkd7">
               <w:r>
                 <w:rPr>
                   <w:rFonts w:ascii="Arial" w:cs="Arial" w:eastAsia="Arial" w:hAnsi="Arial"/>
@@ -20872,7 +20872,7 @@
             <w:pPr>
               <w:spacing w:after="20" w:before="0"/>
             </w:pPr>
-            <w:hyperlink w:history="1" r:id="rIdagbk2twcu1vsbuz1kgrny">
+            <w:hyperlink w:history="1" r:id="rIdm-yqgesntrh-1guzgq2zr">
               <w:r>
                 <w:rPr>
                   <w:rFonts w:ascii="Arial" w:cs="Arial" w:eastAsia="Arial" w:hAnsi="Arial"/>
@@ -20905,7 +20905,7 @@
               <w:spacing w:after="10" w:before="0"/>
               <w:ind w:left="120"/>
             </w:pPr>
-            <w:hyperlink w:history="1" r:id="rIdd7wgrjdqfqoleqtti8ke0">
+            <w:hyperlink w:history="1" r:id="rIdyk45xumsflpghvjufnvpu">
               <w:r>
                 <w:rPr>
                   <w:rFonts w:ascii="Arial" w:cs="Arial" w:eastAsia="Arial" w:hAnsi="Arial"/>
@@ -21100,7 +21100,7 @@
             <w:pPr>
               <w:spacing w:after="20" w:before="0"/>
             </w:pPr>
-            <w:hyperlink w:history="1" r:id="rIdh5dt7gccx8txywjolc4nk">
+            <w:hyperlink w:history="1" r:id="rIdbyicctyszjqqj_jithxpr">
               <w:r>
                 <w:rPr>
                   <w:rFonts w:ascii="Arial" w:cs="Arial" w:eastAsia="Arial" w:hAnsi="Arial"/>
@@ -21133,7 +21133,7 @@
               <w:spacing w:after="10" w:before="0"/>
               <w:ind w:left="120"/>
             </w:pPr>
-            <w:hyperlink w:history="1" r:id="rIdgbp2kwribhlkk6znlmazg">
+            <w:hyperlink w:history="1" r:id="rIdi4asfh2-mt_odtehnqrv1">
               <w:r>
                 <w:rPr>
                   <w:rFonts w:ascii="Arial" w:cs="Arial" w:eastAsia="Arial" w:hAnsi="Arial"/>
@@ -21178,7 +21178,7 @@
             <w:pPr>
               <w:spacing w:after="20" w:before="0"/>
             </w:pPr>
-            <w:hyperlink w:history="1" r:id="rIdysy7nydyppm5famyif-os">
+            <w:hyperlink w:history="1" r:id="rId94gb6k63s6ms_orpmnorr">
               <w:r>
                 <w:rPr>
                   <w:rFonts w:ascii="Arial" w:cs="Arial" w:eastAsia="Arial" w:hAnsi="Arial"/>
@@ -21211,7 +21211,7 @@
               <w:spacing w:after="10" w:before="0"/>
               <w:ind w:left="120"/>
             </w:pPr>
-            <w:hyperlink w:history="1" r:id="rIdvimm5_iasdat49yfllaxx">
+            <w:hyperlink w:history="1" r:id="rIdhhscq0ballz8bwlit2_w3">
               <w:r>
                 <w:rPr>
                   <w:rFonts w:ascii="Arial" w:cs="Arial" w:eastAsia="Arial" w:hAnsi="Arial"/>
@@ -21406,7 +21406,7 @@
             <w:pPr>
               <w:spacing w:after="20" w:before="0"/>
             </w:pPr>
-            <w:hyperlink w:history="1" r:id="rId59xydbgkzyu2owy6-xkvo">
+            <w:hyperlink w:history="1" r:id="rIdntrnfgllef_odl-b-bsg0">
               <w:r>
                 <w:rPr>
                   <w:rFonts w:ascii="Arial" w:cs="Arial" w:eastAsia="Arial" w:hAnsi="Arial"/>
@@ -21439,7 +21439,7 @@
               <w:spacing w:after="10" w:before="0"/>
               <w:ind w:left="120"/>
             </w:pPr>
-            <w:hyperlink w:history="1" r:id="rIdgsciuvjmc7rrth9_vgyyq">
+            <w:hyperlink w:history="1" r:id="rIdyxplytnspshrl8sirwfxj">
               <w:r>
                 <w:rPr>
                   <w:rFonts w:ascii="Arial" w:cs="Arial" w:eastAsia="Arial" w:hAnsi="Arial"/>
@@ -21484,7 +21484,7 @@
             <w:pPr>
               <w:spacing w:after="20" w:before="0"/>
             </w:pPr>
-            <w:hyperlink w:history="1" r:id="rIdrfmqm79wq7p7athwbgmg7">
+            <w:hyperlink w:history="1" r:id="rIduur3z01zqy2yrtykw_mt_">
               <w:r>
                 <w:rPr>
                   <w:rFonts w:ascii="Arial" w:cs="Arial" w:eastAsia="Arial" w:hAnsi="Arial"/>
@@ -21517,7 +21517,7 @@
               <w:spacing w:after="10" w:before="0"/>
               <w:ind w:left="120"/>
             </w:pPr>
-            <w:hyperlink w:history="1" r:id="rIdqvnwzrq1bzc1kg9bylger">
+            <w:hyperlink w:history="1" r:id="rIdjqqi4ftdzfgjv2c4g9eke">
               <w:r>
                 <w:rPr>
                   <w:rFonts w:ascii="Arial" w:cs="Arial" w:eastAsia="Arial" w:hAnsi="Arial"/>
@@ -21712,7 +21712,7 @@
             <w:pPr>
               <w:spacing w:after="20" w:before="0"/>
             </w:pPr>
-            <w:hyperlink w:history="1" r:id="rIdvupx-_3s1hbo_-hdor1xf">
+            <w:hyperlink w:history="1" r:id="rId8neqsl7krkj1dozo48-mr">
               <w:r>
                 <w:rPr>
                   <w:rFonts w:ascii="Arial" w:cs="Arial" w:eastAsia="Arial" w:hAnsi="Arial"/>
@@ -21745,7 +21745,7 @@
               <w:spacing w:after="10" w:before="0"/>
               <w:ind w:left="120"/>
             </w:pPr>
-            <w:hyperlink w:history="1" r:id="rId1zzkqtaearpf_dk8ahqm9">
+            <w:hyperlink w:history="1" r:id="rIdelonklk8hfviornhjrqk8">
               <w:r>
                 <w:rPr>
                   <w:rFonts w:ascii="Arial" w:cs="Arial" w:eastAsia="Arial" w:hAnsi="Arial"/>
@@ -21790,7 +21790,7 @@
             <w:pPr>
               <w:spacing w:after="20" w:before="0"/>
             </w:pPr>
-            <w:hyperlink w:history="1" r:id="rIdq5f7evbfjhxkj8dc7uj6a">
+            <w:hyperlink w:history="1" r:id="rIdhyona5bzinhz9xbaagxmi">
               <w:r>
                 <w:rPr>
                   <w:rFonts w:ascii="Arial" w:cs="Arial" w:eastAsia="Arial" w:hAnsi="Arial"/>
@@ -21823,7 +21823,7 @@
               <w:spacing w:after="10" w:before="0"/>
               <w:ind w:left="120"/>
             </w:pPr>
-            <w:hyperlink w:history="1" r:id="rIdzk25jriepdotlezkkye8m">
+            <w:hyperlink w:history="1" r:id="rIdvedl2lvzq1_thz-sieco-">
               <w:r>
                 <w:rPr>
                   <w:rFonts w:ascii="Arial" w:cs="Arial" w:eastAsia="Arial" w:hAnsi="Arial"/>
@@ -22018,7 +22018,7 @@
             <w:pPr>
               <w:spacing w:after="20" w:before="0"/>
             </w:pPr>
-            <w:hyperlink w:history="1" r:id="rIdqrnwujvvmbmm_7enmk223">
+            <w:hyperlink w:history="1" r:id="rIdi34iqsb0clgflkzmbofxs">
               <w:r>
                 <w:rPr>
                   <w:rFonts w:ascii="Arial" w:cs="Arial" w:eastAsia="Arial" w:hAnsi="Arial"/>
@@ -22051,7 +22051,7 @@
               <w:spacing w:after="10" w:before="0"/>
               <w:ind w:left="120"/>
             </w:pPr>
-            <w:hyperlink w:history="1" r:id="rId0aruezpcdcnq7sls2dldn">
+            <w:hyperlink w:history="1" r:id="rIdgsto7prn9edy_b1_jlu3t">
               <w:r>
                 <w:rPr>
                   <w:rFonts w:ascii="Arial" w:cs="Arial" w:eastAsia="Arial" w:hAnsi="Arial"/>
@@ -22096,7 +22096,7 @@
             <w:pPr>
               <w:spacing w:after="20" w:before="0"/>
             </w:pPr>
-            <w:hyperlink w:history="1" r:id="rId5sozqarv5fqcxpui9-ils">
+            <w:hyperlink w:history="1" r:id="rIdqfd2q1r8m6ytjna1zborf">
               <w:r>
                 <w:rPr>
                   <w:rFonts w:ascii="Arial" w:cs="Arial" w:eastAsia="Arial" w:hAnsi="Arial"/>
@@ -22129,7 +22129,7 @@
               <w:spacing w:after="10" w:before="0"/>
               <w:ind w:left="120"/>
             </w:pPr>
-            <w:hyperlink w:history="1" r:id="rIdi8so-jqark_k00znrncyg">
+            <w:hyperlink w:history="1" r:id="rId3ebyjmvckwqnyc3iaibz_">
               <w:r>
                 <w:rPr>
                   <w:rFonts w:ascii="Arial" w:cs="Arial" w:eastAsia="Arial" w:hAnsi="Arial"/>
@@ -23616,7 +23616,7 @@
             <w:pPr>
               <w:spacing w:after="20" w:before="0"/>
             </w:pPr>
-            <w:hyperlink w:history="1" r:id="rId2e1oxmddd8axve1kjhmz9">
+            <w:hyperlink w:history="1" r:id="rIdyft3lb6w3tzwslxjl898e">
               <w:r>
                 <w:rPr>
                   <w:rFonts w:ascii="Arial" w:cs="Arial" w:eastAsia="Arial" w:hAnsi="Arial"/>
@@ -23649,7 +23649,7 @@
               <w:spacing w:after="10" w:before="0"/>
               <w:ind w:left="120"/>
             </w:pPr>
-            <w:hyperlink w:history="1" r:id="rIdcpuhlul4thaf4ekhc6oej">
+            <w:hyperlink w:history="1" r:id="rIdw7v24io914ewi8yl_dlct">
               <w:r>
                 <w:rPr>
                   <w:rFonts w:ascii="Arial" w:cs="Arial" w:eastAsia="Arial" w:hAnsi="Arial"/>
@@ -23694,7 +23694,313 @@
             <w:pPr>
               <w:spacing w:after="20" w:before="0"/>
             </w:pPr>
-            <w:hyperlink w:history="1" r:id="rIdxw5f5vesr4az5w20kxu_3">
+            <w:hyperlink w:history="1" r:id="rIdy3fobymksshja7k9d084g">
+              <w:r>
+                <w:rPr>
+                  <w:rFonts w:ascii="Arial" w:cs="Arial" w:eastAsia="Arial" w:hAnsi="Arial"/>
+                  <w:color w:val="2E75B6"/>
+                  <w:sz w:val="16"/>
+                  <w:szCs w:val="16"/>
+                  <w:u w:val="single" w:color="2E75B6"/>
+                </w:rPr>
+                <w:t xml:space="preserve">Right triangle trigonometry word problems</w:t>
+              </w:r>
+            </w:hyperlink>
+          </w:p>
+          <w:p>
+            <w:pPr>
+              <w:spacing w:after="10" w:before="0"/>
+              <w:ind w:left="120"/>
+            </w:pPr>
+            <w:r>
+              <w:rPr>
+                <w:rFonts w:ascii="Arial" w:cs="Arial" w:eastAsia="Arial" w:hAnsi="Arial"/>
+                <w:color w:val="595959"/>
+                <w:sz w:val="14"/>
+                <w:szCs w:val="14"/>
+              </w:rPr>
+              <w:t xml:space="preserve">Source: Khan Academy (English - US curriculum)</w:t>
+            </w:r>
+          </w:p>
+          <w:p>
+            <w:pPr>
+              <w:spacing w:after="10" w:before="0"/>
+              <w:ind w:left="120"/>
+            </w:pPr>
+            <w:hyperlink w:history="1" r:id="rId4mbau-zuw1zgs0dyu0lrr">
+              <w:r>
+                <w:rPr>
+                  <w:rFonts w:ascii="Arial" w:cs="Arial" w:eastAsia="Arial" w:hAnsi="Arial"/>
+                  <w:color w:val="595959"/>
+                  <w:sz w:val="14"/>
+                  <w:szCs w:val="14"/>
+                  <w:u w:val="single" w:color="595959"/>
+                </w:rPr>
+                <w:t xml:space="preserve">🔍 Search ARES for similar readings</w:t>
+              </w:r>
+            </w:hyperlink>
+          </w:p>
+        </w:tc>
+        <w:tc>
+          <w:tcPr>
+            <w:tcW w:type="dxa" w:w="3040"/>
+            <w:shd w:fill="FFFFFF" w:color="auto" w:val="clear"/>
+            <w:tcMar>
+              <w:top w:type="dxa" w:w="60"/>
+              <w:left w:type="dxa" w:w="120"/>
+              <w:bottom w:type="dxa" w:w="60"/>
+              <w:right w:type="dxa" w:w="120"/>
+            </w:tcMar>
+            <w:vAlign w:val="top"/>
+          </w:tcPr>
+          <w:p>
+            <w:pPr>
+              <w:spacing w:after="40" w:before="0"/>
+              <w:jc w:val="left"/>
+            </w:pPr>
+            <w:r>
+              <w:rPr>
+                <w:rFonts w:ascii="Arial" w:cs="Arial" w:eastAsia="Arial" w:hAnsi="Arial"/>
+                <w:b w:val="false"/>
+                <w:bCs w:val="false"/>
+                <w:i w:val="false"/>
+                <w:iCs w:val="false"/>
+                <w:color w:val="000000"/>
+                <w:sz w:val="18"/>
+                <w:szCs w:val="18"/>
+              </w:rPr>
+              <w:t xml:space="preserve">Learners sit in their established pairs. Each learner retrieves their Lesson-1 prediction card (kept in their exercise books) on which they wrote: 'My prediction for how we can find the water-tank height without climbing it is…'. They re-read their prediction silently for 2 minutes, then discuss with their partner: 'How close was my prediction to what we have actually learned over the past seven lessons?' Each pair jots down one thing their Lesson-1 self did not yet know (e.g., 'I did not know which ratio to use') and one thing they now know confidently (e.g., 'I now know tan θ = opposite/adjacent and I can rearrange it'). Two pairs share with the class. The teacher then displays the anchoring phenomenon scenario on the board — 'Observer A stands 8 m from the base and measures an angle of elevation of 42°. Observer B stands 12 m from the base and measures an angle of elevation of 35°. Both must calculate the same tank height. Can they?' — and invites a 60-second silent individual written prediction of the expected height before going outdoors.</w:t>
+            </w:r>
+          </w:p>
+        </w:tc>
+        <w:tc>
+          <w:tcPr>
+            <w:tcW w:type="dxa" w:w="3040"/>
+            <w:shd w:fill="F2F2F2" w:color="auto" w:val="clear"/>
+            <w:tcMar>
+              <w:top w:type="dxa" w:w="60"/>
+              <w:left w:type="dxa" w:w="120"/>
+              <w:bottom w:type="dxa" w:w="60"/>
+              <w:right w:type="dxa" w:w="120"/>
+            </w:tcMar>
+            <w:vAlign w:val="top"/>
+          </w:tcPr>
+          <w:p>
+            <w:pPr>
+              <w:spacing w:after="40" w:before="0"/>
+              <w:jc w:val="left"/>
+            </w:pPr>
+            <w:r>
+              <w:rPr>
+                <w:rFonts w:ascii="Arial" w:cs="Arial" w:eastAsia="Arial" w:hAnsi="Arial"/>
+                <w:b w:val="false"/>
+                <w:bCs w:val="false"/>
+                <w:i w:val="false"/>
+                <w:iCs w:val="false"/>
+                <w:color w:val="000000"/>
+                <w:sz w:val="18"/>
+                <w:szCs w:val="18"/>
+              </w:rPr>
+              <w:t xml:space="preserve">Begin by saying: 'Take out your Lesson-1 prediction card. Read it carefully — no writing yet — just read.' Allow 2 minutes of silent reading. Then say: 'Turn to your partner. Tell them: one thing your Lesson-1 self did not know, and one thing you now know confidently. You have 2 minutes.' Circulate and listen; note two strong contrasts to share. After 2 minutes cold-call exactly 2 pairs: 'Aisha and Brian — what did you notice?' and 'Wanjiku and Otieno — what was your pair's contrast?' After each response ask: 'Does anyone want to add to that? Hands down — I'll choose.' Wait 10 seconds and cold-call one more learner. Then display the scenario: 'Here is our phenomenon one final time. Observer A at 8 m, angle 42°. Observer B at 12 m, angle 35°. In your book, predict the height right now — one number, your best guess, 60 seconds.' Circulate and note the range of predictions to revisit after outdoor measurement.</w:t>
+            </w:r>
+          </w:p>
+        </w:tc>
+        <w:tc>
+          <w:tcPr>
+            <w:tcW w:type="dxa" w:w="3040"/>
+            <w:shd w:fill="FFFFFF" w:color="auto" w:val="clear"/>
+            <w:tcMar>
+              <w:top w:type="dxa" w:w="60"/>
+              <w:left w:type="dxa" w:w="120"/>
+              <w:bottom w:type="dxa" w:w="60"/>
+              <w:right w:type="dxa" w:w="120"/>
+            </w:tcMar>
+            <w:vAlign w:val="top"/>
+          </w:tcPr>
+          <w:p>
+            <w:pPr>
+              <w:spacing w:after="40" w:before="0"/>
+              <w:jc w:val="left"/>
+            </w:pPr>
+            <w:r>
+              <w:rPr>
+                <w:rFonts w:ascii="Arial" w:cs="Arial" w:eastAsia="Arial" w:hAnsi="Arial"/>
+                <w:b w:val="false"/>
+                <w:bCs w:val="false"/>
+                <w:i w:val="false"/>
+                <w:iCs w:val="false"/>
+                <w:color w:val="000000"/>
+                <w:sz w:val="18"/>
+                <w:szCs w:val="18"/>
+              </w:rPr>
+              <w:t xml:space="preserve">Prediction Revisit and Contrast: learners explicitly compare their naïve Lesson-1 prediction with their current understanding. This metacognitive contrast activates prior knowledge, surfaces residual misconceptions, and creates cognitive readiness for the final measurement task. By committing to a numerical prediction before going outdoors, learners have a personal stake in the outcome.</w:t>
+            </w:r>
+          </w:p>
+        </w:tc>
+        <w:tc>
+          <w:tcPr>
+            <w:tcW w:type="dxa" w:w="3040"/>
+            <w:shd w:fill="F2F2F2" w:color="auto" w:val="clear"/>
+            <w:tcMar>
+              <w:top w:type="dxa" w:w="60"/>
+              <w:left w:type="dxa" w:w="120"/>
+              <w:bottom w:type="dxa" w:w="60"/>
+              <w:right w:type="dxa" w:w="120"/>
+            </w:tcMar>
+            <w:vAlign w:val="top"/>
+          </w:tcPr>
+          <w:p>
+            <w:pPr>
+              <w:spacing w:after="40" w:before="0"/>
+              <w:jc w:val="left"/>
+            </w:pPr>
+            <w:r>
+              <w:rPr>
+                <w:rFonts w:ascii="Arial" w:cs="Arial" w:eastAsia="Arial" w:hAnsi="Arial"/>
+                <w:b w:val="false"/>
+                <w:bCs w:val="false"/>
+                <w:i w:val="false"/>
+                <w:iCs w:val="false"/>
+                <w:color w:val="000000"/>
+                <w:sz w:val="18"/>
+                <w:szCs w:val="18"/>
+              </w:rPr>
+              <w:t xml:space="preserve">Observable indicator: every learner has a written numerical prediction in their book before the class moves outdoors. The teacher scans books during circulation — a learner who cannot write any number is flagged for pairing with a stronger peer at the outdoor stations. Listen for pairs who conflate sin and tan or who are unsure which side is 'opposite' — address verbally before moving outside.</w:t>
+            </w:r>
+          </w:p>
+        </w:tc>
+      </w:tr>
+      <w:tr>
+        <w:tc>
+          <w:tcPr>
+            <w:tcW w:type="dxa" w:w="1520"/>
+            <w:shd w:fill="D9EEF1" w:color="auto" w:val="clear"/>
+            <w:tcMar>
+              <w:top w:type="dxa" w:w="60"/>
+              <w:left w:type="dxa" w:w="120"/>
+              <w:bottom w:type="dxa" w:w="60"/>
+              <w:right w:type="dxa" w:w="120"/>
+            </w:tcMar>
+            <w:vAlign w:val="top"/>
+          </w:tcPr>
+          <w:p>
+            <w:pPr>
+              <w:spacing w:after="40" w:before="0"/>
+              <w:jc w:val="left"/>
+            </w:pPr>
+            <w:r>
+              <w:rPr>
+                <w:rFonts w:ascii="Arial" w:cs="Arial" w:eastAsia="Arial" w:hAnsi="Arial"/>
+                <w:b/>
+                <w:bCs/>
+                <w:i w:val="false"/>
+                <w:iCs w:val="false"/>
+                <w:color w:val="000000"/>
+                <w:sz w:val="18"/>
+                <w:szCs w:val="18"/>
+              </w:rPr>
+              <w:t xml:space="preserve">Observe Phase</w:t>
+            </w:r>
+          </w:p>
+          <w:p>
+            <w:pPr>
+              <w:spacing w:after="20" w:before="0"/>
+            </w:pPr>
+            <w:r>
+              <w:rPr>
+                <w:rFonts w:ascii="Arial" w:cs="Arial" w:eastAsia="Arial" w:hAnsi="Arial"/>
+                <w:b/>
+                <w:bCs/>
+                <w:color w:val="1F3864"/>
+                <w:sz w:val="16"/>
+                <w:szCs w:val="16"/>
+              </w:rPr>
+              <w:t xml:space="preserve">📹 VIDEO:</w:t>
+            </w:r>
+          </w:p>
+          <w:p>
+            <w:pPr>
+              <w:spacing w:after="20" w:before="0"/>
+            </w:pPr>
+            <w:hyperlink w:history="1" r:id="rIdfsrisq5anlwwmijyts1fo">
+              <w:r>
+                <w:rPr>
+                  <w:rFonts w:ascii="Arial" w:cs="Arial" w:eastAsia="Arial" w:hAnsi="Arial"/>
+                  <w:color w:val="2E75B6"/>
+                  <w:sz w:val="16"/>
+                  <w:szCs w:val="16"/>
+                  <w:u w:val="single" w:color="2E75B6"/>
+                </w:rPr>
+                <w:t xml:space="preserve">Solving for a side in right triangles with trigonometry</w:t>
+              </w:r>
+            </w:hyperlink>
+          </w:p>
+          <w:p>
+            <w:pPr>
+              <w:spacing w:after="10" w:before="0"/>
+              <w:ind w:left="120"/>
+            </w:pPr>
+            <w:r>
+              <w:rPr>
+                <w:rFonts w:ascii="Arial" w:cs="Arial" w:eastAsia="Arial" w:hAnsi="Arial"/>
+                <w:color w:val="595959"/>
+                <w:sz w:val="14"/>
+                <w:szCs w:val="14"/>
+              </w:rPr>
+              <w:t xml:space="preserve">Source: Khan Academy (English - US curriculum)</w:t>
+            </w:r>
+          </w:p>
+          <w:p>
+            <w:pPr>
+              <w:spacing w:after="10" w:before="0"/>
+              <w:ind w:left="120"/>
+            </w:pPr>
+            <w:hyperlink w:history="1" r:id="rIdqyr2s8xtnatufse3bpmdf">
+              <w:r>
+                <w:rPr>
+                  <w:rFonts w:ascii="Arial" w:cs="Arial" w:eastAsia="Arial" w:hAnsi="Arial"/>
+                  <w:color w:val="595959"/>
+                  <w:sz w:val="14"/>
+                  <w:szCs w:val="14"/>
+                  <w:u w:val="single" w:color="595959"/>
+                </w:rPr>
+                <w:t xml:space="preserve">🔍 Search ARES for similar videos</w:t>
+              </w:r>
+            </w:hyperlink>
+          </w:p>
+          <w:p>
+            <w:pPr>
+              <w:spacing w:after="40" w:before="0"/>
+            </w:pPr>
+            <w:r>
+              <w:rPr>
+                <w:sz w:val="14"/>
+                <w:szCs w:val="14"/>
+              </w:rPr>
+              <w:t xml:space="preserve"/>
+            </w:r>
+          </w:p>
+          <w:p>
+            <w:pPr>
+              <w:spacing w:after="20" w:before="0"/>
+            </w:pPr>
+            <w:r>
+              <w:rPr>
+                <w:rFonts w:ascii="Arial" w:cs="Arial" w:eastAsia="Arial" w:hAnsi="Arial"/>
+                <w:b/>
+                <w:bCs/>
+                <w:color w:val="1F3864"/>
+                <w:sz w:val="16"/>
+                <w:szCs w:val="16"/>
+              </w:rPr>
+              <w:t xml:space="preserve">📖 EXERCISE:</w:t>
+            </w:r>
+          </w:p>
+          <w:p>
+            <w:pPr>
+              <w:spacing w:after="20" w:before="0"/>
+            </w:pPr>
+            <w:hyperlink w:history="1" r:id="rIdzc4oc3-xgfpxy40bcj2wx">
               <w:r>
                 <w:rPr>
                   <w:rFonts w:ascii="Arial" w:cs="Arial" w:eastAsia="Arial" w:hAnsi="Arial"/>
@@ -23727,7 +24033,7 @@
               <w:spacing w:after="10" w:before="0"/>
               <w:ind w:left="120"/>
             </w:pPr>
-            <w:hyperlink w:history="1" r:id="rId-8s0wcwrjyefvoofp5_c8">
+            <w:hyperlink w:history="1" r:id="rIdvrojobzertn1xpar8vbzx">
               <w:r>
                 <w:rPr>
                   <w:rFonts w:ascii="Arial" w:cs="Arial" w:eastAsia="Arial" w:hAnsi="Arial"/>
@@ -23769,7 +24075,7 @@
                 <w:sz w:val="18"/>
                 <w:szCs w:val="18"/>
               </w:rPr>
-              <w:t xml:space="preserve">Learners sit in their established pairs. Each learner retrieves their Lesson-1 prediction card (kept in their exercise books) on which they wrote: 'My prediction for how we can find the water-tank height without climbing it is…'. They re-read their prediction silently for 2 minutes, then discuss with their partner: 'How close was my prediction to what we have actually learned over the past seven lessons?' Each pair jots down one thing their Lesson-1 self did not yet know (e.g., 'I did not know which ratio to use') and one thing they now know confidently (e.g., 'I now know tan θ = opposite/adjacent and I can rearrange it'). Two pairs share with the class. The teacher then displays the anchoring phenomenon scenario on the board — 'Observer A stands 8 m from the base and measures an angle of elevation of 42°. Observer B stands 12 m from the base and measures an angle of elevation of 35°. Both must calculate the same tank height. Can they?' — and invites a 60-second silent individual written prediction of the expected height before going outdoors.</w:t>
+              <w:t xml:space="preserve">The class moves outdoors to the school compound where two stations have been pre-marked with chalk circles on the ground: Station A (8 m from the base of the water-tank tower, measured and marked by the teacher before the lesson) and Station B (12 m from the base). Station distances are written on a ground marker card so learners record them on their data sheets. Working in assigned pairs, Observer A pairs stand at Station A and use their clinometers (protractor + string + small weight, built in an earlier lesson) to sight the top of the tank and read the angle of elevation; they record it. Observer B pairs do the same at Station B. Each learner records independently on a pre-printed data sheet: Station, Horizontal distance (m), Angle of elevation (°). Pairs then swap stations and repeat, so every learner has data from both positions. The teacher circulates, checks clinometer technique (eye level, plumb bob vertical), and prompts: 'Hold the base of the protractor level with your eye. Read the angle where the string crosses the protractor scale.' The outdoor phase takes no more than 12 minutes of measurement; 6 minutes are used to walk out, settle and walk back.</w:t>
             </w:r>
           </w:p>
         </w:tc>
@@ -23801,7 +24107,7 @@
                 <w:sz w:val="18"/>
                 <w:szCs w:val="18"/>
               </w:rPr>
-              <w:t xml:space="preserve">Begin by saying: 'Take out your Lesson-1 prediction card. Read it carefully — no writing yet — just read.' Allow 2 minutes of silent reading. Then say: 'Turn to your partner. Tell them: one thing your Lesson-1 self did not know, and one thing you now know confidently. You have 2 minutes.' Circulate and listen; note two strong contrasts to share. After 2 minutes cold-call exactly 2 pairs: 'Aisha and Brian — what did you notice?' and 'Wanjiku and Otieno — what was your pair's contrast?' After each response ask: 'Does anyone want to add to that? Hands down — I'll choose.' Wait 10 seconds and cold-call one more learner. Then display the scenario: 'Here is our phenomenon one final time. Observer A at 8 m, angle 42°. Observer B at 12 m, angle 35°. In your book, predict the height right now — one number, your best guess, 60 seconds.' Circulate and note the range of predictions to revisit after outdoor measurement.</w:t>
+              <w:t xml:space="preserve">Before leaving the classroom say: 'Safety first: do NOT look at the sun. Stay at least 3 m from the tank base. When I call time, stop measuring immediately.' Outside, assign pairs to stations verbally using the register order — first half to Station A, second half to Station B. Demonstrate clinometer use once at Station A: 'Watch me — I place the flat edge along my line of sight to the top of the tank, I let the string hang freely, and I read the angle here — roughly 42°. Now you try.' Give pairs 4 minutes at their first station. Call: 'Swap stations — move now.' Give 4 minutes at the second station. Call: 'Time. Write your final reading and walk back to class.' As learners measure, circulate and cold-call 3 individuals: 'What angle are you reading?' and 'Is that the angle of elevation or depression — how do you know?' Wait 10 seconds after each question for the learner to answer. Note the spread of readings (typically 40°–44° at Station A and 33°–37° at Station B due to clinometer parallax) — these discrepancies will drive the Explain phase discussion.</w:t>
             </w:r>
           </w:p>
         </w:tc>
@@ -23833,7 +24139,7 @@
                 <w:sz w:val="18"/>
                 <w:szCs w:val="18"/>
               </w:rPr>
-              <w:t xml:space="preserve">Prediction Revisit and Contrast: learners explicitly compare their naïve Lesson-1 prediction with their current understanding. This metacognitive contrast activates prior knowledge, surfaces residual misconceptions, and creates cognitive readiness for the final measurement task. By committing to a numerical prediction before going outdoors, learners have a personal stake in the outcome.</w:t>
+              <w:t xml:space="preserve">Authentic Data Collection with Built-In Consistency Check: by collecting real measurements from two positions, learners will experience first-hand that small errors in angle measurement propagate to slightly different calculated heights. This productive messiness — anticipated by the phenomenon design — is itself a sensemaking moment: it shows why surveyors use precise instruments, and why mathematical models are idealisations of real-world measurements. The consistency check (do two different observers get the same height?) was posed as a puzzle in Lesson 1 and is now resolved empirically.</w:t>
             </w:r>
           </w:p>
         </w:tc>
@@ -23865,7 +24171,7 @@
                 <w:sz w:val="18"/>
                 <w:szCs w:val="18"/>
               </w:rPr>
-              <w:t xml:space="preserve">Observable indicator: every learner has a written numerical prediction in their book before the class moves outdoors. The teacher scans books during circulation — a learner who cannot write any number is flagged for pairing with a stronger peer at the outdoor stations. Listen for pairs who conflate sin and tan or who are unsure which side is 'opposite' — address verbally before moving outside.</w:t>
+              <w:t xml:space="preserve">Observable indicator: every learner's data sheet has two rows completed (Station A angle and Station B angle) with units. The teacher checks 5 data sheets during circulation. A learner with an angle greater than 70° or less than 20° at either station has likely misread the clinometer — prompt them to re-measure. Collect data sheets before re-entering the classroom so they cannot be altered retrospectively.</w:t>
             </w:r>
           </w:p>
         </w:tc>
@@ -23874,32 +24180,32 @@
         <w:tc>
           <w:tcPr>
             <w:tcW w:type="dxa" w:w="1520"/>
-            <w:shd w:fill="D9EEF1" w:color="auto" w:val="clear"/>
-            <w:tcMar>
-              <w:top w:type="dxa" w:w="60"/>
-              <w:left w:type="dxa" w:w="120"/>
-              <w:bottom w:type="dxa" w:w="60"/>
-              <w:right w:type="dxa" w:w="120"/>
-            </w:tcMar>
-            <w:vAlign w:val="top"/>
-          </w:tcPr>
-          <w:p>
-            <w:pPr>
-              <w:spacing w:after="40" w:before="0"/>
-              <w:jc w:val="left"/>
-            </w:pPr>
-            <w:r>
-              <w:rPr>
-                <w:rFonts w:ascii="Arial" w:cs="Arial" w:eastAsia="Arial" w:hAnsi="Arial"/>
-                <w:b/>
-                <w:bCs/>
-                <w:i w:val="false"/>
-                <w:iCs w:val="false"/>
-                <w:color w:val="000000"/>
-                <w:sz w:val="18"/>
-                <w:szCs w:val="18"/>
-              </w:rPr>
-              <w:t xml:space="preserve">Observe Phase</w:t>
+            <w:shd w:fill="E2EFDA" w:color="auto" w:val="clear"/>
+            <w:tcMar>
+              <w:top w:type="dxa" w:w="60"/>
+              <w:left w:type="dxa" w:w="120"/>
+              <w:bottom w:type="dxa" w:w="60"/>
+              <w:right w:type="dxa" w:w="120"/>
+            </w:tcMar>
+            <w:vAlign w:val="top"/>
+          </w:tcPr>
+          <w:p>
+            <w:pPr>
+              <w:spacing w:after="40" w:before="0"/>
+              <w:jc w:val="left"/>
+            </w:pPr>
+            <w:r>
+              <w:rPr>
+                <w:rFonts w:ascii="Arial" w:cs="Arial" w:eastAsia="Arial" w:hAnsi="Arial"/>
+                <w:b/>
+                <w:bCs/>
+                <w:i w:val="false"/>
+                <w:iCs w:val="false"/>
+                <w:color w:val="000000"/>
+                <w:sz w:val="18"/>
+                <w:szCs w:val="18"/>
+              </w:rPr>
+              <w:t xml:space="preserve">Explain Phase</w:t>
             </w:r>
           </w:p>
           <w:p>
@@ -23922,7 +24228,7 @@
             <w:pPr>
               <w:spacing w:after="20" w:before="0"/>
             </w:pPr>
-            <w:hyperlink w:history="1" r:id="rIdant0yazg-gmo1x_nnetgw">
+            <w:hyperlink w:history="1" r:id="rId3tevsphes46pc8dn1hxgt">
               <w:r>
                 <w:rPr>
                   <w:rFonts w:ascii="Arial" w:cs="Arial" w:eastAsia="Arial" w:hAnsi="Arial"/>
@@ -23955,7 +24261,7 @@
               <w:spacing w:after="10" w:before="0"/>
               <w:ind w:left="120"/>
             </w:pPr>
-            <w:hyperlink w:history="1" r:id="rIdioaxchrtyjsje5nbcj-uz">
+            <w:hyperlink w:history="1" r:id="rIdknl9j8fi9mfhuejvhukky">
               <w:r>
                 <w:rPr>
                   <w:rFonts w:ascii="Arial" w:cs="Arial" w:eastAsia="Arial" w:hAnsi="Arial"/>
@@ -24000,7 +24306,7 @@
             <w:pPr>
               <w:spacing w:after="20" w:before="0"/>
             </w:pPr>
-            <w:hyperlink w:history="1" r:id="rIdqj1rzph2_-ztlyrknyukz">
+            <w:hyperlink w:history="1" r:id="rIdka1i8lvbgoavdf07xhyw4">
               <w:r>
                 <w:rPr>
                   <w:rFonts w:ascii="Arial" w:cs="Arial" w:eastAsia="Arial" w:hAnsi="Arial"/>
@@ -24033,7 +24339,7 @@
               <w:spacing w:after="10" w:before="0"/>
               <w:ind w:left="120"/>
             </w:pPr>
-            <w:hyperlink w:history="1" r:id="rIdo86evli0mckofvgyqmnqf">
+            <w:hyperlink w:history="1" r:id="rIdyoltnquwjkcxngfzo1mul">
               <w:r>
                 <w:rPr>
                   <w:rFonts w:ascii="Arial" w:cs="Arial" w:eastAsia="Arial" w:hAnsi="Arial"/>
@@ -24075,7 +24381,7 @@
                 <w:sz w:val="18"/>
                 <w:szCs w:val="18"/>
               </w:rPr>
-              <w:t xml:space="preserve">The class moves outdoors to the school compound where two stations have been pre-marked with chalk circles on the ground: Station A (8 m from the base of the water-tank tower, measured and marked by the teacher before the lesson) and Station B (12 m from the base). Station distances are written on a ground marker card so learners record them on their data sheets. Working in assigned pairs, Observer A pairs stand at Station A and use their clinometers (protractor + string + small weight, built in an earlier lesson) to sight the top of the tank and read the angle of elevation; they record it. Observer B pairs do the same at Station B. Each learner records independently on a pre-printed data sheet: Station, Horizontal distance (m), Angle of elevation (°). Pairs then swap stations and repeat, so every learner has data from both positions. The teacher circulates, checks clinometer technique (eye level, plumb bob vertical), and prompts: 'Hold the base of the protractor level with your eye. Read the angle where the string crosses the protractor scale.' The outdoor phase takes no more than 12 minutes of measurement; 6 minutes are used to walk out, settle and walk back.</w:t>
+              <w:t xml:space="preserve">Back in class, learners work individually for 10 minutes to perform two full calculations — one using their Station A data (8 m, their measured angle) and one using their Station B data (12 m, their measured angle) — following these steps: (1) Draw and label the right-angled triangle for the scenario (eye-level height negligible or noted). (2) Identify opposite, adjacent, hypotenuse relative to the angle of elevation. (3) Write the correct ratio equation: tan θ = opposite / adjacent, so opposite = adjacent × tan θ. (4) Substitute values and calculate height (in metres, to 2 d.p.). (5) Compare the two calculated heights and note the difference. After individual working, pairs compare answers (3 minutes), then two pairs share with the class on the board (3 minutes). The teacher leads a 6-minute whole-class discussion on sources of discrepancy (clinometer parallax, not accounting for eye-level height, rounding) and confirms the accepted value using the teacher's own precision measurements. Learners circle their 'best answer' and write a one-sentence explanation of the discrepancy in their books. The teacher connects the calculation explicitly to three Kenyan real-world contexts: surveyors mapping the Kenyan Rift Valley highlands, engineers designing Thika Superhighway overpass clearances, and foresters in the Mau Forest estimating tree heights without felling.</w:t>
             </w:r>
           </w:p>
         </w:tc>
@@ -24107,7 +24413,7 @@
                 <w:sz w:val="18"/>
                 <w:szCs w:val="18"/>
               </w:rPr>
-              <w:t xml:space="preserve">Before leaving the classroom say: 'Safety first: do NOT look at the sun. Stay at least 3 m from the tank base. When I call time, stop measuring immediately.' Outside, assign pairs to stations verbally using the register order — first half to Station A, second half to Station B. Demonstrate clinometer use once at Station A: 'Watch me — I place the flat edge along my line of sight to the top of the tank, I let the string hang freely, and I read the angle here — roughly 42°. Now you try.' Give pairs 4 minutes at their first station. Call: 'Swap stations — move now.' Give 4 minutes at the second station. Call: 'Time. Write your final reading and walk back to class.' As learners measure, circulate and cold-call 3 individuals: 'What angle are you reading?' and 'Is that the angle of elevation or depression — how do you know?' Wait 10 seconds after each question for the learner to answer. Note the spread of readings (typically 40°–44° at Station A and 33°–37° at Station B due to clinometer parallax) — these discrepancies will drive the Explain phase discussion.</w:t>
+              <w:t xml:space="preserve">Distribute the data sheets back immediately. Say: 'You have 10 minutes — working alone — to calculate the height of the tank twice, once from each station. Show every step: draw the triangle, label it, write the ratio, substitute, solve. Begin.' Set a visible timer. Circulate and check that learners are using tan (not sin or cos) and that they have identified adjacent = horizontal distance. After 5 minutes, pause and say: 'Quick check — hands up if you are using tan θ = opposite over adjacent.' If fewer than two-thirds raise hands, write the ratio on the board and say: 'The opposite side is the unknown height. The adjacent side is the horizontal distance. Tan is the ratio that connects them. Carry on.' After 10 minutes say: 'Compare your two height answers with your partner. Are they the same? If not, why not — write one reason.' Allow 3 minutes. Cold-call 2 pairs to share answers on the board: 'Kamau, write your Station A calculation on the left. Adhiambo, write your Station B calculation on the right.' After both are on the board ask the class: 'Why are these answers slightly different even though they describe the same tank? Think for 10 seconds.' Wait 10 seconds, then cold-call 3 learners. Confirm the accepted height. Then say: 'This is exactly how Kenyan government surveyors work in the Rift Valley — they take readings from multiple positions and average them. The maths is the same maths you just did.'</w:t>
             </w:r>
           </w:p>
         </w:tc>
@@ -24139,7 +24445,7 @@
                 <w:sz w:val="18"/>
                 <w:szCs w:val="18"/>
               </w:rPr>
-              <w:t xml:space="preserve">Authentic Data Collection with Built-In Consistency Check: by collecting real measurements from two positions, learners will experience first-hand that small errors in angle measurement propagate to slightly different calculated heights. This productive messiness — anticipated by the phenomenon design — is itself a sensemaking moment: it shows why surveyors use precise instruments, and why mathematical models are idealisations of real-world measurements. The consistency check (do two different observers get the same height?) was posed as a puzzle in Lesson 1 and is now resolved empirically.</w:t>
+              <w:t xml:space="preserve">Two-Calculation Consistency Check with Error Analysis: learners perform the same calculation twice with different inputs and expect to arrive at the same answer. The slight discrepancy is not dismissed as failure but treated as a rich sensemaking opportunity — it reveals measurement uncertainty, the importance of precision instruments, and the role of averaging in survey practice. This directly resolves the third puzzling feature of the phenomenon (stated in Lesson 1: 'Two students at different distances should arrive at the same height — a powerful consistency check') and transforms the puzzle into a fully explained result.</w:t>
             </w:r>
           </w:p>
         </w:tc>
@@ -24171,7 +24477,7 @@
                 <w:sz w:val="18"/>
                 <w:szCs w:val="18"/>
               </w:rPr>
-              <w:t xml:space="preserve">Observable indicator: every learner's data sheet has two rows completed (Station A angle and Station B angle) with units. The teacher checks 5 data sheets during circulation. A learner with an angle greater than 70° or less than 20° at either station has likely misread the clinometer — prompt them to re-measure. Collect data sheets before re-entering the classroom so they cannot be altered retrospectively.</w:t>
+              <w:t xml:space="preserve">Observable indicator: each learner's book contains two fully worked calculations with labelled diagrams, a numerical answer for each station, and a written sentence identifying the source of discrepancy. The teacher marks 6 books during the partner-compare phase. A correct calculation at Lesson-exit level requires: correct ratio selected (tan), correct substitution (adjacent = horizontal distance), correct arithmetic to 2 d.p. Learners who used sin or cos are redirected immediately with the prompt: 'Which sides do you know — opposite and adjacent, or opposite and hypotenuse?' Wait 10 seconds for self-correction.</w:t>
             </w:r>
           </w:p>
         </w:tc>
@@ -24180,32 +24486,32 @@
         <w:tc>
           <w:tcPr>
             <w:tcW w:type="dxa" w:w="1520"/>
-            <w:shd w:fill="E2EFDA" w:color="auto" w:val="clear"/>
-            <w:tcMar>
-              <w:top w:type="dxa" w:w="60"/>
-              <w:left w:type="dxa" w:w="120"/>
-              <w:bottom w:type="dxa" w:w="60"/>
-              <w:right w:type="dxa" w:w="120"/>
-            </w:tcMar>
-            <w:vAlign w:val="top"/>
-          </w:tcPr>
-          <w:p>
-            <w:pPr>
-              <w:spacing w:after="40" w:before="0"/>
-              <w:jc w:val="left"/>
-            </w:pPr>
-            <w:r>
-              <w:rPr>
-                <w:rFonts w:ascii="Arial" w:cs="Arial" w:eastAsia="Arial" w:hAnsi="Arial"/>
-                <w:b/>
-                <w:bCs/>
-                <w:i w:val="false"/>
-                <w:iCs w:val="false"/>
-                <w:color w:val="000000"/>
-                <w:sz w:val="18"/>
-                <w:szCs w:val="18"/>
-              </w:rPr>
-              <w:t xml:space="preserve">Explain Phase</w:t>
+            <w:shd w:fill="FCE4D6" w:color="auto" w:val="clear"/>
+            <w:tcMar>
+              <w:top w:type="dxa" w:w="60"/>
+              <w:left w:type="dxa" w:w="120"/>
+              <w:bottom w:type="dxa" w:w="60"/>
+              <w:right w:type="dxa" w:w="120"/>
+            </w:tcMar>
+            <w:vAlign w:val="top"/>
+          </w:tcPr>
+          <w:p>
+            <w:pPr>
+              <w:spacing w:after="40" w:before="0"/>
+              <w:jc w:val="left"/>
+            </w:pPr>
+            <w:r>
+              <w:rPr>
+                <w:rFonts w:ascii="Arial" w:cs="Arial" w:eastAsia="Arial" w:hAnsi="Arial"/>
+                <w:b/>
+                <w:bCs/>
+                <w:i w:val="false"/>
+                <w:iCs w:val="false"/>
+                <w:color w:val="000000"/>
+                <w:sz w:val="18"/>
+                <w:szCs w:val="18"/>
+              </w:rPr>
+              <w:t xml:space="preserve">Driving Question Board (DQB) Creation</w:t>
             </w:r>
           </w:p>
           <w:p>
@@ -24228,7 +24534,7 @@
             <w:pPr>
               <w:spacing w:after="20" w:before="0"/>
             </w:pPr>
-            <w:hyperlink w:history="1" r:id="rIdcvcu9qfcd1db5s8bwouwv">
+            <w:hyperlink w:history="1" r:id="rIdve9ylbqklmsl8mfe5fztg">
               <w:r>
                 <w:rPr>
                   <w:rFonts w:ascii="Arial" w:cs="Arial" w:eastAsia="Arial" w:hAnsi="Arial"/>
@@ -24261,7 +24567,7 @@
               <w:spacing w:after="10" w:before="0"/>
               <w:ind w:left="120"/>
             </w:pPr>
-            <w:hyperlink w:history="1" r:id="rIdylzoznj9eyoa5e7bmlqgc">
+            <w:hyperlink w:history="1" r:id="rIddh0xyk9vaigi1yqtlg-9u">
               <w:r>
                 <w:rPr>
                   <w:rFonts w:ascii="Arial" w:cs="Arial" w:eastAsia="Arial" w:hAnsi="Arial"/>
@@ -24299,14 +24605,14 @@
                 <w:sz w:val="16"/>
                 <w:szCs w:val="16"/>
               </w:rPr>
-              <w:t xml:space="preserve">📖 EXERCISE:</w:t>
+              <w:t xml:space="preserve">📖 HTML:</w:t>
             </w:r>
           </w:p>
           <w:p>
             <w:pPr>
               <w:spacing w:after="20" w:before="0"/>
             </w:pPr>
-            <w:hyperlink w:history="1" r:id="rIdclp3xjwxyazwutgw0vavo">
+            <w:hyperlink w:history="1" r:id="rId2adyycykm4qepfvqempqg">
               <w:r>
                 <w:rPr>
                   <w:rFonts w:ascii="Arial" w:cs="Arial" w:eastAsia="Arial" w:hAnsi="Arial"/>
@@ -24315,7 +24621,7 @@
                   <w:szCs w:val="16"/>
                   <w:u w:val="single" w:color="2E75B6"/>
                 </w:rPr>
-                <w:t xml:space="preserve">Right triangle trigonometry word problems</w:t>
+                <w:t xml:space="preserve">Trigonometry Word Problems: Helicopter Angle of Depression Rescue (PLIX)</w:t>
               </w:r>
             </w:hyperlink>
           </w:p>
@@ -24331,7 +24637,7 @@
                 <w:sz w:val="14"/>
                 <w:szCs w:val="14"/>
               </w:rPr>
-              <w:t xml:space="preserve">Source: Khan Academy (English - US curriculum)</w:t>
+              <w:t xml:space="preserve">Source: CK-12</w:t>
             </w:r>
           </w:p>
           <w:p>
@@ -24339,7 +24645,7 @@
               <w:spacing w:after="10" w:before="0"/>
               <w:ind w:left="120"/>
             </w:pPr>
-            <w:hyperlink w:history="1" r:id="rIdi2vcc63c_auxj6k5fbrvq">
+            <w:hyperlink w:history="1" r:id="rIdyj7akibjjgfszkl1hvssg">
               <w:r>
                 <w:rPr>
                   <w:rFonts w:ascii="Arial" w:cs="Arial" w:eastAsia="Arial" w:hAnsi="Arial"/>
@@ -24381,7 +24687,7 @@
                 <w:sz w:val="18"/>
                 <w:szCs w:val="18"/>
               </w:rPr>
-              <w:t xml:space="preserve">Back in class, learners work individually for 10 minutes to perform two full calculations — one using their Station A data (8 m, their measured angle) and one using their Station B data (12 m, their measured angle) — following these steps: (1) Draw and label the right-angled triangle for the scenario (eye-level height negligible or noted). (2) Identify opposite, adjacent, hypotenuse relative to the angle of elevation. (3) Write the correct ratio equation: tan θ = opposite / adjacent, so opposite = adjacent × tan θ. (4) Substitute values and calculate height (in metres, to 2 d.p.). (5) Compare the two calculated heights and note the difference. After individual working, pairs compare answers (3 minutes), then two pairs share with the class on the board (3 minutes). The teacher leads a 6-minute whole-class discussion on sources of discrepancy (clinometer parallax, not accounting for eye-level height, rounding) and confirms the accepted value using the teacher's own precision measurements. Learners circle their 'best answer' and write a one-sentence explanation of the discrepancy in their books. The teacher connects the calculation explicitly to three Kenyan real-world contexts: surveyors mapping the Kenyan Rift Valley highlands, engineers designing Thika Superhighway overpass clearances, and foresters in the Mau Forest estimating tree heights without felling.</w:t>
+              <w:t xml:space="preserve">The class returns to the Driving Question Board — the physical or digital board that has accumulated questions, partial answers and sticky notes across all 8 lessons. Working in groups of four, learners spend 5 minutes reviewing the board: each group is assigned a column of questions and must decide for each question: (a) 'Fully answered — we can explain this completely now', (b) 'Partially answered — we understand it but there is more to learn in later grades', or (c) 'Still open'. Groups place a green sticker (fully answered), yellow sticker (partially answered) or orange sticker (still open) next to each question. Groups then report back in 3 minutes (one sentence per group). In the final 4 minutes, the whole class collaboratively composes a DQB Summary Statement — 2–3 sentences that directly answer the driving question — which the teacher writes on the board as the class dictates it. Each learner copies this statement into their book as the official answer to the driving question.</w:t>
             </w:r>
           </w:p>
         </w:tc>
@@ -24413,7 +24719,7 @@
                 <w:sz w:val="18"/>
                 <w:szCs w:val="18"/>
               </w:rPr>
-              <w:t xml:space="preserve">Distribute the data sheets back immediately. Say: 'You have 10 minutes — working alone — to calculate the height of the tank twice, once from each station. Show every step: draw the triangle, label it, write the ratio, substitute, solve. Begin.' Set a visible timer. Circulate and check that learners are using tan (not sin or cos) and that they have identified adjacent = horizontal distance. After 5 minutes, pause and say: 'Quick check — hands up if you are using tan θ = opposite over adjacent.' If fewer than two-thirds raise hands, write the ratio on the board and say: 'The opposite side is the unknown height. The adjacent side is the horizontal distance. Tan is the ratio that connects them. Carry on.' After 10 minutes say: 'Compare your two height answers with your partner. Are they the same? If not, why not — write one reason.' Allow 3 minutes. Cold-call 2 pairs to share answers on the board: 'Kamau, write your Station A calculation on the left. Adhiambo, write your Station B calculation on the right.' After both are on the board ask the class: 'Why are these answers slightly different even though they describe the same tank? Think for 10 seconds.' Wait 10 seconds, then cold-call 3 learners. Confirm the accepted height. Then say: 'This is exactly how Kenyan government surveyors work in the Rift Valley — they take readings from multiple positions and average them. The maths is the same maths you just did.'</w:t>
+              <w:t xml:space="preserve">Say: 'For the last time — look at our Driving Question Board. In groups of four, review your assigned column. For each question, decide: green — fully answered, yellow — partially answered, orange — still open. You have 5 minutes.' Assign columns by pointing to groups. Distribute stickers. After 5 minutes: 'Each group, one sentence — what was the status of your questions?' Cold-call each group. After all groups have reported, say: 'Now, together, we are going to write the official answer to our driving question: How can we use the angles and one side of a right-angled triangle to find any unknown height or distance in our environment — without ever measuring it directly? Someone start me a sentence.' Wait 10 seconds, then cold-call one learner. Build the statement collaboratively, pressing for precision: 'Can we make that more specific? What ratio did we use? What did the horizontal distance represent?' Write the final 2–3 sentence statement in large text on the board. Say: 'Copy this into your book. It is your Final Answer.'</w:t>
             </w:r>
           </w:p>
         </w:tc>
@@ -24445,7 +24751,7 @@
                 <w:sz w:val="18"/>
                 <w:szCs w:val="18"/>
               </w:rPr>
-              <w:t xml:space="preserve">Two-Calculation Consistency Check with Error Analysis: learners perform the same calculation twice with different inputs and expect to arrive at the same answer. The slight discrepancy is not dismissed as failure but treated as a rich sensemaking opportunity — it reveals measurement uncertainty, the importance of precision instruments, and the role of averaging in survey practice. This directly resolves the third puzzling feature of the phenomenon (stated in Lesson 1: 'Two students at different distances should arrive at the same height — a powerful consistency check') and transforms the puzzle into a fully explained result.</w:t>
+              <w:t xml:space="preserve">Collaborative DQB Closure with Sticker Coding: the sticker-coding activity makes the growth of learner understanding visible and concrete — green stickers show questions that were mysterious in Lesson 1 but are now fully resolved. The collaborative authorship of the DQB Summary Statement requires learners to synthesise, negotiate precise language and commit to a shared explanation, which is the highest level of the sensemaking progression across the unit.</w:t>
             </w:r>
           </w:p>
         </w:tc>
@@ -24477,7 +24783,7 @@
                 <w:sz w:val="18"/>
                 <w:szCs w:val="18"/>
               </w:rPr>
-              <w:t xml:space="preserve">Observable indicator: each learner's book contains two fully worked calculations with labelled diagrams, a numerical answer for each station, and a written sentence identifying the source of discrepancy. The teacher marks 6 books during the partner-compare phase. A correct calculation at Lesson-exit level requires: correct ratio selected (tan), correct substitution (adjacent = horizontal distance), correct arithmetic to 2 d.p. Learners who used sin or cos are redirected immediately with the prompt: 'Which sides do you know — opposite and adjacent, or opposite and hypotenuse?' Wait 10 seconds for self-correction.</w:t>
+              <w:t xml:space="preserve">Observable indicator: the DQB Summary Statement is written in every learner's book verbatim. Groups that place orange stickers on questions that were directly addressed (e.g., 'What is the tangent ratio?') are asked to revisit the lesson notes and reconsider — the teacher does not move on until all core questions carry green stickers. The distribution of green/yellow/orange is photographed as a formative record of class-level understanding.</w:t>
             </w:r>
           </w:p>
         </w:tc>
@@ -24486,32 +24792,32 @@
         <w:tc>
           <w:tcPr>
             <w:tcW w:type="dxa" w:w="1520"/>
-            <w:shd w:fill="FCE4D6" w:color="auto" w:val="clear"/>
-            <w:tcMar>
-              <w:top w:type="dxa" w:w="60"/>
-              <w:left w:type="dxa" w:w="120"/>
-              <w:bottom w:type="dxa" w:w="60"/>
-              <w:right w:type="dxa" w:w="120"/>
-            </w:tcMar>
-            <w:vAlign w:val="top"/>
-          </w:tcPr>
-          <w:p>
-            <w:pPr>
-              <w:spacing w:after="40" w:before="0"/>
-              <w:jc w:val="left"/>
-            </w:pPr>
-            <w:r>
-              <w:rPr>
-                <w:rFonts w:ascii="Arial" w:cs="Arial" w:eastAsia="Arial" w:hAnsi="Arial"/>
-                <w:b/>
-                <w:bCs/>
-                <w:i w:val="false"/>
-                <w:iCs w:val="false"/>
-                <w:color w:val="000000"/>
-                <w:sz w:val="18"/>
-                <w:szCs w:val="18"/>
-              </w:rPr>
-              <w:t xml:space="preserve">Driving Question Board (DQB) Creation</w:t>
+            <w:shd w:fill="D5E8F0" w:color="auto" w:val="clear"/>
+            <w:tcMar>
+              <w:top w:type="dxa" w:w="60"/>
+              <w:left w:type="dxa" w:w="120"/>
+              <w:bottom w:type="dxa" w:w="60"/>
+              <w:right w:type="dxa" w:w="120"/>
+            </w:tcMar>
+            <w:vAlign w:val="top"/>
+          </w:tcPr>
+          <w:p>
+            <w:pPr>
+              <w:spacing w:after="40" w:before="0"/>
+              <w:jc w:val="left"/>
+            </w:pPr>
+            <w:r>
+              <w:rPr>
+                <w:rFonts w:ascii="Arial" w:cs="Arial" w:eastAsia="Arial" w:hAnsi="Arial"/>
+                <w:b/>
+                <w:bCs/>
+                <w:i w:val="false"/>
+                <w:iCs w:val="false"/>
+                <w:color w:val="000000"/>
+                <w:sz w:val="18"/>
+                <w:szCs w:val="18"/>
+              </w:rPr>
+              <w:t xml:space="preserve">Model Building Phase</w:t>
             </w:r>
           </w:p>
           <w:p>
@@ -24534,7 +24840,7 @@
             <w:pPr>
               <w:spacing w:after="20" w:before="0"/>
             </w:pPr>
-            <w:hyperlink w:history="1" r:id="rIdjrrurs00_ih6lymg_8kwn">
+            <w:hyperlink w:history="1" r:id="rId5rhv1zppfnennxwujmuj3">
               <w:r>
                 <w:rPr>
                   <w:rFonts w:ascii="Arial" w:cs="Arial" w:eastAsia="Arial" w:hAnsi="Arial"/>
@@ -24567,7 +24873,7 @@
               <w:spacing w:after="10" w:before="0"/>
               <w:ind w:left="120"/>
             </w:pPr>
-            <w:hyperlink w:history="1" r:id="rIdx5zk0zkaryhjz4tbr6s2r">
+            <w:hyperlink w:history="1" r:id="rIdxzvdv4bm2mrmq0wqrjjd1">
               <w:r>
                 <w:rPr>
                   <w:rFonts w:ascii="Arial" w:cs="Arial" w:eastAsia="Arial" w:hAnsi="Arial"/>
@@ -24612,7 +24918,7 @@
             <w:pPr>
               <w:spacing w:after="20" w:before="0"/>
             </w:pPr>
-            <w:hyperlink w:history="1" r:id="rIdumgzbpsghvlutbf_dvrjj">
+            <w:hyperlink w:history="1" r:id="rIdq6_mybcl8cueowvpauztj">
               <w:r>
                 <w:rPr>
                   <w:rFonts w:ascii="Arial" w:cs="Arial" w:eastAsia="Arial" w:hAnsi="Arial"/>
@@ -24645,313 +24951,7 @@
               <w:spacing w:after="10" w:before="0"/>
               <w:ind w:left="120"/>
             </w:pPr>
-            <w:hyperlink w:history="1" r:id="rIdg3j6krfxtnz-e46osfofa">
-              <w:r>
-                <w:rPr>
-                  <w:rFonts w:ascii="Arial" w:cs="Arial" w:eastAsia="Arial" w:hAnsi="Arial"/>
-                  <w:color w:val="595959"/>
-                  <w:sz w:val="14"/>
-                  <w:szCs w:val="14"/>
-                  <w:u w:val="single" w:color="595959"/>
-                </w:rPr>
-                <w:t xml:space="preserve">🔍 Search ARES for similar readings</w:t>
-              </w:r>
-            </w:hyperlink>
-          </w:p>
-        </w:tc>
-        <w:tc>
-          <w:tcPr>
-            <w:tcW w:type="dxa" w:w="3040"/>
-            <w:shd w:fill="FFFFFF" w:color="auto" w:val="clear"/>
-            <w:tcMar>
-              <w:top w:type="dxa" w:w="60"/>
-              <w:left w:type="dxa" w:w="120"/>
-              <w:bottom w:type="dxa" w:w="60"/>
-              <w:right w:type="dxa" w:w="120"/>
-            </w:tcMar>
-            <w:vAlign w:val="top"/>
-          </w:tcPr>
-          <w:p>
-            <w:pPr>
-              <w:spacing w:after="40" w:before="0"/>
-              <w:jc w:val="left"/>
-            </w:pPr>
-            <w:r>
-              <w:rPr>
-                <w:rFonts w:ascii="Arial" w:cs="Arial" w:eastAsia="Arial" w:hAnsi="Arial"/>
-                <w:b w:val="false"/>
-                <w:bCs w:val="false"/>
-                <w:i w:val="false"/>
-                <w:iCs w:val="false"/>
-                <w:color w:val="000000"/>
-                <w:sz w:val="18"/>
-                <w:szCs w:val="18"/>
-              </w:rPr>
-              <w:t xml:space="preserve">The class returns to the Driving Question Board — the physical or digital board that has accumulated questions, partial answers and sticky notes across all 8 lessons. Working in groups of four, learners spend 5 minutes reviewing the board: each group is assigned a column of questions and must decide for each question: (a) 'Fully answered — we can explain this completely now', (b) 'Partially answered — we understand it but there is more to learn in later grades', or (c) 'Still open'. Groups place a green sticker (fully answered), yellow sticker (partially answered) or orange sticker (still open) next to each question. Groups then report back in 3 minutes (one sentence per group). In the final 4 minutes, the whole class collaboratively composes a DQB Summary Statement — 2–3 sentences that directly answer the driving question — which the teacher writes on the board as the class dictates it. Each learner copies this statement into their book as the official answer to the driving question.</w:t>
-            </w:r>
-          </w:p>
-        </w:tc>
-        <w:tc>
-          <w:tcPr>
-            <w:tcW w:type="dxa" w:w="3040"/>
-            <w:shd w:fill="F2F2F2" w:color="auto" w:val="clear"/>
-            <w:tcMar>
-              <w:top w:type="dxa" w:w="60"/>
-              <w:left w:type="dxa" w:w="120"/>
-              <w:bottom w:type="dxa" w:w="60"/>
-              <w:right w:type="dxa" w:w="120"/>
-            </w:tcMar>
-            <w:vAlign w:val="top"/>
-          </w:tcPr>
-          <w:p>
-            <w:pPr>
-              <w:spacing w:after="40" w:before="0"/>
-              <w:jc w:val="left"/>
-            </w:pPr>
-            <w:r>
-              <w:rPr>
-                <w:rFonts w:ascii="Arial" w:cs="Arial" w:eastAsia="Arial" w:hAnsi="Arial"/>
-                <w:b w:val="false"/>
-                <w:bCs w:val="false"/>
-                <w:i w:val="false"/>
-                <w:iCs w:val="false"/>
-                <w:color w:val="000000"/>
-                <w:sz w:val="18"/>
-                <w:szCs w:val="18"/>
-              </w:rPr>
-              <w:t xml:space="preserve">Say: 'For the last time — look at our Driving Question Board. In groups of four, review your assigned column. For each question, decide: green — fully answered, yellow — partially answered, orange — still open. You have 5 minutes.' Assign columns by pointing to groups. Distribute stickers. After 5 minutes: 'Each group, one sentence — what was the status of your questions?' Cold-call each group. After all groups have reported, say: 'Now, together, we are going to write the official answer to our driving question: How can we use the angles and one side of a right-angled triangle to find any unknown height or distance in our environment — without ever measuring it directly? Someone start me a sentence.' Wait 10 seconds, then cold-call one learner. Build the statement collaboratively, pressing for precision: 'Can we make that more specific? What ratio did we use? What did the horizontal distance represent?' Write the final 2–3 sentence statement in large text on the board. Say: 'Copy this into your book. It is your Final Answer.'</w:t>
-            </w:r>
-          </w:p>
-        </w:tc>
-        <w:tc>
-          <w:tcPr>
-            <w:tcW w:type="dxa" w:w="3040"/>
-            <w:shd w:fill="FFFFFF" w:color="auto" w:val="clear"/>
-            <w:tcMar>
-              <w:top w:type="dxa" w:w="60"/>
-              <w:left w:type="dxa" w:w="120"/>
-              <w:bottom w:type="dxa" w:w="60"/>
-              <w:right w:type="dxa" w:w="120"/>
-            </w:tcMar>
-            <w:vAlign w:val="top"/>
-          </w:tcPr>
-          <w:p>
-            <w:pPr>
-              <w:spacing w:after="40" w:before="0"/>
-              <w:jc w:val="left"/>
-            </w:pPr>
-            <w:r>
-              <w:rPr>
-                <w:rFonts w:ascii="Arial" w:cs="Arial" w:eastAsia="Arial" w:hAnsi="Arial"/>
-                <w:b w:val="false"/>
-                <w:bCs w:val="false"/>
-                <w:i w:val="false"/>
-                <w:iCs w:val="false"/>
-                <w:color w:val="000000"/>
-                <w:sz w:val="18"/>
-                <w:szCs w:val="18"/>
-              </w:rPr>
-              <w:t xml:space="preserve">Collaborative DQB Closure with Sticker Coding: the sticker-coding activity makes the growth of learner understanding visible and concrete — green stickers show questions that were mysterious in Lesson 1 but are now fully resolved. The collaborative authorship of the DQB Summary Statement requires learners to synthesise, negotiate precise language and commit to a shared explanation, which is the highest level of the sensemaking progression across the unit.</w:t>
-            </w:r>
-          </w:p>
-        </w:tc>
-        <w:tc>
-          <w:tcPr>
-            <w:tcW w:type="dxa" w:w="3040"/>
-            <w:shd w:fill="F2F2F2" w:color="auto" w:val="clear"/>
-            <w:tcMar>
-              <w:top w:type="dxa" w:w="60"/>
-              <w:left w:type="dxa" w:w="120"/>
-              <w:bottom w:type="dxa" w:w="60"/>
-              <w:right w:type="dxa" w:w="120"/>
-            </w:tcMar>
-            <w:vAlign w:val="top"/>
-          </w:tcPr>
-          <w:p>
-            <w:pPr>
-              <w:spacing w:after="40" w:before="0"/>
-              <w:jc w:val="left"/>
-            </w:pPr>
-            <w:r>
-              <w:rPr>
-                <w:rFonts w:ascii="Arial" w:cs="Arial" w:eastAsia="Arial" w:hAnsi="Arial"/>
-                <w:b w:val="false"/>
-                <w:bCs w:val="false"/>
-                <w:i w:val="false"/>
-                <w:iCs w:val="false"/>
-                <w:color w:val="000000"/>
-                <w:sz w:val="18"/>
-                <w:szCs w:val="18"/>
-              </w:rPr>
-              <w:t xml:space="preserve">Observable indicator: the DQB Summary Statement is written in every learner's book verbatim. Groups that place orange stickers on questions that were directly addressed (e.g., 'What is the tangent ratio?') are asked to revisit the lesson notes and reconsider — the teacher does not move on until all core questions carry green stickers. The distribution of green/yellow/orange is photographed as a formative record of class-level understanding.</w:t>
-            </w:r>
-          </w:p>
-        </w:tc>
-      </w:tr>
-      <w:tr>
-        <w:tc>
-          <w:tcPr>
-            <w:tcW w:type="dxa" w:w="1520"/>
-            <w:shd w:fill="D5E8F0" w:color="auto" w:val="clear"/>
-            <w:tcMar>
-              <w:top w:type="dxa" w:w="60"/>
-              <w:left w:type="dxa" w:w="120"/>
-              <w:bottom w:type="dxa" w:w="60"/>
-              <w:right w:type="dxa" w:w="120"/>
-            </w:tcMar>
-            <w:vAlign w:val="top"/>
-          </w:tcPr>
-          <w:p>
-            <w:pPr>
-              <w:spacing w:after="40" w:before="0"/>
-              <w:jc w:val="left"/>
-            </w:pPr>
-            <w:r>
-              <w:rPr>
-                <w:rFonts w:ascii="Arial" w:cs="Arial" w:eastAsia="Arial" w:hAnsi="Arial"/>
-                <w:b/>
-                <w:bCs/>
-                <w:i w:val="false"/>
-                <w:iCs w:val="false"/>
-                <w:color w:val="000000"/>
-                <w:sz w:val="18"/>
-                <w:szCs w:val="18"/>
-              </w:rPr>
-              <w:t xml:space="preserve">Model Building Phase</w:t>
-            </w:r>
-          </w:p>
-          <w:p>
-            <w:pPr>
-              <w:spacing w:after="20" w:before="0"/>
-            </w:pPr>
-            <w:r>
-              <w:rPr>
-                <w:rFonts w:ascii="Arial" w:cs="Arial" w:eastAsia="Arial" w:hAnsi="Arial"/>
-                <w:b/>
-                <w:bCs/>
-                <w:color w:val="1F3864"/>
-                <w:sz w:val="16"/>
-                <w:szCs w:val="16"/>
-              </w:rPr>
-              <w:t xml:space="preserve">📹 VIDEO:</w:t>
-            </w:r>
-          </w:p>
-          <w:p>
-            <w:pPr>
-              <w:spacing w:after="20" w:before="0"/>
-            </w:pPr>
-            <w:hyperlink w:history="1" r:id="rIdp-wbieirdlijgdiiabhit">
-              <w:r>
-                <w:rPr>
-                  <w:rFonts w:ascii="Arial" w:cs="Arial" w:eastAsia="Arial" w:hAnsi="Arial"/>
-                  <w:color w:val="2E75B6"/>
-                  <w:sz w:val="16"/>
-                  <w:szCs w:val="16"/>
-                  <w:u w:val="single" w:color="2E75B6"/>
-                </w:rPr>
-                <w:t xml:space="preserve">Solving for a side in right triangles with trigonometry</w:t>
-              </w:r>
-            </w:hyperlink>
-          </w:p>
-          <w:p>
-            <w:pPr>
-              <w:spacing w:after="10" w:before="0"/>
-              <w:ind w:left="120"/>
-            </w:pPr>
-            <w:r>
-              <w:rPr>
-                <w:rFonts w:ascii="Arial" w:cs="Arial" w:eastAsia="Arial" w:hAnsi="Arial"/>
-                <w:color w:val="595959"/>
-                <w:sz w:val="14"/>
-                <w:szCs w:val="14"/>
-              </w:rPr>
-              <w:t xml:space="preserve">Source: Khan Academy (English - US curriculum)</w:t>
-            </w:r>
-          </w:p>
-          <w:p>
-            <w:pPr>
-              <w:spacing w:after="10" w:before="0"/>
-              <w:ind w:left="120"/>
-            </w:pPr>
-            <w:hyperlink w:history="1" r:id="rIda1juckfnuxmtwlv213uwc">
-              <w:r>
-                <w:rPr>
-                  <w:rFonts w:ascii="Arial" w:cs="Arial" w:eastAsia="Arial" w:hAnsi="Arial"/>
-                  <w:color w:val="595959"/>
-                  <w:sz w:val="14"/>
-                  <w:szCs w:val="14"/>
-                  <w:u w:val="single" w:color="595959"/>
-                </w:rPr>
-                <w:t xml:space="preserve">🔍 Search ARES for similar videos</w:t>
-              </w:r>
-            </w:hyperlink>
-          </w:p>
-          <w:p>
-            <w:pPr>
-              <w:spacing w:after="40" w:before="0"/>
-            </w:pPr>
-            <w:r>
-              <w:rPr>
-                <w:sz w:val="14"/>
-                <w:szCs w:val="14"/>
-              </w:rPr>
-              <w:t xml:space="preserve"/>
-            </w:r>
-          </w:p>
-          <w:p>
-            <w:pPr>
-              <w:spacing w:after="20" w:before="0"/>
-            </w:pPr>
-            <w:r>
-              <w:rPr>
-                <w:rFonts w:ascii="Arial" w:cs="Arial" w:eastAsia="Arial" w:hAnsi="Arial"/>
-                <w:b/>
-                <w:bCs/>
-                <w:color w:val="1F3864"/>
-                <w:sz w:val="16"/>
-                <w:szCs w:val="16"/>
-              </w:rPr>
-              <w:t xml:space="preserve">📖 HTML:</w:t>
-            </w:r>
-          </w:p>
-          <w:p>
-            <w:pPr>
-              <w:spacing w:after="20" w:before="0"/>
-            </w:pPr>
-            <w:hyperlink w:history="1" r:id="rIdw1goa0kkucz8c8gnssox3">
-              <w:r>
-                <w:rPr>
-                  <w:rFonts w:ascii="Arial" w:cs="Arial" w:eastAsia="Arial" w:hAnsi="Arial"/>
-                  <w:color w:val="2E75B6"/>
-                  <w:sz w:val="16"/>
-                  <w:szCs w:val="16"/>
-                  <w:u w:val="single" w:color="2E75B6"/>
-                </w:rPr>
-                <w:t xml:space="preserve">Determine and Use the Tangent Ratio (Flexbook)</w:t>
-              </w:r>
-            </w:hyperlink>
-          </w:p>
-          <w:p>
-            <w:pPr>
-              <w:spacing w:after="10" w:before="0"/>
-              <w:ind w:left="120"/>
-            </w:pPr>
-            <w:r>
-              <w:rPr>
-                <w:rFonts w:ascii="Arial" w:cs="Arial" w:eastAsia="Arial" w:hAnsi="Arial"/>
-                <w:color w:val="595959"/>
-                <w:sz w:val="14"/>
-                <w:szCs w:val="14"/>
-              </w:rPr>
-              <w:t xml:space="preserve">Source: CK-12</w:t>
-            </w:r>
-          </w:p>
-          <w:p>
-            <w:pPr>
-              <w:spacing w:after="10" w:before="0"/>
-              <w:ind w:left="120"/>
-            </w:pPr>
-            <w:hyperlink w:history="1" r:id="rIdwrs1duzzbvkl9tgw_aejg">
+            <w:hyperlink w:history="1" r:id="rIdqytt53tpeaew9tiyu7hdz">
               <w:r>
                 <w:rPr>
                   <w:rFonts w:ascii="Arial" w:cs="Arial" w:eastAsia="Arial" w:hAnsi="Arial"/>

--- a/data/outputs/v2/Essential_Mathematics/SS2.3_Trigonometry/Essential_Mathematics_Trigonometry_CBE_LessonSequence.docx
+++ b/data/outputs/v2/Essential_Mathematics/SS2.3_Trigonometry/Essential_Mathematics_Trigonometry_CBE_LessonSequence.docx
@@ -42,6 +42,177 @@
     </w:p>
     <w:p>
       <w:pPr>
+        <w:spacing w:after="80" w:before="120"/>
+      </w:pPr>
+      <w:r>
+        <w:rPr>
+          <w:rFonts w:ascii="Arial" w:cs="Arial" w:eastAsia="Arial" w:hAnsi="Arial"/>
+          <w:b/>
+          <w:bCs/>
+          <w:color w:val="1F3864"/>
+          <w:sz w:val="20"/>
+          <w:szCs w:val="20"/>
+        </w:rPr>
+        <w:t xml:space="preserve">ATTRIBUTION AND LICENSING</w:t>
+      </w:r>
+    </w:p>
+    <w:p>
+      <w:pPr>
+        <w:spacing w:after="60" w:before="0"/>
+      </w:pPr>
+      <w:r>
+        <w:rPr>
+          <w:rFonts w:ascii="Arial" w:cs="Arial" w:eastAsia="Arial" w:hAnsi="Arial"/>
+          <w:b/>
+          <w:bCs/>
+          <w:sz w:val="17"/>
+          <w:szCs w:val="17"/>
+        </w:rPr>
+        <w:t xml:space="preserve">Curriculum Alignment: </w:t>
+      </w:r>
+      <w:r>
+        <w:rPr>
+          <w:rFonts w:ascii="Arial" w:cs="Arial" w:eastAsia="Arial" w:hAnsi="Arial"/>
+          <w:sz w:val="17"/>
+          <w:szCs w:val="17"/>
+        </w:rPr>
+        <w:t xml:space="preserve">Structured in pedagogical alignment with the competence-based curriculum format and learning outcomes established by the Kenya Institute of Curriculum Development (KICD). This material is independently developed and is not officially endorsed or published by KICD.</w:t>
+      </w:r>
+    </w:p>
+    <w:p>
+      <w:pPr>
+        <w:spacing w:after="60" w:before="0"/>
+      </w:pPr>
+      <w:r>
+        <w:rPr>
+          <w:rFonts w:ascii="Arial" w:cs="Arial" w:eastAsia="Arial" w:hAnsi="Arial"/>
+          <w:b/>
+          <w:bCs/>
+          <w:sz w:val="17"/>
+          <w:szCs w:val="17"/>
+        </w:rPr>
+        <w:t xml:space="preserve">Content &amp; Pedagogy: </w:t>
+      </w:r>
+      <w:r>
+        <w:rPr>
+          <w:rFonts w:ascii="Arial" w:cs="Arial" w:eastAsia="Arial" w:hAnsi="Arial"/>
+          <w:sz w:val="17"/>
+          <w:szCs w:val="17"/>
+        </w:rPr>
+        <w:t xml:space="preserve">Developed and adapted by the educator team at SeaVuria (registered 501(c)(3) in the United States and registered NGO in Kenya, No. 872-850A-BF11), who designed the pedagogical framework, lesson templates and exemplar lessons on which this material is based.</w:t>
+      </w:r>
+    </w:p>
+    <w:p>
+      <w:pPr>
+        <w:spacing w:after="60" w:before="0"/>
+      </w:pPr>
+      <w:r>
+        <w:rPr>
+          <w:rFonts w:ascii="Arial" w:cs="Arial" w:eastAsia="Arial" w:hAnsi="Arial"/>
+          <w:b/>
+          <w:bCs/>
+          <w:sz w:val="17"/>
+          <w:szCs w:val="17"/>
+        </w:rPr>
+        <w:t xml:space="preserve">Production &amp; Layout: </w:t>
+      </w:r>
+      <w:r>
+        <w:rPr>
+          <w:rFonts w:ascii="Arial" w:cs="Arial" w:eastAsia="Arial" w:hAnsi="Arial"/>
+          <w:sz w:val="17"/>
+          <w:szCs w:val="17"/>
+        </w:rPr>
+        <w:t xml:space="preserve">Educational design and curriculum sequencing by SeaVuria. Technical layout, structural formatting, and digital optimization/implementation executed in partnership with ARES Education (registered 501(c)(3) in the United States and Canada (as Afretech Aid) and registered NGO in Kenya), with lesson drafting and compilation assisted by AI (Claude, Anthropic).</w:t>
+      </w:r>
+    </w:p>
+    <w:p>
+      <w:pPr>
+        <w:pBdr>
+          <w:bottom w:val="single" w:color="1F3864" w:sz="6" w:space="6"/>
+        </w:pBdr>
+        <w:spacing w:after="60" w:before="0"/>
+      </w:pPr>
+      <w:r>
+        <w:rPr>
+          <w:rFonts w:ascii="Arial" w:cs="Arial" w:eastAsia="Arial" w:hAnsi="Arial"/>
+          <w:b/>
+          <w:bCs/>
+          <w:sz w:val="17"/>
+          <w:szCs w:val="17"/>
+        </w:rPr>
+        <w:t xml:space="preserve">Licensing &amp; Copyright: </w:t>
+      </w:r>
+      <w:r>
+        <w:rPr>
+          <w:rFonts w:ascii="Arial" w:cs="Arial" w:eastAsia="Arial" w:hAnsi="Arial"/>
+          <w:sz w:val="17"/>
+          <w:szCs w:val="17"/>
+        </w:rPr>
+        <w:t xml:space="preserve">© 2026 SeaVuria and ARES. This work is licensed under a </w:t>
+      </w:r>
+      <w:hyperlink w:history="1" r:id="rIduxjzuiw8xizhnnac4zwr3">
+        <w:r>
+          <w:rPr>
+            <w:rFonts w:ascii="Arial" w:cs="Arial" w:eastAsia="Arial" w:hAnsi="Arial"/>
+            <w:color w:val="1F6B75"/>
+            <w:sz w:val="17"/>
+            <w:szCs w:val="17"/>
+            <w:u w:val="single" w:color="1F6B75"/>
+          </w:rPr>
+          <w:t xml:space="preserve">Creative Commons Attribution-NonCommercial 4.0 International License</w:t>
+        </w:r>
+      </w:hyperlink>
+      <w:r>
+        <w:rPr>
+          <w:rFonts w:ascii="Arial" w:cs="Arial" w:eastAsia="Arial" w:hAnsi="Arial"/>
+          <w:sz w:val="17"/>
+          <w:szCs w:val="17"/>
+        </w:rPr>
+        <w:t xml:space="preserve"> (</w:t>
+      </w:r>
+      <w:hyperlink w:history="1" r:id="rIdscxa34krq0zca-mt1lt7c">
+        <w:r>
+          <w:rPr>
+            <w:rFonts w:ascii="Arial" w:cs="Arial" w:eastAsia="Arial" w:hAnsi="Arial"/>
+            <w:color w:val="1F6B75"/>
+            <w:sz w:val="17"/>
+            <w:szCs w:val="17"/>
+            <w:u w:val="single" w:color="1F6B75"/>
+          </w:rPr>
+          <w:t xml:space="preserve">CC BY-NC 4.0</w:t>
+        </w:r>
+      </w:hyperlink>
+      <w:r>
+        <w:rPr>
+          <w:rFonts w:ascii="Arial" w:cs="Arial" w:eastAsia="Arial" w:hAnsi="Arial"/>
+          <w:sz w:val="17"/>
+          <w:szCs w:val="17"/>
+        </w:rPr>
+        <w:t xml:space="preserve">). To view a copy of this license, visit </w:t>
+      </w:r>
+      <w:hyperlink w:history="1" r:id="rIdvxirtono74kbgz3ninelj">
+        <w:r>
+          <w:rPr>
+            <w:rFonts w:ascii="Arial" w:cs="Arial" w:eastAsia="Arial" w:hAnsi="Arial"/>
+            <w:color w:val="1F6B75"/>
+            <w:sz w:val="17"/>
+            <w:szCs w:val="17"/>
+            <w:u w:val="single" w:color="1F6B75"/>
+          </w:rPr>
+          <w:t xml:space="preserve">https://creativecommons.org/licenses/by-nc/4.0/</w:t>
+        </w:r>
+      </w:hyperlink>
+      <w:r>
+        <w:rPr>
+          <w:rFonts w:ascii="Arial" w:cs="Arial" w:eastAsia="Arial" w:hAnsi="Arial"/>
+          <w:sz w:val="17"/>
+          <w:szCs w:val="17"/>
+        </w:rPr>
+        <w:t xml:space="preserve">. You are free to copy, redistribute, and adapt this material in any medium or format, provided appropriate credit is given and the material is not used for commercial purposes. KICD learning outcomes and curriculum designations reproduced here for alignment purposes remain the property of KICD and are not covered by this license. Linked external resources (e.g. CK-12, Khan Academy, PhET) are subject to their own licenses.</w:t>
+      </w:r>
+    </w:p>
+    <w:p>
+      <w:pPr>
         <w:spacing w:after="120"/>
       </w:pPr>
       <w:r>
@@ -3468,7 +3639,7 @@
             <w:pPr>
               <w:spacing w:after="20" w:before="0"/>
             </w:pPr>
-            <w:hyperlink w:history="1" r:id="rIdvkm5cdl9a8cn2skj_b8r5">
+            <w:hyperlink w:history="1" r:id="rIdiip1ivdgf1umk_sgx3ccp">
               <w:r>
                 <w:rPr>
                   <w:rFonts w:ascii="Arial" w:cs="Arial" w:eastAsia="Arial" w:hAnsi="Arial"/>
@@ -3501,7 +3672,7 @@
               <w:spacing w:after="10" w:before="0"/>
               <w:ind w:left="120"/>
             </w:pPr>
-            <w:hyperlink w:history="1" r:id="rId44kh6_ko-p4jmp_bjufbt">
+            <w:hyperlink w:history="1" r:id="rIdtijhzwbsvcugythvlkkjh">
               <w:r>
                 <w:rPr>
                   <w:rFonts w:ascii="Arial" w:cs="Arial" w:eastAsia="Arial" w:hAnsi="Arial"/>
@@ -3546,7 +3717,7 @@
             <w:pPr>
               <w:spacing w:after="20" w:before="0"/>
             </w:pPr>
-            <w:hyperlink w:history="1" r:id="rIdrg0jyzhzadtvygt79rdyt">
+            <w:hyperlink w:history="1" r:id="rIdjlmooycxpxlhlidcbfwtk">
               <w:r>
                 <w:rPr>
                   <w:rFonts w:ascii="Arial" w:cs="Arial" w:eastAsia="Arial" w:hAnsi="Arial"/>
@@ -3579,7 +3750,7 @@
               <w:spacing w:after="10" w:before="0"/>
               <w:ind w:left="120"/>
             </w:pPr>
-            <w:hyperlink w:history="1" r:id="rIdn88hp8h2zal5-64j0x2ub">
+            <w:hyperlink w:history="1" r:id="rIdy_ftlol6t65kxu9f_1lew">
               <w:r>
                 <w:rPr>
                   <w:rFonts w:ascii="Arial" w:cs="Arial" w:eastAsia="Arial" w:hAnsi="Arial"/>
@@ -3774,7 +3945,7 @@
             <w:pPr>
               <w:spacing w:after="20" w:before="0"/>
             </w:pPr>
-            <w:hyperlink w:history="1" r:id="rIdtxpeqa34gj-ezn8p9dv1m">
+            <w:hyperlink w:history="1" r:id="rId5h6v6vr2lbomtfrf5liby">
               <w:r>
                 <w:rPr>
                   <w:rFonts w:ascii="Arial" w:cs="Arial" w:eastAsia="Arial" w:hAnsi="Arial"/>
@@ -3807,7 +3978,7 @@
               <w:spacing w:after="10" w:before="0"/>
               <w:ind w:left="120"/>
             </w:pPr>
-            <w:hyperlink w:history="1" r:id="rIdj0rajlcsnuspfwhvqfo7k">
+            <w:hyperlink w:history="1" r:id="rIdskoacnjaksgdrftl5xsmd">
               <w:r>
                 <w:rPr>
                   <w:rFonts w:ascii="Arial" w:cs="Arial" w:eastAsia="Arial" w:hAnsi="Arial"/>
@@ -3852,7 +4023,7 @@
             <w:pPr>
               <w:spacing w:after="20" w:before="0"/>
             </w:pPr>
-            <w:hyperlink w:history="1" r:id="rIdyazddjbvhzuhnaj3gkabu">
+            <w:hyperlink w:history="1" r:id="rIdrxcoxxxezszd2d-7abod-">
               <w:r>
                 <w:rPr>
                   <w:rFonts w:ascii="Arial" w:cs="Arial" w:eastAsia="Arial" w:hAnsi="Arial"/>
@@ -3885,7 +4056,7 @@
               <w:spacing w:after="10" w:before="0"/>
               <w:ind w:left="120"/>
             </w:pPr>
-            <w:hyperlink w:history="1" r:id="rId9u0g1wv9mxdeoabbh-rq2">
+            <w:hyperlink w:history="1" r:id="rId50rd-55p8abpbgmayya3y">
               <w:r>
                 <w:rPr>
                   <w:rFonts w:ascii="Arial" w:cs="Arial" w:eastAsia="Arial" w:hAnsi="Arial"/>
@@ -4080,7 +4251,7 @@
             <w:pPr>
               <w:spacing w:after="20" w:before="0"/>
             </w:pPr>
-            <w:hyperlink w:history="1" r:id="rIdpl1ctzfc9wwecyrf2djmt">
+            <w:hyperlink w:history="1" r:id="rIdqzjklqiu2nmcmjwruzjhi">
               <w:r>
                 <w:rPr>
                   <w:rFonts w:ascii="Arial" w:cs="Arial" w:eastAsia="Arial" w:hAnsi="Arial"/>
@@ -4113,7 +4284,7 @@
               <w:spacing w:after="10" w:before="0"/>
               <w:ind w:left="120"/>
             </w:pPr>
-            <w:hyperlink w:history="1" r:id="rIdq-asdhwjshbfed_waztkt">
+            <w:hyperlink w:history="1" r:id="rIdgrixo6knrsugz6mxzrehm">
               <w:r>
                 <w:rPr>
                   <w:rFonts w:ascii="Arial" w:cs="Arial" w:eastAsia="Arial" w:hAnsi="Arial"/>
@@ -4158,7 +4329,7 @@
             <w:pPr>
               <w:spacing w:after="20" w:before="0"/>
             </w:pPr>
-            <w:hyperlink w:history="1" r:id="rId8u0r9kd_d6utkivtffpp2">
+            <w:hyperlink w:history="1" r:id="rId2f_lhlr-k7hr3tg0ti5oz">
               <w:r>
                 <w:rPr>
                   <w:rFonts w:ascii="Arial" w:cs="Arial" w:eastAsia="Arial" w:hAnsi="Arial"/>
@@ -4191,7 +4362,7 @@
               <w:spacing w:after="10" w:before="0"/>
               <w:ind w:left="120"/>
             </w:pPr>
-            <w:hyperlink w:history="1" r:id="rId8woxxjqgdfntl0fzd_bqu">
+            <w:hyperlink w:history="1" r:id="rIdgm9btabpkydtif2zrol00">
               <w:r>
                 <w:rPr>
                   <w:rFonts w:ascii="Arial" w:cs="Arial" w:eastAsia="Arial" w:hAnsi="Arial"/>
@@ -4386,7 +4557,7 @@
             <w:pPr>
               <w:spacing w:after="20" w:before="0"/>
             </w:pPr>
-            <w:hyperlink w:history="1" r:id="rIddm3lw-xsvqub-tjakf2pb">
+            <w:hyperlink w:history="1" r:id="rId7w4senkfagoi24agjxfnm">
               <w:r>
                 <w:rPr>
                   <w:rFonts w:ascii="Arial" w:cs="Arial" w:eastAsia="Arial" w:hAnsi="Arial"/>
@@ -4419,7 +4590,7 @@
               <w:spacing w:after="10" w:before="0"/>
               <w:ind w:left="120"/>
             </w:pPr>
-            <w:hyperlink w:history="1" r:id="rIdgbpvihtd9v9tocuitq6zc">
+            <w:hyperlink w:history="1" r:id="rIdv4y4lg4xw1devmuy7fbm-">
               <w:r>
                 <w:rPr>
                   <w:rFonts w:ascii="Arial" w:cs="Arial" w:eastAsia="Arial" w:hAnsi="Arial"/>
@@ -4464,7 +4635,7 @@
             <w:pPr>
               <w:spacing w:after="20" w:before="0"/>
             </w:pPr>
-            <w:hyperlink w:history="1" r:id="rIdkpqtcrp8fxyafog_oycl4">
+            <w:hyperlink w:history="1" r:id="rIdhceh4i6ceprsa2bmupxus">
               <w:r>
                 <w:rPr>
                   <w:rFonts w:ascii="Arial" w:cs="Arial" w:eastAsia="Arial" w:hAnsi="Arial"/>
@@ -4497,7 +4668,7 @@
               <w:spacing w:after="10" w:before="0"/>
               <w:ind w:left="120"/>
             </w:pPr>
-            <w:hyperlink w:history="1" r:id="rIdzyru_ykruqttptv72q86j">
+            <w:hyperlink w:history="1" r:id="rIdyjct4elxswlzm-v3wus2l">
               <w:r>
                 <w:rPr>
                   <w:rFonts w:ascii="Arial" w:cs="Arial" w:eastAsia="Arial" w:hAnsi="Arial"/>
@@ -4692,7 +4863,7 @@
             <w:pPr>
               <w:spacing w:after="20" w:before="0"/>
             </w:pPr>
-            <w:hyperlink w:history="1" r:id="rIdhyj0pi5vnmgzdvm6mx6ce">
+            <w:hyperlink w:history="1" r:id="rIdzyhtdafe2ukkvcnhasxq9">
               <w:r>
                 <w:rPr>
                   <w:rFonts w:ascii="Arial" w:cs="Arial" w:eastAsia="Arial" w:hAnsi="Arial"/>
@@ -4725,7 +4896,7 @@
               <w:spacing w:after="10" w:before="0"/>
               <w:ind w:left="120"/>
             </w:pPr>
-            <w:hyperlink w:history="1" r:id="rIdiyqzbhltvxwqdneuylw_w">
+            <w:hyperlink w:history="1" r:id="rIdtos287pq3lvvz5e71-43k">
               <w:r>
                 <w:rPr>
                   <w:rFonts w:ascii="Arial" w:cs="Arial" w:eastAsia="Arial" w:hAnsi="Arial"/>
@@ -4770,7 +4941,7 @@
             <w:pPr>
               <w:spacing w:after="20" w:before="0"/>
             </w:pPr>
-            <w:hyperlink w:history="1" r:id="rIdyg2vs0-m0orxgymuxfvfx">
+            <w:hyperlink w:history="1" r:id="rIdahrbg552xgzrf00mneo3n">
               <w:r>
                 <w:rPr>
                   <w:rFonts w:ascii="Arial" w:cs="Arial" w:eastAsia="Arial" w:hAnsi="Arial"/>
@@ -4803,7 +4974,7 @@
               <w:spacing w:after="10" w:before="0"/>
               <w:ind w:left="120"/>
             </w:pPr>
-            <w:hyperlink w:history="1" r:id="rIdrsy77gxpa71shmac7kkxr">
+            <w:hyperlink w:history="1" r:id="rId75zi-zc_xyj-iruxvzjiu">
               <w:r>
                 <w:rPr>
                   <w:rFonts w:ascii="Arial" w:cs="Arial" w:eastAsia="Arial" w:hAnsi="Arial"/>
@@ -5375,6 +5546,65 @@
         </w:tc>
       </w:tr>
     </w:tbl>
+    <w:p>
+      <w:pPr>
+        <w:pBdr>
+          <w:top w:val="single" w:color="BBBBBB" w:sz="4" w:space="4"/>
+        </w:pBdr>
+        <w:spacing w:after="0" w:before="160"/>
+      </w:pPr>
+      <w:r>
+        <w:rPr>
+          <w:rFonts w:ascii="Arial" w:cs="Arial" w:eastAsia="Arial" w:hAnsi="Arial"/>
+          <w:color w:val="666666"/>
+          <w:sz w:val="14"/>
+          <w:szCs w:val="14"/>
+        </w:rPr>
+        <w:t xml:space="preserve">© 2026 SeaVuria and ARES. Aligned with KICD objectives. Developed by SeaVuria; technical implementation by ARES (with AI assistance from Claude). Licensed under </w:t>
+      </w:r>
+      <w:hyperlink w:history="1" r:id="rId_ylqdzc-nrzrypchxbmsw">
+        <w:r>
+          <w:rPr>
+            <w:rFonts w:ascii="Arial" w:cs="Arial" w:eastAsia="Arial" w:hAnsi="Arial"/>
+            <w:color w:val="1F6B75"/>
+            <w:sz w:val="14"/>
+            <w:szCs w:val="14"/>
+            <w:u w:val="single" w:color="1F6B75"/>
+          </w:rPr>
+          <w:t xml:space="preserve">CC BY-NC 4.0</w:t>
+        </w:r>
+      </w:hyperlink>
+      <w:r>
+        <w:rPr>
+          <w:rFonts w:ascii="Arial" w:cs="Arial" w:eastAsia="Arial" w:hAnsi="Arial"/>
+          <w:color w:val="666666"/>
+          <w:sz w:val="14"/>
+          <w:szCs w:val="14"/>
+        </w:rPr>
+        <w:t xml:space="preserve"> (</w:t>
+      </w:r>
+      <w:hyperlink w:history="1" r:id="rIdso6wjti2kkl9rbwjso5wn">
+        <w:r>
+          <w:rPr>
+            <w:rFonts w:ascii="Arial" w:cs="Arial" w:eastAsia="Arial" w:hAnsi="Arial"/>
+            <w:color w:val="1F6B75"/>
+            <w:sz w:val="14"/>
+            <w:szCs w:val="14"/>
+            <w:u w:val="single" w:color="1F6B75"/>
+          </w:rPr>
+          <w:t xml:space="preserve">https://creativecommons.org/licenses/by-nc/4.0/</w:t>
+        </w:r>
+      </w:hyperlink>
+      <w:r>
+        <w:rPr>
+          <w:rFonts w:ascii="Arial" w:cs="Arial" w:eastAsia="Arial" w:hAnsi="Arial"/>
+          <w:color w:val="666666"/>
+          <w:sz w:val="14"/>
+          <w:szCs w:val="14"/>
+        </w:rPr>
+        <w:t xml:space="preserve">).</w:t>
+      </w:r>
+    </w:p>
     <w:p>
       <w:r>
         <w:br w:type="page"/>
@@ -6449,7 +6679,7 @@
             <w:pPr>
               <w:spacing w:after="20" w:before="0"/>
             </w:pPr>
-            <w:hyperlink w:history="1" r:id="rIdvjijhjpxv7kbo-asloe1e">
+            <w:hyperlink w:history="1" r:id="rIdzda5u7xriemgvorintkz9">
               <w:r>
                 <w:rPr>
                   <w:rFonts w:ascii="Arial" w:cs="Arial" w:eastAsia="Arial" w:hAnsi="Arial"/>
@@ -6482,7 +6712,7 @@
               <w:spacing w:after="10" w:before="0"/>
               <w:ind w:left="120"/>
             </w:pPr>
-            <w:hyperlink w:history="1" r:id="rId7from4dtowoq0fgxjvdod">
+            <w:hyperlink w:history="1" r:id="rIdxhmmx8-x8vfvqiv_l456t">
               <w:r>
                 <w:rPr>
                   <w:rFonts w:ascii="Arial" w:cs="Arial" w:eastAsia="Arial" w:hAnsi="Arial"/>
@@ -6527,7 +6757,7 @@
             <w:pPr>
               <w:spacing w:after="20" w:before="0"/>
             </w:pPr>
-            <w:hyperlink w:history="1" r:id="rId8shhmux7iebo-gl2hm4v1">
+            <w:hyperlink w:history="1" r:id="rIdjo2wggtbwbptwil9axbxu">
               <w:r>
                 <w:rPr>
                   <w:rFonts w:ascii="Arial" w:cs="Arial" w:eastAsia="Arial" w:hAnsi="Arial"/>
@@ -6560,7 +6790,7 @@
               <w:spacing w:after="10" w:before="0"/>
               <w:ind w:left="120"/>
             </w:pPr>
-            <w:hyperlink w:history="1" r:id="rIdajxkztuk5zbbj9vzlmr5d">
+            <w:hyperlink w:history="1" r:id="rIdo4z8fvtzxobf5b5_iamgu">
               <w:r>
                 <w:rPr>
                   <w:rFonts w:ascii="Arial" w:cs="Arial" w:eastAsia="Arial" w:hAnsi="Arial"/>
@@ -6755,7 +6985,7 @@
             <w:pPr>
               <w:spacing w:after="20" w:before="0"/>
             </w:pPr>
-            <w:hyperlink w:history="1" r:id="rIdyysx_h5u-yf1sxkryaje7">
+            <w:hyperlink w:history="1" r:id="rId5nntxxxg1o794cu04ghgo">
               <w:r>
                 <w:rPr>
                   <w:rFonts w:ascii="Arial" w:cs="Arial" w:eastAsia="Arial" w:hAnsi="Arial"/>
@@ -6788,7 +7018,7 @@
               <w:spacing w:after="10" w:before="0"/>
               <w:ind w:left="120"/>
             </w:pPr>
-            <w:hyperlink w:history="1" r:id="rIds1vb2li7h-mcomciqt-z5">
+            <w:hyperlink w:history="1" r:id="rId842zi6yzbnz-ak05xbdpv">
               <w:r>
                 <w:rPr>
                   <w:rFonts w:ascii="Arial" w:cs="Arial" w:eastAsia="Arial" w:hAnsi="Arial"/>
@@ -6833,7 +7063,7 @@
             <w:pPr>
               <w:spacing w:after="20" w:before="0"/>
             </w:pPr>
-            <w:hyperlink w:history="1" r:id="rIdc2r1u0pkpvzvy5ejwz0bs">
+            <w:hyperlink w:history="1" r:id="rIdloodisnr3jelzguhb47rt">
               <w:r>
                 <w:rPr>
                   <w:rFonts w:ascii="Arial" w:cs="Arial" w:eastAsia="Arial" w:hAnsi="Arial"/>
@@ -6866,7 +7096,7 @@
               <w:spacing w:after="10" w:before="0"/>
               <w:ind w:left="120"/>
             </w:pPr>
-            <w:hyperlink w:history="1" r:id="rIdkhsqzbsmuj1dhzlguubrr">
+            <w:hyperlink w:history="1" r:id="rIdyj354t3xzzwqsha84n5yb">
               <w:r>
                 <w:rPr>
                   <w:rFonts w:ascii="Arial" w:cs="Arial" w:eastAsia="Arial" w:hAnsi="Arial"/>
@@ -7061,7 +7291,7 @@
             <w:pPr>
               <w:spacing w:after="20" w:before="0"/>
             </w:pPr>
-            <w:hyperlink w:history="1" r:id="rId-kopbgmj44ul7ukwx7yck">
+            <w:hyperlink w:history="1" r:id="rIdo8qvyq3oc-g9jcrk6go_m">
               <w:r>
                 <w:rPr>
                   <w:rFonts w:ascii="Arial" w:cs="Arial" w:eastAsia="Arial" w:hAnsi="Arial"/>
@@ -7094,7 +7324,7 @@
               <w:spacing w:after="10" w:before="0"/>
               <w:ind w:left="120"/>
             </w:pPr>
-            <w:hyperlink w:history="1" r:id="rId8sk3hwpdreeo891c-qleb">
+            <w:hyperlink w:history="1" r:id="rIdvmbwzc8zgyy87droukofu">
               <w:r>
                 <w:rPr>
                   <w:rFonts w:ascii="Arial" w:cs="Arial" w:eastAsia="Arial" w:hAnsi="Arial"/>
@@ -7139,7 +7369,7 @@
             <w:pPr>
               <w:spacing w:after="20" w:before="0"/>
             </w:pPr>
-            <w:hyperlink w:history="1" r:id="rIdjij0-yjbsykte1yf49c9x">
+            <w:hyperlink w:history="1" r:id="rIdsn11r9d0jzzueprgdwoi2">
               <w:r>
                 <w:rPr>
                   <w:rFonts w:ascii="Arial" w:cs="Arial" w:eastAsia="Arial" w:hAnsi="Arial"/>
@@ -7172,7 +7402,7 @@
               <w:spacing w:after="10" w:before="0"/>
               <w:ind w:left="120"/>
             </w:pPr>
-            <w:hyperlink w:history="1" r:id="rIdj61hfa8ozw0krgyc4gzg3">
+            <w:hyperlink w:history="1" r:id="rIdlfcooaobign-ruo1ft-l-">
               <w:r>
                 <w:rPr>
                   <w:rFonts w:ascii="Arial" w:cs="Arial" w:eastAsia="Arial" w:hAnsi="Arial"/>
@@ -7367,7 +7597,7 @@
             <w:pPr>
               <w:spacing w:after="20" w:before="0"/>
             </w:pPr>
-            <w:hyperlink w:history="1" r:id="rIdzdpn0qmywrxeyoelwhszz">
+            <w:hyperlink w:history="1" r:id="rIdku5grkhwzaafhgauv7k41">
               <w:r>
                 <w:rPr>
                   <w:rFonts w:ascii="Arial" w:cs="Arial" w:eastAsia="Arial" w:hAnsi="Arial"/>
@@ -7400,7 +7630,7 @@
               <w:spacing w:after="10" w:before="0"/>
               <w:ind w:left="120"/>
             </w:pPr>
-            <w:hyperlink w:history="1" r:id="rIdgvwzwrckvqkwwoqfqdvkj">
+            <w:hyperlink w:history="1" r:id="rIdf_zdsgws1-zeodyfujrvn">
               <w:r>
                 <w:rPr>
                   <w:rFonts w:ascii="Arial" w:cs="Arial" w:eastAsia="Arial" w:hAnsi="Arial"/>
@@ -7445,7 +7675,7 @@
             <w:pPr>
               <w:spacing w:after="20" w:before="0"/>
             </w:pPr>
-            <w:hyperlink w:history="1" r:id="rId1fytjcxmxusw9ra6hypdc">
+            <w:hyperlink w:history="1" r:id="rIdo5znlzuepo6g_npaunela">
               <w:r>
                 <w:rPr>
                   <w:rFonts w:ascii="Arial" w:cs="Arial" w:eastAsia="Arial" w:hAnsi="Arial"/>
@@ -7478,7 +7708,7 @@
               <w:spacing w:after="10" w:before="0"/>
               <w:ind w:left="120"/>
             </w:pPr>
-            <w:hyperlink w:history="1" r:id="rIdk0dbzzazwlpcjjikmb52-">
+            <w:hyperlink w:history="1" r:id="rIdvf2rfrqm6eox22buydkul">
               <w:r>
                 <w:rPr>
                   <w:rFonts w:ascii="Arial" w:cs="Arial" w:eastAsia="Arial" w:hAnsi="Arial"/>
@@ -7673,7 +7903,7 @@
             <w:pPr>
               <w:spacing w:after="20" w:before="0"/>
             </w:pPr>
-            <w:hyperlink w:history="1" r:id="rIdbrmglhue5v64s2gtyvft6">
+            <w:hyperlink w:history="1" r:id="rId_kysojgrdpfzj6fdsrawa">
               <w:r>
                 <w:rPr>
                   <w:rFonts w:ascii="Arial" w:cs="Arial" w:eastAsia="Arial" w:hAnsi="Arial"/>
@@ -7706,7 +7936,7 @@
               <w:spacing w:after="10" w:before="0"/>
               <w:ind w:left="120"/>
             </w:pPr>
-            <w:hyperlink w:history="1" r:id="rId8q1tp18zuyaihbibb3o_l">
+            <w:hyperlink w:history="1" r:id="rIdrvouk_nraktl3r4xbgpd9">
               <w:r>
                 <w:rPr>
                   <w:rFonts w:ascii="Arial" w:cs="Arial" w:eastAsia="Arial" w:hAnsi="Arial"/>
@@ -7751,7 +7981,7 @@
             <w:pPr>
               <w:spacing w:after="20" w:before="0"/>
             </w:pPr>
-            <w:hyperlink w:history="1" r:id="rIdoth5qjhm8rntufksqvqtz">
+            <w:hyperlink w:history="1" r:id="rIdzhmi_s4qtwzw-9bdnnbaj">
               <w:r>
                 <w:rPr>
                   <w:rFonts w:ascii="Arial" w:cs="Arial" w:eastAsia="Arial" w:hAnsi="Arial"/>
@@ -7784,7 +8014,7 @@
               <w:spacing w:after="10" w:before="0"/>
               <w:ind w:left="120"/>
             </w:pPr>
-            <w:hyperlink w:history="1" r:id="rIdwzrovk0nrist_s28e_cmr">
+            <w:hyperlink w:history="1" r:id="rId3qhrnllom-i8ohdscvxll">
               <w:r>
                 <w:rPr>
                   <w:rFonts w:ascii="Arial" w:cs="Arial" w:eastAsia="Arial" w:hAnsi="Arial"/>
@@ -8280,6 +8510,65 @@
         </w:tc>
       </w:tr>
     </w:tbl>
+    <w:p>
+      <w:pPr>
+        <w:pBdr>
+          <w:top w:val="single" w:color="BBBBBB" w:sz="4" w:space="4"/>
+        </w:pBdr>
+        <w:spacing w:after="0" w:before="160"/>
+      </w:pPr>
+      <w:r>
+        <w:rPr>
+          <w:rFonts w:ascii="Arial" w:cs="Arial" w:eastAsia="Arial" w:hAnsi="Arial"/>
+          <w:color w:val="666666"/>
+          <w:sz w:val="14"/>
+          <w:szCs w:val="14"/>
+        </w:rPr>
+        <w:t xml:space="preserve">© 2026 SeaVuria and ARES. Aligned with KICD objectives. Developed by SeaVuria; technical implementation by ARES (with AI assistance from Claude). Licensed under </w:t>
+      </w:r>
+      <w:hyperlink w:history="1" r:id="rIdn1c4kl_tfgi0l39uuiqpc">
+        <w:r>
+          <w:rPr>
+            <w:rFonts w:ascii="Arial" w:cs="Arial" w:eastAsia="Arial" w:hAnsi="Arial"/>
+            <w:color w:val="1F6B75"/>
+            <w:sz w:val="14"/>
+            <w:szCs w:val="14"/>
+            <w:u w:val="single" w:color="1F6B75"/>
+          </w:rPr>
+          <w:t xml:space="preserve">CC BY-NC 4.0</w:t>
+        </w:r>
+      </w:hyperlink>
+      <w:r>
+        <w:rPr>
+          <w:rFonts w:ascii="Arial" w:cs="Arial" w:eastAsia="Arial" w:hAnsi="Arial"/>
+          <w:color w:val="666666"/>
+          <w:sz w:val="14"/>
+          <w:szCs w:val="14"/>
+        </w:rPr>
+        <w:t xml:space="preserve"> (</w:t>
+      </w:r>
+      <w:hyperlink w:history="1" r:id="rIdf3rx6rqguvdw_ktidgndt">
+        <w:r>
+          <w:rPr>
+            <w:rFonts w:ascii="Arial" w:cs="Arial" w:eastAsia="Arial" w:hAnsi="Arial"/>
+            <w:color w:val="1F6B75"/>
+            <w:sz w:val="14"/>
+            <w:szCs w:val="14"/>
+            <w:u w:val="single" w:color="1F6B75"/>
+          </w:rPr>
+          <w:t xml:space="preserve">https://creativecommons.org/licenses/by-nc/4.0/</w:t>
+        </w:r>
+      </w:hyperlink>
+      <w:r>
+        <w:rPr>
+          <w:rFonts w:ascii="Arial" w:cs="Arial" w:eastAsia="Arial" w:hAnsi="Arial"/>
+          <w:color w:val="666666"/>
+          <w:sz w:val="14"/>
+          <w:szCs w:val="14"/>
+        </w:rPr>
+        <w:t xml:space="preserve">).</w:t>
+      </w:r>
+    </w:p>
     <w:p>
       <w:r>
         <w:br w:type="page"/>
@@ -9271,7 +9560,7 @@
             <w:pPr>
               <w:spacing w:after="20" w:before="0"/>
             </w:pPr>
-            <w:hyperlink w:history="1" r:id="rIdli9ue6axtmnsqfakhu00t">
+            <w:hyperlink w:history="1" r:id="rIdih26dlqwgd1ylxuxia-bq">
               <w:r>
                 <w:rPr>
                   <w:rFonts w:ascii="Arial" w:cs="Arial" w:eastAsia="Arial" w:hAnsi="Arial"/>
@@ -9304,7 +9593,7 @@
               <w:spacing w:after="10" w:before="0"/>
               <w:ind w:left="120"/>
             </w:pPr>
-            <w:hyperlink w:history="1" r:id="rIdybmis4ybe3reeggkdxghc">
+            <w:hyperlink w:history="1" r:id="rIdas8lm15ulssgcpmuqg61x">
               <w:r>
                 <w:rPr>
                   <w:rFonts w:ascii="Arial" w:cs="Arial" w:eastAsia="Arial" w:hAnsi="Arial"/>
@@ -9349,7 +9638,7 @@
             <w:pPr>
               <w:spacing w:after="20" w:before="0"/>
             </w:pPr>
-            <w:hyperlink w:history="1" r:id="rIdxnwga9hoqyb5x3wsj8tv1">
+            <w:hyperlink w:history="1" r:id="rId90zwi1afp_2q92bifuzt1">
               <w:r>
                 <w:rPr>
                   <w:rFonts w:ascii="Arial" w:cs="Arial" w:eastAsia="Arial" w:hAnsi="Arial"/>
@@ -9382,7 +9671,7 @@
               <w:spacing w:after="10" w:before="0"/>
               <w:ind w:left="120"/>
             </w:pPr>
-            <w:hyperlink w:history="1" r:id="rIdnf4qovyhrlcmqs1yqbu_a">
+            <w:hyperlink w:history="1" r:id="rId4lvcflpdosyonkbavrxvm">
               <w:r>
                 <w:rPr>
                   <w:rFonts w:ascii="Arial" w:cs="Arial" w:eastAsia="Arial" w:hAnsi="Arial"/>
@@ -9577,7 +9866,7 @@
             <w:pPr>
               <w:spacing w:after="20" w:before="0"/>
             </w:pPr>
-            <w:hyperlink w:history="1" r:id="rIdduiqwoz6znu4yr5lq0wpi">
+            <w:hyperlink w:history="1" r:id="rIdhkwan3qrhhxcukwakwjcs">
               <w:r>
                 <w:rPr>
                   <w:rFonts w:ascii="Arial" w:cs="Arial" w:eastAsia="Arial" w:hAnsi="Arial"/>
@@ -9610,7 +9899,7 @@
               <w:spacing w:after="10" w:before="0"/>
               <w:ind w:left="120"/>
             </w:pPr>
-            <w:hyperlink w:history="1" r:id="rId7pfyysrtzbnkou31evldo">
+            <w:hyperlink w:history="1" r:id="rIdqmmp74henft1nmyb3zgun">
               <w:r>
                 <w:rPr>
                   <w:rFonts w:ascii="Arial" w:cs="Arial" w:eastAsia="Arial" w:hAnsi="Arial"/>
@@ -9655,7 +9944,7 @@
             <w:pPr>
               <w:spacing w:after="20" w:before="0"/>
             </w:pPr>
-            <w:hyperlink w:history="1" r:id="rIdyolapmo7igwry9yfhdegs">
+            <w:hyperlink w:history="1" r:id="rIdqoekwkhypan_dihrikq4w">
               <w:r>
                 <w:rPr>
                   <w:rFonts w:ascii="Arial" w:cs="Arial" w:eastAsia="Arial" w:hAnsi="Arial"/>
@@ -9688,7 +9977,7 @@
               <w:spacing w:after="10" w:before="0"/>
               <w:ind w:left="120"/>
             </w:pPr>
-            <w:hyperlink w:history="1" r:id="rIdedceebw2vxjkqrs5j5bqr">
+            <w:hyperlink w:history="1" r:id="rIdpcqdgw6hp1sz7hg8qihsk">
               <w:r>
                 <w:rPr>
                   <w:rFonts w:ascii="Arial" w:cs="Arial" w:eastAsia="Arial" w:hAnsi="Arial"/>
@@ -9883,7 +10172,7 @@
             <w:pPr>
               <w:spacing w:after="20" w:before="0"/>
             </w:pPr>
-            <w:hyperlink w:history="1" r:id="rIdgchlruyb78wdqfu5ro-le">
+            <w:hyperlink w:history="1" r:id="rIdaqiqq-bjbnfukfeyoqo5z">
               <w:r>
                 <w:rPr>
                   <w:rFonts w:ascii="Arial" w:cs="Arial" w:eastAsia="Arial" w:hAnsi="Arial"/>
@@ -9916,7 +10205,7 @@
               <w:spacing w:after="10" w:before="0"/>
               <w:ind w:left="120"/>
             </w:pPr>
-            <w:hyperlink w:history="1" r:id="rIdpn_ccx7fdmt1opwadfnu1">
+            <w:hyperlink w:history="1" r:id="rId5e96kpswnfp7g0svvhgtx">
               <w:r>
                 <w:rPr>
                   <w:rFonts w:ascii="Arial" w:cs="Arial" w:eastAsia="Arial" w:hAnsi="Arial"/>
@@ -9961,7 +10250,7 @@
             <w:pPr>
               <w:spacing w:after="20" w:before="0"/>
             </w:pPr>
-            <w:hyperlink w:history="1" r:id="rIdhdrmgjs30rra3mx0hbl5_">
+            <w:hyperlink w:history="1" r:id="rIdbknd3rolta9adhre1rfix">
               <w:r>
                 <w:rPr>
                   <w:rFonts w:ascii="Arial" w:cs="Arial" w:eastAsia="Arial" w:hAnsi="Arial"/>
@@ -9994,7 +10283,7 @@
               <w:spacing w:after="10" w:before="0"/>
               <w:ind w:left="120"/>
             </w:pPr>
-            <w:hyperlink w:history="1" r:id="rId3u6om7floseyq6j7f5ydr">
+            <w:hyperlink w:history="1" r:id="rIdfzb2cvsdpok9dsnxotc8t">
               <w:r>
                 <w:rPr>
                   <w:rFonts w:ascii="Arial" w:cs="Arial" w:eastAsia="Arial" w:hAnsi="Arial"/>
@@ -10189,7 +10478,7 @@
             <w:pPr>
               <w:spacing w:after="20" w:before="0"/>
             </w:pPr>
-            <w:hyperlink w:history="1" r:id="rIdyn1gctfemhdvmuljijwrg">
+            <w:hyperlink w:history="1" r:id="rId9tbxxm3hmjuwuxvpsr98t">
               <w:r>
                 <w:rPr>
                   <w:rFonts w:ascii="Arial" w:cs="Arial" w:eastAsia="Arial" w:hAnsi="Arial"/>
@@ -10222,7 +10511,7 @@
               <w:spacing w:after="10" w:before="0"/>
               <w:ind w:left="120"/>
             </w:pPr>
-            <w:hyperlink w:history="1" r:id="rId4pwrnhdr_tl8uhsuxrdyz">
+            <w:hyperlink w:history="1" r:id="rIdaufzyuswg6hsrfg9d2ufr">
               <w:r>
                 <w:rPr>
                   <w:rFonts w:ascii="Arial" w:cs="Arial" w:eastAsia="Arial" w:hAnsi="Arial"/>
@@ -10267,7 +10556,7 @@
             <w:pPr>
               <w:spacing w:after="20" w:before="0"/>
             </w:pPr>
-            <w:hyperlink w:history="1" r:id="rIde0tkxoylpowhe7jw6rgcv">
+            <w:hyperlink w:history="1" r:id="rIdjbmaxlgmyrrqi9je4a7ax">
               <w:r>
                 <w:rPr>
                   <w:rFonts w:ascii="Arial" w:cs="Arial" w:eastAsia="Arial" w:hAnsi="Arial"/>
@@ -10300,7 +10589,7 @@
               <w:spacing w:after="10" w:before="0"/>
               <w:ind w:left="120"/>
             </w:pPr>
-            <w:hyperlink w:history="1" r:id="rId6gmtv-r0uwlfuwgqddhsv">
+            <w:hyperlink w:history="1" r:id="rIdufqel3904wkl3vrk21dzy">
               <w:r>
                 <w:rPr>
                   <w:rFonts w:ascii="Arial" w:cs="Arial" w:eastAsia="Arial" w:hAnsi="Arial"/>
@@ -10495,7 +10784,7 @@
             <w:pPr>
               <w:spacing w:after="20" w:before="0"/>
             </w:pPr>
-            <w:hyperlink w:history="1" r:id="rIdn8axd1txbkatovztts-rz">
+            <w:hyperlink w:history="1" r:id="rIdxz_x4zwsupjrev-wj9g0y">
               <w:r>
                 <w:rPr>
                   <w:rFonts w:ascii="Arial" w:cs="Arial" w:eastAsia="Arial" w:hAnsi="Arial"/>
@@ -10528,7 +10817,7 @@
               <w:spacing w:after="10" w:before="0"/>
               <w:ind w:left="120"/>
             </w:pPr>
-            <w:hyperlink w:history="1" r:id="rIdthk_qrawobeudfr-tmic7">
+            <w:hyperlink w:history="1" r:id="rId2uabfnijmmxtrmhmqosuk">
               <w:r>
                 <w:rPr>
                   <w:rFonts w:ascii="Arial" w:cs="Arial" w:eastAsia="Arial" w:hAnsi="Arial"/>
@@ -10573,7 +10862,7 @@
             <w:pPr>
               <w:spacing w:after="20" w:before="0"/>
             </w:pPr>
-            <w:hyperlink w:history="1" r:id="rIdvhewgxw-fmkeza3qeuqin">
+            <w:hyperlink w:history="1" r:id="rIdwzundiqvt8e6vwvedx3x_">
               <w:r>
                 <w:rPr>
                   <w:rFonts w:ascii="Arial" w:cs="Arial" w:eastAsia="Arial" w:hAnsi="Arial"/>
@@ -10606,7 +10895,7 @@
               <w:spacing w:after="10" w:before="0"/>
               <w:ind w:left="120"/>
             </w:pPr>
-            <w:hyperlink w:history="1" r:id="rIdb82iuxvghdlqy0inkqkf2">
+            <w:hyperlink w:history="1" r:id="rId12hbcot80cmgftapp7_vp">
               <w:r>
                 <w:rPr>
                   <w:rFonts w:ascii="Arial" w:cs="Arial" w:eastAsia="Arial" w:hAnsi="Arial"/>
@@ -11102,6 +11391,65 @@
         </w:tc>
       </w:tr>
     </w:tbl>
+    <w:p>
+      <w:pPr>
+        <w:pBdr>
+          <w:top w:val="single" w:color="BBBBBB" w:sz="4" w:space="4"/>
+        </w:pBdr>
+        <w:spacing w:after="0" w:before="160"/>
+      </w:pPr>
+      <w:r>
+        <w:rPr>
+          <w:rFonts w:ascii="Arial" w:cs="Arial" w:eastAsia="Arial" w:hAnsi="Arial"/>
+          <w:color w:val="666666"/>
+          <w:sz w:val="14"/>
+          <w:szCs w:val="14"/>
+        </w:rPr>
+        <w:t xml:space="preserve">© 2026 SeaVuria and ARES. Aligned with KICD objectives. Developed by SeaVuria; technical implementation by ARES (with AI assistance from Claude). Licensed under </w:t>
+      </w:r>
+      <w:hyperlink w:history="1" r:id="rIdqlgkq8z18d4jbdukalktq">
+        <w:r>
+          <w:rPr>
+            <w:rFonts w:ascii="Arial" w:cs="Arial" w:eastAsia="Arial" w:hAnsi="Arial"/>
+            <w:color w:val="1F6B75"/>
+            <w:sz w:val="14"/>
+            <w:szCs w:val="14"/>
+            <w:u w:val="single" w:color="1F6B75"/>
+          </w:rPr>
+          <w:t xml:space="preserve">CC BY-NC 4.0</w:t>
+        </w:r>
+      </w:hyperlink>
+      <w:r>
+        <w:rPr>
+          <w:rFonts w:ascii="Arial" w:cs="Arial" w:eastAsia="Arial" w:hAnsi="Arial"/>
+          <w:color w:val="666666"/>
+          <w:sz w:val="14"/>
+          <w:szCs w:val="14"/>
+        </w:rPr>
+        <w:t xml:space="preserve"> (</w:t>
+      </w:r>
+      <w:hyperlink w:history="1" r:id="rId7fnrukggibc44htscd4bi">
+        <w:r>
+          <w:rPr>
+            <w:rFonts w:ascii="Arial" w:cs="Arial" w:eastAsia="Arial" w:hAnsi="Arial"/>
+            <w:color w:val="1F6B75"/>
+            <w:sz w:val="14"/>
+            <w:szCs w:val="14"/>
+            <w:u w:val="single" w:color="1F6B75"/>
+          </w:rPr>
+          <w:t xml:space="preserve">https://creativecommons.org/licenses/by-nc/4.0/</w:t>
+        </w:r>
+      </w:hyperlink>
+      <w:r>
+        <w:rPr>
+          <w:rFonts w:ascii="Arial" w:cs="Arial" w:eastAsia="Arial" w:hAnsi="Arial"/>
+          <w:color w:val="666666"/>
+          <w:sz w:val="14"/>
+          <w:szCs w:val="14"/>
+        </w:rPr>
+        <w:t xml:space="preserve">).</w:t>
+      </w:r>
+    </w:p>
     <w:p>
       <w:r>
         <w:br w:type="page"/>
@@ -12252,7 +12600,7 @@
             <w:pPr>
               <w:spacing w:after="20" w:before="0"/>
             </w:pPr>
-            <w:hyperlink w:history="1" r:id="rIdukunfcpoahf6nn2vx9kev">
+            <w:hyperlink w:history="1" r:id="rIdcxhwjjjcbdjycculvpir2">
               <w:r>
                 <w:rPr>
                   <w:rFonts w:ascii="Arial" w:cs="Arial" w:eastAsia="Arial" w:hAnsi="Arial"/>
@@ -12285,7 +12633,7 @@
               <w:spacing w:after="10" w:before="0"/>
               <w:ind w:left="120"/>
             </w:pPr>
-            <w:hyperlink w:history="1" r:id="rIdxpc-vsgyitgofwyxxzu-6">
+            <w:hyperlink w:history="1" r:id="rIdhkw97hh0jfyz2q5zfbuhy">
               <w:r>
                 <w:rPr>
                   <w:rFonts w:ascii="Arial" w:cs="Arial" w:eastAsia="Arial" w:hAnsi="Arial"/>
@@ -12330,7 +12678,7 @@
             <w:pPr>
               <w:spacing w:after="20" w:before="0"/>
             </w:pPr>
-            <w:hyperlink w:history="1" r:id="rId7eyejbfbntpojiz6zn9_y">
+            <w:hyperlink w:history="1" r:id="rIdtwa5a246tzquyrbpr57ep">
               <w:r>
                 <w:rPr>
                   <w:rFonts w:ascii="Arial" w:cs="Arial" w:eastAsia="Arial" w:hAnsi="Arial"/>
@@ -12363,7 +12711,7 @@
               <w:spacing w:after="10" w:before="0"/>
               <w:ind w:left="120"/>
             </w:pPr>
-            <w:hyperlink w:history="1" r:id="rId4xzmlp7az-xw_urfsgbe_">
+            <w:hyperlink w:history="1" r:id="rIddppmybbnkbckcqeardhvt">
               <w:r>
                 <w:rPr>
                   <w:rFonts w:ascii="Arial" w:cs="Arial" w:eastAsia="Arial" w:hAnsi="Arial"/>
@@ -12558,7 +12906,7 @@
             <w:pPr>
               <w:spacing w:after="20" w:before="0"/>
             </w:pPr>
-            <w:hyperlink w:history="1" r:id="rIda33dqpy_5l20t7tuvsa2e">
+            <w:hyperlink w:history="1" r:id="rIdhyr-a8sex6fhzjvn8a363">
               <w:r>
                 <w:rPr>
                   <w:rFonts w:ascii="Arial" w:cs="Arial" w:eastAsia="Arial" w:hAnsi="Arial"/>
@@ -12591,7 +12939,7 @@
               <w:spacing w:after="10" w:before="0"/>
               <w:ind w:left="120"/>
             </w:pPr>
-            <w:hyperlink w:history="1" r:id="rIdl7lp3sapcg__oxwjmta62">
+            <w:hyperlink w:history="1" r:id="rIdyf7p1tk6ulp51drefu3fs">
               <w:r>
                 <w:rPr>
                   <w:rFonts w:ascii="Arial" w:cs="Arial" w:eastAsia="Arial" w:hAnsi="Arial"/>
@@ -12636,7 +12984,7 @@
             <w:pPr>
               <w:spacing w:after="20" w:before="0"/>
             </w:pPr>
-            <w:hyperlink w:history="1" r:id="rIdqpscj22m8_x1fzeaz1ydc">
+            <w:hyperlink w:history="1" r:id="rIdjqcub60rinj2ortdguzgh">
               <w:r>
                 <w:rPr>
                   <w:rFonts w:ascii="Arial" w:cs="Arial" w:eastAsia="Arial" w:hAnsi="Arial"/>
@@ -12669,7 +13017,7 @@
               <w:spacing w:after="10" w:before="0"/>
               <w:ind w:left="120"/>
             </w:pPr>
-            <w:hyperlink w:history="1" r:id="rIdgpdcbhdkig7biwwxkc9yc">
+            <w:hyperlink w:history="1" r:id="rIdfqise_wlgzenkp2dbte8x">
               <w:r>
                 <w:rPr>
                   <w:rFonts w:ascii="Arial" w:cs="Arial" w:eastAsia="Arial" w:hAnsi="Arial"/>
@@ -12864,7 +13212,7 @@
             <w:pPr>
               <w:spacing w:after="20" w:before="0"/>
             </w:pPr>
-            <w:hyperlink w:history="1" r:id="rIdhk3hif27caerbrsartoht">
+            <w:hyperlink w:history="1" r:id="rIdivt3g6ymgh05jponyvtm6">
               <w:r>
                 <w:rPr>
                   <w:rFonts w:ascii="Arial" w:cs="Arial" w:eastAsia="Arial" w:hAnsi="Arial"/>
@@ -12897,7 +13245,7 @@
               <w:spacing w:after="10" w:before="0"/>
               <w:ind w:left="120"/>
             </w:pPr>
-            <w:hyperlink w:history="1" r:id="rId5voerjyxr4duxiv4mob-d">
+            <w:hyperlink w:history="1" r:id="rId2vsqecqhgqz7zovlaqrxn">
               <w:r>
                 <w:rPr>
                   <w:rFonts w:ascii="Arial" w:cs="Arial" w:eastAsia="Arial" w:hAnsi="Arial"/>
@@ -12942,7 +13290,7 @@
             <w:pPr>
               <w:spacing w:after="20" w:before="0"/>
             </w:pPr>
-            <w:hyperlink w:history="1" r:id="rId_hgf-kvlo42p9zx6cvp7r">
+            <w:hyperlink w:history="1" r:id="rIdzg3qquefmxp3nn3wz3-tq">
               <w:r>
                 <w:rPr>
                   <w:rFonts w:ascii="Arial" w:cs="Arial" w:eastAsia="Arial" w:hAnsi="Arial"/>
@@ -12975,7 +13323,7 @@
               <w:spacing w:after="10" w:before="0"/>
               <w:ind w:left="120"/>
             </w:pPr>
-            <w:hyperlink w:history="1" r:id="rIdy95pjw21puwfu-mybhxie">
+            <w:hyperlink w:history="1" r:id="rIdq7scqggsluabmg6a_grex">
               <w:r>
                 <w:rPr>
                   <w:rFonts w:ascii="Arial" w:cs="Arial" w:eastAsia="Arial" w:hAnsi="Arial"/>
@@ -13170,7 +13518,7 @@
             <w:pPr>
               <w:spacing w:after="20" w:before="0"/>
             </w:pPr>
-            <w:hyperlink w:history="1" r:id="rIdv9zwhxzh1k3-mvx8_kykl">
+            <w:hyperlink w:history="1" r:id="rIdjtiqm2jzxitslxffp2eyf">
               <w:r>
                 <w:rPr>
                   <w:rFonts w:ascii="Arial" w:cs="Arial" w:eastAsia="Arial" w:hAnsi="Arial"/>
@@ -13203,7 +13551,7 @@
               <w:spacing w:after="10" w:before="0"/>
               <w:ind w:left="120"/>
             </w:pPr>
-            <w:hyperlink w:history="1" r:id="rIdwd1gpsfzvbqpxly6glwng">
+            <w:hyperlink w:history="1" r:id="rId-jsgm6jievxeoqpi-hare">
               <w:r>
                 <w:rPr>
                   <w:rFonts w:ascii="Arial" w:cs="Arial" w:eastAsia="Arial" w:hAnsi="Arial"/>
@@ -13248,7 +13596,7 @@
             <w:pPr>
               <w:spacing w:after="20" w:before="0"/>
             </w:pPr>
-            <w:hyperlink w:history="1" r:id="rIdvzftqrnx9xo1huecez-pr">
+            <w:hyperlink w:history="1" r:id="rIdj81krqencou6uuae524wr">
               <w:r>
                 <w:rPr>
                   <w:rFonts w:ascii="Arial" w:cs="Arial" w:eastAsia="Arial" w:hAnsi="Arial"/>
@@ -13281,7 +13629,7 @@
               <w:spacing w:after="10" w:before="0"/>
               <w:ind w:left="120"/>
             </w:pPr>
-            <w:hyperlink w:history="1" r:id="rIdvkjqruknrurzdstvlo1up">
+            <w:hyperlink w:history="1" r:id="rIdz6heizzfipys6oczd6o3g">
               <w:r>
                 <w:rPr>
                   <w:rFonts w:ascii="Arial" w:cs="Arial" w:eastAsia="Arial" w:hAnsi="Arial"/>
@@ -13476,7 +13824,7 @@
             <w:pPr>
               <w:spacing w:after="20" w:before="0"/>
             </w:pPr>
-            <w:hyperlink w:history="1" r:id="rIdfmxak0ttlq65c2lmkgho6">
+            <w:hyperlink w:history="1" r:id="rIdo2mbaj7yje76zpatuwkua">
               <w:r>
                 <w:rPr>
                   <w:rFonts w:ascii="Arial" w:cs="Arial" w:eastAsia="Arial" w:hAnsi="Arial"/>
@@ -13509,7 +13857,7 @@
               <w:spacing w:after="10" w:before="0"/>
               <w:ind w:left="120"/>
             </w:pPr>
-            <w:hyperlink w:history="1" r:id="rIdkamhc9ddnssown7fdmcbl">
+            <w:hyperlink w:history="1" r:id="rIdnjki6sbjyreq7a-iitwa1">
               <w:r>
                 <w:rPr>
                   <w:rFonts w:ascii="Arial" w:cs="Arial" w:eastAsia="Arial" w:hAnsi="Arial"/>
@@ -13554,7 +13902,7 @@
             <w:pPr>
               <w:spacing w:after="20" w:before="0"/>
             </w:pPr>
-            <w:hyperlink w:history="1" r:id="rIddctqcqcjrgvfdtlyiivu9">
+            <w:hyperlink w:history="1" r:id="rIdj-gjgzrxuzev6kwpswf9l">
               <w:r>
                 <w:rPr>
                   <w:rFonts w:ascii="Arial" w:cs="Arial" w:eastAsia="Arial" w:hAnsi="Arial"/>
@@ -13587,7 +13935,7 @@
               <w:spacing w:after="10" w:before="0"/>
               <w:ind w:left="120"/>
             </w:pPr>
-            <w:hyperlink w:history="1" r:id="rIdarch8__8pmwf9vp6yyepm">
+            <w:hyperlink w:history="1" r:id="rIdf85fi5w3fsifwffb2u2-q">
               <w:r>
                 <w:rPr>
                   <w:rFonts w:ascii="Arial" w:cs="Arial" w:eastAsia="Arial" w:hAnsi="Arial"/>
@@ -14159,6 +14507,65 @@
         </w:tc>
       </w:tr>
     </w:tbl>
+    <w:p>
+      <w:pPr>
+        <w:pBdr>
+          <w:top w:val="single" w:color="BBBBBB" w:sz="4" w:space="4"/>
+        </w:pBdr>
+        <w:spacing w:after="0" w:before="160"/>
+      </w:pPr>
+      <w:r>
+        <w:rPr>
+          <w:rFonts w:ascii="Arial" w:cs="Arial" w:eastAsia="Arial" w:hAnsi="Arial"/>
+          <w:color w:val="666666"/>
+          <w:sz w:val="14"/>
+          <w:szCs w:val="14"/>
+        </w:rPr>
+        <w:t xml:space="preserve">© 2026 SeaVuria and ARES. Aligned with KICD objectives. Developed by SeaVuria; technical implementation by ARES (with AI assistance from Claude). Licensed under </w:t>
+      </w:r>
+      <w:hyperlink w:history="1" r:id="rIdxmadn2s8xema0dx3vsf3x">
+        <w:r>
+          <w:rPr>
+            <w:rFonts w:ascii="Arial" w:cs="Arial" w:eastAsia="Arial" w:hAnsi="Arial"/>
+            <w:color w:val="1F6B75"/>
+            <w:sz w:val="14"/>
+            <w:szCs w:val="14"/>
+            <w:u w:val="single" w:color="1F6B75"/>
+          </w:rPr>
+          <w:t xml:space="preserve">CC BY-NC 4.0</w:t>
+        </w:r>
+      </w:hyperlink>
+      <w:r>
+        <w:rPr>
+          <w:rFonts w:ascii="Arial" w:cs="Arial" w:eastAsia="Arial" w:hAnsi="Arial"/>
+          <w:color w:val="666666"/>
+          <w:sz w:val="14"/>
+          <w:szCs w:val="14"/>
+        </w:rPr>
+        <w:t xml:space="preserve"> (</w:t>
+      </w:r>
+      <w:hyperlink w:history="1" r:id="rIdv-vq1mc1p2sqdfoch_4n4">
+        <w:r>
+          <w:rPr>
+            <w:rFonts w:ascii="Arial" w:cs="Arial" w:eastAsia="Arial" w:hAnsi="Arial"/>
+            <w:color w:val="1F6B75"/>
+            <w:sz w:val="14"/>
+            <w:szCs w:val="14"/>
+            <w:u w:val="single" w:color="1F6B75"/>
+          </w:rPr>
+          <w:t xml:space="preserve">https://creativecommons.org/licenses/by-nc/4.0/</w:t>
+        </w:r>
+      </w:hyperlink>
+      <w:r>
+        <w:rPr>
+          <w:rFonts w:ascii="Arial" w:cs="Arial" w:eastAsia="Arial" w:hAnsi="Arial"/>
+          <w:color w:val="666666"/>
+          <w:sz w:val="14"/>
+          <w:szCs w:val="14"/>
+        </w:rPr>
+        <w:t xml:space="preserve">).</w:t>
+      </w:r>
+    </w:p>
     <w:p>
       <w:r>
         <w:br w:type="page"/>
@@ -15150,7 +15557,7 @@
             <w:pPr>
               <w:spacing w:after="20" w:before="0"/>
             </w:pPr>
-            <w:hyperlink w:history="1" r:id="rId4jp6ivnknbvkdxdbfzkyb">
+            <w:hyperlink w:history="1" r:id="rId1d-3ffxx26nm6lmavkiln">
               <w:r>
                 <w:rPr>
                   <w:rFonts w:ascii="Arial" w:cs="Arial" w:eastAsia="Arial" w:hAnsi="Arial"/>
@@ -15183,7 +15590,7 @@
               <w:spacing w:after="10" w:before="0"/>
               <w:ind w:left="120"/>
             </w:pPr>
-            <w:hyperlink w:history="1" r:id="rIdzcx1_4v8fqvddyl4rf6ek">
+            <w:hyperlink w:history="1" r:id="rIdmcyjtrzfjm8bl9cqmfbrf">
               <w:r>
                 <w:rPr>
                   <w:rFonts w:ascii="Arial" w:cs="Arial" w:eastAsia="Arial" w:hAnsi="Arial"/>
@@ -15228,7 +15635,7 @@
             <w:pPr>
               <w:spacing w:after="20" w:before="0"/>
             </w:pPr>
-            <w:hyperlink w:history="1" r:id="rIdifb12xlvlzvgjqgcsrbqe">
+            <w:hyperlink w:history="1" r:id="rIdjboiwxj0flbpqvwae3k8h">
               <w:r>
                 <w:rPr>
                   <w:rFonts w:ascii="Arial" w:cs="Arial" w:eastAsia="Arial" w:hAnsi="Arial"/>
@@ -15261,7 +15668,7 @@
               <w:spacing w:after="10" w:before="0"/>
               <w:ind w:left="120"/>
             </w:pPr>
-            <w:hyperlink w:history="1" r:id="rIdgzmbaz068bg78dqp3hfrd">
+            <w:hyperlink w:history="1" r:id="rId6ke_9n8fmv4bkvn0jtgig">
               <w:r>
                 <w:rPr>
                   <w:rFonts w:ascii="Arial" w:cs="Arial" w:eastAsia="Arial" w:hAnsi="Arial"/>
@@ -15456,7 +15863,7 @@
             <w:pPr>
               <w:spacing w:after="20" w:before="0"/>
             </w:pPr>
-            <w:hyperlink w:history="1" r:id="rId4zwgfjyigfw9fz3sdbcbw">
+            <w:hyperlink w:history="1" r:id="rIdquitmzrmoo87m-kysn0_q">
               <w:r>
                 <w:rPr>
                   <w:rFonts w:ascii="Arial" w:cs="Arial" w:eastAsia="Arial" w:hAnsi="Arial"/>
@@ -15489,7 +15896,7 @@
               <w:spacing w:after="10" w:before="0"/>
               <w:ind w:left="120"/>
             </w:pPr>
-            <w:hyperlink w:history="1" r:id="rId168cearbywv3gvx9c7q7u">
+            <w:hyperlink w:history="1" r:id="rIdavizoy-cgsrnlsnq4msd5">
               <w:r>
                 <w:rPr>
                   <w:rFonts w:ascii="Arial" w:cs="Arial" w:eastAsia="Arial" w:hAnsi="Arial"/>
@@ -15534,7 +15941,7 @@
             <w:pPr>
               <w:spacing w:after="20" w:before="0"/>
             </w:pPr>
-            <w:hyperlink w:history="1" r:id="rId-ztejjbeon6erszia2vvx">
+            <w:hyperlink w:history="1" r:id="rId_e0-iufsjwido8c9fqkhb">
               <w:r>
                 <w:rPr>
                   <w:rFonts w:ascii="Arial" w:cs="Arial" w:eastAsia="Arial" w:hAnsi="Arial"/>
@@ -15567,7 +15974,7 @@
               <w:spacing w:after="10" w:before="0"/>
               <w:ind w:left="120"/>
             </w:pPr>
-            <w:hyperlink w:history="1" r:id="rIdu-ji1jmgal7ibo9xg9zlb">
+            <w:hyperlink w:history="1" r:id="rId2kennxv7omyx2vubmduu9">
               <w:r>
                 <w:rPr>
                   <w:rFonts w:ascii="Arial" w:cs="Arial" w:eastAsia="Arial" w:hAnsi="Arial"/>
@@ -15762,7 +16169,7 @@
             <w:pPr>
               <w:spacing w:after="20" w:before="0"/>
             </w:pPr>
-            <w:hyperlink w:history="1" r:id="rIdmietvsokucjs77m3iwclq">
+            <w:hyperlink w:history="1" r:id="rIdbtfgm0xz70_6dnanno4yy">
               <w:r>
                 <w:rPr>
                   <w:rFonts w:ascii="Arial" w:cs="Arial" w:eastAsia="Arial" w:hAnsi="Arial"/>
@@ -15795,7 +16202,7 @@
               <w:spacing w:after="10" w:before="0"/>
               <w:ind w:left="120"/>
             </w:pPr>
-            <w:hyperlink w:history="1" r:id="rId3xqblxggzwpznivw78_dj">
+            <w:hyperlink w:history="1" r:id="rIdk-ajcbysxtdgce_3beuuc">
               <w:r>
                 <w:rPr>
                   <w:rFonts w:ascii="Arial" w:cs="Arial" w:eastAsia="Arial" w:hAnsi="Arial"/>
@@ -15840,7 +16247,7 @@
             <w:pPr>
               <w:spacing w:after="20" w:before="0"/>
             </w:pPr>
-            <w:hyperlink w:history="1" r:id="rIdciw-lyv_vx9rxawzyxpvp">
+            <w:hyperlink w:history="1" r:id="rIdnp0uc-4y8adjaxkeumqfz">
               <w:r>
                 <w:rPr>
                   <w:rFonts w:ascii="Arial" w:cs="Arial" w:eastAsia="Arial" w:hAnsi="Arial"/>
@@ -15873,7 +16280,7 @@
               <w:spacing w:after="10" w:before="0"/>
               <w:ind w:left="120"/>
             </w:pPr>
-            <w:hyperlink w:history="1" r:id="rId4oimeuy8udcufolod3nr6">
+            <w:hyperlink w:history="1" r:id="rIdj7ys0x4c3hbnt5xw2wnwk">
               <w:r>
                 <w:rPr>
                   <w:rFonts w:ascii="Arial" w:cs="Arial" w:eastAsia="Arial" w:hAnsi="Arial"/>
@@ -16068,7 +16475,7 @@
             <w:pPr>
               <w:spacing w:after="20" w:before="0"/>
             </w:pPr>
-            <w:hyperlink w:history="1" r:id="rIdjd2kohb7ccitjbtlcf5fh">
+            <w:hyperlink w:history="1" r:id="rIdhzo8y04ispxt6jkbislyk">
               <w:r>
                 <w:rPr>
                   <w:rFonts w:ascii="Arial" w:cs="Arial" w:eastAsia="Arial" w:hAnsi="Arial"/>
@@ -16101,7 +16508,7 @@
               <w:spacing w:after="10" w:before="0"/>
               <w:ind w:left="120"/>
             </w:pPr>
-            <w:hyperlink w:history="1" r:id="rIdmqk6nzbtbs4kfcw0xaw3y">
+            <w:hyperlink w:history="1" r:id="rIdztg7eifvwrkpt1q2w3ih3">
               <w:r>
                 <w:rPr>
                   <w:rFonts w:ascii="Arial" w:cs="Arial" w:eastAsia="Arial" w:hAnsi="Arial"/>
@@ -16146,7 +16553,7 @@
             <w:pPr>
               <w:spacing w:after="20" w:before="0"/>
             </w:pPr>
-            <w:hyperlink w:history="1" r:id="rIdu_-_1wg2oblolyhz3k7t_">
+            <w:hyperlink w:history="1" r:id="rIdlyx6iugy0szatthssosr9">
               <w:r>
                 <w:rPr>
                   <w:rFonts w:ascii="Arial" w:cs="Arial" w:eastAsia="Arial" w:hAnsi="Arial"/>
@@ -16179,7 +16586,7 @@
               <w:spacing w:after="10" w:before="0"/>
               <w:ind w:left="120"/>
             </w:pPr>
-            <w:hyperlink w:history="1" r:id="rIdo78ugecxfj8vx-8pdi6m9">
+            <w:hyperlink w:history="1" r:id="rIdwe2shwicepgrkgtq1hkfy">
               <w:r>
                 <w:rPr>
                   <w:rFonts w:ascii="Arial" w:cs="Arial" w:eastAsia="Arial" w:hAnsi="Arial"/>
@@ -16374,7 +16781,7 @@
             <w:pPr>
               <w:spacing w:after="20" w:before="0"/>
             </w:pPr>
-            <w:hyperlink w:history="1" r:id="rId0rffjm-ztfvx8kpryxewa">
+            <w:hyperlink w:history="1" r:id="rIdi7zkpv1fkk2llkyrfmpbe">
               <w:r>
                 <w:rPr>
                   <w:rFonts w:ascii="Arial" w:cs="Arial" w:eastAsia="Arial" w:hAnsi="Arial"/>
@@ -16407,7 +16814,7 @@
               <w:spacing w:after="10" w:before="0"/>
               <w:ind w:left="120"/>
             </w:pPr>
-            <w:hyperlink w:history="1" r:id="rIdyjq7lvxlik1zcwu_-u3kv">
+            <w:hyperlink w:history="1" r:id="rId4dwsa4ocx1cvz67edb5kd">
               <w:r>
                 <w:rPr>
                   <w:rFonts w:ascii="Arial" w:cs="Arial" w:eastAsia="Arial" w:hAnsi="Arial"/>
@@ -16452,7 +16859,7 @@
             <w:pPr>
               <w:spacing w:after="20" w:before="0"/>
             </w:pPr>
-            <w:hyperlink w:history="1" r:id="rIdvjdiwzjwy1i5zixecbbmx">
+            <w:hyperlink w:history="1" r:id="rIdq1al0ombv3mazgpdvfyxk">
               <w:r>
                 <w:rPr>
                   <w:rFonts w:ascii="Arial" w:cs="Arial" w:eastAsia="Arial" w:hAnsi="Arial"/>
@@ -16485,7 +16892,7 @@
               <w:spacing w:after="10" w:before="0"/>
               <w:ind w:left="120"/>
             </w:pPr>
-            <w:hyperlink w:history="1" r:id="rIdasxfb9m8xypqb2f824ucd">
+            <w:hyperlink w:history="1" r:id="rIddbgvjve2aarfnjllu31es">
               <w:r>
                 <w:rPr>
                   <w:rFonts w:ascii="Arial" w:cs="Arial" w:eastAsia="Arial" w:hAnsi="Arial"/>
@@ -16981,6 +17388,65 @@
         </w:tc>
       </w:tr>
     </w:tbl>
+    <w:p>
+      <w:pPr>
+        <w:pBdr>
+          <w:top w:val="single" w:color="BBBBBB" w:sz="4" w:space="4"/>
+        </w:pBdr>
+        <w:spacing w:after="0" w:before="160"/>
+      </w:pPr>
+      <w:r>
+        <w:rPr>
+          <w:rFonts w:ascii="Arial" w:cs="Arial" w:eastAsia="Arial" w:hAnsi="Arial"/>
+          <w:color w:val="666666"/>
+          <w:sz w:val="14"/>
+          <w:szCs w:val="14"/>
+        </w:rPr>
+        <w:t xml:space="preserve">© 2026 SeaVuria and ARES. Aligned with KICD objectives. Developed by SeaVuria; technical implementation by ARES (with AI assistance from Claude). Licensed under </w:t>
+      </w:r>
+      <w:hyperlink w:history="1" r:id="rId1peihzu746blhuwioi1wk">
+        <w:r>
+          <w:rPr>
+            <w:rFonts w:ascii="Arial" w:cs="Arial" w:eastAsia="Arial" w:hAnsi="Arial"/>
+            <w:color w:val="1F6B75"/>
+            <w:sz w:val="14"/>
+            <w:szCs w:val="14"/>
+            <w:u w:val="single" w:color="1F6B75"/>
+          </w:rPr>
+          <w:t xml:space="preserve">CC BY-NC 4.0</w:t>
+        </w:r>
+      </w:hyperlink>
+      <w:r>
+        <w:rPr>
+          <w:rFonts w:ascii="Arial" w:cs="Arial" w:eastAsia="Arial" w:hAnsi="Arial"/>
+          <w:color w:val="666666"/>
+          <w:sz w:val="14"/>
+          <w:szCs w:val="14"/>
+        </w:rPr>
+        <w:t xml:space="preserve"> (</w:t>
+      </w:r>
+      <w:hyperlink w:history="1" r:id="rIdqixwk5nllh9toranpsmm_">
+        <w:r>
+          <w:rPr>
+            <w:rFonts w:ascii="Arial" w:cs="Arial" w:eastAsia="Arial" w:hAnsi="Arial"/>
+            <w:color w:val="1F6B75"/>
+            <w:sz w:val="14"/>
+            <w:szCs w:val="14"/>
+            <w:u w:val="single" w:color="1F6B75"/>
+          </w:rPr>
+          <w:t xml:space="preserve">https://creativecommons.org/licenses/by-nc/4.0/</w:t>
+        </w:r>
+      </w:hyperlink>
+      <w:r>
+        <w:rPr>
+          <w:rFonts w:ascii="Arial" w:cs="Arial" w:eastAsia="Arial" w:hAnsi="Arial"/>
+          <w:color w:val="666666"/>
+          <w:sz w:val="14"/>
+          <w:szCs w:val="14"/>
+        </w:rPr>
+        <w:t xml:space="preserve">).</w:t>
+      </w:r>
+    </w:p>
     <w:p>
       <w:r>
         <w:br w:type="page"/>
@@ -17972,7 +18438,7 @@
             <w:pPr>
               <w:spacing w:after="20" w:before="0"/>
             </w:pPr>
-            <w:hyperlink w:history="1" r:id="rIds4557upde0naayu7sg-vp">
+            <w:hyperlink w:history="1" r:id="rIdwl1lgu5evfzhi9j8id_5a">
               <w:r>
                 <w:rPr>
                   <w:rFonts w:ascii="Arial" w:cs="Arial" w:eastAsia="Arial" w:hAnsi="Arial"/>
@@ -18005,7 +18471,7 @@
               <w:spacing w:after="10" w:before="0"/>
               <w:ind w:left="120"/>
             </w:pPr>
-            <w:hyperlink w:history="1" r:id="rIdaumllb8hhideduknqdrzj">
+            <w:hyperlink w:history="1" r:id="rIdwwzk5sddgrxjssixkudva">
               <w:r>
                 <w:rPr>
                   <w:rFonts w:ascii="Arial" w:cs="Arial" w:eastAsia="Arial" w:hAnsi="Arial"/>
@@ -18050,7 +18516,7 @@
             <w:pPr>
               <w:spacing w:after="20" w:before="0"/>
             </w:pPr>
-            <w:hyperlink w:history="1" r:id="rIdudleaocz1cw5g6--uxxzf">
+            <w:hyperlink w:history="1" r:id="rIdkitpx-o92iovfak_nu06k">
               <w:r>
                 <w:rPr>
                   <w:rFonts w:ascii="Arial" w:cs="Arial" w:eastAsia="Arial" w:hAnsi="Arial"/>
@@ -18083,7 +18549,7 @@
               <w:spacing w:after="10" w:before="0"/>
               <w:ind w:left="120"/>
             </w:pPr>
-            <w:hyperlink w:history="1" r:id="rIduxzgo7i28wvwagxienswk">
+            <w:hyperlink w:history="1" r:id="rIdhfomkiwyo8za1wjri2mfb">
               <w:r>
                 <w:rPr>
                   <w:rFonts w:ascii="Arial" w:cs="Arial" w:eastAsia="Arial" w:hAnsi="Arial"/>
@@ -18278,7 +18744,7 @@
             <w:pPr>
               <w:spacing w:after="20" w:before="0"/>
             </w:pPr>
-            <w:hyperlink w:history="1" r:id="rIdyw-yeziqyqy95gdebx0au">
+            <w:hyperlink w:history="1" r:id="rIdcpsqudzantayzbvyzuw5m">
               <w:r>
                 <w:rPr>
                   <w:rFonts w:ascii="Arial" w:cs="Arial" w:eastAsia="Arial" w:hAnsi="Arial"/>
@@ -18311,7 +18777,7 @@
               <w:spacing w:after="10" w:before="0"/>
               <w:ind w:left="120"/>
             </w:pPr>
-            <w:hyperlink w:history="1" r:id="rIdvuvmaidgg21-gkhaf5tzw">
+            <w:hyperlink w:history="1" r:id="rId2qxfskas0aal0etjle6ml">
               <w:r>
                 <w:rPr>
                   <w:rFonts w:ascii="Arial" w:cs="Arial" w:eastAsia="Arial" w:hAnsi="Arial"/>
@@ -18356,7 +18822,7 @@
             <w:pPr>
               <w:spacing w:after="20" w:before="0"/>
             </w:pPr>
-            <w:hyperlink w:history="1" r:id="rIdmspemiu5re8pn9vzmdgi8">
+            <w:hyperlink w:history="1" r:id="rId3x6b6tppirc7p85beiprw">
               <w:r>
                 <w:rPr>
                   <w:rFonts w:ascii="Arial" w:cs="Arial" w:eastAsia="Arial" w:hAnsi="Arial"/>
@@ -18389,7 +18855,7 @@
               <w:spacing w:after="10" w:before="0"/>
               <w:ind w:left="120"/>
             </w:pPr>
-            <w:hyperlink w:history="1" r:id="rIda4ikr-kum2jbfyn_ghhn0">
+            <w:hyperlink w:history="1" r:id="rIdyc0ogujktxufkv_b3kupa">
               <w:r>
                 <w:rPr>
                   <w:rFonts w:ascii="Arial" w:cs="Arial" w:eastAsia="Arial" w:hAnsi="Arial"/>
@@ -18584,7 +19050,7 @@
             <w:pPr>
               <w:spacing w:after="20" w:before="0"/>
             </w:pPr>
-            <w:hyperlink w:history="1" r:id="rIda2xg0-ith9rbpiwwow-ct">
+            <w:hyperlink w:history="1" r:id="rId5_fagjqhqiuqrfqnogme_">
               <w:r>
                 <w:rPr>
                   <w:rFonts w:ascii="Arial" w:cs="Arial" w:eastAsia="Arial" w:hAnsi="Arial"/>
@@ -18617,7 +19083,7 @@
               <w:spacing w:after="10" w:before="0"/>
               <w:ind w:left="120"/>
             </w:pPr>
-            <w:hyperlink w:history="1" r:id="rId0albhnssqopfyfkcnipip">
+            <w:hyperlink w:history="1" r:id="rId6fazqvkgtoe6mche8l289">
               <w:r>
                 <w:rPr>
                   <w:rFonts w:ascii="Arial" w:cs="Arial" w:eastAsia="Arial" w:hAnsi="Arial"/>
@@ -18662,7 +19128,7 @@
             <w:pPr>
               <w:spacing w:after="20" w:before="0"/>
             </w:pPr>
-            <w:hyperlink w:history="1" r:id="rId09fn9eqw_bf-uphl0z7zk">
+            <w:hyperlink w:history="1" r:id="rIdtc9ao4yai6iqjotvmbpb8">
               <w:r>
                 <w:rPr>
                   <w:rFonts w:ascii="Arial" w:cs="Arial" w:eastAsia="Arial" w:hAnsi="Arial"/>
@@ -18695,7 +19161,7 @@
               <w:spacing w:after="10" w:before="0"/>
               <w:ind w:left="120"/>
             </w:pPr>
-            <w:hyperlink w:history="1" r:id="rIdbzihmdpx7ytnylflycnsi">
+            <w:hyperlink w:history="1" r:id="rIdt-gcl7rof1f2hbf44aovy">
               <w:r>
                 <w:rPr>
                   <w:rFonts w:ascii="Arial" w:cs="Arial" w:eastAsia="Arial" w:hAnsi="Arial"/>
@@ -18890,7 +19356,7 @@
             <w:pPr>
               <w:spacing w:after="20" w:before="0"/>
             </w:pPr>
-            <w:hyperlink w:history="1" r:id="rIdis05yq-p7ukf_fbkgrw6s">
+            <w:hyperlink w:history="1" r:id="rIdso5n3blvqrnigzxj8tgpt">
               <w:r>
                 <w:rPr>
                   <w:rFonts w:ascii="Arial" w:cs="Arial" w:eastAsia="Arial" w:hAnsi="Arial"/>
@@ -18923,7 +19389,7 @@
               <w:spacing w:after="10" w:before="0"/>
               <w:ind w:left="120"/>
             </w:pPr>
-            <w:hyperlink w:history="1" r:id="rIdqs4wqusq9afhwf41cllen">
+            <w:hyperlink w:history="1" r:id="rIdbrhyx-mk4ztbiqxmn8d0q">
               <w:r>
                 <w:rPr>
                   <w:rFonts w:ascii="Arial" w:cs="Arial" w:eastAsia="Arial" w:hAnsi="Arial"/>
@@ -18968,7 +19434,7 @@
             <w:pPr>
               <w:spacing w:after="20" w:before="0"/>
             </w:pPr>
-            <w:hyperlink w:history="1" r:id="rIdm0ofq1yxozxmaa52wymjx">
+            <w:hyperlink w:history="1" r:id="rIdkwtfje5bakpfrefe9oazt">
               <w:r>
                 <w:rPr>
                   <w:rFonts w:ascii="Arial" w:cs="Arial" w:eastAsia="Arial" w:hAnsi="Arial"/>
@@ -19001,7 +19467,7 @@
               <w:spacing w:after="10" w:before="0"/>
               <w:ind w:left="120"/>
             </w:pPr>
-            <w:hyperlink w:history="1" r:id="rIdyhdwp2ep8ir_5hmukefbo">
+            <w:hyperlink w:history="1" r:id="rIdzht7o4adqmm1fodkd3k3-">
               <w:r>
                 <w:rPr>
                   <w:rFonts w:ascii="Arial" w:cs="Arial" w:eastAsia="Arial" w:hAnsi="Arial"/>
@@ -19196,7 +19662,7 @@
             <w:pPr>
               <w:spacing w:after="20" w:before="0"/>
             </w:pPr>
-            <w:hyperlink w:history="1" r:id="rId6f4wg5q89ctyfh0l9o_yr">
+            <w:hyperlink w:history="1" r:id="rIdvkxyycdqxsxmtk9rg9ypj">
               <w:r>
                 <w:rPr>
                   <w:rFonts w:ascii="Arial" w:cs="Arial" w:eastAsia="Arial" w:hAnsi="Arial"/>
@@ -19229,7 +19695,7 @@
               <w:spacing w:after="10" w:before="0"/>
               <w:ind w:left="120"/>
             </w:pPr>
-            <w:hyperlink w:history="1" r:id="rId_d1cbpktp0jxvr1hcunup">
+            <w:hyperlink w:history="1" r:id="rId05uswaj5z5xtymsilhk4m">
               <w:r>
                 <w:rPr>
                   <w:rFonts w:ascii="Arial" w:cs="Arial" w:eastAsia="Arial" w:hAnsi="Arial"/>
@@ -19274,7 +19740,7 @@
             <w:pPr>
               <w:spacing w:after="20" w:before="0"/>
             </w:pPr>
-            <w:hyperlink w:history="1" r:id="rId_wtj-l1bphd7kor2z2b1k">
+            <w:hyperlink w:history="1" r:id="rIdylilmz_b5jybsyvlzzezl">
               <w:r>
                 <w:rPr>
                   <w:rFonts w:ascii="Arial" w:cs="Arial" w:eastAsia="Arial" w:hAnsi="Arial"/>
@@ -19307,7 +19773,7 @@
               <w:spacing w:after="10" w:before="0"/>
               <w:ind w:left="120"/>
             </w:pPr>
-            <w:hyperlink w:history="1" r:id="rIdsnksh37hmbvkmuqe1jgrm">
+            <w:hyperlink w:history="1" r:id="rIdf3fq7nrvv_rprzk0qhcnv">
               <w:r>
                 <w:rPr>
                   <w:rFonts w:ascii="Arial" w:cs="Arial" w:eastAsia="Arial" w:hAnsi="Arial"/>
@@ -19803,6 +20269,65 @@
         </w:tc>
       </w:tr>
     </w:tbl>
+    <w:p>
+      <w:pPr>
+        <w:pBdr>
+          <w:top w:val="single" w:color="BBBBBB" w:sz="4" w:space="4"/>
+        </w:pBdr>
+        <w:spacing w:after="0" w:before="160"/>
+      </w:pPr>
+      <w:r>
+        <w:rPr>
+          <w:rFonts w:ascii="Arial" w:cs="Arial" w:eastAsia="Arial" w:hAnsi="Arial"/>
+          <w:color w:val="666666"/>
+          <w:sz w:val="14"/>
+          <w:szCs w:val="14"/>
+        </w:rPr>
+        <w:t xml:space="preserve">© 2026 SeaVuria and ARES. Aligned with KICD objectives. Developed by SeaVuria; technical implementation by ARES (with AI assistance from Claude). Licensed under </w:t>
+      </w:r>
+      <w:hyperlink w:history="1" r:id="rIdjgqgm4efn2sdem5cspusv">
+        <w:r>
+          <w:rPr>
+            <w:rFonts w:ascii="Arial" w:cs="Arial" w:eastAsia="Arial" w:hAnsi="Arial"/>
+            <w:color w:val="1F6B75"/>
+            <w:sz w:val="14"/>
+            <w:szCs w:val="14"/>
+            <w:u w:val="single" w:color="1F6B75"/>
+          </w:rPr>
+          <w:t xml:space="preserve">CC BY-NC 4.0</w:t>
+        </w:r>
+      </w:hyperlink>
+      <w:r>
+        <w:rPr>
+          <w:rFonts w:ascii="Arial" w:cs="Arial" w:eastAsia="Arial" w:hAnsi="Arial"/>
+          <w:color w:val="666666"/>
+          <w:sz w:val="14"/>
+          <w:szCs w:val="14"/>
+        </w:rPr>
+        <w:t xml:space="preserve"> (</w:t>
+      </w:r>
+      <w:hyperlink w:history="1" r:id="rIdzbpbko20if5l-urmdiccv">
+        <w:r>
+          <w:rPr>
+            <w:rFonts w:ascii="Arial" w:cs="Arial" w:eastAsia="Arial" w:hAnsi="Arial"/>
+            <w:color w:val="1F6B75"/>
+            <w:sz w:val="14"/>
+            <w:szCs w:val="14"/>
+            <w:u w:val="single" w:color="1F6B75"/>
+          </w:rPr>
+          <w:t xml:space="preserve">https://creativecommons.org/licenses/by-nc/4.0/</w:t>
+        </w:r>
+      </w:hyperlink>
+      <w:r>
+        <w:rPr>
+          <w:rFonts w:ascii="Arial" w:cs="Arial" w:eastAsia="Arial" w:hAnsi="Arial"/>
+          <w:color w:val="666666"/>
+          <w:sz w:val="14"/>
+          <w:szCs w:val="14"/>
+        </w:rPr>
+        <w:t xml:space="preserve">).</w:t>
+      </w:r>
+    </w:p>
     <w:p>
       <w:r>
         <w:br w:type="page"/>
@@ -20794,7 +21319,7 @@
             <w:pPr>
               <w:spacing w:after="20" w:before="0"/>
             </w:pPr>
-            <w:hyperlink w:history="1" r:id="rIdeiih6u6ve7e2orfe1msb1">
+            <w:hyperlink w:history="1" r:id="rId6t6utawly072g6vl1jxwg">
               <w:r>
                 <w:rPr>
                   <w:rFonts w:ascii="Arial" w:cs="Arial" w:eastAsia="Arial" w:hAnsi="Arial"/>
@@ -20827,7 +21352,7 @@
               <w:spacing w:after="10" w:before="0"/>
               <w:ind w:left="120"/>
             </w:pPr>
-            <w:hyperlink w:history="1" r:id="rIdn2lg0bscm_wgpdewxzkd7">
+            <w:hyperlink w:history="1" r:id="rIdrx3wcnuhalcnotqq_mivz">
               <w:r>
                 <w:rPr>
                   <w:rFonts w:ascii="Arial" w:cs="Arial" w:eastAsia="Arial" w:hAnsi="Arial"/>
@@ -20872,7 +21397,7 @@
             <w:pPr>
               <w:spacing w:after="20" w:before="0"/>
             </w:pPr>
-            <w:hyperlink w:history="1" r:id="rIdm-yqgesntrh-1guzgq2zr">
+            <w:hyperlink w:history="1" r:id="rIdk_vn57ygiomsctwlac8pm">
               <w:r>
                 <w:rPr>
                   <w:rFonts w:ascii="Arial" w:cs="Arial" w:eastAsia="Arial" w:hAnsi="Arial"/>
@@ -20905,7 +21430,7 @@
               <w:spacing w:after="10" w:before="0"/>
               <w:ind w:left="120"/>
             </w:pPr>
-            <w:hyperlink w:history="1" r:id="rIdyk45xumsflpghvjufnvpu">
+            <w:hyperlink w:history="1" r:id="rIdgqaakmouuztbod0ev6czc">
               <w:r>
                 <w:rPr>
                   <w:rFonts w:ascii="Arial" w:cs="Arial" w:eastAsia="Arial" w:hAnsi="Arial"/>
@@ -21100,7 +21625,7 @@
             <w:pPr>
               <w:spacing w:after="20" w:before="0"/>
             </w:pPr>
-            <w:hyperlink w:history="1" r:id="rIdbyicctyszjqqj_jithxpr">
+            <w:hyperlink w:history="1" r:id="rId7knnyjsfpxqc61vxrp36k">
               <w:r>
                 <w:rPr>
                   <w:rFonts w:ascii="Arial" w:cs="Arial" w:eastAsia="Arial" w:hAnsi="Arial"/>
@@ -21133,7 +21658,7 @@
               <w:spacing w:after="10" w:before="0"/>
               <w:ind w:left="120"/>
             </w:pPr>
-            <w:hyperlink w:history="1" r:id="rIdi4asfh2-mt_odtehnqrv1">
+            <w:hyperlink w:history="1" r:id="rIdfn4cp4_0x0-_onizbxrmz">
               <w:r>
                 <w:rPr>
                   <w:rFonts w:ascii="Arial" w:cs="Arial" w:eastAsia="Arial" w:hAnsi="Arial"/>
@@ -21178,7 +21703,7 @@
             <w:pPr>
               <w:spacing w:after="20" w:before="0"/>
             </w:pPr>
-            <w:hyperlink w:history="1" r:id="rId94gb6k63s6ms_orpmnorr">
+            <w:hyperlink w:history="1" r:id="rIdd_enlvjpgnxxwf4ssfisg">
               <w:r>
                 <w:rPr>
                   <w:rFonts w:ascii="Arial" w:cs="Arial" w:eastAsia="Arial" w:hAnsi="Arial"/>
@@ -21211,7 +21736,7 @@
               <w:spacing w:after="10" w:before="0"/>
               <w:ind w:left="120"/>
             </w:pPr>
-            <w:hyperlink w:history="1" r:id="rIdhhscq0ballz8bwlit2_w3">
+            <w:hyperlink w:history="1" r:id="rIddhkqc5jrudoly6vbvtew7">
               <w:r>
                 <w:rPr>
                   <w:rFonts w:ascii="Arial" w:cs="Arial" w:eastAsia="Arial" w:hAnsi="Arial"/>
@@ -21406,7 +21931,7 @@
             <w:pPr>
               <w:spacing w:after="20" w:before="0"/>
             </w:pPr>
-            <w:hyperlink w:history="1" r:id="rIdntrnfgllef_odl-b-bsg0">
+            <w:hyperlink w:history="1" r:id="rIdav9bms6uiwv1evecfrs7w">
               <w:r>
                 <w:rPr>
                   <w:rFonts w:ascii="Arial" w:cs="Arial" w:eastAsia="Arial" w:hAnsi="Arial"/>
@@ -21439,7 +21964,7 @@
               <w:spacing w:after="10" w:before="0"/>
               <w:ind w:left="120"/>
             </w:pPr>
-            <w:hyperlink w:history="1" r:id="rIdyxplytnspshrl8sirwfxj">
+            <w:hyperlink w:history="1" r:id="rIdqny5-a3g_cgf186njtrbs">
               <w:r>
                 <w:rPr>
                   <w:rFonts w:ascii="Arial" w:cs="Arial" w:eastAsia="Arial" w:hAnsi="Arial"/>
@@ -21484,7 +22009,7 @@
             <w:pPr>
               <w:spacing w:after="20" w:before="0"/>
             </w:pPr>
-            <w:hyperlink w:history="1" r:id="rIduur3z01zqy2yrtykw_mt_">
+            <w:hyperlink w:history="1" r:id="rIdkv-dkeibee0ywhvgpk_wk">
               <w:r>
                 <w:rPr>
                   <w:rFonts w:ascii="Arial" w:cs="Arial" w:eastAsia="Arial" w:hAnsi="Arial"/>
@@ -21517,7 +22042,7 @@
               <w:spacing w:after="10" w:before="0"/>
               <w:ind w:left="120"/>
             </w:pPr>
-            <w:hyperlink w:history="1" r:id="rIdjqqi4ftdzfgjv2c4g9eke">
+            <w:hyperlink w:history="1" r:id="rIdbnkk51dbklhx_dwys45vm">
               <w:r>
                 <w:rPr>
                   <w:rFonts w:ascii="Arial" w:cs="Arial" w:eastAsia="Arial" w:hAnsi="Arial"/>
@@ -21712,7 +22237,7 @@
             <w:pPr>
               <w:spacing w:after="20" w:before="0"/>
             </w:pPr>
-            <w:hyperlink w:history="1" r:id="rId8neqsl7krkj1dozo48-mr">
+            <w:hyperlink w:history="1" r:id="rIda_znfrvx9136ezx85-tlc">
               <w:r>
                 <w:rPr>
                   <w:rFonts w:ascii="Arial" w:cs="Arial" w:eastAsia="Arial" w:hAnsi="Arial"/>
@@ -21745,7 +22270,7 @@
               <w:spacing w:after="10" w:before="0"/>
               <w:ind w:left="120"/>
             </w:pPr>
-            <w:hyperlink w:history="1" r:id="rIdelonklk8hfviornhjrqk8">
+            <w:hyperlink w:history="1" r:id="rId-szojjz9dhhlzesmdx4n1">
               <w:r>
                 <w:rPr>
                   <w:rFonts w:ascii="Arial" w:cs="Arial" w:eastAsia="Arial" w:hAnsi="Arial"/>
@@ -21790,7 +22315,7 @@
             <w:pPr>
               <w:spacing w:after="20" w:before="0"/>
             </w:pPr>
-            <w:hyperlink w:history="1" r:id="rIdhyona5bzinhz9xbaagxmi">
+            <w:hyperlink w:history="1" r:id="rIdyxhzzgm0t85eopifyqisb">
               <w:r>
                 <w:rPr>
                   <w:rFonts w:ascii="Arial" w:cs="Arial" w:eastAsia="Arial" w:hAnsi="Arial"/>
@@ -21823,7 +22348,7 @@
               <w:spacing w:after="10" w:before="0"/>
               <w:ind w:left="120"/>
             </w:pPr>
-            <w:hyperlink w:history="1" r:id="rIdvedl2lvzq1_thz-sieco-">
+            <w:hyperlink w:history="1" r:id="rIdgi2jmzx4clca9mtcgvlfl">
               <w:r>
                 <w:rPr>
                   <w:rFonts w:ascii="Arial" w:cs="Arial" w:eastAsia="Arial" w:hAnsi="Arial"/>
@@ -22018,7 +22543,7 @@
             <w:pPr>
               <w:spacing w:after="20" w:before="0"/>
             </w:pPr>
-            <w:hyperlink w:history="1" r:id="rIdi34iqsb0clgflkzmbofxs">
+            <w:hyperlink w:history="1" r:id="rIdi1_8e_kw8q8rt11textin">
               <w:r>
                 <w:rPr>
                   <w:rFonts w:ascii="Arial" w:cs="Arial" w:eastAsia="Arial" w:hAnsi="Arial"/>
@@ -22051,7 +22576,7 @@
               <w:spacing w:after="10" w:before="0"/>
               <w:ind w:left="120"/>
             </w:pPr>
-            <w:hyperlink w:history="1" r:id="rIdgsto7prn9edy_b1_jlu3t">
+            <w:hyperlink w:history="1" r:id="rIdhgpq4eonrilid9hqjgt8c">
               <w:r>
                 <w:rPr>
                   <w:rFonts w:ascii="Arial" w:cs="Arial" w:eastAsia="Arial" w:hAnsi="Arial"/>
@@ -22096,7 +22621,7 @@
             <w:pPr>
               <w:spacing w:after="20" w:before="0"/>
             </w:pPr>
-            <w:hyperlink w:history="1" r:id="rIdqfd2q1r8m6ytjna1zborf">
+            <w:hyperlink w:history="1" r:id="rIdxp75tn2ejf2hmrew3_izs">
               <w:r>
                 <w:rPr>
                   <w:rFonts w:ascii="Arial" w:cs="Arial" w:eastAsia="Arial" w:hAnsi="Arial"/>
@@ -22129,7 +22654,7 @@
               <w:spacing w:after="10" w:before="0"/>
               <w:ind w:left="120"/>
             </w:pPr>
-            <w:hyperlink w:history="1" r:id="rId3ebyjmvckwqnyc3iaibz_">
+            <w:hyperlink w:history="1" r:id="rIdofgrlevyfemhyb9ccpkjh">
               <w:r>
                 <w:rPr>
                   <w:rFonts w:ascii="Arial" w:cs="Arial" w:eastAsia="Arial" w:hAnsi="Arial"/>
@@ -22625,6 +23150,65 @@
         </w:tc>
       </w:tr>
     </w:tbl>
+    <w:p>
+      <w:pPr>
+        <w:pBdr>
+          <w:top w:val="single" w:color="BBBBBB" w:sz="4" w:space="4"/>
+        </w:pBdr>
+        <w:spacing w:after="0" w:before="160"/>
+      </w:pPr>
+      <w:r>
+        <w:rPr>
+          <w:rFonts w:ascii="Arial" w:cs="Arial" w:eastAsia="Arial" w:hAnsi="Arial"/>
+          <w:color w:val="666666"/>
+          <w:sz w:val="14"/>
+          <w:szCs w:val="14"/>
+        </w:rPr>
+        <w:t xml:space="preserve">© 2026 SeaVuria and ARES. Aligned with KICD objectives. Developed by SeaVuria; technical implementation by ARES (with AI assistance from Claude). Licensed under </w:t>
+      </w:r>
+      <w:hyperlink w:history="1" r:id="rIdift4131xieedpvn-ufzyz">
+        <w:r>
+          <w:rPr>
+            <w:rFonts w:ascii="Arial" w:cs="Arial" w:eastAsia="Arial" w:hAnsi="Arial"/>
+            <w:color w:val="1F6B75"/>
+            <w:sz w:val="14"/>
+            <w:szCs w:val="14"/>
+            <w:u w:val="single" w:color="1F6B75"/>
+          </w:rPr>
+          <w:t xml:space="preserve">CC BY-NC 4.0</w:t>
+        </w:r>
+      </w:hyperlink>
+      <w:r>
+        <w:rPr>
+          <w:rFonts w:ascii="Arial" w:cs="Arial" w:eastAsia="Arial" w:hAnsi="Arial"/>
+          <w:color w:val="666666"/>
+          <w:sz w:val="14"/>
+          <w:szCs w:val="14"/>
+        </w:rPr>
+        <w:t xml:space="preserve"> (</w:t>
+      </w:r>
+      <w:hyperlink w:history="1" r:id="rIdgynyox-7gqbwrqpf2-pil">
+        <w:r>
+          <w:rPr>
+            <w:rFonts w:ascii="Arial" w:cs="Arial" w:eastAsia="Arial" w:hAnsi="Arial"/>
+            <w:color w:val="1F6B75"/>
+            <w:sz w:val="14"/>
+            <w:szCs w:val="14"/>
+            <w:u w:val="single" w:color="1F6B75"/>
+          </w:rPr>
+          <w:t xml:space="preserve">https://creativecommons.org/licenses/by-nc/4.0/</w:t>
+        </w:r>
+      </w:hyperlink>
+      <w:r>
+        <w:rPr>
+          <w:rFonts w:ascii="Arial" w:cs="Arial" w:eastAsia="Arial" w:hAnsi="Arial"/>
+          <w:color w:val="666666"/>
+          <w:sz w:val="14"/>
+          <w:szCs w:val="14"/>
+        </w:rPr>
+        <w:t xml:space="preserve">).</w:t>
+      </w:r>
+    </w:p>
     <w:p>
       <w:r>
         <w:br w:type="page"/>
@@ -23616,7 +24200,7 @@
             <w:pPr>
               <w:spacing w:after="20" w:before="0"/>
             </w:pPr>
-            <w:hyperlink w:history="1" r:id="rIdyft3lb6w3tzwslxjl898e">
+            <w:hyperlink w:history="1" r:id="rIdfzyr981pfo_esnprzmswy">
               <w:r>
                 <w:rPr>
                   <w:rFonts w:ascii="Arial" w:cs="Arial" w:eastAsia="Arial" w:hAnsi="Arial"/>
@@ -23649,7 +24233,7 @@
               <w:spacing w:after="10" w:before="0"/>
               <w:ind w:left="120"/>
             </w:pPr>
-            <w:hyperlink w:history="1" r:id="rIdw7v24io914ewi8yl_dlct">
+            <w:hyperlink w:history="1" r:id="rIdnm40babeobjdk-czxugai">
               <w:r>
                 <w:rPr>
                   <w:rFonts w:ascii="Arial" w:cs="Arial" w:eastAsia="Arial" w:hAnsi="Arial"/>
@@ -23694,7 +24278,7 @@
             <w:pPr>
               <w:spacing w:after="20" w:before="0"/>
             </w:pPr>
-            <w:hyperlink w:history="1" r:id="rIdy3fobymksshja7k9d084g">
+            <w:hyperlink w:history="1" r:id="rId64esmn0g7gd-5irdtwy2r">
               <w:r>
                 <w:rPr>
                   <w:rFonts w:ascii="Arial" w:cs="Arial" w:eastAsia="Arial" w:hAnsi="Arial"/>
@@ -23727,7 +24311,7 @@
               <w:spacing w:after="10" w:before="0"/>
               <w:ind w:left="120"/>
             </w:pPr>
-            <w:hyperlink w:history="1" r:id="rId4mbau-zuw1zgs0dyu0lrr">
+            <w:hyperlink w:history="1" r:id="rIdecssnhw-9t1zl5tiwkow_">
               <w:r>
                 <w:rPr>
                   <w:rFonts w:ascii="Arial" w:cs="Arial" w:eastAsia="Arial" w:hAnsi="Arial"/>
@@ -23922,7 +24506,7 @@
             <w:pPr>
               <w:spacing w:after="20" w:before="0"/>
             </w:pPr>
-            <w:hyperlink w:history="1" r:id="rIdfsrisq5anlwwmijyts1fo">
+            <w:hyperlink w:history="1" r:id="rIdloruuofunwgqfnztjjczi">
               <w:r>
                 <w:rPr>
                   <w:rFonts w:ascii="Arial" w:cs="Arial" w:eastAsia="Arial" w:hAnsi="Arial"/>
@@ -23955,7 +24539,7 @@
               <w:spacing w:after="10" w:before="0"/>
               <w:ind w:left="120"/>
             </w:pPr>
-            <w:hyperlink w:history="1" r:id="rIdqyr2s8xtnatufse3bpmdf">
+            <w:hyperlink w:history="1" r:id="rIdege-crjen-gc5zkl8usva">
               <w:r>
                 <w:rPr>
                   <w:rFonts w:ascii="Arial" w:cs="Arial" w:eastAsia="Arial" w:hAnsi="Arial"/>
@@ -24000,7 +24584,7 @@
             <w:pPr>
               <w:spacing w:after="20" w:before="0"/>
             </w:pPr>
-            <w:hyperlink w:history="1" r:id="rIdzc4oc3-xgfpxy40bcj2wx">
+            <w:hyperlink w:history="1" r:id="rIdszgdmbrtzjuqw7wozz6ki">
               <w:r>
                 <w:rPr>
                   <w:rFonts w:ascii="Arial" w:cs="Arial" w:eastAsia="Arial" w:hAnsi="Arial"/>
@@ -24033,7 +24617,7 @@
               <w:spacing w:after="10" w:before="0"/>
               <w:ind w:left="120"/>
             </w:pPr>
-            <w:hyperlink w:history="1" r:id="rIdvrojobzertn1xpar8vbzx">
+            <w:hyperlink w:history="1" r:id="rIdoo4fcvtcoi5ldb_v3o-lx">
               <w:r>
                 <w:rPr>
                   <w:rFonts w:ascii="Arial" w:cs="Arial" w:eastAsia="Arial" w:hAnsi="Arial"/>
@@ -24228,7 +24812,7 @@
             <w:pPr>
               <w:spacing w:after="20" w:before="0"/>
             </w:pPr>
-            <w:hyperlink w:history="1" r:id="rId3tevsphes46pc8dn1hxgt">
+            <w:hyperlink w:history="1" r:id="rId-xdfgoqp-u0uma5r-xmdg">
               <w:r>
                 <w:rPr>
                   <w:rFonts w:ascii="Arial" w:cs="Arial" w:eastAsia="Arial" w:hAnsi="Arial"/>
@@ -24261,7 +24845,7 @@
               <w:spacing w:after="10" w:before="0"/>
               <w:ind w:left="120"/>
             </w:pPr>
-            <w:hyperlink w:history="1" r:id="rIdknl9j8fi9mfhuejvhukky">
+            <w:hyperlink w:history="1" r:id="rIdg3tnlrcgbyrozfxwpmrlt">
               <w:r>
                 <w:rPr>
                   <w:rFonts w:ascii="Arial" w:cs="Arial" w:eastAsia="Arial" w:hAnsi="Arial"/>
@@ -24306,7 +24890,7 @@
             <w:pPr>
               <w:spacing w:after="20" w:before="0"/>
             </w:pPr>
-            <w:hyperlink w:history="1" r:id="rIdka1i8lvbgoavdf07xhyw4">
+            <w:hyperlink w:history="1" r:id="rIdmrxjebcbahhyja6ltxtwg">
               <w:r>
                 <w:rPr>
                   <w:rFonts w:ascii="Arial" w:cs="Arial" w:eastAsia="Arial" w:hAnsi="Arial"/>
@@ -24339,7 +24923,7 @@
               <w:spacing w:after="10" w:before="0"/>
               <w:ind w:left="120"/>
             </w:pPr>
-            <w:hyperlink w:history="1" r:id="rIdyoltnquwjkcxngfzo1mul">
+            <w:hyperlink w:history="1" r:id="rId4xylalkntrs-biq7j1krm">
               <w:r>
                 <w:rPr>
                   <w:rFonts w:ascii="Arial" w:cs="Arial" w:eastAsia="Arial" w:hAnsi="Arial"/>
@@ -24534,7 +25118,7 @@
             <w:pPr>
               <w:spacing w:after="20" w:before="0"/>
             </w:pPr>
-            <w:hyperlink w:history="1" r:id="rIdve9ylbqklmsl8mfe5fztg">
+            <w:hyperlink w:history="1" r:id="rIdykklsbybemjlgp8b-v4ep">
               <w:r>
                 <w:rPr>
                   <w:rFonts w:ascii="Arial" w:cs="Arial" w:eastAsia="Arial" w:hAnsi="Arial"/>
@@ -24567,7 +25151,7 @@
               <w:spacing w:after="10" w:before="0"/>
               <w:ind w:left="120"/>
             </w:pPr>
-            <w:hyperlink w:history="1" r:id="rIddh0xyk9vaigi1yqtlg-9u">
+            <w:hyperlink w:history="1" r:id="rId6ltrtprtxkx1hv9k2raxa">
               <w:r>
                 <w:rPr>
                   <w:rFonts w:ascii="Arial" w:cs="Arial" w:eastAsia="Arial" w:hAnsi="Arial"/>
@@ -24612,7 +25196,7 @@
             <w:pPr>
               <w:spacing w:after="20" w:before="0"/>
             </w:pPr>
-            <w:hyperlink w:history="1" r:id="rId2adyycykm4qepfvqempqg">
+            <w:hyperlink w:history="1" r:id="rIdyclrztrzesav24kfldz1w">
               <w:r>
                 <w:rPr>
                   <w:rFonts w:ascii="Arial" w:cs="Arial" w:eastAsia="Arial" w:hAnsi="Arial"/>
@@ -24645,7 +25229,7 @@
               <w:spacing w:after="10" w:before="0"/>
               <w:ind w:left="120"/>
             </w:pPr>
-            <w:hyperlink w:history="1" r:id="rIdyj7akibjjgfszkl1hvssg">
+            <w:hyperlink w:history="1" r:id="rIdipbkexf9mp5am59e-nqbs">
               <w:r>
                 <w:rPr>
                   <w:rFonts w:ascii="Arial" w:cs="Arial" w:eastAsia="Arial" w:hAnsi="Arial"/>
@@ -24840,7 +25424,7 @@
             <w:pPr>
               <w:spacing w:after="20" w:before="0"/>
             </w:pPr>
-            <w:hyperlink w:history="1" r:id="rId5rhv1zppfnennxwujmuj3">
+            <w:hyperlink w:history="1" r:id="rIdv29uc4f54lgpon0ncadz8">
               <w:r>
                 <w:rPr>
                   <w:rFonts w:ascii="Arial" w:cs="Arial" w:eastAsia="Arial" w:hAnsi="Arial"/>
@@ -24873,7 +25457,7 @@
               <w:spacing w:after="10" w:before="0"/>
               <w:ind w:left="120"/>
             </w:pPr>
-            <w:hyperlink w:history="1" r:id="rIdxzvdv4bm2mrmq0wqrjjd1">
+            <w:hyperlink w:history="1" r:id="rIdkcpksxrvriuuhnc4y_5od">
               <w:r>
                 <w:rPr>
                   <w:rFonts w:ascii="Arial" w:cs="Arial" w:eastAsia="Arial" w:hAnsi="Arial"/>
@@ -24918,7 +25502,7 @@
             <w:pPr>
               <w:spacing w:after="20" w:before="0"/>
             </w:pPr>
-            <w:hyperlink w:history="1" r:id="rIdq6_mybcl8cueowvpauztj">
+            <w:hyperlink w:history="1" r:id="rIdsx0kjluovfddwd80rrli4">
               <w:r>
                 <w:rPr>
                   <w:rFonts w:ascii="Arial" w:cs="Arial" w:eastAsia="Arial" w:hAnsi="Arial"/>
@@ -24951,7 +25535,7 @@
               <w:spacing w:after="10" w:before="0"/>
               <w:ind w:left="120"/>
             </w:pPr>
-            <w:hyperlink w:history="1" r:id="rIdqytt53tpeaew9tiyu7hdz">
+            <w:hyperlink w:history="1" r:id="rIdn1ikdcy43wbm7srjcgpa2">
               <w:r>
                 <w:rPr>
                   <w:rFonts w:ascii="Arial" w:cs="Arial" w:eastAsia="Arial" w:hAnsi="Arial"/>
@@ -25447,6 +26031,65 @@
         </w:tc>
       </w:tr>
     </w:tbl>
+    <w:p>
+      <w:pPr>
+        <w:pBdr>
+          <w:top w:val="single" w:color="BBBBBB" w:sz="4" w:space="4"/>
+        </w:pBdr>
+        <w:spacing w:after="0" w:before="160"/>
+      </w:pPr>
+      <w:r>
+        <w:rPr>
+          <w:rFonts w:ascii="Arial" w:cs="Arial" w:eastAsia="Arial" w:hAnsi="Arial"/>
+          <w:color w:val="666666"/>
+          <w:sz w:val="14"/>
+          <w:szCs w:val="14"/>
+        </w:rPr>
+        <w:t xml:space="preserve">© 2026 SeaVuria and ARES. Aligned with KICD objectives. Developed by SeaVuria; technical implementation by ARES (with AI assistance from Claude). Licensed under </w:t>
+      </w:r>
+      <w:hyperlink w:history="1" r:id="rIdysz0aq69tyacjz0efm6m4">
+        <w:r>
+          <w:rPr>
+            <w:rFonts w:ascii="Arial" w:cs="Arial" w:eastAsia="Arial" w:hAnsi="Arial"/>
+            <w:color w:val="1F6B75"/>
+            <w:sz w:val="14"/>
+            <w:szCs w:val="14"/>
+            <w:u w:val="single" w:color="1F6B75"/>
+          </w:rPr>
+          <w:t xml:space="preserve">CC BY-NC 4.0</w:t>
+        </w:r>
+      </w:hyperlink>
+      <w:r>
+        <w:rPr>
+          <w:rFonts w:ascii="Arial" w:cs="Arial" w:eastAsia="Arial" w:hAnsi="Arial"/>
+          <w:color w:val="666666"/>
+          <w:sz w:val="14"/>
+          <w:szCs w:val="14"/>
+        </w:rPr>
+        <w:t xml:space="preserve"> (</w:t>
+      </w:r>
+      <w:hyperlink w:history="1" r:id="rId1lhbskx312ykdzfae99ac">
+        <w:r>
+          <w:rPr>
+            <w:rFonts w:ascii="Arial" w:cs="Arial" w:eastAsia="Arial" w:hAnsi="Arial"/>
+            <w:color w:val="1F6B75"/>
+            <w:sz w:val="14"/>
+            <w:szCs w:val="14"/>
+            <w:u w:val="single" w:color="1F6B75"/>
+          </w:rPr>
+          <w:t xml:space="preserve">https://creativecommons.org/licenses/by-nc/4.0/</w:t>
+        </w:r>
+      </w:hyperlink>
+      <w:r>
+        <w:rPr>
+          <w:rFonts w:ascii="Arial" w:cs="Arial" w:eastAsia="Arial" w:hAnsi="Arial"/>
+          <w:color w:val="666666"/>
+          <w:sz w:val="14"/>
+          <w:szCs w:val="14"/>
+        </w:rPr>
+        <w:t xml:space="preserve">).</w:t>
+      </w:r>
+    </w:p>
     <w:p>
       <w:r>
         <w:br w:type="page"/>

--- a/data/outputs/v2/Essential_Mathematics/SS2.3_Trigonometry/Essential_Mathematics_Trigonometry_CBE_LessonSequence.docx
+++ b/data/outputs/v2/Essential_Mathematics/SS2.3_Trigonometry/Essential_Mathematics_Trigonometry_CBE_LessonSequence.docx
@@ -38,6 +38,2443 @@
           <w:szCs w:val="22"/>
         </w:rPr>
         <w:t xml:space="preserve">CBE Phenomenon-Driven Lesson Sequence — Sub-Strand 2.3 (8 Lessons)</w:t>
+      </w:r>
+    </w:p>
+    <w:p>
+      <w:pPr>
+        <w:spacing w:after="120"/>
+      </w:pPr>
+      <w:r>
+        <w:t xml:space="preserve"/>
+      </w:r>
+    </w:p>
+    <w:tbl>
+      <w:tblPr>
+        <w:tblW w:type="dxa" w:w="13680"/>
+        <w:tblBorders>
+          <w:top w:val="single" w:color="AAAAAA" w:sz="4"/>
+          <w:left w:val="single" w:color="AAAAAA" w:sz="4"/>
+          <w:bottom w:val="single" w:color="AAAAAA" w:sz="4"/>
+          <w:right w:val="single" w:color="AAAAAA" w:sz="4"/>
+          <w:insideH w:val="single" w:color="auto" w:sz="4"/>
+          <w:insideV w:val="single" w:color="auto" w:sz="4"/>
+        </w:tblBorders>
+        <w:tblLayout w:type="fixed"/>
+      </w:tblPr>
+      <w:tblGrid>
+        <w:gridCol w:w="3000"/>
+        <w:gridCol w:w="10680"/>
+      </w:tblGrid>
+      <w:tr>
+        <w:tc>
+          <w:tcPr>
+            <w:tcW w:type="dxa" w:w="13680"/>
+            <w:gridSpan w:val="2"/>
+            <w:shd w:fill="1F3864" w:color="auto" w:val="clear"/>
+            <w:tcMar>
+              <w:top w:type="dxa" w:w="60"/>
+              <w:left w:type="dxa" w:w="120"/>
+              <w:bottom w:type="dxa" w:w="60"/>
+              <w:right w:type="dxa" w:w="120"/>
+            </w:tcMar>
+            <w:vAlign w:val="top"/>
+          </w:tcPr>
+          <w:p>
+            <w:pPr>
+              <w:spacing w:after="40" w:before="0"/>
+              <w:jc w:val="center"/>
+            </w:pPr>
+            <w:r>
+              <w:rPr>
+                <w:rFonts w:ascii="Arial" w:cs="Arial" w:eastAsia="Arial" w:hAnsi="Arial"/>
+                <w:b/>
+                <w:bCs/>
+                <w:i w:val="false"/>
+                <w:iCs w:val="false"/>
+                <w:color w:val="FFFFFF"/>
+                <w:sz w:val="22"/>
+                <w:szCs w:val="22"/>
+              </w:rPr>
+              <w:t xml:space="preserve">SUB-STRAND OVERVIEW</w:t>
+            </w:r>
+          </w:p>
+        </w:tc>
+      </w:tr>
+      <w:tr>
+        <w:tc>
+          <w:tcPr>
+            <w:tcW w:type="dxa" w:w="3000"/>
+            <w:shd w:fill="D5E8F0" w:color="auto" w:val="clear"/>
+            <w:tcMar>
+              <w:top w:type="dxa" w:w="60"/>
+              <w:left w:type="dxa" w:w="120"/>
+              <w:bottom w:type="dxa" w:w="60"/>
+              <w:right w:type="dxa" w:w="120"/>
+            </w:tcMar>
+            <w:vAlign w:val="top"/>
+          </w:tcPr>
+          <w:p>
+            <w:pPr>
+              <w:spacing w:after="40" w:before="0"/>
+              <w:jc w:val="left"/>
+            </w:pPr>
+            <w:r>
+              <w:rPr>
+                <w:rFonts w:ascii="Arial" w:cs="Arial" w:eastAsia="Arial" w:hAnsi="Arial"/>
+                <w:b/>
+                <w:bCs/>
+                <w:i w:val="false"/>
+                <w:iCs w:val="false"/>
+                <w:color w:val="000000"/>
+                <w:sz w:val="18"/>
+                <w:szCs w:val="18"/>
+              </w:rPr>
+              <w:t xml:space="preserve">Grade Level</w:t>
+            </w:r>
+          </w:p>
+        </w:tc>
+        <w:tc>
+          <w:tcPr>
+            <w:tcW w:type="dxa" w:w="10680"/>
+            <w:shd w:fill="FFFFFF" w:color="auto" w:val="clear"/>
+            <w:tcMar>
+              <w:top w:type="dxa" w:w="60"/>
+              <w:left w:type="dxa" w:w="120"/>
+              <w:bottom w:type="dxa" w:w="60"/>
+              <w:right w:type="dxa" w:w="120"/>
+            </w:tcMar>
+            <w:vAlign w:val="top"/>
+          </w:tcPr>
+          <w:p>
+            <w:pPr>
+              <w:spacing w:after="40" w:before="0"/>
+              <w:jc w:val="left"/>
+            </w:pPr>
+            <w:r>
+              <w:rPr>
+                <w:rFonts w:ascii="Arial" w:cs="Arial" w:eastAsia="Arial" w:hAnsi="Arial"/>
+                <w:b w:val="false"/>
+                <w:bCs w:val="false"/>
+                <w:i w:val="false"/>
+                <w:iCs w:val="false"/>
+                <w:color w:val="000000"/>
+                <w:sz w:val="18"/>
+                <w:szCs w:val="18"/>
+              </w:rPr>
+              <w:t xml:space="preserve">10</w:t>
+            </w:r>
+          </w:p>
+        </w:tc>
+      </w:tr>
+      <w:tr>
+        <w:tc>
+          <w:tcPr>
+            <w:tcW w:type="dxa" w:w="3000"/>
+            <w:shd w:fill="D5E8F0" w:color="auto" w:val="clear"/>
+            <w:tcMar>
+              <w:top w:type="dxa" w:w="60"/>
+              <w:left w:type="dxa" w:w="120"/>
+              <w:bottom w:type="dxa" w:w="60"/>
+              <w:right w:type="dxa" w:w="120"/>
+            </w:tcMar>
+            <w:vAlign w:val="top"/>
+          </w:tcPr>
+          <w:p>
+            <w:pPr>
+              <w:spacing w:after="40" w:before="0"/>
+              <w:jc w:val="left"/>
+            </w:pPr>
+            <w:r>
+              <w:rPr>
+                <w:rFonts w:ascii="Arial" w:cs="Arial" w:eastAsia="Arial" w:hAnsi="Arial"/>
+                <w:b/>
+                <w:bCs/>
+                <w:i w:val="false"/>
+                <w:iCs w:val="false"/>
+                <w:color w:val="000000"/>
+                <w:sz w:val="18"/>
+                <w:szCs w:val="18"/>
+              </w:rPr>
+              <w:t xml:space="preserve">Subject</w:t>
+            </w:r>
+          </w:p>
+        </w:tc>
+        <w:tc>
+          <w:tcPr>
+            <w:tcW w:type="dxa" w:w="10680"/>
+            <w:shd w:fill="FFFFFF" w:color="auto" w:val="clear"/>
+            <w:tcMar>
+              <w:top w:type="dxa" w:w="60"/>
+              <w:left w:type="dxa" w:w="120"/>
+              <w:bottom w:type="dxa" w:w="60"/>
+              <w:right w:type="dxa" w:w="120"/>
+            </w:tcMar>
+            <w:vAlign w:val="top"/>
+          </w:tcPr>
+          <w:p>
+            <w:pPr>
+              <w:spacing w:after="40" w:before="0"/>
+              <w:jc w:val="left"/>
+            </w:pPr>
+            <w:r>
+              <w:rPr>
+                <w:rFonts w:ascii="Arial" w:cs="Arial" w:eastAsia="Arial" w:hAnsi="Arial"/>
+                <w:b w:val="false"/>
+                <w:bCs w:val="false"/>
+                <w:i w:val="false"/>
+                <w:iCs w:val="false"/>
+                <w:color w:val="000000"/>
+                <w:sz w:val="18"/>
+                <w:szCs w:val="18"/>
+              </w:rPr>
+              <w:t xml:space="preserve">Essential Mathematics</w:t>
+            </w:r>
+          </w:p>
+        </w:tc>
+      </w:tr>
+      <w:tr>
+        <w:tc>
+          <w:tcPr>
+            <w:tcW w:type="dxa" w:w="3000"/>
+            <w:shd w:fill="D5E8F0" w:color="auto" w:val="clear"/>
+            <w:tcMar>
+              <w:top w:type="dxa" w:w="60"/>
+              <w:left w:type="dxa" w:w="120"/>
+              <w:bottom w:type="dxa" w:w="60"/>
+              <w:right w:type="dxa" w:w="120"/>
+            </w:tcMar>
+            <w:vAlign w:val="top"/>
+          </w:tcPr>
+          <w:p>
+            <w:pPr>
+              <w:spacing w:after="40" w:before="0"/>
+              <w:jc w:val="left"/>
+            </w:pPr>
+            <w:r>
+              <w:rPr>
+                <w:rFonts w:ascii="Arial" w:cs="Arial" w:eastAsia="Arial" w:hAnsi="Arial"/>
+                <w:b/>
+                <w:bCs/>
+                <w:i w:val="false"/>
+                <w:iCs w:val="false"/>
+                <w:color w:val="000000"/>
+                <w:sz w:val="18"/>
+                <w:szCs w:val="18"/>
+              </w:rPr>
+              <w:t xml:space="preserve">Strand</w:t>
+            </w:r>
+          </w:p>
+        </w:tc>
+        <w:tc>
+          <w:tcPr>
+            <w:tcW w:type="dxa" w:w="10680"/>
+            <w:shd w:fill="FFFFFF" w:color="auto" w:val="clear"/>
+            <w:tcMar>
+              <w:top w:type="dxa" w:w="60"/>
+              <w:left w:type="dxa" w:w="120"/>
+              <w:bottom w:type="dxa" w:w="60"/>
+              <w:right w:type="dxa" w:w="120"/>
+            </w:tcMar>
+            <w:vAlign w:val="top"/>
+          </w:tcPr>
+          <w:p>
+            <w:pPr>
+              <w:spacing w:after="40" w:before="0"/>
+              <w:jc w:val="left"/>
+            </w:pPr>
+            <w:r>
+              <w:rPr>
+                <w:rFonts w:ascii="Arial" w:cs="Arial" w:eastAsia="Arial" w:hAnsi="Arial"/>
+                <w:b w:val="false"/>
+                <w:bCs w:val="false"/>
+                <w:i w:val="false"/>
+                <w:iCs w:val="false"/>
+                <w:color w:val="000000"/>
+                <w:sz w:val="18"/>
+                <w:szCs w:val="18"/>
+              </w:rPr>
+              <w:t xml:space="preserve">Strand 2.0: Measurements and Geometry</w:t>
+            </w:r>
+          </w:p>
+        </w:tc>
+      </w:tr>
+      <w:tr>
+        <w:tc>
+          <w:tcPr>
+            <w:tcW w:type="dxa" w:w="3000"/>
+            <w:shd w:fill="D5E8F0" w:color="auto" w:val="clear"/>
+            <w:tcMar>
+              <w:top w:type="dxa" w:w="60"/>
+              <w:left w:type="dxa" w:w="120"/>
+              <w:bottom w:type="dxa" w:w="60"/>
+              <w:right w:type="dxa" w:w="120"/>
+            </w:tcMar>
+            <w:vAlign w:val="top"/>
+          </w:tcPr>
+          <w:p>
+            <w:pPr>
+              <w:spacing w:after="40" w:before="0"/>
+              <w:jc w:val="left"/>
+            </w:pPr>
+            <w:r>
+              <w:rPr>
+                <w:rFonts w:ascii="Arial" w:cs="Arial" w:eastAsia="Arial" w:hAnsi="Arial"/>
+                <w:b/>
+                <w:bCs/>
+                <w:i w:val="false"/>
+                <w:iCs w:val="false"/>
+                <w:color w:val="000000"/>
+                <w:sz w:val="18"/>
+                <w:szCs w:val="18"/>
+              </w:rPr>
+              <w:t xml:space="preserve">Sub-Strand</w:t>
+            </w:r>
+          </w:p>
+        </w:tc>
+        <w:tc>
+          <w:tcPr>
+            <w:tcW w:type="dxa" w:w="10680"/>
+            <w:shd w:fill="FFFFFF" w:color="auto" w:val="clear"/>
+            <w:tcMar>
+              <w:top w:type="dxa" w:w="60"/>
+              <w:left w:type="dxa" w:w="120"/>
+              <w:bottom w:type="dxa" w:w="60"/>
+              <w:right w:type="dxa" w:w="120"/>
+            </w:tcMar>
+            <w:vAlign w:val="top"/>
+          </w:tcPr>
+          <w:p>
+            <w:pPr>
+              <w:spacing w:after="40" w:before="0"/>
+              <w:jc w:val="left"/>
+            </w:pPr>
+            <w:r>
+              <w:rPr>
+                <w:rFonts w:ascii="Arial" w:cs="Arial" w:eastAsia="Arial" w:hAnsi="Arial"/>
+                <w:b w:val="false"/>
+                <w:bCs w:val="false"/>
+                <w:i w:val="false"/>
+                <w:iCs w:val="false"/>
+                <w:color w:val="000000"/>
+                <w:sz w:val="18"/>
+                <w:szCs w:val="18"/>
+              </w:rPr>
+              <w:t xml:space="preserve">Sub-Strand 2.3: Trigonometry</w:t>
+            </w:r>
+          </w:p>
+        </w:tc>
+      </w:tr>
+      <w:tr>
+        <w:tc>
+          <w:tcPr>
+            <w:tcW w:type="dxa" w:w="3000"/>
+            <w:shd w:fill="D5E8F0" w:color="auto" w:val="clear"/>
+            <w:tcMar>
+              <w:top w:type="dxa" w:w="60"/>
+              <w:left w:type="dxa" w:w="120"/>
+              <w:bottom w:type="dxa" w:w="60"/>
+              <w:right w:type="dxa" w:w="120"/>
+            </w:tcMar>
+            <w:vAlign w:val="top"/>
+          </w:tcPr>
+          <w:p>
+            <w:pPr>
+              <w:spacing w:after="40" w:before="0"/>
+              <w:jc w:val="left"/>
+            </w:pPr>
+            <w:r>
+              <w:rPr>
+                <w:rFonts w:ascii="Arial" w:cs="Arial" w:eastAsia="Arial" w:hAnsi="Arial"/>
+                <w:b/>
+                <w:bCs/>
+                <w:i w:val="false"/>
+                <w:iCs w:val="false"/>
+                <w:color w:val="000000"/>
+                <w:sz w:val="18"/>
+                <w:szCs w:val="18"/>
+              </w:rPr>
+              <w:t xml:space="preserve">Total Duration</w:t>
+            </w:r>
+          </w:p>
+        </w:tc>
+        <w:tc>
+          <w:tcPr>
+            <w:tcW w:type="dxa" w:w="10680"/>
+            <w:shd w:fill="FFFFFF" w:color="auto" w:val="clear"/>
+            <w:tcMar>
+              <w:top w:type="dxa" w:w="60"/>
+              <w:left w:type="dxa" w:w="120"/>
+              <w:bottom w:type="dxa" w:w="60"/>
+              <w:right w:type="dxa" w:w="120"/>
+            </w:tcMar>
+            <w:vAlign w:val="top"/>
+          </w:tcPr>
+          <w:p>
+            <w:pPr>
+              <w:spacing w:after="40" w:before="0"/>
+              <w:jc w:val="left"/>
+            </w:pPr>
+            <w:r>
+              <w:rPr>
+                <w:rFonts w:ascii="Arial" w:cs="Arial" w:eastAsia="Arial" w:hAnsi="Arial"/>
+                <w:b w:val="false"/>
+                <w:bCs w:val="false"/>
+                <w:i w:val="false"/>
+                <w:iCs w:val="false"/>
+                <w:color w:val="000000"/>
+                <w:sz w:val="18"/>
+                <w:szCs w:val="18"/>
+              </w:rPr>
+              <w:t xml:space="preserve">8 lessons × 40 minutes = 320 minutes total</w:t>
+            </w:r>
+          </w:p>
+        </w:tc>
+      </w:tr>
+      <w:tr>
+        <w:tc>
+          <w:tcPr>
+            <w:tcW w:type="dxa" w:w="3000"/>
+            <w:shd w:fill="D5E8F0" w:color="auto" w:val="clear"/>
+            <w:tcMar>
+              <w:top w:type="dxa" w:w="60"/>
+              <w:left w:type="dxa" w:w="120"/>
+              <w:bottom w:type="dxa" w:w="60"/>
+              <w:right w:type="dxa" w:w="120"/>
+            </w:tcMar>
+            <w:vAlign w:val="top"/>
+          </w:tcPr>
+          <w:p>
+            <w:pPr>
+              <w:spacing w:after="40" w:before="0"/>
+              <w:jc w:val="left"/>
+            </w:pPr>
+            <w:r>
+              <w:rPr>
+                <w:rFonts w:ascii="Arial" w:cs="Arial" w:eastAsia="Arial" w:hAnsi="Arial"/>
+                <w:b/>
+                <w:bCs/>
+                <w:i w:val="false"/>
+                <w:iCs w:val="false"/>
+                <w:color w:val="000000"/>
+                <w:sz w:val="18"/>
+                <w:szCs w:val="18"/>
+              </w:rPr>
+              <w:t xml:space="preserve">Sub-Strand Content</w:t>
+            </w:r>
+          </w:p>
+        </w:tc>
+        <w:tc>
+          <w:tcPr>
+            <w:tcW w:type="dxa" w:w="10680"/>
+            <w:shd w:fill="FFFFFF" w:color="auto" w:val="clear"/>
+            <w:tcMar>
+              <w:top w:type="dxa" w:w="60"/>
+              <w:left w:type="dxa" w:w="120"/>
+              <w:bottom w:type="dxa" w:w="60"/>
+              <w:right w:type="dxa" w:w="120"/>
+            </w:tcMar>
+            <w:vAlign w:val="top"/>
+          </w:tcPr>
+          <w:p>
+            <w:pPr>
+              <w:spacing w:after="30" w:before="0"/>
+              <w:ind w:left="360" w:hanging="180"/>
+              <w:jc w:val="left"/>
+            </w:pPr>
+            <w:r>
+              <w:rPr>
+                <w:rFonts w:ascii="Arial" w:cs="Arial" w:eastAsia="Arial" w:hAnsi="Arial"/>
+                <w:b w:val="false"/>
+                <w:bCs w:val="false"/>
+                <w:i w:val="false"/>
+                <w:iCs w:val="false"/>
+                <w:color w:val="000000"/>
+                <w:sz w:val="18"/>
+                <w:szCs w:val="18"/>
+              </w:rPr>
+              <w:t xml:space="preserve">–  Identification of sides of a right-angled triangle (hypotenuse, opposite, adjacent) relative to a specific acute angle</w:t>
+            </w:r>
+          </w:p>
+          <w:p>
+            <w:pPr>
+              <w:spacing w:after="30" w:before="0"/>
+              <w:ind w:left="360" w:hanging="180"/>
+              <w:jc w:val="left"/>
+            </w:pPr>
+            <w:r>
+              <w:rPr>
+                <w:rFonts w:ascii="Arial" w:cs="Arial" w:eastAsia="Arial" w:hAnsi="Arial"/>
+                <w:b w:val="false"/>
+                <w:bCs w:val="false"/>
+                <w:i w:val="false"/>
+                <w:iCs w:val="false"/>
+                <w:color w:val="000000"/>
+                <w:sz w:val="18"/>
+                <w:szCs w:val="18"/>
+              </w:rPr>
+              <w:t xml:space="preserve">–  Sine, cosine and tangent ratios of acute angles in a right-angled triangle</w:t>
+            </w:r>
+          </w:p>
+          <w:p>
+            <w:pPr>
+              <w:spacing w:after="30" w:before="0"/>
+              <w:ind w:left="360" w:hanging="180"/>
+              <w:jc w:val="left"/>
+            </w:pPr>
+            <w:r>
+              <w:rPr>
+                <w:rFonts w:ascii="Arial" w:cs="Arial" w:eastAsia="Arial" w:hAnsi="Arial"/>
+                <w:b w:val="false"/>
+                <w:bCs w:val="false"/>
+                <w:i w:val="false"/>
+                <w:iCs w:val="false"/>
+                <w:color w:val="000000"/>
+                <w:sz w:val="18"/>
+                <w:szCs w:val="18"/>
+              </w:rPr>
+              <w:t xml:space="preserve">–  Sines and cosines of complementary angles and their relationship</w:t>
+            </w:r>
+          </w:p>
+          <w:p>
+            <w:pPr>
+              <w:spacing w:after="30" w:before="0"/>
+              <w:ind w:left="360" w:hanging="180"/>
+              <w:jc w:val="left"/>
+            </w:pPr>
+            <w:r>
+              <w:rPr>
+                <w:rFonts w:ascii="Arial" w:cs="Arial" w:eastAsia="Arial" w:hAnsi="Arial"/>
+                <w:b w:val="false"/>
+                <w:bCs w:val="false"/>
+                <w:i w:val="false"/>
+                <w:iCs w:val="false"/>
+                <w:color w:val="000000"/>
+                <w:sz w:val="18"/>
+                <w:szCs w:val="18"/>
+              </w:rPr>
+              <w:t xml:space="preserve">–  Application of trigonometric ratios to angles of elevation</w:t>
+            </w:r>
+          </w:p>
+          <w:p>
+            <w:pPr>
+              <w:spacing w:after="30" w:before="0"/>
+              <w:ind w:left="360" w:hanging="180"/>
+              <w:jc w:val="left"/>
+            </w:pPr>
+            <w:r>
+              <w:rPr>
+                <w:rFonts w:ascii="Arial" w:cs="Arial" w:eastAsia="Arial" w:hAnsi="Arial"/>
+                <w:b w:val="false"/>
+                <w:bCs w:val="false"/>
+                <w:i w:val="false"/>
+                <w:iCs w:val="false"/>
+                <w:color w:val="000000"/>
+                <w:sz w:val="18"/>
+                <w:szCs w:val="18"/>
+              </w:rPr>
+              <w:t xml:space="preserve">–  Application of trigonometric ratios to angles of depression</w:t>
+            </w:r>
+          </w:p>
+          <w:p>
+            <w:pPr>
+              <w:spacing w:after="30" w:before="0"/>
+              <w:ind w:left="360" w:hanging="180"/>
+              <w:jc w:val="left"/>
+            </w:pPr>
+            <w:r>
+              <w:rPr>
+                <w:rFonts w:ascii="Arial" w:cs="Arial" w:eastAsia="Arial" w:hAnsi="Arial"/>
+                <w:b w:val="false"/>
+                <w:bCs w:val="false"/>
+                <w:i w:val="false"/>
+                <w:iCs w:val="false"/>
+                <w:color w:val="000000"/>
+                <w:sz w:val="18"/>
+                <w:szCs w:val="18"/>
+              </w:rPr>
+              <w:t xml:space="preserve">–  Construction and use of a simple clinometer to measure angles of elevation and depression</w:t>
+            </w:r>
+          </w:p>
+          <w:p>
+            <w:pPr>
+              <w:spacing w:after="30" w:before="0"/>
+              <w:ind w:left="360" w:hanging="180"/>
+              <w:jc w:val="left"/>
+            </w:pPr>
+            <w:r>
+              <w:rPr>
+                <w:rFonts w:ascii="Arial" w:cs="Arial" w:eastAsia="Arial" w:hAnsi="Arial"/>
+                <w:b w:val="false"/>
+                <w:bCs w:val="false"/>
+                <w:i w:val="false"/>
+                <w:iCs w:val="false"/>
+                <w:color w:val="000000"/>
+                <w:sz w:val="18"/>
+                <w:szCs w:val="18"/>
+              </w:rPr>
+              <w:t xml:space="preserve">–  Use of trigonometric tables and digital tools to find trigonometric ratios</w:t>
+            </w:r>
+          </w:p>
+          <w:p>
+            <w:pPr>
+              <w:spacing w:after="30" w:before="0"/>
+              <w:ind w:left="360" w:hanging="180"/>
+              <w:jc w:val="left"/>
+            </w:pPr>
+            <w:r>
+              <w:rPr>
+                <w:rFonts w:ascii="Arial" w:cs="Arial" w:eastAsia="Arial" w:hAnsi="Arial"/>
+                <w:b w:val="false"/>
+                <w:bCs w:val="false"/>
+                <w:i w:val="false"/>
+                <w:iCs w:val="false"/>
+                <w:color w:val="000000"/>
+                <w:sz w:val="18"/>
+                <w:szCs w:val="18"/>
+              </w:rPr>
+              <w:t xml:space="preserve">–  Real-life applications of trigonometry in the immediate environment</w:t>
+            </w:r>
+          </w:p>
+        </w:tc>
+      </w:tr>
+      <w:tr>
+        <w:tc>
+          <w:tcPr>
+            <w:tcW w:type="dxa" w:w="3000"/>
+            <w:shd w:fill="D5E8F0" w:color="auto" w:val="clear"/>
+            <w:tcMar>
+              <w:top w:type="dxa" w:w="60"/>
+              <w:left w:type="dxa" w:w="120"/>
+              <w:bottom w:type="dxa" w:w="60"/>
+              <w:right w:type="dxa" w:w="120"/>
+            </w:tcMar>
+            <w:vAlign w:val="top"/>
+          </w:tcPr>
+          <w:p>
+            <w:pPr>
+              <w:spacing w:after="40" w:before="0"/>
+              <w:jc w:val="left"/>
+            </w:pPr>
+            <w:r>
+              <w:rPr>
+                <w:rFonts w:ascii="Arial" w:cs="Arial" w:eastAsia="Arial" w:hAnsi="Arial"/>
+                <w:b/>
+                <w:bCs/>
+                <w:i w:val="false"/>
+                <w:iCs w:val="false"/>
+                <w:color w:val="000000"/>
+                <w:sz w:val="18"/>
+                <w:szCs w:val="18"/>
+              </w:rPr>
+              <w:t xml:space="preserve">Learning Outcomes</w:t>
+            </w:r>
+          </w:p>
+        </w:tc>
+        <w:tc>
+          <w:tcPr>
+            <w:tcW w:type="dxa" w:w="10680"/>
+            <w:shd w:fill="FFFFFF" w:color="auto" w:val="clear"/>
+            <w:tcMar>
+              <w:top w:type="dxa" w:w="60"/>
+              <w:left w:type="dxa" w:w="120"/>
+              <w:bottom w:type="dxa" w:w="60"/>
+              <w:right w:type="dxa" w:w="120"/>
+            </w:tcMar>
+            <w:vAlign w:val="top"/>
+          </w:tcPr>
+          <w:p>
+            <w:pPr>
+              <w:spacing w:after="40" w:before="0"/>
+              <w:jc w:val="left"/>
+            </w:pPr>
+            <w:r>
+              <w:rPr>
+                <w:rFonts w:ascii="Arial" w:cs="Arial" w:eastAsia="Arial" w:hAnsi="Arial"/>
+                <w:b w:val="false"/>
+                <w:bCs w:val="false"/>
+                <w:i w:val="false"/>
+                <w:iCs w:val="false"/>
+                <w:color w:val="000000"/>
+                <w:sz w:val="18"/>
+                <w:szCs w:val="18"/>
+              </w:rPr>
+              <w:t xml:space="preserve">By the end of the sub-strand, the learner should be able to:</w:t>
+            </w:r>
+          </w:p>
+          <w:p>
+            <w:pPr>
+              <w:spacing w:after="40" w:before="0"/>
+              <w:jc w:val="left"/>
+            </w:pPr>
+            <w:r>
+              <w:rPr>
+                <w:rFonts w:ascii="Arial" w:cs="Arial" w:eastAsia="Arial" w:hAnsi="Arial"/>
+                <w:b w:val="false"/>
+                <w:bCs w:val="false"/>
+                <w:i w:val="false"/>
+                <w:iCs w:val="false"/>
+                <w:color w:val="000000"/>
+                <w:sz w:val="18"/>
+                <w:szCs w:val="18"/>
+              </w:rPr>
+              <w:t xml:space="preserve">a) identify the sides of a right-angled triangle in relation to a particular angle,</w:t>
+            </w:r>
+          </w:p>
+          <w:p>
+            <w:pPr>
+              <w:spacing w:after="40" w:before="0"/>
+              <w:jc w:val="left"/>
+            </w:pPr>
+            <w:r>
+              <w:rPr>
+                <w:rFonts w:ascii="Arial" w:cs="Arial" w:eastAsia="Arial" w:hAnsi="Arial"/>
+                <w:b w:val="false"/>
+                <w:bCs w:val="false"/>
+                <w:i w:val="false"/>
+                <w:iCs w:val="false"/>
+                <w:color w:val="000000"/>
+                <w:sz w:val="18"/>
+                <w:szCs w:val="18"/>
+              </w:rPr>
+              <w:t xml:space="preserve">b) determine the sine, cosine and tangent of acute angles in a right-angled triangle,</w:t>
+            </w:r>
+          </w:p>
+          <w:p>
+            <w:pPr>
+              <w:spacing w:after="40" w:before="0"/>
+              <w:jc w:val="left"/>
+            </w:pPr>
+            <w:r>
+              <w:rPr>
+                <w:rFonts w:ascii="Arial" w:cs="Arial" w:eastAsia="Arial" w:hAnsi="Arial"/>
+                <w:b w:val="false"/>
+                <w:bCs w:val="false"/>
+                <w:i w:val="false"/>
+                <w:iCs w:val="false"/>
+                <w:color w:val="000000"/>
+                <w:sz w:val="18"/>
+                <w:szCs w:val="18"/>
+              </w:rPr>
+              <w:t xml:space="preserve">c) relate sines and cosines of complementary angles,</w:t>
+            </w:r>
+          </w:p>
+          <w:p>
+            <w:pPr>
+              <w:spacing w:after="40" w:before="0"/>
+              <w:jc w:val="left"/>
+            </w:pPr>
+            <w:r>
+              <w:rPr>
+                <w:rFonts w:ascii="Arial" w:cs="Arial" w:eastAsia="Arial" w:hAnsi="Arial"/>
+                <w:b w:val="false"/>
+                <w:bCs w:val="false"/>
+                <w:i w:val="false"/>
+                <w:iCs w:val="false"/>
+                <w:color w:val="000000"/>
+                <w:sz w:val="18"/>
+                <w:szCs w:val="18"/>
+              </w:rPr>
+              <w:t xml:space="preserve">d) apply trigonometric ratios to angles of elevation and depression,</w:t>
+            </w:r>
+          </w:p>
+          <w:p>
+            <w:pPr>
+              <w:spacing w:after="40" w:before="0"/>
+              <w:jc w:val="left"/>
+            </w:pPr>
+            <w:r>
+              <w:rPr>
+                <w:rFonts w:ascii="Arial" w:cs="Arial" w:eastAsia="Arial" w:hAnsi="Arial"/>
+                <w:b w:val="false"/>
+                <w:bCs w:val="false"/>
+                <w:i w:val="false"/>
+                <w:iCs w:val="false"/>
+                <w:color w:val="000000"/>
+                <w:sz w:val="18"/>
+                <w:szCs w:val="18"/>
+              </w:rPr>
+              <w:t xml:space="preserve">e) recognise the use of trigonometry in real-life situations.</w:t>
+            </w:r>
+          </w:p>
+        </w:tc>
+      </w:tr>
+      <w:tr>
+        <w:tc>
+          <w:tcPr>
+            <w:tcW w:type="dxa" w:w="3000"/>
+            <w:shd w:fill="D5E8F0" w:color="auto" w:val="clear"/>
+            <w:tcMar>
+              <w:top w:type="dxa" w:w="60"/>
+              <w:left w:type="dxa" w:w="120"/>
+              <w:bottom w:type="dxa" w:w="60"/>
+              <w:right w:type="dxa" w:w="120"/>
+            </w:tcMar>
+            <w:vAlign w:val="top"/>
+          </w:tcPr>
+          <w:p>
+            <w:pPr>
+              <w:spacing w:after="40" w:before="0"/>
+              <w:jc w:val="left"/>
+            </w:pPr>
+            <w:r>
+              <w:rPr>
+                <w:rFonts w:ascii="Arial" w:cs="Arial" w:eastAsia="Arial" w:hAnsi="Arial"/>
+                <w:b/>
+                <w:bCs/>
+                <w:i w:val="false"/>
+                <w:iCs w:val="false"/>
+                <w:color w:val="000000"/>
+                <w:sz w:val="18"/>
+                <w:szCs w:val="18"/>
+              </w:rPr>
+              <w:t xml:space="preserve">Core Competencies</w:t>
+            </w:r>
+          </w:p>
+        </w:tc>
+        <w:tc>
+          <w:tcPr>
+            <w:tcW w:type="dxa" w:w="10680"/>
+            <w:shd w:fill="FFFFFF" w:color="auto" w:val="clear"/>
+            <w:tcMar>
+              <w:top w:type="dxa" w:w="60"/>
+              <w:left w:type="dxa" w:w="120"/>
+              <w:bottom w:type="dxa" w:w="60"/>
+              <w:right w:type="dxa" w:w="120"/>
+            </w:tcMar>
+            <w:vAlign w:val="top"/>
+          </w:tcPr>
+          <w:p>
+            <w:pPr>
+              <w:spacing w:after="30" w:before="0"/>
+              <w:ind w:left="360" w:hanging="180"/>
+              <w:jc w:val="left"/>
+            </w:pPr>
+            <w:r>
+              <w:rPr>
+                <w:rFonts w:ascii="Arial" w:cs="Arial" w:eastAsia="Arial" w:hAnsi="Arial"/>
+                <w:b w:val="false"/>
+                <w:bCs w:val="false"/>
+                <w:i w:val="false"/>
+                <w:iCs w:val="false"/>
+                <w:color w:val="000000"/>
+                <w:sz w:val="18"/>
+                <w:szCs w:val="18"/>
+              </w:rPr>
+              <w:t xml:space="preserve">–  Self-efficacy: The learner makes observations and establishes the relationships between the sine and cosine ratios of complementary angles, building confidence in their own mathematical reasoning as they generate and verify the pattern independently.</w:t>
+            </w:r>
+          </w:p>
+          <w:p>
+            <w:pPr>
+              <w:spacing w:after="30" w:before="0"/>
+              <w:ind w:left="360" w:hanging="180"/>
+              <w:jc w:val="left"/>
+            </w:pPr>
+            <w:r>
+              <w:rPr>
+                <w:rFonts w:ascii="Arial" w:cs="Arial" w:eastAsia="Arial" w:hAnsi="Arial"/>
+                <w:b w:val="false"/>
+                <w:bCs w:val="false"/>
+                <w:i w:val="false"/>
+                <w:iCs w:val="false"/>
+                <w:color w:val="000000"/>
+                <w:sz w:val="18"/>
+                <w:szCs w:val="18"/>
+              </w:rPr>
+              <w:t xml:space="preserve">–  Learning to learn: The learner learns collaboratively while constructing a simple clinometer using locally available materials (cardboard, straw, string, protractor) and using it as a hands-on learning resource for measuring angles of elevation and depression in the school environment.</w:t>
+            </w:r>
+          </w:p>
+        </w:tc>
+      </w:tr>
+      <w:tr>
+        <w:tc>
+          <w:tcPr>
+            <w:tcW w:type="dxa" w:w="3000"/>
+            <w:shd w:fill="E2EFDA" w:color="auto" w:val="clear"/>
+            <w:tcMar>
+              <w:top w:type="dxa" w:w="60"/>
+              <w:left w:type="dxa" w:w="120"/>
+              <w:bottom w:type="dxa" w:w="60"/>
+              <w:right w:type="dxa" w:w="120"/>
+            </w:tcMar>
+            <w:vAlign w:val="top"/>
+          </w:tcPr>
+          <w:p>
+            <w:pPr>
+              <w:spacing w:after="40" w:before="0"/>
+              <w:jc w:val="left"/>
+            </w:pPr>
+            <w:r>
+              <w:rPr>
+                <w:rFonts w:ascii="Arial" w:cs="Arial" w:eastAsia="Arial" w:hAnsi="Arial"/>
+                <w:b/>
+                <w:bCs/>
+                <w:i w:val="false"/>
+                <w:iCs w:val="false"/>
+                <w:color w:val="000000"/>
+                <w:sz w:val="18"/>
+                <w:szCs w:val="18"/>
+              </w:rPr>
+              <w:t xml:space="preserve">Core Values</w:t>
+            </w:r>
+          </w:p>
+        </w:tc>
+        <w:tc>
+          <w:tcPr>
+            <w:tcW w:type="dxa" w:w="10680"/>
+            <w:shd w:fill="FFFFFF" w:color="auto" w:val="clear"/>
+            <w:tcMar>
+              <w:top w:type="dxa" w:w="60"/>
+              <w:left w:type="dxa" w:w="120"/>
+              <w:bottom w:type="dxa" w:w="60"/>
+              <w:right w:type="dxa" w:w="120"/>
+            </w:tcMar>
+            <w:vAlign w:val="top"/>
+          </w:tcPr>
+          <w:p>
+            <w:pPr>
+              <w:spacing w:after="30" w:before="0"/>
+              <w:ind w:left="360" w:hanging="180"/>
+              <w:jc w:val="left"/>
+            </w:pPr>
+            <w:r>
+              <w:rPr>
+                <w:rFonts w:ascii="Arial" w:cs="Arial" w:eastAsia="Arial" w:hAnsi="Arial"/>
+                <w:b w:val="false"/>
+                <w:bCs w:val="false"/>
+                <w:i w:val="false"/>
+                <w:iCs w:val="false"/>
+                <w:color w:val="000000"/>
+                <w:sz w:val="18"/>
+                <w:szCs w:val="18"/>
+              </w:rPr>
+              <w:t xml:space="preserve">–  Love: The learner demonstrates a caring attitude towards others when using a simple clinometer to measure the angle of elevation and depression of different objects in the immediate environment, ensuring every group member has a turn and that measurements are taken safely and considerately.</w:t>
+            </w:r>
+          </w:p>
+          <w:p>
+            <w:pPr>
+              <w:spacing w:after="30" w:before="0"/>
+              <w:ind w:left="360" w:hanging="180"/>
+              <w:jc w:val="left"/>
+            </w:pPr>
+            <w:r>
+              <w:rPr>
+                <w:rFonts w:ascii="Arial" w:cs="Arial" w:eastAsia="Arial" w:hAnsi="Arial"/>
+                <w:b w:val="false"/>
+                <w:bCs w:val="false"/>
+                <w:i w:val="false"/>
+                <w:iCs w:val="false"/>
+                <w:color w:val="000000"/>
+                <w:sz w:val="18"/>
+                <w:szCs w:val="18"/>
+              </w:rPr>
+              <w:t xml:space="preserve">–  Responsibility: The learner takes care of instruments such as rulers, geometrical sets, graph paper and digital devices used during trigonometry activities, returning them in good condition and ensuring shared resources are available for peers.</w:t>
+            </w:r>
+          </w:p>
+        </w:tc>
+      </w:tr>
+      <w:tr>
+        <w:tc>
+          <w:tcPr>
+            <w:tcW w:type="dxa" w:w="3000"/>
+            <w:shd w:fill="D5E8F0" w:color="auto" w:val="clear"/>
+            <w:tcMar>
+              <w:top w:type="dxa" w:w="60"/>
+              <w:left w:type="dxa" w:w="120"/>
+              <w:bottom w:type="dxa" w:w="60"/>
+              <w:right w:type="dxa" w:w="120"/>
+            </w:tcMar>
+            <w:vAlign w:val="top"/>
+          </w:tcPr>
+          <w:p>
+            <w:pPr>
+              <w:spacing w:after="40" w:before="0"/>
+              <w:jc w:val="left"/>
+            </w:pPr>
+            <w:r>
+              <w:rPr>
+                <w:rFonts w:ascii="Arial" w:cs="Arial" w:eastAsia="Arial" w:hAnsi="Arial"/>
+                <w:b/>
+                <w:bCs/>
+                <w:i w:val="false"/>
+                <w:iCs w:val="false"/>
+                <w:color w:val="000000"/>
+                <w:sz w:val="18"/>
+                <w:szCs w:val="18"/>
+              </w:rPr>
+              <w:t xml:space="preserve">Science &amp; Engineering Practices</w:t>
+            </w:r>
+          </w:p>
+        </w:tc>
+        <w:tc>
+          <w:tcPr>
+            <w:tcW w:type="dxa" w:w="10680"/>
+            <w:shd w:fill="FFFFFF" w:color="auto" w:val="clear"/>
+            <w:tcMar>
+              <w:top w:type="dxa" w:w="60"/>
+              <w:left w:type="dxa" w:w="120"/>
+              <w:bottom w:type="dxa" w:w="60"/>
+              <w:right w:type="dxa" w:w="120"/>
+            </w:tcMar>
+            <w:vAlign w:val="top"/>
+          </w:tcPr>
+          <w:p>
+            <w:pPr>
+              <w:spacing w:after="30" w:before="0"/>
+              <w:ind w:left="360" w:hanging="180"/>
+              <w:jc w:val="left"/>
+            </w:pPr>
+            <w:r>
+              <w:rPr>
+                <w:rFonts w:ascii="Arial" w:cs="Arial" w:eastAsia="Arial" w:hAnsi="Arial"/>
+                <w:b w:val="false"/>
+                <w:bCs w:val="false"/>
+                <w:i w:val="false"/>
+                <w:iCs w:val="false"/>
+                <w:color w:val="000000"/>
+                <w:sz w:val="18"/>
+                <w:szCs w:val="18"/>
+              </w:rPr>
+              <w:t xml:space="preserve">–  Asking Questions and Defining Problems: Learners articulate what information is needed (angle, known side) to find an unknown height or distance, framing trigonometry as a tool for answering real measurement questions about their environment.</w:t>
+            </w:r>
+          </w:p>
+          <w:p>
+            <w:pPr>
+              <w:spacing w:after="30" w:before="0"/>
+              <w:ind w:left="360" w:hanging="180"/>
+              <w:jc w:val="left"/>
+            </w:pPr>
+            <w:r>
+              <w:rPr>
+                <w:rFonts w:ascii="Arial" w:cs="Arial" w:eastAsia="Arial" w:hAnsi="Arial"/>
+                <w:b w:val="false"/>
+                <w:bCs w:val="false"/>
+                <w:i w:val="false"/>
+                <w:iCs w:val="false"/>
+                <w:color w:val="000000"/>
+                <w:sz w:val="18"/>
+                <w:szCs w:val="18"/>
+              </w:rPr>
+              <w:t xml:space="preserve">–  Planning and Carrying Out Investigations: Learners design and carry out a clinometer investigation — identifying objects to measure, deciding on measurement positions, recording angle and distance data, and checking results for consistency.</w:t>
+            </w:r>
+          </w:p>
+          <w:p>
+            <w:pPr>
+              <w:spacing w:after="30" w:before="0"/>
+              <w:ind w:left="360" w:hanging="180"/>
+              <w:jc w:val="left"/>
+            </w:pPr>
+            <w:r>
+              <w:rPr>
+                <w:rFonts w:ascii="Arial" w:cs="Arial" w:eastAsia="Arial" w:hAnsi="Arial"/>
+                <w:b w:val="false"/>
+                <w:bCs w:val="false"/>
+                <w:i w:val="false"/>
+                <w:iCs w:val="false"/>
+                <w:color w:val="000000"/>
+                <w:sz w:val="18"/>
+                <w:szCs w:val="18"/>
+              </w:rPr>
+              <w:t xml:space="preserve">–  Using Mathematics and Computational Thinking: Learners select and apply the appropriate trigonometric ratio (sin, cos, tan) to compute unknown sides and angles, evaluate answers for reasonableness, and use digital tools (calculators, online resources) to verify computations.</w:t>
+            </w:r>
+          </w:p>
+          <w:p>
+            <w:pPr>
+              <w:spacing w:after="30" w:before="0"/>
+              <w:ind w:left="360" w:hanging="180"/>
+              <w:jc w:val="left"/>
+            </w:pPr>
+            <w:r>
+              <w:rPr>
+                <w:rFonts w:ascii="Arial" w:cs="Arial" w:eastAsia="Arial" w:hAnsi="Arial"/>
+                <w:b w:val="false"/>
+                <w:bCs w:val="false"/>
+                <w:i w:val="false"/>
+                <w:iCs w:val="false"/>
+                <w:color w:val="000000"/>
+                <w:sz w:val="18"/>
+                <w:szCs w:val="18"/>
+              </w:rPr>
+              <w:t xml:space="preserve">–  Constructing Explanations: Learners use their generated table of complementary angles and their sine/cosine values to construct a reasoned explanation for why sin θ = cos(90° − θ), connecting numerical patterns to geometric reasoning.</w:t>
+            </w:r>
+          </w:p>
+          <w:p>
+            <w:pPr>
+              <w:spacing w:after="30" w:before="0"/>
+              <w:ind w:left="360" w:hanging="180"/>
+              <w:jc w:val="left"/>
+            </w:pPr>
+            <w:r>
+              <w:rPr>
+                <w:rFonts w:ascii="Arial" w:cs="Arial" w:eastAsia="Arial" w:hAnsi="Arial"/>
+                <w:b w:val="false"/>
+                <w:bCs w:val="false"/>
+                <w:i w:val="false"/>
+                <w:iCs w:val="false"/>
+                <w:color w:val="000000"/>
+                <w:sz w:val="18"/>
+                <w:szCs w:val="18"/>
+              </w:rPr>
+              <w:t xml:space="preserve">–  Obtaining, Evaluating and Communicating Information: Learners present clinometer findings and trigonometric solutions to peers, critique each other's methods, and evaluate the accuracy of real-world measurements against calculated values.</w:t>
+            </w:r>
+          </w:p>
+        </w:tc>
+      </w:tr>
+      <w:tr>
+        <w:tc>
+          <w:tcPr>
+            <w:tcW w:type="dxa" w:w="3000"/>
+            <w:shd w:fill="FCE4D6" w:color="auto" w:val="clear"/>
+            <w:tcMar>
+              <w:top w:type="dxa" w:w="60"/>
+              <w:left w:type="dxa" w:w="120"/>
+              <w:bottom w:type="dxa" w:w="60"/>
+              <w:right w:type="dxa" w:w="120"/>
+            </w:tcMar>
+            <w:vAlign w:val="top"/>
+          </w:tcPr>
+          <w:p>
+            <w:pPr>
+              <w:spacing w:after="40" w:before="0"/>
+              <w:jc w:val="left"/>
+            </w:pPr>
+            <w:r>
+              <w:rPr>
+                <w:rFonts w:ascii="Arial" w:cs="Arial" w:eastAsia="Arial" w:hAnsi="Arial"/>
+                <w:b/>
+                <w:bCs/>
+                <w:i w:val="false"/>
+                <w:iCs w:val="false"/>
+                <w:color w:val="000000"/>
+                <w:sz w:val="18"/>
+                <w:szCs w:val="18"/>
+              </w:rPr>
+              <w:t xml:space="preserve">Pertinent &amp; Contemporary Issues (PCIs)</w:t>
+            </w:r>
+          </w:p>
+        </w:tc>
+        <w:tc>
+          <w:tcPr>
+            <w:tcW w:type="dxa" w:w="10680"/>
+            <w:shd w:fill="FFFFFF" w:color="auto" w:val="clear"/>
+            <w:tcMar>
+              <w:top w:type="dxa" w:w="60"/>
+              <w:left w:type="dxa" w:w="120"/>
+              <w:bottom w:type="dxa" w:w="60"/>
+              <w:right w:type="dxa" w:w="120"/>
+            </w:tcMar>
+            <w:vAlign w:val="top"/>
+          </w:tcPr>
+          <w:p>
+            <w:pPr>
+              <w:spacing w:after="30" w:before="0"/>
+              <w:ind w:left="360" w:hanging="180"/>
+              <w:jc w:val="left"/>
+            </w:pPr>
+            <w:r>
+              <w:rPr>
+                <w:rFonts w:ascii="Arial" w:cs="Arial" w:eastAsia="Arial" w:hAnsi="Arial"/>
+                <w:b w:val="false"/>
+                <w:bCs w:val="false"/>
+                <w:i w:val="false"/>
+                <w:iCs w:val="false"/>
+                <w:color w:val="000000"/>
+                <w:sz w:val="18"/>
+                <w:szCs w:val="18"/>
+              </w:rPr>
+              <w:t xml:space="preserve">–  Self-esteem: The learners acquire and strengthen self-esteem while designing and making a simple clinometer using locally available materials (cardboard, string, protractor, drinking straw) and successfully using it as a functional learning resource for measuring real angles in their school environment.</w:t>
+            </w:r>
+          </w:p>
+          <w:p>
+            <w:pPr>
+              <w:spacing w:after="30" w:before="0"/>
+              <w:ind w:left="360" w:hanging="180"/>
+              <w:jc w:val="left"/>
+            </w:pPr>
+            <w:r>
+              <w:rPr>
+                <w:rFonts w:ascii="Arial" w:cs="Arial" w:eastAsia="Arial" w:hAnsi="Arial"/>
+                <w:b w:val="false"/>
+                <w:bCs w:val="false"/>
+                <w:i w:val="false"/>
+                <w:iCs w:val="false"/>
+                <w:color w:val="000000"/>
+                <w:sz w:val="18"/>
+                <w:szCs w:val="18"/>
+              </w:rPr>
+              <w:t xml:space="preserve">–  Life Skills (Critical Thinking and Problem Solving): Learners apply trigonometric ratios to authentic measurement problems — such as estimating the height of a flagpole, water tank, or school building in Nairobi — developing analytical and decision-making skills transferable to daily life.</w:t>
+            </w:r>
+          </w:p>
+          <w:p>
+            <w:pPr>
+              <w:spacing w:after="30" w:before="0"/>
+              <w:ind w:left="360" w:hanging="180"/>
+              <w:jc w:val="left"/>
+            </w:pPr>
+            <w:r>
+              <w:rPr>
+                <w:rFonts w:ascii="Arial" w:cs="Arial" w:eastAsia="Arial" w:hAnsi="Arial"/>
+                <w:b w:val="false"/>
+                <w:bCs w:val="false"/>
+                <w:i w:val="false"/>
+                <w:iCs w:val="false"/>
+                <w:color w:val="000000"/>
+                <w:sz w:val="18"/>
+                <w:szCs w:val="18"/>
+              </w:rPr>
+              <w:t xml:space="preserve">–  Education for Sustainable Development: Learners use locally sourced, low-cost materials to construct the clinometer, reinforcing resourcefulness and environmental awareness while achieving a meaningful mathematical learning outcome.</w:t>
+            </w:r>
+          </w:p>
+        </w:tc>
+      </w:tr>
+      <w:tr>
+        <w:tc>
+          <w:tcPr>
+            <w:tcW w:type="dxa" w:w="3000"/>
+            <w:shd w:fill="D9EEF1" w:color="auto" w:val="clear"/>
+            <w:tcMar>
+              <w:top w:type="dxa" w:w="60"/>
+              <w:left w:type="dxa" w:w="120"/>
+              <w:bottom w:type="dxa" w:w="60"/>
+              <w:right w:type="dxa" w:w="120"/>
+            </w:tcMar>
+            <w:vAlign w:val="top"/>
+          </w:tcPr>
+          <w:p>
+            <w:pPr>
+              <w:spacing w:after="40" w:before="0"/>
+              <w:jc w:val="left"/>
+            </w:pPr>
+            <w:r>
+              <w:rPr>
+                <w:rFonts w:ascii="Arial" w:cs="Arial" w:eastAsia="Arial" w:hAnsi="Arial"/>
+                <w:b/>
+                <w:bCs/>
+                <w:i w:val="false"/>
+                <w:iCs w:val="false"/>
+                <w:color w:val="000000"/>
+                <w:sz w:val="18"/>
+                <w:szCs w:val="18"/>
+              </w:rPr>
+              <w:t xml:space="preserve">Career Connections</w:t>
+            </w:r>
+          </w:p>
+        </w:tc>
+        <w:tc>
+          <w:tcPr>
+            <w:tcW w:type="dxa" w:w="10680"/>
+            <w:shd w:fill="FFFFFF" w:color="auto" w:val="clear"/>
+            <w:tcMar>
+              <w:top w:type="dxa" w:w="60"/>
+              <w:left w:type="dxa" w:w="120"/>
+              <w:bottom w:type="dxa" w:w="60"/>
+              <w:right w:type="dxa" w:w="120"/>
+            </w:tcMar>
+            <w:vAlign w:val="top"/>
+          </w:tcPr>
+          <w:p>
+            <w:pPr>
+              <w:spacing w:after="30" w:before="0"/>
+              <w:ind w:left="360" w:hanging="180"/>
+              <w:jc w:val="left"/>
+            </w:pPr>
+            <w:r>
+              <w:rPr>
+                <w:rFonts w:ascii="Arial" w:cs="Arial" w:eastAsia="Arial" w:hAnsi="Arial"/>
+                <w:b w:val="false"/>
+                <w:bCs w:val="false"/>
+                <w:i w:val="false"/>
+                <w:iCs w:val="false"/>
+                <w:color w:val="000000"/>
+                <w:sz w:val="18"/>
+                <w:szCs w:val="18"/>
+              </w:rPr>
+              <w:t xml:space="preserve">–  Surveying and Land Management: Trigonometric ratios are foundational tools for surveyors who map land parcels across Kenya's counties — from the Rift Valley to the Coast — measuring distances and elevations using clinometers and theodolites.</w:t>
+            </w:r>
+          </w:p>
+          <w:p>
+            <w:pPr>
+              <w:spacing w:after="30" w:before="0"/>
+              <w:ind w:left="360" w:hanging="180"/>
+              <w:jc w:val="left"/>
+            </w:pPr>
+            <w:r>
+              <w:rPr>
+                <w:rFonts w:ascii="Arial" w:cs="Arial" w:eastAsia="Arial" w:hAnsi="Arial"/>
+                <w:b w:val="false"/>
+                <w:bCs w:val="false"/>
+                <w:i w:val="false"/>
+                <w:iCs w:val="false"/>
+                <w:color w:val="000000"/>
+                <w:sz w:val="18"/>
+                <w:szCs w:val="18"/>
+              </w:rPr>
+              <w:t xml:space="preserve">–  Architecture and Building Construction: Architects and construction engineers in Kenya use angles of elevation, roof pitch calculations and trigonometric ratios when designing and constructing buildings, ensuring structural stability.</w:t>
+            </w:r>
+          </w:p>
+          <w:p>
+            <w:pPr>
+              <w:spacing w:after="30" w:before="0"/>
+              <w:ind w:left="360" w:hanging="180"/>
+              <w:jc w:val="left"/>
+            </w:pPr>
+            <w:r>
+              <w:rPr>
+                <w:rFonts w:ascii="Arial" w:cs="Arial" w:eastAsia="Arial" w:hAnsi="Arial"/>
+                <w:b w:val="false"/>
+                <w:bCs w:val="false"/>
+                <w:i w:val="false"/>
+                <w:iCs w:val="false"/>
+                <w:color w:val="000000"/>
+                <w:sz w:val="18"/>
+                <w:szCs w:val="18"/>
+              </w:rPr>
+              <w:t xml:space="preserve">–  Aviation and Navigation: Pilots and navigators at airports such as JKIA (Nairobi) and Moi International Airport (Mombasa) apply trigonometry to calculate flight approach angles, altitudes and distances.</w:t>
+            </w:r>
+          </w:p>
+          <w:p>
+            <w:pPr>
+              <w:spacing w:after="30" w:before="0"/>
+              <w:ind w:left="360" w:hanging="180"/>
+              <w:jc w:val="left"/>
+            </w:pPr>
+            <w:r>
+              <w:rPr>
+                <w:rFonts w:ascii="Arial" w:cs="Arial" w:eastAsia="Arial" w:hAnsi="Arial"/>
+                <w:b w:val="false"/>
+                <w:bCs w:val="false"/>
+                <w:i w:val="false"/>
+                <w:iCs w:val="false"/>
+                <w:color w:val="000000"/>
+                <w:sz w:val="18"/>
+                <w:szCs w:val="18"/>
+              </w:rPr>
+              <w:t xml:space="preserve">–  Sports Coaching and Biomechanics: Sports scientists and coaches working with Kenyan athletes (e.g., track and field at Kipchoge Keino Stadium, Eldoret) use angle analysis to optimise throwing, jumping and running techniques.</w:t>
+            </w:r>
+          </w:p>
+          <w:p>
+            <w:pPr>
+              <w:spacing w:after="30" w:before="0"/>
+              <w:ind w:left="360" w:hanging="180"/>
+              <w:jc w:val="left"/>
+            </w:pPr>
+            <w:r>
+              <w:rPr>
+                <w:rFonts w:ascii="Arial" w:cs="Arial" w:eastAsia="Arial" w:hAnsi="Arial"/>
+                <w:b w:val="false"/>
+                <w:bCs w:val="false"/>
+                <w:i w:val="false"/>
+                <w:iCs w:val="false"/>
+                <w:color w:val="000000"/>
+                <w:sz w:val="18"/>
+                <w:szCs w:val="18"/>
+              </w:rPr>
+              <w:t xml:space="preserve">–  Photography and Media Technology: Photographers and videographers computing camera angles, framing shots and calculating perspective use principles directly related to trigonometric ratios.</w:t>
+            </w:r>
+          </w:p>
+          <w:p>
+            <w:pPr>
+              <w:spacing w:after="30" w:before="0"/>
+              <w:ind w:left="360" w:hanging="180"/>
+              <w:jc w:val="left"/>
+            </w:pPr>
+            <w:r>
+              <w:rPr>
+                <w:rFonts w:ascii="Arial" w:cs="Arial" w:eastAsia="Arial" w:hAnsi="Arial"/>
+                <w:b w:val="false"/>
+                <w:bCs w:val="false"/>
+                <w:i w:val="false"/>
+                <w:iCs w:val="false"/>
+                <w:color w:val="000000"/>
+                <w:sz w:val="18"/>
+                <w:szCs w:val="18"/>
+              </w:rPr>
+              <w:t xml:space="preserve">–  Forestry and Environmental Science: Forest officers in Kenya's Aberdare and Mau Forest complexes use clinometers to measure tree heights and terrain slopes — a direct application of angles of elevation.</w:t>
+            </w:r>
+          </w:p>
+        </w:tc>
+      </w:tr>
+      <w:tr>
+        <w:tc>
+          <w:tcPr>
+            <w:tcW w:type="dxa" w:w="3000"/>
+            <w:shd w:fill="D5E8F0" w:color="auto" w:val="clear"/>
+            <w:tcMar>
+              <w:top w:type="dxa" w:w="60"/>
+              <w:left w:type="dxa" w:w="120"/>
+              <w:bottom w:type="dxa" w:w="60"/>
+              <w:right w:type="dxa" w:w="120"/>
+            </w:tcMar>
+            <w:vAlign w:val="top"/>
+          </w:tcPr>
+          <w:p>
+            <w:pPr>
+              <w:spacing w:after="40" w:before="0"/>
+              <w:jc w:val="left"/>
+            </w:pPr>
+            <w:r>
+              <w:rPr>
+                <w:rFonts w:ascii="Arial" w:cs="Arial" w:eastAsia="Arial" w:hAnsi="Arial"/>
+                <w:b/>
+                <w:bCs/>
+                <w:i w:val="false"/>
+                <w:iCs w:val="false"/>
+                <w:color w:val="000000"/>
+                <w:sz w:val="18"/>
+                <w:szCs w:val="18"/>
+              </w:rPr>
+              <w:t xml:space="preserve">Focus for Lessons</w:t>
+            </w:r>
+          </w:p>
+        </w:tc>
+        <w:tc>
+          <w:tcPr>
+            <w:tcW w:type="dxa" w:w="10680"/>
+            <w:shd w:fill="FFFFFF" w:color="auto" w:val="clear"/>
+            <w:tcMar>
+              <w:top w:type="dxa" w:w="60"/>
+              <w:left w:type="dxa" w:w="120"/>
+              <w:bottom w:type="dxa" w:w="60"/>
+              <w:right w:type="dxa" w:w="120"/>
+            </w:tcMar>
+            <w:vAlign w:val="top"/>
+          </w:tcPr>
+          <w:p>
+            <w:pPr>
+              <w:spacing w:after="40" w:before="0"/>
+              <w:jc w:val="left"/>
+            </w:pPr>
+            <w:r>
+              <w:rPr>
+                <w:rFonts w:ascii="Arial" w:cs="Arial" w:eastAsia="Arial" w:hAnsi="Arial"/>
+                <w:b w:val="false"/>
+                <w:bCs w:val="false"/>
+                <w:i w:val="false"/>
+                <w:iCs w:val="false"/>
+                <w:color w:val="000000"/>
+                <w:sz w:val="18"/>
+                <w:szCs w:val="18"/>
+              </w:rPr>
+              <w:t xml:space="preserve">This unit introduces learners to trigonometry through a practical, investigation-led approach anchored in the Kenyan built and natural environment. Learners move from identifying the sides of a right-angled triangle, through deriving and applying the three trigonometric ratios, to discovering the complementary-angle relationship and finally deploying their knowledge to solve real problems involving angles of elevation and depression using a student-built clinometer. Throughout the 8 lessons, every concept is connected back to the anchoring phenomenon of estimating the height of an inaccessible structure using only a measured distance and an angle, reinforcing trigonometry as a practical, empowering tool rather than an abstract set of rules.</w:t>
+            </w:r>
+          </w:p>
+        </w:tc>
+      </w:tr>
+      <w:tr>
+        <w:tc>
+          <w:tcPr>
+            <w:tcW w:type="dxa" w:w="3000"/>
+            <w:shd w:fill="EAD1F5" w:color="auto" w:val="clear"/>
+            <w:tcMar>
+              <w:top w:type="dxa" w:w="60"/>
+              <w:left w:type="dxa" w:w="120"/>
+              <w:bottom w:type="dxa" w:w="60"/>
+              <w:right w:type="dxa" w:w="120"/>
+            </w:tcMar>
+            <w:vAlign w:val="top"/>
+          </w:tcPr>
+          <w:p>
+            <w:pPr>
+              <w:spacing w:after="40" w:before="0"/>
+              <w:jc w:val="left"/>
+            </w:pPr>
+            <w:r>
+              <w:rPr>
+                <w:rFonts w:ascii="Arial" w:cs="Arial" w:eastAsia="Arial" w:hAnsi="Arial"/>
+                <w:b/>
+                <w:bCs/>
+                <w:i w:val="false"/>
+                <w:iCs w:val="false"/>
+                <w:color w:val="000000"/>
+                <w:sz w:val="18"/>
+                <w:szCs w:val="18"/>
+              </w:rPr>
+              <w:t xml:space="preserve">Driving Question / Key Inquiry Questions</w:t>
+            </w:r>
+          </w:p>
+        </w:tc>
+        <w:tc>
+          <w:tcPr>
+            <w:tcW w:type="dxa" w:w="10680"/>
+            <w:shd w:fill="FFFFFF" w:color="auto" w:val="clear"/>
+            <w:tcMar>
+              <w:top w:type="dxa" w:w="60"/>
+              <w:left w:type="dxa" w:w="120"/>
+              <w:bottom w:type="dxa" w:w="60"/>
+              <w:right w:type="dxa" w:w="120"/>
+            </w:tcMar>
+            <w:vAlign w:val="top"/>
+          </w:tcPr>
+          <w:p>
+            <w:pPr>
+              <w:spacing w:after="40" w:before="0"/>
+              <w:jc w:val="left"/>
+            </w:pPr>
+            <w:r>
+              <w:rPr>
+                <w:rFonts w:ascii="Arial" w:cs="Arial" w:eastAsia="Arial" w:hAnsi="Arial"/>
+                <w:b w:val="false"/>
+                <w:bCs w:val="false"/>
+                <w:i w:val="false"/>
+                <w:iCs w:val="false"/>
+                <w:color w:val="000000"/>
+                <w:sz w:val="18"/>
+                <w:szCs w:val="18"/>
+              </w:rPr>
+              <w:t xml:space="preserve">DRIVING QUESTION: How can we use the angles and one side of a right-angled triangle to find any unknown height or distance in our environment — without ever measuring it directly?</w:t>
+            </w:r>
+          </w:p>
+          <w:p>
+            <w:pPr>
+              <w:spacing w:after="40" w:before="0"/>
+              <w:jc w:val="left"/>
+            </w:pPr>
+            <w:r>
+              <w:rPr>
+                <w:rFonts w:ascii="Arial" w:cs="Arial" w:eastAsia="Arial" w:hAnsi="Arial"/>
+                <w:b w:val="false"/>
+                <w:bCs w:val="false"/>
+                <w:i w:val="false"/>
+                <w:iCs w:val="false"/>
+                <w:color w:val="000000"/>
+                <w:sz w:val="18"/>
+                <w:szCs w:val="18"/>
+              </w:rPr>
+              <w:t xml:space="preserve"/>
+            </w:r>
+          </w:p>
+          <w:p>
+            <w:pPr>
+              <w:spacing w:after="40" w:before="0"/>
+              <w:jc w:val="left"/>
+            </w:pPr>
+            <w:r>
+              <w:rPr>
+                <w:rFonts w:ascii="Arial" w:cs="Arial" w:eastAsia="Arial" w:hAnsi="Arial"/>
+                <w:b w:val="false"/>
+                <w:bCs w:val="false"/>
+                <w:i w:val="false"/>
+                <w:iCs w:val="false"/>
+                <w:color w:val="000000"/>
+                <w:sz w:val="18"/>
+                <w:szCs w:val="18"/>
+              </w:rPr>
+              <w:t xml:space="preserve">KICD KEY INQUIRY QUESTION:</w:t>
+            </w:r>
+          </w:p>
+          <w:p>
+            <w:pPr>
+              <w:spacing w:after="40" w:before="0"/>
+              <w:jc w:val="left"/>
+            </w:pPr>
+            <w:r>
+              <w:rPr>
+                <w:rFonts w:ascii="Arial" w:cs="Arial" w:eastAsia="Arial" w:hAnsi="Arial"/>
+                <w:b w:val="false"/>
+                <w:bCs w:val="false"/>
+                <w:i w:val="false"/>
+                <w:iCs w:val="false"/>
+                <w:color w:val="000000"/>
+                <w:sz w:val="18"/>
+                <w:szCs w:val="18"/>
+              </w:rPr>
+              <w:t xml:space="preserve">1. Why is trigonometry important?</w:t>
+            </w:r>
+          </w:p>
+        </w:tc>
+      </w:tr>
+      <w:tr>
+        <w:tc>
+          <w:tcPr>
+            <w:tcW w:type="dxa" w:w="3000"/>
+            <w:shd w:fill="EAD1F5" w:color="auto" w:val="clear"/>
+            <w:tcMar>
+              <w:top w:type="dxa" w:w="60"/>
+              <w:left w:type="dxa" w:w="120"/>
+              <w:bottom w:type="dxa" w:w="60"/>
+              <w:right w:type="dxa" w:w="120"/>
+            </w:tcMar>
+            <w:vAlign w:val="top"/>
+          </w:tcPr>
+          <w:p>
+            <w:pPr>
+              <w:spacing w:after="40" w:before="0"/>
+              <w:jc w:val="left"/>
+            </w:pPr>
+            <w:r>
+              <w:rPr>
+                <w:rFonts w:ascii="Arial" w:cs="Arial" w:eastAsia="Arial" w:hAnsi="Arial"/>
+                <w:b/>
+                <w:bCs/>
+                <w:i w:val="false"/>
+                <w:iCs w:val="false"/>
+                <w:color w:val="000000"/>
+                <w:sz w:val="18"/>
+                <w:szCs w:val="18"/>
+              </w:rPr>
+              <w:t xml:space="preserve">Anchoring Phenomenon</w:t>
+            </w:r>
+          </w:p>
+        </w:tc>
+        <w:tc>
+          <w:tcPr>
+            <w:tcW w:type="dxa" w:w="10680"/>
+            <w:shd w:fill="FFFFFF" w:color="auto" w:val="clear"/>
+            <w:tcMar>
+              <w:top w:type="dxa" w:w="60"/>
+              <w:left w:type="dxa" w:w="120"/>
+              <w:bottom w:type="dxa" w:w="60"/>
+              <w:right w:type="dxa" w:w="120"/>
+            </w:tcMar>
+            <w:vAlign w:val="top"/>
+          </w:tcPr>
+          <w:p>
+            <w:pPr>
+              <w:spacing w:after="40" w:before="0"/>
+              <w:jc w:val="left"/>
+            </w:pPr>
+            <w:r>
+              <w:rPr>
+                <w:rFonts w:ascii="Arial" w:cs="Arial" w:eastAsia="Arial" w:hAnsi="Arial"/>
+                <w:b w:val="false"/>
+                <w:bCs w:val="false"/>
+                <w:i w:val="false"/>
+                <w:iCs w:val="false"/>
+                <w:color w:val="000000"/>
+                <w:sz w:val="18"/>
+                <w:szCs w:val="18"/>
+              </w:rPr>
+              <w:t xml:space="preserve">ANCHORING PHENOMENON — "How tall is the water tank without climbing it?"</w:t>
+            </w:r>
+          </w:p>
+          <w:p>
+            <w:pPr>
+              <w:spacing w:after="40" w:before="0"/>
+              <w:jc w:val="left"/>
+            </w:pPr>
+            <w:r>
+              <w:rPr>
+                <w:rFonts w:ascii="Arial" w:cs="Arial" w:eastAsia="Arial" w:hAnsi="Arial"/>
+                <w:b w:val="false"/>
+                <w:bCs w:val="false"/>
+                <w:i w:val="false"/>
+                <w:iCs w:val="false"/>
+                <w:color w:val="000000"/>
+                <w:sz w:val="18"/>
+                <w:szCs w:val="18"/>
+              </w:rPr>
+              <w:t xml:space="preserve"/>
+            </w:r>
+          </w:p>
+          <w:p>
+            <w:pPr>
+              <w:spacing w:after="40" w:before="0"/>
+              <w:jc w:val="left"/>
+            </w:pPr>
+            <w:r>
+              <w:rPr>
+                <w:rFonts w:ascii="Arial" w:cs="Arial" w:eastAsia="Arial" w:hAnsi="Arial"/>
+                <w:b w:val="false"/>
+                <w:bCs w:val="false"/>
+                <w:i w:val="false"/>
+                <w:iCs w:val="false"/>
+                <w:color w:val="000000"/>
+                <w:sz w:val="18"/>
+                <w:szCs w:val="18"/>
+              </w:rPr>
+              <w:t xml:space="preserve">At many Kenyan schools and homesteads, a large elevated water tank (sometimes mounted on a steel frame 4–8 metres high) is a familiar sight. Students can clearly see the tank from the ground but cannot climb it or use a tape measure along its height directly.</w:t>
+            </w:r>
+          </w:p>
+          <w:p>
+            <w:pPr>
+              <w:spacing w:after="40" w:before="0"/>
+              <w:jc w:val="left"/>
+            </w:pPr>
+            <w:r>
+              <w:rPr>
+                <w:rFonts w:ascii="Arial" w:cs="Arial" w:eastAsia="Arial" w:hAnsi="Arial"/>
+                <w:b w:val="false"/>
+                <w:bCs w:val="false"/>
+                <w:i w:val="false"/>
+                <w:iCs w:val="false"/>
+                <w:color w:val="000000"/>
+                <w:sz w:val="18"/>
+                <w:szCs w:val="18"/>
+              </w:rPr>
+              <w:t xml:space="preserve"/>
+            </w:r>
+          </w:p>
+          <w:p>
+            <w:pPr>
+              <w:spacing w:after="40" w:before="0"/>
+              <w:jc w:val="left"/>
+            </w:pPr>
+            <w:r>
+              <w:rPr>
+                <w:rFonts w:ascii="Arial" w:cs="Arial" w:eastAsia="Arial" w:hAnsi="Arial"/>
+                <w:b w:val="false"/>
+                <w:bCs w:val="false"/>
+                <w:i w:val="false"/>
+                <w:iCs w:val="false"/>
+                <w:color w:val="000000"/>
+                <w:sz w:val="18"/>
+                <w:szCs w:val="18"/>
+              </w:rPr>
+              <w:t xml:space="preserve">The teacher presents this puzzling scenario: Two students stand at different positions on the ground, both a known horizontal distance from the base of the water-tank tower. Each student uses a simple angle-measuring device (a protractor and string) to sight the top of the tank and records a different angle. Without any additional climbing or measuring, can we use ONLY these two pieces of information — the horizontal distance and the measured angle — to calculate exactly how high the top of the tank is above the ground?</w:t>
+            </w:r>
+          </w:p>
+          <w:p>
+            <w:pPr>
+              <w:spacing w:after="40" w:before="0"/>
+              <w:jc w:val="left"/>
+            </w:pPr>
+            <w:r>
+              <w:rPr>
+                <w:rFonts w:ascii="Arial" w:cs="Arial" w:eastAsia="Arial" w:hAnsi="Arial"/>
+                <w:b w:val="false"/>
+                <w:bCs w:val="false"/>
+                <w:i w:val="false"/>
+                <w:iCs w:val="false"/>
+                <w:color w:val="000000"/>
+                <w:sz w:val="18"/>
+                <w:szCs w:val="18"/>
+              </w:rPr>
+              <w:t xml:space="preserve"/>
+            </w:r>
+          </w:p>
+          <w:p>
+            <w:pPr>
+              <w:spacing w:after="40" w:before="0"/>
+              <w:jc w:val="left"/>
+            </w:pPr>
+            <w:r>
+              <w:rPr>
+                <w:rFonts w:ascii="Arial" w:cs="Arial" w:eastAsia="Arial" w:hAnsi="Arial"/>
+                <w:b w:val="false"/>
+                <w:bCs w:val="false"/>
+                <w:i w:val="false"/>
+                <w:iCs w:val="false"/>
+                <w:color w:val="000000"/>
+                <w:sz w:val="18"/>
+                <w:szCs w:val="18"/>
+              </w:rPr>
+              <w:t xml:space="preserve">This is puzzling because:</w:t>
+            </w:r>
+          </w:p>
+          <w:p>
+            <w:pPr>
+              <w:spacing w:after="40" w:before="0"/>
+              <w:jc w:val="left"/>
+            </w:pPr>
+            <w:r>
+              <w:rPr>
+                <w:rFonts w:ascii="Arial" w:cs="Arial" w:eastAsia="Arial" w:hAnsi="Arial"/>
+                <w:b w:val="false"/>
+                <w:bCs w:val="false"/>
+                <w:i w:val="false"/>
+                <w:iCs w:val="false"/>
+                <w:color w:val="000000"/>
+                <w:sz w:val="18"/>
+                <w:szCs w:val="18"/>
+              </w:rPr>
+              <w:t xml:space="preserve">(1) The students never measured the height directly, yet they can calculate it precisely.</w:t>
+            </w:r>
+          </w:p>
+          <w:p>
+            <w:pPr>
+              <w:spacing w:after="40" w:before="0"/>
+              <w:jc w:val="left"/>
+            </w:pPr>
+            <w:r>
+              <w:rPr>
+                <w:rFonts w:ascii="Arial" w:cs="Arial" w:eastAsia="Arial" w:hAnsi="Arial"/>
+                <w:b w:val="false"/>
+                <w:bCs w:val="false"/>
+                <w:i w:val="false"/>
+                <w:iCs w:val="false"/>
+                <w:color w:val="000000"/>
+                <w:sz w:val="18"/>
+                <w:szCs w:val="18"/>
+              </w:rPr>
+              <w:t xml:space="preserve">(2) Two students at different distances get different angles but should arrive at the SAME height — a powerful consistency check.</w:t>
+            </w:r>
+          </w:p>
+          <w:p>
+            <w:pPr>
+              <w:spacing w:after="40" w:before="0"/>
+              <w:jc w:val="left"/>
+            </w:pPr>
+            <w:r>
+              <w:rPr>
+                <w:rFonts w:ascii="Arial" w:cs="Arial" w:eastAsia="Arial" w:hAnsi="Arial"/>
+                <w:b w:val="false"/>
+                <w:bCs w:val="false"/>
+                <w:i w:val="false"/>
+                <w:iCs w:val="false"/>
+                <w:color w:val="000000"/>
+                <w:sz w:val="18"/>
+                <w:szCs w:val="18"/>
+              </w:rPr>
+              <w:t xml:space="preserve">(3) The same method, scaled up, is how surveyors map the Kenyan highlands, how engineers design the Thika Superhighway overpasses, and how foresters in the Mau Forest measure tree heights without felling them.</w:t>
+            </w:r>
+          </w:p>
+          <w:p>
+            <w:pPr>
+              <w:spacing w:after="40" w:before="0"/>
+              <w:jc w:val="left"/>
+            </w:pPr>
+            <w:r>
+              <w:rPr>
+                <w:rFonts w:ascii="Arial" w:cs="Arial" w:eastAsia="Arial" w:hAnsi="Arial"/>
+                <w:b w:val="false"/>
+                <w:bCs w:val="false"/>
+                <w:i w:val="false"/>
+                <w:iCs w:val="false"/>
+                <w:color w:val="000000"/>
+                <w:sz w:val="18"/>
+                <w:szCs w:val="18"/>
+              </w:rPr>
+              <w:t xml:space="preserve"/>
+            </w:r>
+          </w:p>
+          <w:p>
+            <w:pPr>
+              <w:spacing w:after="40" w:before="0"/>
+              <w:jc w:val="left"/>
+            </w:pPr>
+            <w:r>
+              <w:rPr>
+                <w:rFonts w:ascii="Arial" w:cs="Arial" w:eastAsia="Arial" w:hAnsi="Arial"/>
+                <w:b w:val="false"/>
+                <w:bCs w:val="false"/>
+                <w:i w:val="false"/>
+                <w:iCs w:val="false"/>
+                <w:color w:val="000000"/>
+                <w:sz w:val="18"/>
+                <w:szCs w:val="18"/>
+              </w:rPr>
+              <w:t xml:space="preserve">The phenomenon is revisited and refined in every lesson: learners begin unable to explain it, gradually acquire the ratio tools (sin, cos, tan), discover the complementary-angle shortcut, build their own clinometer, and in the final lesson use the clinometer outdoors to measure a real structure and confirm their prediction — closing the explanatory loop completely.</w:t>
+            </w:r>
+          </w:p>
+        </w:tc>
+      </w:tr>
+      <w:tr>
+        <w:tc>
+          <w:tcPr>
+            <w:tcW w:type="dxa" w:w="3000"/>
+            <w:shd w:fill="D9EEF1" w:color="auto" w:val="clear"/>
+            <w:tcMar>
+              <w:top w:type="dxa" w:w="60"/>
+              <w:left w:type="dxa" w:w="120"/>
+              <w:bottom w:type="dxa" w:w="60"/>
+              <w:right w:type="dxa" w:w="120"/>
+            </w:tcMar>
+            <w:vAlign w:val="top"/>
+          </w:tcPr>
+          <w:p>
+            <w:pPr>
+              <w:spacing w:after="40" w:before="0"/>
+              <w:jc w:val="left"/>
+            </w:pPr>
+            <w:r>
+              <w:rPr>
+                <w:rFonts w:ascii="Arial" w:cs="Arial" w:eastAsia="Arial" w:hAnsi="Arial"/>
+                <w:b/>
+                <w:bCs/>
+                <w:i w:val="false"/>
+                <w:iCs w:val="false"/>
+                <w:color w:val="000000"/>
+                <w:sz w:val="18"/>
+                <w:szCs w:val="18"/>
+              </w:rPr>
+              <w:t xml:space="preserve">Storyline Thread</w:t>
+            </w:r>
+          </w:p>
+        </w:tc>
+        <w:tc>
+          <w:tcPr>
+            <w:tcW w:type="dxa" w:w="10680"/>
+            <w:shd w:fill="FFFFFF" w:color="auto" w:val="clear"/>
+            <w:tcMar>
+              <w:top w:type="dxa" w:w="60"/>
+              <w:left w:type="dxa" w:w="120"/>
+              <w:bottom w:type="dxa" w:w="60"/>
+              <w:right w:type="dxa" w:w="120"/>
+            </w:tcMar>
+            <w:vAlign w:val="top"/>
+          </w:tcPr>
+          <w:p>
+            <w:pPr>
+              <w:spacing w:after="40" w:before="0"/>
+              <w:jc w:val="left"/>
+            </w:pPr>
+            <w:r>
+              <w:rPr>
+                <w:rFonts w:ascii="Arial" w:cs="Arial" w:eastAsia="Arial" w:hAnsi="Arial"/>
+                <w:b w:val="false"/>
+                <w:bCs w:val="false"/>
+                <w:i w:val="false"/>
+                <w:iCs w:val="false"/>
+                <w:color w:val="000000"/>
+                <w:sz w:val="18"/>
+                <w:szCs w:val="18"/>
+              </w:rPr>
+              <w:t xml:space="preserve">Lesson 1 — PREDICT: "The Water Tank Problem" (Anchoring Phenomenon Launch)</w:t>
+            </w:r>
+          </w:p>
+          <w:p>
+            <w:pPr>
+              <w:spacing w:after="40" w:before="0"/>
+              <w:jc w:val="left"/>
+            </w:pPr>
+            <w:r>
+              <w:rPr>
+                <w:rFonts w:ascii="Arial" w:cs="Arial" w:eastAsia="Arial" w:hAnsi="Arial"/>
+                <w:b w:val="false"/>
+                <w:bCs w:val="false"/>
+                <w:i w:val="false"/>
+                <w:iCs w:val="false"/>
+                <w:color w:val="000000"/>
+                <w:sz w:val="18"/>
+                <w:szCs w:val="18"/>
+              </w:rPr>
+              <w:t xml:space="preserve">Learners observe a photograph/diagram of the school water tank or a similar elevated structure. In small groups they predict: "What information would you need, and how would you use it, to find the height of the tank without climbing?" Groups record predictions on sticky notes for the Driving Question Board (DQB). Teacher introduces vocabulary: right-angled triangle, hypotenuse, opposite side, adjacent side. Learners physically identify these sides in right-angled shapes around the classroom (door frames, window corners, book corners) with reference to a named acute angle. DQB is set up with the driving question posted prominently.</w:t>
+            </w:r>
+          </w:p>
+          <w:p>
+            <w:pPr>
+              <w:spacing w:after="40" w:before="0"/>
+              <w:jc w:val="left"/>
+            </w:pPr>
+            <w:r>
+              <w:rPr>
+                <w:rFonts w:ascii="Arial" w:cs="Arial" w:eastAsia="Arial" w:hAnsi="Arial"/>
+                <w:b w:val="false"/>
+                <w:bCs w:val="false"/>
+                <w:i w:val="false"/>
+                <w:iCs w:val="false"/>
+                <w:color w:val="000000"/>
+                <w:sz w:val="18"/>
+                <w:szCs w:val="18"/>
+              </w:rPr>
+              <w:t xml:space="preserve"/>
+            </w:r>
+          </w:p>
+          <w:p>
+            <w:pPr>
+              <w:spacing w:after="40" w:before="0"/>
+              <w:jc w:val="left"/>
+            </w:pPr>
+            <w:r>
+              <w:rPr>
+                <w:rFonts w:ascii="Arial" w:cs="Arial" w:eastAsia="Arial" w:hAnsi="Arial"/>
+                <w:b w:val="false"/>
+                <w:bCs w:val="false"/>
+                <w:i w:val="false"/>
+                <w:iCs w:val="false"/>
+                <w:color w:val="000000"/>
+                <w:sz w:val="18"/>
+                <w:szCs w:val="18"/>
+              </w:rPr>
+              <w:t xml:space="preserve">Lesson 2 — OBSERVE (Part 1): Deriving the Three Trigonometric Ratios</w:t>
+            </w:r>
+          </w:p>
+          <w:p>
+            <w:pPr>
+              <w:spacing w:after="40" w:before="0"/>
+              <w:jc w:val="left"/>
+            </w:pPr>
+            <w:r>
+              <w:rPr>
+                <w:rFonts w:ascii="Arial" w:cs="Arial" w:eastAsia="Arial" w:hAnsi="Arial"/>
+                <w:b w:val="false"/>
+                <w:bCs w:val="false"/>
+                <w:i w:val="false"/>
+                <w:iCs w:val="false"/>
+                <w:color w:val="000000"/>
+                <w:sz w:val="18"/>
+                <w:szCs w:val="18"/>
+              </w:rPr>
+              <w:t xml:space="preserve">Learners use rulers and protractors to draw three different right-angled triangles each with the same acute angle (e.g., 35°) but different sizes. They measure the opposite, adjacent and hypotenuse for each triangle and compute the three ratios (opp/hyp, adj/hyp, opp/adj) in a table. Learners notice each ratio remains constant regardless of triangle size — a key discovery. Teacher names the ratios: sine, cosine, tangent. Learners use a scientific calculator to verify their measured ratios against calculator values. Connection to phenomenon: "These constant ratios are exactly what let us calculate the tank height from any distance!"</w:t>
+            </w:r>
+          </w:p>
+          <w:p>
+            <w:pPr>
+              <w:spacing w:after="40" w:before="0"/>
+              <w:jc w:val="left"/>
+            </w:pPr>
+            <w:r>
+              <w:rPr>
+                <w:rFonts w:ascii="Arial" w:cs="Arial" w:eastAsia="Arial" w:hAnsi="Arial"/>
+                <w:b w:val="false"/>
+                <w:bCs w:val="false"/>
+                <w:i w:val="false"/>
+                <w:iCs w:val="false"/>
+                <w:color w:val="000000"/>
+                <w:sz w:val="18"/>
+                <w:szCs w:val="18"/>
+              </w:rPr>
+              <w:t xml:space="preserve"/>
+            </w:r>
+          </w:p>
+          <w:p>
+            <w:pPr>
+              <w:spacing w:after="40" w:before="0"/>
+              <w:jc w:val="left"/>
+            </w:pPr>
+            <w:r>
+              <w:rPr>
+                <w:rFonts w:ascii="Arial" w:cs="Arial" w:eastAsia="Arial" w:hAnsi="Arial"/>
+                <w:b w:val="false"/>
+                <w:bCs w:val="false"/>
+                <w:i w:val="false"/>
+                <w:iCs w:val="false"/>
+                <w:color w:val="000000"/>
+                <w:sz w:val="18"/>
+                <w:szCs w:val="18"/>
+              </w:rPr>
+              <w:t xml:space="preserve">Lesson 3 — OBSERVE (Part 2): Sine and Cosine of Complementary Angles</w:t>
+            </w:r>
+          </w:p>
+          <w:p>
+            <w:pPr>
+              <w:spacing w:after="40" w:before="0"/>
+              <w:jc w:val="left"/>
+            </w:pPr>
+            <w:r>
+              <w:rPr>
+                <w:rFonts w:ascii="Arial" w:cs="Arial" w:eastAsia="Arial" w:hAnsi="Arial"/>
+                <w:b w:val="false"/>
+                <w:bCs w:val="false"/>
+                <w:i w:val="false"/>
+                <w:iCs w:val="false"/>
+                <w:color w:val="000000"/>
+                <w:sz w:val="18"/>
+                <w:szCs w:val="18"/>
+              </w:rPr>
+              <w:t xml:space="preserve">Learners generate a table of angle pairs that sum to 90° (e.g., 20° &amp; 70°, 35° &amp; 55°, 45° &amp; 45°) and record their sines and cosines. They discover that sin θ = cos(90° − θ) and cos θ = sin(90° − θ). Learners construct an explanation for this pattern using a right-angled triangle diagram, noting that the "opposite" for one angle is the "adjacent" for its complement. DQB is updated: new understanding posted, new questions raised (e.g., "Does this work for ALL angles?").</w:t>
+            </w:r>
+          </w:p>
+          <w:p>
+            <w:pPr>
+              <w:spacing w:after="40" w:before="0"/>
+              <w:jc w:val="left"/>
+            </w:pPr>
+            <w:r>
+              <w:rPr>
+                <w:rFonts w:ascii="Arial" w:cs="Arial" w:eastAsia="Arial" w:hAnsi="Arial"/>
+                <w:b w:val="false"/>
+                <w:bCs w:val="false"/>
+                <w:i w:val="false"/>
+                <w:iCs w:val="false"/>
+                <w:color w:val="000000"/>
+                <w:sz w:val="18"/>
+                <w:szCs w:val="18"/>
+              </w:rPr>
+              <w:t xml:space="preserve"/>
+            </w:r>
+          </w:p>
+          <w:p>
+            <w:pPr>
+              <w:spacing w:after="40" w:before="0"/>
+              <w:jc w:val="left"/>
+            </w:pPr>
+            <w:r>
+              <w:rPr>
+                <w:rFonts w:ascii="Arial" w:cs="Arial" w:eastAsia="Arial" w:hAnsi="Arial"/>
+                <w:b w:val="false"/>
+                <w:bCs w:val="false"/>
+                <w:i w:val="false"/>
+                <w:iCs w:val="false"/>
+                <w:color w:val="000000"/>
+                <w:sz w:val="18"/>
+                <w:szCs w:val="18"/>
+              </w:rPr>
+              <w:t xml:space="preserve">Lesson 4 — EXPLAIN (Part 1): Applying Trigonometric Ratios to Find Unknown Sides</w:t>
+            </w:r>
+          </w:p>
+          <w:p>
+            <w:pPr>
+              <w:spacing w:after="40" w:before="0"/>
+              <w:jc w:val="left"/>
+            </w:pPr>
+            <w:r>
+              <w:rPr>
+                <w:rFonts w:ascii="Arial" w:cs="Arial" w:eastAsia="Arial" w:hAnsi="Arial"/>
+                <w:b w:val="false"/>
+                <w:bCs w:val="false"/>
+                <w:i w:val="false"/>
+                <w:iCs w:val="false"/>
+                <w:color w:val="000000"/>
+                <w:sz w:val="18"/>
+                <w:szCs w:val="18"/>
+              </w:rPr>
+              <w:t xml:space="preserve">Guided practice: learners use sin, cos and tan to calculate unknown sides in right-angled triangles drawn on graph paper. Problems are set in Kenyan contexts — length of a roof rafter in Kisumu, distance across a stream in Kericho, height of a mango tree in a Mombasa compound. Learners practise selecting the correct ratio, setting up the equation and solving. Peer checking of answers. Connection to phenomenon: learners set up and solve the water-tank calculation for the first time using a given angle and distance.</w:t>
+            </w:r>
+          </w:p>
+          <w:p>
+            <w:pPr>
+              <w:spacing w:after="40" w:before="0"/>
+              <w:jc w:val="left"/>
+            </w:pPr>
+            <w:r>
+              <w:rPr>
+                <w:rFonts w:ascii="Arial" w:cs="Arial" w:eastAsia="Arial" w:hAnsi="Arial"/>
+                <w:b w:val="false"/>
+                <w:bCs w:val="false"/>
+                <w:i w:val="false"/>
+                <w:iCs w:val="false"/>
+                <w:color w:val="000000"/>
+                <w:sz w:val="18"/>
+                <w:szCs w:val="18"/>
+              </w:rPr>
+              <w:t xml:space="preserve"/>
+            </w:r>
+          </w:p>
+          <w:p>
+            <w:pPr>
+              <w:spacing w:after="40" w:before="0"/>
+              <w:jc w:val="left"/>
+            </w:pPr>
+            <w:r>
+              <w:rPr>
+                <w:rFonts w:ascii="Arial" w:cs="Arial" w:eastAsia="Arial" w:hAnsi="Arial"/>
+                <w:b w:val="false"/>
+                <w:bCs w:val="false"/>
+                <w:i w:val="false"/>
+                <w:iCs w:val="false"/>
+                <w:color w:val="000000"/>
+                <w:sz w:val="18"/>
+                <w:szCs w:val="18"/>
+              </w:rPr>
+              <w:t xml:space="preserve">Lesson 5 — OBSERVE (Part 3): Angle of Elevation — Clinometer Construction (Project Lesson)</w:t>
+            </w:r>
+          </w:p>
+          <w:p>
+            <w:pPr>
+              <w:spacing w:after="40" w:before="0"/>
+              <w:jc w:val="left"/>
+            </w:pPr>
+            <w:r>
+              <w:rPr>
+                <w:rFonts w:ascii="Arial" w:cs="Arial" w:eastAsia="Arial" w:hAnsi="Arial"/>
+                <w:b w:val="false"/>
+                <w:bCs w:val="false"/>
+                <w:i w:val="false"/>
+                <w:iCs w:val="false"/>
+                <w:color w:val="000000"/>
+                <w:sz w:val="18"/>
+                <w:szCs w:val="18"/>
+              </w:rPr>
+              <w:t xml:space="preserve">Learners construct a simple clinometer using a cardboard protractor, drinking straw, string and a small weight (stone or metal washer). Teacher models how to sight along the straw to an elevated object and read the angle of elevation. Learners practise sighting objects of known approximate height in the classroom. Discussion: what is the "angle of elevation"? How does it relate to the right-angled triangle? DQB updated with new vocabulary and connections.</w:t>
+            </w:r>
+          </w:p>
+          <w:p>
+            <w:pPr>
+              <w:spacing w:after="40" w:before="0"/>
+              <w:jc w:val="left"/>
+            </w:pPr>
+            <w:r>
+              <w:rPr>
+                <w:rFonts w:ascii="Arial" w:cs="Arial" w:eastAsia="Arial" w:hAnsi="Arial"/>
+                <w:b w:val="false"/>
+                <w:bCs w:val="false"/>
+                <w:i w:val="false"/>
+                <w:iCs w:val="false"/>
+                <w:color w:val="000000"/>
+                <w:sz w:val="18"/>
+                <w:szCs w:val="18"/>
+              </w:rPr>
+              <w:t xml:space="preserve"/>
+            </w:r>
+          </w:p>
+          <w:p>
+            <w:pPr>
+              <w:spacing w:after="40" w:before="0"/>
+              <w:jc w:val="left"/>
+            </w:pPr>
+            <w:r>
+              <w:rPr>
+                <w:rFonts w:ascii="Arial" w:cs="Arial" w:eastAsia="Arial" w:hAnsi="Arial"/>
+                <w:b w:val="false"/>
+                <w:bCs w:val="false"/>
+                <w:i w:val="false"/>
+                <w:iCs w:val="false"/>
+                <w:color w:val="000000"/>
+                <w:sz w:val="18"/>
+                <w:szCs w:val="18"/>
+              </w:rPr>
+              <w:t xml:space="preserve">Lesson 6 — OBSERVE (Part 4): Angle of Depression and Outdoor Measurement</w:t>
+            </w:r>
+          </w:p>
+          <w:p>
+            <w:pPr>
+              <w:spacing w:after="40" w:before="0"/>
+              <w:jc w:val="left"/>
+            </w:pPr>
+            <w:r>
+              <w:rPr>
+                <w:rFonts w:ascii="Arial" w:cs="Arial" w:eastAsia="Arial" w:hAnsi="Arial"/>
+                <w:b w:val="false"/>
+                <w:bCs w:val="false"/>
+                <w:i w:val="false"/>
+                <w:iCs w:val="false"/>
+                <w:color w:val="000000"/>
+                <w:sz w:val="18"/>
+                <w:szCs w:val="18"/>
+              </w:rPr>
+              <w:t xml:space="preserve">Learners take their clinometers outdoors. Working in groups of 3–4, they measure the angle of elevation to the top of the school flagpole, water tank, or a tall tree, and record the horizontal distance from the base. They also identify and measure an angle of depression (e.g., sighting from a raised veranda down to a ground-level marker). Data is recorded on structured worksheets. Back in the classroom, each group calculates the height of the object using the appropriate trigonometric ratio. Groups compare results and discuss sources of error.</w:t>
+            </w:r>
+          </w:p>
+          <w:p>
+            <w:pPr>
+              <w:spacing w:after="40" w:before="0"/>
+              <w:jc w:val="left"/>
+            </w:pPr>
+            <w:r>
+              <w:rPr>
+                <w:rFonts w:ascii="Arial" w:cs="Arial" w:eastAsia="Arial" w:hAnsi="Arial"/>
+                <w:b w:val="false"/>
+                <w:bCs w:val="false"/>
+                <w:i w:val="false"/>
+                <w:iCs w:val="false"/>
+                <w:color w:val="000000"/>
+                <w:sz w:val="18"/>
+                <w:szCs w:val="18"/>
+              </w:rPr>
+              <w:t xml:space="preserve"/>
+            </w:r>
+          </w:p>
+          <w:p>
+            <w:pPr>
+              <w:spacing w:after="40" w:before="0"/>
+              <w:jc w:val="left"/>
+            </w:pPr>
+            <w:r>
+              <w:rPr>
+                <w:rFonts w:ascii="Arial" w:cs="Arial" w:eastAsia="Arial" w:hAnsi="Arial"/>
+                <w:b w:val="false"/>
+                <w:bCs w:val="false"/>
+                <w:i w:val="false"/>
+                <w:iCs w:val="false"/>
+                <w:color w:val="000000"/>
+                <w:sz w:val="18"/>
+                <w:szCs w:val="18"/>
+              </w:rPr>
+              <w:t xml:space="preserve">Lesson 7 — EXPLAIN (Part 2): Problem Solving — Angles of Elevation and Depression</w:t>
+            </w:r>
+          </w:p>
+          <w:p>
+            <w:pPr>
+              <w:spacing w:after="40" w:before="0"/>
+              <w:jc w:val="left"/>
+            </w:pPr>
+            <w:r>
+              <w:rPr>
+                <w:rFonts w:ascii="Arial" w:cs="Arial" w:eastAsia="Arial" w:hAnsi="Arial"/>
+                <w:b w:val="false"/>
+                <w:bCs w:val="false"/>
+                <w:i w:val="false"/>
+                <w:iCs w:val="false"/>
+                <w:color w:val="000000"/>
+                <w:sz w:val="18"/>
+                <w:szCs w:val="18"/>
+              </w:rPr>
+              <w:t xml:space="preserve">Structured problem-solving lesson using multi-step real-life scenarios: a Rift Valley farmer estimating the height of a cliff face, a diver at Watamu estimating depth from a boat, a construction worker in Nairobi checking the angle of a ramp. Learners work individually then compare with a partner. Common errors (confusing opposite/adjacent, not identifying the correct reference angle) are addressed explicitly. DQB is updated: learners move sticky notes from "questions" to "answered" and add new refined understandings. Learners revisit their original predictions from Lesson 1 and evaluate them.</w:t>
+            </w:r>
+          </w:p>
+          <w:p>
+            <w:pPr>
+              <w:spacing w:after="40" w:before="0"/>
+              <w:jc w:val="left"/>
+            </w:pPr>
+            <w:r>
+              <w:rPr>
+                <w:rFonts w:ascii="Arial" w:cs="Arial" w:eastAsia="Arial" w:hAnsi="Arial"/>
+                <w:b w:val="false"/>
+                <w:bCs w:val="false"/>
+                <w:i w:val="false"/>
+                <w:iCs w:val="false"/>
+                <w:color w:val="000000"/>
+                <w:sz w:val="18"/>
+                <w:szCs w:val="18"/>
+              </w:rPr>
+              <w:t xml:space="preserve"/>
+            </w:r>
+          </w:p>
+          <w:p>
+            <w:pPr>
+              <w:spacing w:after="40" w:before="0"/>
+              <w:jc w:val="left"/>
+            </w:pPr>
+            <w:r>
+              <w:rPr>
+                <w:rFonts w:ascii="Arial" w:cs="Arial" w:eastAsia="Arial" w:hAnsi="Arial"/>
+                <w:b w:val="false"/>
+                <w:bCs w:val="false"/>
+                <w:i w:val="false"/>
+                <w:iCs w:val="false"/>
+                <w:color w:val="000000"/>
+                <w:sz w:val="18"/>
+                <w:szCs w:val="18"/>
+              </w:rPr>
+              <w:t xml:space="preserve">Lesson 8 — MODEL BUILDING &amp; SUMMATIVE CLOSURE: "Solving the Water Tank Problem"</w:t>
+            </w:r>
+          </w:p>
+          <w:p>
+            <w:pPr>
+              <w:spacing w:after="40" w:before="0"/>
+              <w:jc w:val="left"/>
+            </w:pPr>
+            <w:r>
+              <w:rPr>
+                <w:rFonts w:ascii="Arial" w:cs="Arial" w:eastAsia="Arial" w:hAnsi="Arial"/>
+                <w:b w:val="false"/>
+                <w:bCs w:val="false"/>
+                <w:i w:val="false"/>
+                <w:iCs w:val="false"/>
+                <w:color w:val="000000"/>
+                <w:sz w:val="18"/>
+                <w:szCs w:val="18"/>
+              </w:rPr>
+              <w:t xml:space="preserve">Learners use all accumulated knowledge to produce a final written and diagrammatic solution to the original anchoring phenomenon. Each learner draws a labelled diagram of the water-tank scenario, identifies the right-angled triangle, selects and applies the correct trigonometric ratio, calculates the height, and writes a clear explanation of their method. Groups present their clinometer project findings (angle, distance, calculated height, reflection on accuracy). Teacher facilitates a whole-class DQB review — all original questions are revisited and either answered or identified as leading to future learning (e.g., trigonometry of non-right-angled triangles). Formative assessment via class activity and portfolio entry.</w:t>
+            </w:r>
+          </w:p>
+        </w:tc>
+      </w:tr>
+      <w:tr>
+        <w:tc>
+          <w:tcPr>
+            <w:tcW w:type="dxa" w:w="3000"/>
+            <w:shd w:fill="EAD1F5" w:color="auto" w:val="clear"/>
+            <w:tcMar>
+              <w:top w:type="dxa" w:w="60"/>
+              <w:left w:type="dxa" w:w="120"/>
+              <w:bottom w:type="dxa" w:w="60"/>
+              <w:right w:type="dxa" w:w="120"/>
+            </w:tcMar>
+            <w:vAlign w:val="top"/>
+          </w:tcPr>
+          <w:p>
+            <w:pPr>
+              <w:spacing w:after="40" w:before="0"/>
+              <w:jc w:val="left"/>
+            </w:pPr>
+            <w:r>
+              <w:rPr>
+                <w:rFonts w:ascii="Arial" w:cs="Arial" w:eastAsia="Arial" w:hAnsi="Arial"/>
+                <w:b/>
+                <w:bCs/>
+                <w:i w:val="false"/>
+                <w:iCs w:val="false"/>
+                <w:color w:val="000000"/>
+                <w:sz w:val="18"/>
+                <w:szCs w:val="18"/>
+              </w:rPr>
+              <w:t xml:space="preserve">Supporting Phenomena</w:t>
+            </w:r>
+          </w:p>
+        </w:tc>
+        <w:tc>
+          <w:tcPr>
+            <w:tcW w:type="dxa" w:w="10680"/>
+            <w:shd w:fill="FFFFFF" w:color="auto" w:val="clear"/>
+            <w:tcMar>
+              <w:top w:type="dxa" w:w="60"/>
+              <w:left w:type="dxa" w:w="120"/>
+              <w:bottom w:type="dxa" w:w="60"/>
+              <w:right w:type="dxa" w:w="120"/>
+            </w:tcMar>
+            <w:vAlign w:val="top"/>
+          </w:tcPr>
+          <w:p>
+            <w:pPr>
+              <w:spacing w:after="30" w:before="0"/>
+              <w:ind w:left="360" w:hanging="180"/>
+              <w:jc w:val="left"/>
+            </w:pPr>
+            <w:r>
+              <w:rPr>
+                <w:rFonts w:ascii="Arial" w:cs="Arial" w:eastAsia="Arial" w:hAnsi="Arial"/>
+                <w:b w:val="false"/>
+                <w:bCs w:val="false"/>
+                <w:i w:val="false"/>
+                <w:iCs w:val="false"/>
+                <w:color w:val="000000"/>
+                <w:sz w:val="18"/>
+                <w:szCs w:val="18"/>
+              </w:rPr>
+              <w:t xml:space="preserve">–  THE LEANING SIGN BOARD: A rectangular signboard on a tilted pole outside the school gate — learners notice the pole makes an acute angle with the ground. How do we find the actual height the sign reaches without measuring along the pole? (Supports: identifying opposite/adjacent/hypotenuse and setting up a tan ratio.)</w:t>
+            </w:r>
+          </w:p>
+          <w:p>
+            <w:pPr>
+              <w:spacing w:after="30" w:before="0"/>
+              <w:ind w:left="360" w:hanging="180"/>
+              <w:jc w:val="left"/>
+            </w:pPr>
+            <w:r>
+              <w:rPr>
+                <w:rFonts w:ascii="Arial" w:cs="Arial" w:eastAsia="Arial" w:hAnsi="Arial"/>
+                <w:b w:val="false"/>
+                <w:bCs w:val="false"/>
+                <w:i w:val="false"/>
+                <w:iCs w:val="false"/>
+                <w:color w:val="000000"/>
+                <w:sz w:val="18"/>
+                <w:szCs w:val="18"/>
+              </w:rPr>
+              <w:t xml:space="preserve">–  THE SHADOW PUZZLE: At midday, a vertical maize stalk in the school garden casts a short shadow; in the late afternoon the same stalk casts a much longer shadow. Why does the shadow length change, and can we use the shadow to find the height of the stalk? (Supports: angle of elevation of the sun, tan ratio, and the idea that the same height gives different ratios at different angles.)</w:t>
+            </w:r>
+          </w:p>
+          <w:p>
+            <w:pPr>
+              <w:spacing w:after="30" w:before="0"/>
+              <w:ind w:left="360" w:hanging="180"/>
+              <w:jc w:val="left"/>
+            </w:pPr>
+            <w:r>
+              <w:rPr>
+                <w:rFonts w:ascii="Arial" w:cs="Arial" w:eastAsia="Arial" w:hAnsi="Arial"/>
+                <w:b w:val="false"/>
+                <w:bCs w:val="false"/>
+                <w:i w:val="false"/>
+                <w:iCs w:val="false"/>
+                <w:color w:val="000000"/>
+                <w:sz w:val="18"/>
+                <w:szCs w:val="18"/>
+              </w:rPr>
+              <w:t xml:space="preserve">–  THE MIRROR ON THE FLOOR: A small mirror is placed flat on the ground between a learner and the base of a wall. The learner steps back until they can just see the top of the wall in the mirror. The triangle formed is similar to the wall triangle. How is this related to the ratios we computed? (Supports: connecting similar triangles to constant trigonometric ratios.)</w:t>
+            </w:r>
+          </w:p>
+          <w:p>
+            <w:pPr>
+              <w:spacing w:after="30" w:before="0"/>
+              <w:ind w:left="360" w:hanging="180"/>
+              <w:jc w:val="left"/>
+            </w:pPr>
+            <w:r>
+              <w:rPr>
+                <w:rFonts w:ascii="Arial" w:cs="Arial" w:eastAsia="Arial" w:hAnsi="Arial"/>
+                <w:b w:val="false"/>
+                <w:bCs w:val="false"/>
+                <w:i w:val="false"/>
+                <w:iCs w:val="false"/>
+                <w:color w:val="000000"/>
+                <w:sz w:val="18"/>
+                <w:szCs w:val="18"/>
+              </w:rPr>
+              <w:t xml:space="preserve">–  THE STAIRCASE RAMP: A newly built concrete ramp at a Nairobi hospital rises 1.2 m over a horizontal run of 4.8 m. Is this ramp accessible for wheelchair users (angle &lt; 14°)? (Supports: applying arctan/inverse trigonometry and angles of elevation in a real accessibility-design context.)</w:t>
+            </w:r>
+          </w:p>
+        </w:tc>
+      </w:tr>
+    </w:tbl>
+    <w:p>
+      <w:pPr>
+        <w:spacing w:after="120"/>
+      </w:pPr>
+      <w:r>
+        <w:t xml:space="preserve"/>
       </w:r>
     </w:p>
     <w:p>
@@ -150,7 +2587,7 @@
         </w:rPr>
         <w:t xml:space="preserve">© 2026 SeaVuria and ARES. This work is licensed under a </w:t>
       </w:r>
-      <w:hyperlink w:history="1" r:id="rIduxjzuiw8xizhnnac4zwr3">
+      <w:hyperlink w:history="1" r:id="rId5imu1bafr8jcw8altsuqb">
         <w:r>
           <w:rPr>
             <w:rFonts w:ascii="Arial" w:cs="Arial" w:eastAsia="Arial" w:hAnsi="Arial"/>
@@ -170,7 +2607,7 @@
         </w:rPr>
         <w:t xml:space="preserve"> (</w:t>
       </w:r>
-      <w:hyperlink w:history="1" r:id="rIdscxa34krq0zca-mt1lt7c">
+      <w:hyperlink w:history="1" r:id="rId3ykdtpvtod97qdhxnugqa">
         <w:r>
           <w:rPr>
             <w:rFonts w:ascii="Arial" w:cs="Arial" w:eastAsia="Arial" w:hAnsi="Arial"/>
@@ -190,7 +2627,7 @@
         </w:rPr>
         <w:t xml:space="preserve">). To view a copy of this license, visit </w:t>
       </w:r>
-      <w:hyperlink w:history="1" r:id="rIdvxirtono74kbgz3ninelj">
+      <w:hyperlink w:history="1" r:id="rIdapty8qogxqh701pukm7cr">
         <w:r>
           <w:rPr>
             <w:rFonts w:ascii="Arial" w:cs="Arial" w:eastAsia="Arial" w:hAnsi="Arial"/>
@@ -209,2443 +2646,6 @@
           <w:szCs w:val="17"/>
         </w:rPr>
         <w:t xml:space="preserve">. You are free to copy, redistribute, and adapt this material in any medium or format, provided appropriate credit is given and the material is not used for commercial purposes. KICD learning outcomes and curriculum designations reproduced here for alignment purposes remain the property of KICD and are not covered by this license. Linked external resources (e.g. CK-12, Khan Academy, PhET) are subject to their own licenses.</w:t>
-      </w:r>
-    </w:p>
-    <w:p>
-      <w:pPr>
-        <w:spacing w:after="120"/>
-      </w:pPr>
-      <w:r>
-        <w:t xml:space="preserve"/>
-      </w:r>
-    </w:p>
-    <w:tbl>
-      <w:tblPr>
-        <w:tblW w:type="dxa" w:w="13680"/>
-        <w:tblBorders>
-          <w:top w:val="single" w:color="AAAAAA" w:sz="4"/>
-          <w:left w:val="single" w:color="AAAAAA" w:sz="4"/>
-          <w:bottom w:val="single" w:color="AAAAAA" w:sz="4"/>
-          <w:right w:val="single" w:color="AAAAAA" w:sz="4"/>
-          <w:insideH w:val="single" w:color="auto" w:sz="4"/>
-          <w:insideV w:val="single" w:color="auto" w:sz="4"/>
-        </w:tblBorders>
-        <w:tblLayout w:type="fixed"/>
-      </w:tblPr>
-      <w:tblGrid>
-        <w:gridCol w:w="3000"/>
-        <w:gridCol w:w="10680"/>
-      </w:tblGrid>
-      <w:tr>
-        <w:tc>
-          <w:tcPr>
-            <w:tcW w:type="dxa" w:w="13680"/>
-            <w:gridSpan w:val="2"/>
-            <w:shd w:fill="1F3864" w:color="auto" w:val="clear"/>
-            <w:tcMar>
-              <w:top w:type="dxa" w:w="60"/>
-              <w:left w:type="dxa" w:w="120"/>
-              <w:bottom w:type="dxa" w:w="60"/>
-              <w:right w:type="dxa" w:w="120"/>
-            </w:tcMar>
-            <w:vAlign w:val="top"/>
-          </w:tcPr>
-          <w:p>
-            <w:pPr>
-              <w:spacing w:after="40" w:before="0"/>
-              <w:jc w:val="center"/>
-            </w:pPr>
-            <w:r>
-              <w:rPr>
-                <w:rFonts w:ascii="Arial" w:cs="Arial" w:eastAsia="Arial" w:hAnsi="Arial"/>
-                <w:b/>
-                <w:bCs/>
-                <w:i w:val="false"/>
-                <w:iCs w:val="false"/>
-                <w:color w:val="FFFFFF"/>
-                <w:sz w:val="22"/>
-                <w:szCs w:val="22"/>
-              </w:rPr>
-              <w:t xml:space="preserve">SUB-STRAND OVERVIEW</w:t>
-            </w:r>
-          </w:p>
-        </w:tc>
-      </w:tr>
-      <w:tr>
-        <w:tc>
-          <w:tcPr>
-            <w:tcW w:type="dxa" w:w="3000"/>
-            <w:shd w:fill="D5E8F0" w:color="auto" w:val="clear"/>
-            <w:tcMar>
-              <w:top w:type="dxa" w:w="60"/>
-              <w:left w:type="dxa" w:w="120"/>
-              <w:bottom w:type="dxa" w:w="60"/>
-              <w:right w:type="dxa" w:w="120"/>
-            </w:tcMar>
-            <w:vAlign w:val="top"/>
-          </w:tcPr>
-          <w:p>
-            <w:pPr>
-              <w:spacing w:after="40" w:before="0"/>
-              <w:jc w:val="left"/>
-            </w:pPr>
-            <w:r>
-              <w:rPr>
-                <w:rFonts w:ascii="Arial" w:cs="Arial" w:eastAsia="Arial" w:hAnsi="Arial"/>
-                <w:b/>
-                <w:bCs/>
-                <w:i w:val="false"/>
-                <w:iCs w:val="false"/>
-                <w:color w:val="000000"/>
-                <w:sz w:val="18"/>
-                <w:szCs w:val="18"/>
-              </w:rPr>
-              <w:t xml:space="preserve">Grade Level</w:t>
-            </w:r>
-          </w:p>
-        </w:tc>
-        <w:tc>
-          <w:tcPr>
-            <w:tcW w:type="dxa" w:w="10680"/>
-            <w:shd w:fill="FFFFFF" w:color="auto" w:val="clear"/>
-            <w:tcMar>
-              <w:top w:type="dxa" w:w="60"/>
-              <w:left w:type="dxa" w:w="120"/>
-              <w:bottom w:type="dxa" w:w="60"/>
-              <w:right w:type="dxa" w:w="120"/>
-            </w:tcMar>
-            <w:vAlign w:val="top"/>
-          </w:tcPr>
-          <w:p>
-            <w:pPr>
-              <w:spacing w:after="40" w:before="0"/>
-              <w:jc w:val="left"/>
-            </w:pPr>
-            <w:r>
-              <w:rPr>
-                <w:rFonts w:ascii="Arial" w:cs="Arial" w:eastAsia="Arial" w:hAnsi="Arial"/>
-                <w:b w:val="false"/>
-                <w:bCs w:val="false"/>
-                <w:i w:val="false"/>
-                <w:iCs w:val="false"/>
-                <w:color w:val="000000"/>
-                <w:sz w:val="18"/>
-                <w:szCs w:val="18"/>
-              </w:rPr>
-              <w:t xml:space="preserve">10</w:t>
-            </w:r>
-          </w:p>
-        </w:tc>
-      </w:tr>
-      <w:tr>
-        <w:tc>
-          <w:tcPr>
-            <w:tcW w:type="dxa" w:w="3000"/>
-            <w:shd w:fill="D5E8F0" w:color="auto" w:val="clear"/>
-            <w:tcMar>
-              <w:top w:type="dxa" w:w="60"/>
-              <w:left w:type="dxa" w:w="120"/>
-              <w:bottom w:type="dxa" w:w="60"/>
-              <w:right w:type="dxa" w:w="120"/>
-            </w:tcMar>
-            <w:vAlign w:val="top"/>
-          </w:tcPr>
-          <w:p>
-            <w:pPr>
-              <w:spacing w:after="40" w:before="0"/>
-              <w:jc w:val="left"/>
-            </w:pPr>
-            <w:r>
-              <w:rPr>
-                <w:rFonts w:ascii="Arial" w:cs="Arial" w:eastAsia="Arial" w:hAnsi="Arial"/>
-                <w:b/>
-                <w:bCs/>
-                <w:i w:val="false"/>
-                <w:iCs w:val="false"/>
-                <w:color w:val="000000"/>
-                <w:sz w:val="18"/>
-                <w:szCs w:val="18"/>
-              </w:rPr>
-              <w:t xml:space="preserve">Subject</w:t>
-            </w:r>
-          </w:p>
-        </w:tc>
-        <w:tc>
-          <w:tcPr>
-            <w:tcW w:type="dxa" w:w="10680"/>
-            <w:shd w:fill="FFFFFF" w:color="auto" w:val="clear"/>
-            <w:tcMar>
-              <w:top w:type="dxa" w:w="60"/>
-              <w:left w:type="dxa" w:w="120"/>
-              <w:bottom w:type="dxa" w:w="60"/>
-              <w:right w:type="dxa" w:w="120"/>
-            </w:tcMar>
-            <w:vAlign w:val="top"/>
-          </w:tcPr>
-          <w:p>
-            <w:pPr>
-              <w:spacing w:after="40" w:before="0"/>
-              <w:jc w:val="left"/>
-            </w:pPr>
-            <w:r>
-              <w:rPr>
-                <w:rFonts w:ascii="Arial" w:cs="Arial" w:eastAsia="Arial" w:hAnsi="Arial"/>
-                <w:b w:val="false"/>
-                <w:bCs w:val="false"/>
-                <w:i w:val="false"/>
-                <w:iCs w:val="false"/>
-                <w:color w:val="000000"/>
-                <w:sz w:val="18"/>
-                <w:szCs w:val="18"/>
-              </w:rPr>
-              <w:t xml:space="preserve">Essential Mathematics</w:t>
-            </w:r>
-          </w:p>
-        </w:tc>
-      </w:tr>
-      <w:tr>
-        <w:tc>
-          <w:tcPr>
-            <w:tcW w:type="dxa" w:w="3000"/>
-            <w:shd w:fill="D5E8F0" w:color="auto" w:val="clear"/>
-            <w:tcMar>
-              <w:top w:type="dxa" w:w="60"/>
-              <w:left w:type="dxa" w:w="120"/>
-              <w:bottom w:type="dxa" w:w="60"/>
-              <w:right w:type="dxa" w:w="120"/>
-            </w:tcMar>
-            <w:vAlign w:val="top"/>
-          </w:tcPr>
-          <w:p>
-            <w:pPr>
-              <w:spacing w:after="40" w:before="0"/>
-              <w:jc w:val="left"/>
-            </w:pPr>
-            <w:r>
-              <w:rPr>
-                <w:rFonts w:ascii="Arial" w:cs="Arial" w:eastAsia="Arial" w:hAnsi="Arial"/>
-                <w:b/>
-                <w:bCs/>
-                <w:i w:val="false"/>
-                <w:iCs w:val="false"/>
-                <w:color w:val="000000"/>
-                <w:sz w:val="18"/>
-                <w:szCs w:val="18"/>
-              </w:rPr>
-              <w:t xml:space="preserve">Strand</w:t>
-            </w:r>
-          </w:p>
-        </w:tc>
-        <w:tc>
-          <w:tcPr>
-            <w:tcW w:type="dxa" w:w="10680"/>
-            <w:shd w:fill="FFFFFF" w:color="auto" w:val="clear"/>
-            <w:tcMar>
-              <w:top w:type="dxa" w:w="60"/>
-              <w:left w:type="dxa" w:w="120"/>
-              <w:bottom w:type="dxa" w:w="60"/>
-              <w:right w:type="dxa" w:w="120"/>
-            </w:tcMar>
-            <w:vAlign w:val="top"/>
-          </w:tcPr>
-          <w:p>
-            <w:pPr>
-              <w:spacing w:after="40" w:before="0"/>
-              <w:jc w:val="left"/>
-            </w:pPr>
-            <w:r>
-              <w:rPr>
-                <w:rFonts w:ascii="Arial" w:cs="Arial" w:eastAsia="Arial" w:hAnsi="Arial"/>
-                <w:b w:val="false"/>
-                <w:bCs w:val="false"/>
-                <w:i w:val="false"/>
-                <w:iCs w:val="false"/>
-                <w:color w:val="000000"/>
-                <w:sz w:val="18"/>
-                <w:szCs w:val="18"/>
-              </w:rPr>
-              <w:t xml:space="preserve">Strand 2.0: Measurements and Geometry</w:t>
-            </w:r>
-          </w:p>
-        </w:tc>
-      </w:tr>
-      <w:tr>
-        <w:tc>
-          <w:tcPr>
-            <w:tcW w:type="dxa" w:w="3000"/>
-            <w:shd w:fill="D5E8F0" w:color="auto" w:val="clear"/>
-            <w:tcMar>
-              <w:top w:type="dxa" w:w="60"/>
-              <w:left w:type="dxa" w:w="120"/>
-              <w:bottom w:type="dxa" w:w="60"/>
-              <w:right w:type="dxa" w:w="120"/>
-            </w:tcMar>
-            <w:vAlign w:val="top"/>
-          </w:tcPr>
-          <w:p>
-            <w:pPr>
-              <w:spacing w:after="40" w:before="0"/>
-              <w:jc w:val="left"/>
-            </w:pPr>
-            <w:r>
-              <w:rPr>
-                <w:rFonts w:ascii="Arial" w:cs="Arial" w:eastAsia="Arial" w:hAnsi="Arial"/>
-                <w:b/>
-                <w:bCs/>
-                <w:i w:val="false"/>
-                <w:iCs w:val="false"/>
-                <w:color w:val="000000"/>
-                <w:sz w:val="18"/>
-                <w:szCs w:val="18"/>
-              </w:rPr>
-              <w:t xml:space="preserve">Sub-Strand</w:t>
-            </w:r>
-          </w:p>
-        </w:tc>
-        <w:tc>
-          <w:tcPr>
-            <w:tcW w:type="dxa" w:w="10680"/>
-            <w:shd w:fill="FFFFFF" w:color="auto" w:val="clear"/>
-            <w:tcMar>
-              <w:top w:type="dxa" w:w="60"/>
-              <w:left w:type="dxa" w:w="120"/>
-              <w:bottom w:type="dxa" w:w="60"/>
-              <w:right w:type="dxa" w:w="120"/>
-            </w:tcMar>
-            <w:vAlign w:val="top"/>
-          </w:tcPr>
-          <w:p>
-            <w:pPr>
-              <w:spacing w:after="40" w:before="0"/>
-              <w:jc w:val="left"/>
-            </w:pPr>
-            <w:r>
-              <w:rPr>
-                <w:rFonts w:ascii="Arial" w:cs="Arial" w:eastAsia="Arial" w:hAnsi="Arial"/>
-                <w:b w:val="false"/>
-                <w:bCs w:val="false"/>
-                <w:i w:val="false"/>
-                <w:iCs w:val="false"/>
-                <w:color w:val="000000"/>
-                <w:sz w:val="18"/>
-                <w:szCs w:val="18"/>
-              </w:rPr>
-              <w:t xml:space="preserve">Sub-Strand 2.3: Trigonometry</w:t>
-            </w:r>
-          </w:p>
-        </w:tc>
-      </w:tr>
-      <w:tr>
-        <w:tc>
-          <w:tcPr>
-            <w:tcW w:type="dxa" w:w="3000"/>
-            <w:shd w:fill="D5E8F0" w:color="auto" w:val="clear"/>
-            <w:tcMar>
-              <w:top w:type="dxa" w:w="60"/>
-              <w:left w:type="dxa" w:w="120"/>
-              <w:bottom w:type="dxa" w:w="60"/>
-              <w:right w:type="dxa" w:w="120"/>
-            </w:tcMar>
-            <w:vAlign w:val="top"/>
-          </w:tcPr>
-          <w:p>
-            <w:pPr>
-              <w:spacing w:after="40" w:before="0"/>
-              <w:jc w:val="left"/>
-            </w:pPr>
-            <w:r>
-              <w:rPr>
-                <w:rFonts w:ascii="Arial" w:cs="Arial" w:eastAsia="Arial" w:hAnsi="Arial"/>
-                <w:b/>
-                <w:bCs/>
-                <w:i w:val="false"/>
-                <w:iCs w:val="false"/>
-                <w:color w:val="000000"/>
-                <w:sz w:val="18"/>
-                <w:szCs w:val="18"/>
-              </w:rPr>
-              <w:t xml:space="preserve">Total Duration</w:t>
-            </w:r>
-          </w:p>
-        </w:tc>
-        <w:tc>
-          <w:tcPr>
-            <w:tcW w:type="dxa" w:w="10680"/>
-            <w:shd w:fill="FFFFFF" w:color="auto" w:val="clear"/>
-            <w:tcMar>
-              <w:top w:type="dxa" w:w="60"/>
-              <w:left w:type="dxa" w:w="120"/>
-              <w:bottom w:type="dxa" w:w="60"/>
-              <w:right w:type="dxa" w:w="120"/>
-            </w:tcMar>
-            <w:vAlign w:val="top"/>
-          </w:tcPr>
-          <w:p>
-            <w:pPr>
-              <w:spacing w:after="40" w:before="0"/>
-              <w:jc w:val="left"/>
-            </w:pPr>
-            <w:r>
-              <w:rPr>
-                <w:rFonts w:ascii="Arial" w:cs="Arial" w:eastAsia="Arial" w:hAnsi="Arial"/>
-                <w:b w:val="false"/>
-                <w:bCs w:val="false"/>
-                <w:i w:val="false"/>
-                <w:iCs w:val="false"/>
-                <w:color w:val="000000"/>
-                <w:sz w:val="18"/>
-                <w:szCs w:val="18"/>
-              </w:rPr>
-              <w:t xml:space="preserve">8 lessons × 40 minutes = 320 minutes total</w:t>
-            </w:r>
-          </w:p>
-        </w:tc>
-      </w:tr>
-      <w:tr>
-        <w:tc>
-          <w:tcPr>
-            <w:tcW w:type="dxa" w:w="3000"/>
-            <w:shd w:fill="D5E8F0" w:color="auto" w:val="clear"/>
-            <w:tcMar>
-              <w:top w:type="dxa" w:w="60"/>
-              <w:left w:type="dxa" w:w="120"/>
-              <w:bottom w:type="dxa" w:w="60"/>
-              <w:right w:type="dxa" w:w="120"/>
-            </w:tcMar>
-            <w:vAlign w:val="top"/>
-          </w:tcPr>
-          <w:p>
-            <w:pPr>
-              <w:spacing w:after="40" w:before="0"/>
-              <w:jc w:val="left"/>
-            </w:pPr>
-            <w:r>
-              <w:rPr>
-                <w:rFonts w:ascii="Arial" w:cs="Arial" w:eastAsia="Arial" w:hAnsi="Arial"/>
-                <w:b/>
-                <w:bCs/>
-                <w:i w:val="false"/>
-                <w:iCs w:val="false"/>
-                <w:color w:val="000000"/>
-                <w:sz w:val="18"/>
-                <w:szCs w:val="18"/>
-              </w:rPr>
-              <w:t xml:space="preserve">Sub-Strand Content</w:t>
-            </w:r>
-          </w:p>
-        </w:tc>
-        <w:tc>
-          <w:tcPr>
-            <w:tcW w:type="dxa" w:w="10680"/>
-            <w:shd w:fill="FFFFFF" w:color="auto" w:val="clear"/>
-            <w:tcMar>
-              <w:top w:type="dxa" w:w="60"/>
-              <w:left w:type="dxa" w:w="120"/>
-              <w:bottom w:type="dxa" w:w="60"/>
-              <w:right w:type="dxa" w:w="120"/>
-            </w:tcMar>
-            <w:vAlign w:val="top"/>
-          </w:tcPr>
-          <w:p>
-            <w:pPr>
-              <w:spacing w:after="30" w:before="0"/>
-              <w:ind w:left="360" w:hanging="180"/>
-              <w:jc w:val="left"/>
-            </w:pPr>
-            <w:r>
-              <w:rPr>
-                <w:rFonts w:ascii="Arial" w:cs="Arial" w:eastAsia="Arial" w:hAnsi="Arial"/>
-                <w:b w:val="false"/>
-                <w:bCs w:val="false"/>
-                <w:i w:val="false"/>
-                <w:iCs w:val="false"/>
-                <w:color w:val="000000"/>
-                <w:sz w:val="18"/>
-                <w:szCs w:val="18"/>
-              </w:rPr>
-              <w:t xml:space="preserve">–  Identification of sides of a right-angled triangle (hypotenuse, opposite, adjacent) relative to a specific acute angle</w:t>
-            </w:r>
-          </w:p>
-          <w:p>
-            <w:pPr>
-              <w:spacing w:after="30" w:before="0"/>
-              <w:ind w:left="360" w:hanging="180"/>
-              <w:jc w:val="left"/>
-            </w:pPr>
-            <w:r>
-              <w:rPr>
-                <w:rFonts w:ascii="Arial" w:cs="Arial" w:eastAsia="Arial" w:hAnsi="Arial"/>
-                <w:b w:val="false"/>
-                <w:bCs w:val="false"/>
-                <w:i w:val="false"/>
-                <w:iCs w:val="false"/>
-                <w:color w:val="000000"/>
-                <w:sz w:val="18"/>
-                <w:szCs w:val="18"/>
-              </w:rPr>
-              <w:t xml:space="preserve">–  Sine, cosine and tangent ratios of acute angles in a right-angled triangle</w:t>
-            </w:r>
-          </w:p>
-          <w:p>
-            <w:pPr>
-              <w:spacing w:after="30" w:before="0"/>
-              <w:ind w:left="360" w:hanging="180"/>
-              <w:jc w:val="left"/>
-            </w:pPr>
-            <w:r>
-              <w:rPr>
-                <w:rFonts w:ascii="Arial" w:cs="Arial" w:eastAsia="Arial" w:hAnsi="Arial"/>
-                <w:b w:val="false"/>
-                <w:bCs w:val="false"/>
-                <w:i w:val="false"/>
-                <w:iCs w:val="false"/>
-                <w:color w:val="000000"/>
-                <w:sz w:val="18"/>
-                <w:szCs w:val="18"/>
-              </w:rPr>
-              <w:t xml:space="preserve">–  Sines and cosines of complementary angles and their relationship</w:t>
-            </w:r>
-          </w:p>
-          <w:p>
-            <w:pPr>
-              <w:spacing w:after="30" w:before="0"/>
-              <w:ind w:left="360" w:hanging="180"/>
-              <w:jc w:val="left"/>
-            </w:pPr>
-            <w:r>
-              <w:rPr>
-                <w:rFonts w:ascii="Arial" w:cs="Arial" w:eastAsia="Arial" w:hAnsi="Arial"/>
-                <w:b w:val="false"/>
-                <w:bCs w:val="false"/>
-                <w:i w:val="false"/>
-                <w:iCs w:val="false"/>
-                <w:color w:val="000000"/>
-                <w:sz w:val="18"/>
-                <w:szCs w:val="18"/>
-              </w:rPr>
-              <w:t xml:space="preserve">–  Application of trigonometric ratios to angles of elevation</w:t>
-            </w:r>
-          </w:p>
-          <w:p>
-            <w:pPr>
-              <w:spacing w:after="30" w:before="0"/>
-              <w:ind w:left="360" w:hanging="180"/>
-              <w:jc w:val="left"/>
-            </w:pPr>
-            <w:r>
-              <w:rPr>
-                <w:rFonts w:ascii="Arial" w:cs="Arial" w:eastAsia="Arial" w:hAnsi="Arial"/>
-                <w:b w:val="false"/>
-                <w:bCs w:val="false"/>
-                <w:i w:val="false"/>
-                <w:iCs w:val="false"/>
-                <w:color w:val="000000"/>
-                <w:sz w:val="18"/>
-                <w:szCs w:val="18"/>
-              </w:rPr>
-              <w:t xml:space="preserve">–  Application of trigonometric ratios to angles of depression</w:t>
-            </w:r>
-          </w:p>
-          <w:p>
-            <w:pPr>
-              <w:spacing w:after="30" w:before="0"/>
-              <w:ind w:left="360" w:hanging="180"/>
-              <w:jc w:val="left"/>
-            </w:pPr>
-            <w:r>
-              <w:rPr>
-                <w:rFonts w:ascii="Arial" w:cs="Arial" w:eastAsia="Arial" w:hAnsi="Arial"/>
-                <w:b w:val="false"/>
-                <w:bCs w:val="false"/>
-                <w:i w:val="false"/>
-                <w:iCs w:val="false"/>
-                <w:color w:val="000000"/>
-                <w:sz w:val="18"/>
-                <w:szCs w:val="18"/>
-              </w:rPr>
-              <w:t xml:space="preserve">–  Construction and use of a simple clinometer to measure angles of elevation and depression</w:t>
-            </w:r>
-          </w:p>
-          <w:p>
-            <w:pPr>
-              <w:spacing w:after="30" w:before="0"/>
-              <w:ind w:left="360" w:hanging="180"/>
-              <w:jc w:val="left"/>
-            </w:pPr>
-            <w:r>
-              <w:rPr>
-                <w:rFonts w:ascii="Arial" w:cs="Arial" w:eastAsia="Arial" w:hAnsi="Arial"/>
-                <w:b w:val="false"/>
-                <w:bCs w:val="false"/>
-                <w:i w:val="false"/>
-                <w:iCs w:val="false"/>
-                <w:color w:val="000000"/>
-                <w:sz w:val="18"/>
-                <w:szCs w:val="18"/>
-              </w:rPr>
-              <w:t xml:space="preserve">–  Use of trigonometric tables and digital tools to find trigonometric ratios</w:t>
-            </w:r>
-          </w:p>
-          <w:p>
-            <w:pPr>
-              <w:spacing w:after="30" w:before="0"/>
-              <w:ind w:left="360" w:hanging="180"/>
-              <w:jc w:val="left"/>
-            </w:pPr>
-            <w:r>
-              <w:rPr>
-                <w:rFonts w:ascii="Arial" w:cs="Arial" w:eastAsia="Arial" w:hAnsi="Arial"/>
-                <w:b w:val="false"/>
-                <w:bCs w:val="false"/>
-                <w:i w:val="false"/>
-                <w:iCs w:val="false"/>
-                <w:color w:val="000000"/>
-                <w:sz w:val="18"/>
-                <w:szCs w:val="18"/>
-              </w:rPr>
-              <w:t xml:space="preserve">–  Real-life applications of trigonometry in the immediate environment</w:t>
-            </w:r>
-          </w:p>
-        </w:tc>
-      </w:tr>
-      <w:tr>
-        <w:tc>
-          <w:tcPr>
-            <w:tcW w:type="dxa" w:w="3000"/>
-            <w:shd w:fill="D5E8F0" w:color="auto" w:val="clear"/>
-            <w:tcMar>
-              <w:top w:type="dxa" w:w="60"/>
-              <w:left w:type="dxa" w:w="120"/>
-              <w:bottom w:type="dxa" w:w="60"/>
-              <w:right w:type="dxa" w:w="120"/>
-            </w:tcMar>
-            <w:vAlign w:val="top"/>
-          </w:tcPr>
-          <w:p>
-            <w:pPr>
-              <w:spacing w:after="40" w:before="0"/>
-              <w:jc w:val="left"/>
-            </w:pPr>
-            <w:r>
-              <w:rPr>
-                <w:rFonts w:ascii="Arial" w:cs="Arial" w:eastAsia="Arial" w:hAnsi="Arial"/>
-                <w:b/>
-                <w:bCs/>
-                <w:i w:val="false"/>
-                <w:iCs w:val="false"/>
-                <w:color w:val="000000"/>
-                <w:sz w:val="18"/>
-                <w:szCs w:val="18"/>
-              </w:rPr>
-              <w:t xml:space="preserve">Learning Outcomes</w:t>
-            </w:r>
-          </w:p>
-        </w:tc>
-        <w:tc>
-          <w:tcPr>
-            <w:tcW w:type="dxa" w:w="10680"/>
-            <w:shd w:fill="FFFFFF" w:color="auto" w:val="clear"/>
-            <w:tcMar>
-              <w:top w:type="dxa" w:w="60"/>
-              <w:left w:type="dxa" w:w="120"/>
-              <w:bottom w:type="dxa" w:w="60"/>
-              <w:right w:type="dxa" w:w="120"/>
-            </w:tcMar>
-            <w:vAlign w:val="top"/>
-          </w:tcPr>
-          <w:p>
-            <w:pPr>
-              <w:spacing w:after="40" w:before="0"/>
-              <w:jc w:val="left"/>
-            </w:pPr>
-            <w:r>
-              <w:rPr>
-                <w:rFonts w:ascii="Arial" w:cs="Arial" w:eastAsia="Arial" w:hAnsi="Arial"/>
-                <w:b w:val="false"/>
-                <w:bCs w:val="false"/>
-                <w:i w:val="false"/>
-                <w:iCs w:val="false"/>
-                <w:color w:val="000000"/>
-                <w:sz w:val="18"/>
-                <w:szCs w:val="18"/>
-              </w:rPr>
-              <w:t xml:space="preserve">By the end of the sub-strand, the learner should be able to:</w:t>
-            </w:r>
-          </w:p>
-          <w:p>
-            <w:pPr>
-              <w:spacing w:after="40" w:before="0"/>
-              <w:jc w:val="left"/>
-            </w:pPr>
-            <w:r>
-              <w:rPr>
-                <w:rFonts w:ascii="Arial" w:cs="Arial" w:eastAsia="Arial" w:hAnsi="Arial"/>
-                <w:b w:val="false"/>
-                <w:bCs w:val="false"/>
-                <w:i w:val="false"/>
-                <w:iCs w:val="false"/>
-                <w:color w:val="000000"/>
-                <w:sz w:val="18"/>
-                <w:szCs w:val="18"/>
-              </w:rPr>
-              <w:t xml:space="preserve">a) identify the sides of a right-angled triangle in relation to a particular angle,</w:t>
-            </w:r>
-          </w:p>
-          <w:p>
-            <w:pPr>
-              <w:spacing w:after="40" w:before="0"/>
-              <w:jc w:val="left"/>
-            </w:pPr>
-            <w:r>
-              <w:rPr>
-                <w:rFonts w:ascii="Arial" w:cs="Arial" w:eastAsia="Arial" w:hAnsi="Arial"/>
-                <w:b w:val="false"/>
-                <w:bCs w:val="false"/>
-                <w:i w:val="false"/>
-                <w:iCs w:val="false"/>
-                <w:color w:val="000000"/>
-                <w:sz w:val="18"/>
-                <w:szCs w:val="18"/>
-              </w:rPr>
-              <w:t xml:space="preserve">b) determine the sine, cosine and tangent of acute angles in a right-angled triangle,</w:t>
-            </w:r>
-          </w:p>
-          <w:p>
-            <w:pPr>
-              <w:spacing w:after="40" w:before="0"/>
-              <w:jc w:val="left"/>
-            </w:pPr>
-            <w:r>
-              <w:rPr>
-                <w:rFonts w:ascii="Arial" w:cs="Arial" w:eastAsia="Arial" w:hAnsi="Arial"/>
-                <w:b w:val="false"/>
-                <w:bCs w:val="false"/>
-                <w:i w:val="false"/>
-                <w:iCs w:val="false"/>
-                <w:color w:val="000000"/>
-                <w:sz w:val="18"/>
-                <w:szCs w:val="18"/>
-              </w:rPr>
-              <w:t xml:space="preserve">c) relate sines and cosines of complementary angles,</w:t>
-            </w:r>
-          </w:p>
-          <w:p>
-            <w:pPr>
-              <w:spacing w:after="40" w:before="0"/>
-              <w:jc w:val="left"/>
-            </w:pPr>
-            <w:r>
-              <w:rPr>
-                <w:rFonts w:ascii="Arial" w:cs="Arial" w:eastAsia="Arial" w:hAnsi="Arial"/>
-                <w:b w:val="false"/>
-                <w:bCs w:val="false"/>
-                <w:i w:val="false"/>
-                <w:iCs w:val="false"/>
-                <w:color w:val="000000"/>
-                <w:sz w:val="18"/>
-                <w:szCs w:val="18"/>
-              </w:rPr>
-              <w:t xml:space="preserve">d) apply trigonometric ratios to angles of elevation and depression,</w:t>
-            </w:r>
-          </w:p>
-          <w:p>
-            <w:pPr>
-              <w:spacing w:after="40" w:before="0"/>
-              <w:jc w:val="left"/>
-            </w:pPr>
-            <w:r>
-              <w:rPr>
-                <w:rFonts w:ascii="Arial" w:cs="Arial" w:eastAsia="Arial" w:hAnsi="Arial"/>
-                <w:b w:val="false"/>
-                <w:bCs w:val="false"/>
-                <w:i w:val="false"/>
-                <w:iCs w:val="false"/>
-                <w:color w:val="000000"/>
-                <w:sz w:val="18"/>
-                <w:szCs w:val="18"/>
-              </w:rPr>
-              <w:t xml:space="preserve">e) recognise the use of trigonometry in real-life situations.</w:t>
-            </w:r>
-          </w:p>
-        </w:tc>
-      </w:tr>
-      <w:tr>
-        <w:tc>
-          <w:tcPr>
-            <w:tcW w:type="dxa" w:w="3000"/>
-            <w:shd w:fill="D5E8F0" w:color="auto" w:val="clear"/>
-            <w:tcMar>
-              <w:top w:type="dxa" w:w="60"/>
-              <w:left w:type="dxa" w:w="120"/>
-              <w:bottom w:type="dxa" w:w="60"/>
-              <w:right w:type="dxa" w:w="120"/>
-            </w:tcMar>
-            <w:vAlign w:val="top"/>
-          </w:tcPr>
-          <w:p>
-            <w:pPr>
-              <w:spacing w:after="40" w:before="0"/>
-              <w:jc w:val="left"/>
-            </w:pPr>
-            <w:r>
-              <w:rPr>
-                <w:rFonts w:ascii="Arial" w:cs="Arial" w:eastAsia="Arial" w:hAnsi="Arial"/>
-                <w:b/>
-                <w:bCs/>
-                <w:i w:val="false"/>
-                <w:iCs w:val="false"/>
-                <w:color w:val="000000"/>
-                <w:sz w:val="18"/>
-                <w:szCs w:val="18"/>
-              </w:rPr>
-              <w:t xml:space="preserve">Core Competencies</w:t>
-            </w:r>
-          </w:p>
-        </w:tc>
-        <w:tc>
-          <w:tcPr>
-            <w:tcW w:type="dxa" w:w="10680"/>
-            <w:shd w:fill="FFFFFF" w:color="auto" w:val="clear"/>
-            <w:tcMar>
-              <w:top w:type="dxa" w:w="60"/>
-              <w:left w:type="dxa" w:w="120"/>
-              <w:bottom w:type="dxa" w:w="60"/>
-              <w:right w:type="dxa" w:w="120"/>
-            </w:tcMar>
-            <w:vAlign w:val="top"/>
-          </w:tcPr>
-          <w:p>
-            <w:pPr>
-              <w:spacing w:after="30" w:before="0"/>
-              <w:ind w:left="360" w:hanging="180"/>
-              <w:jc w:val="left"/>
-            </w:pPr>
-            <w:r>
-              <w:rPr>
-                <w:rFonts w:ascii="Arial" w:cs="Arial" w:eastAsia="Arial" w:hAnsi="Arial"/>
-                <w:b w:val="false"/>
-                <w:bCs w:val="false"/>
-                <w:i w:val="false"/>
-                <w:iCs w:val="false"/>
-                <w:color w:val="000000"/>
-                <w:sz w:val="18"/>
-                <w:szCs w:val="18"/>
-              </w:rPr>
-              <w:t xml:space="preserve">–  Self-efficacy: The learner makes observations and establishes the relationships between the sine and cosine ratios of complementary angles, building confidence in their own mathematical reasoning as they generate and verify the pattern independently.</w:t>
-            </w:r>
-          </w:p>
-          <w:p>
-            <w:pPr>
-              <w:spacing w:after="30" w:before="0"/>
-              <w:ind w:left="360" w:hanging="180"/>
-              <w:jc w:val="left"/>
-            </w:pPr>
-            <w:r>
-              <w:rPr>
-                <w:rFonts w:ascii="Arial" w:cs="Arial" w:eastAsia="Arial" w:hAnsi="Arial"/>
-                <w:b w:val="false"/>
-                <w:bCs w:val="false"/>
-                <w:i w:val="false"/>
-                <w:iCs w:val="false"/>
-                <w:color w:val="000000"/>
-                <w:sz w:val="18"/>
-                <w:szCs w:val="18"/>
-              </w:rPr>
-              <w:t xml:space="preserve">–  Learning to learn: The learner learns collaboratively while constructing a simple clinometer using locally available materials (cardboard, straw, string, protractor) and using it as a hands-on learning resource for measuring angles of elevation and depression in the school environment.</w:t>
-            </w:r>
-          </w:p>
-        </w:tc>
-      </w:tr>
-      <w:tr>
-        <w:tc>
-          <w:tcPr>
-            <w:tcW w:type="dxa" w:w="3000"/>
-            <w:shd w:fill="E2EFDA" w:color="auto" w:val="clear"/>
-            <w:tcMar>
-              <w:top w:type="dxa" w:w="60"/>
-              <w:left w:type="dxa" w:w="120"/>
-              <w:bottom w:type="dxa" w:w="60"/>
-              <w:right w:type="dxa" w:w="120"/>
-            </w:tcMar>
-            <w:vAlign w:val="top"/>
-          </w:tcPr>
-          <w:p>
-            <w:pPr>
-              <w:spacing w:after="40" w:before="0"/>
-              <w:jc w:val="left"/>
-            </w:pPr>
-            <w:r>
-              <w:rPr>
-                <w:rFonts w:ascii="Arial" w:cs="Arial" w:eastAsia="Arial" w:hAnsi="Arial"/>
-                <w:b/>
-                <w:bCs/>
-                <w:i w:val="false"/>
-                <w:iCs w:val="false"/>
-                <w:color w:val="000000"/>
-                <w:sz w:val="18"/>
-                <w:szCs w:val="18"/>
-              </w:rPr>
-              <w:t xml:space="preserve">Core Values</w:t>
-            </w:r>
-          </w:p>
-        </w:tc>
-        <w:tc>
-          <w:tcPr>
-            <w:tcW w:type="dxa" w:w="10680"/>
-            <w:shd w:fill="FFFFFF" w:color="auto" w:val="clear"/>
-            <w:tcMar>
-              <w:top w:type="dxa" w:w="60"/>
-              <w:left w:type="dxa" w:w="120"/>
-              <w:bottom w:type="dxa" w:w="60"/>
-              <w:right w:type="dxa" w:w="120"/>
-            </w:tcMar>
-            <w:vAlign w:val="top"/>
-          </w:tcPr>
-          <w:p>
-            <w:pPr>
-              <w:spacing w:after="30" w:before="0"/>
-              <w:ind w:left="360" w:hanging="180"/>
-              <w:jc w:val="left"/>
-            </w:pPr>
-            <w:r>
-              <w:rPr>
-                <w:rFonts w:ascii="Arial" w:cs="Arial" w:eastAsia="Arial" w:hAnsi="Arial"/>
-                <w:b w:val="false"/>
-                <w:bCs w:val="false"/>
-                <w:i w:val="false"/>
-                <w:iCs w:val="false"/>
-                <w:color w:val="000000"/>
-                <w:sz w:val="18"/>
-                <w:szCs w:val="18"/>
-              </w:rPr>
-              <w:t xml:space="preserve">–  Love: The learner demonstrates a caring attitude towards others when using a simple clinometer to measure the angle of elevation and depression of different objects in the immediate environment, ensuring every group member has a turn and that measurements are taken safely and considerately.</w:t>
-            </w:r>
-          </w:p>
-          <w:p>
-            <w:pPr>
-              <w:spacing w:after="30" w:before="0"/>
-              <w:ind w:left="360" w:hanging="180"/>
-              <w:jc w:val="left"/>
-            </w:pPr>
-            <w:r>
-              <w:rPr>
-                <w:rFonts w:ascii="Arial" w:cs="Arial" w:eastAsia="Arial" w:hAnsi="Arial"/>
-                <w:b w:val="false"/>
-                <w:bCs w:val="false"/>
-                <w:i w:val="false"/>
-                <w:iCs w:val="false"/>
-                <w:color w:val="000000"/>
-                <w:sz w:val="18"/>
-                <w:szCs w:val="18"/>
-              </w:rPr>
-              <w:t xml:space="preserve">–  Responsibility: The learner takes care of instruments such as rulers, geometrical sets, graph paper and digital devices used during trigonometry activities, returning them in good condition and ensuring shared resources are available for peers.</w:t>
-            </w:r>
-          </w:p>
-        </w:tc>
-      </w:tr>
-      <w:tr>
-        <w:tc>
-          <w:tcPr>
-            <w:tcW w:type="dxa" w:w="3000"/>
-            <w:shd w:fill="D5E8F0" w:color="auto" w:val="clear"/>
-            <w:tcMar>
-              <w:top w:type="dxa" w:w="60"/>
-              <w:left w:type="dxa" w:w="120"/>
-              <w:bottom w:type="dxa" w:w="60"/>
-              <w:right w:type="dxa" w:w="120"/>
-            </w:tcMar>
-            <w:vAlign w:val="top"/>
-          </w:tcPr>
-          <w:p>
-            <w:pPr>
-              <w:spacing w:after="40" w:before="0"/>
-              <w:jc w:val="left"/>
-            </w:pPr>
-            <w:r>
-              <w:rPr>
-                <w:rFonts w:ascii="Arial" w:cs="Arial" w:eastAsia="Arial" w:hAnsi="Arial"/>
-                <w:b/>
-                <w:bCs/>
-                <w:i w:val="false"/>
-                <w:iCs w:val="false"/>
-                <w:color w:val="000000"/>
-                <w:sz w:val="18"/>
-                <w:szCs w:val="18"/>
-              </w:rPr>
-              <w:t xml:space="preserve">Science &amp; Engineering Practices</w:t>
-            </w:r>
-          </w:p>
-        </w:tc>
-        <w:tc>
-          <w:tcPr>
-            <w:tcW w:type="dxa" w:w="10680"/>
-            <w:shd w:fill="FFFFFF" w:color="auto" w:val="clear"/>
-            <w:tcMar>
-              <w:top w:type="dxa" w:w="60"/>
-              <w:left w:type="dxa" w:w="120"/>
-              <w:bottom w:type="dxa" w:w="60"/>
-              <w:right w:type="dxa" w:w="120"/>
-            </w:tcMar>
-            <w:vAlign w:val="top"/>
-          </w:tcPr>
-          <w:p>
-            <w:pPr>
-              <w:spacing w:after="30" w:before="0"/>
-              <w:ind w:left="360" w:hanging="180"/>
-              <w:jc w:val="left"/>
-            </w:pPr>
-            <w:r>
-              <w:rPr>
-                <w:rFonts w:ascii="Arial" w:cs="Arial" w:eastAsia="Arial" w:hAnsi="Arial"/>
-                <w:b w:val="false"/>
-                <w:bCs w:val="false"/>
-                <w:i w:val="false"/>
-                <w:iCs w:val="false"/>
-                <w:color w:val="000000"/>
-                <w:sz w:val="18"/>
-                <w:szCs w:val="18"/>
-              </w:rPr>
-              <w:t xml:space="preserve">–  Asking Questions and Defining Problems: Learners articulate what information is needed (angle, known side) to find an unknown height or distance, framing trigonometry as a tool for answering real measurement questions about their environment.</w:t>
-            </w:r>
-          </w:p>
-          <w:p>
-            <w:pPr>
-              <w:spacing w:after="30" w:before="0"/>
-              <w:ind w:left="360" w:hanging="180"/>
-              <w:jc w:val="left"/>
-            </w:pPr>
-            <w:r>
-              <w:rPr>
-                <w:rFonts w:ascii="Arial" w:cs="Arial" w:eastAsia="Arial" w:hAnsi="Arial"/>
-                <w:b w:val="false"/>
-                <w:bCs w:val="false"/>
-                <w:i w:val="false"/>
-                <w:iCs w:val="false"/>
-                <w:color w:val="000000"/>
-                <w:sz w:val="18"/>
-                <w:szCs w:val="18"/>
-              </w:rPr>
-              <w:t xml:space="preserve">–  Planning and Carrying Out Investigations: Learners design and carry out a clinometer investigation — identifying objects to measure, deciding on measurement positions, recording angle and distance data, and checking results for consistency.</w:t>
-            </w:r>
-          </w:p>
-          <w:p>
-            <w:pPr>
-              <w:spacing w:after="30" w:before="0"/>
-              <w:ind w:left="360" w:hanging="180"/>
-              <w:jc w:val="left"/>
-            </w:pPr>
-            <w:r>
-              <w:rPr>
-                <w:rFonts w:ascii="Arial" w:cs="Arial" w:eastAsia="Arial" w:hAnsi="Arial"/>
-                <w:b w:val="false"/>
-                <w:bCs w:val="false"/>
-                <w:i w:val="false"/>
-                <w:iCs w:val="false"/>
-                <w:color w:val="000000"/>
-                <w:sz w:val="18"/>
-                <w:szCs w:val="18"/>
-              </w:rPr>
-              <w:t xml:space="preserve">–  Using Mathematics and Computational Thinking: Learners select and apply the appropriate trigonometric ratio (sin, cos, tan) to compute unknown sides and angles, evaluate answers for reasonableness, and use digital tools (calculators, online resources) to verify computations.</w:t>
-            </w:r>
-          </w:p>
-          <w:p>
-            <w:pPr>
-              <w:spacing w:after="30" w:before="0"/>
-              <w:ind w:left="360" w:hanging="180"/>
-              <w:jc w:val="left"/>
-            </w:pPr>
-            <w:r>
-              <w:rPr>
-                <w:rFonts w:ascii="Arial" w:cs="Arial" w:eastAsia="Arial" w:hAnsi="Arial"/>
-                <w:b w:val="false"/>
-                <w:bCs w:val="false"/>
-                <w:i w:val="false"/>
-                <w:iCs w:val="false"/>
-                <w:color w:val="000000"/>
-                <w:sz w:val="18"/>
-                <w:szCs w:val="18"/>
-              </w:rPr>
-              <w:t xml:space="preserve">–  Constructing Explanations: Learners use their generated table of complementary angles and their sine/cosine values to construct a reasoned explanation for why sin θ = cos(90° − θ), connecting numerical patterns to geometric reasoning.</w:t>
-            </w:r>
-          </w:p>
-          <w:p>
-            <w:pPr>
-              <w:spacing w:after="30" w:before="0"/>
-              <w:ind w:left="360" w:hanging="180"/>
-              <w:jc w:val="left"/>
-            </w:pPr>
-            <w:r>
-              <w:rPr>
-                <w:rFonts w:ascii="Arial" w:cs="Arial" w:eastAsia="Arial" w:hAnsi="Arial"/>
-                <w:b w:val="false"/>
-                <w:bCs w:val="false"/>
-                <w:i w:val="false"/>
-                <w:iCs w:val="false"/>
-                <w:color w:val="000000"/>
-                <w:sz w:val="18"/>
-                <w:szCs w:val="18"/>
-              </w:rPr>
-              <w:t xml:space="preserve">–  Obtaining, Evaluating and Communicating Information: Learners present clinometer findings and trigonometric solutions to peers, critique each other's methods, and evaluate the accuracy of real-world measurements against calculated values.</w:t>
-            </w:r>
-          </w:p>
-        </w:tc>
-      </w:tr>
-      <w:tr>
-        <w:tc>
-          <w:tcPr>
-            <w:tcW w:type="dxa" w:w="3000"/>
-            <w:shd w:fill="FCE4D6" w:color="auto" w:val="clear"/>
-            <w:tcMar>
-              <w:top w:type="dxa" w:w="60"/>
-              <w:left w:type="dxa" w:w="120"/>
-              <w:bottom w:type="dxa" w:w="60"/>
-              <w:right w:type="dxa" w:w="120"/>
-            </w:tcMar>
-            <w:vAlign w:val="top"/>
-          </w:tcPr>
-          <w:p>
-            <w:pPr>
-              <w:spacing w:after="40" w:before="0"/>
-              <w:jc w:val="left"/>
-            </w:pPr>
-            <w:r>
-              <w:rPr>
-                <w:rFonts w:ascii="Arial" w:cs="Arial" w:eastAsia="Arial" w:hAnsi="Arial"/>
-                <w:b/>
-                <w:bCs/>
-                <w:i w:val="false"/>
-                <w:iCs w:val="false"/>
-                <w:color w:val="000000"/>
-                <w:sz w:val="18"/>
-                <w:szCs w:val="18"/>
-              </w:rPr>
-              <w:t xml:space="preserve">Pertinent &amp; Contemporary Issues (PCIs)</w:t>
-            </w:r>
-          </w:p>
-        </w:tc>
-        <w:tc>
-          <w:tcPr>
-            <w:tcW w:type="dxa" w:w="10680"/>
-            <w:shd w:fill="FFFFFF" w:color="auto" w:val="clear"/>
-            <w:tcMar>
-              <w:top w:type="dxa" w:w="60"/>
-              <w:left w:type="dxa" w:w="120"/>
-              <w:bottom w:type="dxa" w:w="60"/>
-              <w:right w:type="dxa" w:w="120"/>
-            </w:tcMar>
-            <w:vAlign w:val="top"/>
-          </w:tcPr>
-          <w:p>
-            <w:pPr>
-              <w:spacing w:after="30" w:before="0"/>
-              <w:ind w:left="360" w:hanging="180"/>
-              <w:jc w:val="left"/>
-            </w:pPr>
-            <w:r>
-              <w:rPr>
-                <w:rFonts w:ascii="Arial" w:cs="Arial" w:eastAsia="Arial" w:hAnsi="Arial"/>
-                <w:b w:val="false"/>
-                <w:bCs w:val="false"/>
-                <w:i w:val="false"/>
-                <w:iCs w:val="false"/>
-                <w:color w:val="000000"/>
-                <w:sz w:val="18"/>
-                <w:szCs w:val="18"/>
-              </w:rPr>
-              <w:t xml:space="preserve">–  Self-esteem: The learners acquire and strengthen self-esteem while designing and making a simple clinometer using locally available materials (cardboard, string, protractor, drinking straw) and successfully using it as a functional learning resource for measuring real angles in their school environment.</w:t>
-            </w:r>
-          </w:p>
-          <w:p>
-            <w:pPr>
-              <w:spacing w:after="30" w:before="0"/>
-              <w:ind w:left="360" w:hanging="180"/>
-              <w:jc w:val="left"/>
-            </w:pPr>
-            <w:r>
-              <w:rPr>
-                <w:rFonts w:ascii="Arial" w:cs="Arial" w:eastAsia="Arial" w:hAnsi="Arial"/>
-                <w:b w:val="false"/>
-                <w:bCs w:val="false"/>
-                <w:i w:val="false"/>
-                <w:iCs w:val="false"/>
-                <w:color w:val="000000"/>
-                <w:sz w:val="18"/>
-                <w:szCs w:val="18"/>
-              </w:rPr>
-              <w:t xml:space="preserve">–  Life Skills (Critical Thinking and Problem Solving): Learners apply trigonometric ratios to authentic measurement problems — such as estimating the height of a flagpole, water tank, or school building in Nairobi — developing analytical and decision-making skills transferable to daily life.</w:t>
-            </w:r>
-          </w:p>
-          <w:p>
-            <w:pPr>
-              <w:spacing w:after="30" w:before="0"/>
-              <w:ind w:left="360" w:hanging="180"/>
-              <w:jc w:val="left"/>
-            </w:pPr>
-            <w:r>
-              <w:rPr>
-                <w:rFonts w:ascii="Arial" w:cs="Arial" w:eastAsia="Arial" w:hAnsi="Arial"/>
-                <w:b w:val="false"/>
-                <w:bCs w:val="false"/>
-                <w:i w:val="false"/>
-                <w:iCs w:val="false"/>
-                <w:color w:val="000000"/>
-                <w:sz w:val="18"/>
-                <w:szCs w:val="18"/>
-              </w:rPr>
-              <w:t xml:space="preserve">–  Education for Sustainable Development: Learners use locally sourced, low-cost materials to construct the clinometer, reinforcing resourcefulness and environmental awareness while achieving a meaningful mathematical learning outcome.</w:t>
-            </w:r>
-          </w:p>
-        </w:tc>
-      </w:tr>
-      <w:tr>
-        <w:tc>
-          <w:tcPr>
-            <w:tcW w:type="dxa" w:w="3000"/>
-            <w:shd w:fill="D9EEF1" w:color="auto" w:val="clear"/>
-            <w:tcMar>
-              <w:top w:type="dxa" w:w="60"/>
-              <w:left w:type="dxa" w:w="120"/>
-              <w:bottom w:type="dxa" w:w="60"/>
-              <w:right w:type="dxa" w:w="120"/>
-            </w:tcMar>
-            <w:vAlign w:val="top"/>
-          </w:tcPr>
-          <w:p>
-            <w:pPr>
-              <w:spacing w:after="40" w:before="0"/>
-              <w:jc w:val="left"/>
-            </w:pPr>
-            <w:r>
-              <w:rPr>
-                <w:rFonts w:ascii="Arial" w:cs="Arial" w:eastAsia="Arial" w:hAnsi="Arial"/>
-                <w:b/>
-                <w:bCs/>
-                <w:i w:val="false"/>
-                <w:iCs w:val="false"/>
-                <w:color w:val="000000"/>
-                <w:sz w:val="18"/>
-                <w:szCs w:val="18"/>
-              </w:rPr>
-              <w:t xml:space="preserve">Career Connections</w:t>
-            </w:r>
-          </w:p>
-        </w:tc>
-        <w:tc>
-          <w:tcPr>
-            <w:tcW w:type="dxa" w:w="10680"/>
-            <w:shd w:fill="FFFFFF" w:color="auto" w:val="clear"/>
-            <w:tcMar>
-              <w:top w:type="dxa" w:w="60"/>
-              <w:left w:type="dxa" w:w="120"/>
-              <w:bottom w:type="dxa" w:w="60"/>
-              <w:right w:type="dxa" w:w="120"/>
-            </w:tcMar>
-            <w:vAlign w:val="top"/>
-          </w:tcPr>
-          <w:p>
-            <w:pPr>
-              <w:spacing w:after="30" w:before="0"/>
-              <w:ind w:left="360" w:hanging="180"/>
-              <w:jc w:val="left"/>
-            </w:pPr>
-            <w:r>
-              <w:rPr>
-                <w:rFonts w:ascii="Arial" w:cs="Arial" w:eastAsia="Arial" w:hAnsi="Arial"/>
-                <w:b w:val="false"/>
-                <w:bCs w:val="false"/>
-                <w:i w:val="false"/>
-                <w:iCs w:val="false"/>
-                <w:color w:val="000000"/>
-                <w:sz w:val="18"/>
-                <w:szCs w:val="18"/>
-              </w:rPr>
-              <w:t xml:space="preserve">–  Surveying and Land Management: Trigonometric ratios are foundational tools for surveyors who map land parcels across Kenya's counties — from the Rift Valley to the Coast — measuring distances and elevations using clinometers and theodolites.</w:t>
-            </w:r>
-          </w:p>
-          <w:p>
-            <w:pPr>
-              <w:spacing w:after="30" w:before="0"/>
-              <w:ind w:left="360" w:hanging="180"/>
-              <w:jc w:val="left"/>
-            </w:pPr>
-            <w:r>
-              <w:rPr>
-                <w:rFonts w:ascii="Arial" w:cs="Arial" w:eastAsia="Arial" w:hAnsi="Arial"/>
-                <w:b w:val="false"/>
-                <w:bCs w:val="false"/>
-                <w:i w:val="false"/>
-                <w:iCs w:val="false"/>
-                <w:color w:val="000000"/>
-                <w:sz w:val="18"/>
-                <w:szCs w:val="18"/>
-              </w:rPr>
-              <w:t xml:space="preserve">–  Architecture and Building Construction: Architects and construction engineers in Kenya use angles of elevation, roof pitch calculations and trigonometric ratios when designing and constructing buildings, ensuring structural stability.</w:t>
-            </w:r>
-          </w:p>
-          <w:p>
-            <w:pPr>
-              <w:spacing w:after="30" w:before="0"/>
-              <w:ind w:left="360" w:hanging="180"/>
-              <w:jc w:val="left"/>
-            </w:pPr>
-            <w:r>
-              <w:rPr>
-                <w:rFonts w:ascii="Arial" w:cs="Arial" w:eastAsia="Arial" w:hAnsi="Arial"/>
-                <w:b w:val="false"/>
-                <w:bCs w:val="false"/>
-                <w:i w:val="false"/>
-                <w:iCs w:val="false"/>
-                <w:color w:val="000000"/>
-                <w:sz w:val="18"/>
-                <w:szCs w:val="18"/>
-              </w:rPr>
-              <w:t xml:space="preserve">–  Aviation and Navigation: Pilots and navigators at airports such as JKIA (Nairobi) and Moi International Airport (Mombasa) apply trigonometry to calculate flight approach angles, altitudes and distances.</w:t>
-            </w:r>
-          </w:p>
-          <w:p>
-            <w:pPr>
-              <w:spacing w:after="30" w:before="0"/>
-              <w:ind w:left="360" w:hanging="180"/>
-              <w:jc w:val="left"/>
-            </w:pPr>
-            <w:r>
-              <w:rPr>
-                <w:rFonts w:ascii="Arial" w:cs="Arial" w:eastAsia="Arial" w:hAnsi="Arial"/>
-                <w:b w:val="false"/>
-                <w:bCs w:val="false"/>
-                <w:i w:val="false"/>
-                <w:iCs w:val="false"/>
-                <w:color w:val="000000"/>
-                <w:sz w:val="18"/>
-                <w:szCs w:val="18"/>
-              </w:rPr>
-              <w:t xml:space="preserve">–  Sports Coaching and Biomechanics: Sports scientists and coaches working with Kenyan athletes (e.g., track and field at Kipchoge Keino Stadium, Eldoret) use angle analysis to optimise throwing, jumping and running techniques.</w:t>
-            </w:r>
-          </w:p>
-          <w:p>
-            <w:pPr>
-              <w:spacing w:after="30" w:before="0"/>
-              <w:ind w:left="360" w:hanging="180"/>
-              <w:jc w:val="left"/>
-            </w:pPr>
-            <w:r>
-              <w:rPr>
-                <w:rFonts w:ascii="Arial" w:cs="Arial" w:eastAsia="Arial" w:hAnsi="Arial"/>
-                <w:b w:val="false"/>
-                <w:bCs w:val="false"/>
-                <w:i w:val="false"/>
-                <w:iCs w:val="false"/>
-                <w:color w:val="000000"/>
-                <w:sz w:val="18"/>
-                <w:szCs w:val="18"/>
-              </w:rPr>
-              <w:t xml:space="preserve">–  Photography and Media Technology: Photographers and videographers computing camera angles, framing shots and calculating perspective use principles directly related to trigonometric ratios.</w:t>
-            </w:r>
-          </w:p>
-          <w:p>
-            <w:pPr>
-              <w:spacing w:after="30" w:before="0"/>
-              <w:ind w:left="360" w:hanging="180"/>
-              <w:jc w:val="left"/>
-            </w:pPr>
-            <w:r>
-              <w:rPr>
-                <w:rFonts w:ascii="Arial" w:cs="Arial" w:eastAsia="Arial" w:hAnsi="Arial"/>
-                <w:b w:val="false"/>
-                <w:bCs w:val="false"/>
-                <w:i w:val="false"/>
-                <w:iCs w:val="false"/>
-                <w:color w:val="000000"/>
-                <w:sz w:val="18"/>
-                <w:szCs w:val="18"/>
-              </w:rPr>
-              <w:t xml:space="preserve">–  Forestry and Environmental Science: Forest officers in Kenya's Aberdare and Mau Forest complexes use clinometers to measure tree heights and terrain slopes — a direct application of angles of elevation.</w:t>
-            </w:r>
-          </w:p>
-        </w:tc>
-      </w:tr>
-      <w:tr>
-        <w:tc>
-          <w:tcPr>
-            <w:tcW w:type="dxa" w:w="3000"/>
-            <w:shd w:fill="D5E8F0" w:color="auto" w:val="clear"/>
-            <w:tcMar>
-              <w:top w:type="dxa" w:w="60"/>
-              <w:left w:type="dxa" w:w="120"/>
-              <w:bottom w:type="dxa" w:w="60"/>
-              <w:right w:type="dxa" w:w="120"/>
-            </w:tcMar>
-            <w:vAlign w:val="top"/>
-          </w:tcPr>
-          <w:p>
-            <w:pPr>
-              <w:spacing w:after="40" w:before="0"/>
-              <w:jc w:val="left"/>
-            </w:pPr>
-            <w:r>
-              <w:rPr>
-                <w:rFonts w:ascii="Arial" w:cs="Arial" w:eastAsia="Arial" w:hAnsi="Arial"/>
-                <w:b/>
-                <w:bCs/>
-                <w:i w:val="false"/>
-                <w:iCs w:val="false"/>
-                <w:color w:val="000000"/>
-                <w:sz w:val="18"/>
-                <w:szCs w:val="18"/>
-              </w:rPr>
-              <w:t xml:space="preserve">Focus for Lessons</w:t>
-            </w:r>
-          </w:p>
-        </w:tc>
-        <w:tc>
-          <w:tcPr>
-            <w:tcW w:type="dxa" w:w="10680"/>
-            <w:shd w:fill="FFFFFF" w:color="auto" w:val="clear"/>
-            <w:tcMar>
-              <w:top w:type="dxa" w:w="60"/>
-              <w:left w:type="dxa" w:w="120"/>
-              <w:bottom w:type="dxa" w:w="60"/>
-              <w:right w:type="dxa" w:w="120"/>
-            </w:tcMar>
-            <w:vAlign w:val="top"/>
-          </w:tcPr>
-          <w:p>
-            <w:pPr>
-              <w:spacing w:after="40" w:before="0"/>
-              <w:jc w:val="left"/>
-            </w:pPr>
-            <w:r>
-              <w:rPr>
-                <w:rFonts w:ascii="Arial" w:cs="Arial" w:eastAsia="Arial" w:hAnsi="Arial"/>
-                <w:b w:val="false"/>
-                <w:bCs w:val="false"/>
-                <w:i w:val="false"/>
-                <w:iCs w:val="false"/>
-                <w:color w:val="000000"/>
-                <w:sz w:val="18"/>
-                <w:szCs w:val="18"/>
-              </w:rPr>
-              <w:t xml:space="preserve">This unit introduces learners to trigonometry through a practical, investigation-led approach anchored in the Kenyan built and natural environment. Learners move from identifying the sides of a right-angled triangle, through deriving and applying the three trigonometric ratios, to discovering the complementary-angle relationship and finally deploying their knowledge to solve real problems involving angles of elevation and depression using a student-built clinometer. Throughout the 8 lessons, every concept is connected back to the anchoring phenomenon of estimating the height of an inaccessible structure using only a measured distance and an angle, reinforcing trigonometry as a practical, empowering tool rather than an abstract set of rules.</w:t>
-            </w:r>
-          </w:p>
-        </w:tc>
-      </w:tr>
-      <w:tr>
-        <w:tc>
-          <w:tcPr>
-            <w:tcW w:type="dxa" w:w="3000"/>
-            <w:shd w:fill="EAD1F5" w:color="auto" w:val="clear"/>
-            <w:tcMar>
-              <w:top w:type="dxa" w:w="60"/>
-              <w:left w:type="dxa" w:w="120"/>
-              <w:bottom w:type="dxa" w:w="60"/>
-              <w:right w:type="dxa" w:w="120"/>
-            </w:tcMar>
-            <w:vAlign w:val="top"/>
-          </w:tcPr>
-          <w:p>
-            <w:pPr>
-              <w:spacing w:after="40" w:before="0"/>
-              <w:jc w:val="left"/>
-            </w:pPr>
-            <w:r>
-              <w:rPr>
-                <w:rFonts w:ascii="Arial" w:cs="Arial" w:eastAsia="Arial" w:hAnsi="Arial"/>
-                <w:b/>
-                <w:bCs/>
-                <w:i w:val="false"/>
-                <w:iCs w:val="false"/>
-                <w:color w:val="000000"/>
-                <w:sz w:val="18"/>
-                <w:szCs w:val="18"/>
-              </w:rPr>
-              <w:t xml:space="preserve">Driving Question / Key Inquiry Questions</w:t>
-            </w:r>
-          </w:p>
-        </w:tc>
-        <w:tc>
-          <w:tcPr>
-            <w:tcW w:type="dxa" w:w="10680"/>
-            <w:shd w:fill="FFFFFF" w:color="auto" w:val="clear"/>
-            <w:tcMar>
-              <w:top w:type="dxa" w:w="60"/>
-              <w:left w:type="dxa" w:w="120"/>
-              <w:bottom w:type="dxa" w:w="60"/>
-              <w:right w:type="dxa" w:w="120"/>
-            </w:tcMar>
-            <w:vAlign w:val="top"/>
-          </w:tcPr>
-          <w:p>
-            <w:pPr>
-              <w:spacing w:after="40" w:before="0"/>
-              <w:jc w:val="left"/>
-            </w:pPr>
-            <w:r>
-              <w:rPr>
-                <w:rFonts w:ascii="Arial" w:cs="Arial" w:eastAsia="Arial" w:hAnsi="Arial"/>
-                <w:b w:val="false"/>
-                <w:bCs w:val="false"/>
-                <w:i w:val="false"/>
-                <w:iCs w:val="false"/>
-                <w:color w:val="000000"/>
-                <w:sz w:val="18"/>
-                <w:szCs w:val="18"/>
-              </w:rPr>
-              <w:t xml:space="preserve">DRIVING QUESTION: How can we use the angles and one side of a right-angled triangle to find any unknown height or distance in our environment — without ever measuring it directly?</w:t>
-            </w:r>
-          </w:p>
-          <w:p>
-            <w:pPr>
-              <w:spacing w:after="40" w:before="0"/>
-              <w:jc w:val="left"/>
-            </w:pPr>
-            <w:r>
-              <w:rPr>
-                <w:rFonts w:ascii="Arial" w:cs="Arial" w:eastAsia="Arial" w:hAnsi="Arial"/>
-                <w:b w:val="false"/>
-                <w:bCs w:val="false"/>
-                <w:i w:val="false"/>
-                <w:iCs w:val="false"/>
-                <w:color w:val="000000"/>
-                <w:sz w:val="18"/>
-                <w:szCs w:val="18"/>
-              </w:rPr>
-              <w:t xml:space="preserve"/>
-            </w:r>
-          </w:p>
-          <w:p>
-            <w:pPr>
-              <w:spacing w:after="40" w:before="0"/>
-              <w:jc w:val="left"/>
-            </w:pPr>
-            <w:r>
-              <w:rPr>
-                <w:rFonts w:ascii="Arial" w:cs="Arial" w:eastAsia="Arial" w:hAnsi="Arial"/>
-                <w:b w:val="false"/>
-                <w:bCs w:val="false"/>
-                <w:i w:val="false"/>
-                <w:iCs w:val="false"/>
-                <w:color w:val="000000"/>
-                <w:sz w:val="18"/>
-                <w:szCs w:val="18"/>
-              </w:rPr>
-              <w:t xml:space="preserve">KICD KEY INQUIRY QUESTION:</w:t>
-            </w:r>
-          </w:p>
-          <w:p>
-            <w:pPr>
-              <w:spacing w:after="40" w:before="0"/>
-              <w:jc w:val="left"/>
-            </w:pPr>
-            <w:r>
-              <w:rPr>
-                <w:rFonts w:ascii="Arial" w:cs="Arial" w:eastAsia="Arial" w:hAnsi="Arial"/>
-                <w:b w:val="false"/>
-                <w:bCs w:val="false"/>
-                <w:i w:val="false"/>
-                <w:iCs w:val="false"/>
-                <w:color w:val="000000"/>
-                <w:sz w:val="18"/>
-                <w:szCs w:val="18"/>
-              </w:rPr>
-              <w:t xml:space="preserve">1. Why is trigonometry important?</w:t>
-            </w:r>
-          </w:p>
-        </w:tc>
-      </w:tr>
-      <w:tr>
-        <w:tc>
-          <w:tcPr>
-            <w:tcW w:type="dxa" w:w="3000"/>
-            <w:shd w:fill="EAD1F5" w:color="auto" w:val="clear"/>
-            <w:tcMar>
-              <w:top w:type="dxa" w:w="60"/>
-              <w:left w:type="dxa" w:w="120"/>
-              <w:bottom w:type="dxa" w:w="60"/>
-              <w:right w:type="dxa" w:w="120"/>
-            </w:tcMar>
-            <w:vAlign w:val="top"/>
-          </w:tcPr>
-          <w:p>
-            <w:pPr>
-              <w:spacing w:after="40" w:before="0"/>
-              <w:jc w:val="left"/>
-            </w:pPr>
-            <w:r>
-              <w:rPr>
-                <w:rFonts w:ascii="Arial" w:cs="Arial" w:eastAsia="Arial" w:hAnsi="Arial"/>
-                <w:b/>
-                <w:bCs/>
-                <w:i w:val="false"/>
-                <w:iCs w:val="false"/>
-                <w:color w:val="000000"/>
-                <w:sz w:val="18"/>
-                <w:szCs w:val="18"/>
-              </w:rPr>
-              <w:t xml:space="preserve">Anchoring Phenomenon</w:t>
-            </w:r>
-          </w:p>
-        </w:tc>
-        <w:tc>
-          <w:tcPr>
-            <w:tcW w:type="dxa" w:w="10680"/>
-            <w:shd w:fill="FFFFFF" w:color="auto" w:val="clear"/>
-            <w:tcMar>
-              <w:top w:type="dxa" w:w="60"/>
-              <w:left w:type="dxa" w:w="120"/>
-              <w:bottom w:type="dxa" w:w="60"/>
-              <w:right w:type="dxa" w:w="120"/>
-            </w:tcMar>
-            <w:vAlign w:val="top"/>
-          </w:tcPr>
-          <w:p>
-            <w:pPr>
-              <w:spacing w:after="40" w:before="0"/>
-              <w:jc w:val="left"/>
-            </w:pPr>
-            <w:r>
-              <w:rPr>
-                <w:rFonts w:ascii="Arial" w:cs="Arial" w:eastAsia="Arial" w:hAnsi="Arial"/>
-                <w:b w:val="false"/>
-                <w:bCs w:val="false"/>
-                <w:i w:val="false"/>
-                <w:iCs w:val="false"/>
-                <w:color w:val="000000"/>
-                <w:sz w:val="18"/>
-                <w:szCs w:val="18"/>
-              </w:rPr>
-              <w:t xml:space="preserve">ANCHORING PHENOMENON — "How tall is the water tank without climbing it?"</w:t>
-            </w:r>
-          </w:p>
-          <w:p>
-            <w:pPr>
-              <w:spacing w:after="40" w:before="0"/>
-              <w:jc w:val="left"/>
-            </w:pPr>
-            <w:r>
-              <w:rPr>
-                <w:rFonts w:ascii="Arial" w:cs="Arial" w:eastAsia="Arial" w:hAnsi="Arial"/>
-                <w:b w:val="false"/>
-                <w:bCs w:val="false"/>
-                <w:i w:val="false"/>
-                <w:iCs w:val="false"/>
-                <w:color w:val="000000"/>
-                <w:sz w:val="18"/>
-                <w:szCs w:val="18"/>
-              </w:rPr>
-              <w:t xml:space="preserve"/>
-            </w:r>
-          </w:p>
-          <w:p>
-            <w:pPr>
-              <w:spacing w:after="40" w:before="0"/>
-              <w:jc w:val="left"/>
-            </w:pPr>
-            <w:r>
-              <w:rPr>
-                <w:rFonts w:ascii="Arial" w:cs="Arial" w:eastAsia="Arial" w:hAnsi="Arial"/>
-                <w:b w:val="false"/>
-                <w:bCs w:val="false"/>
-                <w:i w:val="false"/>
-                <w:iCs w:val="false"/>
-                <w:color w:val="000000"/>
-                <w:sz w:val="18"/>
-                <w:szCs w:val="18"/>
-              </w:rPr>
-              <w:t xml:space="preserve">At many Kenyan schools and homesteads, a large elevated water tank (sometimes mounted on a steel frame 4–8 metres high) is a familiar sight. Students can clearly see the tank from the ground but cannot climb it or use a tape measure along its height directly.</w:t>
-            </w:r>
-          </w:p>
-          <w:p>
-            <w:pPr>
-              <w:spacing w:after="40" w:before="0"/>
-              <w:jc w:val="left"/>
-            </w:pPr>
-            <w:r>
-              <w:rPr>
-                <w:rFonts w:ascii="Arial" w:cs="Arial" w:eastAsia="Arial" w:hAnsi="Arial"/>
-                <w:b w:val="false"/>
-                <w:bCs w:val="false"/>
-                <w:i w:val="false"/>
-                <w:iCs w:val="false"/>
-                <w:color w:val="000000"/>
-                <w:sz w:val="18"/>
-                <w:szCs w:val="18"/>
-              </w:rPr>
-              <w:t xml:space="preserve"/>
-            </w:r>
-          </w:p>
-          <w:p>
-            <w:pPr>
-              <w:spacing w:after="40" w:before="0"/>
-              <w:jc w:val="left"/>
-            </w:pPr>
-            <w:r>
-              <w:rPr>
-                <w:rFonts w:ascii="Arial" w:cs="Arial" w:eastAsia="Arial" w:hAnsi="Arial"/>
-                <w:b w:val="false"/>
-                <w:bCs w:val="false"/>
-                <w:i w:val="false"/>
-                <w:iCs w:val="false"/>
-                <w:color w:val="000000"/>
-                <w:sz w:val="18"/>
-                <w:szCs w:val="18"/>
-              </w:rPr>
-              <w:t xml:space="preserve">The teacher presents this puzzling scenario: Two students stand at different positions on the ground, both a known horizontal distance from the base of the water-tank tower. Each student uses a simple angle-measuring device (a protractor and string) to sight the top of the tank and records a different angle. Without any additional climbing or measuring, can we use ONLY these two pieces of information — the horizontal distance and the measured angle — to calculate exactly how high the top of the tank is above the ground?</w:t>
-            </w:r>
-          </w:p>
-          <w:p>
-            <w:pPr>
-              <w:spacing w:after="40" w:before="0"/>
-              <w:jc w:val="left"/>
-            </w:pPr>
-            <w:r>
-              <w:rPr>
-                <w:rFonts w:ascii="Arial" w:cs="Arial" w:eastAsia="Arial" w:hAnsi="Arial"/>
-                <w:b w:val="false"/>
-                <w:bCs w:val="false"/>
-                <w:i w:val="false"/>
-                <w:iCs w:val="false"/>
-                <w:color w:val="000000"/>
-                <w:sz w:val="18"/>
-                <w:szCs w:val="18"/>
-              </w:rPr>
-              <w:t xml:space="preserve"/>
-            </w:r>
-          </w:p>
-          <w:p>
-            <w:pPr>
-              <w:spacing w:after="40" w:before="0"/>
-              <w:jc w:val="left"/>
-            </w:pPr>
-            <w:r>
-              <w:rPr>
-                <w:rFonts w:ascii="Arial" w:cs="Arial" w:eastAsia="Arial" w:hAnsi="Arial"/>
-                <w:b w:val="false"/>
-                <w:bCs w:val="false"/>
-                <w:i w:val="false"/>
-                <w:iCs w:val="false"/>
-                <w:color w:val="000000"/>
-                <w:sz w:val="18"/>
-                <w:szCs w:val="18"/>
-              </w:rPr>
-              <w:t xml:space="preserve">This is puzzling because:</w:t>
-            </w:r>
-          </w:p>
-          <w:p>
-            <w:pPr>
-              <w:spacing w:after="40" w:before="0"/>
-              <w:jc w:val="left"/>
-            </w:pPr>
-            <w:r>
-              <w:rPr>
-                <w:rFonts w:ascii="Arial" w:cs="Arial" w:eastAsia="Arial" w:hAnsi="Arial"/>
-                <w:b w:val="false"/>
-                <w:bCs w:val="false"/>
-                <w:i w:val="false"/>
-                <w:iCs w:val="false"/>
-                <w:color w:val="000000"/>
-                <w:sz w:val="18"/>
-                <w:szCs w:val="18"/>
-              </w:rPr>
-              <w:t xml:space="preserve">(1) The students never measured the height directly, yet they can calculate it precisely.</w:t>
-            </w:r>
-          </w:p>
-          <w:p>
-            <w:pPr>
-              <w:spacing w:after="40" w:before="0"/>
-              <w:jc w:val="left"/>
-            </w:pPr>
-            <w:r>
-              <w:rPr>
-                <w:rFonts w:ascii="Arial" w:cs="Arial" w:eastAsia="Arial" w:hAnsi="Arial"/>
-                <w:b w:val="false"/>
-                <w:bCs w:val="false"/>
-                <w:i w:val="false"/>
-                <w:iCs w:val="false"/>
-                <w:color w:val="000000"/>
-                <w:sz w:val="18"/>
-                <w:szCs w:val="18"/>
-              </w:rPr>
-              <w:t xml:space="preserve">(2) Two students at different distances get different angles but should arrive at the SAME height — a powerful consistency check.</w:t>
-            </w:r>
-          </w:p>
-          <w:p>
-            <w:pPr>
-              <w:spacing w:after="40" w:before="0"/>
-              <w:jc w:val="left"/>
-            </w:pPr>
-            <w:r>
-              <w:rPr>
-                <w:rFonts w:ascii="Arial" w:cs="Arial" w:eastAsia="Arial" w:hAnsi="Arial"/>
-                <w:b w:val="false"/>
-                <w:bCs w:val="false"/>
-                <w:i w:val="false"/>
-                <w:iCs w:val="false"/>
-                <w:color w:val="000000"/>
-                <w:sz w:val="18"/>
-                <w:szCs w:val="18"/>
-              </w:rPr>
-              <w:t xml:space="preserve">(3) The same method, scaled up, is how surveyors map the Kenyan highlands, how engineers design the Thika Superhighway overpasses, and how foresters in the Mau Forest measure tree heights without felling them.</w:t>
-            </w:r>
-          </w:p>
-          <w:p>
-            <w:pPr>
-              <w:spacing w:after="40" w:before="0"/>
-              <w:jc w:val="left"/>
-            </w:pPr>
-            <w:r>
-              <w:rPr>
-                <w:rFonts w:ascii="Arial" w:cs="Arial" w:eastAsia="Arial" w:hAnsi="Arial"/>
-                <w:b w:val="false"/>
-                <w:bCs w:val="false"/>
-                <w:i w:val="false"/>
-                <w:iCs w:val="false"/>
-                <w:color w:val="000000"/>
-                <w:sz w:val="18"/>
-                <w:szCs w:val="18"/>
-              </w:rPr>
-              <w:t xml:space="preserve"/>
-            </w:r>
-          </w:p>
-          <w:p>
-            <w:pPr>
-              <w:spacing w:after="40" w:before="0"/>
-              <w:jc w:val="left"/>
-            </w:pPr>
-            <w:r>
-              <w:rPr>
-                <w:rFonts w:ascii="Arial" w:cs="Arial" w:eastAsia="Arial" w:hAnsi="Arial"/>
-                <w:b w:val="false"/>
-                <w:bCs w:val="false"/>
-                <w:i w:val="false"/>
-                <w:iCs w:val="false"/>
-                <w:color w:val="000000"/>
-                <w:sz w:val="18"/>
-                <w:szCs w:val="18"/>
-              </w:rPr>
-              <w:t xml:space="preserve">The phenomenon is revisited and refined in every lesson: learners begin unable to explain it, gradually acquire the ratio tools (sin, cos, tan), discover the complementary-angle shortcut, build their own clinometer, and in the final lesson use the clinometer outdoors to measure a real structure and confirm their prediction — closing the explanatory loop completely.</w:t>
-            </w:r>
-          </w:p>
-        </w:tc>
-      </w:tr>
-      <w:tr>
-        <w:tc>
-          <w:tcPr>
-            <w:tcW w:type="dxa" w:w="3000"/>
-            <w:shd w:fill="D9EEF1" w:color="auto" w:val="clear"/>
-            <w:tcMar>
-              <w:top w:type="dxa" w:w="60"/>
-              <w:left w:type="dxa" w:w="120"/>
-              <w:bottom w:type="dxa" w:w="60"/>
-              <w:right w:type="dxa" w:w="120"/>
-            </w:tcMar>
-            <w:vAlign w:val="top"/>
-          </w:tcPr>
-          <w:p>
-            <w:pPr>
-              <w:spacing w:after="40" w:before="0"/>
-              <w:jc w:val="left"/>
-            </w:pPr>
-            <w:r>
-              <w:rPr>
-                <w:rFonts w:ascii="Arial" w:cs="Arial" w:eastAsia="Arial" w:hAnsi="Arial"/>
-                <w:b/>
-                <w:bCs/>
-                <w:i w:val="false"/>
-                <w:iCs w:val="false"/>
-                <w:color w:val="000000"/>
-                <w:sz w:val="18"/>
-                <w:szCs w:val="18"/>
-              </w:rPr>
-              <w:t xml:space="preserve">Storyline Thread</w:t>
-            </w:r>
-          </w:p>
-        </w:tc>
-        <w:tc>
-          <w:tcPr>
-            <w:tcW w:type="dxa" w:w="10680"/>
-            <w:shd w:fill="FFFFFF" w:color="auto" w:val="clear"/>
-            <w:tcMar>
-              <w:top w:type="dxa" w:w="60"/>
-              <w:left w:type="dxa" w:w="120"/>
-              <w:bottom w:type="dxa" w:w="60"/>
-              <w:right w:type="dxa" w:w="120"/>
-            </w:tcMar>
-            <w:vAlign w:val="top"/>
-          </w:tcPr>
-          <w:p>
-            <w:pPr>
-              <w:spacing w:after="40" w:before="0"/>
-              <w:jc w:val="left"/>
-            </w:pPr>
-            <w:r>
-              <w:rPr>
-                <w:rFonts w:ascii="Arial" w:cs="Arial" w:eastAsia="Arial" w:hAnsi="Arial"/>
-                <w:b w:val="false"/>
-                <w:bCs w:val="false"/>
-                <w:i w:val="false"/>
-                <w:iCs w:val="false"/>
-                <w:color w:val="000000"/>
-                <w:sz w:val="18"/>
-                <w:szCs w:val="18"/>
-              </w:rPr>
-              <w:t xml:space="preserve">Lesson 1 — PREDICT: "The Water Tank Problem" (Anchoring Phenomenon Launch)</w:t>
-            </w:r>
-          </w:p>
-          <w:p>
-            <w:pPr>
-              <w:spacing w:after="40" w:before="0"/>
-              <w:jc w:val="left"/>
-            </w:pPr>
-            <w:r>
-              <w:rPr>
-                <w:rFonts w:ascii="Arial" w:cs="Arial" w:eastAsia="Arial" w:hAnsi="Arial"/>
-                <w:b w:val="false"/>
-                <w:bCs w:val="false"/>
-                <w:i w:val="false"/>
-                <w:iCs w:val="false"/>
-                <w:color w:val="000000"/>
-                <w:sz w:val="18"/>
-                <w:szCs w:val="18"/>
-              </w:rPr>
-              <w:t xml:space="preserve">Learners observe a photograph/diagram of the school water tank or a similar elevated structure. In small groups they predict: "What information would you need, and how would you use it, to find the height of the tank without climbing?" Groups record predictions on sticky notes for the Driving Question Board (DQB). Teacher introduces vocabulary: right-angled triangle, hypotenuse, opposite side, adjacent side. Learners physically identify these sides in right-angled shapes around the classroom (door frames, window corners, book corners) with reference to a named acute angle. DQB is set up with the driving question posted prominently.</w:t>
-            </w:r>
-          </w:p>
-          <w:p>
-            <w:pPr>
-              <w:spacing w:after="40" w:before="0"/>
-              <w:jc w:val="left"/>
-            </w:pPr>
-            <w:r>
-              <w:rPr>
-                <w:rFonts w:ascii="Arial" w:cs="Arial" w:eastAsia="Arial" w:hAnsi="Arial"/>
-                <w:b w:val="false"/>
-                <w:bCs w:val="false"/>
-                <w:i w:val="false"/>
-                <w:iCs w:val="false"/>
-                <w:color w:val="000000"/>
-                <w:sz w:val="18"/>
-                <w:szCs w:val="18"/>
-              </w:rPr>
-              <w:t xml:space="preserve"/>
-            </w:r>
-          </w:p>
-          <w:p>
-            <w:pPr>
-              <w:spacing w:after="40" w:before="0"/>
-              <w:jc w:val="left"/>
-            </w:pPr>
-            <w:r>
-              <w:rPr>
-                <w:rFonts w:ascii="Arial" w:cs="Arial" w:eastAsia="Arial" w:hAnsi="Arial"/>
-                <w:b w:val="false"/>
-                <w:bCs w:val="false"/>
-                <w:i w:val="false"/>
-                <w:iCs w:val="false"/>
-                <w:color w:val="000000"/>
-                <w:sz w:val="18"/>
-                <w:szCs w:val="18"/>
-              </w:rPr>
-              <w:t xml:space="preserve">Lesson 2 — OBSERVE (Part 1): Deriving the Three Trigonometric Ratios</w:t>
-            </w:r>
-          </w:p>
-          <w:p>
-            <w:pPr>
-              <w:spacing w:after="40" w:before="0"/>
-              <w:jc w:val="left"/>
-            </w:pPr>
-            <w:r>
-              <w:rPr>
-                <w:rFonts w:ascii="Arial" w:cs="Arial" w:eastAsia="Arial" w:hAnsi="Arial"/>
-                <w:b w:val="false"/>
-                <w:bCs w:val="false"/>
-                <w:i w:val="false"/>
-                <w:iCs w:val="false"/>
-                <w:color w:val="000000"/>
-                <w:sz w:val="18"/>
-                <w:szCs w:val="18"/>
-              </w:rPr>
-              <w:t xml:space="preserve">Learners use rulers and protractors to draw three different right-angled triangles each with the same acute angle (e.g., 35°) but different sizes. They measure the opposite, adjacent and hypotenuse for each triangle and compute the three ratios (opp/hyp, adj/hyp, opp/adj) in a table. Learners notice each ratio remains constant regardless of triangle size — a key discovery. Teacher names the ratios: sine, cosine, tangent. Learners use a scientific calculator to verify their measured ratios against calculator values. Connection to phenomenon: "These constant ratios are exactly what let us calculate the tank height from any distance!"</w:t>
-            </w:r>
-          </w:p>
-          <w:p>
-            <w:pPr>
-              <w:spacing w:after="40" w:before="0"/>
-              <w:jc w:val="left"/>
-            </w:pPr>
-            <w:r>
-              <w:rPr>
-                <w:rFonts w:ascii="Arial" w:cs="Arial" w:eastAsia="Arial" w:hAnsi="Arial"/>
-                <w:b w:val="false"/>
-                <w:bCs w:val="false"/>
-                <w:i w:val="false"/>
-                <w:iCs w:val="false"/>
-                <w:color w:val="000000"/>
-                <w:sz w:val="18"/>
-                <w:szCs w:val="18"/>
-              </w:rPr>
-              <w:t xml:space="preserve"/>
-            </w:r>
-          </w:p>
-          <w:p>
-            <w:pPr>
-              <w:spacing w:after="40" w:before="0"/>
-              <w:jc w:val="left"/>
-            </w:pPr>
-            <w:r>
-              <w:rPr>
-                <w:rFonts w:ascii="Arial" w:cs="Arial" w:eastAsia="Arial" w:hAnsi="Arial"/>
-                <w:b w:val="false"/>
-                <w:bCs w:val="false"/>
-                <w:i w:val="false"/>
-                <w:iCs w:val="false"/>
-                <w:color w:val="000000"/>
-                <w:sz w:val="18"/>
-                <w:szCs w:val="18"/>
-              </w:rPr>
-              <w:t xml:space="preserve">Lesson 3 — OBSERVE (Part 2): Sine and Cosine of Complementary Angles</w:t>
-            </w:r>
-          </w:p>
-          <w:p>
-            <w:pPr>
-              <w:spacing w:after="40" w:before="0"/>
-              <w:jc w:val="left"/>
-            </w:pPr>
-            <w:r>
-              <w:rPr>
-                <w:rFonts w:ascii="Arial" w:cs="Arial" w:eastAsia="Arial" w:hAnsi="Arial"/>
-                <w:b w:val="false"/>
-                <w:bCs w:val="false"/>
-                <w:i w:val="false"/>
-                <w:iCs w:val="false"/>
-                <w:color w:val="000000"/>
-                <w:sz w:val="18"/>
-                <w:szCs w:val="18"/>
-              </w:rPr>
-              <w:t xml:space="preserve">Learners generate a table of angle pairs that sum to 90° (e.g., 20° &amp; 70°, 35° &amp; 55°, 45° &amp; 45°) and record their sines and cosines. They discover that sin θ = cos(90° − θ) and cos θ = sin(90° − θ). Learners construct an explanation for this pattern using a right-angled triangle diagram, noting that the "opposite" for one angle is the "adjacent" for its complement. DQB is updated: new understanding posted, new questions raised (e.g., "Does this work for ALL angles?").</w:t>
-            </w:r>
-          </w:p>
-          <w:p>
-            <w:pPr>
-              <w:spacing w:after="40" w:before="0"/>
-              <w:jc w:val="left"/>
-            </w:pPr>
-            <w:r>
-              <w:rPr>
-                <w:rFonts w:ascii="Arial" w:cs="Arial" w:eastAsia="Arial" w:hAnsi="Arial"/>
-                <w:b w:val="false"/>
-                <w:bCs w:val="false"/>
-                <w:i w:val="false"/>
-                <w:iCs w:val="false"/>
-                <w:color w:val="000000"/>
-                <w:sz w:val="18"/>
-                <w:szCs w:val="18"/>
-              </w:rPr>
-              <w:t xml:space="preserve"/>
-            </w:r>
-          </w:p>
-          <w:p>
-            <w:pPr>
-              <w:spacing w:after="40" w:before="0"/>
-              <w:jc w:val="left"/>
-            </w:pPr>
-            <w:r>
-              <w:rPr>
-                <w:rFonts w:ascii="Arial" w:cs="Arial" w:eastAsia="Arial" w:hAnsi="Arial"/>
-                <w:b w:val="false"/>
-                <w:bCs w:val="false"/>
-                <w:i w:val="false"/>
-                <w:iCs w:val="false"/>
-                <w:color w:val="000000"/>
-                <w:sz w:val="18"/>
-                <w:szCs w:val="18"/>
-              </w:rPr>
-              <w:t xml:space="preserve">Lesson 4 — EXPLAIN (Part 1): Applying Trigonometric Ratios to Find Unknown Sides</w:t>
-            </w:r>
-          </w:p>
-          <w:p>
-            <w:pPr>
-              <w:spacing w:after="40" w:before="0"/>
-              <w:jc w:val="left"/>
-            </w:pPr>
-            <w:r>
-              <w:rPr>
-                <w:rFonts w:ascii="Arial" w:cs="Arial" w:eastAsia="Arial" w:hAnsi="Arial"/>
-                <w:b w:val="false"/>
-                <w:bCs w:val="false"/>
-                <w:i w:val="false"/>
-                <w:iCs w:val="false"/>
-                <w:color w:val="000000"/>
-                <w:sz w:val="18"/>
-                <w:szCs w:val="18"/>
-              </w:rPr>
-              <w:t xml:space="preserve">Guided practice: learners use sin, cos and tan to calculate unknown sides in right-angled triangles drawn on graph paper. Problems are set in Kenyan contexts — length of a roof rafter in Kisumu, distance across a stream in Kericho, height of a mango tree in a Mombasa compound. Learners practise selecting the correct ratio, setting up the equation and solving. Peer checking of answers. Connection to phenomenon: learners set up and solve the water-tank calculation for the first time using a given angle and distance.</w:t>
-            </w:r>
-          </w:p>
-          <w:p>
-            <w:pPr>
-              <w:spacing w:after="40" w:before="0"/>
-              <w:jc w:val="left"/>
-            </w:pPr>
-            <w:r>
-              <w:rPr>
-                <w:rFonts w:ascii="Arial" w:cs="Arial" w:eastAsia="Arial" w:hAnsi="Arial"/>
-                <w:b w:val="false"/>
-                <w:bCs w:val="false"/>
-                <w:i w:val="false"/>
-                <w:iCs w:val="false"/>
-                <w:color w:val="000000"/>
-                <w:sz w:val="18"/>
-                <w:szCs w:val="18"/>
-              </w:rPr>
-              <w:t xml:space="preserve"/>
-            </w:r>
-          </w:p>
-          <w:p>
-            <w:pPr>
-              <w:spacing w:after="40" w:before="0"/>
-              <w:jc w:val="left"/>
-            </w:pPr>
-            <w:r>
-              <w:rPr>
-                <w:rFonts w:ascii="Arial" w:cs="Arial" w:eastAsia="Arial" w:hAnsi="Arial"/>
-                <w:b w:val="false"/>
-                <w:bCs w:val="false"/>
-                <w:i w:val="false"/>
-                <w:iCs w:val="false"/>
-                <w:color w:val="000000"/>
-                <w:sz w:val="18"/>
-                <w:szCs w:val="18"/>
-              </w:rPr>
-              <w:t xml:space="preserve">Lesson 5 — OBSERVE (Part 3): Angle of Elevation — Clinometer Construction (Project Lesson)</w:t>
-            </w:r>
-          </w:p>
-          <w:p>
-            <w:pPr>
-              <w:spacing w:after="40" w:before="0"/>
-              <w:jc w:val="left"/>
-            </w:pPr>
-            <w:r>
-              <w:rPr>
-                <w:rFonts w:ascii="Arial" w:cs="Arial" w:eastAsia="Arial" w:hAnsi="Arial"/>
-                <w:b w:val="false"/>
-                <w:bCs w:val="false"/>
-                <w:i w:val="false"/>
-                <w:iCs w:val="false"/>
-                <w:color w:val="000000"/>
-                <w:sz w:val="18"/>
-                <w:szCs w:val="18"/>
-              </w:rPr>
-              <w:t xml:space="preserve">Learners construct a simple clinometer using a cardboard protractor, drinking straw, string and a small weight (stone or metal washer). Teacher models how to sight along the straw to an elevated object and read the angle of elevation. Learners practise sighting objects of known approximate height in the classroom. Discussion: what is the "angle of elevation"? How does it relate to the right-angled triangle? DQB updated with new vocabulary and connections.</w:t>
-            </w:r>
-          </w:p>
-          <w:p>
-            <w:pPr>
-              <w:spacing w:after="40" w:before="0"/>
-              <w:jc w:val="left"/>
-            </w:pPr>
-            <w:r>
-              <w:rPr>
-                <w:rFonts w:ascii="Arial" w:cs="Arial" w:eastAsia="Arial" w:hAnsi="Arial"/>
-                <w:b w:val="false"/>
-                <w:bCs w:val="false"/>
-                <w:i w:val="false"/>
-                <w:iCs w:val="false"/>
-                <w:color w:val="000000"/>
-                <w:sz w:val="18"/>
-                <w:szCs w:val="18"/>
-              </w:rPr>
-              <w:t xml:space="preserve"/>
-            </w:r>
-          </w:p>
-          <w:p>
-            <w:pPr>
-              <w:spacing w:after="40" w:before="0"/>
-              <w:jc w:val="left"/>
-            </w:pPr>
-            <w:r>
-              <w:rPr>
-                <w:rFonts w:ascii="Arial" w:cs="Arial" w:eastAsia="Arial" w:hAnsi="Arial"/>
-                <w:b w:val="false"/>
-                <w:bCs w:val="false"/>
-                <w:i w:val="false"/>
-                <w:iCs w:val="false"/>
-                <w:color w:val="000000"/>
-                <w:sz w:val="18"/>
-                <w:szCs w:val="18"/>
-              </w:rPr>
-              <w:t xml:space="preserve">Lesson 6 — OBSERVE (Part 4): Angle of Depression and Outdoor Measurement</w:t>
-            </w:r>
-          </w:p>
-          <w:p>
-            <w:pPr>
-              <w:spacing w:after="40" w:before="0"/>
-              <w:jc w:val="left"/>
-            </w:pPr>
-            <w:r>
-              <w:rPr>
-                <w:rFonts w:ascii="Arial" w:cs="Arial" w:eastAsia="Arial" w:hAnsi="Arial"/>
-                <w:b w:val="false"/>
-                <w:bCs w:val="false"/>
-                <w:i w:val="false"/>
-                <w:iCs w:val="false"/>
-                <w:color w:val="000000"/>
-                <w:sz w:val="18"/>
-                <w:szCs w:val="18"/>
-              </w:rPr>
-              <w:t xml:space="preserve">Learners take their clinometers outdoors. Working in groups of 3–4, they measure the angle of elevation to the top of the school flagpole, water tank, or a tall tree, and record the horizontal distance from the base. They also identify and measure an angle of depression (e.g., sighting from a raised veranda down to a ground-level marker). Data is recorded on structured worksheets. Back in the classroom, each group calculates the height of the object using the appropriate trigonometric ratio. Groups compare results and discuss sources of error.</w:t>
-            </w:r>
-          </w:p>
-          <w:p>
-            <w:pPr>
-              <w:spacing w:after="40" w:before="0"/>
-              <w:jc w:val="left"/>
-            </w:pPr>
-            <w:r>
-              <w:rPr>
-                <w:rFonts w:ascii="Arial" w:cs="Arial" w:eastAsia="Arial" w:hAnsi="Arial"/>
-                <w:b w:val="false"/>
-                <w:bCs w:val="false"/>
-                <w:i w:val="false"/>
-                <w:iCs w:val="false"/>
-                <w:color w:val="000000"/>
-                <w:sz w:val="18"/>
-                <w:szCs w:val="18"/>
-              </w:rPr>
-              <w:t xml:space="preserve"/>
-            </w:r>
-          </w:p>
-          <w:p>
-            <w:pPr>
-              <w:spacing w:after="40" w:before="0"/>
-              <w:jc w:val="left"/>
-            </w:pPr>
-            <w:r>
-              <w:rPr>
-                <w:rFonts w:ascii="Arial" w:cs="Arial" w:eastAsia="Arial" w:hAnsi="Arial"/>
-                <w:b w:val="false"/>
-                <w:bCs w:val="false"/>
-                <w:i w:val="false"/>
-                <w:iCs w:val="false"/>
-                <w:color w:val="000000"/>
-                <w:sz w:val="18"/>
-                <w:szCs w:val="18"/>
-              </w:rPr>
-              <w:t xml:space="preserve">Lesson 7 — EXPLAIN (Part 2): Problem Solving — Angles of Elevation and Depression</w:t>
-            </w:r>
-          </w:p>
-          <w:p>
-            <w:pPr>
-              <w:spacing w:after="40" w:before="0"/>
-              <w:jc w:val="left"/>
-            </w:pPr>
-            <w:r>
-              <w:rPr>
-                <w:rFonts w:ascii="Arial" w:cs="Arial" w:eastAsia="Arial" w:hAnsi="Arial"/>
-                <w:b w:val="false"/>
-                <w:bCs w:val="false"/>
-                <w:i w:val="false"/>
-                <w:iCs w:val="false"/>
-                <w:color w:val="000000"/>
-                <w:sz w:val="18"/>
-                <w:szCs w:val="18"/>
-              </w:rPr>
-              <w:t xml:space="preserve">Structured problem-solving lesson using multi-step real-life scenarios: a Rift Valley farmer estimating the height of a cliff face, a diver at Watamu estimating depth from a boat, a construction worker in Nairobi checking the angle of a ramp. Learners work individually then compare with a partner. Common errors (confusing opposite/adjacent, not identifying the correct reference angle) are addressed explicitly. DQB is updated: learners move sticky notes from "questions" to "answered" and add new refined understandings. Learners revisit their original predictions from Lesson 1 and evaluate them.</w:t>
-            </w:r>
-          </w:p>
-          <w:p>
-            <w:pPr>
-              <w:spacing w:after="40" w:before="0"/>
-              <w:jc w:val="left"/>
-            </w:pPr>
-            <w:r>
-              <w:rPr>
-                <w:rFonts w:ascii="Arial" w:cs="Arial" w:eastAsia="Arial" w:hAnsi="Arial"/>
-                <w:b w:val="false"/>
-                <w:bCs w:val="false"/>
-                <w:i w:val="false"/>
-                <w:iCs w:val="false"/>
-                <w:color w:val="000000"/>
-                <w:sz w:val="18"/>
-                <w:szCs w:val="18"/>
-              </w:rPr>
-              <w:t xml:space="preserve"/>
-            </w:r>
-          </w:p>
-          <w:p>
-            <w:pPr>
-              <w:spacing w:after="40" w:before="0"/>
-              <w:jc w:val="left"/>
-            </w:pPr>
-            <w:r>
-              <w:rPr>
-                <w:rFonts w:ascii="Arial" w:cs="Arial" w:eastAsia="Arial" w:hAnsi="Arial"/>
-                <w:b w:val="false"/>
-                <w:bCs w:val="false"/>
-                <w:i w:val="false"/>
-                <w:iCs w:val="false"/>
-                <w:color w:val="000000"/>
-                <w:sz w:val="18"/>
-                <w:szCs w:val="18"/>
-              </w:rPr>
-              <w:t xml:space="preserve">Lesson 8 — MODEL BUILDING &amp; SUMMATIVE CLOSURE: "Solving the Water Tank Problem"</w:t>
-            </w:r>
-          </w:p>
-          <w:p>
-            <w:pPr>
-              <w:spacing w:after="40" w:before="0"/>
-              <w:jc w:val="left"/>
-            </w:pPr>
-            <w:r>
-              <w:rPr>
-                <w:rFonts w:ascii="Arial" w:cs="Arial" w:eastAsia="Arial" w:hAnsi="Arial"/>
-                <w:b w:val="false"/>
-                <w:bCs w:val="false"/>
-                <w:i w:val="false"/>
-                <w:iCs w:val="false"/>
-                <w:color w:val="000000"/>
-                <w:sz w:val="18"/>
-                <w:szCs w:val="18"/>
-              </w:rPr>
-              <w:t xml:space="preserve">Learners use all accumulated knowledge to produce a final written and diagrammatic solution to the original anchoring phenomenon. Each learner draws a labelled diagram of the water-tank scenario, identifies the right-angled triangle, selects and applies the correct trigonometric ratio, calculates the height, and writes a clear explanation of their method. Groups present their clinometer project findings (angle, distance, calculated height, reflection on accuracy). Teacher facilitates a whole-class DQB review — all original questions are revisited and either answered or identified as leading to future learning (e.g., trigonometry of non-right-angled triangles). Formative assessment via class activity and portfolio entry.</w:t>
-            </w:r>
-          </w:p>
-        </w:tc>
-      </w:tr>
-      <w:tr>
-        <w:tc>
-          <w:tcPr>
-            <w:tcW w:type="dxa" w:w="3000"/>
-            <w:shd w:fill="EAD1F5" w:color="auto" w:val="clear"/>
-            <w:tcMar>
-              <w:top w:type="dxa" w:w="60"/>
-              <w:left w:type="dxa" w:w="120"/>
-              <w:bottom w:type="dxa" w:w="60"/>
-              <w:right w:type="dxa" w:w="120"/>
-            </w:tcMar>
-            <w:vAlign w:val="top"/>
-          </w:tcPr>
-          <w:p>
-            <w:pPr>
-              <w:spacing w:after="40" w:before="0"/>
-              <w:jc w:val="left"/>
-            </w:pPr>
-            <w:r>
-              <w:rPr>
-                <w:rFonts w:ascii="Arial" w:cs="Arial" w:eastAsia="Arial" w:hAnsi="Arial"/>
-                <w:b/>
-                <w:bCs/>
-                <w:i w:val="false"/>
-                <w:iCs w:val="false"/>
-                <w:color w:val="000000"/>
-                <w:sz w:val="18"/>
-                <w:szCs w:val="18"/>
-              </w:rPr>
-              <w:t xml:space="preserve">Supporting Phenomena</w:t>
-            </w:r>
-          </w:p>
-        </w:tc>
-        <w:tc>
-          <w:tcPr>
-            <w:tcW w:type="dxa" w:w="10680"/>
-            <w:shd w:fill="FFFFFF" w:color="auto" w:val="clear"/>
-            <w:tcMar>
-              <w:top w:type="dxa" w:w="60"/>
-              <w:left w:type="dxa" w:w="120"/>
-              <w:bottom w:type="dxa" w:w="60"/>
-              <w:right w:type="dxa" w:w="120"/>
-            </w:tcMar>
-            <w:vAlign w:val="top"/>
-          </w:tcPr>
-          <w:p>
-            <w:pPr>
-              <w:spacing w:after="30" w:before="0"/>
-              <w:ind w:left="360" w:hanging="180"/>
-              <w:jc w:val="left"/>
-            </w:pPr>
-            <w:r>
-              <w:rPr>
-                <w:rFonts w:ascii="Arial" w:cs="Arial" w:eastAsia="Arial" w:hAnsi="Arial"/>
-                <w:b w:val="false"/>
-                <w:bCs w:val="false"/>
-                <w:i w:val="false"/>
-                <w:iCs w:val="false"/>
-                <w:color w:val="000000"/>
-                <w:sz w:val="18"/>
-                <w:szCs w:val="18"/>
-              </w:rPr>
-              <w:t xml:space="preserve">–  THE LEANING SIGN BOARD: A rectangular signboard on a tilted pole outside the school gate — learners notice the pole makes an acute angle with the ground. How do we find the actual height the sign reaches without measuring along the pole? (Supports: identifying opposite/adjacent/hypotenuse and setting up a tan ratio.)</w:t>
-            </w:r>
-          </w:p>
-          <w:p>
-            <w:pPr>
-              <w:spacing w:after="30" w:before="0"/>
-              <w:ind w:left="360" w:hanging="180"/>
-              <w:jc w:val="left"/>
-            </w:pPr>
-            <w:r>
-              <w:rPr>
-                <w:rFonts w:ascii="Arial" w:cs="Arial" w:eastAsia="Arial" w:hAnsi="Arial"/>
-                <w:b w:val="false"/>
-                <w:bCs w:val="false"/>
-                <w:i w:val="false"/>
-                <w:iCs w:val="false"/>
-                <w:color w:val="000000"/>
-                <w:sz w:val="18"/>
-                <w:szCs w:val="18"/>
-              </w:rPr>
-              <w:t xml:space="preserve">–  THE SHADOW PUZZLE: At midday, a vertical maize stalk in the school garden casts a short shadow; in the late afternoon the same stalk casts a much longer shadow. Why does the shadow length change, and can we use the shadow to find the height of the stalk? (Supports: angle of elevation of the sun, tan ratio, and the idea that the same height gives different ratios at different angles.)</w:t>
-            </w:r>
-          </w:p>
-          <w:p>
-            <w:pPr>
-              <w:spacing w:after="30" w:before="0"/>
-              <w:ind w:left="360" w:hanging="180"/>
-              <w:jc w:val="left"/>
-            </w:pPr>
-            <w:r>
-              <w:rPr>
-                <w:rFonts w:ascii="Arial" w:cs="Arial" w:eastAsia="Arial" w:hAnsi="Arial"/>
-                <w:b w:val="false"/>
-                <w:bCs w:val="false"/>
-                <w:i w:val="false"/>
-                <w:iCs w:val="false"/>
-                <w:color w:val="000000"/>
-                <w:sz w:val="18"/>
-                <w:szCs w:val="18"/>
-              </w:rPr>
-              <w:t xml:space="preserve">–  THE MIRROR ON THE FLOOR: A small mirror is placed flat on the ground between a learner and the base of a wall. The learner steps back until they can just see the top of the wall in the mirror. The triangle formed is similar to the wall triangle. How is this related to the ratios we computed? (Supports: connecting similar triangles to constant trigonometric ratios.)</w:t>
-            </w:r>
-          </w:p>
-          <w:p>
-            <w:pPr>
-              <w:spacing w:after="30" w:before="0"/>
-              <w:ind w:left="360" w:hanging="180"/>
-              <w:jc w:val="left"/>
-            </w:pPr>
-            <w:r>
-              <w:rPr>
-                <w:rFonts w:ascii="Arial" w:cs="Arial" w:eastAsia="Arial" w:hAnsi="Arial"/>
-                <w:b w:val="false"/>
-                <w:bCs w:val="false"/>
-                <w:i w:val="false"/>
-                <w:iCs w:val="false"/>
-                <w:color w:val="000000"/>
-                <w:sz w:val="18"/>
-                <w:szCs w:val="18"/>
-              </w:rPr>
-              <w:t xml:space="preserve">–  THE STAIRCASE RAMP: A newly built concrete ramp at a Nairobi hospital rises 1.2 m over a horizontal run of 4.8 m. Is this ramp accessible for wheelchair users (angle &lt; 14°)? (Supports: applying arctan/inverse trigonometry and angles of elevation in a real accessibility-design context.)</w:t>
-            </w:r>
-          </w:p>
-        </w:tc>
-      </w:tr>
-    </w:tbl>
-    <w:p>
-      <w:pPr>
-        <w:spacing w:after="120"/>
-      </w:pPr>
-      <w:r>
-        <w:t xml:space="preserve"/>
       </w:r>
     </w:p>
     <w:p>
@@ -3639,7 +3639,7 @@
             <w:pPr>
               <w:spacing w:after="20" w:before="0"/>
             </w:pPr>
-            <w:hyperlink w:history="1" r:id="rIdiip1ivdgf1umk_sgx3ccp">
+            <w:hyperlink w:history="1" r:id="rId_nvpuq3uagjcdrsbbh-er">
               <w:r>
                 <w:rPr>
                   <w:rFonts w:ascii="Arial" w:cs="Arial" w:eastAsia="Arial" w:hAnsi="Arial"/>
@@ -3672,7 +3672,7 @@
               <w:spacing w:after="10" w:before="0"/>
               <w:ind w:left="120"/>
             </w:pPr>
-            <w:hyperlink w:history="1" r:id="rIdtijhzwbsvcugythvlkkjh">
+            <w:hyperlink w:history="1" r:id="rIdasbed98winwe1uivwazjk">
               <w:r>
                 <w:rPr>
                   <w:rFonts w:ascii="Arial" w:cs="Arial" w:eastAsia="Arial" w:hAnsi="Arial"/>
@@ -3717,7 +3717,7 @@
             <w:pPr>
               <w:spacing w:after="20" w:before="0"/>
             </w:pPr>
-            <w:hyperlink w:history="1" r:id="rIdjlmooycxpxlhlidcbfwtk">
+            <w:hyperlink w:history="1" r:id="rIdijfa2awjcj9uxxpzbinas">
               <w:r>
                 <w:rPr>
                   <w:rFonts w:ascii="Arial" w:cs="Arial" w:eastAsia="Arial" w:hAnsi="Arial"/>
@@ -3750,7 +3750,7 @@
               <w:spacing w:after="10" w:before="0"/>
               <w:ind w:left="120"/>
             </w:pPr>
-            <w:hyperlink w:history="1" r:id="rIdy_ftlol6t65kxu9f_1lew">
+            <w:hyperlink w:history="1" r:id="rIdtnxx8g8v17asrbx1f1izo">
               <w:r>
                 <w:rPr>
                   <w:rFonts w:ascii="Arial" w:cs="Arial" w:eastAsia="Arial" w:hAnsi="Arial"/>
@@ -3945,7 +3945,7 @@
             <w:pPr>
               <w:spacing w:after="20" w:before="0"/>
             </w:pPr>
-            <w:hyperlink w:history="1" r:id="rId5h6v6vr2lbomtfrf5liby">
+            <w:hyperlink w:history="1" r:id="rIddw15aa182-ffnctao6koy">
               <w:r>
                 <w:rPr>
                   <w:rFonts w:ascii="Arial" w:cs="Arial" w:eastAsia="Arial" w:hAnsi="Arial"/>
@@ -3978,7 +3978,7 @@
               <w:spacing w:after="10" w:before="0"/>
               <w:ind w:left="120"/>
             </w:pPr>
-            <w:hyperlink w:history="1" r:id="rIdskoacnjaksgdrftl5xsmd">
+            <w:hyperlink w:history="1" r:id="rIdddl7un5hmxqv2abqdrumg">
               <w:r>
                 <w:rPr>
                   <w:rFonts w:ascii="Arial" w:cs="Arial" w:eastAsia="Arial" w:hAnsi="Arial"/>
@@ -4023,7 +4023,7 @@
             <w:pPr>
               <w:spacing w:after="20" w:before="0"/>
             </w:pPr>
-            <w:hyperlink w:history="1" r:id="rIdrxcoxxxezszd2d-7abod-">
+            <w:hyperlink w:history="1" r:id="rIdrl5ozqj_jq12giajnbjhg">
               <w:r>
                 <w:rPr>
                   <w:rFonts w:ascii="Arial" w:cs="Arial" w:eastAsia="Arial" w:hAnsi="Arial"/>
@@ -4056,7 +4056,7 @@
               <w:spacing w:after="10" w:before="0"/>
               <w:ind w:left="120"/>
             </w:pPr>
-            <w:hyperlink w:history="1" r:id="rId50rd-55p8abpbgmayya3y">
+            <w:hyperlink w:history="1" r:id="rIdl3o6cm5-b3m0dm69sfsk_">
               <w:r>
                 <w:rPr>
                   <w:rFonts w:ascii="Arial" w:cs="Arial" w:eastAsia="Arial" w:hAnsi="Arial"/>
@@ -4251,7 +4251,7 @@
             <w:pPr>
               <w:spacing w:after="20" w:before="0"/>
             </w:pPr>
-            <w:hyperlink w:history="1" r:id="rIdqzjklqiu2nmcmjwruzjhi">
+            <w:hyperlink w:history="1" r:id="rIdizm6i06zgp0lc_o-4xovr">
               <w:r>
                 <w:rPr>
                   <w:rFonts w:ascii="Arial" w:cs="Arial" w:eastAsia="Arial" w:hAnsi="Arial"/>
@@ -4284,7 +4284,7 @@
               <w:spacing w:after="10" w:before="0"/>
               <w:ind w:left="120"/>
             </w:pPr>
-            <w:hyperlink w:history="1" r:id="rIdgrixo6knrsugz6mxzrehm">
+            <w:hyperlink w:history="1" r:id="rIdpnoxwhajtqecpjbdgofk7">
               <w:r>
                 <w:rPr>
                   <w:rFonts w:ascii="Arial" w:cs="Arial" w:eastAsia="Arial" w:hAnsi="Arial"/>
@@ -4329,7 +4329,7 @@
             <w:pPr>
               <w:spacing w:after="20" w:before="0"/>
             </w:pPr>
-            <w:hyperlink w:history="1" r:id="rId2f_lhlr-k7hr3tg0ti5oz">
+            <w:hyperlink w:history="1" r:id="rId-ez0nje_bsh-ntgq4pkjs">
               <w:r>
                 <w:rPr>
                   <w:rFonts w:ascii="Arial" w:cs="Arial" w:eastAsia="Arial" w:hAnsi="Arial"/>
@@ -4362,7 +4362,7 @@
               <w:spacing w:after="10" w:before="0"/>
               <w:ind w:left="120"/>
             </w:pPr>
-            <w:hyperlink w:history="1" r:id="rIdgm9btabpkydtif2zrol00">
+            <w:hyperlink w:history="1" r:id="rIdt-ljuzq_x119mwmknfqkh">
               <w:r>
                 <w:rPr>
                   <w:rFonts w:ascii="Arial" w:cs="Arial" w:eastAsia="Arial" w:hAnsi="Arial"/>
@@ -4557,7 +4557,7 @@
             <w:pPr>
               <w:spacing w:after="20" w:before="0"/>
             </w:pPr>
-            <w:hyperlink w:history="1" r:id="rId7w4senkfagoi24agjxfnm">
+            <w:hyperlink w:history="1" r:id="rIdn3l6yomtafddsuvrjakez">
               <w:r>
                 <w:rPr>
                   <w:rFonts w:ascii="Arial" w:cs="Arial" w:eastAsia="Arial" w:hAnsi="Arial"/>
@@ -4590,7 +4590,7 @@
               <w:spacing w:after="10" w:before="0"/>
               <w:ind w:left="120"/>
             </w:pPr>
-            <w:hyperlink w:history="1" r:id="rIdv4y4lg4xw1devmuy7fbm-">
+            <w:hyperlink w:history="1" r:id="rIdly2fyhsdgllhujvy30y5v">
               <w:r>
                 <w:rPr>
                   <w:rFonts w:ascii="Arial" w:cs="Arial" w:eastAsia="Arial" w:hAnsi="Arial"/>
@@ -4635,7 +4635,7 @@
             <w:pPr>
               <w:spacing w:after="20" w:before="0"/>
             </w:pPr>
-            <w:hyperlink w:history="1" r:id="rIdhceh4i6ceprsa2bmupxus">
+            <w:hyperlink w:history="1" r:id="rIdnks5z9jecz4st_sv1ygxu">
               <w:r>
                 <w:rPr>
                   <w:rFonts w:ascii="Arial" w:cs="Arial" w:eastAsia="Arial" w:hAnsi="Arial"/>
@@ -4668,7 +4668,7 @@
               <w:spacing w:after="10" w:before="0"/>
               <w:ind w:left="120"/>
             </w:pPr>
-            <w:hyperlink w:history="1" r:id="rIdyjct4elxswlzm-v3wus2l">
+            <w:hyperlink w:history="1" r:id="rId-pud24koghncgg7qhkkup">
               <w:r>
                 <w:rPr>
                   <w:rFonts w:ascii="Arial" w:cs="Arial" w:eastAsia="Arial" w:hAnsi="Arial"/>
@@ -4863,7 +4863,7 @@
             <w:pPr>
               <w:spacing w:after="20" w:before="0"/>
             </w:pPr>
-            <w:hyperlink w:history="1" r:id="rIdzyhtdafe2ukkvcnhasxq9">
+            <w:hyperlink w:history="1" r:id="rIdwaej1geh9n2hak_wyn93c">
               <w:r>
                 <w:rPr>
                   <w:rFonts w:ascii="Arial" w:cs="Arial" w:eastAsia="Arial" w:hAnsi="Arial"/>
@@ -4896,7 +4896,7 @@
               <w:spacing w:after="10" w:before="0"/>
               <w:ind w:left="120"/>
             </w:pPr>
-            <w:hyperlink w:history="1" r:id="rIdtos287pq3lvvz5e71-43k">
+            <w:hyperlink w:history="1" r:id="rIdo62kzf-mkgg9mwjacempt">
               <w:r>
                 <w:rPr>
                   <w:rFonts w:ascii="Arial" w:cs="Arial" w:eastAsia="Arial" w:hAnsi="Arial"/>
@@ -4941,7 +4941,7 @@
             <w:pPr>
               <w:spacing w:after="20" w:before="0"/>
             </w:pPr>
-            <w:hyperlink w:history="1" r:id="rIdahrbg552xgzrf00mneo3n">
+            <w:hyperlink w:history="1" r:id="rIdbuarrca76x0qsbpbzry_1">
               <w:r>
                 <w:rPr>
                   <w:rFonts w:ascii="Arial" w:cs="Arial" w:eastAsia="Arial" w:hAnsi="Arial"/>
@@ -4974,7 +4974,7 @@
               <w:spacing w:after="10" w:before="0"/>
               <w:ind w:left="120"/>
             </w:pPr>
-            <w:hyperlink w:history="1" r:id="rId75zi-zc_xyj-iruxvzjiu">
+            <w:hyperlink w:history="1" r:id="rIdvkb4ckfplziuznm94fqsp">
               <w:r>
                 <w:rPr>
                   <w:rFonts w:ascii="Arial" w:cs="Arial" w:eastAsia="Arial" w:hAnsi="Arial"/>
@@ -5562,7 +5562,7 @@
         </w:rPr>
         <w:t xml:space="preserve">© 2026 SeaVuria and ARES. Aligned with KICD objectives. Developed by SeaVuria; technical implementation by ARES (with AI assistance from Claude). Licensed under </w:t>
       </w:r>
-      <w:hyperlink w:history="1" r:id="rId_ylqdzc-nrzrypchxbmsw">
+      <w:hyperlink w:history="1" r:id="rIdt6tplgvf8qsgb2z_k_xec">
         <w:r>
           <w:rPr>
             <w:rFonts w:ascii="Arial" w:cs="Arial" w:eastAsia="Arial" w:hAnsi="Arial"/>
@@ -5583,7 +5583,7 @@
         </w:rPr>
         <w:t xml:space="preserve"> (</w:t>
       </w:r>
-      <w:hyperlink w:history="1" r:id="rIdso6wjti2kkl9rbwjso5wn">
+      <w:hyperlink w:history="1" r:id="rIde22e-yj8ftlmqzgycwbbz">
         <w:r>
           <w:rPr>
             <w:rFonts w:ascii="Arial" w:cs="Arial" w:eastAsia="Arial" w:hAnsi="Arial"/>
@@ -6679,7 +6679,7 @@
             <w:pPr>
               <w:spacing w:after="20" w:before="0"/>
             </w:pPr>
-            <w:hyperlink w:history="1" r:id="rIdzda5u7xriemgvorintkz9">
+            <w:hyperlink w:history="1" r:id="rIdyr4qxqvcjfddzot4zow1k">
               <w:r>
                 <w:rPr>
                   <w:rFonts w:ascii="Arial" w:cs="Arial" w:eastAsia="Arial" w:hAnsi="Arial"/>
@@ -6712,7 +6712,7 @@
               <w:spacing w:after="10" w:before="0"/>
               <w:ind w:left="120"/>
             </w:pPr>
-            <w:hyperlink w:history="1" r:id="rIdxhmmx8-x8vfvqiv_l456t">
+            <w:hyperlink w:history="1" r:id="rId2k7zh_nm1je4kqok49guu">
               <w:r>
                 <w:rPr>
                   <w:rFonts w:ascii="Arial" w:cs="Arial" w:eastAsia="Arial" w:hAnsi="Arial"/>
@@ -6757,7 +6757,7 @@
             <w:pPr>
               <w:spacing w:after="20" w:before="0"/>
             </w:pPr>
-            <w:hyperlink w:history="1" r:id="rIdjo2wggtbwbptwil9axbxu">
+            <w:hyperlink w:history="1" r:id="rIdv1vw8p23ryzou9veuelfy">
               <w:r>
                 <w:rPr>
                   <w:rFonts w:ascii="Arial" w:cs="Arial" w:eastAsia="Arial" w:hAnsi="Arial"/>
@@ -6790,7 +6790,7 @@
               <w:spacing w:after="10" w:before="0"/>
               <w:ind w:left="120"/>
             </w:pPr>
-            <w:hyperlink w:history="1" r:id="rIdo4z8fvtzxobf5b5_iamgu">
+            <w:hyperlink w:history="1" r:id="rIdrjqckj-yum20foc7zbncu">
               <w:r>
                 <w:rPr>
                   <w:rFonts w:ascii="Arial" w:cs="Arial" w:eastAsia="Arial" w:hAnsi="Arial"/>
@@ -6985,7 +6985,7 @@
             <w:pPr>
               <w:spacing w:after="20" w:before="0"/>
             </w:pPr>
-            <w:hyperlink w:history="1" r:id="rId5nntxxxg1o794cu04ghgo">
+            <w:hyperlink w:history="1" r:id="rIdefogdymjxdnlfqykoasvo">
               <w:r>
                 <w:rPr>
                   <w:rFonts w:ascii="Arial" w:cs="Arial" w:eastAsia="Arial" w:hAnsi="Arial"/>
@@ -7018,7 +7018,7 @@
               <w:spacing w:after="10" w:before="0"/>
               <w:ind w:left="120"/>
             </w:pPr>
-            <w:hyperlink w:history="1" r:id="rId842zi6yzbnz-ak05xbdpv">
+            <w:hyperlink w:history="1" r:id="rIdmjkmqvwfggz1u2kxueyca">
               <w:r>
                 <w:rPr>
                   <w:rFonts w:ascii="Arial" w:cs="Arial" w:eastAsia="Arial" w:hAnsi="Arial"/>
@@ -7063,7 +7063,7 @@
             <w:pPr>
               <w:spacing w:after="20" w:before="0"/>
             </w:pPr>
-            <w:hyperlink w:history="1" r:id="rIdloodisnr3jelzguhb47rt">
+            <w:hyperlink w:history="1" r:id="rIdat0fycdrsgip2eugs9hyc">
               <w:r>
                 <w:rPr>
                   <w:rFonts w:ascii="Arial" w:cs="Arial" w:eastAsia="Arial" w:hAnsi="Arial"/>
@@ -7096,7 +7096,7 @@
               <w:spacing w:after="10" w:before="0"/>
               <w:ind w:left="120"/>
             </w:pPr>
-            <w:hyperlink w:history="1" r:id="rIdyj354t3xzzwqsha84n5yb">
+            <w:hyperlink w:history="1" r:id="rId_fspbsmbi3hwqfqhzqkg2">
               <w:r>
                 <w:rPr>
                   <w:rFonts w:ascii="Arial" w:cs="Arial" w:eastAsia="Arial" w:hAnsi="Arial"/>
@@ -7291,7 +7291,7 @@
             <w:pPr>
               <w:spacing w:after="20" w:before="0"/>
             </w:pPr>
-            <w:hyperlink w:history="1" r:id="rIdo8qvyq3oc-g9jcrk6go_m">
+            <w:hyperlink w:history="1" r:id="rIdhjzl1eb83tphstgiilapn">
               <w:r>
                 <w:rPr>
                   <w:rFonts w:ascii="Arial" w:cs="Arial" w:eastAsia="Arial" w:hAnsi="Arial"/>
@@ -7324,7 +7324,7 @@
               <w:spacing w:after="10" w:before="0"/>
               <w:ind w:left="120"/>
             </w:pPr>
-            <w:hyperlink w:history="1" r:id="rIdvmbwzc8zgyy87droukofu">
+            <w:hyperlink w:history="1" r:id="rIdpwhmpm2oj5sdn6vebpap1">
               <w:r>
                 <w:rPr>
                   <w:rFonts w:ascii="Arial" w:cs="Arial" w:eastAsia="Arial" w:hAnsi="Arial"/>
@@ -7369,7 +7369,7 @@
             <w:pPr>
               <w:spacing w:after="20" w:before="0"/>
             </w:pPr>
-            <w:hyperlink w:history="1" r:id="rIdsn11r9d0jzzueprgdwoi2">
+            <w:hyperlink w:history="1" r:id="rIdnv839j_ocbhk2w5ipuy5k">
               <w:r>
                 <w:rPr>
                   <w:rFonts w:ascii="Arial" w:cs="Arial" w:eastAsia="Arial" w:hAnsi="Arial"/>
@@ -7402,7 +7402,7 @@
               <w:spacing w:after="10" w:before="0"/>
               <w:ind w:left="120"/>
             </w:pPr>
-            <w:hyperlink w:history="1" r:id="rIdlfcooaobign-ruo1ft-l-">
+            <w:hyperlink w:history="1" r:id="rIdzb_xwxljbndg-97vx62nj">
               <w:r>
                 <w:rPr>
                   <w:rFonts w:ascii="Arial" w:cs="Arial" w:eastAsia="Arial" w:hAnsi="Arial"/>
@@ -7597,7 +7597,7 @@
             <w:pPr>
               <w:spacing w:after="20" w:before="0"/>
             </w:pPr>
-            <w:hyperlink w:history="1" r:id="rIdku5grkhwzaafhgauv7k41">
+            <w:hyperlink w:history="1" r:id="rIds7oi7e5nkqkaifiv8mh1o">
               <w:r>
                 <w:rPr>
                   <w:rFonts w:ascii="Arial" w:cs="Arial" w:eastAsia="Arial" w:hAnsi="Arial"/>
@@ -7630,7 +7630,7 @@
               <w:spacing w:after="10" w:before="0"/>
               <w:ind w:left="120"/>
             </w:pPr>
-            <w:hyperlink w:history="1" r:id="rIdf_zdsgws1-zeodyfujrvn">
+            <w:hyperlink w:history="1" r:id="rIdk1bqdti6fiernzyvuexiw">
               <w:r>
                 <w:rPr>
                   <w:rFonts w:ascii="Arial" w:cs="Arial" w:eastAsia="Arial" w:hAnsi="Arial"/>
@@ -7675,7 +7675,7 @@
             <w:pPr>
               <w:spacing w:after="20" w:before="0"/>
             </w:pPr>
-            <w:hyperlink w:history="1" r:id="rIdo5znlzuepo6g_npaunela">
+            <w:hyperlink w:history="1" r:id="rIdznv_e8-n6nzt4ktrfwzfn">
               <w:r>
                 <w:rPr>
                   <w:rFonts w:ascii="Arial" w:cs="Arial" w:eastAsia="Arial" w:hAnsi="Arial"/>
@@ -7708,7 +7708,7 @@
               <w:spacing w:after="10" w:before="0"/>
               <w:ind w:left="120"/>
             </w:pPr>
-            <w:hyperlink w:history="1" r:id="rIdvf2rfrqm6eox22buydkul">
+            <w:hyperlink w:history="1" r:id="rIdj9jwjyn9l50vjyfpjk-f8">
               <w:r>
                 <w:rPr>
                   <w:rFonts w:ascii="Arial" w:cs="Arial" w:eastAsia="Arial" w:hAnsi="Arial"/>
@@ -7903,7 +7903,7 @@
             <w:pPr>
               <w:spacing w:after="20" w:before="0"/>
             </w:pPr>
-            <w:hyperlink w:history="1" r:id="rId_kysojgrdpfzj6fdsrawa">
+            <w:hyperlink w:history="1" r:id="rIdptffucj5hqhrf5wyuzifp">
               <w:r>
                 <w:rPr>
                   <w:rFonts w:ascii="Arial" w:cs="Arial" w:eastAsia="Arial" w:hAnsi="Arial"/>
@@ -7936,7 +7936,7 @@
               <w:spacing w:after="10" w:before="0"/>
               <w:ind w:left="120"/>
             </w:pPr>
-            <w:hyperlink w:history="1" r:id="rIdrvouk_nraktl3r4xbgpd9">
+            <w:hyperlink w:history="1" r:id="rIdxzyfriu13e4uwlkq2bva6">
               <w:r>
                 <w:rPr>
                   <w:rFonts w:ascii="Arial" w:cs="Arial" w:eastAsia="Arial" w:hAnsi="Arial"/>
@@ -7981,7 +7981,7 @@
             <w:pPr>
               <w:spacing w:after="20" w:before="0"/>
             </w:pPr>
-            <w:hyperlink w:history="1" r:id="rIdzhmi_s4qtwzw-9bdnnbaj">
+            <w:hyperlink w:history="1" r:id="rIdy6tushtshshqmbzmurfuz">
               <w:r>
                 <w:rPr>
                   <w:rFonts w:ascii="Arial" w:cs="Arial" w:eastAsia="Arial" w:hAnsi="Arial"/>
@@ -8014,7 +8014,7 @@
               <w:spacing w:after="10" w:before="0"/>
               <w:ind w:left="120"/>
             </w:pPr>
-            <w:hyperlink w:history="1" r:id="rId3qhrnllom-i8ohdscvxll">
+            <w:hyperlink w:history="1" r:id="rIdzbdhxsf7myrk3zzydowzl">
               <w:r>
                 <w:rPr>
                   <w:rFonts w:ascii="Arial" w:cs="Arial" w:eastAsia="Arial" w:hAnsi="Arial"/>
@@ -8526,7 +8526,7 @@
         </w:rPr>
         <w:t xml:space="preserve">© 2026 SeaVuria and ARES. Aligned with KICD objectives. Developed by SeaVuria; technical implementation by ARES (with AI assistance from Claude). Licensed under </w:t>
       </w:r>
-      <w:hyperlink w:history="1" r:id="rIdn1c4kl_tfgi0l39uuiqpc">
+      <w:hyperlink w:history="1" r:id="rIdpvxvykh7iies5jdwpg1to">
         <w:r>
           <w:rPr>
             <w:rFonts w:ascii="Arial" w:cs="Arial" w:eastAsia="Arial" w:hAnsi="Arial"/>
@@ -8547,7 +8547,7 @@
         </w:rPr>
         <w:t xml:space="preserve"> (</w:t>
       </w:r>
-      <w:hyperlink w:history="1" r:id="rIdf3rx6rqguvdw_ktidgndt">
+      <w:hyperlink w:history="1" r:id="rIdpcivn723jw4n_exc9pty8">
         <w:r>
           <w:rPr>
             <w:rFonts w:ascii="Arial" w:cs="Arial" w:eastAsia="Arial" w:hAnsi="Arial"/>
@@ -9560,7 +9560,7 @@
             <w:pPr>
               <w:spacing w:after="20" w:before="0"/>
             </w:pPr>
-            <w:hyperlink w:history="1" r:id="rIdih26dlqwgd1ylxuxia-bq">
+            <w:hyperlink w:history="1" r:id="rIdodugtvwwss5xlbcsdk_ax">
               <w:r>
                 <w:rPr>
                   <w:rFonts w:ascii="Arial" w:cs="Arial" w:eastAsia="Arial" w:hAnsi="Arial"/>
@@ -9593,7 +9593,7 @@
               <w:spacing w:after="10" w:before="0"/>
               <w:ind w:left="120"/>
             </w:pPr>
-            <w:hyperlink w:history="1" r:id="rIdas8lm15ulssgcpmuqg61x">
+            <w:hyperlink w:history="1" r:id="rId-dngjhd3vz7ov2hudvkvx">
               <w:r>
                 <w:rPr>
                   <w:rFonts w:ascii="Arial" w:cs="Arial" w:eastAsia="Arial" w:hAnsi="Arial"/>
@@ -9638,7 +9638,7 @@
             <w:pPr>
               <w:spacing w:after="20" w:before="0"/>
             </w:pPr>
-            <w:hyperlink w:history="1" r:id="rId90zwi1afp_2q92bifuzt1">
+            <w:hyperlink w:history="1" r:id="rId8pt7cod4vwxiixdhzp2y-">
               <w:r>
                 <w:rPr>
                   <w:rFonts w:ascii="Arial" w:cs="Arial" w:eastAsia="Arial" w:hAnsi="Arial"/>
@@ -9671,7 +9671,7 @@
               <w:spacing w:after="10" w:before="0"/>
               <w:ind w:left="120"/>
             </w:pPr>
-            <w:hyperlink w:history="1" r:id="rId4lvcflpdosyonkbavrxvm">
+            <w:hyperlink w:history="1" r:id="rIdmqvc_o0cxbo7iopirogg5">
               <w:r>
                 <w:rPr>
                   <w:rFonts w:ascii="Arial" w:cs="Arial" w:eastAsia="Arial" w:hAnsi="Arial"/>
@@ -9866,7 +9866,7 @@
             <w:pPr>
               <w:spacing w:after="20" w:before="0"/>
             </w:pPr>
-            <w:hyperlink w:history="1" r:id="rIdhkwan3qrhhxcukwakwjcs">
+            <w:hyperlink w:history="1" r:id="rId-ujgaqrezbziqzpjlyt5e">
               <w:r>
                 <w:rPr>
                   <w:rFonts w:ascii="Arial" w:cs="Arial" w:eastAsia="Arial" w:hAnsi="Arial"/>
@@ -9899,7 +9899,7 @@
               <w:spacing w:after="10" w:before="0"/>
               <w:ind w:left="120"/>
             </w:pPr>
-            <w:hyperlink w:history="1" r:id="rIdqmmp74henft1nmyb3zgun">
+            <w:hyperlink w:history="1" r:id="rIdsn4jgebs4snal8mwc5tne">
               <w:r>
                 <w:rPr>
                   <w:rFonts w:ascii="Arial" w:cs="Arial" w:eastAsia="Arial" w:hAnsi="Arial"/>
@@ -9944,7 +9944,7 @@
             <w:pPr>
               <w:spacing w:after="20" w:before="0"/>
             </w:pPr>
-            <w:hyperlink w:history="1" r:id="rIdqoekwkhypan_dihrikq4w">
+            <w:hyperlink w:history="1" r:id="rIdlwttjydddnmonrbknzs6s">
               <w:r>
                 <w:rPr>
                   <w:rFonts w:ascii="Arial" w:cs="Arial" w:eastAsia="Arial" w:hAnsi="Arial"/>
@@ -9977,7 +9977,7 @@
               <w:spacing w:after="10" w:before="0"/>
               <w:ind w:left="120"/>
             </w:pPr>
-            <w:hyperlink w:history="1" r:id="rIdpcqdgw6hp1sz7hg8qihsk">
+            <w:hyperlink w:history="1" r:id="rId8_r-5ctpgxdbfn4kz5kyy">
               <w:r>
                 <w:rPr>
                   <w:rFonts w:ascii="Arial" w:cs="Arial" w:eastAsia="Arial" w:hAnsi="Arial"/>
@@ -10172,7 +10172,7 @@
             <w:pPr>
               <w:spacing w:after="20" w:before="0"/>
             </w:pPr>
-            <w:hyperlink w:history="1" r:id="rIdaqiqq-bjbnfukfeyoqo5z">
+            <w:hyperlink w:history="1" r:id="rId2emfk5crfcxbkycnxhgso">
               <w:r>
                 <w:rPr>
                   <w:rFonts w:ascii="Arial" w:cs="Arial" w:eastAsia="Arial" w:hAnsi="Arial"/>
@@ -10205,7 +10205,7 @@
               <w:spacing w:after="10" w:before="0"/>
               <w:ind w:left="120"/>
             </w:pPr>
-            <w:hyperlink w:history="1" r:id="rId5e96kpswnfp7g0svvhgtx">
+            <w:hyperlink w:history="1" r:id="rIdt7lmnckweugxicvuw7m7k">
               <w:r>
                 <w:rPr>
                   <w:rFonts w:ascii="Arial" w:cs="Arial" w:eastAsia="Arial" w:hAnsi="Arial"/>
@@ -10250,7 +10250,7 @@
             <w:pPr>
               <w:spacing w:after="20" w:before="0"/>
             </w:pPr>
-            <w:hyperlink w:history="1" r:id="rIdbknd3rolta9adhre1rfix">
+            <w:hyperlink w:history="1" r:id="rId51czyap45z78wrgs8bdqc">
               <w:r>
                 <w:rPr>
                   <w:rFonts w:ascii="Arial" w:cs="Arial" w:eastAsia="Arial" w:hAnsi="Arial"/>
@@ -10283,7 +10283,7 @@
               <w:spacing w:after="10" w:before="0"/>
               <w:ind w:left="120"/>
             </w:pPr>
-            <w:hyperlink w:history="1" r:id="rIdfzb2cvsdpok9dsnxotc8t">
+            <w:hyperlink w:history="1" r:id="rIdohyxdha39n3fhi3phuqao">
               <w:r>
                 <w:rPr>
                   <w:rFonts w:ascii="Arial" w:cs="Arial" w:eastAsia="Arial" w:hAnsi="Arial"/>
@@ -10478,7 +10478,7 @@
             <w:pPr>
               <w:spacing w:after="20" w:before="0"/>
             </w:pPr>
-            <w:hyperlink w:history="1" r:id="rId9tbxxm3hmjuwuxvpsr98t">
+            <w:hyperlink w:history="1" r:id="rIdknc9l-ylwdnun8hjq74dp">
               <w:r>
                 <w:rPr>
                   <w:rFonts w:ascii="Arial" w:cs="Arial" w:eastAsia="Arial" w:hAnsi="Arial"/>
@@ -10511,7 +10511,7 @@
               <w:spacing w:after="10" w:before="0"/>
               <w:ind w:left="120"/>
             </w:pPr>
-            <w:hyperlink w:history="1" r:id="rIdaufzyuswg6hsrfg9d2ufr">
+            <w:hyperlink w:history="1" r:id="rIdjoqq1pkxulsnqvi62kr8l">
               <w:r>
                 <w:rPr>
                   <w:rFonts w:ascii="Arial" w:cs="Arial" w:eastAsia="Arial" w:hAnsi="Arial"/>
@@ -10556,7 +10556,7 @@
             <w:pPr>
               <w:spacing w:after="20" w:before="0"/>
             </w:pPr>
-            <w:hyperlink w:history="1" r:id="rIdjbmaxlgmyrrqi9je4a7ax">
+            <w:hyperlink w:history="1" r:id="rIdwcqkhxtjgyt0hbh0umrqc">
               <w:r>
                 <w:rPr>
                   <w:rFonts w:ascii="Arial" w:cs="Arial" w:eastAsia="Arial" w:hAnsi="Arial"/>
@@ -10589,7 +10589,7 @@
               <w:spacing w:after="10" w:before="0"/>
               <w:ind w:left="120"/>
             </w:pPr>
-            <w:hyperlink w:history="1" r:id="rIdufqel3904wkl3vrk21dzy">
+            <w:hyperlink w:history="1" r:id="rIdtuyayshzx_de_g6kfzda2">
               <w:r>
                 <w:rPr>
                   <w:rFonts w:ascii="Arial" w:cs="Arial" w:eastAsia="Arial" w:hAnsi="Arial"/>
@@ -10784,7 +10784,7 @@
             <w:pPr>
               <w:spacing w:after="20" w:before="0"/>
             </w:pPr>
-            <w:hyperlink w:history="1" r:id="rIdxz_x4zwsupjrev-wj9g0y">
+            <w:hyperlink w:history="1" r:id="rIdczxon3cbfeiw2_ij3or6t">
               <w:r>
                 <w:rPr>
                   <w:rFonts w:ascii="Arial" w:cs="Arial" w:eastAsia="Arial" w:hAnsi="Arial"/>
@@ -10817,7 +10817,7 @@
               <w:spacing w:after="10" w:before="0"/>
               <w:ind w:left="120"/>
             </w:pPr>
-            <w:hyperlink w:history="1" r:id="rId2uabfnijmmxtrmhmqosuk">
+            <w:hyperlink w:history="1" r:id="rIduiw4nubwjqfajpbenvay8">
               <w:r>
                 <w:rPr>
                   <w:rFonts w:ascii="Arial" w:cs="Arial" w:eastAsia="Arial" w:hAnsi="Arial"/>
@@ -10862,7 +10862,7 @@
             <w:pPr>
               <w:spacing w:after="20" w:before="0"/>
             </w:pPr>
-            <w:hyperlink w:history="1" r:id="rIdwzundiqvt8e6vwvedx3x_">
+            <w:hyperlink w:history="1" r:id="rIdqftbn5vcbxkg5dnujghyj">
               <w:r>
                 <w:rPr>
                   <w:rFonts w:ascii="Arial" w:cs="Arial" w:eastAsia="Arial" w:hAnsi="Arial"/>
@@ -10895,7 +10895,7 @@
               <w:spacing w:after="10" w:before="0"/>
               <w:ind w:left="120"/>
             </w:pPr>
-            <w:hyperlink w:history="1" r:id="rId12hbcot80cmgftapp7_vp">
+            <w:hyperlink w:history="1" r:id="rIdeycpu9b2tfvxvs_h-5xvx">
               <w:r>
                 <w:rPr>
                   <w:rFonts w:ascii="Arial" w:cs="Arial" w:eastAsia="Arial" w:hAnsi="Arial"/>
@@ -11407,7 +11407,7 @@
         </w:rPr>
         <w:t xml:space="preserve">© 2026 SeaVuria and ARES. Aligned with KICD objectives. Developed by SeaVuria; technical implementation by ARES (with AI assistance from Claude). Licensed under </w:t>
       </w:r>
-      <w:hyperlink w:history="1" r:id="rIdqlgkq8z18d4jbdukalktq">
+      <w:hyperlink w:history="1" r:id="rIdq6st_kxrdxspawnh6-l0g">
         <w:r>
           <w:rPr>
             <w:rFonts w:ascii="Arial" w:cs="Arial" w:eastAsia="Arial" w:hAnsi="Arial"/>
@@ -11428,7 +11428,7 @@
         </w:rPr>
         <w:t xml:space="preserve"> (</w:t>
       </w:r>
-      <w:hyperlink w:history="1" r:id="rId7fnrukggibc44htscd4bi">
+      <w:hyperlink w:history="1" r:id="rIdrvey8onqoar3virjiplny">
         <w:r>
           <w:rPr>
             <w:rFonts w:ascii="Arial" w:cs="Arial" w:eastAsia="Arial" w:hAnsi="Arial"/>
@@ -12600,7 +12600,7 @@
             <w:pPr>
               <w:spacing w:after="20" w:before="0"/>
             </w:pPr>
-            <w:hyperlink w:history="1" r:id="rIdcxhwjjjcbdjycculvpir2">
+            <w:hyperlink w:history="1" r:id="rId8soguk3d1vwnu_bxkxb-m">
               <w:r>
                 <w:rPr>
                   <w:rFonts w:ascii="Arial" w:cs="Arial" w:eastAsia="Arial" w:hAnsi="Arial"/>
@@ -12633,7 +12633,7 @@
               <w:spacing w:after="10" w:before="0"/>
               <w:ind w:left="120"/>
             </w:pPr>
-            <w:hyperlink w:history="1" r:id="rIdhkw97hh0jfyz2q5zfbuhy">
+            <w:hyperlink w:history="1" r:id="rIdqpcmbanzf5xdbyzonqsu2">
               <w:r>
                 <w:rPr>
                   <w:rFonts w:ascii="Arial" w:cs="Arial" w:eastAsia="Arial" w:hAnsi="Arial"/>
@@ -12678,7 +12678,7 @@
             <w:pPr>
               <w:spacing w:after="20" w:before="0"/>
             </w:pPr>
-            <w:hyperlink w:history="1" r:id="rIdtwa5a246tzquyrbpr57ep">
+            <w:hyperlink w:history="1" r:id="rIdoojf8iptf2nmh7swzbgqh">
               <w:r>
                 <w:rPr>
                   <w:rFonts w:ascii="Arial" w:cs="Arial" w:eastAsia="Arial" w:hAnsi="Arial"/>
@@ -12711,7 +12711,7 @@
               <w:spacing w:after="10" w:before="0"/>
               <w:ind w:left="120"/>
             </w:pPr>
-            <w:hyperlink w:history="1" r:id="rIddppmybbnkbckcqeardhvt">
+            <w:hyperlink w:history="1" r:id="rIdiwpcw1zcqpqirunilquao">
               <w:r>
                 <w:rPr>
                   <w:rFonts w:ascii="Arial" w:cs="Arial" w:eastAsia="Arial" w:hAnsi="Arial"/>
@@ -12906,7 +12906,7 @@
             <w:pPr>
               <w:spacing w:after="20" w:before="0"/>
             </w:pPr>
-            <w:hyperlink w:history="1" r:id="rIdhyr-a8sex6fhzjvn8a363">
+            <w:hyperlink w:history="1" r:id="rIdjmskdx2bmv72x4yqvypcs">
               <w:r>
                 <w:rPr>
                   <w:rFonts w:ascii="Arial" w:cs="Arial" w:eastAsia="Arial" w:hAnsi="Arial"/>
@@ -12939,7 +12939,7 @@
               <w:spacing w:after="10" w:before="0"/>
               <w:ind w:left="120"/>
             </w:pPr>
-            <w:hyperlink w:history="1" r:id="rIdyf7p1tk6ulp51drefu3fs">
+            <w:hyperlink w:history="1" r:id="rIdewmpllnnggqejqw0lhk7k">
               <w:r>
                 <w:rPr>
                   <w:rFonts w:ascii="Arial" w:cs="Arial" w:eastAsia="Arial" w:hAnsi="Arial"/>
@@ -12984,7 +12984,7 @@
             <w:pPr>
               <w:spacing w:after="20" w:before="0"/>
             </w:pPr>
-            <w:hyperlink w:history="1" r:id="rIdjqcub60rinj2ortdguzgh">
+            <w:hyperlink w:history="1" r:id="rIdhha1fqyvz_wrfgdvha87c">
               <w:r>
                 <w:rPr>
                   <w:rFonts w:ascii="Arial" w:cs="Arial" w:eastAsia="Arial" w:hAnsi="Arial"/>
@@ -13017,7 +13017,7 @@
               <w:spacing w:after="10" w:before="0"/>
               <w:ind w:left="120"/>
             </w:pPr>
-            <w:hyperlink w:history="1" r:id="rIdfqise_wlgzenkp2dbte8x">
+            <w:hyperlink w:history="1" r:id="rIdpxpzrxiqzlkmsitrj47jl">
               <w:r>
                 <w:rPr>
                   <w:rFonts w:ascii="Arial" w:cs="Arial" w:eastAsia="Arial" w:hAnsi="Arial"/>
@@ -13212,7 +13212,7 @@
             <w:pPr>
               <w:spacing w:after="20" w:before="0"/>
             </w:pPr>
-            <w:hyperlink w:history="1" r:id="rIdivt3g6ymgh05jponyvtm6">
+            <w:hyperlink w:history="1" r:id="rId74ieapu6qlkoj_bclxun7">
               <w:r>
                 <w:rPr>
                   <w:rFonts w:ascii="Arial" w:cs="Arial" w:eastAsia="Arial" w:hAnsi="Arial"/>
@@ -13245,7 +13245,7 @@
               <w:spacing w:after="10" w:before="0"/>
               <w:ind w:left="120"/>
             </w:pPr>
-            <w:hyperlink w:history="1" r:id="rId2vsqecqhgqz7zovlaqrxn">
+            <w:hyperlink w:history="1" r:id="rIdimsiczd233lyp6uk4olwh">
               <w:r>
                 <w:rPr>
                   <w:rFonts w:ascii="Arial" w:cs="Arial" w:eastAsia="Arial" w:hAnsi="Arial"/>
@@ -13290,7 +13290,7 @@
             <w:pPr>
               <w:spacing w:after="20" w:before="0"/>
             </w:pPr>
-            <w:hyperlink w:history="1" r:id="rIdzg3qquefmxp3nn3wz3-tq">
+            <w:hyperlink w:history="1" r:id="rIdblqtgngido1s_wbxzeiw4">
               <w:r>
                 <w:rPr>
                   <w:rFonts w:ascii="Arial" w:cs="Arial" w:eastAsia="Arial" w:hAnsi="Arial"/>
@@ -13323,7 +13323,7 @@
               <w:spacing w:after="10" w:before="0"/>
               <w:ind w:left="120"/>
             </w:pPr>
-            <w:hyperlink w:history="1" r:id="rIdq7scqggsluabmg6a_grex">
+            <w:hyperlink w:history="1" r:id="rId4zxbsy7mbfo9xbvql4s5k">
               <w:r>
                 <w:rPr>
                   <w:rFonts w:ascii="Arial" w:cs="Arial" w:eastAsia="Arial" w:hAnsi="Arial"/>
@@ -13518,7 +13518,7 @@
             <w:pPr>
               <w:spacing w:after="20" w:before="0"/>
             </w:pPr>
-            <w:hyperlink w:history="1" r:id="rIdjtiqm2jzxitslxffp2eyf">
+            <w:hyperlink w:history="1" r:id="rIdxmy_zbcrevjqnpjq1fvlb">
               <w:r>
                 <w:rPr>
                   <w:rFonts w:ascii="Arial" w:cs="Arial" w:eastAsia="Arial" w:hAnsi="Arial"/>
@@ -13551,7 +13551,7 @@
               <w:spacing w:after="10" w:before="0"/>
               <w:ind w:left="120"/>
             </w:pPr>
-            <w:hyperlink w:history="1" r:id="rId-jsgm6jievxeoqpi-hare">
+            <w:hyperlink w:history="1" r:id="rIds9xbp6imkmn2cwrydbwyn">
               <w:r>
                 <w:rPr>
                   <w:rFonts w:ascii="Arial" w:cs="Arial" w:eastAsia="Arial" w:hAnsi="Arial"/>
@@ -13596,7 +13596,7 @@
             <w:pPr>
               <w:spacing w:after="20" w:before="0"/>
             </w:pPr>
-            <w:hyperlink w:history="1" r:id="rIdj81krqencou6uuae524wr">
+            <w:hyperlink w:history="1" r:id="rIdbv4j10a5dotak_fphwck3">
               <w:r>
                 <w:rPr>
                   <w:rFonts w:ascii="Arial" w:cs="Arial" w:eastAsia="Arial" w:hAnsi="Arial"/>
@@ -13629,7 +13629,7 @@
               <w:spacing w:after="10" w:before="0"/>
               <w:ind w:left="120"/>
             </w:pPr>
-            <w:hyperlink w:history="1" r:id="rIdz6heizzfipys6oczd6o3g">
+            <w:hyperlink w:history="1" r:id="rIdie2n3fybdajlmckueylfc">
               <w:r>
                 <w:rPr>
                   <w:rFonts w:ascii="Arial" w:cs="Arial" w:eastAsia="Arial" w:hAnsi="Arial"/>
@@ -13824,7 +13824,7 @@
             <w:pPr>
               <w:spacing w:after="20" w:before="0"/>
             </w:pPr>
-            <w:hyperlink w:history="1" r:id="rIdo2mbaj7yje76zpatuwkua">
+            <w:hyperlink w:history="1" r:id="rIdyom1-uu_mhr8qu23bmsly">
               <w:r>
                 <w:rPr>
                   <w:rFonts w:ascii="Arial" w:cs="Arial" w:eastAsia="Arial" w:hAnsi="Arial"/>
@@ -13857,7 +13857,7 @@
               <w:spacing w:after="10" w:before="0"/>
               <w:ind w:left="120"/>
             </w:pPr>
-            <w:hyperlink w:history="1" r:id="rIdnjki6sbjyreq7a-iitwa1">
+            <w:hyperlink w:history="1" r:id="rIdwleq1gdlq2bkebd32m8ng">
               <w:r>
                 <w:rPr>
                   <w:rFonts w:ascii="Arial" w:cs="Arial" w:eastAsia="Arial" w:hAnsi="Arial"/>
@@ -13902,7 +13902,7 @@
             <w:pPr>
               <w:spacing w:after="20" w:before="0"/>
             </w:pPr>
-            <w:hyperlink w:history="1" r:id="rIdj-gjgzrxuzev6kwpswf9l">
+            <w:hyperlink w:history="1" r:id="rIdw_ymdt0bcabi632axowxc">
               <w:r>
                 <w:rPr>
                   <w:rFonts w:ascii="Arial" w:cs="Arial" w:eastAsia="Arial" w:hAnsi="Arial"/>
@@ -13935,7 +13935,7 @@
               <w:spacing w:after="10" w:before="0"/>
               <w:ind w:left="120"/>
             </w:pPr>
-            <w:hyperlink w:history="1" r:id="rIdf85fi5w3fsifwffb2u2-q">
+            <w:hyperlink w:history="1" r:id="rId9wzqfbe24teu9m5xcwjts">
               <w:r>
                 <w:rPr>
                   <w:rFonts w:ascii="Arial" w:cs="Arial" w:eastAsia="Arial" w:hAnsi="Arial"/>
@@ -14523,7 +14523,7 @@
         </w:rPr>
         <w:t xml:space="preserve">© 2026 SeaVuria and ARES. Aligned with KICD objectives. Developed by SeaVuria; technical implementation by ARES (with AI assistance from Claude). Licensed under </w:t>
       </w:r>
-      <w:hyperlink w:history="1" r:id="rIdxmadn2s8xema0dx3vsf3x">
+      <w:hyperlink w:history="1" r:id="rIdlai1zuacwbpbjgdkkps72">
         <w:r>
           <w:rPr>
             <w:rFonts w:ascii="Arial" w:cs="Arial" w:eastAsia="Arial" w:hAnsi="Arial"/>
@@ -14544,7 +14544,7 @@
         </w:rPr>
         <w:t xml:space="preserve"> (</w:t>
       </w:r>
-      <w:hyperlink w:history="1" r:id="rIdv-vq1mc1p2sqdfoch_4n4">
+      <w:hyperlink w:history="1" r:id="rIdvnmn37v_loawpjkfr2hdx">
         <w:r>
           <w:rPr>
             <w:rFonts w:ascii="Arial" w:cs="Arial" w:eastAsia="Arial" w:hAnsi="Arial"/>
@@ -15557,7 +15557,7 @@
             <w:pPr>
               <w:spacing w:after="20" w:before="0"/>
             </w:pPr>
-            <w:hyperlink w:history="1" r:id="rId1d-3ffxx26nm6lmavkiln">
+            <w:hyperlink w:history="1" r:id="rIdhkp_ktatjwxm9c9tbxlpb">
               <w:r>
                 <w:rPr>
                   <w:rFonts w:ascii="Arial" w:cs="Arial" w:eastAsia="Arial" w:hAnsi="Arial"/>
@@ -15590,7 +15590,7 @@
               <w:spacing w:after="10" w:before="0"/>
               <w:ind w:left="120"/>
             </w:pPr>
-            <w:hyperlink w:history="1" r:id="rIdmcyjtrzfjm8bl9cqmfbrf">
+            <w:hyperlink w:history="1" r:id="rIdnjd5lo_0j6v8iwntoozrz">
               <w:r>
                 <w:rPr>
                   <w:rFonts w:ascii="Arial" w:cs="Arial" w:eastAsia="Arial" w:hAnsi="Arial"/>
@@ -15635,7 +15635,7 @@
             <w:pPr>
               <w:spacing w:after="20" w:before="0"/>
             </w:pPr>
-            <w:hyperlink w:history="1" r:id="rIdjboiwxj0flbpqvwae3k8h">
+            <w:hyperlink w:history="1" r:id="rIdwp98fd-rrsrfkq9hqzmcx">
               <w:r>
                 <w:rPr>
                   <w:rFonts w:ascii="Arial" w:cs="Arial" w:eastAsia="Arial" w:hAnsi="Arial"/>
@@ -15668,7 +15668,7 @@
               <w:spacing w:after="10" w:before="0"/>
               <w:ind w:left="120"/>
             </w:pPr>
-            <w:hyperlink w:history="1" r:id="rId6ke_9n8fmv4bkvn0jtgig">
+            <w:hyperlink w:history="1" r:id="rIdf-ycixqd7hgj0b_hhp6x_">
               <w:r>
                 <w:rPr>
                   <w:rFonts w:ascii="Arial" w:cs="Arial" w:eastAsia="Arial" w:hAnsi="Arial"/>
@@ -15863,7 +15863,7 @@
             <w:pPr>
               <w:spacing w:after="20" w:before="0"/>
             </w:pPr>
-            <w:hyperlink w:history="1" r:id="rIdquitmzrmoo87m-kysn0_q">
+            <w:hyperlink w:history="1" r:id="rIdbc1tshwezmh1uo1dzgvyo">
               <w:r>
                 <w:rPr>
                   <w:rFonts w:ascii="Arial" w:cs="Arial" w:eastAsia="Arial" w:hAnsi="Arial"/>
@@ -15896,7 +15896,7 @@
               <w:spacing w:after="10" w:before="0"/>
               <w:ind w:left="120"/>
             </w:pPr>
-            <w:hyperlink w:history="1" r:id="rIdavizoy-cgsrnlsnq4msd5">
+            <w:hyperlink w:history="1" r:id="rIdxzwyk0fcxkti-8g9gwg5i">
               <w:r>
                 <w:rPr>
                   <w:rFonts w:ascii="Arial" w:cs="Arial" w:eastAsia="Arial" w:hAnsi="Arial"/>
@@ -15941,7 +15941,7 @@
             <w:pPr>
               <w:spacing w:after="20" w:before="0"/>
             </w:pPr>
-            <w:hyperlink w:history="1" r:id="rId_e0-iufsjwido8c9fqkhb">
+            <w:hyperlink w:history="1" r:id="rIdpzaficxvkupewarnqaqkf">
               <w:r>
                 <w:rPr>
                   <w:rFonts w:ascii="Arial" w:cs="Arial" w:eastAsia="Arial" w:hAnsi="Arial"/>
@@ -15974,7 +15974,7 @@
               <w:spacing w:after="10" w:before="0"/>
               <w:ind w:left="120"/>
             </w:pPr>
-            <w:hyperlink w:history="1" r:id="rId2kennxv7omyx2vubmduu9">
+            <w:hyperlink w:history="1" r:id="rIdkxsst3s9khtrpkhd-zp-a">
               <w:r>
                 <w:rPr>
                   <w:rFonts w:ascii="Arial" w:cs="Arial" w:eastAsia="Arial" w:hAnsi="Arial"/>
@@ -16169,7 +16169,7 @@
             <w:pPr>
               <w:spacing w:after="20" w:before="0"/>
             </w:pPr>
-            <w:hyperlink w:history="1" r:id="rIdbtfgm0xz70_6dnanno4yy">
+            <w:hyperlink w:history="1" r:id="rIdoq8gmwcp93yfcyg_89rxb">
               <w:r>
                 <w:rPr>
                   <w:rFonts w:ascii="Arial" w:cs="Arial" w:eastAsia="Arial" w:hAnsi="Arial"/>
@@ -16202,7 +16202,7 @@
               <w:spacing w:after="10" w:before="0"/>
               <w:ind w:left="120"/>
             </w:pPr>
-            <w:hyperlink w:history="1" r:id="rIdk-ajcbysxtdgce_3beuuc">
+            <w:hyperlink w:history="1" r:id="rIdhifmfd-tmi1gcd6j-2nyn">
               <w:r>
                 <w:rPr>
                   <w:rFonts w:ascii="Arial" w:cs="Arial" w:eastAsia="Arial" w:hAnsi="Arial"/>
@@ -16247,7 +16247,7 @@
             <w:pPr>
               <w:spacing w:after="20" w:before="0"/>
             </w:pPr>
-            <w:hyperlink w:history="1" r:id="rIdnp0uc-4y8adjaxkeumqfz">
+            <w:hyperlink w:history="1" r:id="rId4rnfhguwi82jhddjhln1s">
               <w:r>
                 <w:rPr>
                   <w:rFonts w:ascii="Arial" w:cs="Arial" w:eastAsia="Arial" w:hAnsi="Arial"/>
@@ -16280,7 +16280,7 @@
               <w:spacing w:after="10" w:before="0"/>
               <w:ind w:left="120"/>
             </w:pPr>
-            <w:hyperlink w:history="1" r:id="rIdj7ys0x4c3hbnt5xw2wnwk">
+            <w:hyperlink w:history="1" r:id="rIdhcqgvtnrmh0nduod_wnfc">
               <w:r>
                 <w:rPr>
                   <w:rFonts w:ascii="Arial" w:cs="Arial" w:eastAsia="Arial" w:hAnsi="Arial"/>
@@ -16475,7 +16475,7 @@
             <w:pPr>
               <w:spacing w:after="20" w:before="0"/>
             </w:pPr>
-            <w:hyperlink w:history="1" r:id="rIdhzo8y04ispxt6jkbislyk">
+            <w:hyperlink w:history="1" r:id="rId1t4-y9fd3-lpfbzsteahg">
               <w:r>
                 <w:rPr>
                   <w:rFonts w:ascii="Arial" w:cs="Arial" w:eastAsia="Arial" w:hAnsi="Arial"/>
@@ -16508,7 +16508,7 @@
               <w:spacing w:after="10" w:before="0"/>
               <w:ind w:left="120"/>
             </w:pPr>
-            <w:hyperlink w:history="1" r:id="rIdztg7eifvwrkpt1q2w3ih3">
+            <w:hyperlink w:history="1" r:id="rIdsxl8117wj2i9xnlbdre42">
               <w:r>
                 <w:rPr>
                   <w:rFonts w:ascii="Arial" w:cs="Arial" w:eastAsia="Arial" w:hAnsi="Arial"/>
@@ -16553,7 +16553,7 @@
             <w:pPr>
               <w:spacing w:after="20" w:before="0"/>
             </w:pPr>
-            <w:hyperlink w:history="1" r:id="rIdlyx6iugy0szatthssosr9">
+            <w:hyperlink w:history="1" r:id="rIdv5pkkjudvq5r4s68npjkd">
               <w:r>
                 <w:rPr>
                   <w:rFonts w:ascii="Arial" w:cs="Arial" w:eastAsia="Arial" w:hAnsi="Arial"/>
@@ -16586,7 +16586,7 @@
               <w:spacing w:after="10" w:before="0"/>
               <w:ind w:left="120"/>
             </w:pPr>
-            <w:hyperlink w:history="1" r:id="rIdwe2shwicepgrkgtq1hkfy">
+            <w:hyperlink w:history="1" r:id="rIdvscplokrwlvfarzz57xt7">
               <w:r>
                 <w:rPr>
                   <w:rFonts w:ascii="Arial" w:cs="Arial" w:eastAsia="Arial" w:hAnsi="Arial"/>
@@ -16781,7 +16781,7 @@
             <w:pPr>
               <w:spacing w:after="20" w:before="0"/>
             </w:pPr>
-            <w:hyperlink w:history="1" r:id="rIdi7zkpv1fkk2llkyrfmpbe">
+            <w:hyperlink w:history="1" r:id="rIdym5rbexn-_akdqycnfiew">
               <w:r>
                 <w:rPr>
                   <w:rFonts w:ascii="Arial" w:cs="Arial" w:eastAsia="Arial" w:hAnsi="Arial"/>
@@ -16814,7 +16814,7 @@
               <w:spacing w:after="10" w:before="0"/>
               <w:ind w:left="120"/>
             </w:pPr>
-            <w:hyperlink w:history="1" r:id="rId4dwsa4ocx1cvz67edb5kd">
+            <w:hyperlink w:history="1" r:id="rIdowv-otgdv60azq6-ahbxt">
               <w:r>
                 <w:rPr>
                   <w:rFonts w:ascii="Arial" w:cs="Arial" w:eastAsia="Arial" w:hAnsi="Arial"/>
@@ -16859,7 +16859,7 @@
             <w:pPr>
               <w:spacing w:after="20" w:before="0"/>
             </w:pPr>
-            <w:hyperlink w:history="1" r:id="rIdq1al0ombv3mazgpdvfyxk">
+            <w:hyperlink w:history="1" r:id="rIdp4asmki_e90fojvqb6vup">
               <w:r>
                 <w:rPr>
                   <w:rFonts w:ascii="Arial" w:cs="Arial" w:eastAsia="Arial" w:hAnsi="Arial"/>
@@ -16892,7 +16892,7 @@
               <w:spacing w:after="10" w:before="0"/>
               <w:ind w:left="120"/>
             </w:pPr>
-            <w:hyperlink w:history="1" r:id="rIddbgvjve2aarfnjllu31es">
+            <w:hyperlink w:history="1" r:id="rIdgmkijzhbg19imiwikmu6o">
               <w:r>
                 <w:rPr>
                   <w:rFonts w:ascii="Arial" w:cs="Arial" w:eastAsia="Arial" w:hAnsi="Arial"/>
@@ -17404,7 +17404,7 @@
         </w:rPr>
         <w:t xml:space="preserve">© 2026 SeaVuria and ARES. Aligned with KICD objectives. Developed by SeaVuria; technical implementation by ARES (with AI assistance from Claude). Licensed under </w:t>
       </w:r>
-      <w:hyperlink w:history="1" r:id="rId1peihzu746blhuwioi1wk">
+      <w:hyperlink w:history="1" r:id="rIdyum715l_t5n3cpvbgnq-y">
         <w:r>
           <w:rPr>
             <w:rFonts w:ascii="Arial" w:cs="Arial" w:eastAsia="Arial" w:hAnsi="Arial"/>
@@ -17425,7 +17425,7 @@
         </w:rPr>
         <w:t xml:space="preserve"> (</w:t>
       </w:r>
-      <w:hyperlink w:history="1" r:id="rIdqixwk5nllh9toranpsmm_">
+      <w:hyperlink w:history="1" r:id="rId6dreucbr2h6luuy3xy9uw">
         <w:r>
           <w:rPr>
             <w:rFonts w:ascii="Arial" w:cs="Arial" w:eastAsia="Arial" w:hAnsi="Arial"/>
@@ -18438,7 +18438,7 @@
             <w:pPr>
               <w:spacing w:after="20" w:before="0"/>
             </w:pPr>
-            <w:hyperlink w:history="1" r:id="rIdwl1lgu5evfzhi9j8id_5a">
+            <w:hyperlink w:history="1" r:id="rIdohhdv71snaueyo9wceqrw">
               <w:r>
                 <w:rPr>
                   <w:rFonts w:ascii="Arial" w:cs="Arial" w:eastAsia="Arial" w:hAnsi="Arial"/>
@@ -18471,7 +18471,7 @@
               <w:spacing w:after="10" w:before="0"/>
               <w:ind w:left="120"/>
             </w:pPr>
-            <w:hyperlink w:history="1" r:id="rIdwwzk5sddgrxjssixkudva">
+            <w:hyperlink w:history="1" r:id="rIdiuw8vgs2l_cutkvtbiyux">
               <w:r>
                 <w:rPr>
                   <w:rFonts w:ascii="Arial" w:cs="Arial" w:eastAsia="Arial" w:hAnsi="Arial"/>
@@ -18516,7 +18516,7 @@
             <w:pPr>
               <w:spacing w:after="20" w:before="0"/>
             </w:pPr>
-            <w:hyperlink w:history="1" r:id="rIdkitpx-o92iovfak_nu06k">
+            <w:hyperlink w:history="1" r:id="rId9aakbza734khw2c3y4jti">
               <w:r>
                 <w:rPr>
                   <w:rFonts w:ascii="Arial" w:cs="Arial" w:eastAsia="Arial" w:hAnsi="Arial"/>
@@ -18549,7 +18549,7 @@
               <w:spacing w:after="10" w:before="0"/>
               <w:ind w:left="120"/>
             </w:pPr>
-            <w:hyperlink w:history="1" r:id="rIdhfomkiwyo8za1wjri2mfb">
+            <w:hyperlink w:history="1" r:id="rIdi-6jacqhl0z0uj1aqq0pj">
               <w:r>
                 <w:rPr>
                   <w:rFonts w:ascii="Arial" w:cs="Arial" w:eastAsia="Arial" w:hAnsi="Arial"/>
@@ -18744,7 +18744,7 @@
             <w:pPr>
               <w:spacing w:after="20" w:before="0"/>
             </w:pPr>
-            <w:hyperlink w:history="1" r:id="rIdcpsqudzantayzbvyzuw5m">
+            <w:hyperlink w:history="1" r:id="rIdt7h0yxcjrmmyzuwioo9j0">
               <w:r>
                 <w:rPr>
                   <w:rFonts w:ascii="Arial" w:cs="Arial" w:eastAsia="Arial" w:hAnsi="Arial"/>
@@ -18777,7 +18777,7 @@
               <w:spacing w:after="10" w:before="0"/>
               <w:ind w:left="120"/>
             </w:pPr>
-            <w:hyperlink w:history="1" r:id="rId2qxfskas0aal0etjle6ml">
+            <w:hyperlink w:history="1" r:id="rIdz6okyggxgzzplvotovoa3">
               <w:r>
                 <w:rPr>
                   <w:rFonts w:ascii="Arial" w:cs="Arial" w:eastAsia="Arial" w:hAnsi="Arial"/>
@@ -18822,7 +18822,7 @@
             <w:pPr>
               <w:spacing w:after="20" w:before="0"/>
             </w:pPr>
-            <w:hyperlink w:history="1" r:id="rId3x6b6tppirc7p85beiprw">
+            <w:hyperlink w:history="1" r:id="rIdv0w8qrqvwr2z0zdvfyxdc">
               <w:r>
                 <w:rPr>
                   <w:rFonts w:ascii="Arial" w:cs="Arial" w:eastAsia="Arial" w:hAnsi="Arial"/>
@@ -18855,7 +18855,7 @@
               <w:spacing w:after="10" w:before="0"/>
               <w:ind w:left="120"/>
             </w:pPr>
-            <w:hyperlink w:history="1" r:id="rIdyc0ogujktxufkv_b3kupa">
+            <w:hyperlink w:history="1" r:id="rIdgijzjsxdx5w0g24zrzzyr">
               <w:r>
                 <w:rPr>
                   <w:rFonts w:ascii="Arial" w:cs="Arial" w:eastAsia="Arial" w:hAnsi="Arial"/>
@@ -19050,7 +19050,7 @@
             <w:pPr>
               <w:spacing w:after="20" w:before="0"/>
             </w:pPr>
-            <w:hyperlink w:history="1" r:id="rId5_fagjqhqiuqrfqnogme_">
+            <w:hyperlink w:history="1" r:id="rIdkcyixcwqpiwolev21fusq">
               <w:r>
                 <w:rPr>
                   <w:rFonts w:ascii="Arial" w:cs="Arial" w:eastAsia="Arial" w:hAnsi="Arial"/>
@@ -19083,7 +19083,7 @@
               <w:spacing w:after="10" w:before="0"/>
               <w:ind w:left="120"/>
             </w:pPr>
-            <w:hyperlink w:history="1" r:id="rId6fazqvkgtoe6mche8l289">
+            <w:hyperlink w:history="1" r:id="rIdmgotpqcnyilxwqiusaslo">
               <w:r>
                 <w:rPr>
                   <w:rFonts w:ascii="Arial" w:cs="Arial" w:eastAsia="Arial" w:hAnsi="Arial"/>
@@ -19128,7 +19128,7 @@
             <w:pPr>
               <w:spacing w:after="20" w:before="0"/>
             </w:pPr>
-            <w:hyperlink w:history="1" r:id="rIdtc9ao4yai6iqjotvmbpb8">
+            <w:hyperlink w:history="1" r:id="rIdscqmquo37sm_1wpfg2fhe">
               <w:r>
                 <w:rPr>
                   <w:rFonts w:ascii="Arial" w:cs="Arial" w:eastAsia="Arial" w:hAnsi="Arial"/>
@@ -19161,7 +19161,7 @@
               <w:spacing w:after="10" w:before="0"/>
               <w:ind w:left="120"/>
             </w:pPr>
-            <w:hyperlink w:history="1" r:id="rIdt-gcl7rof1f2hbf44aovy">
+            <w:hyperlink w:history="1" r:id="rId68hqznjpb8tbcggqvvar7">
               <w:r>
                 <w:rPr>
                   <w:rFonts w:ascii="Arial" w:cs="Arial" w:eastAsia="Arial" w:hAnsi="Arial"/>
@@ -19356,7 +19356,7 @@
             <w:pPr>
               <w:spacing w:after="20" w:before="0"/>
             </w:pPr>
-            <w:hyperlink w:history="1" r:id="rIdso5n3blvqrnigzxj8tgpt">
+            <w:hyperlink w:history="1" r:id="rId3paa-lcixc9ujlibcxat_">
               <w:r>
                 <w:rPr>
                   <w:rFonts w:ascii="Arial" w:cs="Arial" w:eastAsia="Arial" w:hAnsi="Arial"/>
@@ -19389,7 +19389,7 @@
               <w:spacing w:after="10" w:before="0"/>
               <w:ind w:left="120"/>
             </w:pPr>
-            <w:hyperlink w:history="1" r:id="rIdbrhyx-mk4ztbiqxmn8d0q">
+            <w:hyperlink w:history="1" r:id="rIdjyqn6eknz4wkbxaduim5k">
               <w:r>
                 <w:rPr>
                   <w:rFonts w:ascii="Arial" w:cs="Arial" w:eastAsia="Arial" w:hAnsi="Arial"/>
@@ -19434,7 +19434,7 @@
             <w:pPr>
               <w:spacing w:after="20" w:before="0"/>
             </w:pPr>
-            <w:hyperlink w:history="1" r:id="rIdkwtfje5bakpfrefe9oazt">
+            <w:hyperlink w:history="1" r:id="rIdshhregshrx2uxpkl7wgrb">
               <w:r>
                 <w:rPr>
                   <w:rFonts w:ascii="Arial" w:cs="Arial" w:eastAsia="Arial" w:hAnsi="Arial"/>
@@ -19467,7 +19467,7 @@
               <w:spacing w:after="10" w:before="0"/>
               <w:ind w:left="120"/>
             </w:pPr>
-            <w:hyperlink w:history="1" r:id="rIdzht7o4adqmm1fodkd3k3-">
+            <w:hyperlink w:history="1" r:id="rId0tmypz7nbhmf-ujlldqkb">
               <w:r>
                 <w:rPr>
                   <w:rFonts w:ascii="Arial" w:cs="Arial" w:eastAsia="Arial" w:hAnsi="Arial"/>
@@ -19662,7 +19662,7 @@
             <w:pPr>
               <w:spacing w:after="20" w:before="0"/>
             </w:pPr>
-            <w:hyperlink w:history="1" r:id="rIdvkxyycdqxsxmtk9rg9ypj">
+            <w:hyperlink w:history="1" r:id="rIdjnyzpe45k4u8zevzqrk9t">
               <w:r>
                 <w:rPr>
                   <w:rFonts w:ascii="Arial" w:cs="Arial" w:eastAsia="Arial" w:hAnsi="Arial"/>
@@ -19695,7 +19695,7 @@
               <w:spacing w:after="10" w:before="0"/>
               <w:ind w:left="120"/>
             </w:pPr>
-            <w:hyperlink w:history="1" r:id="rId05uswaj5z5xtymsilhk4m">
+            <w:hyperlink w:history="1" r:id="rIdfgf60-kctwfkr-cne4k2p">
               <w:r>
                 <w:rPr>
                   <w:rFonts w:ascii="Arial" w:cs="Arial" w:eastAsia="Arial" w:hAnsi="Arial"/>
@@ -19740,7 +19740,7 @@
             <w:pPr>
               <w:spacing w:after="20" w:before="0"/>
             </w:pPr>
-            <w:hyperlink w:history="1" r:id="rIdylilmz_b5jybsyvlzzezl">
+            <w:hyperlink w:history="1" r:id="rIdtvca5rmbdi_u5tbess1vn">
               <w:r>
                 <w:rPr>
                   <w:rFonts w:ascii="Arial" w:cs="Arial" w:eastAsia="Arial" w:hAnsi="Arial"/>
@@ -19773,7 +19773,7 @@
               <w:spacing w:after="10" w:before="0"/>
               <w:ind w:left="120"/>
             </w:pPr>
-            <w:hyperlink w:history="1" r:id="rIdf3fq7nrvv_rprzk0qhcnv">
+            <w:hyperlink w:history="1" r:id="rIdsdrfhxxsiucddtoldavyi">
               <w:r>
                 <w:rPr>
                   <w:rFonts w:ascii="Arial" w:cs="Arial" w:eastAsia="Arial" w:hAnsi="Arial"/>
@@ -20285,7 +20285,7 @@
         </w:rPr>
         <w:t xml:space="preserve">© 2026 SeaVuria and ARES. Aligned with KICD objectives. Developed by SeaVuria; technical implementation by ARES (with AI assistance from Claude). Licensed under </w:t>
       </w:r>
-      <w:hyperlink w:history="1" r:id="rIdjgqgm4efn2sdem5cspusv">
+      <w:hyperlink w:history="1" r:id="rIdkxmufa1gwr6am5qoplfhv">
         <w:r>
           <w:rPr>
             <w:rFonts w:ascii="Arial" w:cs="Arial" w:eastAsia="Arial" w:hAnsi="Arial"/>
@@ -20306,7 +20306,7 @@
         </w:rPr>
         <w:t xml:space="preserve"> (</w:t>
       </w:r>
-      <w:hyperlink w:history="1" r:id="rIdzbpbko20if5l-urmdiccv">
+      <w:hyperlink w:history="1" r:id="rId4navdgpyqq2smmxioiaie">
         <w:r>
           <w:rPr>
             <w:rFonts w:ascii="Arial" w:cs="Arial" w:eastAsia="Arial" w:hAnsi="Arial"/>
@@ -21319,7 +21319,7 @@
             <w:pPr>
               <w:spacing w:after="20" w:before="0"/>
             </w:pPr>
-            <w:hyperlink w:history="1" r:id="rId6t6utawly072g6vl1jxwg">
+            <w:hyperlink w:history="1" r:id="rIdvuna8awdse194j9hyao3n">
               <w:r>
                 <w:rPr>
                   <w:rFonts w:ascii="Arial" w:cs="Arial" w:eastAsia="Arial" w:hAnsi="Arial"/>
@@ -21352,7 +21352,7 @@
               <w:spacing w:after="10" w:before="0"/>
               <w:ind w:left="120"/>
             </w:pPr>
-            <w:hyperlink w:history="1" r:id="rIdrx3wcnuhalcnotqq_mivz">
+            <w:hyperlink w:history="1" r:id="rIdses4ocz5y0gbgxz8zlnyk">
               <w:r>
                 <w:rPr>
                   <w:rFonts w:ascii="Arial" w:cs="Arial" w:eastAsia="Arial" w:hAnsi="Arial"/>
@@ -21397,7 +21397,7 @@
             <w:pPr>
               <w:spacing w:after="20" w:before="0"/>
             </w:pPr>
-            <w:hyperlink w:history="1" r:id="rIdk_vn57ygiomsctwlac8pm">
+            <w:hyperlink w:history="1" r:id="rIdc9u2zbw6qmoqohxlf8pl1">
               <w:r>
                 <w:rPr>
                   <w:rFonts w:ascii="Arial" w:cs="Arial" w:eastAsia="Arial" w:hAnsi="Arial"/>
@@ -21430,7 +21430,7 @@
               <w:spacing w:after="10" w:before="0"/>
               <w:ind w:left="120"/>
             </w:pPr>
-            <w:hyperlink w:history="1" r:id="rIdgqaakmouuztbod0ev6czc">
+            <w:hyperlink w:history="1" r:id="rIdxg7cfb2eapm3urxn5sp7z">
               <w:r>
                 <w:rPr>
                   <w:rFonts w:ascii="Arial" w:cs="Arial" w:eastAsia="Arial" w:hAnsi="Arial"/>
@@ -21625,7 +21625,7 @@
             <w:pPr>
               <w:spacing w:after="20" w:before="0"/>
             </w:pPr>
-            <w:hyperlink w:history="1" r:id="rId7knnyjsfpxqc61vxrp36k">
+            <w:hyperlink w:history="1" r:id="rIdzscnjjlmnglyaer0h4z1y">
               <w:r>
                 <w:rPr>
                   <w:rFonts w:ascii="Arial" w:cs="Arial" w:eastAsia="Arial" w:hAnsi="Arial"/>
@@ -21658,7 +21658,7 @@
               <w:spacing w:after="10" w:before="0"/>
               <w:ind w:left="120"/>
             </w:pPr>
-            <w:hyperlink w:history="1" r:id="rIdfn4cp4_0x0-_onizbxrmz">
+            <w:hyperlink w:history="1" r:id="rId0c80uerc_rbhgn7vgupiz">
               <w:r>
                 <w:rPr>
                   <w:rFonts w:ascii="Arial" w:cs="Arial" w:eastAsia="Arial" w:hAnsi="Arial"/>
@@ -21703,7 +21703,7 @@
             <w:pPr>
               <w:spacing w:after="20" w:before="0"/>
             </w:pPr>
-            <w:hyperlink w:history="1" r:id="rIdd_enlvjpgnxxwf4ssfisg">
+            <w:hyperlink w:history="1" r:id="rIdqtrtk8l9zxxurbw1khkeq">
               <w:r>
                 <w:rPr>
                   <w:rFonts w:ascii="Arial" w:cs="Arial" w:eastAsia="Arial" w:hAnsi="Arial"/>
@@ -21736,7 +21736,7 @@
               <w:spacing w:after="10" w:before="0"/>
               <w:ind w:left="120"/>
             </w:pPr>
-            <w:hyperlink w:history="1" r:id="rIddhkqc5jrudoly6vbvtew7">
+            <w:hyperlink w:history="1" r:id="rId-zztoi9z1xaxw5bh7gfvb">
               <w:r>
                 <w:rPr>
                   <w:rFonts w:ascii="Arial" w:cs="Arial" w:eastAsia="Arial" w:hAnsi="Arial"/>
@@ -21931,7 +21931,7 @@
             <w:pPr>
               <w:spacing w:after="20" w:before="0"/>
             </w:pPr>
-            <w:hyperlink w:history="1" r:id="rIdav9bms6uiwv1evecfrs7w">
+            <w:hyperlink w:history="1" r:id="rIdhbspf-7jmtdnyvmvfohhq">
               <w:r>
                 <w:rPr>
                   <w:rFonts w:ascii="Arial" w:cs="Arial" w:eastAsia="Arial" w:hAnsi="Arial"/>
@@ -21964,7 +21964,7 @@
               <w:spacing w:after="10" w:before="0"/>
               <w:ind w:left="120"/>
             </w:pPr>
-            <w:hyperlink w:history="1" r:id="rIdqny5-a3g_cgf186njtrbs">
+            <w:hyperlink w:history="1" r:id="rIdxppztywyttxu4myeqmelt">
               <w:r>
                 <w:rPr>
                   <w:rFonts w:ascii="Arial" w:cs="Arial" w:eastAsia="Arial" w:hAnsi="Arial"/>
@@ -22009,7 +22009,7 @@
             <w:pPr>
               <w:spacing w:after="20" w:before="0"/>
             </w:pPr>
-            <w:hyperlink w:history="1" r:id="rIdkv-dkeibee0ywhvgpk_wk">
+            <w:hyperlink w:history="1" r:id="rIdq_m7jyiq4vcedge4wu5c-">
               <w:r>
                 <w:rPr>
                   <w:rFonts w:ascii="Arial" w:cs="Arial" w:eastAsia="Arial" w:hAnsi="Arial"/>
@@ -22042,7 +22042,7 @@
               <w:spacing w:after="10" w:before="0"/>
               <w:ind w:left="120"/>
             </w:pPr>
-            <w:hyperlink w:history="1" r:id="rIdbnkk51dbklhx_dwys45vm">
+            <w:hyperlink w:history="1" r:id="rIdpxoxgzbv4x-nk_u25wezx">
               <w:r>
                 <w:rPr>
                   <w:rFonts w:ascii="Arial" w:cs="Arial" w:eastAsia="Arial" w:hAnsi="Arial"/>
@@ -22237,7 +22237,7 @@
             <w:pPr>
               <w:spacing w:after="20" w:before="0"/>
             </w:pPr>
-            <w:hyperlink w:history="1" r:id="rIda_znfrvx9136ezx85-tlc">
+            <w:hyperlink w:history="1" r:id="rId3iwjhvewczgnfbl5vmecq">
               <w:r>
                 <w:rPr>
                   <w:rFonts w:ascii="Arial" w:cs="Arial" w:eastAsia="Arial" w:hAnsi="Arial"/>
@@ -22270,7 +22270,7 @@
               <w:spacing w:after="10" w:before="0"/>
               <w:ind w:left="120"/>
             </w:pPr>
-            <w:hyperlink w:history="1" r:id="rId-szojjz9dhhlzesmdx4n1">
+            <w:hyperlink w:history="1" r:id="rIdogrn7qgbmwgcutpsf24bl">
               <w:r>
                 <w:rPr>
                   <w:rFonts w:ascii="Arial" w:cs="Arial" w:eastAsia="Arial" w:hAnsi="Arial"/>
@@ -22315,7 +22315,7 @@
             <w:pPr>
               <w:spacing w:after="20" w:before="0"/>
             </w:pPr>
-            <w:hyperlink w:history="1" r:id="rIdyxhzzgm0t85eopifyqisb">
+            <w:hyperlink w:history="1" r:id="rId53rjo_azhtqiipuncvggj">
               <w:r>
                 <w:rPr>
                   <w:rFonts w:ascii="Arial" w:cs="Arial" w:eastAsia="Arial" w:hAnsi="Arial"/>
@@ -22348,7 +22348,7 @@
               <w:spacing w:after="10" w:before="0"/>
               <w:ind w:left="120"/>
             </w:pPr>
-            <w:hyperlink w:history="1" r:id="rIdgi2jmzx4clca9mtcgvlfl">
+            <w:hyperlink w:history="1" r:id="rId73o0nnrrbxqhswizecmhs">
               <w:r>
                 <w:rPr>
                   <w:rFonts w:ascii="Arial" w:cs="Arial" w:eastAsia="Arial" w:hAnsi="Arial"/>
@@ -22543,7 +22543,7 @@
             <w:pPr>
               <w:spacing w:after="20" w:before="0"/>
             </w:pPr>
-            <w:hyperlink w:history="1" r:id="rIdi1_8e_kw8q8rt11textin">
+            <w:hyperlink w:history="1" r:id="rId7zah-rwsuda-7brqf1xhe">
               <w:r>
                 <w:rPr>
                   <w:rFonts w:ascii="Arial" w:cs="Arial" w:eastAsia="Arial" w:hAnsi="Arial"/>
@@ -22576,7 +22576,7 @@
               <w:spacing w:after="10" w:before="0"/>
               <w:ind w:left="120"/>
             </w:pPr>
-            <w:hyperlink w:history="1" r:id="rIdhgpq4eonrilid9hqjgt8c">
+            <w:hyperlink w:history="1" r:id="rIdooomm7k3mclrwnltmejmy">
               <w:r>
                 <w:rPr>
                   <w:rFonts w:ascii="Arial" w:cs="Arial" w:eastAsia="Arial" w:hAnsi="Arial"/>
@@ -22621,7 +22621,7 @@
             <w:pPr>
               <w:spacing w:after="20" w:before="0"/>
             </w:pPr>
-            <w:hyperlink w:history="1" r:id="rIdxp75tn2ejf2hmrew3_izs">
+            <w:hyperlink w:history="1" r:id="rIduajesanakjisb1w_beu41">
               <w:r>
                 <w:rPr>
                   <w:rFonts w:ascii="Arial" w:cs="Arial" w:eastAsia="Arial" w:hAnsi="Arial"/>
@@ -22654,7 +22654,7 @@
               <w:spacing w:after="10" w:before="0"/>
               <w:ind w:left="120"/>
             </w:pPr>
-            <w:hyperlink w:history="1" r:id="rIdofgrlevyfemhyb9ccpkjh">
+            <w:hyperlink w:history="1" r:id="rIdyimamlu8oo5jpfcxs_bct">
               <w:r>
                 <w:rPr>
                   <w:rFonts w:ascii="Arial" w:cs="Arial" w:eastAsia="Arial" w:hAnsi="Arial"/>
@@ -23166,7 +23166,7 @@
         </w:rPr>
         <w:t xml:space="preserve">© 2026 SeaVuria and ARES. Aligned with KICD objectives. Developed by SeaVuria; technical implementation by ARES (with AI assistance from Claude). Licensed under </w:t>
       </w:r>
-      <w:hyperlink w:history="1" r:id="rIdift4131xieedpvn-ufzyz">
+      <w:hyperlink w:history="1" r:id="rId2y__9pt4zbcnxw69_jbcv">
         <w:r>
           <w:rPr>
             <w:rFonts w:ascii="Arial" w:cs="Arial" w:eastAsia="Arial" w:hAnsi="Arial"/>
@@ -23187,7 +23187,7 @@
         </w:rPr>
         <w:t xml:space="preserve"> (</w:t>
       </w:r>
-      <w:hyperlink w:history="1" r:id="rIdgynyox-7gqbwrqpf2-pil">
+      <w:hyperlink w:history="1" r:id="rIdovfovlwkuiew4xrtcj9ls">
         <w:r>
           <w:rPr>
             <w:rFonts w:ascii="Arial" w:cs="Arial" w:eastAsia="Arial" w:hAnsi="Arial"/>
@@ -24200,7 +24200,7 @@
             <w:pPr>
               <w:spacing w:after="20" w:before="0"/>
             </w:pPr>
-            <w:hyperlink w:history="1" r:id="rIdfzyr981pfo_esnprzmswy">
+            <w:hyperlink w:history="1" r:id="rId4bf2gzy4l8bpcobl_y009">
               <w:r>
                 <w:rPr>
                   <w:rFonts w:ascii="Arial" w:cs="Arial" w:eastAsia="Arial" w:hAnsi="Arial"/>
@@ -24233,7 +24233,7 @@
               <w:spacing w:after="10" w:before="0"/>
               <w:ind w:left="120"/>
             </w:pPr>
-            <w:hyperlink w:history="1" r:id="rIdnm40babeobjdk-czxugai">
+            <w:hyperlink w:history="1" r:id="rId3krg15hyzgqtp4c9cljyx">
               <w:r>
                 <w:rPr>
                   <w:rFonts w:ascii="Arial" w:cs="Arial" w:eastAsia="Arial" w:hAnsi="Arial"/>
@@ -24278,7 +24278,7 @@
             <w:pPr>
               <w:spacing w:after="20" w:before="0"/>
             </w:pPr>
-            <w:hyperlink w:history="1" r:id="rId64esmn0g7gd-5irdtwy2r">
+            <w:hyperlink w:history="1" r:id="rIdsotbzrbpmonazxczfxdf1">
               <w:r>
                 <w:rPr>
                   <w:rFonts w:ascii="Arial" w:cs="Arial" w:eastAsia="Arial" w:hAnsi="Arial"/>
@@ -24311,7 +24311,7 @@
               <w:spacing w:after="10" w:before="0"/>
               <w:ind w:left="120"/>
             </w:pPr>
-            <w:hyperlink w:history="1" r:id="rIdecssnhw-9t1zl5tiwkow_">
+            <w:hyperlink w:history="1" r:id="rIdxnakr7lxsucamrxhurxc1">
               <w:r>
                 <w:rPr>
                   <w:rFonts w:ascii="Arial" w:cs="Arial" w:eastAsia="Arial" w:hAnsi="Arial"/>
@@ -24506,7 +24506,7 @@
             <w:pPr>
               <w:spacing w:after="20" w:before="0"/>
             </w:pPr>
-            <w:hyperlink w:history="1" r:id="rIdloruuofunwgqfnztjjczi">
+            <w:hyperlink w:history="1" r:id="rIdnaib0jdszjvajl6gvbt7m">
               <w:r>
                 <w:rPr>
                   <w:rFonts w:ascii="Arial" w:cs="Arial" w:eastAsia="Arial" w:hAnsi="Arial"/>
@@ -24539,7 +24539,7 @@
               <w:spacing w:after="10" w:before="0"/>
               <w:ind w:left="120"/>
             </w:pPr>
-            <w:hyperlink w:history="1" r:id="rIdege-crjen-gc5zkl8usva">
+            <w:hyperlink w:history="1" r:id="rIdqgtplbufpo0mi-wbfaqo_">
               <w:r>
                 <w:rPr>
                   <w:rFonts w:ascii="Arial" w:cs="Arial" w:eastAsia="Arial" w:hAnsi="Arial"/>
@@ -24584,7 +24584,7 @@
             <w:pPr>
               <w:spacing w:after="20" w:before="0"/>
             </w:pPr>
-            <w:hyperlink w:history="1" r:id="rIdszgdmbrtzjuqw7wozz6ki">
+            <w:hyperlink w:history="1" r:id="rIdjka6z1iathgjl5qhorzvt">
               <w:r>
                 <w:rPr>
                   <w:rFonts w:ascii="Arial" w:cs="Arial" w:eastAsia="Arial" w:hAnsi="Arial"/>
@@ -24617,7 +24617,7 @@
               <w:spacing w:after="10" w:before="0"/>
               <w:ind w:left="120"/>
             </w:pPr>
-            <w:hyperlink w:history="1" r:id="rIdoo4fcvtcoi5ldb_v3o-lx">
+            <w:hyperlink w:history="1" r:id="rIdm8irzjvyqq-wbynf4ggu6">
               <w:r>
                 <w:rPr>
                   <w:rFonts w:ascii="Arial" w:cs="Arial" w:eastAsia="Arial" w:hAnsi="Arial"/>
@@ -24812,7 +24812,7 @@
             <w:pPr>
               <w:spacing w:after="20" w:before="0"/>
             </w:pPr>
-            <w:hyperlink w:history="1" r:id="rId-xdfgoqp-u0uma5r-xmdg">
+            <w:hyperlink w:history="1" r:id="rIdvzt4ynunu7omt2zk38gqb">
               <w:r>
                 <w:rPr>
                   <w:rFonts w:ascii="Arial" w:cs="Arial" w:eastAsia="Arial" w:hAnsi="Arial"/>
@@ -24845,7 +24845,7 @@
               <w:spacing w:after="10" w:before="0"/>
               <w:ind w:left="120"/>
             </w:pPr>
-            <w:hyperlink w:history="1" r:id="rIdg3tnlrcgbyrozfxwpmrlt">
+            <w:hyperlink w:history="1" r:id="rIdhfx50img8j8qzem-kxapz">
               <w:r>
                 <w:rPr>
                   <w:rFonts w:ascii="Arial" w:cs="Arial" w:eastAsia="Arial" w:hAnsi="Arial"/>
@@ -24890,7 +24890,7 @@
             <w:pPr>
               <w:spacing w:after="20" w:before="0"/>
             </w:pPr>
-            <w:hyperlink w:history="1" r:id="rIdmrxjebcbahhyja6ltxtwg">
+            <w:hyperlink w:history="1" r:id="rIdt84jdipjtuu3pidnxvk4h">
               <w:r>
                 <w:rPr>
                   <w:rFonts w:ascii="Arial" w:cs="Arial" w:eastAsia="Arial" w:hAnsi="Arial"/>
@@ -24923,7 +24923,7 @@
               <w:spacing w:after="10" w:before="0"/>
               <w:ind w:left="120"/>
             </w:pPr>
-            <w:hyperlink w:history="1" r:id="rId4xylalkntrs-biq7j1krm">
+            <w:hyperlink w:history="1" r:id="rIdwpb0n_ukizocaodqb3zd7">
               <w:r>
                 <w:rPr>
                   <w:rFonts w:ascii="Arial" w:cs="Arial" w:eastAsia="Arial" w:hAnsi="Arial"/>
@@ -25118,7 +25118,7 @@
             <w:pPr>
               <w:spacing w:after="20" w:before="0"/>
             </w:pPr>
-            <w:hyperlink w:history="1" r:id="rIdykklsbybemjlgp8b-v4ep">
+            <w:hyperlink w:history="1" r:id="rIdnwqjoo8aquws4mx15wa0x">
               <w:r>
                 <w:rPr>
                   <w:rFonts w:ascii="Arial" w:cs="Arial" w:eastAsia="Arial" w:hAnsi="Arial"/>
@@ -25151,7 +25151,7 @@
               <w:spacing w:after="10" w:before="0"/>
               <w:ind w:left="120"/>
             </w:pPr>
-            <w:hyperlink w:history="1" r:id="rId6ltrtprtxkx1hv9k2raxa">
+            <w:hyperlink w:history="1" r:id="rIdnax-7eg9xcgkwa6la7nvl">
               <w:r>
                 <w:rPr>
                   <w:rFonts w:ascii="Arial" w:cs="Arial" w:eastAsia="Arial" w:hAnsi="Arial"/>
@@ -25196,7 +25196,7 @@
             <w:pPr>
               <w:spacing w:after="20" w:before="0"/>
             </w:pPr>
-            <w:hyperlink w:history="1" r:id="rIdyclrztrzesav24kfldz1w">
+            <w:hyperlink w:history="1" r:id="rIdwdih-1v3eetbvobzenjjz">
               <w:r>
                 <w:rPr>
                   <w:rFonts w:ascii="Arial" w:cs="Arial" w:eastAsia="Arial" w:hAnsi="Arial"/>
@@ -25229,7 +25229,7 @@
               <w:spacing w:after="10" w:before="0"/>
               <w:ind w:left="120"/>
             </w:pPr>
-            <w:hyperlink w:history="1" r:id="rIdipbkexf9mp5am59e-nqbs">
+            <w:hyperlink w:history="1" r:id="rIdg9duhkmg_wuzfoz_tcczm">
               <w:r>
                 <w:rPr>
                   <w:rFonts w:ascii="Arial" w:cs="Arial" w:eastAsia="Arial" w:hAnsi="Arial"/>
@@ -25424,7 +25424,7 @@
             <w:pPr>
               <w:spacing w:after="20" w:before="0"/>
             </w:pPr>
-            <w:hyperlink w:history="1" r:id="rIdv29uc4f54lgpon0ncadz8">
+            <w:hyperlink w:history="1" r:id="rIdg_ck7b6jfdyncuveofs5t">
               <w:r>
                 <w:rPr>
                   <w:rFonts w:ascii="Arial" w:cs="Arial" w:eastAsia="Arial" w:hAnsi="Arial"/>
@@ -25457,7 +25457,7 @@
               <w:spacing w:after="10" w:before="0"/>
               <w:ind w:left="120"/>
             </w:pPr>
-            <w:hyperlink w:history="1" r:id="rIdkcpksxrvriuuhnc4y_5od">
+            <w:hyperlink w:history="1" r:id="rIdm7m1zefowzuqgmsa3q7gi">
               <w:r>
                 <w:rPr>
                   <w:rFonts w:ascii="Arial" w:cs="Arial" w:eastAsia="Arial" w:hAnsi="Arial"/>
@@ -25502,7 +25502,7 @@
             <w:pPr>
               <w:spacing w:after="20" w:before="0"/>
             </w:pPr>
-            <w:hyperlink w:history="1" r:id="rIdsx0kjluovfddwd80rrli4">
+            <w:hyperlink w:history="1" r:id="rIdzzfigega7-ftmxkebhgiy">
               <w:r>
                 <w:rPr>
                   <w:rFonts w:ascii="Arial" w:cs="Arial" w:eastAsia="Arial" w:hAnsi="Arial"/>
@@ -25535,7 +25535,7 @@
               <w:spacing w:after="10" w:before="0"/>
               <w:ind w:left="120"/>
             </w:pPr>
-            <w:hyperlink w:history="1" r:id="rIdn1ikdcy43wbm7srjcgpa2">
+            <w:hyperlink w:history="1" r:id="rId8yuxm0pn_cvcbgr73z8hc">
               <w:r>
                 <w:rPr>
                   <w:rFonts w:ascii="Arial" w:cs="Arial" w:eastAsia="Arial" w:hAnsi="Arial"/>
@@ -26047,7 +26047,7 @@
         </w:rPr>
         <w:t xml:space="preserve">© 2026 SeaVuria and ARES. Aligned with KICD objectives. Developed by SeaVuria; technical implementation by ARES (with AI assistance from Claude). Licensed under </w:t>
       </w:r>
-      <w:hyperlink w:history="1" r:id="rIdysz0aq69tyacjz0efm6m4">
+      <w:hyperlink w:history="1" r:id="rIdg3ybtpxotvaxqqnf3u7dr">
         <w:r>
           <w:rPr>
             <w:rFonts w:ascii="Arial" w:cs="Arial" w:eastAsia="Arial" w:hAnsi="Arial"/>
@@ -26068,7 +26068,7 @@
         </w:rPr>
         <w:t xml:space="preserve"> (</w:t>
       </w:r>
-      <w:hyperlink w:history="1" r:id="rId1lhbskx312ykdzfae99ac">
+      <w:hyperlink w:history="1" r:id="rIdwqt4rs0v2nzkq5jterxas">
         <w:r>
           <w:rPr>
             <w:rFonts w:ascii="Arial" w:cs="Arial" w:eastAsia="Arial" w:hAnsi="Arial"/>

--- a/data/outputs/v2/Essential_Mathematics/SS2.3_Trigonometry/Essential_Mathematics_Trigonometry_CBE_LessonSequence.docx
+++ b/data/outputs/v2/Essential_Mathematics/SS2.3_Trigonometry/Essential_Mathematics_Trigonometry_CBE_LessonSequence.docx
@@ -2587,7 +2587,7 @@
         </w:rPr>
         <w:t xml:space="preserve">© 2026 SeaVuria and ARES. This work is licensed under a </w:t>
       </w:r>
-      <w:hyperlink w:history="1" r:id="rIdzi56sgc71lo7iyfiola1d">
+      <w:hyperlink w:history="1" r:id="rId401yhshuoovesnt56gvxa">
         <w:r>
           <w:rPr>
             <w:rFonts w:ascii="Arial" w:cs="Arial" w:eastAsia="Arial" w:hAnsi="Arial"/>
@@ -2607,7 +2607,7 @@
         </w:rPr>
         <w:t xml:space="preserve"> (</w:t>
       </w:r>
-      <w:hyperlink w:history="1" r:id="rIdjep5gb-0lbmkfpvb_ey5u">
+      <w:hyperlink w:history="1" r:id="rIdkr3yoeix8rhvwyjxyz9jl">
         <w:r>
           <w:rPr>
             <w:rFonts w:ascii="Arial" w:cs="Arial" w:eastAsia="Arial" w:hAnsi="Arial"/>
@@ -2627,7 +2627,7 @@
         </w:rPr>
         <w:t xml:space="preserve">). To view a copy of this license, visit </w:t>
       </w:r>
-      <w:hyperlink w:history="1" r:id="rId9h5ejsatkjfn30bugskjc">
+      <w:hyperlink w:history="1" r:id="rId-qr8yhf1z4rk6bb_dhjto">
         <w:r>
           <w:rPr>
             <w:rFonts w:ascii="Arial" w:cs="Arial" w:eastAsia="Arial" w:hAnsi="Arial"/>
@@ -3639,7 +3639,7 @@
             <w:pPr>
               <w:spacing w:after="20" w:before="0"/>
             </w:pPr>
-            <w:hyperlink w:history="1" r:id="rIdar0l69llawzdqf-zqbuhp">
+            <w:hyperlink w:history="1" r:id="rId_2kezzcd2okpr0a8s4q88">
               <w:r>
                 <w:rPr>
                   <w:rFonts w:ascii="Arial" w:cs="Arial" w:eastAsia="Arial" w:hAnsi="Arial"/>
@@ -3672,7 +3672,7 @@
               <w:spacing w:after="10" w:before="0"/>
               <w:ind w:left="120"/>
             </w:pPr>
-            <w:hyperlink w:history="1" r:id="rIdicav1fhsgjbxzsa8txkjp">
+            <w:hyperlink w:history="1" r:id="rIdih2_plxiha_elivwjf6ls">
               <w:r>
                 <w:rPr>
                   <w:rFonts w:ascii="Arial" w:cs="Arial" w:eastAsia="Arial" w:hAnsi="Arial"/>
@@ -3717,7 +3717,7 @@
             <w:pPr>
               <w:spacing w:after="20" w:before="0"/>
             </w:pPr>
-            <w:hyperlink w:history="1" r:id="rIdeoadtkpougtuq6u1jjbbc">
+            <w:hyperlink w:history="1" r:id="rIdti5hbyr6l2vc9xvl7bssx">
               <w:r>
                 <w:rPr>
                   <w:rFonts w:ascii="Arial" w:cs="Arial" w:eastAsia="Arial" w:hAnsi="Arial"/>
@@ -3750,7 +3750,7 @@
               <w:spacing w:after="10" w:before="0"/>
               <w:ind w:left="120"/>
             </w:pPr>
-            <w:hyperlink w:history="1" r:id="rIdjxwefbih4jarapg2zlyri">
+            <w:hyperlink w:history="1" r:id="rIdx2ddtt4duyuoablyl6ai8">
               <w:r>
                 <w:rPr>
                   <w:rFonts w:ascii="Arial" w:cs="Arial" w:eastAsia="Arial" w:hAnsi="Arial"/>
@@ -3945,7 +3945,7 @@
             <w:pPr>
               <w:spacing w:after="20" w:before="0"/>
             </w:pPr>
-            <w:hyperlink w:history="1" r:id="rIdazs3cdbwdzgj3ybz8lpvk">
+            <w:hyperlink w:history="1" r:id="rIdcmywog9srk9c2rb3sq1ts">
               <w:r>
                 <w:rPr>
                   <w:rFonts w:ascii="Arial" w:cs="Arial" w:eastAsia="Arial" w:hAnsi="Arial"/>
@@ -3978,7 +3978,7 @@
               <w:spacing w:after="10" w:before="0"/>
               <w:ind w:left="120"/>
             </w:pPr>
-            <w:hyperlink w:history="1" r:id="rIdrm_l2t0l_9mdlgsmjjhpc">
+            <w:hyperlink w:history="1" r:id="rIdq0v20sq7whzljc8jvjk8m">
               <w:r>
                 <w:rPr>
                   <w:rFonts w:ascii="Arial" w:cs="Arial" w:eastAsia="Arial" w:hAnsi="Arial"/>
@@ -4023,7 +4023,7 @@
             <w:pPr>
               <w:spacing w:after="20" w:before="0"/>
             </w:pPr>
-            <w:hyperlink w:history="1" r:id="rIdxbcqng67bnexjbdkl3ytv">
+            <w:hyperlink w:history="1" r:id="rIdoqji1gfvgd_kgzk7qjxe9">
               <w:r>
                 <w:rPr>
                   <w:rFonts w:ascii="Arial" w:cs="Arial" w:eastAsia="Arial" w:hAnsi="Arial"/>
@@ -4056,7 +4056,7 @@
               <w:spacing w:after="10" w:before="0"/>
               <w:ind w:left="120"/>
             </w:pPr>
-            <w:hyperlink w:history="1" r:id="rIdyxw48ziz69v5cp9hflgo3">
+            <w:hyperlink w:history="1" r:id="rIdr2apwyfd8s3u2jlkvd7le">
               <w:r>
                 <w:rPr>
                   <w:rFonts w:ascii="Arial" w:cs="Arial" w:eastAsia="Arial" w:hAnsi="Arial"/>
@@ -4251,7 +4251,7 @@
             <w:pPr>
               <w:spacing w:after="20" w:before="0"/>
             </w:pPr>
-            <w:hyperlink w:history="1" r:id="rIdgfgo9g-5jyoid43vk2ajo">
+            <w:hyperlink w:history="1" r:id="rId2iqoabzhvl4tzmd2vxgnu">
               <w:r>
                 <w:rPr>
                   <w:rFonts w:ascii="Arial" w:cs="Arial" w:eastAsia="Arial" w:hAnsi="Arial"/>
@@ -4300,7 +4300,7 @@
               <w:spacing w:after="10" w:before="0"/>
               <w:ind w:left="120"/>
             </w:pPr>
-            <w:hyperlink w:history="1" r:id="rId2dwoc1wjijhht_9irxlog">
+            <w:hyperlink w:history="1" r:id="rIdit0yti2szfblc8k21aw1u">
               <w:r>
                 <w:rPr>
                   <w:rFonts w:ascii="Arial" w:cs="Arial" w:eastAsia="Arial" w:hAnsi="Arial"/>
@@ -4345,7 +4345,7 @@
             <w:pPr>
               <w:spacing w:after="20" w:before="0"/>
             </w:pPr>
-            <w:hyperlink w:history="1" r:id="rIditgygdalom1iujy1jszrs">
+            <w:hyperlink w:history="1" r:id="rIdqcq8tj5llghj883u_nuzc">
               <w:r>
                 <w:rPr>
                   <w:rFonts w:ascii="Arial" w:cs="Arial" w:eastAsia="Arial" w:hAnsi="Arial"/>
@@ -4378,7 +4378,7 @@
               <w:spacing w:after="10" w:before="0"/>
               <w:ind w:left="120"/>
             </w:pPr>
-            <w:hyperlink w:history="1" r:id="rIdw-u3z4fzeeyhlxhznkc59">
+            <w:hyperlink w:history="1" r:id="rIdws3eb9iutkzxr6ianqocc">
               <w:r>
                 <w:rPr>
                   <w:rFonts w:ascii="Arial" w:cs="Arial" w:eastAsia="Arial" w:hAnsi="Arial"/>
@@ -4573,7 +4573,7 @@
             <w:pPr>
               <w:spacing w:after="20" w:before="0"/>
             </w:pPr>
-            <w:hyperlink w:history="1" r:id="rIdosisnemynkyxwyqla6lae">
+            <w:hyperlink w:history="1" r:id="rId0t-lw8evonwbvexmxrzdb">
               <w:r>
                 <w:rPr>
                   <w:rFonts w:ascii="Arial" w:cs="Arial" w:eastAsia="Arial" w:hAnsi="Arial"/>
@@ -4606,7 +4606,7 @@
               <w:spacing w:after="10" w:before="0"/>
               <w:ind w:left="120"/>
             </w:pPr>
-            <w:hyperlink w:history="1" r:id="rIdm80gcc51sxr2mb4be0xtk">
+            <w:hyperlink w:history="1" r:id="rId5vypgmaclhcgid6y3moiu">
               <w:r>
                 <w:rPr>
                   <w:rFonts w:ascii="Arial" w:cs="Arial" w:eastAsia="Arial" w:hAnsi="Arial"/>
@@ -4651,7 +4651,7 @@
             <w:pPr>
               <w:spacing w:after="20" w:before="0"/>
             </w:pPr>
-            <w:hyperlink w:history="1" r:id="rIdugp96kogbmiybjvjzuzz_">
+            <w:hyperlink w:history="1" r:id="rIdypuat6nktuwg7sxg5ftdc">
               <w:r>
                 <w:rPr>
                   <w:rFonts w:ascii="Arial" w:cs="Arial" w:eastAsia="Arial" w:hAnsi="Arial"/>
@@ -4684,7 +4684,7 @@
               <w:spacing w:after="10" w:before="0"/>
               <w:ind w:left="120"/>
             </w:pPr>
-            <w:hyperlink w:history="1" r:id="rIdkzbcywd37a0pil4dzxvo2">
+            <w:hyperlink w:history="1" r:id="rIdq3s_5sqmiqpbzmxsgo5hb">
               <w:r>
                 <w:rPr>
                   <w:rFonts w:ascii="Arial" w:cs="Arial" w:eastAsia="Arial" w:hAnsi="Arial"/>
@@ -4879,7 +4879,7 @@
             <w:pPr>
               <w:spacing w:after="20" w:before="0"/>
             </w:pPr>
-            <w:hyperlink w:history="1" r:id="rIdpje_w9q_eindpbmhyrou2">
+            <w:hyperlink w:history="1" r:id="rIdtwhvml7gedkkkpay10r9a">
               <w:r>
                 <w:rPr>
                   <w:rFonts w:ascii="Arial" w:cs="Arial" w:eastAsia="Arial" w:hAnsi="Arial"/>
@@ -4912,7 +4912,7 @@
               <w:spacing w:after="10" w:before="0"/>
               <w:ind w:left="120"/>
             </w:pPr>
-            <w:hyperlink w:history="1" r:id="rId1w-tlr3-iwq3jdd4yp7u_">
+            <w:hyperlink w:history="1" r:id="rId8pyrnque2pnurysl2dnir">
               <w:r>
                 <w:rPr>
                   <w:rFonts w:ascii="Arial" w:cs="Arial" w:eastAsia="Arial" w:hAnsi="Arial"/>
@@ -4957,7 +4957,7 @@
             <w:pPr>
               <w:spacing w:after="20" w:before="0"/>
             </w:pPr>
-            <w:hyperlink w:history="1" r:id="rIdfthe_pkyhnvusc-hbhyky">
+            <w:hyperlink w:history="1" r:id="rIdzilubbmr3budd88x95twz">
               <w:r>
                 <w:rPr>
                   <w:rFonts w:ascii="Arial" w:cs="Arial" w:eastAsia="Arial" w:hAnsi="Arial"/>
@@ -5006,7 +5006,7 @@
               <w:spacing w:after="10" w:before="0"/>
               <w:ind w:left="120"/>
             </w:pPr>
-            <w:hyperlink w:history="1" r:id="rIdxclh_mogpomocy0dkiyws">
+            <w:hyperlink w:history="1" r:id="rIdz09bbcfvvc1jad9mzpqlx">
               <w:r>
                 <w:rPr>
                   <w:rFonts w:ascii="Arial" w:cs="Arial" w:eastAsia="Arial" w:hAnsi="Arial"/>
@@ -5594,7 +5594,7 @@
         </w:rPr>
         <w:t xml:space="preserve">© 2026 SeaVuria and ARES. Aligned with KICD objectives. Developed by SeaVuria; technical implementation by ARES (with AI assistance from Claude). Licensed under </w:t>
       </w:r>
-      <w:hyperlink w:history="1" r:id="rIdjaydr3zfjw1awvgexn6zu">
+      <w:hyperlink w:history="1" r:id="rIdri-ebs_bq43oghehqodjf">
         <w:r>
           <w:rPr>
             <w:rFonts w:ascii="Arial" w:cs="Arial" w:eastAsia="Arial" w:hAnsi="Arial"/>
@@ -5615,7 +5615,7 @@
         </w:rPr>
         <w:t xml:space="preserve"> (</w:t>
       </w:r>
-      <w:hyperlink w:history="1" r:id="rIdfdu2mmqjgugjiobdlzcls">
+      <w:hyperlink w:history="1" r:id="rIdro_kzhhkxbs4hwtg4zvfo">
         <w:r>
           <w:rPr>
             <w:rFonts w:ascii="Arial" w:cs="Arial" w:eastAsia="Arial" w:hAnsi="Arial"/>
@@ -6711,7 +6711,7 @@
             <w:pPr>
               <w:spacing w:after="20" w:before="0"/>
             </w:pPr>
-            <w:hyperlink w:history="1" r:id="rIdvfuemattltyblvbovocq-">
+            <w:hyperlink w:history="1" r:id="rIdxjfjumej0jmbnrsm7ocgf">
               <w:r>
                 <w:rPr>
                   <w:rFonts w:ascii="Arial" w:cs="Arial" w:eastAsia="Arial" w:hAnsi="Arial"/>
@@ -6760,7 +6760,7 @@
               <w:spacing w:after="10" w:before="0"/>
               <w:ind w:left="120"/>
             </w:pPr>
-            <w:hyperlink w:history="1" r:id="rIduyl4ogowp3-ugpcuu6yne">
+            <w:hyperlink w:history="1" r:id="rIdpw40wqehfwq2stfroytmk">
               <w:r>
                 <w:rPr>
                   <w:rFonts w:ascii="Arial" w:cs="Arial" w:eastAsia="Arial" w:hAnsi="Arial"/>
@@ -6805,7 +6805,7 @@
             <w:pPr>
               <w:spacing w:after="20" w:before="0"/>
             </w:pPr>
-            <w:hyperlink w:history="1" r:id="rIdnqemmpgpabyf0czvzgumm">
+            <w:hyperlink w:history="1" r:id="rId9vxyo-48xb6xvcopudx5b">
               <w:r>
                 <w:rPr>
                   <w:rFonts w:ascii="Arial" w:cs="Arial" w:eastAsia="Arial" w:hAnsi="Arial"/>
@@ -6838,7 +6838,7 @@
               <w:spacing w:after="10" w:before="0"/>
               <w:ind w:left="120"/>
             </w:pPr>
-            <w:hyperlink w:history="1" r:id="rId5mzlu6wnhkh_yiq48ou0r">
+            <w:hyperlink w:history="1" r:id="rIdhlr-zkfdp1rnir_ffg7og">
               <w:r>
                 <w:rPr>
                   <w:rFonts w:ascii="Arial" w:cs="Arial" w:eastAsia="Arial" w:hAnsi="Arial"/>
@@ -7033,7 +7033,7 @@
             <w:pPr>
               <w:spacing w:after="20" w:before="0"/>
             </w:pPr>
-            <w:hyperlink w:history="1" r:id="rIdu9mhws4uvuocjultkkpow">
+            <w:hyperlink w:history="1" r:id="rIdfagfhdy3oeeae9i7jo37l">
               <w:r>
                 <w:rPr>
                   <w:rFonts w:ascii="Arial" w:cs="Arial" w:eastAsia="Arial" w:hAnsi="Arial"/>
@@ -7082,7 +7082,7 @@
               <w:spacing w:after="10" w:before="0"/>
               <w:ind w:left="120"/>
             </w:pPr>
-            <w:hyperlink w:history="1" r:id="rIdwagnbe7eziuzyn0zvvpfd">
+            <w:hyperlink w:history="1" r:id="rId1rlbsg2zakswwkaoermxh">
               <w:r>
                 <w:rPr>
                   <w:rFonts w:ascii="Arial" w:cs="Arial" w:eastAsia="Arial" w:hAnsi="Arial"/>
@@ -7127,7 +7127,7 @@
             <w:pPr>
               <w:spacing w:after="20" w:before="0"/>
             </w:pPr>
-            <w:hyperlink w:history="1" r:id="rIdepie_xvf9dft4kclxs7go">
+            <w:hyperlink w:history="1" r:id="rIdefrmnasxerxzyv95lvdzu">
               <w:r>
                 <w:rPr>
                   <w:rFonts w:ascii="Arial" w:cs="Arial" w:eastAsia="Arial" w:hAnsi="Arial"/>
@@ -7160,7 +7160,7 @@
               <w:spacing w:after="10" w:before="0"/>
               <w:ind w:left="120"/>
             </w:pPr>
-            <w:hyperlink w:history="1" r:id="rIdbulk45oqhnhbmzl9a_ynd">
+            <w:hyperlink w:history="1" r:id="rIdhrqhw4cq1f0c0gya9w1fn">
               <w:r>
                 <w:rPr>
                   <w:rFonts w:ascii="Arial" w:cs="Arial" w:eastAsia="Arial" w:hAnsi="Arial"/>
@@ -7355,7 +7355,7 @@
             <w:pPr>
               <w:spacing w:after="20" w:before="0"/>
             </w:pPr>
-            <w:hyperlink w:history="1" r:id="rIdhjskfc-en533mgnu_zeiz">
+            <w:hyperlink w:history="1" r:id="rIdgvzhsdhqwn6stvatq5jhi">
               <w:r>
                 <w:rPr>
                   <w:rFonts w:ascii="Arial" w:cs="Arial" w:eastAsia="Arial" w:hAnsi="Arial"/>
@@ -7404,7 +7404,7 @@
               <w:spacing w:after="10" w:before="0"/>
               <w:ind w:left="120"/>
             </w:pPr>
-            <w:hyperlink w:history="1" r:id="rIdpyxkylexzblgqloycbfvp">
+            <w:hyperlink w:history="1" r:id="rIdv-p5f-nyopusahhsozzu7">
               <w:r>
                 <w:rPr>
                   <w:rFonts w:ascii="Arial" w:cs="Arial" w:eastAsia="Arial" w:hAnsi="Arial"/>
@@ -7449,7 +7449,7 @@
             <w:pPr>
               <w:spacing w:after="20" w:before="0"/>
             </w:pPr>
-            <w:hyperlink w:history="1" r:id="rIdhic2tmkiuoj1pvwfpdszc">
+            <w:hyperlink w:history="1" r:id="rIdz8opi_1xdoi0wbfvhddzd">
               <w:r>
                 <w:rPr>
                   <w:rFonts w:ascii="Arial" w:cs="Arial" w:eastAsia="Arial" w:hAnsi="Arial"/>
@@ -7498,7 +7498,7 @@
               <w:spacing w:after="10" w:before="0"/>
               <w:ind w:left="120"/>
             </w:pPr>
-            <w:hyperlink w:history="1" r:id="rIdsselpgaxctay9zyy7e6cd">
+            <w:hyperlink w:history="1" r:id="rIdqun-jjwkfn0xl9uv7ll62">
               <w:r>
                 <w:rPr>
                   <w:rFonts w:ascii="Arial" w:cs="Arial" w:eastAsia="Arial" w:hAnsi="Arial"/>
@@ -7693,7 +7693,7 @@
             <w:pPr>
               <w:spacing w:after="20" w:before="0"/>
             </w:pPr>
-            <w:hyperlink w:history="1" r:id="rIdbdar4edbbxd7aejcgxje7">
+            <w:hyperlink w:history="1" r:id="rIdbiuywilw1tdk8byeek6ol">
               <w:r>
                 <w:rPr>
                   <w:rFonts w:ascii="Arial" w:cs="Arial" w:eastAsia="Arial" w:hAnsi="Arial"/>
@@ -7742,7 +7742,7 @@
               <w:spacing w:after="10" w:before="0"/>
               <w:ind w:left="120"/>
             </w:pPr>
-            <w:hyperlink w:history="1" r:id="rId86la7k62uxf2j__m173fb">
+            <w:hyperlink w:history="1" r:id="rIdlcea94j0e5rcte6vdml17">
               <w:r>
                 <w:rPr>
                   <w:rFonts w:ascii="Arial" w:cs="Arial" w:eastAsia="Arial" w:hAnsi="Arial"/>
@@ -7787,7 +7787,7 @@
             <w:pPr>
               <w:spacing w:after="20" w:before="0"/>
             </w:pPr>
-            <w:hyperlink w:history="1" r:id="rIdrzecvyxrcfgnza7tv4gqa">
+            <w:hyperlink w:history="1" r:id="rIdhrm1rna_a5t01puf3tgoh">
               <w:r>
                 <w:rPr>
                   <w:rFonts w:ascii="Arial" w:cs="Arial" w:eastAsia="Arial" w:hAnsi="Arial"/>
@@ -7836,7 +7836,7 @@
               <w:spacing w:after="10" w:before="0"/>
               <w:ind w:left="120"/>
             </w:pPr>
-            <w:hyperlink w:history="1" r:id="rIdvhmwmqqifuaoohry69hxl">
+            <w:hyperlink w:history="1" r:id="rIdsodm6bo6g_x0p57eos-4e">
               <w:r>
                 <w:rPr>
                   <w:rFonts w:ascii="Arial" w:cs="Arial" w:eastAsia="Arial" w:hAnsi="Arial"/>
@@ -8031,7 +8031,7 @@
             <w:pPr>
               <w:spacing w:after="20" w:before="0"/>
             </w:pPr>
-            <w:hyperlink w:history="1" r:id="rIdm8dnbked7vjlzn9y5xgly">
+            <w:hyperlink w:history="1" r:id="rIds60bqbmk2jwmjc5kwlbko">
               <w:r>
                 <w:rPr>
                   <w:rFonts w:ascii="Arial" w:cs="Arial" w:eastAsia="Arial" w:hAnsi="Arial"/>
@@ -8080,7 +8080,7 @@
               <w:spacing w:after="10" w:before="0"/>
               <w:ind w:left="120"/>
             </w:pPr>
-            <w:hyperlink w:history="1" r:id="rId6p9xrawwcnoqy13xrhguo">
+            <w:hyperlink w:history="1" r:id="rIdufzgn5qgkaoms-xpx-enl">
               <w:r>
                 <w:rPr>
                   <w:rFonts w:ascii="Arial" w:cs="Arial" w:eastAsia="Arial" w:hAnsi="Arial"/>
@@ -8125,7 +8125,7 @@
             <w:pPr>
               <w:spacing w:after="20" w:before="0"/>
             </w:pPr>
-            <w:hyperlink w:history="1" r:id="rIdit8vdysq9wykvcd84rj4a">
+            <w:hyperlink w:history="1" r:id="rIdwqrz5onxh1ld1u-shxp3f">
               <w:r>
                 <w:rPr>
                   <w:rFonts w:ascii="Arial" w:cs="Arial" w:eastAsia="Arial" w:hAnsi="Arial"/>
@@ -8174,7 +8174,7 @@
               <w:spacing w:after="10" w:before="0"/>
               <w:ind w:left="120"/>
             </w:pPr>
-            <w:hyperlink w:history="1" r:id="rIduiocgis9buh_jmyu6q0gn">
+            <w:hyperlink w:history="1" r:id="rIddtemrpbcijngfnrtqgfag">
               <w:r>
                 <w:rPr>
                   <w:rFonts w:ascii="Arial" w:cs="Arial" w:eastAsia="Arial" w:hAnsi="Arial"/>
@@ -8686,7 +8686,7 @@
         </w:rPr>
         <w:t xml:space="preserve">© 2026 SeaVuria and ARES. Aligned with KICD objectives. Developed by SeaVuria; technical implementation by ARES (with AI assistance from Claude). Licensed under </w:t>
       </w:r>
-      <w:hyperlink w:history="1" r:id="rIdf2_qruc8xznu81dhpkdj8">
+      <w:hyperlink w:history="1" r:id="rIdeenxwihcqxkb_etqrfrb3">
         <w:r>
           <w:rPr>
             <w:rFonts w:ascii="Arial" w:cs="Arial" w:eastAsia="Arial" w:hAnsi="Arial"/>
@@ -8707,7 +8707,7 @@
         </w:rPr>
         <w:t xml:space="preserve"> (</w:t>
       </w:r>
-      <w:hyperlink w:history="1" r:id="rIdzwfrkszygkmudn8est4ks">
+      <w:hyperlink w:history="1" r:id="rIdm_-yvvavcl9ckz1mw0k4z">
         <w:r>
           <w:rPr>
             <w:rFonts w:ascii="Arial" w:cs="Arial" w:eastAsia="Arial" w:hAnsi="Arial"/>
@@ -9278,7 +9278,7 @@
                 <w:sz w:val="18"/>
                 <w:szCs w:val="18"/>
               </w:rPr>
-              <w:t xml:space="preserve">In Lesson 2 learners confirmed through paper-folding and measurement that similar right-angled triangles share constant side ratios for the same angle. In this lesson they NAME those ratios (sin, cos, tan), practise computing them, and make the first direct calculation of the water-tank height — showing that tan θ alone, combined with a measured horizontal distance and a sighted angle, is sufficient to find any inaccessible vertical height.</w:t>
+              <w:t xml:space="preserve">In Lesson 1 learners confirmed through measurement that similar right-angled triangles share constant side ratios for the same angle. In this lesson they NAME those ratios (sin, cos, tan), practise computing them, and make the first direct calculation of the water-tank height — showing that tan θ alone, combined with a measured horizontal distance and a sighted angle, is sufficient to find any inaccessible vertical height.</w:t>
             </w:r>
           </w:p>
         </w:tc>
@@ -9437,7 +9437,7 @@
                 <w:sz w:val="18"/>
                 <w:szCs w:val="18"/>
               </w:rPr>
-              <w:t xml:space="preserve">Learners begin by revisiting their Lesson 2 finding — that the ratio opposite/adjacent stays constant for a fixed angle regardless of triangle size — and are told this ratio has a name: tangent. Through a structured draw-and-measure activity using three right-angled triangles with angles of 30°, 45°, and 60°, learners derive all three ratios (sin, cos, tan) for each angle, record them in a class ratio table, and verify the values with a calculator. They then apply tan θ directly to the anchoring phenomenon, calculating the height of the school water tank from two different horizontal distances and confirming that both give the same height — exactly the consistency check posed at the start of the unit. The lesson closes with learners updating their Driving Question Board and revising their explanatory models to include ratio notation.</w:t>
+              <w:t xml:space="preserve">Learners begin by revisiting their Lesson 1 finding — that the ratio opposite/adjacent stays constant for a fixed angle regardless of triangle size — and are told this ratio has a name: tangent. Through a structured draw-and-measure activity using three right-angled triangles with angles of 30°, 45°, and 60°, learners derive all three ratios (sin, cos, tan) for each angle, record them in a class ratio table, and verify the values with a calculator. They then apply tan θ directly to the anchoring phenomenon, calculating the height of the school water tank from two different horizontal distances and confirming that both give the same height — exactly the consistency check posed at the start of the unit. The lesson closes with learners updating their Driving Question Board and revising their explanatory models to include ratio notation.</w:t>
             </w:r>
           </w:p>
         </w:tc>
@@ -9720,7 +9720,7 @@
             <w:pPr>
               <w:spacing w:after="20" w:before="0"/>
             </w:pPr>
-            <w:hyperlink w:history="1" r:id="rId07gaeq7jtzf8om1t96yhc">
+            <w:hyperlink w:history="1" r:id="rIddrxaiwnaswyyuwvsm3hby">
               <w:r>
                 <w:rPr>
                   <w:rFonts w:ascii="Arial" w:cs="Arial" w:eastAsia="Arial" w:hAnsi="Arial"/>
@@ -9753,7 +9753,7 @@
               <w:spacing w:after="10" w:before="0"/>
               <w:ind w:left="120"/>
             </w:pPr>
-            <w:hyperlink w:history="1" r:id="rIdvv1tjonmdttw23gl_jy7o">
+            <w:hyperlink w:history="1" r:id="rIdptz3nmkehlnd_t8d-p_d_">
               <w:r>
                 <w:rPr>
                   <w:rFonts w:ascii="Arial" w:cs="Arial" w:eastAsia="Arial" w:hAnsi="Arial"/>
@@ -9798,7 +9798,7 @@
             <w:pPr>
               <w:spacing w:after="20" w:before="0"/>
             </w:pPr>
-            <w:hyperlink w:history="1" r:id="rIdsqivwrkr4esgwphr3xnue">
+            <w:hyperlink w:history="1" r:id="rIdbdhfedrfs0uvps8mlegh-">
               <w:r>
                 <w:rPr>
                   <w:rFonts w:ascii="Arial" w:cs="Arial" w:eastAsia="Arial" w:hAnsi="Arial"/>
@@ -9831,7 +9831,7 @@
               <w:spacing w:after="10" w:before="0"/>
               <w:ind w:left="120"/>
             </w:pPr>
-            <w:hyperlink w:history="1" r:id="rIdr5fileaa_otd2pl3yaqr0">
+            <w:hyperlink w:history="1" r:id="rIdpoczztburvlogjvlkhurp">
               <w:r>
                 <w:rPr>
                   <w:rFonts w:ascii="Arial" w:cs="Arial" w:eastAsia="Arial" w:hAnsi="Arial"/>
@@ -9873,7 +9873,7 @@
                 <w:sz w:val="18"/>
                 <w:szCs w:val="18"/>
               </w:rPr>
-              <w:t xml:space="preserve">Learners are shown a projected diagram of the school water-tank scenario: a student standing 10 m from the base of the tank tower sights the top at an angle of elevation of 38°. A second student stands 15 m away and sights the top at 27°. The teacher asks: 'Both students are trying to find the same height. Will they get the same answer? What information connects the angle and the distance to the height?' Learners write a private prediction (2–3 sentences) in their exercise books, including a sketch. They then share with a shoulder partner for 90 seconds before the teacher cold-calls 4 pairs to share predictions with the class.</w:t>
+              <w:t xml:space="preserve">Learners are shown a projected diagram of the school water-tank scenario: a student standing 10 m from the base of the tank tower sights the top at an angle of elevation of 38°. A second student stands 20 m away and sights the top at 22°. The teacher asks: 'Both students are trying to find the same height. Will they get the same answer? What information connects the angle and the distance to the height?' Learners write a private prediction (2–3 sentences) in their exercise books, including a sketch. They then share with a shoulder partner for 90 seconds before the teacher cold-calls 4 pairs to share predictions with the class.</w:t>
             </w:r>
           </w:p>
         </w:tc>
@@ -9937,7 +9937,7 @@
                 <w:sz w:val="18"/>
                 <w:szCs w:val="18"/>
               </w:rPr>
-              <w:t xml:space="preserve">Prediction journaling with annotated sketches. This activates prior knowledge from Lesson 2 (constant ratios in similar triangles) and creates cognitive dissonance — learners who predict different answers for different distances will be surprised when both yield the same height, motivating careful attention during the Observe phase.</w:t>
+              <w:t xml:space="preserve">Prediction journaling with annotated sketches. This activates prior knowledge from Lessons 1–2 (constant ratios in similar triangles) and creates cognitive dissonance — learners who predict different answers for different distances will be surprised when both yield the same height, motivating careful attention during the Observe phase.</w:t>
             </w:r>
           </w:p>
         </w:tc>
@@ -10026,7 +10026,7 @@
             <w:pPr>
               <w:spacing w:after="20" w:before="0"/>
             </w:pPr>
-            <w:hyperlink w:history="1" r:id="rIdms7joxrckn852j7lhbk5f">
+            <w:hyperlink w:history="1" r:id="rIdnfbitrgzqghbd6u-hezst">
               <w:r>
                 <w:rPr>
                   <w:rFonts w:ascii="Arial" w:cs="Arial" w:eastAsia="Arial" w:hAnsi="Arial"/>
@@ -10059,7 +10059,7 @@
               <w:spacing w:after="10" w:before="0"/>
               <w:ind w:left="120"/>
             </w:pPr>
-            <w:hyperlink w:history="1" r:id="rIdkamqwjnggkgrpx0mwn18f">
+            <w:hyperlink w:history="1" r:id="rIdtdza4tfmd9onagyt7xorf">
               <w:r>
                 <w:rPr>
                   <w:rFonts w:ascii="Arial" w:cs="Arial" w:eastAsia="Arial" w:hAnsi="Arial"/>
@@ -10104,7 +10104,7 @@
             <w:pPr>
               <w:spacing w:after="20" w:before="0"/>
             </w:pPr>
-            <w:hyperlink w:history="1" r:id="rIdvf1td3jiet2yxoalo-vii">
+            <w:hyperlink w:history="1" r:id="rIdvi2ucugbialcx_19znxvt">
               <w:r>
                 <w:rPr>
                   <w:rFonts w:ascii="Arial" w:cs="Arial" w:eastAsia="Arial" w:hAnsi="Arial"/>
@@ -10137,7 +10137,7 @@
               <w:spacing w:after="10" w:before="0"/>
               <w:ind w:left="120"/>
             </w:pPr>
-            <w:hyperlink w:history="1" r:id="rId7qx0kgceyxouc7cwqomvz">
+            <w:hyperlink w:history="1" r:id="rIdp0i1a-qjcgqearppjuyzb">
               <w:r>
                 <w:rPr>
                   <w:rFonts w:ascii="Arial" w:cs="Arial" w:eastAsia="Arial" w:hAnsi="Arial"/>
@@ -10332,7 +10332,7 @@
             <w:pPr>
               <w:spacing w:after="20" w:before="0"/>
             </w:pPr>
-            <w:hyperlink w:history="1" r:id="rId4-nqwlq0eiatzzx7wrnji">
+            <w:hyperlink w:history="1" r:id="rIderez-24cio8l84pc-ufmq">
               <w:r>
                 <w:rPr>
                   <w:rFonts w:ascii="Arial" w:cs="Arial" w:eastAsia="Arial" w:hAnsi="Arial"/>
@@ -10365,7 +10365,7 @@
               <w:spacing w:after="10" w:before="0"/>
               <w:ind w:left="120"/>
             </w:pPr>
-            <w:hyperlink w:history="1" r:id="rIdcjter8iiq1tqrfctdfrb9">
+            <w:hyperlink w:history="1" r:id="rIdkfykyp1oedqmqdusl9rwj">
               <w:r>
                 <w:rPr>
                   <w:rFonts w:ascii="Arial" w:cs="Arial" w:eastAsia="Arial" w:hAnsi="Arial"/>
@@ -10410,7 +10410,7 @@
             <w:pPr>
               <w:spacing w:after="20" w:before="0"/>
             </w:pPr>
-            <w:hyperlink w:history="1" r:id="rIdqnjtsstwuk66ycardm-gj">
+            <w:hyperlink w:history="1" r:id="rIdh6ivxbcia_c0lye8vrcxn">
               <w:r>
                 <w:rPr>
                   <w:rFonts w:ascii="Arial" w:cs="Arial" w:eastAsia="Arial" w:hAnsi="Arial"/>
@@ -10459,7 +10459,7 @@
               <w:spacing w:after="10" w:before="0"/>
               <w:ind w:left="120"/>
             </w:pPr>
-            <w:hyperlink w:history="1" r:id="rIdyjq7yrn3zxkcdvruteqvq">
+            <w:hyperlink w:history="1" r:id="rId8qpgab9xha3tgeyceyztk">
               <w:r>
                 <w:rPr>
                   <w:rFonts w:ascii="Arial" w:cs="Arial" w:eastAsia="Arial" w:hAnsi="Arial"/>
@@ -10501,7 +10501,7 @@
                 <w:sz w:val="18"/>
                 <w:szCs w:val="18"/>
               </w:rPr>
-              <w:t xml:space="preserve">Learners apply the tangent ratio to the water-tank problem. The teacher works the first calculation as a shared example (Student A: 10 m from base, angle of elevation 38°). Learners then independently calculate the height using Student B's data (15 m from base, angle of elevation 27°). After completing both calculations, each learner writes a 2-sentence explanation of why the two answers should be the same height and what this tells us about trigonometric ratios. Groups then compare answers and discuss any discrepancies, attributing differences to rounding or measurement error rather than a flaw in the method.</w:t>
+              <w:t xml:space="preserve">Learners apply the tangent ratio to the water-tank problem. The teacher works the first calculation as a shared example (Student A: 10 m from base, angle of elevation 38°). Learners then independently calculate the height using Student B's data (20 m from base, angle of elevation 22°). After completing both calculations, each learner writes a 2-sentence explanation of why the two answers should be the same height and what this tells us about trigonometric ratios. Groups then compare answers and discuss any discrepancies, attributing differences to rounding or measurement error rather than a flaw in the method.</w:t>
             </w:r>
           </w:p>
         </w:tc>
@@ -10533,7 +10533,7 @@
                 <w:sz w:val="18"/>
                 <w:szCs w:val="18"/>
               </w:rPr>
-              <w:t xml:space="preserve">Say: 'Now let us return to the water tank. Student A stands 10 metres from the base and sights the top at 38°. I want to find the height h. Let me draw this on the board.' Draw a right-angled triangle: horizontal base = 10 m (adjacent), angle at A = 38°, vertical side = h (opposite). Say: 'Which ratio connects the opposite side and the adjacent side?' Wait 10 seconds. Cold-call: 'Kipchoge — which ratio?' (Expected: tangent.) 'Correct. So tan 38° = h/10. Rearranging: h = 10 × tan 38°. Everyone find tan 38° on your calculator.' Wait 15 seconds. 'What did you get?' Cold-call 3 learners. Write: 'tan 38° ≈ 0.7813. So h ≈ 10 × 0.7813 = 7.81 m.' Say: 'Now YOU do Student B: 15 metres away, angle 27°. Set up the equation, solve it, and write your answer. Silently. 5 minutes.' Circulate and observe written work — do not help unless a learner is completely stuck; prompt with 'Which ratio?' only. After 5 minutes, cold-call 3 learners to share their answer. Write the correct answer on the board (h ≈ 15 × tan 27° ≈ 15 × 0.5095 ≈ 7.64 m). Say: 'Both answers are close to 7.8 m. The small difference is rounding. What does this confirm about our method?' Wait 10 seconds. Cold-call: 'Wanjiku — what does it confirm?' Prompt learners to articulate: 'The height of the tank is the same regardless of where you stand — the ratio method is consistent.' Then ask: 'Where else around Kenya might engineers or surveyors use exactly this method?' Accept 3–4 responses (Thika Superhighway overpass heights, Mau Forest tree surveys, height of Kenyatta International Convention Centre, cliff heights in Hells Gate).</w:t>
+              <w:t xml:space="preserve">Say: 'Now let us return to the water tank. Student A stands 10 metres from the base and sights the top at 38°. I want to find the height h. Let me draw this on the board.' Draw a right-angled triangle: horizontal base = 10 m (adjacent), angle at A = 38°, vertical side = h (opposite). Say: 'Which ratio connects the opposite side and the adjacent side?' Wait 10 seconds. Cold-call: 'Kipchoge — which ratio?' (Expected: tangent.) 'Correct. So tan 38° = h/10. Rearranging: h = 10 × tan 38°. Everyone find tan 38° on your calculator.' Wait 15 seconds. 'What did you get?' Cold-call 3 learners. Write: 'tan 38° ≈ 0.7813. So h ≈ 10 × 0.7813 = 7.81 m.' Say: 'Now YOU do Student B: 20 metres away, angle 22°. Set up the equation, solve it, and write your answer. Silently. 5 minutes.' Circulate and observe written work — do not help unless a learner is completely stuck; prompt with 'Which ratio?' only. After 5 minutes, cold-call 3 learners to share their answer. Write the correct answer on the board (h ≈ 20 × tan 22° ≈ 20 × 0.4040 ≈ 8.08 m). Say: 'Both answers are close to 8 m. The small difference comes from measurement uncertainty. What does this confirm about our method?' Wait 10 seconds. Cold-call: 'Wanjiku — what does it confirm?' Prompt learners to articulate: 'The height of the tank is the same regardless of where you stand — the ratio method is consistent.' Then ask: 'Where else around Kenya might engineers or surveyors use exactly this method?' Accept 3–4 responses (Thika Superhighway overpass heights, Mau Forest tree surveys, height of Kenyatta International Convention Centre, cliff heights in Hells Gate).</w:t>
             </w:r>
           </w:p>
         </w:tc>
@@ -10654,7 +10654,7 @@
             <w:pPr>
               <w:spacing w:after="20" w:before="0"/>
             </w:pPr>
-            <w:hyperlink w:history="1" r:id="rIdzeurh4_jmt7candhqsnj2">
+            <w:hyperlink w:history="1" r:id="rIdmfgvhtqmlh7y2bmfbmilr">
               <w:r>
                 <w:rPr>
                   <w:rFonts w:ascii="Arial" w:cs="Arial" w:eastAsia="Arial" w:hAnsi="Arial"/>
@@ -10687,7 +10687,7 @@
               <w:spacing w:after="10" w:before="0"/>
               <w:ind w:left="120"/>
             </w:pPr>
-            <w:hyperlink w:history="1" r:id="rIdh4cttsq2wlzgutkazabuq">
+            <w:hyperlink w:history="1" r:id="rIdyfrr_6limu3pljyqc-mxb">
               <w:r>
                 <w:rPr>
                   <w:rFonts w:ascii="Arial" w:cs="Arial" w:eastAsia="Arial" w:hAnsi="Arial"/>
@@ -10732,7 +10732,7 @@
             <w:pPr>
               <w:spacing w:after="20" w:before="0"/>
             </w:pPr>
-            <w:hyperlink w:history="1" r:id="rId2ggoxbknycod-8hnj6zj9">
+            <w:hyperlink w:history="1" r:id="rIdahmd829elcmcx2knnv85d">
               <w:r>
                 <w:rPr>
                   <w:rFonts w:ascii="Arial" w:cs="Arial" w:eastAsia="Arial" w:hAnsi="Arial"/>
@@ -10781,7 +10781,7 @@
               <w:spacing w:after="10" w:before="0"/>
               <w:ind w:left="120"/>
             </w:pPr>
-            <w:hyperlink w:history="1" r:id="rIdcah__3lpkvwnps6g7thvr">
+            <w:hyperlink w:history="1" r:id="rId5fbivpnrhnptyoms1mxm0">
               <w:r>
                 <w:rPr>
                   <w:rFonts w:ascii="Arial" w:cs="Arial" w:eastAsia="Arial" w:hAnsi="Arial"/>
@@ -10976,7 +10976,7 @@
             <w:pPr>
               <w:spacing w:after="20" w:before="0"/>
             </w:pPr>
-            <w:hyperlink w:history="1" r:id="rId8p4lrl3nzdlg_hni3nnnq">
+            <w:hyperlink w:history="1" r:id="rIdrohfeqtcqkeetzojzes3b">
               <w:r>
                 <w:rPr>
                   <w:rFonts w:ascii="Arial" w:cs="Arial" w:eastAsia="Arial" w:hAnsi="Arial"/>
@@ -11009,7 +11009,7 @@
               <w:spacing w:after="10" w:before="0"/>
               <w:ind w:left="120"/>
             </w:pPr>
-            <w:hyperlink w:history="1" r:id="rIdmlcenq6jy-_nv99nbqdyg">
+            <w:hyperlink w:history="1" r:id="rIdkdxdwo96n1ywkcuesbvfe">
               <w:r>
                 <w:rPr>
                   <w:rFonts w:ascii="Arial" w:cs="Arial" w:eastAsia="Arial" w:hAnsi="Arial"/>
@@ -11054,7 +11054,7 @@
             <w:pPr>
               <w:spacing w:after="20" w:before="0"/>
             </w:pPr>
-            <w:hyperlink w:history="1" r:id="rIdqxiqob383owe_hpejcfvx">
+            <w:hyperlink w:history="1" r:id="rId5fbylqrlwer71ekf5e9yc">
               <w:r>
                 <w:rPr>
                   <w:rFonts w:ascii="Arial" w:cs="Arial" w:eastAsia="Arial" w:hAnsi="Arial"/>
@@ -11103,7 +11103,7 @@
               <w:spacing w:after="10" w:before="0"/>
               <w:ind w:left="120"/>
             </w:pPr>
-            <w:hyperlink w:history="1" r:id="rIdveowy_v2chj1xsuhk1a9o">
+            <w:hyperlink w:history="1" r:id="rId2gwxck4ogzpdsjosie813">
               <w:r>
                 <w:rPr>
                   <w:rFonts w:ascii="Arial" w:cs="Arial" w:eastAsia="Arial" w:hAnsi="Arial"/>
@@ -11334,7 +11334,7 @@
                 <w:sz w:val="18"/>
                 <w:szCs w:val="18"/>
               </w:rPr>
-              <w:t xml:space="preserve">After the lesson, ask yourself: (1) During the measure-and-compute activity, did the majority of learners successfully identify opposite vs adjacent before measuring — or did confusion persist? If more than 30% of learners swapped the two sides, plan a 5-minute warm-up drill at the start of Lesson 4 using three quick labelling diagrams on the board. (2) When Student B's tank height (≈7.64 m) differed slightly from Student A's (≈7.81 m), did learners confidently attribute this to rounding, or did some express doubt in the method itself? If doubt was expressed, reinforce the idea that a real measurement with a precise clinometer would eliminate rounding error — connecting forward to the Lesson 8 outdoor activity. (3) Were the orange DQB sticky notes asking substantive mathematical questions (about angle size, about which ratio to use, about depression angles) — or were they vague or off-topic? Substantive questions confirm learners are intellectually engaged with the phenomenon. Vague questions may indicate learners who need more concrete grounding before Lesson 4's complementary-angle work. (4) Did any group's measured ratios deviate significantly from the calculator values (e.g., off by more than 0.05)? If so, inspect their printed triangles — poor print quality or distortion can cause systematic measurement error; prepare a backup set of triangles drawn on squared paper for Lesson 4 if needed.</w:t>
+              <w:t xml:space="preserve">After the lesson, ask yourself: (1) During the measure-and-compute activity, did the majority of learners successfully identify opposite vs adjacent before measuring — or did confusion persist? If more than 30% of learners swapped the two sides, plan a 5-minute warm-up drill at the start of Lesson 4 using three quick labelling diagrams on the board. (2) When Student B's tank height (≈8.08 m) differed slightly from Student A's (≈7.81 m), did learners confidently attribute this to rounding, or did some express doubt in the method itself? If doubt was expressed, reinforce the idea that a real measurement with a precise clinometer would eliminate rounding error — connecting forward to the Lesson 8 outdoor activity. (3) Were the orange DQB sticky notes asking substantive mathematical questions (about angle size, about which ratio to use, about depression angles) — or were they vague or off-topic? Substantive questions confirm learners are intellectually engaged with the phenomenon. Vague questions may indicate learners who need more concrete grounding before Lesson 4's complementary-angle work. (4) Did any group's measured ratios deviate significantly from the calculator values (e.g., off by more than 0.05)? If so, inspect their printed triangles — poor print quality or distortion can cause systematic measurement error; prepare a backup set of triangles drawn on squared paper for Lesson 4 if needed.</w:t>
             </w:r>
           </w:p>
         </w:tc>
@@ -11615,7 +11615,7 @@
         </w:rPr>
         <w:t xml:space="preserve">© 2026 SeaVuria and ARES. Aligned with KICD objectives. Developed by SeaVuria; technical implementation by ARES (with AI assistance from Claude). Licensed under </w:t>
       </w:r>
-      <w:hyperlink w:history="1" r:id="rIdol1wtwu8oxyws7go1uvpe">
+      <w:hyperlink w:history="1" r:id="rId_yug-3qt8oiox5kjhitlh">
         <w:r>
           <w:rPr>
             <w:rFonts w:ascii="Arial" w:cs="Arial" w:eastAsia="Arial" w:hAnsi="Arial"/>
@@ -11636,7 +11636,7 @@
         </w:rPr>
         <w:t xml:space="preserve"> (</w:t>
       </w:r>
-      <w:hyperlink w:history="1" r:id="rIdxbevpbaprbil6cmj3nd-e">
+      <w:hyperlink w:history="1" r:id="rIdgavqqs4gy-_xdvxvw6ijp">
         <w:r>
           <w:rPr>
             <w:rFonts w:ascii="Arial" w:cs="Arial" w:eastAsia="Arial" w:hAnsi="Arial"/>
@@ -12808,7 +12808,7 @@
             <w:pPr>
               <w:spacing w:after="20" w:before="0"/>
             </w:pPr>
-            <w:hyperlink w:history="1" r:id="rIdarw13y5wzllgayxzdskni">
+            <w:hyperlink w:history="1" r:id="rIdl6wvkmktneq93cbx3bb60">
               <w:r>
                 <w:rPr>
                   <w:rFonts w:ascii="Arial" w:cs="Arial" w:eastAsia="Arial" w:hAnsi="Arial"/>
@@ -12841,7 +12841,7 @@
               <w:spacing w:after="10" w:before="0"/>
               <w:ind w:left="120"/>
             </w:pPr>
-            <w:hyperlink w:history="1" r:id="rIdkd__jwrcrj1pb97ddicfj">
+            <w:hyperlink w:history="1" r:id="rId7pfn8t7d7ltr3e1uz96tl">
               <w:r>
                 <w:rPr>
                   <w:rFonts w:ascii="Arial" w:cs="Arial" w:eastAsia="Arial" w:hAnsi="Arial"/>
@@ -12886,7 +12886,7 @@
             <w:pPr>
               <w:spacing w:after="20" w:before="0"/>
             </w:pPr>
-            <w:hyperlink w:history="1" r:id="rIdkkesjnk8qzujmiyil4zkd">
+            <w:hyperlink w:history="1" r:id="rIdswlwz4t_nvu1ugtyjhfss">
               <w:r>
                 <w:rPr>
                   <w:rFonts w:ascii="Arial" w:cs="Arial" w:eastAsia="Arial" w:hAnsi="Arial"/>
@@ -12919,7 +12919,7 @@
               <w:spacing w:after="10" w:before="0"/>
               <w:ind w:left="120"/>
             </w:pPr>
-            <w:hyperlink w:history="1" r:id="rIdnwrpcnuywpii__bhj-t-k">
+            <w:hyperlink w:history="1" r:id="rIdwmekrbg1nbkvotdf-hh1c">
               <w:r>
                 <w:rPr>
                   <w:rFonts w:ascii="Arial" w:cs="Arial" w:eastAsia="Arial" w:hAnsi="Arial"/>
@@ -13114,7 +13114,7 @@
             <w:pPr>
               <w:spacing w:after="20" w:before="0"/>
             </w:pPr>
-            <w:hyperlink w:history="1" r:id="rIdwmv_kscufi8plbouijvol">
+            <w:hyperlink w:history="1" r:id="rIdqikplzlico8p4pix9nrck">
               <w:r>
                 <w:rPr>
                   <w:rFonts w:ascii="Arial" w:cs="Arial" w:eastAsia="Arial" w:hAnsi="Arial"/>
@@ -13147,7 +13147,7 @@
               <w:spacing w:after="10" w:before="0"/>
               <w:ind w:left="120"/>
             </w:pPr>
-            <w:hyperlink w:history="1" r:id="rIdrksavn7kx5bnybwtxvsb4">
+            <w:hyperlink w:history="1" r:id="rIdmdr1-0wm8yvwjtajx_7sq">
               <w:r>
                 <w:rPr>
                   <w:rFonts w:ascii="Arial" w:cs="Arial" w:eastAsia="Arial" w:hAnsi="Arial"/>
@@ -13192,7 +13192,7 @@
             <w:pPr>
               <w:spacing w:after="20" w:before="0"/>
             </w:pPr>
-            <w:hyperlink w:history="1" r:id="rIddnox7dez7og-0vxulfwol">
+            <w:hyperlink w:history="1" r:id="rIdyzl5_8we0fopwvqegzpup">
               <w:r>
                 <w:rPr>
                   <w:rFonts w:ascii="Arial" w:cs="Arial" w:eastAsia="Arial" w:hAnsi="Arial"/>
@@ -13225,7 +13225,7 @@
               <w:spacing w:after="10" w:before="0"/>
               <w:ind w:left="120"/>
             </w:pPr>
-            <w:hyperlink w:history="1" r:id="rIdy2hss2p4x7zpwzkxjjhqf">
+            <w:hyperlink w:history="1" r:id="rId3snjv1yqfomopvqvz84ik">
               <w:r>
                 <w:rPr>
                   <w:rFonts w:ascii="Arial" w:cs="Arial" w:eastAsia="Arial" w:hAnsi="Arial"/>
@@ -13420,7 +13420,7 @@
             <w:pPr>
               <w:spacing w:after="20" w:before="0"/>
             </w:pPr>
-            <w:hyperlink w:history="1" r:id="rId5b7paoxpza5zce5l0htmu">
+            <w:hyperlink w:history="1" r:id="rIdle2io-0bzanxttbidabay">
               <w:r>
                 <w:rPr>
                   <w:rFonts w:ascii="Arial" w:cs="Arial" w:eastAsia="Arial" w:hAnsi="Arial"/>
@@ -13469,7 +13469,7 @@
               <w:spacing w:after="10" w:before="0"/>
               <w:ind w:left="120"/>
             </w:pPr>
-            <w:hyperlink w:history="1" r:id="rIdhkmekr0uk0kpey27fndjh">
+            <w:hyperlink w:history="1" r:id="rId5qkfwb3ub1ga49tvxcopd">
               <w:r>
                 <w:rPr>
                   <w:rFonts w:ascii="Arial" w:cs="Arial" w:eastAsia="Arial" w:hAnsi="Arial"/>
@@ -13514,7 +13514,7 @@
             <w:pPr>
               <w:spacing w:after="20" w:before="0"/>
             </w:pPr>
-            <w:hyperlink w:history="1" r:id="rIdgdivilpmenklnoaovweaz">
+            <w:hyperlink w:history="1" r:id="rIdipjipopo8ijscapv7rwdz">
               <w:r>
                 <w:rPr>
                   <w:rFonts w:ascii="Arial" w:cs="Arial" w:eastAsia="Arial" w:hAnsi="Arial"/>
@@ -13563,7 +13563,7 @@
               <w:spacing w:after="10" w:before="0"/>
               <w:ind w:left="120"/>
             </w:pPr>
-            <w:hyperlink w:history="1" r:id="rIdzuikhsjhjfzereqs5xjet">
+            <w:hyperlink w:history="1" r:id="rId9v2oba9ituih01vjka9vx">
               <w:r>
                 <w:rPr>
                   <w:rFonts w:ascii="Arial" w:cs="Arial" w:eastAsia="Arial" w:hAnsi="Arial"/>
@@ -13758,7 +13758,7 @@
             <w:pPr>
               <w:spacing w:after="20" w:before="0"/>
             </w:pPr>
-            <w:hyperlink w:history="1" r:id="rId4x-yucbgt5hj1alcrejw6">
+            <w:hyperlink w:history="1" r:id="rId0ikn3sgt3angsgnnzksn6">
               <w:r>
                 <w:rPr>
                   <w:rFonts w:ascii="Arial" w:cs="Arial" w:eastAsia="Arial" w:hAnsi="Arial"/>
@@ -13807,7 +13807,7 @@
               <w:spacing w:after="10" w:before="0"/>
               <w:ind w:left="120"/>
             </w:pPr>
-            <w:hyperlink w:history="1" r:id="rIdps1kkqtkz-gk2blw24_ie">
+            <w:hyperlink w:history="1" r:id="rId4-xdtocba0fwe091fd2lf">
               <w:r>
                 <w:rPr>
                   <w:rFonts w:ascii="Arial" w:cs="Arial" w:eastAsia="Arial" w:hAnsi="Arial"/>
@@ -13852,7 +13852,7 @@
             <w:pPr>
               <w:spacing w:after="20" w:before="0"/>
             </w:pPr>
-            <w:hyperlink w:history="1" r:id="rIdq6c7cjgvegh9jn9u5oihb">
+            <w:hyperlink w:history="1" r:id="rIdg7542vbz16o5akd091buq">
               <w:r>
                 <w:rPr>
                   <w:rFonts w:ascii="Arial" w:cs="Arial" w:eastAsia="Arial" w:hAnsi="Arial"/>
@@ -13901,7 +13901,7 @@
               <w:spacing w:after="10" w:before="0"/>
               <w:ind w:left="120"/>
             </w:pPr>
-            <w:hyperlink w:history="1" r:id="rIdlp5ut_yc83qlhosw3vu8i">
+            <w:hyperlink w:history="1" r:id="rIdidlupg7aoykil8burbyim">
               <w:r>
                 <w:rPr>
                   <w:rFonts w:ascii="Arial" w:cs="Arial" w:eastAsia="Arial" w:hAnsi="Arial"/>
@@ -14096,7 +14096,7 @@
             <w:pPr>
               <w:spacing w:after="20" w:before="0"/>
             </w:pPr>
-            <w:hyperlink w:history="1" r:id="rIdzvbj-fv7nas_jb2zje2q4">
+            <w:hyperlink w:history="1" r:id="rIdpcmlrnkxn7winkj-djvtr">
               <w:r>
                 <w:rPr>
                   <w:rFonts w:ascii="Arial" w:cs="Arial" w:eastAsia="Arial" w:hAnsi="Arial"/>
@@ -14145,7 +14145,7 @@
               <w:spacing w:after="10" w:before="0"/>
               <w:ind w:left="120"/>
             </w:pPr>
-            <w:hyperlink w:history="1" r:id="rId1zjk8drqenijt23dmurpy">
+            <w:hyperlink w:history="1" r:id="rId439iwlwombyqtwvuvj-pe">
               <w:r>
                 <w:rPr>
                   <w:rFonts w:ascii="Arial" w:cs="Arial" w:eastAsia="Arial" w:hAnsi="Arial"/>
@@ -14190,7 +14190,7 @@
             <w:pPr>
               <w:spacing w:after="20" w:before="0"/>
             </w:pPr>
-            <w:hyperlink w:history="1" r:id="rId0uk7thwb0tuu7_1-oko_a">
+            <w:hyperlink w:history="1" r:id="rIdnyrxirvgipb98qoem0rse">
               <w:r>
                 <w:rPr>
                   <w:rFonts w:ascii="Arial" w:cs="Arial" w:eastAsia="Arial" w:hAnsi="Arial"/>
@@ -14239,7 +14239,7 @@
               <w:spacing w:after="10" w:before="0"/>
               <w:ind w:left="120"/>
             </w:pPr>
-            <w:hyperlink w:history="1" r:id="rIdmyh67zp6jlocizkaldsup">
+            <w:hyperlink w:history="1" r:id="rId3yv6smbr7owzhhcas4dqm">
               <w:r>
                 <w:rPr>
                   <w:rFonts w:ascii="Arial" w:cs="Arial" w:eastAsia="Arial" w:hAnsi="Arial"/>
@@ -14827,7 +14827,7 @@
         </w:rPr>
         <w:t xml:space="preserve">© 2026 SeaVuria and ARES. Aligned with KICD objectives. Developed by SeaVuria; technical implementation by ARES (with AI assistance from Claude). Licensed under </w:t>
       </w:r>
-      <w:hyperlink w:history="1" r:id="rIdpeta-w959ueg-3_ycf9xd">
+      <w:hyperlink w:history="1" r:id="rId8vbotto_zmixee6lecrcn">
         <w:r>
           <w:rPr>
             <w:rFonts w:ascii="Arial" w:cs="Arial" w:eastAsia="Arial" w:hAnsi="Arial"/>
@@ -14848,7 +14848,7 @@
         </w:rPr>
         <w:t xml:space="preserve"> (</w:t>
       </w:r>
-      <w:hyperlink w:history="1" r:id="rIdg0xt8lsd8nx0fkw1wcx6g">
+      <w:hyperlink w:history="1" r:id="rIdhh3suyy6szn1flmskxslj">
         <w:r>
           <w:rPr>
             <w:rFonts w:ascii="Arial" w:cs="Arial" w:eastAsia="Arial" w:hAnsi="Arial"/>
@@ -15861,7 +15861,7 @@
             <w:pPr>
               <w:spacing w:after="20" w:before="0"/>
             </w:pPr>
-            <w:hyperlink w:history="1" r:id="rIdoukybbovcz_zhwoxblbpb">
+            <w:hyperlink w:history="1" r:id="rId8-yc3vtgnxsfs1v5xgpuj">
               <w:r>
                 <w:rPr>
                   <w:rFonts w:ascii="Arial" w:cs="Arial" w:eastAsia="Arial" w:hAnsi="Arial"/>
@@ -15894,7 +15894,7 @@
               <w:spacing w:after="10" w:before="0"/>
               <w:ind w:left="120"/>
             </w:pPr>
-            <w:hyperlink w:history="1" r:id="rIditj6ylfrzixptnh_owe18">
+            <w:hyperlink w:history="1" r:id="rIdgajvw8nvqxbhng0_vcd8c">
               <w:r>
                 <w:rPr>
                   <w:rFonts w:ascii="Arial" w:cs="Arial" w:eastAsia="Arial" w:hAnsi="Arial"/>
@@ -15939,7 +15939,7 @@
             <w:pPr>
               <w:spacing w:after="20" w:before="0"/>
             </w:pPr>
-            <w:hyperlink w:history="1" r:id="rIdnm52yjtfvbgibn52m1jau">
+            <w:hyperlink w:history="1" r:id="rIdy_lyfhe32kzpcqkwonbtu">
               <w:r>
                 <w:rPr>
                   <w:rFonts w:ascii="Arial" w:cs="Arial" w:eastAsia="Arial" w:hAnsi="Arial"/>
@@ -15972,7 +15972,7 @@
               <w:spacing w:after="10" w:before="0"/>
               <w:ind w:left="120"/>
             </w:pPr>
-            <w:hyperlink w:history="1" r:id="rIdywxdhufwenpdyy_kgi6it">
+            <w:hyperlink w:history="1" r:id="rIdtu56_z7mxhmgrasch6fzz">
               <w:r>
                 <w:rPr>
                   <w:rFonts w:ascii="Arial" w:cs="Arial" w:eastAsia="Arial" w:hAnsi="Arial"/>
@@ -16167,7 +16167,7 @@
             <w:pPr>
               <w:spacing w:after="20" w:before="0"/>
             </w:pPr>
-            <w:hyperlink w:history="1" r:id="rIdk3qpv1x53qogippzfa72a">
+            <w:hyperlink w:history="1" r:id="rIdu-jcjwgfw1m_xjeenjs08">
               <w:r>
                 <w:rPr>
                   <w:rFonts w:ascii="Arial" w:cs="Arial" w:eastAsia="Arial" w:hAnsi="Arial"/>
@@ -16200,7 +16200,7 @@
               <w:spacing w:after="10" w:before="0"/>
               <w:ind w:left="120"/>
             </w:pPr>
-            <w:hyperlink w:history="1" r:id="rIdcmipzw3rxtbuq-j8fkcce">
+            <w:hyperlink w:history="1" r:id="rId3l-jlckv7pgol0v3giwic">
               <w:r>
                 <w:rPr>
                   <w:rFonts w:ascii="Arial" w:cs="Arial" w:eastAsia="Arial" w:hAnsi="Arial"/>
@@ -16245,7 +16245,7 @@
             <w:pPr>
               <w:spacing w:after="20" w:before="0"/>
             </w:pPr>
-            <w:hyperlink w:history="1" r:id="rIdvhctakocrbwg_uj3mn0xy">
+            <w:hyperlink w:history="1" r:id="rId9018u79_nlwyldzccxhx5">
               <w:r>
                 <w:rPr>
                   <w:rFonts w:ascii="Arial" w:cs="Arial" w:eastAsia="Arial" w:hAnsi="Arial"/>
@@ -16278,7 +16278,7 @@
               <w:spacing w:after="10" w:before="0"/>
               <w:ind w:left="120"/>
             </w:pPr>
-            <w:hyperlink w:history="1" r:id="rIdr7b7xgm9k-bq3enzo843k">
+            <w:hyperlink w:history="1" r:id="rIdevgx6qxsl5hpjqv5itc8u">
               <w:r>
                 <w:rPr>
                   <w:rFonts w:ascii="Arial" w:cs="Arial" w:eastAsia="Arial" w:hAnsi="Arial"/>
@@ -16473,7 +16473,7 @@
             <w:pPr>
               <w:spacing w:after="20" w:before="0"/>
             </w:pPr>
-            <w:hyperlink w:history="1" r:id="rIdraltank-_1jvehn5pefpz">
+            <w:hyperlink w:history="1" r:id="rIdk1dy_bzmxhpise5pgiqq1">
               <w:r>
                 <w:rPr>
                   <w:rFonts w:ascii="Arial" w:cs="Arial" w:eastAsia="Arial" w:hAnsi="Arial"/>
@@ -16506,7 +16506,7 @@
               <w:spacing w:after="10" w:before="0"/>
               <w:ind w:left="120"/>
             </w:pPr>
-            <w:hyperlink w:history="1" r:id="rIdzwc7uubguics1qcy6dm7x">
+            <w:hyperlink w:history="1" r:id="rIdmdsyvtqiu_xhotsk4sa-y">
               <w:r>
                 <w:rPr>
                   <w:rFonts w:ascii="Arial" w:cs="Arial" w:eastAsia="Arial" w:hAnsi="Arial"/>
@@ -16551,7 +16551,7 @@
             <w:pPr>
               <w:spacing w:after="20" w:before="0"/>
             </w:pPr>
-            <w:hyperlink w:history="1" r:id="rIdtq6fgoa-nzgxaue27eq2c">
+            <w:hyperlink w:history="1" r:id="rIdsnf0dm8mzmzacuvg-zsti">
               <w:r>
                 <w:rPr>
                   <w:rFonts w:ascii="Arial" w:cs="Arial" w:eastAsia="Arial" w:hAnsi="Arial"/>
@@ -16584,7 +16584,7 @@
               <w:spacing w:after="10" w:before="0"/>
               <w:ind w:left="120"/>
             </w:pPr>
-            <w:hyperlink w:history="1" r:id="rId4plxl1pepzmot9k0khkmw">
+            <w:hyperlink w:history="1" r:id="rIdpdxpiy7fdfm0yz6a9-a4r">
               <w:r>
                 <w:rPr>
                   <w:rFonts w:ascii="Arial" w:cs="Arial" w:eastAsia="Arial" w:hAnsi="Arial"/>
@@ -16779,7 +16779,7 @@
             <w:pPr>
               <w:spacing w:after="20" w:before="0"/>
             </w:pPr>
-            <w:hyperlink w:history="1" r:id="rIdrmfec62kurzkjwspt1zoo">
+            <w:hyperlink w:history="1" r:id="rIdvi5l6bevioj8ssiqsg52d">
               <w:r>
                 <w:rPr>
                   <w:rFonts w:ascii="Arial" w:cs="Arial" w:eastAsia="Arial" w:hAnsi="Arial"/>
@@ -16812,7 +16812,7 @@
               <w:spacing w:after="10" w:before="0"/>
               <w:ind w:left="120"/>
             </w:pPr>
-            <w:hyperlink w:history="1" r:id="rIdhlnwcsaoz1khfsygirmjf">
+            <w:hyperlink w:history="1" r:id="rIdttzwjcexfr0n1xkqb_u9r">
               <w:r>
                 <w:rPr>
                   <w:rFonts w:ascii="Arial" w:cs="Arial" w:eastAsia="Arial" w:hAnsi="Arial"/>
@@ -16857,7 +16857,7 @@
             <w:pPr>
               <w:spacing w:after="20" w:before="0"/>
             </w:pPr>
-            <w:hyperlink w:history="1" r:id="rIdmvcnwsdu-xdewqhvh2yzu">
+            <w:hyperlink w:history="1" r:id="rIdrjsa78iwc4yuhdld4ivdb">
               <w:r>
                 <w:rPr>
                   <w:rFonts w:ascii="Arial" w:cs="Arial" w:eastAsia="Arial" w:hAnsi="Arial"/>
@@ -16890,7 +16890,7 @@
               <w:spacing w:after="10" w:before="0"/>
               <w:ind w:left="120"/>
             </w:pPr>
-            <w:hyperlink w:history="1" r:id="rIduptvw9p7w7wc-zq-mgyvl">
+            <w:hyperlink w:history="1" r:id="rIdzep2nxipqdqnjsdt87gwa">
               <w:r>
                 <w:rPr>
                   <w:rFonts w:ascii="Arial" w:cs="Arial" w:eastAsia="Arial" w:hAnsi="Arial"/>
@@ -17085,7 +17085,7 @@
             <w:pPr>
               <w:spacing w:after="20" w:before="0"/>
             </w:pPr>
-            <w:hyperlink w:history="1" r:id="rId26qndgnn_bm1nnlrriigj">
+            <w:hyperlink w:history="1" r:id="rIdrzwkhpzvojuwrr3fdayvc">
               <w:r>
                 <w:rPr>
                   <w:rFonts w:ascii="Arial" w:cs="Arial" w:eastAsia="Arial" w:hAnsi="Arial"/>
@@ -17118,7 +17118,7 @@
               <w:spacing w:after="10" w:before="0"/>
               <w:ind w:left="120"/>
             </w:pPr>
-            <w:hyperlink w:history="1" r:id="rIdq6nvgzbgf0krm3wjmzc3h">
+            <w:hyperlink w:history="1" r:id="rIddekaqaflimd78uvvr5gdk">
               <w:r>
                 <w:rPr>
                   <w:rFonts w:ascii="Arial" w:cs="Arial" w:eastAsia="Arial" w:hAnsi="Arial"/>
@@ -17163,7 +17163,7 @@
             <w:pPr>
               <w:spacing w:after="20" w:before="0"/>
             </w:pPr>
-            <w:hyperlink w:history="1" r:id="rId5g41aeh68_kdvke3pwbw3">
+            <w:hyperlink w:history="1" r:id="rIdyr6csdkeegaly0mf9gncg">
               <w:r>
                 <w:rPr>
                   <w:rFonts w:ascii="Arial" w:cs="Arial" w:eastAsia="Arial" w:hAnsi="Arial"/>
@@ -17212,7 +17212,7 @@
               <w:spacing w:after="10" w:before="0"/>
               <w:ind w:left="120"/>
             </w:pPr>
-            <w:hyperlink w:history="1" r:id="rIdxzaahyhwevbwoyelb5kud">
+            <w:hyperlink w:history="1" r:id="rIdjsfdcw6wrodarr6n6dcjd">
               <w:r>
                 <w:rPr>
                   <w:rFonts w:ascii="Arial" w:cs="Arial" w:eastAsia="Arial" w:hAnsi="Arial"/>
@@ -17254,7 +17254,7 @@
                 <w:sz w:val="18"/>
                 <w:szCs w:val="18"/>
               </w:rPr>
-              <w:t xml:space="preserve">Learners retrieve their cumulative right-angled triangle model (a diagram started in Lesson 3 and updated in Lesson 4). They add two new annotations in a distinct colour: (1) Label the two acute angles as θ and (90°−θ) and draw a curved double-headed arrow between them labelled 'complementary pair'. (2) Write beside the hypotenuse: sin θ = cos(90°−θ) and cos θ = sin(90°−θ) with a short note explaining what this means in the water tank context — e.g., 'Akinyi's sin = Baraka's cos when their angles add to 90°.' Learners then solve one final consolidation problem in their model diagram: 'The water tank is 7.5 m tall. Student Chemutai stands so her angle of elevation is 48°. Student Otieno's angle of elevation is the complement. Without using a calculator, write down sin 48° in terms of a cosine. If sin 48° = 0.7431, find Otieno's horizontal distance from the tank base.' (Answer: cos 42° = 0.7431; distance = 7.5 ÷ tan 42° — teacher confirms this bridges to next lesson.)</w:t>
+              <w:t xml:space="preserve">Learners retrieve their cumulative right-angled triangle model (a diagram started in Lesson 1 and updated each lesson). They add two new annotations in a distinct colour: (1) Label the two acute angles as θ and (90°−θ) and draw a curved double-headed arrow between them labelled 'complementary pair'. (2) Write beside the hypotenuse: sin θ = cos(90°−θ) and cos θ = sin(90°−θ) with a short note explaining what this means in the water tank context — e.g., 'Akinyi's sin = Baraka's cos when their angles add to 90°.' Learners then solve one final consolidation problem in their model diagram: 'The water tank is 7.5 m tall. Student Chemutai stands so her angle of elevation is 48°. Student Otieno's angle of elevation is the complement. Without using a calculator, write down sin 48° in terms of a cosine. If sin 48° = 0.7431, find Otieno's horizontal distance from the tank base.' (Answer: cos 42° = 0.7431; distance = 7.5 ÷ tan 42° — teacher confirms this bridges to next lesson.)</w:t>
             </w:r>
           </w:p>
         </w:tc>
@@ -17724,7 +17724,7 @@
         </w:rPr>
         <w:t xml:space="preserve">© 2026 SeaVuria and ARES. Aligned with KICD objectives. Developed by SeaVuria; technical implementation by ARES (with AI assistance from Claude). Licensed under </w:t>
       </w:r>
-      <w:hyperlink w:history="1" r:id="rIdsv1omgikjyozzek35xnr4">
+      <w:hyperlink w:history="1" r:id="rId3cpdkeztvg8x1db3kdhbm">
         <w:r>
           <w:rPr>
             <w:rFonts w:ascii="Arial" w:cs="Arial" w:eastAsia="Arial" w:hAnsi="Arial"/>
@@ -17745,7 +17745,7 @@
         </w:rPr>
         <w:t xml:space="preserve"> (</w:t>
       </w:r>
-      <w:hyperlink w:history="1" r:id="rIdrbusi9zpky-wmsjnmxfyp">
+      <w:hyperlink w:history="1" r:id="rIdv9366mrrzietrotaqyx6t">
         <w:r>
           <w:rPr>
             <w:rFonts w:ascii="Arial" w:cs="Arial" w:eastAsia="Arial" w:hAnsi="Arial"/>
@@ -18758,7 +18758,7 @@
             <w:pPr>
               <w:spacing w:after="20" w:before="0"/>
             </w:pPr>
-            <w:hyperlink w:history="1" r:id="rIdigztmusivf7iypo7vhpfh">
+            <w:hyperlink w:history="1" r:id="rIdq5epxdecbffszrzradkws">
               <w:r>
                 <w:rPr>
                   <w:rFonts w:ascii="Arial" w:cs="Arial" w:eastAsia="Arial" w:hAnsi="Arial"/>
@@ -18791,7 +18791,7 @@
               <w:spacing w:after="10" w:before="0"/>
               <w:ind w:left="120"/>
             </w:pPr>
-            <w:hyperlink w:history="1" r:id="rIdvaifq9-miwgxs8t0-zrr6">
+            <w:hyperlink w:history="1" r:id="rIdte3hdyb5_1ewux7o3n79s">
               <w:r>
                 <w:rPr>
                   <w:rFonts w:ascii="Arial" w:cs="Arial" w:eastAsia="Arial" w:hAnsi="Arial"/>
@@ -18836,7 +18836,7 @@
             <w:pPr>
               <w:spacing w:after="20" w:before="0"/>
             </w:pPr>
-            <w:hyperlink w:history="1" r:id="rIdydeqyetxnqzo-uzbvsqs2">
+            <w:hyperlink w:history="1" r:id="rId8uzb9imgqfenqtfrmmuzw">
               <w:r>
                 <w:rPr>
                   <w:rFonts w:ascii="Arial" w:cs="Arial" w:eastAsia="Arial" w:hAnsi="Arial"/>
@@ -18869,7 +18869,7 @@
               <w:spacing w:after="10" w:before="0"/>
               <w:ind w:left="120"/>
             </w:pPr>
-            <w:hyperlink w:history="1" r:id="rIdbnaotokcq9gmox_mg-9zh">
+            <w:hyperlink w:history="1" r:id="rIdzrsyhwfotgizr-uqnsr9d">
               <w:r>
                 <w:rPr>
                   <w:rFonts w:ascii="Arial" w:cs="Arial" w:eastAsia="Arial" w:hAnsi="Arial"/>
@@ -19064,7 +19064,7 @@
             <w:pPr>
               <w:spacing w:after="20" w:before="0"/>
             </w:pPr>
-            <w:hyperlink w:history="1" r:id="rIdsxgmin9ksoswxvsmeiakl">
+            <w:hyperlink w:history="1" r:id="rId2ukgysgs8qjl7lbb9vxfd">
               <w:r>
                 <w:rPr>
                   <w:rFonts w:ascii="Arial" w:cs="Arial" w:eastAsia="Arial" w:hAnsi="Arial"/>
@@ -19097,7 +19097,7 @@
               <w:spacing w:after="10" w:before="0"/>
               <w:ind w:left="120"/>
             </w:pPr>
-            <w:hyperlink w:history="1" r:id="rId6hohwasl_0vccwg3bgp8z">
+            <w:hyperlink w:history="1" r:id="rIdqxmle8nw1qhet_c8o9rot">
               <w:r>
                 <w:rPr>
                   <w:rFonts w:ascii="Arial" w:cs="Arial" w:eastAsia="Arial" w:hAnsi="Arial"/>
@@ -19142,7 +19142,7 @@
             <w:pPr>
               <w:spacing w:after="20" w:before="0"/>
             </w:pPr>
-            <w:hyperlink w:history="1" r:id="rIdwsqwhl2dsf5pb-x6folxo">
+            <w:hyperlink w:history="1" r:id="rIdb4sclgn1ye1ztc2-bsiiy">
               <w:r>
                 <w:rPr>
                   <w:rFonts w:ascii="Arial" w:cs="Arial" w:eastAsia="Arial" w:hAnsi="Arial"/>
@@ -19175,7 +19175,7 @@
               <w:spacing w:after="10" w:before="0"/>
               <w:ind w:left="120"/>
             </w:pPr>
-            <w:hyperlink w:history="1" r:id="rIdfgi-zmycxze8km1fg3qp2">
+            <w:hyperlink w:history="1" r:id="rIdztyel5wxjrpl0htgneoml">
               <w:r>
                 <w:rPr>
                   <w:rFonts w:ascii="Arial" w:cs="Arial" w:eastAsia="Arial" w:hAnsi="Arial"/>
@@ -19217,7 +19217,7 @@
                 <w:sz w:val="18"/>
                 <w:szCs w:val="18"/>
               </w:rPr>
-              <w:t xml:space="preserve">Working in pairs, learners complete a structured two-page investigation activity titled 'The Complementary Angle Table.' Part A: They fill in a table of 7 complementary angle pairs — (10°, 80°), (20°, 70°), (30°, 60°), (35°, 55°), (40°, 50°), (45°, 45°), (θ, 90°−θ) — recording sin and cos values to 4 decimal places using either a scientific calculator or the ARES trig table provided. Part B: They calculate the difference (sin θ − cos(90°−θ)) for each row and record the result. Part C: They write a one-sentence observation in their own words about what they notice. Groups are then asked: 'Does this pattern hold for the 38° angle of elevation we used for the water-tank calculation in Lesson 4? Check it.' Learners verify using their calculators.</w:t>
+              <w:t xml:space="preserve">Working in pairs, learners complete a structured two-page investigation activity titled 'The Complementary Angle Table.' Part A: They fill in a table of 7 complementary angle pairs — (10°, 80°), (20°, 70°), (30°, 60°), (35°, 55°), (40°, 50°), (45°, 45°), (θ, 90°−θ) — recording sin and cos values to 4 decimal places using either a scientific calculator or the ARES trig table provided. Part B: They calculate the difference (sin θ − cos(90°−θ)) for each row and record the result. Part C: They write a one-sentence observation in their own words about what they notice. Groups are then asked: 'Does this pattern hold for the 38° angle of elevation we used for the water-tank calculation in Lesson 3? Check it.' Learners verify using their calculators.</w:t>
             </w:r>
           </w:p>
         </w:tc>
@@ -19370,7 +19370,7 @@
             <w:pPr>
               <w:spacing w:after="20" w:before="0"/>
             </w:pPr>
-            <w:hyperlink w:history="1" r:id="rId3kltenvjdwsd_9rola9fq">
+            <w:hyperlink w:history="1" r:id="rIdz7slvhgf7eab-ueastmif">
               <w:r>
                 <w:rPr>
                   <w:rFonts w:ascii="Arial" w:cs="Arial" w:eastAsia="Arial" w:hAnsi="Arial"/>
@@ -19403,7 +19403,7 @@
               <w:spacing w:after="10" w:before="0"/>
               <w:ind w:left="120"/>
             </w:pPr>
-            <w:hyperlink w:history="1" r:id="rIdzk5grucxgwltcwt_rhr5d">
+            <w:hyperlink w:history="1" r:id="rIdhywgpd_lr0p4op8e8lugv">
               <w:r>
                 <w:rPr>
                   <w:rFonts w:ascii="Arial" w:cs="Arial" w:eastAsia="Arial" w:hAnsi="Arial"/>
@@ -19448,7 +19448,7 @@
             <w:pPr>
               <w:spacing w:after="20" w:before="0"/>
             </w:pPr>
-            <w:hyperlink w:history="1" r:id="rIdozqwksou1vwfzr5z3ny-6">
+            <w:hyperlink w:history="1" r:id="rIdxdehv-yahmshjcn61hq7_">
               <w:r>
                 <w:rPr>
                   <w:rFonts w:ascii="Arial" w:cs="Arial" w:eastAsia="Arial" w:hAnsi="Arial"/>
@@ -19481,7 +19481,7 @@
               <w:spacing w:after="10" w:before="0"/>
               <w:ind w:left="120"/>
             </w:pPr>
-            <w:hyperlink w:history="1" r:id="rIdl74xp9r1ke05g_8fyg321">
+            <w:hyperlink w:history="1" r:id="rId_fcoc-cibq2kbacx4nemj">
               <w:r>
                 <w:rPr>
                   <w:rFonts w:ascii="Arial" w:cs="Arial" w:eastAsia="Arial" w:hAnsi="Arial"/>
@@ -19676,7 +19676,7 @@
             <w:pPr>
               <w:spacing w:after="20" w:before="0"/>
             </w:pPr>
-            <w:hyperlink w:history="1" r:id="rIdqdpui9hwgvmt0nwg-b-ob">
+            <w:hyperlink w:history="1" r:id="rIdmzwq3ghko_b_gxfctzpl4">
               <w:r>
                 <w:rPr>
                   <w:rFonts w:ascii="Arial" w:cs="Arial" w:eastAsia="Arial" w:hAnsi="Arial"/>
@@ -19709,7 +19709,7 @@
               <w:spacing w:after="10" w:before="0"/>
               <w:ind w:left="120"/>
             </w:pPr>
-            <w:hyperlink w:history="1" r:id="rId5x9iv4y_w4xblhlxw7neg">
+            <w:hyperlink w:history="1" r:id="rIdqhe7hd9ob0b1p0zenf0bu">
               <w:r>
                 <w:rPr>
                   <w:rFonts w:ascii="Arial" w:cs="Arial" w:eastAsia="Arial" w:hAnsi="Arial"/>
@@ -19754,7 +19754,7 @@
             <w:pPr>
               <w:spacing w:after="20" w:before="0"/>
             </w:pPr>
-            <w:hyperlink w:history="1" r:id="rIdp2gubmurex2xp3je23hll">
+            <w:hyperlink w:history="1" r:id="rId4n86akkqfcfgy67disisy">
               <w:r>
                 <w:rPr>
                   <w:rFonts w:ascii="Arial" w:cs="Arial" w:eastAsia="Arial" w:hAnsi="Arial"/>
@@ -19787,7 +19787,7 @@
               <w:spacing w:after="10" w:before="0"/>
               <w:ind w:left="120"/>
             </w:pPr>
-            <w:hyperlink w:history="1" r:id="rIdxdboxbwosmiwvlroqyxie">
+            <w:hyperlink w:history="1" r:id="rIdzk53rnvqavbntbtuuyn-c">
               <w:r>
                 <w:rPr>
                   <w:rFonts w:ascii="Arial" w:cs="Arial" w:eastAsia="Arial" w:hAnsi="Arial"/>
@@ -19982,7 +19982,7 @@
             <w:pPr>
               <w:spacing w:after="20" w:before="0"/>
             </w:pPr>
-            <w:hyperlink w:history="1" r:id="rIdltwdownlajff9-o2wtfrw">
+            <w:hyperlink w:history="1" r:id="rIdf9bazd8difeitzol7eji6">
               <w:r>
                 <w:rPr>
                   <w:rFonts w:ascii="Arial" w:cs="Arial" w:eastAsia="Arial" w:hAnsi="Arial"/>
@@ -20015,7 +20015,7 @@
               <w:spacing w:after="10" w:before="0"/>
               <w:ind w:left="120"/>
             </w:pPr>
-            <w:hyperlink w:history="1" r:id="rIdok9l-bsdnouptt6b0p8_u">
+            <w:hyperlink w:history="1" r:id="rIdxols0qjbttwvacelvdbah">
               <w:r>
                 <w:rPr>
                   <w:rFonts w:ascii="Arial" w:cs="Arial" w:eastAsia="Arial" w:hAnsi="Arial"/>
@@ -20060,7 +20060,7 @@
             <w:pPr>
               <w:spacing w:after="20" w:before="0"/>
             </w:pPr>
-            <w:hyperlink w:history="1" r:id="rIdu5idud-efxh0xxjm_by37">
+            <w:hyperlink w:history="1" r:id="rId1srzudg4zom5b1w4h7_qv">
               <w:r>
                 <w:rPr>
                   <w:rFonts w:ascii="Arial" w:cs="Arial" w:eastAsia="Arial" w:hAnsi="Arial"/>
@@ -20093,7 +20093,7 @@
               <w:spacing w:after="10" w:before="0"/>
               <w:ind w:left="120"/>
             </w:pPr>
-            <w:hyperlink w:history="1" r:id="rIdmgxjomfls65zgrgb8padk">
+            <w:hyperlink w:history="1" r:id="rIddxoohbzjgnzwa6fykpqbm">
               <w:r>
                 <w:rPr>
                   <w:rFonts w:ascii="Arial" w:cs="Arial" w:eastAsia="Arial" w:hAnsi="Arial"/>
@@ -20451,7 +20451,7 @@
                 <w:sz w:val="18"/>
                 <w:szCs w:val="18"/>
               </w:rPr>
-              <w:t xml:space="preserve">Learners completed a table of 7 complementary angle pairs (e.g., 35° &amp; 55°, 45° &amp; 45°) and computed sin and cos values, finding that the difference sin θ − cos(90°−θ) = 0 for every pair, including the 38° elevation angle used in the water-tank calculation in Lesson 4.</w:t>
+              <w:t xml:space="preserve">Learners completed a table of 7 complementary angle pairs (e.g., 35° &amp; 55°, 45° &amp; 45°) and computed sin and cos values, finding that the difference sin θ − cos(90°−θ) = 0 for every pair, including the 38° elevation angle used in the water-tank calculation in Lesson 3.</w:t>
             </w:r>
           </w:p>
         </w:tc>
@@ -20605,7 +20605,7 @@
         </w:rPr>
         <w:t xml:space="preserve">© 2026 SeaVuria and ARES. Aligned with KICD objectives. Developed by SeaVuria; technical implementation by ARES (with AI assistance from Claude). Licensed under </w:t>
       </w:r>
-      <w:hyperlink w:history="1" r:id="rIdiiolun7x2ethygzafzfow">
+      <w:hyperlink w:history="1" r:id="rIdcmjul7az6vuy1o0jqgjug">
         <w:r>
           <w:rPr>
             <w:rFonts w:ascii="Arial" w:cs="Arial" w:eastAsia="Arial" w:hAnsi="Arial"/>
@@ -20626,7 +20626,7 @@
         </w:rPr>
         <w:t xml:space="preserve"> (</w:t>
       </w:r>
-      <w:hyperlink w:history="1" r:id="rId7bprrug7xaba_u5nyyazi">
+      <w:hyperlink w:history="1" r:id="rIdxlfyxh1bi6u3v6x95kqyk">
         <w:r>
           <w:rPr>
             <w:rFonts w:ascii="Arial" w:cs="Arial" w:eastAsia="Arial" w:hAnsi="Arial"/>
@@ -21639,7 +21639,7 @@
             <w:pPr>
               <w:spacing w:after="20" w:before="0"/>
             </w:pPr>
-            <w:hyperlink w:history="1" r:id="rIdufjg5y6pzyjggoe5e2anp">
+            <w:hyperlink w:history="1" r:id="rIdetnqu-yoh9ydiqfekgvop">
               <w:r>
                 <w:rPr>
                   <w:rFonts w:ascii="Arial" w:cs="Arial" w:eastAsia="Arial" w:hAnsi="Arial"/>
@@ -21688,7 +21688,7 @@
               <w:spacing w:after="10" w:before="0"/>
               <w:ind w:left="120"/>
             </w:pPr>
-            <w:hyperlink w:history="1" r:id="rIdpzptjg7-ksg0oix_xt8re">
+            <w:hyperlink w:history="1" r:id="rIdc560hh4maroqmwi0x8vlz">
               <w:r>
                 <w:rPr>
                   <w:rFonts w:ascii="Arial" w:cs="Arial" w:eastAsia="Arial" w:hAnsi="Arial"/>
@@ -21733,7 +21733,7 @@
             <w:pPr>
               <w:spacing w:after="20" w:before="0"/>
             </w:pPr>
-            <w:hyperlink w:history="1" r:id="rIdbb2z6bhdg1eauwhbsvfdd">
+            <w:hyperlink w:history="1" r:id="rIday5ep1zkmuoolg2nxslf8">
               <w:r>
                 <w:rPr>
                   <w:rFonts w:ascii="Arial" w:cs="Arial" w:eastAsia="Arial" w:hAnsi="Arial"/>
@@ -21766,7 +21766,7 @@
               <w:spacing w:after="10" w:before="0"/>
               <w:ind w:left="120"/>
             </w:pPr>
-            <w:hyperlink w:history="1" r:id="rIdztioqvk1zzfm7drczyoem">
+            <w:hyperlink w:history="1" r:id="rIdrpjeugoc5n1th-jzaxlwt">
               <w:r>
                 <w:rPr>
                   <w:rFonts w:ascii="Arial" w:cs="Arial" w:eastAsia="Arial" w:hAnsi="Arial"/>
@@ -21808,7 +21808,7 @@
                 <w:sz w:val="18"/>
                 <w:szCs w:val="18"/>
               </w:rPr>
-              <w:t xml:space="preserve">Each learner studies a diagram projected (or drawn on the board) showing two students — Amina standing 10 m from the base of the school water tank and Baraka standing 15 m from the same base. Amina's clinometer reads 42° and Baraka's reads 30°. Learners are asked: 'Without any extra information, predict whether Amina and Baraka will calculate the SAME height or DIFFERENT heights. Write your prediction and one sentence of reasoning in your exercise book.' They share predictions with their seat-partner (Think-Pair-Share, 2 minutes), then three volunteers are cold-called to read their reasoning aloud.</w:t>
+              <w:t xml:space="preserve">Each learner studies a diagram projected (or drawn on the board) showing two students — Amina standing 10 m from the base of the school water tank and Baraka standing 20 m from the same base. Amina's clinometer reads 38° and Baraka's reads 22°. Learners are asked: 'Without any extra information, predict whether Amina and Baraka will calculate the SAME height or DIFFERENT heights. Write your prediction and one sentence of reasoning in your exercise book.' They share predictions with their seat-partner (Think-Pair-Share, 2 minutes), then three volunteers are cold-called to read their reasoning aloud.</w:t>
             </w:r>
           </w:p>
         </w:tc>
@@ -21961,7 +21961,7 @@
             <w:pPr>
               <w:spacing w:after="20" w:before="0"/>
             </w:pPr>
-            <w:hyperlink w:history="1" r:id="rIdtpai6skhxqb4ca3shdqjh">
+            <w:hyperlink w:history="1" r:id="rId3jofg7zdgurnyxkgpmppd">
               <w:r>
                 <w:rPr>
                   <w:rFonts w:ascii="Arial" w:cs="Arial" w:eastAsia="Arial" w:hAnsi="Arial"/>
@@ -22010,7 +22010,7 @@
               <w:spacing w:after="10" w:before="0"/>
               <w:ind w:left="120"/>
             </w:pPr>
-            <w:hyperlink w:history="1" r:id="rIduvhh5yeltoaz1pxo3lrmz">
+            <w:hyperlink w:history="1" r:id="rIdoaiie83v7ei_27e1b_4qq">
               <w:r>
                 <w:rPr>
                   <w:rFonts w:ascii="Arial" w:cs="Arial" w:eastAsia="Arial" w:hAnsi="Arial"/>
@@ -22055,7 +22055,7 @@
             <w:pPr>
               <w:spacing w:after="20" w:before="0"/>
             </w:pPr>
-            <w:hyperlink w:history="1" r:id="rIdrlkluxyfvdtp4hfkwrd4b">
+            <w:hyperlink w:history="1" r:id="rIde5l9_jkfmezvnce-3yj_-">
               <w:r>
                 <w:rPr>
                   <w:rFonts w:ascii="Arial" w:cs="Arial" w:eastAsia="Arial" w:hAnsi="Arial"/>
@@ -22088,7 +22088,7 @@
               <w:spacing w:after="10" w:before="0"/>
               <w:ind w:left="120"/>
             </w:pPr>
-            <w:hyperlink w:history="1" r:id="rId26fjevap-lzxwo52jm_4f">
+            <w:hyperlink w:history="1" r:id="rIdlgonafpxvpfcrbg3lpdz_">
               <w:r>
                 <w:rPr>
                   <w:rFonts w:ascii="Arial" w:cs="Arial" w:eastAsia="Arial" w:hAnsi="Arial"/>
@@ -22283,7 +22283,7 @@
             <w:pPr>
               <w:spacing w:after="20" w:before="0"/>
             </w:pPr>
-            <w:hyperlink w:history="1" r:id="rIdvtusz0prqp9oetd_vpwlm">
+            <w:hyperlink w:history="1" r:id="rIdwu9njt97nzopp_cjhwitd">
               <w:r>
                 <w:rPr>
                   <w:rFonts w:ascii="Arial" w:cs="Arial" w:eastAsia="Arial" w:hAnsi="Arial"/>
@@ -22332,7 +22332,7 @@
               <w:spacing w:after="10" w:before="0"/>
               <w:ind w:left="120"/>
             </w:pPr>
-            <w:hyperlink w:history="1" r:id="rIdfydc2kqkclvuera8tbdmz">
+            <w:hyperlink w:history="1" r:id="rId6akbeckvywhide-tidomd">
               <w:r>
                 <w:rPr>
                   <w:rFonts w:ascii="Arial" w:cs="Arial" w:eastAsia="Arial" w:hAnsi="Arial"/>
@@ -22377,7 +22377,7 @@
             <w:pPr>
               <w:spacing w:after="20" w:before="0"/>
             </w:pPr>
-            <w:hyperlink w:history="1" r:id="rIdkoez1f8bgjobtfidilhga">
+            <w:hyperlink w:history="1" r:id="rIddtagvkc6nzkc5ui7cuk71">
               <w:r>
                 <w:rPr>
                   <w:rFonts w:ascii="Arial" w:cs="Arial" w:eastAsia="Arial" w:hAnsi="Arial"/>
@@ -22426,7 +22426,7 @@
               <w:spacing w:after="10" w:before="0"/>
               <w:ind w:left="120"/>
             </w:pPr>
-            <w:hyperlink w:history="1" r:id="rIde3agakto4zncq_nqrrftn">
+            <w:hyperlink w:history="1" r:id="rIdm_fbnosdmkgkkb_gzffla">
               <w:r>
                 <w:rPr>
                   <w:rFonts w:ascii="Arial" w:cs="Arial" w:eastAsia="Arial" w:hAnsi="Arial"/>
@@ -22621,7 +22621,7 @@
             <w:pPr>
               <w:spacing w:after="20" w:before="0"/>
             </w:pPr>
-            <w:hyperlink w:history="1" r:id="rIdxabmeahvvhwbodhh3j-sp">
+            <w:hyperlink w:history="1" r:id="rIds39rmfp1szk3mqeyzscnc">
               <w:r>
                 <w:rPr>
                   <w:rFonts w:ascii="Arial" w:cs="Arial" w:eastAsia="Arial" w:hAnsi="Arial"/>
@@ -22670,7 +22670,7 @@
               <w:spacing w:after="10" w:before="0"/>
               <w:ind w:left="120"/>
             </w:pPr>
-            <w:hyperlink w:history="1" r:id="rIdmznjc1daag1kedzgzwwsg">
+            <w:hyperlink w:history="1" r:id="rIdy3bf5yer9qkeu9xzkhep_">
               <w:r>
                 <w:rPr>
                   <w:rFonts w:ascii="Arial" w:cs="Arial" w:eastAsia="Arial" w:hAnsi="Arial"/>
@@ -22715,7 +22715,7 @@
             <w:pPr>
               <w:spacing w:after="20" w:before="0"/>
             </w:pPr>
-            <w:hyperlink w:history="1" r:id="rIdrn_6wggg8v5vqmq0vh69k">
+            <w:hyperlink w:history="1" r:id="rIddveqppexzy3gotg0ti6zw">
               <w:r>
                 <w:rPr>
                   <w:rFonts w:ascii="Arial" w:cs="Arial" w:eastAsia="Arial" w:hAnsi="Arial"/>
@@ -22748,7 +22748,7 @@
               <w:spacing w:after="10" w:before="0"/>
               <w:ind w:left="120"/>
             </w:pPr>
-            <w:hyperlink w:history="1" r:id="rIdyt6i1yzvmrezlavj0luih">
+            <w:hyperlink w:history="1" r:id="rIdp0jyknruez23xeybnknp5">
               <w:r>
                 <w:rPr>
                   <w:rFonts w:ascii="Arial" w:cs="Arial" w:eastAsia="Arial" w:hAnsi="Arial"/>
@@ -22943,7 +22943,7 @@
             <w:pPr>
               <w:spacing w:after="20" w:before="0"/>
             </w:pPr>
-            <w:hyperlink w:history="1" r:id="rIdseklhkb5ijvsax7yn-_vz">
+            <w:hyperlink w:history="1" r:id="rId7s7p1_drv7oeltcfjcjxj">
               <w:r>
                 <w:rPr>
                   <w:rFonts w:ascii="Arial" w:cs="Arial" w:eastAsia="Arial" w:hAnsi="Arial"/>
@@ -22992,7 +22992,7 @@
               <w:spacing w:after="10" w:before="0"/>
               <w:ind w:left="120"/>
             </w:pPr>
-            <w:hyperlink w:history="1" r:id="rIdnbn2rssxwtswk2mem1dcn">
+            <w:hyperlink w:history="1" r:id="rId_tumht6_zzad12dlrtj1o">
               <w:r>
                 <w:rPr>
                   <w:rFonts w:ascii="Arial" w:cs="Arial" w:eastAsia="Arial" w:hAnsi="Arial"/>
@@ -23037,7 +23037,7 @@
             <w:pPr>
               <w:spacing w:after="20" w:before="0"/>
             </w:pPr>
-            <w:hyperlink w:history="1" r:id="rIdx4oxqebt2a8kjgim9jvup">
+            <w:hyperlink w:history="1" r:id="rIdtbotkxip3vy-44im7nbc5">
               <w:r>
                 <w:rPr>
                   <w:rFonts w:ascii="Arial" w:cs="Arial" w:eastAsia="Arial" w:hAnsi="Arial"/>
@@ -23070,7 +23070,7 @@
               <w:spacing w:after="10" w:before="0"/>
               <w:ind w:left="120"/>
             </w:pPr>
-            <w:hyperlink w:history="1" r:id="rIdpmu-0gddj6qfgpvivjr_n">
+            <w:hyperlink w:history="1" r:id="rIdo5am_uxnu8dkgi4lbsxif">
               <w:r>
                 <w:rPr>
                   <w:rFonts w:ascii="Arial" w:cs="Arial" w:eastAsia="Arial" w:hAnsi="Arial"/>
@@ -23112,7 +23112,7 @@
                 <w:sz w:val="18"/>
                 <w:szCs w:val="18"/>
               </w:rPr>
-              <w:t xml:space="preserve">Learners open their cumulative explanatory model (a labelled diagram started in Lesson 1 and revised each lesson). Today they add: (a) a drawing of their constructed clinometer with labels — sighting straw, protractor scale, plumb-bob string, angle of elevation θ; (b) a right-angled triangle diagram showing the water tank scenario with horizontal distance d, height h, and angle θ labelled, and the equation h = d × tan θ written beside it; (c) an arrow from 'Amina at 10 m (42°)' and 'Baraka at 15 m (30°)' both pointing to 'same h = 9.0 m' to represent the consistency check; (d) a one-sentence connection: 'This is how Kenyan surveyors mapped the Rift Valley escarpment and how foresters in the Mau Forest measure trees without felling them.' Pairs peer-review each other's models using a three-point checklist on the board: ① clinometer labelled correctly, ② right-triangle equation present, ③ consistency check arrow drawn. Models are signed by the peer reviewer and collected for teacher review.</w:t>
+              <w:t xml:space="preserve">Learners open their cumulative explanatory model (a labelled diagram started in Lesson 1 and revised each lesson). Today they add: (a) a drawing of their constructed clinometer with labels — sighting straw, protractor scale, plumb-bob string, angle of elevation θ; (b) a right-angled triangle diagram showing the water tank scenario with horizontal distance d, height h, and angle θ labelled, and the equation h = d × tan θ written beside it; (c) an arrow from 'Amina at 10 m (38°)' and 'Baraka at 20 m (22°)' both pointing to 'same h ≈ 8 m (7.8 m and 8.1 m)' to represent the consistency check; (d) a one-sentence connection: 'This is how Kenyan surveyors mapped the Rift Valley escarpment and how foresters in the Mau Forest measure trees without felling them.' Pairs peer-review each other's models using a three-point checklist on the board: ① clinometer labelled correctly, ② right-triangle equation present, ③ consistency check arrow drawn. Models are signed by the peer reviewer and collected for teacher review.</w:t>
             </w:r>
           </w:p>
         </w:tc>
@@ -23560,7 +23560,7 @@
                 <w:sz w:val="18"/>
                 <w:szCs w:val="18"/>
               </w:rPr>
-              <w:t xml:space="preserve">Learners updated their cumulative explanatory model to include a labelled clinometer diagram, a right-triangle equation, and a consistency-check annotation showing that Amina at 10 m (42°) and Baraka at 15 m (30°) both arrive at the same height — and connected this method to how Kenyan surveyors and Mau Forest rangers determine heights without direct measurement.</w:t>
+              <w:t xml:space="preserve">Learners updated their cumulative explanatory model to include a labelled clinometer diagram, a right-triangle equation, and a consistency-check annotation showing that Amina at 10 m (38°) and Baraka at 20 m (22°) arrive at nearly the same height — and connected this method to how Kenyan surveyors and Mau Forest rangers determine heights without direct measurement.</w:t>
             </w:r>
           </w:p>
         </w:tc>
@@ -23582,7 +23582,7 @@
         </w:rPr>
         <w:t xml:space="preserve">© 2026 SeaVuria and ARES. Aligned with KICD objectives. Developed by SeaVuria; technical implementation by ARES (with AI assistance from Claude). Licensed under </w:t>
       </w:r>
-      <w:hyperlink w:history="1" r:id="rIde3mxikophc1b2zbgttv0e">
+      <w:hyperlink w:history="1" r:id="rIdmrhtbgun4aum1qzxjpyh4">
         <w:r>
           <w:rPr>
             <w:rFonts w:ascii="Arial" w:cs="Arial" w:eastAsia="Arial" w:hAnsi="Arial"/>
@@ -23603,7 +23603,7 @@
         </w:rPr>
         <w:t xml:space="preserve"> (</w:t>
       </w:r>
-      <w:hyperlink w:history="1" r:id="rIdcc9fnbwlh5svfag2zfmuq">
+      <w:hyperlink w:history="1" r:id="rId8edu-r50ikcqe1xjxejw-">
         <w:r>
           <w:rPr>
             <w:rFonts w:ascii="Arial" w:cs="Arial" w:eastAsia="Arial" w:hAnsi="Arial"/>
@@ -24616,7 +24616,7 @@
             <w:pPr>
               <w:spacing w:after="20" w:before="0"/>
             </w:pPr>
-            <w:hyperlink w:history="1" r:id="rId00xn8b4xjzvncn7nn6wyl">
+            <w:hyperlink w:history="1" r:id="rIdstaxjz4-ni6xvly1y7jxg">
               <w:r>
                 <w:rPr>
                   <w:rFonts w:ascii="Arial" w:cs="Arial" w:eastAsia="Arial" w:hAnsi="Arial"/>
@@ -24649,7 +24649,7 @@
               <w:spacing w:after="10" w:before="0"/>
               <w:ind w:left="120"/>
             </w:pPr>
-            <w:hyperlink w:history="1" r:id="rIdr7jmcdftpx6nifa1afunn">
+            <w:hyperlink w:history="1" r:id="rIdvnfhegqz67t0emirr30pr">
               <w:r>
                 <w:rPr>
                   <w:rFonts w:ascii="Arial" w:cs="Arial" w:eastAsia="Arial" w:hAnsi="Arial"/>
@@ -24694,7 +24694,7 @@
             <w:pPr>
               <w:spacing w:after="20" w:before="0"/>
             </w:pPr>
-            <w:hyperlink w:history="1" r:id="rIdz4scpxtw9qmrg-djy6kmq">
+            <w:hyperlink w:history="1" r:id="rIde1be_0hkgwfzfbmioluvg">
               <w:r>
                 <w:rPr>
                   <w:rFonts w:ascii="Arial" w:cs="Arial" w:eastAsia="Arial" w:hAnsi="Arial"/>
@@ -24727,7 +24727,7 @@
               <w:spacing w:after="10" w:before="0"/>
               <w:ind w:left="120"/>
             </w:pPr>
-            <w:hyperlink w:history="1" r:id="rIdbh5yx3zhyismjn8c978ni">
+            <w:hyperlink w:history="1" r:id="rIdeq9jbskiio0fxya-gsuqs">
               <w:r>
                 <w:rPr>
                   <w:rFonts w:ascii="Arial" w:cs="Arial" w:eastAsia="Arial" w:hAnsi="Arial"/>
@@ -24922,7 +24922,7 @@
             <w:pPr>
               <w:spacing w:after="20" w:before="0"/>
             </w:pPr>
-            <w:hyperlink w:history="1" r:id="rIdcpu_r1izzbjuqqhc5gh7y">
+            <w:hyperlink w:history="1" r:id="rIdnrezcdvorarvfh0kb6gck">
               <w:r>
                 <w:rPr>
                   <w:rFonts w:ascii="Arial" w:cs="Arial" w:eastAsia="Arial" w:hAnsi="Arial"/>
@@ -24955,7 +24955,7 @@
               <w:spacing w:after="10" w:before="0"/>
               <w:ind w:left="120"/>
             </w:pPr>
-            <w:hyperlink w:history="1" r:id="rIdpvc6eb9f3dtaasvkkkghc">
+            <w:hyperlink w:history="1" r:id="rId5h4l8n0p9eqkvwf7nzp3i">
               <w:r>
                 <w:rPr>
                   <w:rFonts w:ascii="Arial" w:cs="Arial" w:eastAsia="Arial" w:hAnsi="Arial"/>
@@ -25000,7 +25000,7 @@
             <w:pPr>
               <w:spacing w:after="20" w:before="0"/>
             </w:pPr>
-            <w:hyperlink w:history="1" r:id="rIdklqu1bzzfioakbkuohn3v">
+            <w:hyperlink w:history="1" r:id="rIdgwn8d4ytnnll-f-n3wddo">
               <w:r>
                 <w:rPr>
                   <w:rFonts w:ascii="Arial" w:cs="Arial" w:eastAsia="Arial" w:hAnsi="Arial"/>
@@ -25033,7 +25033,7 @@
               <w:spacing w:after="10" w:before="0"/>
               <w:ind w:left="120"/>
             </w:pPr>
-            <w:hyperlink w:history="1" r:id="rIdowxb1jhz-5-ji4l9uwfhg">
+            <w:hyperlink w:history="1" r:id="rId5njnhrpfw39iaohde-br8">
               <w:r>
                 <w:rPr>
                   <w:rFonts w:ascii="Arial" w:cs="Arial" w:eastAsia="Arial" w:hAnsi="Arial"/>
@@ -25228,7 +25228,7 @@
             <w:pPr>
               <w:spacing w:after="20" w:before="0"/>
             </w:pPr>
-            <w:hyperlink w:history="1" r:id="rIdgpfuofp-65to22-j4k0he">
+            <w:hyperlink w:history="1" r:id="rIddl1vdu-tnle_gxc2t84ma">
               <w:r>
                 <w:rPr>
                   <w:rFonts w:ascii="Arial" w:cs="Arial" w:eastAsia="Arial" w:hAnsi="Arial"/>
@@ -25261,7 +25261,7 @@
               <w:spacing w:after="10" w:before="0"/>
               <w:ind w:left="120"/>
             </w:pPr>
-            <w:hyperlink w:history="1" r:id="rIdfsr_si3otsjfevrwcuzxk">
+            <w:hyperlink w:history="1" r:id="rIdmmlprknqwol9iekwn0i08">
               <w:r>
                 <w:rPr>
                   <w:rFonts w:ascii="Arial" w:cs="Arial" w:eastAsia="Arial" w:hAnsi="Arial"/>
@@ -25306,7 +25306,7 @@
             <w:pPr>
               <w:spacing w:after="20" w:before="0"/>
             </w:pPr>
-            <w:hyperlink w:history="1" r:id="rIdoutdnex-h51jgziaozvec">
+            <w:hyperlink w:history="1" r:id="rIdhru4tgn3ydb8gzfc21rah">
               <w:r>
                 <w:rPr>
                   <w:rFonts w:ascii="Arial" w:cs="Arial" w:eastAsia="Arial" w:hAnsi="Arial"/>
@@ -25355,7 +25355,7 @@
               <w:spacing w:after="10" w:before="0"/>
               <w:ind w:left="120"/>
             </w:pPr>
-            <w:hyperlink w:history="1" r:id="rIduah-u6elsvrtmbc2ml4u-">
+            <w:hyperlink w:history="1" r:id="rIdetk6uus8jinzyjwkywqy7">
               <w:r>
                 <w:rPr>
                   <w:rFonts w:ascii="Arial" w:cs="Arial" w:eastAsia="Arial" w:hAnsi="Arial"/>
@@ -25550,7 +25550,7 @@
             <w:pPr>
               <w:spacing w:after="20" w:before="0"/>
             </w:pPr>
-            <w:hyperlink w:history="1" r:id="rIdns-nzc77qj6zkoqztnvuy">
+            <w:hyperlink w:history="1" r:id="rIdzo40ywkqsh9uwci0z_luu">
               <w:r>
                 <w:rPr>
                   <w:rFonts w:ascii="Arial" w:cs="Arial" w:eastAsia="Arial" w:hAnsi="Arial"/>
@@ -25583,7 +25583,7 @@
               <w:spacing w:after="10" w:before="0"/>
               <w:ind w:left="120"/>
             </w:pPr>
-            <w:hyperlink w:history="1" r:id="rIdljiuds07e7l3xmr_tu19t">
+            <w:hyperlink w:history="1" r:id="rIdy1ihoh03puqofherutbrg">
               <w:r>
                 <w:rPr>
                   <w:rFonts w:ascii="Arial" w:cs="Arial" w:eastAsia="Arial" w:hAnsi="Arial"/>
@@ -25628,7 +25628,7 @@
             <w:pPr>
               <w:spacing w:after="20" w:before="0"/>
             </w:pPr>
-            <w:hyperlink w:history="1" r:id="rIdbx_y5kp8itoe9bz9htku0">
+            <w:hyperlink w:history="1" r:id="rIde6j6tjgtlyqua7u0h-mdw">
               <w:r>
                 <w:rPr>
                   <w:rFonts w:ascii="Arial" w:cs="Arial" w:eastAsia="Arial" w:hAnsi="Arial"/>
@@ -25677,7 +25677,7 @@
               <w:spacing w:after="10" w:before="0"/>
               <w:ind w:left="120"/>
             </w:pPr>
-            <w:hyperlink w:history="1" r:id="rId-h4jycahtetqoytk945mc">
+            <w:hyperlink w:history="1" r:id="rIdd4w9bfobqdij6qwmid1do">
               <w:r>
                 <w:rPr>
                   <w:rFonts w:ascii="Arial" w:cs="Arial" w:eastAsia="Arial" w:hAnsi="Arial"/>
@@ -25872,7 +25872,7 @@
             <w:pPr>
               <w:spacing w:after="20" w:before="0"/>
             </w:pPr>
-            <w:hyperlink w:history="1" r:id="rIdjnipyrub238p9nbb1vis_">
+            <w:hyperlink w:history="1" r:id="rIdder8cpqwpydmqwrhqmwlw">
               <w:r>
                 <w:rPr>
                   <w:rFonts w:ascii="Arial" w:cs="Arial" w:eastAsia="Arial" w:hAnsi="Arial"/>
@@ -25921,7 +25921,7 @@
               <w:spacing w:after="10" w:before="0"/>
               <w:ind w:left="120"/>
             </w:pPr>
-            <w:hyperlink w:history="1" r:id="rIdswsmoovy7lr9zjgnofhup">
+            <w:hyperlink w:history="1" r:id="rId9iuogeaihvu1m1fk5mqxe">
               <w:r>
                 <w:rPr>
                   <w:rFonts w:ascii="Arial" w:cs="Arial" w:eastAsia="Arial" w:hAnsi="Arial"/>
@@ -25966,7 +25966,7 @@
             <w:pPr>
               <w:spacing w:after="20" w:before="0"/>
             </w:pPr>
-            <w:hyperlink w:history="1" r:id="rIdmfv4bncawfncvefnjnzmq">
+            <w:hyperlink w:history="1" r:id="rIdykd23b9ugn-z9oryzwepk">
               <w:r>
                 <w:rPr>
                   <w:rFonts w:ascii="Arial" w:cs="Arial" w:eastAsia="Arial" w:hAnsi="Arial"/>
@@ -26015,7 +26015,7 @@
               <w:spacing w:after="10" w:before="0"/>
               <w:ind w:left="120"/>
             </w:pPr>
-            <w:hyperlink w:history="1" r:id="rIde0hffb2i8am88_1reqpqn">
+            <w:hyperlink w:history="1" r:id="rIdnkojcchh9oxk8zfk69yc8">
               <w:r>
                 <w:rPr>
                   <w:rFonts w:ascii="Arial" w:cs="Arial" w:eastAsia="Arial" w:hAnsi="Arial"/>
@@ -26527,7 +26527,7 @@
         </w:rPr>
         <w:t xml:space="preserve">© 2026 SeaVuria and ARES. Aligned with KICD objectives. Developed by SeaVuria; technical implementation by ARES (with AI assistance from Claude). Licensed under </w:t>
       </w:r>
-      <w:hyperlink w:history="1" r:id="rIdljq_4oywsbxtbxvyayq1o">
+      <w:hyperlink w:history="1" r:id="rIdmeq1vvr3lp3tuphkaygwl">
         <w:r>
           <w:rPr>
             <w:rFonts w:ascii="Arial" w:cs="Arial" w:eastAsia="Arial" w:hAnsi="Arial"/>
@@ -26548,7 +26548,7 @@
         </w:rPr>
         <w:t xml:space="preserve"> (</w:t>
       </w:r>
-      <w:hyperlink w:history="1" r:id="rIdwkhdjfbq1exvhdejc3lds">
+      <w:hyperlink w:history="1" r:id="rIdynwcbf-e16nko0un0t8e-">
         <w:r>
           <w:rPr>
             <w:rFonts w:ascii="Arial" w:cs="Arial" w:eastAsia="Arial" w:hAnsi="Arial"/>

--- a/data/outputs/v2/Essential_Mathematics/SS2.3_Trigonometry/Essential_Mathematics_Trigonometry_CBE_LessonSequence.docx
+++ b/data/outputs/v2/Essential_Mathematics/SS2.3_Trigonometry/Essential_Mathematics_Trigonometry_CBE_LessonSequence.docx
@@ -2587,7 +2587,7 @@
         </w:rPr>
         <w:t xml:space="preserve">© 2026 SeaVuria and ARES. This work is licensed under a </w:t>
       </w:r>
-      <w:hyperlink w:history="1" r:id="rId401yhshuoovesnt56gvxa">
+      <w:hyperlink w:history="1" r:id="rIdpshsjzwmevwujyz-a5nkn">
         <w:r>
           <w:rPr>
             <w:rFonts w:ascii="Arial" w:cs="Arial" w:eastAsia="Arial" w:hAnsi="Arial"/>
@@ -2607,7 +2607,7 @@
         </w:rPr>
         <w:t xml:space="preserve"> (</w:t>
       </w:r>
-      <w:hyperlink w:history="1" r:id="rIdkr3yoeix8rhvwyjxyz9jl">
+      <w:hyperlink w:history="1" r:id="rIdf1mlsz__j0ojyb8vags5a">
         <w:r>
           <w:rPr>
             <w:rFonts w:ascii="Arial" w:cs="Arial" w:eastAsia="Arial" w:hAnsi="Arial"/>
@@ -2627,7 +2627,7 @@
         </w:rPr>
         <w:t xml:space="preserve">). To view a copy of this license, visit </w:t>
       </w:r>
-      <w:hyperlink w:history="1" r:id="rId-qr8yhf1z4rk6bb_dhjto">
+      <w:hyperlink w:history="1" r:id="rIdvv6z5ya4xs1tlfukpzcha">
         <w:r>
           <w:rPr>
             <w:rFonts w:ascii="Arial" w:cs="Arial" w:eastAsia="Arial" w:hAnsi="Arial"/>
@@ -3639,7 +3639,7 @@
             <w:pPr>
               <w:spacing w:after="20" w:before="0"/>
             </w:pPr>
-            <w:hyperlink w:history="1" r:id="rId_2kezzcd2okpr0a8s4q88">
+            <w:hyperlink w:history="1" r:id="rId7ohezui1ohgbg_cl7lzfo">
               <w:r>
                 <w:rPr>
                   <w:rFonts w:ascii="Arial" w:cs="Arial" w:eastAsia="Arial" w:hAnsi="Arial"/>
@@ -3672,7 +3672,7 @@
               <w:spacing w:after="10" w:before="0"/>
               <w:ind w:left="120"/>
             </w:pPr>
-            <w:hyperlink w:history="1" r:id="rIdih2_plxiha_elivwjf6ls">
+            <w:hyperlink w:history="1" r:id="rId1heoyd3z8s7z9-n_la3u3">
               <w:r>
                 <w:rPr>
                   <w:rFonts w:ascii="Arial" w:cs="Arial" w:eastAsia="Arial" w:hAnsi="Arial"/>
@@ -3717,7 +3717,7 @@
             <w:pPr>
               <w:spacing w:after="20" w:before="0"/>
             </w:pPr>
-            <w:hyperlink w:history="1" r:id="rIdti5hbyr6l2vc9xvl7bssx">
+            <w:hyperlink w:history="1" r:id="rIdgpvqaquhn_w2bwhu5jitd">
               <w:r>
                 <w:rPr>
                   <w:rFonts w:ascii="Arial" w:cs="Arial" w:eastAsia="Arial" w:hAnsi="Arial"/>
@@ -3750,7 +3750,7 @@
               <w:spacing w:after="10" w:before="0"/>
               <w:ind w:left="120"/>
             </w:pPr>
-            <w:hyperlink w:history="1" r:id="rIdx2ddtt4duyuoablyl6ai8">
+            <w:hyperlink w:history="1" r:id="rIddygbjmmoeqjt6gthombk6">
               <w:r>
                 <w:rPr>
                   <w:rFonts w:ascii="Arial" w:cs="Arial" w:eastAsia="Arial" w:hAnsi="Arial"/>
@@ -3945,7 +3945,7 @@
             <w:pPr>
               <w:spacing w:after="20" w:before="0"/>
             </w:pPr>
-            <w:hyperlink w:history="1" r:id="rIdcmywog9srk9c2rb3sq1ts">
+            <w:hyperlink w:history="1" r:id="rIdyrp9ysddi41pzqso_7cyi">
               <w:r>
                 <w:rPr>
                   <w:rFonts w:ascii="Arial" w:cs="Arial" w:eastAsia="Arial" w:hAnsi="Arial"/>
@@ -3978,7 +3978,7 @@
               <w:spacing w:after="10" w:before="0"/>
               <w:ind w:left="120"/>
             </w:pPr>
-            <w:hyperlink w:history="1" r:id="rIdq0v20sq7whzljc8jvjk8m">
+            <w:hyperlink w:history="1" r:id="rIdejuhvlved_hfaxnxyyeoe">
               <w:r>
                 <w:rPr>
                   <w:rFonts w:ascii="Arial" w:cs="Arial" w:eastAsia="Arial" w:hAnsi="Arial"/>
@@ -4023,7 +4023,7 @@
             <w:pPr>
               <w:spacing w:after="20" w:before="0"/>
             </w:pPr>
-            <w:hyperlink w:history="1" r:id="rIdoqji1gfvgd_kgzk7qjxe9">
+            <w:hyperlink w:history="1" r:id="rId5hmh0hakiliruyu4hzaob">
               <w:r>
                 <w:rPr>
                   <w:rFonts w:ascii="Arial" w:cs="Arial" w:eastAsia="Arial" w:hAnsi="Arial"/>
@@ -4056,7 +4056,7 @@
               <w:spacing w:after="10" w:before="0"/>
               <w:ind w:left="120"/>
             </w:pPr>
-            <w:hyperlink w:history="1" r:id="rIdr2apwyfd8s3u2jlkvd7le">
+            <w:hyperlink w:history="1" r:id="rId3glpm8eosziddidswv_to">
               <w:r>
                 <w:rPr>
                   <w:rFonts w:ascii="Arial" w:cs="Arial" w:eastAsia="Arial" w:hAnsi="Arial"/>
@@ -4251,7 +4251,7 @@
             <w:pPr>
               <w:spacing w:after="20" w:before="0"/>
             </w:pPr>
-            <w:hyperlink w:history="1" r:id="rId2iqoabzhvl4tzmd2vxgnu">
+            <w:hyperlink w:history="1" r:id="rIdyftxmuf2edgtpzrdzbds-">
               <w:r>
                 <w:rPr>
                   <w:rFonts w:ascii="Arial" w:cs="Arial" w:eastAsia="Arial" w:hAnsi="Arial"/>
@@ -4300,7 +4300,7 @@
               <w:spacing w:after="10" w:before="0"/>
               <w:ind w:left="120"/>
             </w:pPr>
-            <w:hyperlink w:history="1" r:id="rIdit0yti2szfblc8k21aw1u">
+            <w:hyperlink w:history="1" r:id="rIdctg1nlzqhzokzwc99qac8">
               <w:r>
                 <w:rPr>
                   <w:rFonts w:ascii="Arial" w:cs="Arial" w:eastAsia="Arial" w:hAnsi="Arial"/>
@@ -4345,7 +4345,7 @@
             <w:pPr>
               <w:spacing w:after="20" w:before="0"/>
             </w:pPr>
-            <w:hyperlink w:history="1" r:id="rIdqcq8tj5llghj883u_nuzc">
+            <w:hyperlink w:history="1" r:id="rIdlo-hdb8hmeh5ldnkl3u-y">
               <w:r>
                 <w:rPr>
                   <w:rFonts w:ascii="Arial" w:cs="Arial" w:eastAsia="Arial" w:hAnsi="Arial"/>
@@ -4378,7 +4378,7 @@
               <w:spacing w:after="10" w:before="0"/>
               <w:ind w:left="120"/>
             </w:pPr>
-            <w:hyperlink w:history="1" r:id="rIdws3eb9iutkzxr6ianqocc">
+            <w:hyperlink w:history="1" r:id="rId6dqoz_hus9oqeeiutpx-n">
               <w:r>
                 <w:rPr>
                   <w:rFonts w:ascii="Arial" w:cs="Arial" w:eastAsia="Arial" w:hAnsi="Arial"/>
@@ -4573,7 +4573,7 @@
             <w:pPr>
               <w:spacing w:after="20" w:before="0"/>
             </w:pPr>
-            <w:hyperlink w:history="1" r:id="rId0t-lw8evonwbvexmxrzdb">
+            <w:hyperlink w:history="1" r:id="rIdlufjpki9iesoxcycr4plp">
               <w:r>
                 <w:rPr>
                   <w:rFonts w:ascii="Arial" w:cs="Arial" w:eastAsia="Arial" w:hAnsi="Arial"/>
@@ -4606,7 +4606,7 @@
               <w:spacing w:after="10" w:before="0"/>
               <w:ind w:left="120"/>
             </w:pPr>
-            <w:hyperlink w:history="1" r:id="rId5vypgmaclhcgid6y3moiu">
+            <w:hyperlink w:history="1" r:id="rIdqmklnrg-31afx-eco1gtl">
               <w:r>
                 <w:rPr>
                   <w:rFonts w:ascii="Arial" w:cs="Arial" w:eastAsia="Arial" w:hAnsi="Arial"/>
@@ -4651,7 +4651,7 @@
             <w:pPr>
               <w:spacing w:after="20" w:before="0"/>
             </w:pPr>
-            <w:hyperlink w:history="1" r:id="rIdypuat6nktuwg7sxg5ftdc">
+            <w:hyperlink w:history="1" r:id="rIdwmn7lrai-9jsoabbotsn7">
               <w:r>
                 <w:rPr>
                   <w:rFonts w:ascii="Arial" w:cs="Arial" w:eastAsia="Arial" w:hAnsi="Arial"/>
@@ -4684,7 +4684,7 @@
               <w:spacing w:after="10" w:before="0"/>
               <w:ind w:left="120"/>
             </w:pPr>
-            <w:hyperlink w:history="1" r:id="rIdq3s_5sqmiqpbzmxsgo5hb">
+            <w:hyperlink w:history="1" r:id="rIdptaznrycabvalkqo6a4pr">
               <w:r>
                 <w:rPr>
                   <w:rFonts w:ascii="Arial" w:cs="Arial" w:eastAsia="Arial" w:hAnsi="Arial"/>
@@ -4879,7 +4879,7 @@
             <w:pPr>
               <w:spacing w:after="20" w:before="0"/>
             </w:pPr>
-            <w:hyperlink w:history="1" r:id="rIdtwhvml7gedkkkpay10r9a">
+            <w:hyperlink w:history="1" r:id="rId25dq4wy0dpil-li4a59t3">
               <w:r>
                 <w:rPr>
                   <w:rFonts w:ascii="Arial" w:cs="Arial" w:eastAsia="Arial" w:hAnsi="Arial"/>
@@ -4912,7 +4912,7 @@
               <w:spacing w:after="10" w:before="0"/>
               <w:ind w:left="120"/>
             </w:pPr>
-            <w:hyperlink w:history="1" r:id="rId8pyrnque2pnurysl2dnir">
+            <w:hyperlink w:history="1" r:id="rId3515wxshnhpcd9tdgifka">
               <w:r>
                 <w:rPr>
                   <w:rFonts w:ascii="Arial" w:cs="Arial" w:eastAsia="Arial" w:hAnsi="Arial"/>
@@ -4957,7 +4957,7 @@
             <w:pPr>
               <w:spacing w:after="20" w:before="0"/>
             </w:pPr>
-            <w:hyperlink w:history="1" r:id="rIdzilubbmr3budd88x95twz">
+            <w:hyperlink w:history="1" r:id="rIdrq93j1zsmivkbn9tnnsqs">
               <w:r>
                 <w:rPr>
                   <w:rFonts w:ascii="Arial" w:cs="Arial" w:eastAsia="Arial" w:hAnsi="Arial"/>
@@ -5006,7 +5006,7 @@
               <w:spacing w:after="10" w:before="0"/>
               <w:ind w:left="120"/>
             </w:pPr>
-            <w:hyperlink w:history="1" r:id="rIdz09bbcfvvc1jad9mzpqlx">
+            <w:hyperlink w:history="1" r:id="rId2b51vs1eyknjtqpzsgzo7">
               <w:r>
                 <w:rPr>
                   <w:rFonts w:ascii="Arial" w:cs="Arial" w:eastAsia="Arial" w:hAnsi="Arial"/>
@@ -5594,7 +5594,7 @@
         </w:rPr>
         <w:t xml:space="preserve">© 2026 SeaVuria and ARES. Aligned with KICD objectives. Developed by SeaVuria; technical implementation by ARES (with AI assistance from Claude). Licensed under </w:t>
       </w:r>
-      <w:hyperlink w:history="1" r:id="rIdri-ebs_bq43oghehqodjf">
+      <w:hyperlink w:history="1" r:id="rIdxqtprjpoxzbkjht1qi00r">
         <w:r>
           <w:rPr>
             <w:rFonts w:ascii="Arial" w:cs="Arial" w:eastAsia="Arial" w:hAnsi="Arial"/>
@@ -5615,7 +5615,7 @@
         </w:rPr>
         <w:t xml:space="preserve"> (</w:t>
       </w:r>
-      <w:hyperlink w:history="1" r:id="rIdro_kzhhkxbs4hwtg4zvfo">
+      <w:hyperlink w:history="1" r:id="rIduvt1yawljh3x4grbzn3vu">
         <w:r>
           <w:rPr>
             <w:rFonts w:ascii="Arial" w:cs="Arial" w:eastAsia="Arial" w:hAnsi="Arial"/>
@@ -6711,7 +6711,7 @@
             <w:pPr>
               <w:spacing w:after="20" w:before="0"/>
             </w:pPr>
-            <w:hyperlink w:history="1" r:id="rIdxjfjumej0jmbnrsm7ocgf">
+            <w:hyperlink w:history="1" r:id="rIdmec5ihtjcfbkkhfd9gqmy">
               <w:r>
                 <w:rPr>
                   <w:rFonts w:ascii="Arial" w:cs="Arial" w:eastAsia="Arial" w:hAnsi="Arial"/>
@@ -6760,7 +6760,7 @@
               <w:spacing w:after="10" w:before="0"/>
               <w:ind w:left="120"/>
             </w:pPr>
-            <w:hyperlink w:history="1" r:id="rIdpw40wqehfwq2stfroytmk">
+            <w:hyperlink w:history="1" r:id="rIdznkfqfq9otednaaza7axc">
               <w:r>
                 <w:rPr>
                   <w:rFonts w:ascii="Arial" w:cs="Arial" w:eastAsia="Arial" w:hAnsi="Arial"/>
@@ -6805,7 +6805,7 @@
             <w:pPr>
               <w:spacing w:after="20" w:before="0"/>
             </w:pPr>
-            <w:hyperlink w:history="1" r:id="rId9vxyo-48xb6xvcopudx5b">
+            <w:hyperlink w:history="1" r:id="rIdammfov1x_chwb1go0mby_">
               <w:r>
                 <w:rPr>
                   <w:rFonts w:ascii="Arial" w:cs="Arial" w:eastAsia="Arial" w:hAnsi="Arial"/>
@@ -6838,7 +6838,7 @@
               <w:spacing w:after="10" w:before="0"/>
               <w:ind w:left="120"/>
             </w:pPr>
-            <w:hyperlink w:history="1" r:id="rIdhlr-zkfdp1rnir_ffg7og">
+            <w:hyperlink w:history="1" r:id="rIdip0jftvsrwso0nftlvomi">
               <w:r>
                 <w:rPr>
                   <w:rFonts w:ascii="Arial" w:cs="Arial" w:eastAsia="Arial" w:hAnsi="Arial"/>
@@ -7033,7 +7033,7 @@
             <w:pPr>
               <w:spacing w:after="20" w:before="0"/>
             </w:pPr>
-            <w:hyperlink w:history="1" r:id="rIdfagfhdy3oeeae9i7jo37l">
+            <w:hyperlink w:history="1" r:id="rIdpzgs6nciupkcgrqhwirdc">
               <w:r>
                 <w:rPr>
                   <w:rFonts w:ascii="Arial" w:cs="Arial" w:eastAsia="Arial" w:hAnsi="Arial"/>
@@ -7082,7 +7082,7 @@
               <w:spacing w:after="10" w:before="0"/>
               <w:ind w:left="120"/>
             </w:pPr>
-            <w:hyperlink w:history="1" r:id="rId1rlbsg2zakswwkaoermxh">
+            <w:hyperlink w:history="1" r:id="rIdc5vt06nnbi4dzpvux6h4h">
               <w:r>
                 <w:rPr>
                   <w:rFonts w:ascii="Arial" w:cs="Arial" w:eastAsia="Arial" w:hAnsi="Arial"/>
@@ -7127,7 +7127,7 @@
             <w:pPr>
               <w:spacing w:after="20" w:before="0"/>
             </w:pPr>
-            <w:hyperlink w:history="1" r:id="rIdefrmnasxerxzyv95lvdzu">
+            <w:hyperlink w:history="1" r:id="rIde9igxtwrmwhjnwh6tk5cv">
               <w:r>
                 <w:rPr>
                   <w:rFonts w:ascii="Arial" w:cs="Arial" w:eastAsia="Arial" w:hAnsi="Arial"/>
@@ -7160,7 +7160,7 @@
               <w:spacing w:after="10" w:before="0"/>
               <w:ind w:left="120"/>
             </w:pPr>
-            <w:hyperlink w:history="1" r:id="rIdhrqhw4cq1f0c0gya9w1fn">
+            <w:hyperlink w:history="1" r:id="rIdsd5aeh4zsxlgi4mz2ukut">
               <w:r>
                 <w:rPr>
                   <w:rFonts w:ascii="Arial" w:cs="Arial" w:eastAsia="Arial" w:hAnsi="Arial"/>
@@ -7355,7 +7355,7 @@
             <w:pPr>
               <w:spacing w:after="20" w:before="0"/>
             </w:pPr>
-            <w:hyperlink w:history="1" r:id="rIdgvzhsdhqwn6stvatq5jhi">
+            <w:hyperlink w:history="1" r:id="rIdmdxdakfujwvuicky8k694">
               <w:r>
                 <w:rPr>
                   <w:rFonts w:ascii="Arial" w:cs="Arial" w:eastAsia="Arial" w:hAnsi="Arial"/>
@@ -7404,7 +7404,7 @@
               <w:spacing w:after="10" w:before="0"/>
               <w:ind w:left="120"/>
             </w:pPr>
-            <w:hyperlink w:history="1" r:id="rIdv-p5f-nyopusahhsozzu7">
+            <w:hyperlink w:history="1" r:id="rIdtt7fh87vgzjtwqadhuzaa">
               <w:r>
                 <w:rPr>
                   <w:rFonts w:ascii="Arial" w:cs="Arial" w:eastAsia="Arial" w:hAnsi="Arial"/>
@@ -7449,7 +7449,7 @@
             <w:pPr>
               <w:spacing w:after="20" w:before="0"/>
             </w:pPr>
-            <w:hyperlink w:history="1" r:id="rIdz8opi_1xdoi0wbfvhddzd">
+            <w:hyperlink w:history="1" r:id="rIdnkzndb96iff_imfdebss0">
               <w:r>
                 <w:rPr>
                   <w:rFonts w:ascii="Arial" w:cs="Arial" w:eastAsia="Arial" w:hAnsi="Arial"/>
@@ -7498,7 +7498,7 @@
               <w:spacing w:after="10" w:before="0"/>
               <w:ind w:left="120"/>
             </w:pPr>
-            <w:hyperlink w:history="1" r:id="rIdqun-jjwkfn0xl9uv7ll62">
+            <w:hyperlink w:history="1" r:id="rIdckks2sjev_5wsr0ucnusr">
               <w:r>
                 <w:rPr>
                   <w:rFonts w:ascii="Arial" w:cs="Arial" w:eastAsia="Arial" w:hAnsi="Arial"/>
@@ -7693,7 +7693,7 @@
             <w:pPr>
               <w:spacing w:after="20" w:before="0"/>
             </w:pPr>
-            <w:hyperlink w:history="1" r:id="rIdbiuywilw1tdk8byeek6ol">
+            <w:hyperlink w:history="1" r:id="rIdrygyj2eketu4dozv_ojtr">
               <w:r>
                 <w:rPr>
                   <w:rFonts w:ascii="Arial" w:cs="Arial" w:eastAsia="Arial" w:hAnsi="Arial"/>
@@ -7742,7 +7742,7 @@
               <w:spacing w:after="10" w:before="0"/>
               <w:ind w:left="120"/>
             </w:pPr>
-            <w:hyperlink w:history="1" r:id="rIdlcea94j0e5rcte6vdml17">
+            <w:hyperlink w:history="1" r:id="rId9kj431_bp7bo6eqqqo-pf">
               <w:r>
                 <w:rPr>
                   <w:rFonts w:ascii="Arial" w:cs="Arial" w:eastAsia="Arial" w:hAnsi="Arial"/>
@@ -7787,7 +7787,7 @@
             <w:pPr>
               <w:spacing w:after="20" w:before="0"/>
             </w:pPr>
-            <w:hyperlink w:history="1" r:id="rIdhrm1rna_a5t01puf3tgoh">
+            <w:hyperlink w:history="1" r:id="rIdctjsufwfpyzkoa-6dxevo">
               <w:r>
                 <w:rPr>
                   <w:rFonts w:ascii="Arial" w:cs="Arial" w:eastAsia="Arial" w:hAnsi="Arial"/>
@@ -7836,7 +7836,7 @@
               <w:spacing w:after="10" w:before="0"/>
               <w:ind w:left="120"/>
             </w:pPr>
-            <w:hyperlink w:history="1" r:id="rIdsodm6bo6g_x0p57eos-4e">
+            <w:hyperlink w:history="1" r:id="rId-hbevkn99_93yzjl1by-v">
               <w:r>
                 <w:rPr>
                   <w:rFonts w:ascii="Arial" w:cs="Arial" w:eastAsia="Arial" w:hAnsi="Arial"/>
@@ -8031,7 +8031,7 @@
             <w:pPr>
               <w:spacing w:after="20" w:before="0"/>
             </w:pPr>
-            <w:hyperlink w:history="1" r:id="rIds60bqbmk2jwmjc5kwlbko">
+            <w:hyperlink w:history="1" r:id="rIdohrncj0fl-epywqafpjfh">
               <w:r>
                 <w:rPr>
                   <w:rFonts w:ascii="Arial" w:cs="Arial" w:eastAsia="Arial" w:hAnsi="Arial"/>
@@ -8080,7 +8080,7 @@
               <w:spacing w:after="10" w:before="0"/>
               <w:ind w:left="120"/>
             </w:pPr>
-            <w:hyperlink w:history="1" r:id="rIdufzgn5qgkaoms-xpx-enl">
+            <w:hyperlink w:history="1" r:id="rIdzj_zmi4f62g1nvy-izudw">
               <w:r>
                 <w:rPr>
                   <w:rFonts w:ascii="Arial" w:cs="Arial" w:eastAsia="Arial" w:hAnsi="Arial"/>
@@ -8125,7 +8125,7 @@
             <w:pPr>
               <w:spacing w:after="20" w:before="0"/>
             </w:pPr>
-            <w:hyperlink w:history="1" r:id="rIdwqrz5onxh1ld1u-shxp3f">
+            <w:hyperlink w:history="1" r:id="rIdymygoqdzml2xtpazh_2vg">
               <w:r>
                 <w:rPr>
                   <w:rFonts w:ascii="Arial" w:cs="Arial" w:eastAsia="Arial" w:hAnsi="Arial"/>
@@ -8174,7 +8174,7 @@
               <w:spacing w:after="10" w:before="0"/>
               <w:ind w:left="120"/>
             </w:pPr>
-            <w:hyperlink w:history="1" r:id="rIddtemrpbcijngfnrtqgfag">
+            <w:hyperlink w:history="1" r:id="rIdq6v0dzfv9qscgkcsfmxij">
               <w:r>
                 <w:rPr>
                   <w:rFonts w:ascii="Arial" w:cs="Arial" w:eastAsia="Arial" w:hAnsi="Arial"/>
@@ -8686,7 +8686,7 @@
         </w:rPr>
         <w:t xml:space="preserve">© 2026 SeaVuria and ARES. Aligned with KICD objectives. Developed by SeaVuria; technical implementation by ARES (with AI assistance from Claude). Licensed under </w:t>
       </w:r>
-      <w:hyperlink w:history="1" r:id="rIdeenxwihcqxkb_etqrfrb3">
+      <w:hyperlink w:history="1" r:id="rIdeanib7yjb_lroriuk_n6w">
         <w:r>
           <w:rPr>
             <w:rFonts w:ascii="Arial" w:cs="Arial" w:eastAsia="Arial" w:hAnsi="Arial"/>
@@ -8707,7 +8707,7 @@
         </w:rPr>
         <w:t xml:space="preserve"> (</w:t>
       </w:r>
-      <w:hyperlink w:history="1" r:id="rIdm_-yvvavcl9ckz1mw0k4z">
+      <w:hyperlink w:history="1" r:id="rIdqsuovz9wa3gya5204zir_">
         <w:r>
           <w:rPr>
             <w:rFonts w:ascii="Arial" w:cs="Arial" w:eastAsia="Arial" w:hAnsi="Arial"/>
@@ -9720,7 +9720,7 @@
             <w:pPr>
               <w:spacing w:after="20" w:before="0"/>
             </w:pPr>
-            <w:hyperlink w:history="1" r:id="rIddrxaiwnaswyyuwvsm3hby">
+            <w:hyperlink w:history="1" r:id="rId_ivixixr5xwfx9nruscno">
               <w:r>
                 <w:rPr>
                   <w:rFonts w:ascii="Arial" w:cs="Arial" w:eastAsia="Arial" w:hAnsi="Arial"/>
@@ -9753,7 +9753,7 @@
               <w:spacing w:after="10" w:before="0"/>
               <w:ind w:left="120"/>
             </w:pPr>
-            <w:hyperlink w:history="1" r:id="rIdptz3nmkehlnd_t8d-p_d_">
+            <w:hyperlink w:history="1" r:id="rIdpjcjc80rjlyzk1k60hzhp">
               <w:r>
                 <w:rPr>
                   <w:rFonts w:ascii="Arial" w:cs="Arial" w:eastAsia="Arial" w:hAnsi="Arial"/>
@@ -9798,7 +9798,7 @@
             <w:pPr>
               <w:spacing w:after="20" w:before="0"/>
             </w:pPr>
-            <w:hyperlink w:history="1" r:id="rIdbdhfedrfs0uvps8mlegh-">
+            <w:hyperlink w:history="1" r:id="rIdnve7acaos15qcrbgfs2nx">
               <w:r>
                 <w:rPr>
                   <w:rFonts w:ascii="Arial" w:cs="Arial" w:eastAsia="Arial" w:hAnsi="Arial"/>
@@ -9831,7 +9831,7 @@
               <w:spacing w:after="10" w:before="0"/>
               <w:ind w:left="120"/>
             </w:pPr>
-            <w:hyperlink w:history="1" r:id="rIdpoczztburvlogjvlkhurp">
+            <w:hyperlink w:history="1" r:id="rIdqnhsqrn6byvo2ut5z3dbi">
               <w:r>
                 <w:rPr>
                   <w:rFonts w:ascii="Arial" w:cs="Arial" w:eastAsia="Arial" w:hAnsi="Arial"/>
@@ -10026,7 +10026,7 @@
             <w:pPr>
               <w:spacing w:after="20" w:before="0"/>
             </w:pPr>
-            <w:hyperlink w:history="1" r:id="rIdnfbitrgzqghbd6u-hezst">
+            <w:hyperlink w:history="1" r:id="rIdyezl03iz6223l-vk9xp1w">
               <w:r>
                 <w:rPr>
                   <w:rFonts w:ascii="Arial" w:cs="Arial" w:eastAsia="Arial" w:hAnsi="Arial"/>
@@ -10059,7 +10059,7 @@
               <w:spacing w:after="10" w:before="0"/>
               <w:ind w:left="120"/>
             </w:pPr>
-            <w:hyperlink w:history="1" r:id="rIdtdza4tfmd9onagyt7xorf">
+            <w:hyperlink w:history="1" r:id="rIdxcua1dbcbpu6mz-nj3k14">
               <w:r>
                 <w:rPr>
                   <w:rFonts w:ascii="Arial" w:cs="Arial" w:eastAsia="Arial" w:hAnsi="Arial"/>
@@ -10104,7 +10104,7 @@
             <w:pPr>
               <w:spacing w:after="20" w:before="0"/>
             </w:pPr>
-            <w:hyperlink w:history="1" r:id="rIdvi2ucugbialcx_19znxvt">
+            <w:hyperlink w:history="1" r:id="rIdyqcf6l8h05u9ae78yz5ee">
               <w:r>
                 <w:rPr>
                   <w:rFonts w:ascii="Arial" w:cs="Arial" w:eastAsia="Arial" w:hAnsi="Arial"/>
@@ -10137,7 +10137,7 @@
               <w:spacing w:after="10" w:before="0"/>
               <w:ind w:left="120"/>
             </w:pPr>
-            <w:hyperlink w:history="1" r:id="rIdp0i1a-qjcgqearppjuyzb">
+            <w:hyperlink w:history="1" r:id="rId554wlmu5srswjqodyqspy">
               <w:r>
                 <w:rPr>
                   <w:rFonts w:ascii="Arial" w:cs="Arial" w:eastAsia="Arial" w:hAnsi="Arial"/>
@@ -10332,7 +10332,7 @@
             <w:pPr>
               <w:spacing w:after="20" w:before="0"/>
             </w:pPr>
-            <w:hyperlink w:history="1" r:id="rIderez-24cio8l84pc-ufmq">
+            <w:hyperlink w:history="1" r:id="rIdt1rv45-xiv1ypqhazqwq0">
               <w:r>
                 <w:rPr>
                   <w:rFonts w:ascii="Arial" w:cs="Arial" w:eastAsia="Arial" w:hAnsi="Arial"/>
@@ -10365,7 +10365,7 @@
               <w:spacing w:after="10" w:before="0"/>
               <w:ind w:left="120"/>
             </w:pPr>
-            <w:hyperlink w:history="1" r:id="rIdkfykyp1oedqmqdusl9rwj">
+            <w:hyperlink w:history="1" r:id="rIdnhe4ca63yo12iyckxjg5v">
               <w:r>
                 <w:rPr>
                   <w:rFonts w:ascii="Arial" w:cs="Arial" w:eastAsia="Arial" w:hAnsi="Arial"/>
@@ -10410,7 +10410,7 @@
             <w:pPr>
               <w:spacing w:after="20" w:before="0"/>
             </w:pPr>
-            <w:hyperlink w:history="1" r:id="rIdh6ivxbcia_c0lye8vrcxn">
+            <w:hyperlink w:history="1" r:id="rIdvidechfuw87tbs-kuhdha">
               <w:r>
                 <w:rPr>
                   <w:rFonts w:ascii="Arial" w:cs="Arial" w:eastAsia="Arial" w:hAnsi="Arial"/>
@@ -10459,7 +10459,7 @@
               <w:spacing w:after="10" w:before="0"/>
               <w:ind w:left="120"/>
             </w:pPr>
-            <w:hyperlink w:history="1" r:id="rId8qpgab9xha3tgeyceyztk">
+            <w:hyperlink w:history="1" r:id="rIdti54ep-ambodhmkojwrqj">
               <w:r>
                 <w:rPr>
                   <w:rFonts w:ascii="Arial" w:cs="Arial" w:eastAsia="Arial" w:hAnsi="Arial"/>
@@ -10654,7 +10654,7 @@
             <w:pPr>
               <w:spacing w:after="20" w:before="0"/>
             </w:pPr>
-            <w:hyperlink w:history="1" r:id="rIdmfgvhtqmlh7y2bmfbmilr">
+            <w:hyperlink w:history="1" r:id="rIdjtuv3iz1dsrgsfqyny5ra">
               <w:r>
                 <w:rPr>
                   <w:rFonts w:ascii="Arial" w:cs="Arial" w:eastAsia="Arial" w:hAnsi="Arial"/>
@@ -10687,7 +10687,7 @@
               <w:spacing w:after="10" w:before="0"/>
               <w:ind w:left="120"/>
             </w:pPr>
-            <w:hyperlink w:history="1" r:id="rIdyfrr_6limu3pljyqc-mxb">
+            <w:hyperlink w:history="1" r:id="rIdnmrq8tjc3hqrmbdh87yta">
               <w:r>
                 <w:rPr>
                   <w:rFonts w:ascii="Arial" w:cs="Arial" w:eastAsia="Arial" w:hAnsi="Arial"/>
@@ -10732,7 +10732,7 @@
             <w:pPr>
               <w:spacing w:after="20" w:before="0"/>
             </w:pPr>
-            <w:hyperlink w:history="1" r:id="rIdahmd829elcmcx2knnv85d">
+            <w:hyperlink w:history="1" r:id="rIdvbd8_mtulecn8zf3nudjl">
               <w:r>
                 <w:rPr>
                   <w:rFonts w:ascii="Arial" w:cs="Arial" w:eastAsia="Arial" w:hAnsi="Arial"/>
@@ -10781,7 +10781,7 @@
               <w:spacing w:after="10" w:before="0"/>
               <w:ind w:left="120"/>
             </w:pPr>
-            <w:hyperlink w:history="1" r:id="rId5fbivpnrhnptyoms1mxm0">
+            <w:hyperlink w:history="1" r:id="rIdmdhkmrcfv6ssvidxhuizu">
               <w:r>
                 <w:rPr>
                   <w:rFonts w:ascii="Arial" w:cs="Arial" w:eastAsia="Arial" w:hAnsi="Arial"/>
@@ -10976,7 +10976,7 @@
             <w:pPr>
               <w:spacing w:after="20" w:before="0"/>
             </w:pPr>
-            <w:hyperlink w:history="1" r:id="rIdrohfeqtcqkeetzojzes3b">
+            <w:hyperlink w:history="1" r:id="rIdwmza8z-5t0fl5pqkmcpfq">
               <w:r>
                 <w:rPr>
                   <w:rFonts w:ascii="Arial" w:cs="Arial" w:eastAsia="Arial" w:hAnsi="Arial"/>
@@ -11009,7 +11009,7 @@
               <w:spacing w:after="10" w:before="0"/>
               <w:ind w:left="120"/>
             </w:pPr>
-            <w:hyperlink w:history="1" r:id="rIdkdxdwo96n1ywkcuesbvfe">
+            <w:hyperlink w:history="1" r:id="rIdqyxqoriw5xmt38ahiun_4">
               <w:r>
                 <w:rPr>
                   <w:rFonts w:ascii="Arial" w:cs="Arial" w:eastAsia="Arial" w:hAnsi="Arial"/>
@@ -11054,7 +11054,7 @@
             <w:pPr>
               <w:spacing w:after="20" w:before="0"/>
             </w:pPr>
-            <w:hyperlink w:history="1" r:id="rId5fbylqrlwer71ekf5e9yc">
+            <w:hyperlink w:history="1" r:id="rIdi7wc3fh80v8lo1yocvw4q">
               <w:r>
                 <w:rPr>
                   <w:rFonts w:ascii="Arial" w:cs="Arial" w:eastAsia="Arial" w:hAnsi="Arial"/>
@@ -11103,7 +11103,7 @@
               <w:spacing w:after="10" w:before="0"/>
               <w:ind w:left="120"/>
             </w:pPr>
-            <w:hyperlink w:history="1" r:id="rId2gwxck4ogzpdsjosie813">
+            <w:hyperlink w:history="1" r:id="rIdkxht3i7hwziorxzhxu-_n">
               <w:r>
                 <w:rPr>
                   <w:rFonts w:ascii="Arial" w:cs="Arial" w:eastAsia="Arial" w:hAnsi="Arial"/>
@@ -11615,7 +11615,7 @@
         </w:rPr>
         <w:t xml:space="preserve">© 2026 SeaVuria and ARES. Aligned with KICD objectives. Developed by SeaVuria; technical implementation by ARES (with AI assistance from Claude). Licensed under </w:t>
       </w:r>
-      <w:hyperlink w:history="1" r:id="rId_yug-3qt8oiox5kjhitlh">
+      <w:hyperlink w:history="1" r:id="rIdziwgdbeq4ln7gil7beiuc">
         <w:r>
           <w:rPr>
             <w:rFonts w:ascii="Arial" w:cs="Arial" w:eastAsia="Arial" w:hAnsi="Arial"/>
@@ -11636,7 +11636,7 @@
         </w:rPr>
         <w:t xml:space="preserve"> (</w:t>
       </w:r>
-      <w:hyperlink w:history="1" r:id="rIdgavqqs4gy-_xdvxvw6ijp">
+      <w:hyperlink w:history="1" r:id="rIdhrhhpup8dlqy-x09s7a7y">
         <w:r>
           <w:rPr>
             <w:rFonts w:ascii="Arial" w:cs="Arial" w:eastAsia="Arial" w:hAnsi="Arial"/>
@@ -12808,7 +12808,7 @@
             <w:pPr>
               <w:spacing w:after="20" w:before="0"/>
             </w:pPr>
-            <w:hyperlink w:history="1" r:id="rIdl6wvkmktneq93cbx3bb60">
+            <w:hyperlink w:history="1" r:id="rIdgd9ireb2pac33njwdfb_d">
               <w:r>
                 <w:rPr>
                   <w:rFonts w:ascii="Arial" w:cs="Arial" w:eastAsia="Arial" w:hAnsi="Arial"/>
@@ -12841,7 +12841,7 @@
               <w:spacing w:after="10" w:before="0"/>
               <w:ind w:left="120"/>
             </w:pPr>
-            <w:hyperlink w:history="1" r:id="rId7pfn8t7d7ltr3e1uz96tl">
+            <w:hyperlink w:history="1" r:id="rIdjymeitvctwhpi6ish-ppl">
               <w:r>
                 <w:rPr>
                   <w:rFonts w:ascii="Arial" w:cs="Arial" w:eastAsia="Arial" w:hAnsi="Arial"/>
@@ -12886,7 +12886,7 @@
             <w:pPr>
               <w:spacing w:after="20" w:before="0"/>
             </w:pPr>
-            <w:hyperlink w:history="1" r:id="rIdswlwz4t_nvu1ugtyjhfss">
+            <w:hyperlink w:history="1" r:id="rId_ucuu5wqamoh4y8xtexpg">
               <w:r>
                 <w:rPr>
                   <w:rFonts w:ascii="Arial" w:cs="Arial" w:eastAsia="Arial" w:hAnsi="Arial"/>
@@ -12919,7 +12919,7 @@
               <w:spacing w:after="10" w:before="0"/>
               <w:ind w:left="120"/>
             </w:pPr>
-            <w:hyperlink w:history="1" r:id="rIdwmekrbg1nbkvotdf-hh1c">
+            <w:hyperlink w:history="1" r:id="rIdn7vby08bccfxb_agqvmvv">
               <w:r>
                 <w:rPr>
                   <w:rFonts w:ascii="Arial" w:cs="Arial" w:eastAsia="Arial" w:hAnsi="Arial"/>
@@ -13114,7 +13114,7 @@
             <w:pPr>
               <w:spacing w:after="20" w:before="0"/>
             </w:pPr>
-            <w:hyperlink w:history="1" r:id="rIdqikplzlico8p4pix9nrck">
+            <w:hyperlink w:history="1" r:id="rIdl0s9ighwhmvemg7b40pzy">
               <w:r>
                 <w:rPr>
                   <w:rFonts w:ascii="Arial" w:cs="Arial" w:eastAsia="Arial" w:hAnsi="Arial"/>
@@ -13147,7 +13147,7 @@
               <w:spacing w:after="10" w:before="0"/>
               <w:ind w:left="120"/>
             </w:pPr>
-            <w:hyperlink w:history="1" r:id="rIdmdr1-0wm8yvwjtajx_7sq">
+            <w:hyperlink w:history="1" r:id="rIdh_etnu8ru4bkprx7yhhl9">
               <w:r>
                 <w:rPr>
                   <w:rFonts w:ascii="Arial" w:cs="Arial" w:eastAsia="Arial" w:hAnsi="Arial"/>
@@ -13192,7 +13192,7 @@
             <w:pPr>
               <w:spacing w:after="20" w:before="0"/>
             </w:pPr>
-            <w:hyperlink w:history="1" r:id="rIdyzl5_8we0fopwvqegzpup">
+            <w:hyperlink w:history="1" r:id="rIdjpbcnkrhlil9zw83ejntg">
               <w:r>
                 <w:rPr>
                   <w:rFonts w:ascii="Arial" w:cs="Arial" w:eastAsia="Arial" w:hAnsi="Arial"/>
@@ -13225,7 +13225,7 @@
               <w:spacing w:after="10" w:before="0"/>
               <w:ind w:left="120"/>
             </w:pPr>
-            <w:hyperlink w:history="1" r:id="rId3snjv1yqfomopvqvz84ik">
+            <w:hyperlink w:history="1" r:id="rIdpaigg7h_bqzibvngxifse">
               <w:r>
                 <w:rPr>
                   <w:rFonts w:ascii="Arial" w:cs="Arial" w:eastAsia="Arial" w:hAnsi="Arial"/>
@@ -13420,7 +13420,7 @@
             <w:pPr>
               <w:spacing w:after="20" w:before="0"/>
             </w:pPr>
-            <w:hyperlink w:history="1" r:id="rIdle2io-0bzanxttbidabay">
+            <w:hyperlink w:history="1" r:id="rId-ql6xq-qt-ahb4nkocq9j">
               <w:r>
                 <w:rPr>
                   <w:rFonts w:ascii="Arial" w:cs="Arial" w:eastAsia="Arial" w:hAnsi="Arial"/>
@@ -13469,7 +13469,7 @@
               <w:spacing w:after="10" w:before="0"/>
               <w:ind w:left="120"/>
             </w:pPr>
-            <w:hyperlink w:history="1" r:id="rId5qkfwb3ub1ga49tvxcopd">
+            <w:hyperlink w:history="1" r:id="rId06bgp4nfbxhxhcyea36-t">
               <w:r>
                 <w:rPr>
                   <w:rFonts w:ascii="Arial" w:cs="Arial" w:eastAsia="Arial" w:hAnsi="Arial"/>
@@ -13514,7 +13514,7 @@
             <w:pPr>
               <w:spacing w:after="20" w:before="0"/>
             </w:pPr>
-            <w:hyperlink w:history="1" r:id="rIdipjipopo8ijscapv7rwdz">
+            <w:hyperlink w:history="1" r:id="rIdk-hn05hsfq3odocsgtsjl">
               <w:r>
                 <w:rPr>
                   <w:rFonts w:ascii="Arial" w:cs="Arial" w:eastAsia="Arial" w:hAnsi="Arial"/>
@@ -13563,7 +13563,7 @@
               <w:spacing w:after="10" w:before="0"/>
               <w:ind w:left="120"/>
             </w:pPr>
-            <w:hyperlink w:history="1" r:id="rId9v2oba9ituih01vjka9vx">
+            <w:hyperlink w:history="1" r:id="rIdvfizz2bcv5goi16hfqop1">
               <w:r>
                 <w:rPr>
                   <w:rFonts w:ascii="Arial" w:cs="Arial" w:eastAsia="Arial" w:hAnsi="Arial"/>
@@ -13758,7 +13758,7 @@
             <w:pPr>
               <w:spacing w:after="20" w:before="0"/>
             </w:pPr>
-            <w:hyperlink w:history="1" r:id="rId0ikn3sgt3angsgnnzksn6">
+            <w:hyperlink w:history="1" r:id="rIduppd1d_cvdgakfqw5ggmw">
               <w:r>
                 <w:rPr>
                   <w:rFonts w:ascii="Arial" w:cs="Arial" w:eastAsia="Arial" w:hAnsi="Arial"/>
@@ -13807,7 +13807,7 @@
               <w:spacing w:after="10" w:before="0"/>
               <w:ind w:left="120"/>
             </w:pPr>
-            <w:hyperlink w:history="1" r:id="rId4-xdtocba0fwe091fd2lf">
+            <w:hyperlink w:history="1" r:id="rIdonqhcwu6bzlkac_wxlc5f">
               <w:r>
                 <w:rPr>
                   <w:rFonts w:ascii="Arial" w:cs="Arial" w:eastAsia="Arial" w:hAnsi="Arial"/>
@@ -13852,7 +13852,7 @@
             <w:pPr>
               <w:spacing w:after="20" w:before="0"/>
             </w:pPr>
-            <w:hyperlink w:history="1" r:id="rIdg7542vbz16o5akd091buq">
+            <w:hyperlink w:history="1" r:id="rIdhncxrd4tn5ja3v07hssdt">
               <w:r>
                 <w:rPr>
                   <w:rFonts w:ascii="Arial" w:cs="Arial" w:eastAsia="Arial" w:hAnsi="Arial"/>
@@ -13901,7 +13901,7 @@
               <w:spacing w:after="10" w:before="0"/>
               <w:ind w:left="120"/>
             </w:pPr>
-            <w:hyperlink w:history="1" r:id="rIdidlupg7aoykil8burbyim">
+            <w:hyperlink w:history="1" r:id="rIdj7kksyd-km72znuh-gqqs">
               <w:r>
                 <w:rPr>
                   <w:rFonts w:ascii="Arial" w:cs="Arial" w:eastAsia="Arial" w:hAnsi="Arial"/>
@@ -14096,7 +14096,7 @@
             <w:pPr>
               <w:spacing w:after="20" w:before="0"/>
             </w:pPr>
-            <w:hyperlink w:history="1" r:id="rIdpcmlrnkxn7winkj-djvtr">
+            <w:hyperlink w:history="1" r:id="rIdcqfcu4xhrfpclvuafvi2u">
               <w:r>
                 <w:rPr>
                   <w:rFonts w:ascii="Arial" w:cs="Arial" w:eastAsia="Arial" w:hAnsi="Arial"/>
@@ -14145,7 +14145,7 @@
               <w:spacing w:after="10" w:before="0"/>
               <w:ind w:left="120"/>
             </w:pPr>
-            <w:hyperlink w:history="1" r:id="rId439iwlwombyqtwvuvj-pe">
+            <w:hyperlink w:history="1" r:id="rIdu9gehfa3dgu5tilnrrygg">
               <w:r>
                 <w:rPr>
                   <w:rFonts w:ascii="Arial" w:cs="Arial" w:eastAsia="Arial" w:hAnsi="Arial"/>
@@ -14190,7 +14190,7 @@
             <w:pPr>
               <w:spacing w:after="20" w:before="0"/>
             </w:pPr>
-            <w:hyperlink w:history="1" r:id="rIdnyrxirvgipb98qoem0rse">
+            <w:hyperlink w:history="1" r:id="rIdk_t7ven2pfwzzydk0l4k2">
               <w:r>
                 <w:rPr>
                   <w:rFonts w:ascii="Arial" w:cs="Arial" w:eastAsia="Arial" w:hAnsi="Arial"/>
@@ -14239,7 +14239,7 @@
               <w:spacing w:after="10" w:before="0"/>
               <w:ind w:left="120"/>
             </w:pPr>
-            <w:hyperlink w:history="1" r:id="rId3yv6smbr7owzhhcas4dqm">
+            <w:hyperlink w:history="1" r:id="rIdq1n_ribc35n6pkop7iogq">
               <w:r>
                 <w:rPr>
                   <w:rFonts w:ascii="Arial" w:cs="Arial" w:eastAsia="Arial" w:hAnsi="Arial"/>
@@ -14827,7 +14827,7 @@
         </w:rPr>
         <w:t xml:space="preserve">© 2026 SeaVuria and ARES. Aligned with KICD objectives. Developed by SeaVuria; technical implementation by ARES (with AI assistance from Claude). Licensed under </w:t>
       </w:r>
-      <w:hyperlink w:history="1" r:id="rId8vbotto_zmixee6lecrcn">
+      <w:hyperlink w:history="1" r:id="rIdtxoohf_i8pq6i1lxdhi0e">
         <w:r>
           <w:rPr>
             <w:rFonts w:ascii="Arial" w:cs="Arial" w:eastAsia="Arial" w:hAnsi="Arial"/>
@@ -14848,7 +14848,7 @@
         </w:rPr>
         <w:t xml:space="preserve"> (</w:t>
       </w:r>
-      <w:hyperlink w:history="1" r:id="rIdhh3suyy6szn1flmskxslj">
+      <w:hyperlink w:history="1" r:id="rIdbq3fnwpcld5_dtf_5ef1u">
         <w:r>
           <w:rPr>
             <w:rFonts w:ascii="Arial" w:cs="Arial" w:eastAsia="Arial" w:hAnsi="Arial"/>
@@ -15861,7 +15861,7 @@
             <w:pPr>
               <w:spacing w:after="20" w:before="0"/>
             </w:pPr>
-            <w:hyperlink w:history="1" r:id="rId8-yc3vtgnxsfs1v5xgpuj">
+            <w:hyperlink w:history="1" r:id="rIdh2k0bqi8xvxc7zmsuntei">
               <w:r>
                 <w:rPr>
                   <w:rFonts w:ascii="Arial" w:cs="Arial" w:eastAsia="Arial" w:hAnsi="Arial"/>
@@ -15894,7 +15894,7 @@
               <w:spacing w:after="10" w:before="0"/>
               <w:ind w:left="120"/>
             </w:pPr>
-            <w:hyperlink w:history="1" r:id="rIdgajvw8nvqxbhng0_vcd8c">
+            <w:hyperlink w:history="1" r:id="rIdl3ik4xvx2gyxditr52lif">
               <w:r>
                 <w:rPr>
                   <w:rFonts w:ascii="Arial" w:cs="Arial" w:eastAsia="Arial" w:hAnsi="Arial"/>
@@ -15939,7 +15939,7 @@
             <w:pPr>
               <w:spacing w:after="20" w:before="0"/>
             </w:pPr>
-            <w:hyperlink w:history="1" r:id="rIdy_lyfhe32kzpcqkwonbtu">
+            <w:hyperlink w:history="1" r:id="rIdeykf11hkohrfap7mzbo7b">
               <w:r>
                 <w:rPr>
                   <w:rFonts w:ascii="Arial" w:cs="Arial" w:eastAsia="Arial" w:hAnsi="Arial"/>
@@ -15972,7 +15972,7 @@
               <w:spacing w:after="10" w:before="0"/>
               <w:ind w:left="120"/>
             </w:pPr>
-            <w:hyperlink w:history="1" r:id="rIdtu56_z7mxhmgrasch6fzz">
+            <w:hyperlink w:history="1" r:id="rIdryikjc5x8zc2rubwe-ub7">
               <w:r>
                 <w:rPr>
                   <w:rFonts w:ascii="Arial" w:cs="Arial" w:eastAsia="Arial" w:hAnsi="Arial"/>
@@ -16167,7 +16167,7 @@
             <w:pPr>
               <w:spacing w:after="20" w:before="0"/>
             </w:pPr>
-            <w:hyperlink w:history="1" r:id="rIdu-jcjwgfw1m_xjeenjs08">
+            <w:hyperlink w:history="1" r:id="rIdboti43huwu4yyox4ys-xh">
               <w:r>
                 <w:rPr>
                   <w:rFonts w:ascii="Arial" w:cs="Arial" w:eastAsia="Arial" w:hAnsi="Arial"/>
@@ -16200,7 +16200,7 @@
               <w:spacing w:after="10" w:before="0"/>
               <w:ind w:left="120"/>
             </w:pPr>
-            <w:hyperlink w:history="1" r:id="rId3l-jlckv7pgol0v3giwic">
+            <w:hyperlink w:history="1" r:id="rIdf0qhqpg9s3a-yboc3sria">
               <w:r>
                 <w:rPr>
                   <w:rFonts w:ascii="Arial" w:cs="Arial" w:eastAsia="Arial" w:hAnsi="Arial"/>
@@ -16245,7 +16245,7 @@
             <w:pPr>
               <w:spacing w:after="20" w:before="0"/>
             </w:pPr>
-            <w:hyperlink w:history="1" r:id="rId9018u79_nlwyldzccxhx5">
+            <w:hyperlink w:history="1" r:id="rIdojc8p9f3kobxk_d5k1ty1">
               <w:r>
                 <w:rPr>
                   <w:rFonts w:ascii="Arial" w:cs="Arial" w:eastAsia="Arial" w:hAnsi="Arial"/>
@@ -16278,7 +16278,7 @@
               <w:spacing w:after="10" w:before="0"/>
               <w:ind w:left="120"/>
             </w:pPr>
-            <w:hyperlink w:history="1" r:id="rIdevgx6qxsl5hpjqv5itc8u">
+            <w:hyperlink w:history="1" r:id="rId3ja5j6snmftyf0sn6oaid">
               <w:r>
                 <w:rPr>
                   <w:rFonts w:ascii="Arial" w:cs="Arial" w:eastAsia="Arial" w:hAnsi="Arial"/>
@@ -16473,7 +16473,7 @@
             <w:pPr>
               <w:spacing w:after="20" w:before="0"/>
             </w:pPr>
-            <w:hyperlink w:history="1" r:id="rIdk1dy_bzmxhpise5pgiqq1">
+            <w:hyperlink w:history="1" r:id="rIdjx-d9zjknc3pm1edcbfr5">
               <w:r>
                 <w:rPr>
                   <w:rFonts w:ascii="Arial" w:cs="Arial" w:eastAsia="Arial" w:hAnsi="Arial"/>
@@ -16506,7 +16506,7 @@
               <w:spacing w:after="10" w:before="0"/>
               <w:ind w:left="120"/>
             </w:pPr>
-            <w:hyperlink w:history="1" r:id="rIdmdsyvtqiu_xhotsk4sa-y">
+            <w:hyperlink w:history="1" r:id="rIdfj3dhlm7aneqyynwrx5or">
               <w:r>
                 <w:rPr>
                   <w:rFonts w:ascii="Arial" w:cs="Arial" w:eastAsia="Arial" w:hAnsi="Arial"/>
@@ -16551,7 +16551,7 @@
             <w:pPr>
               <w:spacing w:after="20" w:before="0"/>
             </w:pPr>
-            <w:hyperlink w:history="1" r:id="rIdsnf0dm8mzmzacuvg-zsti">
+            <w:hyperlink w:history="1" r:id="rIdd0slxwrjepkuqydtxkte7">
               <w:r>
                 <w:rPr>
                   <w:rFonts w:ascii="Arial" w:cs="Arial" w:eastAsia="Arial" w:hAnsi="Arial"/>
@@ -16584,7 +16584,7 @@
               <w:spacing w:after="10" w:before="0"/>
               <w:ind w:left="120"/>
             </w:pPr>
-            <w:hyperlink w:history="1" r:id="rIdpdxpiy7fdfm0yz6a9-a4r">
+            <w:hyperlink w:history="1" r:id="rIdmxd82t16imq5qpwo2ooao">
               <w:r>
                 <w:rPr>
                   <w:rFonts w:ascii="Arial" w:cs="Arial" w:eastAsia="Arial" w:hAnsi="Arial"/>
@@ -16779,7 +16779,7 @@
             <w:pPr>
               <w:spacing w:after="20" w:before="0"/>
             </w:pPr>
-            <w:hyperlink w:history="1" r:id="rIdvi5l6bevioj8ssiqsg52d">
+            <w:hyperlink w:history="1" r:id="rIdf9opauakfghnp9ysd5gwe">
               <w:r>
                 <w:rPr>
                   <w:rFonts w:ascii="Arial" w:cs="Arial" w:eastAsia="Arial" w:hAnsi="Arial"/>
@@ -16812,7 +16812,7 @@
               <w:spacing w:after="10" w:before="0"/>
               <w:ind w:left="120"/>
             </w:pPr>
-            <w:hyperlink w:history="1" r:id="rIdttzwjcexfr0n1xkqb_u9r">
+            <w:hyperlink w:history="1" r:id="rIdtvcrrf4808c22phrcqsty">
               <w:r>
                 <w:rPr>
                   <w:rFonts w:ascii="Arial" w:cs="Arial" w:eastAsia="Arial" w:hAnsi="Arial"/>
@@ -16857,7 +16857,7 @@
             <w:pPr>
               <w:spacing w:after="20" w:before="0"/>
             </w:pPr>
-            <w:hyperlink w:history="1" r:id="rIdrjsa78iwc4yuhdld4ivdb">
+            <w:hyperlink w:history="1" r:id="rIdzeco4amceyfrujqypub_6">
               <w:r>
                 <w:rPr>
                   <w:rFonts w:ascii="Arial" w:cs="Arial" w:eastAsia="Arial" w:hAnsi="Arial"/>
@@ -16890,7 +16890,7 @@
               <w:spacing w:after="10" w:before="0"/>
               <w:ind w:left="120"/>
             </w:pPr>
-            <w:hyperlink w:history="1" r:id="rIdzep2nxipqdqnjsdt87gwa">
+            <w:hyperlink w:history="1" r:id="rIdtppl7mnw8kv-gifhwx1s-">
               <w:r>
                 <w:rPr>
                   <w:rFonts w:ascii="Arial" w:cs="Arial" w:eastAsia="Arial" w:hAnsi="Arial"/>
@@ -17085,7 +17085,7 @@
             <w:pPr>
               <w:spacing w:after="20" w:before="0"/>
             </w:pPr>
-            <w:hyperlink w:history="1" r:id="rIdrzwkhpzvojuwrr3fdayvc">
+            <w:hyperlink w:history="1" r:id="rIdxpa7lhxbb_5-pmv7pzzvj">
               <w:r>
                 <w:rPr>
                   <w:rFonts w:ascii="Arial" w:cs="Arial" w:eastAsia="Arial" w:hAnsi="Arial"/>
@@ -17118,7 +17118,7 @@
               <w:spacing w:after="10" w:before="0"/>
               <w:ind w:left="120"/>
             </w:pPr>
-            <w:hyperlink w:history="1" r:id="rIddekaqaflimd78uvvr5gdk">
+            <w:hyperlink w:history="1" r:id="rIdrskinbanjkiywow9hzz3o">
               <w:r>
                 <w:rPr>
                   <w:rFonts w:ascii="Arial" w:cs="Arial" w:eastAsia="Arial" w:hAnsi="Arial"/>
@@ -17163,7 +17163,7 @@
             <w:pPr>
               <w:spacing w:after="20" w:before="0"/>
             </w:pPr>
-            <w:hyperlink w:history="1" r:id="rIdyr6csdkeegaly0mf9gncg">
+            <w:hyperlink w:history="1" r:id="rIdwjvewc3lrelsr9cicbcgz">
               <w:r>
                 <w:rPr>
                   <w:rFonts w:ascii="Arial" w:cs="Arial" w:eastAsia="Arial" w:hAnsi="Arial"/>
@@ -17212,7 +17212,7 @@
               <w:spacing w:after="10" w:before="0"/>
               <w:ind w:left="120"/>
             </w:pPr>
-            <w:hyperlink w:history="1" r:id="rIdjsfdcw6wrodarr6n6dcjd">
+            <w:hyperlink w:history="1" r:id="rIdqh5shxjx9gqtha4ltcsh8">
               <w:r>
                 <w:rPr>
                   <w:rFonts w:ascii="Arial" w:cs="Arial" w:eastAsia="Arial" w:hAnsi="Arial"/>
@@ -17724,7 +17724,7 @@
         </w:rPr>
         <w:t xml:space="preserve">© 2026 SeaVuria and ARES. Aligned with KICD objectives. Developed by SeaVuria; technical implementation by ARES (with AI assistance from Claude). Licensed under </w:t>
       </w:r>
-      <w:hyperlink w:history="1" r:id="rId3cpdkeztvg8x1db3kdhbm">
+      <w:hyperlink w:history="1" r:id="rId3mlsrsc-3ii039p0xxfi_">
         <w:r>
           <w:rPr>
             <w:rFonts w:ascii="Arial" w:cs="Arial" w:eastAsia="Arial" w:hAnsi="Arial"/>
@@ -17745,7 +17745,7 @@
         </w:rPr>
         <w:t xml:space="preserve"> (</w:t>
       </w:r>
-      <w:hyperlink w:history="1" r:id="rIdv9366mrrzietrotaqyx6t">
+      <w:hyperlink w:history="1" r:id="rIdkvanqa8jwtz07ahycna2h">
         <w:r>
           <w:rPr>
             <w:rFonts w:ascii="Arial" w:cs="Arial" w:eastAsia="Arial" w:hAnsi="Arial"/>
@@ -18758,7 +18758,7 @@
             <w:pPr>
               <w:spacing w:after="20" w:before="0"/>
             </w:pPr>
-            <w:hyperlink w:history="1" r:id="rIdq5epxdecbffszrzradkws">
+            <w:hyperlink w:history="1" r:id="rIdziakgtpb5q-3b8fnlhoho">
               <w:r>
                 <w:rPr>
                   <w:rFonts w:ascii="Arial" w:cs="Arial" w:eastAsia="Arial" w:hAnsi="Arial"/>
@@ -18791,7 +18791,7 @@
               <w:spacing w:after="10" w:before="0"/>
               <w:ind w:left="120"/>
             </w:pPr>
-            <w:hyperlink w:history="1" r:id="rIdte3hdyb5_1ewux7o3n79s">
+            <w:hyperlink w:history="1" r:id="rId13-qjeo4knuvosi2z93el">
               <w:r>
                 <w:rPr>
                   <w:rFonts w:ascii="Arial" w:cs="Arial" w:eastAsia="Arial" w:hAnsi="Arial"/>
@@ -18836,7 +18836,7 @@
             <w:pPr>
               <w:spacing w:after="20" w:before="0"/>
             </w:pPr>
-            <w:hyperlink w:history="1" r:id="rId8uzb9imgqfenqtfrmmuzw">
+            <w:hyperlink w:history="1" r:id="rIdfeuelk8gatltj4phlz7nl">
               <w:r>
                 <w:rPr>
                   <w:rFonts w:ascii="Arial" w:cs="Arial" w:eastAsia="Arial" w:hAnsi="Arial"/>
@@ -18869,7 +18869,7 @@
               <w:spacing w:after="10" w:before="0"/>
               <w:ind w:left="120"/>
             </w:pPr>
-            <w:hyperlink w:history="1" r:id="rIdzrsyhwfotgizr-uqnsr9d">
+            <w:hyperlink w:history="1" r:id="rIdm6v9b7d50cgyhatwc_lrt">
               <w:r>
                 <w:rPr>
                   <w:rFonts w:ascii="Arial" w:cs="Arial" w:eastAsia="Arial" w:hAnsi="Arial"/>
@@ -19064,7 +19064,7 @@
             <w:pPr>
               <w:spacing w:after="20" w:before="0"/>
             </w:pPr>
-            <w:hyperlink w:history="1" r:id="rId2ukgysgs8qjl7lbb9vxfd">
+            <w:hyperlink w:history="1" r:id="rIdrbgjbhc_9cyqbxzg1h2c4">
               <w:r>
                 <w:rPr>
                   <w:rFonts w:ascii="Arial" w:cs="Arial" w:eastAsia="Arial" w:hAnsi="Arial"/>
@@ -19097,7 +19097,7 @@
               <w:spacing w:after="10" w:before="0"/>
               <w:ind w:left="120"/>
             </w:pPr>
-            <w:hyperlink w:history="1" r:id="rIdqxmle8nw1qhet_c8o9rot">
+            <w:hyperlink w:history="1" r:id="rIdxnwc-pbw-r6iz6r-8thkq">
               <w:r>
                 <w:rPr>
                   <w:rFonts w:ascii="Arial" w:cs="Arial" w:eastAsia="Arial" w:hAnsi="Arial"/>
@@ -19142,7 +19142,7 @@
             <w:pPr>
               <w:spacing w:after="20" w:before="0"/>
             </w:pPr>
-            <w:hyperlink w:history="1" r:id="rIdb4sclgn1ye1ztc2-bsiiy">
+            <w:hyperlink w:history="1" r:id="rIdecifgy04v1enqsb-ihsvi">
               <w:r>
                 <w:rPr>
                   <w:rFonts w:ascii="Arial" w:cs="Arial" w:eastAsia="Arial" w:hAnsi="Arial"/>
@@ -19175,7 +19175,7 @@
               <w:spacing w:after="10" w:before="0"/>
               <w:ind w:left="120"/>
             </w:pPr>
-            <w:hyperlink w:history="1" r:id="rIdztyel5wxjrpl0htgneoml">
+            <w:hyperlink w:history="1" r:id="rIdd_dpsf9hbysgsrhafh8vb">
               <w:r>
                 <w:rPr>
                   <w:rFonts w:ascii="Arial" w:cs="Arial" w:eastAsia="Arial" w:hAnsi="Arial"/>
@@ -19370,7 +19370,7 @@
             <w:pPr>
               <w:spacing w:after="20" w:before="0"/>
             </w:pPr>
-            <w:hyperlink w:history="1" r:id="rIdz7slvhgf7eab-ueastmif">
+            <w:hyperlink w:history="1" r:id="rIdlizbtajwxadam4en-kozn">
               <w:r>
                 <w:rPr>
                   <w:rFonts w:ascii="Arial" w:cs="Arial" w:eastAsia="Arial" w:hAnsi="Arial"/>
@@ -19403,7 +19403,7 @@
               <w:spacing w:after="10" w:before="0"/>
               <w:ind w:left="120"/>
             </w:pPr>
-            <w:hyperlink w:history="1" r:id="rIdhywgpd_lr0p4op8e8lugv">
+            <w:hyperlink w:history="1" r:id="rIdovbulx2napgzoub3swic1">
               <w:r>
                 <w:rPr>
                   <w:rFonts w:ascii="Arial" w:cs="Arial" w:eastAsia="Arial" w:hAnsi="Arial"/>
@@ -19448,7 +19448,7 @@
             <w:pPr>
               <w:spacing w:after="20" w:before="0"/>
             </w:pPr>
-            <w:hyperlink w:history="1" r:id="rIdxdehv-yahmshjcn61hq7_">
+            <w:hyperlink w:history="1" r:id="rId7svseccmtk6tmsqu-4z_j">
               <w:r>
                 <w:rPr>
                   <w:rFonts w:ascii="Arial" w:cs="Arial" w:eastAsia="Arial" w:hAnsi="Arial"/>
@@ -19481,7 +19481,7 @@
               <w:spacing w:after="10" w:before="0"/>
               <w:ind w:left="120"/>
             </w:pPr>
-            <w:hyperlink w:history="1" r:id="rId_fcoc-cibq2kbacx4nemj">
+            <w:hyperlink w:history="1" r:id="rIdddtl4xwnci4z7b22bhl75">
               <w:r>
                 <w:rPr>
                   <w:rFonts w:ascii="Arial" w:cs="Arial" w:eastAsia="Arial" w:hAnsi="Arial"/>
@@ -19676,7 +19676,7 @@
             <w:pPr>
               <w:spacing w:after="20" w:before="0"/>
             </w:pPr>
-            <w:hyperlink w:history="1" r:id="rIdmzwq3ghko_b_gxfctzpl4">
+            <w:hyperlink w:history="1" r:id="rId_eb-hcqk0lvrg1rwjzpxe">
               <w:r>
                 <w:rPr>
                   <w:rFonts w:ascii="Arial" w:cs="Arial" w:eastAsia="Arial" w:hAnsi="Arial"/>
@@ -19709,7 +19709,7 @@
               <w:spacing w:after="10" w:before="0"/>
               <w:ind w:left="120"/>
             </w:pPr>
-            <w:hyperlink w:history="1" r:id="rIdqhe7hd9ob0b1p0zenf0bu">
+            <w:hyperlink w:history="1" r:id="rIdzkqm7mpx3f7p3fmc4lgkm">
               <w:r>
                 <w:rPr>
                   <w:rFonts w:ascii="Arial" w:cs="Arial" w:eastAsia="Arial" w:hAnsi="Arial"/>
@@ -19754,7 +19754,7 @@
             <w:pPr>
               <w:spacing w:after="20" w:before="0"/>
             </w:pPr>
-            <w:hyperlink w:history="1" r:id="rId4n86akkqfcfgy67disisy">
+            <w:hyperlink w:history="1" r:id="rIdrabdmsu4by_xqvs9sjru-">
               <w:r>
                 <w:rPr>
                   <w:rFonts w:ascii="Arial" w:cs="Arial" w:eastAsia="Arial" w:hAnsi="Arial"/>
@@ -19787,7 +19787,7 @@
               <w:spacing w:after="10" w:before="0"/>
               <w:ind w:left="120"/>
             </w:pPr>
-            <w:hyperlink w:history="1" r:id="rIdzk53rnvqavbntbtuuyn-c">
+            <w:hyperlink w:history="1" r:id="rIdw3rn9r7mdek3gzqf8caik">
               <w:r>
                 <w:rPr>
                   <w:rFonts w:ascii="Arial" w:cs="Arial" w:eastAsia="Arial" w:hAnsi="Arial"/>
@@ -19982,7 +19982,7 @@
             <w:pPr>
               <w:spacing w:after="20" w:before="0"/>
             </w:pPr>
-            <w:hyperlink w:history="1" r:id="rIdf9bazd8difeitzol7eji6">
+            <w:hyperlink w:history="1" r:id="rIdp17hve_giih-kqbt5tj4n">
               <w:r>
                 <w:rPr>
                   <w:rFonts w:ascii="Arial" w:cs="Arial" w:eastAsia="Arial" w:hAnsi="Arial"/>
@@ -20015,7 +20015,7 @@
               <w:spacing w:after="10" w:before="0"/>
               <w:ind w:left="120"/>
             </w:pPr>
-            <w:hyperlink w:history="1" r:id="rIdxols0qjbttwvacelvdbah">
+            <w:hyperlink w:history="1" r:id="rIdggxcvjxpnmmd2kryy0-hm">
               <w:r>
                 <w:rPr>
                   <w:rFonts w:ascii="Arial" w:cs="Arial" w:eastAsia="Arial" w:hAnsi="Arial"/>
@@ -20060,7 +20060,7 @@
             <w:pPr>
               <w:spacing w:after="20" w:before="0"/>
             </w:pPr>
-            <w:hyperlink w:history="1" r:id="rId1srzudg4zom5b1w4h7_qv">
+            <w:hyperlink w:history="1" r:id="rIdm0ql6vcupuxdgcjaewpk6">
               <w:r>
                 <w:rPr>
                   <w:rFonts w:ascii="Arial" w:cs="Arial" w:eastAsia="Arial" w:hAnsi="Arial"/>
@@ -20093,7 +20093,7 @@
               <w:spacing w:after="10" w:before="0"/>
               <w:ind w:left="120"/>
             </w:pPr>
-            <w:hyperlink w:history="1" r:id="rIddxoohbzjgnzwa6fykpqbm">
+            <w:hyperlink w:history="1" r:id="rIdco36a4pakm78azgk04tyl">
               <w:r>
                 <w:rPr>
                   <w:rFonts w:ascii="Arial" w:cs="Arial" w:eastAsia="Arial" w:hAnsi="Arial"/>
@@ -20605,7 +20605,7 @@
         </w:rPr>
         <w:t xml:space="preserve">© 2026 SeaVuria and ARES. Aligned with KICD objectives. Developed by SeaVuria; technical implementation by ARES (with AI assistance from Claude). Licensed under </w:t>
       </w:r>
-      <w:hyperlink w:history="1" r:id="rIdcmjul7az6vuy1o0jqgjug">
+      <w:hyperlink w:history="1" r:id="rIdmzajijyhu7pjxlbcoq2cb">
         <w:r>
           <w:rPr>
             <w:rFonts w:ascii="Arial" w:cs="Arial" w:eastAsia="Arial" w:hAnsi="Arial"/>
@@ -20626,7 +20626,7 @@
         </w:rPr>
         <w:t xml:space="preserve"> (</w:t>
       </w:r>
-      <w:hyperlink w:history="1" r:id="rIdxlfyxh1bi6u3v6x95kqyk">
+      <w:hyperlink w:history="1" r:id="rId0pqprzk6xet5k7bbp3wmt">
         <w:r>
           <w:rPr>
             <w:rFonts w:ascii="Arial" w:cs="Arial" w:eastAsia="Arial" w:hAnsi="Arial"/>
@@ -21639,7 +21639,7 @@
             <w:pPr>
               <w:spacing w:after="20" w:before="0"/>
             </w:pPr>
-            <w:hyperlink w:history="1" r:id="rIdetnqu-yoh9ydiqfekgvop">
+            <w:hyperlink w:history="1" r:id="rId_n248pb0nql4ool4vdrt3">
               <w:r>
                 <w:rPr>
                   <w:rFonts w:ascii="Arial" w:cs="Arial" w:eastAsia="Arial" w:hAnsi="Arial"/>
@@ -21688,7 +21688,7 @@
               <w:spacing w:after="10" w:before="0"/>
               <w:ind w:left="120"/>
             </w:pPr>
-            <w:hyperlink w:history="1" r:id="rIdc560hh4maroqmwi0x8vlz">
+            <w:hyperlink w:history="1" r:id="rIdop9pw1ysae2mjvskiz6df">
               <w:r>
                 <w:rPr>
                   <w:rFonts w:ascii="Arial" w:cs="Arial" w:eastAsia="Arial" w:hAnsi="Arial"/>
@@ -21733,7 +21733,7 @@
             <w:pPr>
               <w:spacing w:after="20" w:before="0"/>
             </w:pPr>
-            <w:hyperlink w:history="1" r:id="rIday5ep1zkmuoolg2nxslf8">
+            <w:hyperlink w:history="1" r:id="rIdv6cwwqyy7jtthdnl_juht">
               <w:r>
                 <w:rPr>
                   <w:rFonts w:ascii="Arial" w:cs="Arial" w:eastAsia="Arial" w:hAnsi="Arial"/>
@@ -21766,7 +21766,7 @@
               <w:spacing w:after="10" w:before="0"/>
               <w:ind w:left="120"/>
             </w:pPr>
-            <w:hyperlink w:history="1" r:id="rIdrpjeugoc5n1th-jzaxlwt">
+            <w:hyperlink w:history="1" r:id="rIdrz7ftmlvjgus4sny8ram3">
               <w:r>
                 <w:rPr>
                   <w:rFonts w:ascii="Arial" w:cs="Arial" w:eastAsia="Arial" w:hAnsi="Arial"/>
@@ -21961,7 +21961,7 @@
             <w:pPr>
               <w:spacing w:after="20" w:before="0"/>
             </w:pPr>
-            <w:hyperlink w:history="1" r:id="rId3jofg7zdgurnyxkgpmppd">
+            <w:hyperlink w:history="1" r:id="rIdhvustgbm7le4gubbev6az">
               <w:r>
                 <w:rPr>
                   <w:rFonts w:ascii="Arial" w:cs="Arial" w:eastAsia="Arial" w:hAnsi="Arial"/>
@@ -22010,7 +22010,7 @@
               <w:spacing w:after="10" w:before="0"/>
               <w:ind w:left="120"/>
             </w:pPr>
-            <w:hyperlink w:history="1" r:id="rIdoaiie83v7ei_27e1b_4qq">
+            <w:hyperlink w:history="1" r:id="rId5yco2ov7hf5vzywz_wcwd">
               <w:r>
                 <w:rPr>
                   <w:rFonts w:ascii="Arial" w:cs="Arial" w:eastAsia="Arial" w:hAnsi="Arial"/>
@@ -22055,7 +22055,7 @@
             <w:pPr>
               <w:spacing w:after="20" w:before="0"/>
             </w:pPr>
-            <w:hyperlink w:history="1" r:id="rIde5l9_jkfmezvnce-3yj_-">
+            <w:hyperlink w:history="1" r:id="rIdkws9_ppcwua7vt2ovivbr">
               <w:r>
                 <w:rPr>
                   <w:rFonts w:ascii="Arial" w:cs="Arial" w:eastAsia="Arial" w:hAnsi="Arial"/>
@@ -22088,7 +22088,7 @@
               <w:spacing w:after="10" w:before="0"/>
               <w:ind w:left="120"/>
             </w:pPr>
-            <w:hyperlink w:history="1" r:id="rIdlgonafpxvpfcrbg3lpdz_">
+            <w:hyperlink w:history="1" r:id="rIdbgdtq_zubjfpke8drhnky">
               <w:r>
                 <w:rPr>
                   <w:rFonts w:ascii="Arial" w:cs="Arial" w:eastAsia="Arial" w:hAnsi="Arial"/>
@@ -22283,7 +22283,7 @@
             <w:pPr>
               <w:spacing w:after="20" w:before="0"/>
             </w:pPr>
-            <w:hyperlink w:history="1" r:id="rIdwu9njt97nzopp_cjhwitd">
+            <w:hyperlink w:history="1" r:id="rIdg5kkshs22xuppyegvwydz">
               <w:r>
                 <w:rPr>
                   <w:rFonts w:ascii="Arial" w:cs="Arial" w:eastAsia="Arial" w:hAnsi="Arial"/>
@@ -22332,7 +22332,7 @@
               <w:spacing w:after="10" w:before="0"/>
               <w:ind w:left="120"/>
             </w:pPr>
-            <w:hyperlink w:history="1" r:id="rId6akbeckvywhide-tidomd">
+            <w:hyperlink w:history="1" r:id="rId0wiflwtc4noihhsqjwmib">
               <w:r>
                 <w:rPr>
                   <w:rFonts w:ascii="Arial" w:cs="Arial" w:eastAsia="Arial" w:hAnsi="Arial"/>
@@ -22377,7 +22377,7 @@
             <w:pPr>
               <w:spacing w:after="20" w:before="0"/>
             </w:pPr>
-            <w:hyperlink w:history="1" r:id="rIddtagvkc6nzkc5ui7cuk71">
+            <w:hyperlink w:history="1" r:id="rIdjk5opjynq3orsno63n6eq">
               <w:r>
                 <w:rPr>
                   <w:rFonts w:ascii="Arial" w:cs="Arial" w:eastAsia="Arial" w:hAnsi="Arial"/>
@@ -22426,7 +22426,7 @@
               <w:spacing w:after="10" w:before="0"/>
               <w:ind w:left="120"/>
             </w:pPr>
-            <w:hyperlink w:history="1" r:id="rIdm_fbnosdmkgkkb_gzffla">
+            <w:hyperlink w:history="1" r:id="rIdecrflxtlis00h6beu_aet">
               <w:r>
                 <w:rPr>
                   <w:rFonts w:ascii="Arial" w:cs="Arial" w:eastAsia="Arial" w:hAnsi="Arial"/>
@@ -22621,7 +22621,7 @@
             <w:pPr>
               <w:spacing w:after="20" w:before="0"/>
             </w:pPr>
-            <w:hyperlink w:history="1" r:id="rIds39rmfp1szk3mqeyzscnc">
+            <w:hyperlink w:history="1" r:id="rIdtlii-fhqls73pc2urxs5h">
               <w:r>
                 <w:rPr>
                   <w:rFonts w:ascii="Arial" w:cs="Arial" w:eastAsia="Arial" w:hAnsi="Arial"/>
@@ -22670,7 +22670,7 @@
               <w:spacing w:after="10" w:before="0"/>
               <w:ind w:left="120"/>
             </w:pPr>
-            <w:hyperlink w:history="1" r:id="rIdy3bf5yer9qkeu9xzkhep_">
+            <w:hyperlink w:history="1" r:id="rId1c_qudvndef_vs8nh-bgc">
               <w:r>
                 <w:rPr>
                   <w:rFonts w:ascii="Arial" w:cs="Arial" w:eastAsia="Arial" w:hAnsi="Arial"/>
@@ -22715,7 +22715,7 @@
             <w:pPr>
               <w:spacing w:after="20" w:before="0"/>
             </w:pPr>
-            <w:hyperlink w:history="1" r:id="rIddveqppexzy3gotg0ti6zw">
+            <w:hyperlink w:history="1" r:id="rId5f5sjno8hv8e-xg8_qb69">
               <w:r>
                 <w:rPr>
                   <w:rFonts w:ascii="Arial" w:cs="Arial" w:eastAsia="Arial" w:hAnsi="Arial"/>
@@ -22748,7 +22748,7 @@
               <w:spacing w:after="10" w:before="0"/>
               <w:ind w:left="120"/>
             </w:pPr>
-            <w:hyperlink w:history="1" r:id="rIdp0jyknruez23xeybnknp5">
+            <w:hyperlink w:history="1" r:id="rIdu5amnga3ro9bs1apyjuwr">
               <w:r>
                 <w:rPr>
                   <w:rFonts w:ascii="Arial" w:cs="Arial" w:eastAsia="Arial" w:hAnsi="Arial"/>
@@ -22943,7 +22943,7 @@
             <w:pPr>
               <w:spacing w:after="20" w:before="0"/>
             </w:pPr>
-            <w:hyperlink w:history="1" r:id="rId7s7p1_drv7oeltcfjcjxj">
+            <w:hyperlink w:history="1" r:id="rIdr6cthjweksjcoh0fovymp">
               <w:r>
                 <w:rPr>
                   <w:rFonts w:ascii="Arial" w:cs="Arial" w:eastAsia="Arial" w:hAnsi="Arial"/>
@@ -22992,7 +22992,7 @@
               <w:spacing w:after="10" w:before="0"/>
               <w:ind w:left="120"/>
             </w:pPr>
-            <w:hyperlink w:history="1" r:id="rId_tumht6_zzad12dlrtj1o">
+            <w:hyperlink w:history="1" r:id="rIdzlpwvcz7f7-mgvpccloo_">
               <w:r>
                 <w:rPr>
                   <w:rFonts w:ascii="Arial" w:cs="Arial" w:eastAsia="Arial" w:hAnsi="Arial"/>
@@ -23037,7 +23037,7 @@
             <w:pPr>
               <w:spacing w:after="20" w:before="0"/>
             </w:pPr>
-            <w:hyperlink w:history="1" r:id="rIdtbotkxip3vy-44im7nbc5">
+            <w:hyperlink w:history="1" r:id="rIdozyanf2ondnafew2olimk">
               <w:r>
                 <w:rPr>
                   <w:rFonts w:ascii="Arial" w:cs="Arial" w:eastAsia="Arial" w:hAnsi="Arial"/>
@@ -23070,7 +23070,7 @@
               <w:spacing w:after="10" w:before="0"/>
               <w:ind w:left="120"/>
             </w:pPr>
-            <w:hyperlink w:history="1" r:id="rIdo5am_uxnu8dkgi4lbsxif">
+            <w:hyperlink w:history="1" r:id="rIdrq8k1ko_or1uwk33l_pae">
               <w:r>
                 <w:rPr>
                   <w:rFonts w:ascii="Arial" w:cs="Arial" w:eastAsia="Arial" w:hAnsi="Arial"/>
@@ -23582,7 +23582,7 @@
         </w:rPr>
         <w:t xml:space="preserve">© 2026 SeaVuria and ARES. Aligned with KICD objectives. Developed by SeaVuria; technical implementation by ARES (with AI assistance from Claude). Licensed under </w:t>
       </w:r>
-      <w:hyperlink w:history="1" r:id="rIdmrhtbgun4aum1qzxjpyh4">
+      <w:hyperlink w:history="1" r:id="rIdnudebe-aqsvgdjfk35sxe">
         <w:r>
           <w:rPr>
             <w:rFonts w:ascii="Arial" w:cs="Arial" w:eastAsia="Arial" w:hAnsi="Arial"/>
@@ -23603,7 +23603,7 @@
         </w:rPr>
         <w:t xml:space="preserve"> (</w:t>
       </w:r>
-      <w:hyperlink w:history="1" r:id="rId8edu-r50ikcqe1xjxejw-">
+      <w:hyperlink w:history="1" r:id="rIdgp4fyty9pwmzhkslzmgg7">
         <w:r>
           <w:rPr>
             <w:rFonts w:ascii="Arial" w:cs="Arial" w:eastAsia="Arial" w:hAnsi="Arial"/>
@@ -24616,7 +24616,7 @@
             <w:pPr>
               <w:spacing w:after="20" w:before="0"/>
             </w:pPr>
-            <w:hyperlink w:history="1" r:id="rIdstaxjz4-ni6xvly1y7jxg">
+            <w:hyperlink w:history="1" r:id="rIdqph123hd2--e0vgmuqjwc">
               <w:r>
                 <w:rPr>
                   <w:rFonts w:ascii="Arial" w:cs="Arial" w:eastAsia="Arial" w:hAnsi="Arial"/>
@@ -24649,7 +24649,7 @@
               <w:spacing w:after="10" w:before="0"/>
               <w:ind w:left="120"/>
             </w:pPr>
-            <w:hyperlink w:history="1" r:id="rIdvnfhegqz67t0emirr30pr">
+            <w:hyperlink w:history="1" r:id="rIdkrhab1kudcxsltrac_yeu">
               <w:r>
                 <w:rPr>
                   <w:rFonts w:ascii="Arial" w:cs="Arial" w:eastAsia="Arial" w:hAnsi="Arial"/>
@@ -24694,7 +24694,7 @@
             <w:pPr>
               <w:spacing w:after="20" w:before="0"/>
             </w:pPr>
-            <w:hyperlink w:history="1" r:id="rIde1be_0hkgwfzfbmioluvg">
+            <w:hyperlink w:history="1" r:id="rIdjr3hz0gdgo1hknzr4xq02">
               <w:r>
                 <w:rPr>
                   <w:rFonts w:ascii="Arial" w:cs="Arial" w:eastAsia="Arial" w:hAnsi="Arial"/>
@@ -24727,7 +24727,7 @@
               <w:spacing w:after="10" w:before="0"/>
               <w:ind w:left="120"/>
             </w:pPr>
-            <w:hyperlink w:history="1" r:id="rIdeq9jbskiio0fxya-gsuqs">
+            <w:hyperlink w:history="1" r:id="rIdjhcae0q-8gslv30gevxwb">
               <w:r>
                 <w:rPr>
                   <w:rFonts w:ascii="Arial" w:cs="Arial" w:eastAsia="Arial" w:hAnsi="Arial"/>
@@ -24922,7 +24922,7 @@
             <w:pPr>
               <w:spacing w:after="20" w:before="0"/>
             </w:pPr>
-            <w:hyperlink w:history="1" r:id="rIdnrezcdvorarvfh0kb6gck">
+            <w:hyperlink w:history="1" r:id="rIdzxmazn2qouylzbzcrfsow">
               <w:r>
                 <w:rPr>
                   <w:rFonts w:ascii="Arial" w:cs="Arial" w:eastAsia="Arial" w:hAnsi="Arial"/>
@@ -24955,7 +24955,7 @@
               <w:spacing w:after="10" w:before="0"/>
               <w:ind w:left="120"/>
             </w:pPr>
-            <w:hyperlink w:history="1" r:id="rId5h4l8n0p9eqkvwf7nzp3i">
+            <w:hyperlink w:history="1" r:id="rId6fh0eexyovgsizwnuuwfo">
               <w:r>
                 <w:rPr>
                   <w:rFonts w:ascii="Arial" w:cs="Arial" w:eastAsia="Arial" w:hAnsi="Arial"/>
@@ -25000,7 +25000,7 @@
             <w:pPr>
               <w:spacing w:after="20" w:before="0"/>
             </w:pPr>
-            <w:hyperlink w:history="1" r:id="rIdgwn8d4ytnnll-f-n3wddo">
+            <w:hyperlink w:history="1" r:id="rIdaah6yzxjpdrnkrxog9az2">
               <w:r>
                 <w:rPr>
                   <w:rFonts w:ascii="Arial" w:cs="Arial" w:eastAsia="Arial" w:hAnsi="Arial"/>
@@ -25033,7 +25033,7 @@
               <w:spacing w:after="10" w:before="0"/>
               <w:ind w:left="120"/>
             </w:pPr>
-            <w:hyperlink w:history="1" r:id="rId5njnhrpfw39iaohde-br8">
+            <w:hyperlink w:history="1" r:id="rIdkbtvuqhs8igzyfxerlli7">
               <w:r>
                 <w:rPr>
                   <w:rFonts w:ascii="Arial" w:cs="Arial" w:eastAsia="Arial" w:hAnsi="Arial"/>
@@ -25228,7 +25228,7 @@
             <w:pPr>
               <w:spacing w:after="20" w:before="0"/>
             </w:pPr>
-            <w:hyperlink w:history="1" r:id="rIddl1vdu-tnle_gxc2t84ma">
+            <w:hyperlink w:history="1" r:id="rId5s0_kinifk96hhtuywf3a">
               <w:r>
                 <w:rPr>
                   <w:rFonts w:ascii="Arial" w:cs="Arial" w:eastAsia="Arial" w:hAnsi="Arial"/>
@@ -25261,7 +25261,7 @@
               <w:spacing w:after="10" w:before="0"/>
               <w:ind w:left="120"/>
             </w:pPr>
-            <w:hyperlink w:history="1" r:id="rIdmmlprknqwol9iekwn0i08">
+            <w:hyperlink w:history="1" r:id="rIdjmoweu4ldsvjj6lsip99n">
               <w:r>
                 <w:rPr>
                   <w:rFonts w:ascii="Arial" w:cs="Arial" w:eastAsia="Arial" w:hAnsi="Arial"/>
@@ -25306,7 +25306,7 @@
             <w:pPr>
               <w:spacing w:after="20" w:before="0"/>
             </w:pPr>
-            <w:hyperlink w:history="1" r:id="rIdhru4tgn3ydb8gzfc21rah">
+            <w:hyperlink w:history="1" r:id="rIdwc0hlfu8eb-i6sqpxente">
               <w:r>
                 <w:rPr>
                   <w:rFonts w:ascii="Arial" w:cs="Arial" w:eastAsia="Arial" w:hAnsi="Arial"/>
@@ -25355,7 +25355,7 @@
               <w:spacing w:after="10" w:before="0"/>
               <w:ind w:left="120"/>
             </w:pPr>
-            <w:hyperlink w:history="1" r:id="rIdetk6uus8jinzyjwkywqy7">
+            <w:hyperlink w:history="1" r:id="rIdb-q1bxg2p5b-wpvodexyh">
               <w:r>
                 <w:rPr>
                   <w:rFonts w:ascii="Arial" w:cs="Arial" w:eastAsia="Arial" w:hAnsi="Arial"/>
@@ -25550,7 +25550,7 @@
             <w:pPr>
               <w:spacing w:after="20" w:before="0"/>
             </w:pPr>
-            <w:hyperlink w:history="1" r:id="rIdzo40ywkqsh9uwci0z_luu">
+            <w:hyperlink w:history="1" r:id="rIdxjnzf32ytudyn424qj1pr">
               <w:r>
                 <w:rPr>
                   <w:rFonts w:ascii="Arial" w:cs="Arial" w:eastAsia="Arial" w:hAnsi="Arial"/>
@@ -25583,7 +25583,7 @@
               <w:spacing w:after="10" w:before="0"/>
               <w:ind w:left="120"/>
             </w:pPr>
-            <w:hyperlink w:history="1" r:id="rIdy1ihoh03puqofherutbrg">
+            <w:hyperlink w:history="1" r:id="rIdryacqwvkjgcmnzocdrolc">
               <w:r>
                 <w:rPr>
                   <w:rFonts w:ascii="Arial" w:cs="Arial" w:eastAsia="Arial" w:hAnsi="Arial"/>
@@ -25628,7 +25628,7 @@
             <w:pPr>
               <w:spacing w:after="20" w:before="0"/>
             </w:pPr>
-            <w:hyperlink w:history="1" r:id="rIde6j6tjgtlyqua7u0h-mdw">
+            <w:hyperlink w:history="1" r:id="rIdwd1suht28m5jfmztxivrc">
               <w:r>
                 <w:rPr>
                   <w:rFonts w:ascii="Arial" w:cs="Arial" w:eastAsia="Arial" w:hAnsi="Arial"/>
@@ -25677,7 +25677,7 @@
               <w:spacing w:after="10" w:before="0"/>
               <w:ind w:left="120"/>
             </w:pPr>
-            <w:hyperlink w:history="1" r:id="rIdd4w9bfobqdij6qwmid1do">
+            <w:hyperlink w:history="1" r:id="rIdujakd6_vqyqbo8sbvfds4">
               <w:r>
                 <w:rPr>
                   <w:rFonts w:ascii="Arial" w:cs="Arial" w:eastAsia="Arial" w:hAnsi="Arial"/>
@@ -25872,7 +25872,7 @@
             <w:pPr>
               <w:spacing w:after="20" w:before="0"/>
             </w:pPr>
-            <w:hyperlink w:history="1" r:id="rIdder8cpqwpydmqwrhqmwlw">
+            <w:hyperlink w:history="1" r:id="rIdt5wbbcmbvub21nmyk1qvu">
               <w:r>
                 <w:rPr>
                   <w:rFonts w:ascii="Arial" w:cs="Arial" w:eastAsia="Arial" w:hAnsi="Arial"/>
@@ -25921,7 +25921,7 @@
               <w:spacing w:after="10" w:before="0"/>
               <w:ind w:left="120"/>
             </w:pPr>
-            <w:hyperlink w:history="1" r:id="rId9iuogeaihvu1m1fk5mqxe">
+            <w:hyperlink w:history="1" r:id="rId5a9pctifiyohkjc8l6bhv">
               <w:r>
                 <w:rPr>
                   <w:rFonts w:ascii="Arial" w:cs="Arial" w:eastAsia="Arial" w:hAnsi="Arial"/>
@@ -25966,7 +25966,7 @@
             <w:pPr>
               <w:spacing w:after="20" w:before="0"/>
             </w:pPr>
-            <w:hyperlink w:history="1" r:id="rIdykd23b9ugn-z9oryzwepk">
+            <w:hyperlink w:history="1" r:id="rIdna66pmhffnepclvpvhan8">
               <w:r>
                 <w:rPr>
                   <w:rFonts w:ascii="Arial" w:cs="Arial" w:eastAsia="Arial" w:hAnsi="Arial"/>
@@ -26015,7 +26015,7 @@
               <w:spacing w:after="10" w:before="0"/>
               <w:ind w:left="120"/>
             </w:pPr>
-            <w:hyperlink w:history="1" r:id="rIdnkojcchh9oxk8zfk69yc8">
+            <w:hyperlink w:history="1" r:id="rIdvyhqt5vf-8mtvdpcgb0wk">
               <w:r>
                 <w:rPr>
                   <w:rFonts w:ascii="Arial" w:cs="Arial" w:eastAsia="Arial" w:hAnsi="Arial"/>
@@ -26527,7 +26527,7 @@
         </w:rPr>
         <w:t xml:space="preserve">© 2026 SeaVuria and ARES. Aligned with KICD objectives. Developed by SeaVuria; technical implementation by ARES (with AI assistance from Claude). Licensed under </w:t>
       </w:r>
-      <w:hyperlink w:history="1" r:id="rIdmeq1vvr3lp3tuphkaygwl">
+      <w:hyperlink w:history="1" r:id="rIdbfcswcdm3mrdbq-jqfdob">
         <w:r>
           <w:rPr>
             <w:rFonts w:ascii="Arial" w:cs="Arial" w:eastAsia="Arial" w:hAnsi="Arial"/>
@@ -26548,7 +26548,7 @@
         </w:rPr>
         <w:t xml:space="preserve"> (</w:t>
       </w:r>
-      <w:hyperlink w:history="1" r:id="rIdynwcbf-e16nko0un0t8e-">
+      <w:hyperlink w:history="1" r:id="rIdbix3a2oez8xylsb7sj2kh">
         <w:r>
           <w:rPr>
             <w:rFonts w:ascii="Arial" w:cs="Arial" w:eastAsia="Arial" w:hAnsi="Arial"/>

--- a/data/outputs/v2/Essential_Mathematics/SS2.3_Trigonometry/Essential_Mathematics_Trigonometry_CBE_LessonSequence.docx
+++ b/data/outputs/v2/Essential_Mathematics/SS2.3_Trigonometry/Essential_Mathematics_Trigonometry_CBE_LessonSequence.docx
@@ -2587,7 +2587,7 @@
         </w:rPr>
         <w:t xml:space="preserve">© 2026 SeaVuria and ARES. This work is licensed under a </w:t>
       </w:r>
-      <w:hyperlink w:history="1" r:id="rIdpshsjzwmevwujyz-a5nkn">
+      <w:hyperlink w:history="1" r:id="rIdzvi9lk5nazo6hnwooxrtm">
         <w:r>
           <w:rPr>
             <w:rFonts w:ascii="Arial" w:cs="Arial" w:eastAsia="Arial" w:hAnsi="Arial"/>
@@ -2607,7 +2607,7 @@
         </w:rPr>
         <w:t xml:space="preserve"> (</w:t>
       </w:r>
-      <w:hyperlink w:history="1" r:id="rIdf1mlsz__j0ojyb8vags5a">
+      <w:hyperlink w:history="1" r:id="rIdononsmhqt6bgnau8qxdys">
         <w:r>
           <w:rPr>
             <w:rFonts w:ascii="Arial" w:cs="Arial" w:eastAsia="Arial" w:hAnsi="Arial"/>
@@ -2627,7 +2627,7 @@
         </w:rPr>
         <w:t xml:space="preserve">). To view a copy of this license, visit </w:t>
       </w:r>
-      <w:hyperlink w:history="1" r:id="rIdvv6z5ya4xs1tlfukpzcha">
+      <w:hyperlink w:history="1" r:id="rIdkcil7ekszwwkz5nivvaqp">
         <w:r>
           <w:rPr>
             <w:rFonts w:ascii="Arial" w:cs="Arial" w:eastAsia="Arial" w:hAnsi="Arial"/>
@@ -3639,7 +3639,7 @@
             <w:pPr>
               <w:spacing w:after="20" w:before="0"/>
             </w:pPr>
-            <w:hyperlink w:history="1" r:id="rId7ohezui1ohgbg_cl7lzfo">
+            <w:hyperlink w:history="1" r:id="rIdzjbajm42zpotlg7w0c6_x">
               <w:r>
                 <w:rPr>
                   <w:rFonts w:ascii="Arial" w:cs="Arial" w:eastAsia="Arial" w:hAnsi="Arial"/>
@@ -3672,7 +3672,7 @@
               <w:spacing w:after="10" w:before="0"/>
               <w:ind w:left="120"/>
             </w:pPr>
-            <w:hyperlink w:history="1" r:id="rId1heoyd3z8s7z9-n_la3u3">
+            <w:hyperlink w:history="1" r:id="rIdkq7gdibsz4lgruswwar3j">
               <w:r>
                 <w:rPr>
                   <w:rFonts w:ascii="Arial" w:cs="Arial" w:eastAsia="Arial" w:hAnsi="Arial"/>
@@ -3717,7 +3717,7 @@
             <w:pPr>
               <w:spacing w:after="20" w:before="0"/>
             </w:pPr>
-            <w:hyperlink w:history="1" r:id="rIdgpvqaquhn_w2bwhu5jitd">
+            <w:hyperlink w:history="1" r:id="rIdw6syfdtoyrnbzvnokqpl4">
               <w:r>
                 <w:rPr>
                   <w:rFonts w:ascii="Arial" w:cs="Arial" w:eastAsia="Arial" w:hAnsi="Arial"/>
@@ -3750,7 +3750,7 @@
               <w:spacing w:after="10" w:before="0"/>
               <w:ind w:left="120"/>
             </w:pPr>
-            <w:hyperlink w:history="1" r:id="rIddygbjmmoeqjt6gthombk6">
+            <w:hyperlink w:history="1" r:id="rIdnynpwfulpbs25znyuemgb">
               <w:r>
                 <w:rPr>
                   <w:rFonts w:ascii="Arial" w:cs="Arial" w:eastAsia="Arial" w:hAnsi="Arial"/>
@@ -3945,7 +3945,7 @@
             <w:pPr>
               <w:spacing w:after="20" w:before="0"/>
             </w:pPr>
-            <w:hyperlink w:history="1" r:id="rIdyrp9ysddi41pzqso_7cyi">
+            <w:hyperlink w:history="1" r:id="rId2f-yrvp-bmtvgwftajdsl">
               <w:r>
                 <w:rPr>
                   <w:rFonts w:ascii="Arial" w:cs="Arial" w:eastAsia="Arial" w:hAnsi="Arial"/>
@@ -3978,7 +3978,7 @@
               <w:spacing w:after="10" w:before="0"/>
               <w:ind w:left="120"/>
             </w:pPr>
-            <w:hyperlink w:history="1" r:id="rIdejuhvlved_hfaxnxyyeoe">
+            <w:hyperlink w:history="1" r:id="rIdy_3ofrkgeejux0uxplj2v">
               <w:r>
                 <w:rPr>
                   <w:rFonts w:ascii="Arial" w:cs="Arial" w:eastAsia="Arial" w:hAnsi="Arial"/>
@@ -4023,7 +4023,7 @@
             <w:pPr>
               <w:spacing w:after="20" w:before="0"/>
             </w:pPr>
-            <w:hyperlink w:history="1" r:id="rId5hmh0hakiliruyu4hzaob">
+            <w:hyperlink w:history="1" r:id="rId7ncaft1lg5o1ffnovimeb">
               <w:r>
                 <w:rPr>
                   <w:rFonts w:ascii="Arial" w:cs="Arial" w:eastAsia="Arial" w:hAnsi="Arial"/>
@@ -4056,7 +4056,7 @@
               <w:spacing w:after="10" w:before="0"/>
               <w:ind w:left="120"/>
             </w:pPr>
-            <w:hyperlink w:history="1" r:id="rId3glpm8eosziddidswv_to">
+            <w:hyperlink w:history="1" r:id="rIdtqkhl32ywadtl258dhigy">
               <w:r>
                 <w:rPr>
                   <w:rFonts w:ascii="Arial" w:cs="Arial" w:eastAsia="Arial" w:hAnsi="Arial"/>
@@ -4251,7 +4251,7 @@
             <w:pPr>
               <w:spacing w:after="20" w:before="0"/>
             </w:pPr>
-            <w:hyperlink w:history="1" r:id="rIdyftxmuf2edgtpzrdzbds-">
+            <w:hyperlink w:history="1" r:id="rIdlplwpnnvshzv_juyl9rcg">
               <w:r>
                 <w:rPr>
                   <w:rFonts w:ascii="Arial" w:cs="Arial" w:eastAsia="Arial" w:hAnsi="Arial"/>
@@ -4300,7 +4300,7 @@
               <w:spacing w:after="10" w:before="0"/>
               <w:ind w:left="120"/>
             </w:pPr>
-            <w:hyperlink w:history="1" r:id="rIdctg1nlzqhzokzwc99qac8">
+            <w:hyperlink w:history="1" r:id="rIdp4mygesoiqm8fxsoz2jfz">
               <w:r>
                 <w:rPr>
                   <w:rFonts w:ascii="Arial" w:cs="Arial" w:eastAsia="Arial" w:hAnsi="Arial"/>
@@ -4345,7 +4345,7 @@
             <w:pPr>
               <w:spacing w:after="20" w:before="0"/>
             </w:pPr>
-            <w:hyperlink w:history="1" r:id="rIdlo-hdb8hmeh5ldnkl3u-y">
+            <w:hyperlink w:history="1" r:id="rIdhjdpum_p9wvtvmr3iudu6">
               <w:r>
                 <w:rPr>
                   <w:rFonts w:ascii="Arial" w:cs="Arial" w:eastAsia="Arial" w:hAnsi="Arial"/>
@@ -4378,7 +4378,7 @@
               <w:spacing w:after="10" w:before="0"/>
               <w:ind w:left="120"/>
             </w:pPr>
-            <w:hyperlink w:history="1" r:id="rId6dqoz_hus9oqeeiutpx-n">
+            <w:hyperlink w:history="1" r:id="rId-me9gpezkej54vwuohkl1">
               <w:r>
                 <w:rPr>
                   <w:rFonts w:ascii="Arial" w:cs="Arial" w:eastAsia="Arial" w:hAnsi="Arial"/>
@@ -4573,7 +4573,7 @@
             <w:pPr>
               <w:spacing w:after="20" w:before="0"/>
             </w:pPr>
-            <w:hyperlink w:history="1" r:id="rIdlufjpki9iesoxcycr4plp">
+            <w:hyperlink w:history="1" r:id="rIdwdwzm3w_q0wqk7-ysxzum">
               <w:r>
                 <w:rPr>
                   <w:rFonts w:ascii="Arial" w:cs="Arial" w:eastAsia="Arial" w:hAnsi="Arial"/>
@@ -4606,7 +4606,7 @@
               <w:spacing w:after="10" w:before="0"/>
               <w:ind w:left="120"/>
             </w:pPr>
-            <w:hyperlink w:history="1" r:id="rIdqmklnrg-31afx-eco1gtl">
+            <w:hyperlink w:history="1" r:id="rId41u3xoschvixwmr9hex6w">
               <w:r>
                 <w:rPr>
                   <w:rFonts w:ascii="Arial" w:cs="Arial" w:eastAsia="Arial" w:hAnsi="Arial"/>
@@ -4651,7 +4651,7 @@
             <w:pPr>
               <w:spacing w:after="20" w:before="0"/>
             </w:pPr>
-            <w:hyperlink w:history="1" r:id="rIdwmn7lrai-9jsoabbotsn7">
+            <w:hyperlink w:history="1" r:id="rIdjkck6tvotecnplit5hfxu">
               <w:r>
                 <w:rPr>
                   <w:rFonts w:ascii="Arial" w:cs="Arial" w:eastAsia="Arial" w:hAnsi="Arial"/>
@@ -4684,7 +4684,7 @@
               <w:spacing w:after="10" w:before="0"/>
               <w:ind w:left="120"/>
             </w:pPr>
-            <w:hyperlink w:history="1" r:id="rIdptaznrycabvalkqo6a4pr">
+            <w:hyperlink w:history="1" r:id="rId0ztwhppftwvhwc88f4sb6">
               <w:r>
                 <w:rPr>
                   <w:rFonts w:ascii="Arial" w:cs="Arial" w:eastAsia="Arial" w:hAnsi="Arial"/>
@@ -4879,7 +4879,7 @@
             <w:pPr>
               <w:spacing w:after="20" w:before="0"/>
             </w:pPr>
-            <w:hyperlink w:history="1" r:id="rId25dq4wy0dpil-li4a59t3">
+            <w:hyperlink w:history="1" r:id="rIdufeyaviv67b7zzayzbbxp">
               <w:r>
                 <w:rPr>
                   <w:rFonts w:ascii="Arial" w:cs="Arial" w:eastAsia="Arial" w:hAnsi="Arial"/>
@@ -4912,7 +4912,7 @@
               <w:spacing w:after="10" w:before="0"/>
               <w:ind w:left="120"/>
             </w:pPr>
-            <w:hyperlink w:history="1" r:id="rId3515wxshnhpcd9tdgifka">
+            <w:hyperlink w:history="1" r:id="rIdq4bf-cevn9xq483x5b7sh">
               <w:r>
                 <w:rPr>
                   <w:rFonts w:ascii="Arial" w:cs="Arial" w:eastAsia="Arial" w:hAnsi="Arial"/>
@@ -4957,7 +4957,7 @@
             <w:pPr>
               <w:spacing w:after="20" w:before="0"/>
             </w:pPr>
-            <w:hyperlink w:history="1" r:id="rIdrq93j1zsmivkbn9tnnsqs">
+            <w:hyperlink w:history="1" r:id="rIdxsibughnasq-2znk6tagr">
               <w:r>
                 <w:rPr>
                   <w:rFonts w:ascii="Arial" w:cs="Arial" w:eastAsia="Arial" w:hAnsi="Arial"/>
@@ -5006,7 +5006,7 @@
               <w:spacing w:after="10" w:before="0"/>
               <w:ind w:left="120"/>
             </w:pPr>
-            <w:hyperlink w:history="1" r:id="rId2b51vs1eyknjtqpzsgzo7">
+            <w:hyperlink w:history="1" r:id="rIduilaoyyas1kqsa2lesjyw">
               <w:r>
                 <w:rPr>
                   <w:rFonts w:ascii="Arial" w:cs="Arial" w:eastAsia="Arial" w:hAnsi="Arial"/>
@@ -5594,7 +5594,7 @@
         </w:rPr>
         <w:t xml:space="preserve">© 2026 SeaVuria and ARES. Aligned with KICD objectives. Developed by SeaVuria; technical implementation by ARES (with AI assistance from Claude). Licensed under </w:t>
       </w:r>
-      <w:hyperlink w:history="1" r:id="rIdxqtprjpoxzbkjht1qi00r">
+      <w:hyperlink w:history="1" r:id="rIdvomup7rdnqwklv_ufctso">
         <w:r>
           <w:rPr>
             <w:rFonts w:ascii="Arial" w:cs="Arial" w:eastAsia="Arial" w:hAnsi="Arial"/>
@@ -5615,7 +5615,7 @@
         </w:rPr>
         <w:t xml:space="preserve"> (</w:t>
       </w:r>
-      <w:hyperlink w:history="1" r:id="rIduvt1yawljh3x4grbzn3vu">
+      <w:hyperlink w:history="1" r:id="rIdauyevcm7sni7sy5im_ytm">
         <w:r>
           <w:rPr>
             <w:rFonts w:ascii="Arial" w:cs="Arial" w:eastAsia="Arial" w:hAnsi="Arial"/>
@@ -6711,7 +6711,7 @@
             <w:pPr>
               <w:spacing w:after="20" w:before="0"/>
             </w:pPr>
-            <w:hyperlink w:history="1" r:id="rIdmec5ihtjcfbkkhfd9gqmy">
+            <w:hyperlink w:history="1" r:id="rIdeihhmv8vtbij_8ywdqlku">
               <w:r>
                 <w:rPr>
                   <w:rFonts w:ascii="Arial" w:cs="Arial" w:eastAsia="Arial" w:hAnsi="Arial"/>
@@ -6760,7 +6760,7 @@
               <w:spacing w:after="10" w:before="0"/>
               <w:ind w:left="120"/>
             </w:pPr>
-            <w:hyperlink w:history="1" r:id="rIdznkfqfq9otednaaza7axc">
+            <w:hyperlink w:history="1" r:id="rIdpihvtybgpt6_pl9b3846m">
               <w:r>
                 <w:rPr>
                   <w:rFonts w:ascii="Arial" w:cs="Arial" w:eastAsia="Arial" w:hAnsi="Arial"/>
@@ -6805,7 +6805,7 @@
             <w:pPr>
               <w:spacing w:after="20" w:before="0"/>
             </w:pPr>
-            <w:hyperlink w:history="1" r:id="rIdammfov1x_chwb1go0mby_">
+            <w:hyperlink w:history="1" r:id="rIdljoihfo-omobqdt9mvnfe">
               <w:r>
                 <w:rPr>
                   <w:rFonts w:ascii="Arial" w:cs="Arial" w:eastAsia="Arial" w:hAnsi="Arial"/>
@@ -6838,7 +6838,7 @@
               <w:spacing w:after="10" w:before="0"/>
               <w:ind w:left="120"/>
             </w:pPr>
-            <w:hyperlink w:history="1" r:id="rIdip0jftvsrwso0nftlvomi">
+            <w:hyperlink w:history="1" r:id="rIdteszwp1gfhfxdtwtjshtn">
               <w:r>
                 <w:rPr>
                   <w:rFonts w:ascii="Arial" w:cs="Arial" w:eastAsia="Arial" w:hAnsi="Arial"/>
@@ -7033,7 +7033,7 @@
             <w:pPr>
               <w:spacing w:after="20" w:before="0"/>
             </w:pPr>
-            <w:hyperlink w:history="1" r:id="rIdpzgs6nciupkcgrqhwirdc">
+            <w:hyperlink w:history="1" r:id="rIdcsqg6lwuoew2lvhbwgydw">
               <w:r>
                 <w:rPr>
                   <w:rFonts w:ascii="Arial" w:cs="Arial" w:eastAsia="Arial" w:hAnsi="Arial"/>
@@ -7082,7 +7082,7 @@
               <w:spacing w:after="10" w:before="0"/>
               <w:ind w:left="120"/>
             </w:pPr>
-            <w:hyperlink w:history="1" r:id="rIdc5vt06nnbi4dzpvux6h4h">
+            <w:hyperlink w:history="1" r:id="rId0wbsfw3d9i15vqexynid_">
               <w:r>
                 <w:rPr>
                   <w:rFonts w:ascii="Arial" w:cs="Arial" w:eastAsia="Arial" w:hAnsi="Arial"/>
@@ -7127,7 +7127,7 @@
             <w:pPr>
               <w:spacing w:after="20" w:before="0"/>
             </w:pPr>
-            <w:hyperlink w:history="1" r:id="rIde9igxtwrmwhjnwh6tk5cv">
+            <w:hyperlink w:history="1" r:id="rIdkhx17kyky2uso-gdkxefm">
               <w:r>
                 <w:rPr>
                   <w:rFonts w:ascii="Arial" w:cs="Arial" w:eastAsia="Arial" w:hAnsi="Arial"/>
@@ -7160,7 +7160,7 @@
               <w:spacing w:after="10" w:before="0"/>
               <w:ind w:left="120"/>
             </w:pPr>
-            <w:hyperlink w:history="1" r:id="rIdsd5aeh4zsxlgi4mz2ukut">
+            <w:hyperlink w:history="1" r:id="rIds4ds4iku6956wgga2qctm">
               <w:r>
                 <w:rPr>
                   <w:rFonts w:ascii="Arial" w:cs="Arial" w:eastAsia="Arial" w:hAnsi="Arial"/>
@@ -7355,7 +7355,7 @@
             <w:pPr>
               <w:spacing w:after="20" w:before="0"/>
             </w:pPr>
-            <w:hyperlink w:history="1" r:id="rIdmdxdakfujwvuicky8k694">
+            <w:hyperlink w:history="1" r:id="rIdintybgldfngqedqla7gqw">
               <w:r>
                 <w:rPr>
                   <w:rFonts w:ascii="Arial" w:cs="Arial" w:eastAsia="Arial" w:hAnsi="Arial"/>
@@ -7404,7 +7404,7 @@
               <w:spacing w:after="10" w:before="0"/>
               <w:ind w:left="120"/>
             </w:pPr>
-            <w:hyperlink w:history="1" r:id="rIdtt7fh87vgzjtwqadhuzaa">
+            <w:hyperlink w:history="1" r:id="rIdc4119phxvedvuu7g6n8bi">
               <w:r>
                 <w:rPr>
                   <w:rFonts w:ascii="Arial" w:cs="Arial" w:eastAsia="Arial" w:hAnsi="Arial"/>
@@ -7449,7 +7449,7 @@
             <w:pPr>
               <w:spacing w:after="20" w:before="0"/>
             </w:pPr>
-            <w:hyperlink w:history="1" r:id="rIdnkzndb96iff_imfdebss0">
+            <w:hyperlink w:history="1" r:id="rIdanirljqqp7bk4wnu8s7ey">
               <w:r>
                 <w:rPr>
                   <w:rFonts w:ascii="Arial" w:cs="Arial" w:eastAsia="Arial" w:hAnsi="Arial"/>
@@ -7498,7 +7498,7 @@
               <w:spacing w:after="10" w:before="0"/>
               <w:ind w:left="120"/>
             </w:pPr>
-            <w:hyperlink w:history="1" r:id="rIdckks2sjev_5wsr0ucnusr">
+            <w:hyperlink w:history="1" r:id="rId7iro_5oqvrjdgetka_3lf">
               <w:r>
                 <w:rPr>
                   <w:rFonts w:ascii="Arial" w:cs="Arial" w:eastAsia="Arial" w:hAnsi="Arial"/>
@@ -7693,7 +7693,7 @@
             <w:pPr>
               <w:spacing w:after="20" w:before="0"/>
             </w:pPr>
-            <w:hyperlink w:history="1" r:id="rIdrygyj2eketu4dozv_ojtr">
+            <w:hyperlink w:history="1" r:id="rIdxrwn6oplmreiclzdgjper">
               <w:r>
                 <w:rPr>
                   <w:rFonts w:ascii="Arial" w:cs="Arial" w:eastAsia="Arial" w:hAnsi="Arial"/>
@@ -7742,7 +7742,7 @@
               <w:spacing w:after="10" w:before="0"/>
               <w:ind w:left="120"/>
             </w:pPr>
-            <w:hyperlink w:history="1" r:id="rId9kj431_bp7bo6eqqqo-pf">
+            <w:hyperlink w:history="1" r:id="rIdly_frvreqwsevgra3guha">
               <w:r>
                 <w:rPr>
                   <w:rFonts w:ascii="Arial" w:cs="Arial" w:eastAsia="Arial" w:hAnsi="Arial"/>
@@ -7787,7 +7787,7 @@
             <w:pPr>
               <w:spacing w:after="20" w:before="0"/>
             </w:pPr>
-            <w:hyperlink w:history="1" r:id="rIdctjsufwfpyzkoa-6dxevo">
+            <w:hyperlink w:history="1" r:id="rIdqud5yqcrequ30q687zjsi">
               <w:r>
                 <w:rPr>
                   <w:rFonts w:ascii="Arial" w:cs="Arial" w:eastAsia="Arial" w:hAnsi="Arial"/>
@@ -7836,7 +7836,7 @@
               <w:spacing w:after="10" w:before="0"/>
               <w:ind w:left="120"/>
             </w:pPr>
-            <w:hyperlink w:history="1" r:id="rId-hbevkn99_93yzjl1by-v">
+            <w:hyperlink w:history="1" r:id="rIdnxocy6ewomqoei1bx4paq">
               <w:r>
                 <w:rPr>
                   <w:rFonts w:ascii="Arial" w:cs="Arial" w:eastAsia="Arial" w:hAnsi="Arial"/>
@@ -8031,7 +8031,7 @@
             <w:pPr>
               <w:spacing w:after="20" w:before="0"/>
             </w:pPr>
-            <w:hyperlink w:history="1" r:id="rIdohrncj0fl-epywqafpjfh">
+            <w:hyperlink w:history="1" r:id="rIdrfvv5rsajshv49j7whwq1">
               <w:r>
                 <w:rPr>
                   <w:rFonts w:ascii="Arial" w:cs="Arial" w:eastAsia="Arial" w:hAnsi="Arial"/>
@@ -8080,7 +8080,7 @@
               <w:spacing w:after="10" w:before="0"/>
               <w:ind w:left="120"/>
             </w:pPr>
-            <w:hyperlink w:history="1" r:id="rIdzj_zmi4f62g1nvy-izudw">
+            <w:hyperlink w:history="1" r:id="rIdy8i2nnk_ex-qrmlj13gpp">
               <w:r>
                 <w:rPr>
                   <w:rFonts w:ascii="Arial" w:cs="Arial" w:eastAsia="Arial" w:hAnsi="Arial"/>
@@ -8125,7 +8125,7 @@
             <w:pPr>
               <w:spacing w:after="20" w:before="0"/>
             </w:pPr>
-            <w:hyperlink w:history="1" r:id="rIdymygoqdzml2xtpazh_2vg">
+            <w:hyperlink w:history="1" r:id="rIdbrc-qhomruol3hk7d46dg">
               <w:r>
                 <w:rPr>
                   <w:rFonts w:ascii="Arial" w:cs="Arial" w:eastAsia="Arial" w:hAnsi="Arial"/>
@@ -8174,7 +8174,7 @@
               <w:spacing w:after="10" w:before="0"/>
               <w:ind w:left="120"/>
             </w:pPr>
-            <w:hyperlink w:history="1" r:id="rIdq6v0dzfv9qscgkcsfmxij">
+            <w:hyperlink w:history="1" r:id="rIdvzil9pyxnmbigau0uomo7">
               <w:r>
                 <w:rPr>
                   <w:rFonts w:ascii="Arial" w:cs="Arial" w:eastAsia="Arial" w:hAnsi="Arial"/>
@@ -8686,7 +8686,7 @@
         </w:rPr>
         <w:t xml:space="preserve">© 2026 SeaVuria and ARES. Aligned with KICD objectives. Developed by SeaVuria; technical implementation by ARES (with AI assistance from Claude). Licensed under </w:t>
       </w:r>
-      <w:hyperlink w:history="1" r:id="rIdeanib7yjb_lroriuk_n6w">
+      <w:hyperlink w:history="1" r:id="rIdmhk_zatwhr3-wsaofvujd">
         <w:r>
           <w:rPr>
             <w:rFonts w:ascii="Arial" w:cs="Arial" w:eastAsia="Arial" w:hAnsi="Arial"/>
@@ -8707,7 +8707,7 @@
         </w:rPr>
         <w:t xml:space="preserve"> (</w:t>
       </w:r>
-      <w:hyperlink w:history="1" r:id="rIdqsuovz9wa3gya5204zir_">
+      <w:hyperlink w:history="1" r:id="rIdc1jcoktgbqmhnuwapmtdc">
         <w:r>
           <w:rPr>
             <w:rFonts w:ascii="Arial" w:cs="Arial" w:eastAsia="Arial" w:hAnsi="Arial"/>
@@ -9720,7 +9720,7 @@
             <w:pPr>
               <w:spacing w:after="20" w:before="0"/>
             </w:pPr>
-            <w:hyperlink w:history="1" r:id="rId_ivixixr5xwfx9nruscno">
+            <w:hyperlink w:history="1" r:id="rId-am9oyqbu2agtzs-if6oh">
               <w:r>
                 <w:rPr>
                   <w:rFonts w:ascii="Arial" w:cs="Arial" w:eastAsia="Arial" w:hAnsi="Arial"/>
@@ -9753,7 +9753,7 @@
               <w:spacing w:after="10" w:before="0"/>
               <w:ind w:left="120"/>
             </w:pPr>
-            <w:hyperlink w:history="1" r:id="rIdpjcjc80rjlyzk1k60hzhp">
+            <w:hyperlink w:history="1" r:id="rIdiuztgxj73u03cheyecja9">
               <w:r>
                 <w:rPr>
                   <w:rFonts w:ascii="Arial" w:cs="Arial" w:eastAsia="Arial" w:hAnsi="Arial"/>
@@ -9798,7 +9798,7 @@
             <w:pPr>
               <w:spacing w:after="20" w:before="0"/>
             </w:pPr>
-            <w:hyperlink w:history="1" r:id="rIdnve7acaos15qcrbgfs2nx">
+            <w:hyperlink w:history="1" r:id="rId9_tsupoz27w11u3oa3jtj">
               <w:r>
                 <w:rPr>
                   <w:rFonts w:ascii="Arial" w:cs="Arial" w:eastAsia="Arial" w:hAnsi="Arial"/>
@@ -9831,7 +9831,7 @@
               <w:spacing w:after="10" w:before="0"/>
               <w:ind w:left="120"/>
             </w:pPr>
-            <w:hyperlink w:history="1" r:id="rIdqnhsqrn6byvo2ut5z3dbi">
+            <w:hyperlink w:history="1" r:id="rIdakgnhsksiqfdrnfs6rp5y">
               <w:r>
                 <w:rPr>
                   <w:rFonts w:ascii="Arial" w:cs="Arial" w:eastAsia="Arial" w:hAnsi="Arial"/>
@@ -10026,7 +10026,7 @@
             <w:pPr>
               <w:spacing w:after="20" w:before="0"/>
             </w:pPr>
-            <w:hyperlink w:history="1" r:id="rIdyezl03iz6223l-vk9xp1w">
+            <w:hyperlink w:history="1" r:id="rIdz33vatctq_ll_gvjzjfl5">
               <w:r>
                 <w:rPr>
                   <w:rFonts w:ascii="Arial" w:cs="Arial" w:eastAsia="Arial" w:hAnsi="Arial"/>
@@ -10059,7 +10059,7 @@
               <w:spacing w:after="10" w:before="0"/>
               <w:ind w:left="120"/>
             </w:pPr>
-            <w:hyperlink w:history="1" r:id="rIdxcua1dbcbpu6mz-nj3k14">
+            <w:hyperlink w:history="1" r:id="rId2p3ec7-r-0ul2pttxen4_">
               <w:r>
                 <w:rPr>
                   <w:rFonts w:ascii="Arial" w:cs="Arial" w:eastAsia="Arial" w:hAnsi="Arial"/>
@@ -10104,7 +10104,7 @@
             <w:pPr>
               <w:spacing w:after="20" w:before="0"/>
             </w:pPr>
-            <w:hyperlink w:history="1" r:id="rIdyqcf6l8h05u9ae78yz5ee">
+            <w:hyperlink w:history="1" r:id="rIdyqsnk8tjaqjykj_beg-rr">
               <w:r>
                 <w:rPr>
                   <w:rFonts w:ascii="Arial" w:cs="Arial" w:eastAsia="Arial" w:hAnsi="Arial"/>
@@ -10137,7 +10137,7 @@
               <w:spacing w:after="10" w:before="0"/>
               <w:ind w:left="120"/>
             </w:pPr>
-            <w:hyperlink w:history="1" r:id="rId554wlmu5srswjqodyqspy">
+            <w:hyperlink w:history="1" r:id="rIddwrrndc1msjr1p4l5grmz">
               <w:r>
                 <w:rPr>
                   <w:rFonts w:ascii="Arial" w:cs="Arial" w:eastAsia="Arial" w:hAnsi="Arial"/>
@@ -10332,7 +10332,7 @@
             <w:pPr>
               <w:spacing w:after="20" w:before="0"/>
             </w:pPr>
-            <w:hyperlink w:history="1" r:id="rIdt1rv45-xiv1ypqhazqwq0">
+            <w:hyperlink w:history="1" r:id="rIdl_vzudovgryotygkgx_oi">
               <w:r>
                 <w:rPr>
                   <w:rFonts w:ascii="Arial" w:cs="Arial" w:eastAsia="Arial" w:hAnsi="Arial"/>
@@ -10365,7 +10365,7 @@
               <w:spacing w:after="10" w:before="0"/>
               <w:ind w:left="120"/>
             </w:pPr>
-            <w:hyperlink w:history="1" r:id="rIdnhe4ca63yo12iyckxjg5v">
+            <w:hyperlink w:history="1" r:id="rIde-2posm3ts0vahbcvrf5s">
               <w:r>
                 <w:rPr>
                   <w:rFonts w:ascii="Arial" w:cs="Arial" w:eastAsia="Arial" w:hAnsi="Arial"/>
@@ -10410,7 +10410,7 @@
             <w:pPr>
               <w:spacing w:after="20" w:before="0"/>
             </w:pPr>
-            <w:hyperlink w:history="1" r:id="rIdvidechfuw87tbs-kuhdha">
+            <w:hyperlink w:history="1" r:id="rId7im4cbvqznnpgoskqchst">
               <w:r>
                 <w:rPr>
                   <w:rFonts w:ascii="Arial" w:cs="Arial" w:eastAsia="Arial" w:hAnsi="Arial"/>
@@ -10459,7 +10459,7 @@
               <w:spacing w:after="10" w:before="0"/>
               <w:ind w:left="120"/>
             </w:pPr>
-            <w:hyperlink w:history="1" r:id="rIdti54ep-ambodhmkojwrqj">
+            <w:hyperlink w:history="1" r:id="rIdd7a1ulzb6mblnrdf-vpts">
               <w:r>
                 <w:rPr>
                   <w:rFonts w:ascii="Arial" w:cs="Arial" w:eastAsia="Arial" w:hAnsi="Arial"/>
@@ -10654,7 +10654,7 @@
             <w:pPr>
               <w:spacing w:after="20" w:before="0"/>
             </w:pPr>
-            <w:hyperlink w:history="1" r:id="rIdjtuv3iz1dsrgsfqyny5ra">
+            <w:hyperlink w:history="1" r:id="rId0_nq_y1fukoemygo_hlis">
               <w:r>
                 <w:rPr>
                   <w:rFonts w:ascii="Arial" w:cs="Arial" w:eastAsia="Arial" w:hAnsi="Arial"/>
@@ -10687,7 +10687,7 @@
               <w:spacing w:after="10" w:before="0"/>
               <w:ind w:left="120"/>
             </w:pPr>
-            <w:hyperlink w:history="1" r:id="rIdnmrq8tjc3hqrmbdh87yta">
+            <w:hyperlink w:history="1" r:id="rIdnjx0xzfj2je_ozhj_hwxn">
               <w:r>
                 <w:rPr>
                   <w:rFonts w:ascii="Arial" w:cs="Arial" w:eastAsia="Arial" w:hAnsi="Arial"/>
@@ -10732,7 +10732,7 @@
             <w:pPr>
               <w:spacing w:after="20" w:before="0"/>
             </w:pPr>
-            <w:hyperlink w:history="1" r:id="rIdvbd8_mtulecn8zf3nudjl">
+            <w:hyperlink w:history="1" r:id="rIdwwkwk0qhq6wi4s8e8ztfy">
               <w:r>
                 <w:rPr>
                   <w:rFonts w:ascii="Arial" w:cs="Arial" w:eastAsia="Arial" w:hAnsi="Arial"/>
@@ -10781,7 +10781,7 @@
               <w:spacing w:after="10" w:before="0"/>
               <w:ind w:left="120"/>
             </w:pPr>
-            <w:hyperlink w:history="1" r:id="rIdmdhkmrcfv6ssvidxhuizu">
+            <w:hyperlink w:history="1" r:id="rId_1vtvofah2vz8end815ek">
               <w:r>
                 <w:rPr>
                   <w:rFonts w:ascii="Arial" w:cs="Arial" w:eastAsia="Arial" w:hAnsi="Arial"/>
@@ -10976,7 +10976,7 @@
             <w:pPr>
               <w:spacing w:after="20" w:before="0"/>
             </w:pPr>
-            <w:hyperlink w:history="1" r:id="rIdwmza8z-5t0fl5pqkmcpfq">
+            <w:hyperlink w:history="1" r:id="rIda3ldood9w1c1hrococ586">
               <w:r>
                 <w:rPr>
                   <w:rFonts w:ascii="Arial" w:cs="Arial" w:eastAsia="Arial" w:hAnsi="Arial"/>
@@ -11009,7 +11009,7 @@
               <w:spacing w:after="10" w:before="0"/>
               <w:ind w:left="120"/>
             </w:pPr>
-            <w:hyperlink w:history="1" r:id="rIdqyxqoriw5xmt38ahiun_4">
+            <w:hyperlink w:history="1" r:id="rIdod402evumrzhwcdne7bvt">
               <w:r>
                 <w:rPr>
                   <w:rFonts w:ascii="Arial" w:cs="Arial" w:eastAsia="Arial" w:hAnsi="Arial"/>
@@ -11054,7 +11054,7 @@
             <w:pPr>
               <w:spacing w:after="20" w:before="0"/>
             </w:pPr>
-            <w:hyperlink w:history="1" r:id="rIdi7wc3fh80v8lo1yocvw4q">
+            <w:hyperlink w:history="1" r:id="rIdnq3cmqejer6kpaswkvutp">
               <w:r>
                 <w:rPr>
                   <w:rFonts w:ascii="Arial" w:cs="Arial" w:eastAsia="Arial" w:hAnsi="Arial"/>
@@ -11103,7 +11103,7 @@
               <w:spacing w:after="10" w:before="0"/>
               <w:ind w:left="120"/>
             </w:pPr>
-            <w:hyperlink w:history="1" r:id="rIdkxht3i7hwziorxzhxu-_n">
+            <w:hyperlink w:history="1" r:id="rIdpdm2udqdp2hacssvr36qm">
               <w:r>
                 <w:rPr>
                   <w:rFonts w:ascii="Arial" w:cs="Arial" w:eastAsia="Arial" w:hAnsi="Arial"/>
@@ -11615,7 +11615,7 @@
         </w:rPr>
         <w:t xml:space="preserve">© 2026 SeaVuria and ARES. Aligned with KICD objectives. Developed by SeaVuria; technical implementation by ARES (with AI assistance from Claude). Licensed under </w:t>
       </w:r>
-      <w:hyperlink w:history="1" r:id="rIdziwgdbeq4ln7gil7beiuc">
+      <w:hyperlink w:history="1" r:id="rIdxqr7mi71dxem2dezl3u6b">
         <w:r>
           <w:rPr>
             <w:rFonts w:ascii="Arial" w:cs="Arial" w:eastAsia="Arial" w:hAnsi="Arial"/>
@@ -11636,7 +11636,7 @@
         </w:rPr>
         <w:t xml:space="preserve"> (</w:t>
       </w:r>
-      <w:hyperlink w:history="1" r:id="rIdhrhhpup8dlqy-x09s7a7y">
+      <w:hyperlink w:history="1" r:id="rIdkte1yfqyh1xerb3gbzpec">
         <w:r>
           <w:rPr>
             <w:rFonts w:ascii="Arial" w:cs="Arial" w:eastAsia="Arial" w:hAnsi="Arial"/>
@@ -12808,7 +12808,7 @@
             <w:pPr>
               <w:spacing w:after="20" w:before="0"/>
             </w:pPr>
-            <w:hyperlink w:history="1" r:id="rIdgd9ireb2pac33njwdfb_d">
+            <w:hyperlink w:history="1" r:id="rId0a6gr88uyuy5ddr2u3mp5">
               <w:r>
                 <w:rPr>
                   <w:rFonts w:ascii="Arial" w:cs="Arial" w:eastAsia="Arial" w:hAnsi="Arial"/>
@@ -12841,7 +12841,7 @@
               <w:spacing w:after="10" w:before="0"/>
               <w:ind w:left="120"/>
             </w:pPr>
-            <w:hyperlink w:history="1" r:id="rIdjymeitvctwhpi6ish-ppl">
+            <w:hyperlink w:history="1" r:id="rIdgczcdn-jqoy_bynew57kq">
               <w:r>
                 <w:rPr>
                   <w:rFonts w:ascii="Arial" w:cs="Arial" w:eastAsia="Arial" w:hAnsi="Arial"/>
@@ -12886,7 +12886,7 @@
             <w:pPr>
               <w:spacing w:after="20" w:before="0"/>
             </w:pPr>
-            <w:hyperlink w:history="1" r:id="rId_ucuu5wqamoh4y8xtexpg">
+            <w:hyperlink w:history="1" r:id="rId5afrzkdncsu35vllsutws">
               <w:r>
                 <w:rPr>
                   <w:rFonts w:ascii="Arial" w:cs="Arial" w:eastAsia="Arial" w:hAnsi="Arial"/>
@@ -12919,7 +12919,7 @@
               <w:spacing w:after="10" w:before="0"/>
               <w:ind w:left="120"/>
             </w:pPr>
-            <w:hyperlink w:history="1" r:id="rIdn7vby08bccfxb_agqvmvv">
+            <w:hyperlink w:history="1" r:id="rId5fkpvl5536zs9_8rg1uuh">
               <w:r>
                 <w:rPr>
                   <w:rFonts w:ascii="Arial" w:cs="Arial" w:eastAsia="Arial" w:hAnsi="Arial"/>
@@ -13114,7 +13114,7 @@
             <w:pPr>
               <w:spacing w:after="20" w:before="0"/>
             </w:pPr>
-            <w:hyperlink w:history="1" r:id="rIdl0s9ighwhmvemg7b40pzy">
+            <w:hyperlink w:history="1" r:id="rIdjtf42buwul-zjahzfwxmt">
               <w:r>
                 <w:rPr>
                   <w:rFonts w:ascii="Arial" w:cs="Arial" w:eastAsia="Arial" w:hAnsi="Arial"/>
@@ -13147,7 +13147,7 @@
               <w:spacing w:after="10" w:before="0"/>
               <w:ind w:left="120"/>
             </w:pPr>
-            <w:hyperlink w:history="1" r:id="rIdh_etnu8ru4bkprx7yhhl9">
+            <w:hyperlink w:history="1" r:id="rIdvcacbroiyns0retjegicn">
               <w:r>
                 <w:rPr>
                   <w:rFonts w:ascii="Arial" w:cs="Arial" w:eastAsia="Arial" w:hAnsi="Arial"/>
@@ -13192,7 +13192,7 @@
             <w:pPr>
               <w:spacing w:after="20" w:before="0"/>
             </w:pPr>
-            <w:hyperlink w:history="1" r:id="rIdjpbcnkrhlil9zw83ejntg">
+            <w:hyperlink w:history="1" r:id="rIdb1ix8zvlw_t3hhr7qijwd">
               <w:r>
                 <w:rPr>
                   <w:rFonts w:ascii="Arial" w:cs="Arial" w:eastAsia="Arial" w:hAnsi="Arial"/>
@@ -13225,7 +13225,7 @@
               <w:spacing w:after="10" w:before="0"/>
               <w:ind w:left="120"/>
             </w:pPr>
-            <w:hyperlink w:history="1" r:id="rIdpaigg7h_bqzibvngxifse">
+            <w:hyperlink w:history="1" r:id="rIdzp7xj5102scpcmykmu0oj">
               <w:r>
                 <w:rPr>
                   <w:rFonts w:ascii="Arial" w:cs="Arial" w:eastAsia="Arial" w:hAnsi="Arial"/>
@@ -13420,7 +13420,7 @@
             <w:pPr>
               <w:spacing w:after="20" w:before="0"/>
             </w:pPr>
-            <w:hyperlink w:history="1" r:id="rId-ql6xq-qt-ahb4nkocq9j">
+            <w:hyperlink w:history="1" r:id="rIduxikcwk74iilob2idt4dw">
               <w:r>
                 <w:rPr>
                   <w:rFonts w:ascii="Arial" w:cs="Arial" w:eastAsia="Arial" w:hAnsi="Arial"/>
@@ -13469,7 +13469,7 @@
               <w:spacing w:after="10" w:before="0"/>
               <w:ind w:left="120"/>
             </w:pPr>
-            <w:hyperlink w:history="1" r:id="rId06bgp4nfbxhxhcyea36-t">
+            <w:hyperlink w:history="1" r:id="rIdmbl2cbky1oqa97fxbzedk">
               <w:r>
                 <w:rPr>
                   <w:rFonts w:ascii="Arial" w:cs="Arial" w:eastAsia="Arial" w:hAnsi="Arial"/>
@@ -13514,7 +13514,7 @@
             <w:pPr>
               <w:spacing w:after="20" w:before="0"/>
             </w:pPr>
-            <w:hyperlink w:history="1" r:id="rIdk-hn05hsfq3odocsgtsjl">
+            <w:hyperlink w:history="1" r:id="rIdguvkfyl4xoffwdjgitztr">
               <w:r>
                 <w:rPr>
                   <w:rFonts w:ascii="Arial" w:cs="Arial" w:eastAsia="Arial" w:hAnsi="Arial"/>
@@ -13563,7 +13563,7 @@
               <w:spacing w:after="10" w:before="0"/>
               <w:ind w:left="120"/>
             </w:pPr>
-            <w:hyperlink w:history="1" r:id="rIdvfizz2bcv5goi16hfqop1">
+            <w:hyperlink w:history="1" r:id="rId3uyage-lnecaqp23xiew2">
               <w:r>
                 <w:rPr>
                   <w:rFonts w:ascii="Arial" w:cs="Arial" w:eastAsia="Arial" w:hAnsi="Arial"/>
@@ -13758,7 +13758,7 @@
             <w:pPr>
               <w:spacing w:after="20" w:before="0"/>
             </w:pPr>
-            <w:hyperlink w:history="1" r:id="rIduppd1d_cvdgakfqw5ggmw">
+            <w:hyperlink w:history="1" r:id="rIdbs1a4fvsx31dwho7xu8oe">
               <w:r>
                 <w:rPr>
                   <w:rFonts w:ascii="Arial" w:cs="Arial" w:eastAsia="Arial" w:hAnsi="Arial"/>
@@ -13807,7 +13807,7 @@
               <w:spacing w:after="10" w:before="0"/>
               <w:ind w:left="120"/>
             </w:pPr>
-            <w:hyperlink w:history="1" r:id="rIdonqhcwu6bzlkac_wxlc5f">
+            <w:hyperlink w:history="1" r:id="rIdwn9_qvhyf6xrlw1elhlud">
               <w:r>
                 <w:rPr>
                   <w:rFonts w:ascii="Arial" w:cs="Arial" w:eastAsia="Arial" w:hAnsi="Arial"/>
@@ -13852,7 +13852,7 @@
             <w:pPr>
               <w:spacing w:after="20" w:before="0"/>
             </w:pPr>
-            <w:hyperlink w:history="1" r:id="rIdhncxrd4tn5ja3v07hssdt">
+            <w:hyperlink w:history="1" r:id="rIdfz6z0_zmfo4qdo85-qbss">
               <w:r>
                 <w:rPr>
                   <w:rFonts w:ascii="Arial" w:cs="Arial" w:eastAsia="Arial" w:hAnsi="Arial"/>
@@ -13901,7 +13901,7 @@
               <w:spacing w:after="10" w:before="0"/>
               <w:ind w:left="120"/>
             </w:pPr>
-            <w:hyperlink w:history="1" r:id="rIdj7kksyd-km72znuh-gqqs">
+            <w:hyperlink w:history="1" r:id="rIdkz6lwwdonthmzn-zw3cil">
               <w:r>
                 <w:rPr>
                   <w:rFonts w:ascii="Arial" w:cs="Arial" w:eastAsia="Arial" w:hAnsi="Arial"/>
@@ -14096,7 +14096,7 @@
             <w:pPr>
               <w:spacing w:after="20" w:before="0"/>
             </w:pPr>
-            <w:hyperlink w:history="1" r:id="rIdcqfcu4xhrfpclvuafvi2u">
+            <w:hyperlink w:history="1" r:id="rIdd7btrakmveux-ro1wraht">
               <w:r>
                 <w:rPr>
                   <w:rFonts w:ascii="Arial" w:cs="Arial" w:eastAsia="Arial" w:hAnsi="Arial"/>
@@ -14145,7 +14145,7 @@
               <w:spacing w:after="10" w:before="0"/>
               <w:ind w:left="120"/>
             </w:pPr>
-            <w:hyperlink w:history="1" r:id="rIdu9gehfa3dgu5tilnrrygg">
+            <w:hyperlink w:history="1" r:id="rIdmaivjcaeddogskjdc2yxu">
               <w:r>
                 <w:rPr>
                   <w:rFonts w:ascii="Arial" w:cs="Arial" w:eastAsia="Arial" w:hAnsi="Arial"/>
@@ -14190,7 +14190,7 @@
             <w:pPr>
               <w:spacing w:after="20" w:before="0"/>
             </w:pPr>
-            <w:hyperlink w:history="1" r:id="rIdk_t7ven2pfwzzydk0l4k2">
+            <w:hyperlink w:history="1" r:id="rIdeieevbsmnslisvjbvkadb">
               <w:r>
                 <w:rPr>
                   <w:rFonts w:ascii="Arial" w:cs="Arial" w:eastAsia="Arial" w:hAnsi="Arial"/>
@@ -14239,7 +14239,7 @@
               <w:spacing w:after="10" w:before="0"/>
               <w:ind w:left="120"/>
             </w:pPr>
-            <w:hyperlink w:history="1" r:id="rIdq1n_ribc35n6pkop7iogq">
+            <w:hyperlink w:history="1" r:id="rIdxvy4eoypswm7b_pzznlwh">
               <w:r>
                 <w:rPr>
                   <w:rFonts w:ascii="Arial" w:cs="Arial" w:eastAsia="Arial" w:hAnsi="Arial"/>
@@ -14827,7 +14827,7 @@
         </w:rPr>
         <w:t xml:space="preserve">© 2026 SeaVuria and ARES. Aligned with KICD objectives. Developed by SeaVuria; technical implementation by ARES (with AI assistance from Claude). Licensed under </w:t>
       </w:r>
-      <w:hyperlink w:history="1" r:id="rIdtxoohf_i8pq6i1lxdhi0e">
+      <w:hyperlink w:history="1" r:id="rIdq9lidyhmybawpzrmpmdqy">
         <w:r>
           <w:rPr>
             <w:rFonts w:ascii="Arial" w:cs="Arial" w:eastAsia="Arial" w:hAnsi="Arial"/>
@@ -14848,7 +14848,7 @@
         </w:rPr>
         <w:t xml:space="preserve"> (</w:t>
       </w:r>
-      <w:hyperlink w:history="1" r:id="rIdbq3fnwpcld5_dtf_5ef1u">
+      <w:hyperlink w:history="1" r:id="rIdaq4i5uyfg2nudenckbis4">
         <w:r>
           <w:rPr>
             <w:rFonts w:ascii="Arial" w:cs="Arial" w:eastAsia="Arial" w:hAnsi="Arial"/>
@@ -15861,7 +15861,7 @@
             <w:pPr>
               <w:spacing w:after="20" w:before="0"/>
             </w:pPr>
-            <w:hyperlink w:history="1" r:id="rIdh2k0bqi8xvxc7zmsuntei">
+            <w:hyperlink w:history="1" r:id="rIdchk4pjpt1x4obspxtglyw">
               <w:r>
                 <w:rPr>
                   <w:rFonts w:ascii="Arial" w:cs="Arial" w:eastAsia="Arial" w:hAnsi="Arial"/>
@@ -15894,7 +15894,7 @@
               <w:spacing w:after="10" w:before="0"/>
               <w:ind w:left="120"/>
             </w:pPr>
-            <w:hyperlink w:history="1" r:id="rIdl3ik4xvx2gyxditr52lif">
+            <w:hyperlink w:history="1" r:id="rIdzfdid3vzy4ufxd2nlx6xz">
               <w:r>
                 <w:rPr>
                   <w:rFonts w:ascii="Arial" w:cs="Arial" w:eastAsia="Arial" w:hAnsi="Arial"/>
@@ -15939,7 +15939,7 @@
             <w:pPr>
               <w:spacing w:after="20" w:before="0"/>
             </w:pPr>
-            <w:hyperlink w:history="1" r:id="rIdeykf11hkohrfap7mzbo7b">
+            <w:hyperlink w:history="1" r:id="rIdyargwcpeq5senngyryopp">
               <w:r>
                 <w:rPr>
                   <w:rFonts w:ascii="Arial" w:cs="Arial" w:eastAsia="Arial" w:hAnsi="Arial"/>
@@ -15972,7 +15972,7 @@
               <w:spacing w:after="10" w:before="0"/>
               <w:ind w:left="120"/>
             </w:pPr>
-            <w:hyperlink w:history="1" r:id="rIdryikjc5x8zc2rubwe-ub7">
+            <w:hyperlink w:history="1" r:id="rIdnl8mztcl76jsm-xewnzai">
               <w:r>
                 <w:rPr>
                   <w:rFonts w:ascii="Arial" w:cs="Arial" w:eastAsia="Arial" w:hAnsi="Arial"/>
@@ -16167,7 +16167,7 @@
             <w:pPr>
               <w:spacing w:after="20" w:before="0"/>
             </w:pPr>
-            <w:hyperlink w:history="1" r:id="rIdboti43huwu4yyox4ys-xh">
+            <w:hyperlink w:history="1" r:id="rIdz0kygb36qg3odae_cr4bh">
               <w:r>
                 <w:rPr>
                   <w:rFonts w:ascii="Arial" w:cs="Arial" w:eastAsia="Arial" w:hAnsi="Arial"/>
@@ -16200,7 +16200,7 @@
               <w:spacing w:after="10" w:before="0"/>
               <w:ind w:left="120"/>
             </w:pPr>
-            <w:hyperlink w:history="1" r:id="rIdf0qhqpg9s3a-yboc3sria">
+            <w:hyperlink w:history="1" r:id="rIdzy1teefbcobm5lwov6bji">
               <w:r>
                 <w:rPr>
                   <w:rFonts w:ascii="Arial" w:cs="Arial" w:eastAsia="Arial" w:hAnsi="Arial"/>
@@ -16245,7 +16245,7 @@
             <w:pPr>
               <w:spacing w:after="20" w:before="0"/>
             </w:pPr>
-            <w:hyperlink w:history="1" r:id="rIdojc8p9f3kobxk_d5k1ty1">
+            <w:hyperlink w:history="1" r:id="rIdr0dztw-fitbmmsmqygga2">
               <w:r>
                 <w:rPr>
                   <w:rFonts w:ascii="Arial" w:cs="Arial" w:eastAsia="Arial" w:hAnsi="Arial"/>
@@ -16278,7 +16278,7 @@
               <w:spacing w:after="10" w:before="0"/>
               <w:ind w:left="120"/>
             </w:pPr>
-            <w:hyperlink w:history="1" r:id="rId3ja5j6snmftyf0sn6oaid">
+            <w:hyperlink w:history="1" r:id="rIdbgp-xsff2gbk2knouewnv">
               <w:r>
                 <w:rPr>
                   <w:rFonts w:ascii="Arial" w:cs="Arial" w:eastAsia="Arial" w:hAnsi="Arial"/>
@@ -16473,7 +16473,7 @@
             <w:pPr>
               <w:spacing w:after="20" w:before="0"/>
             </w:pPr>
-            <w:hyperlink w:history="1" r:id="rIdjx-d9zjknc3pm1edcbfr5">
+            <w:hyperlink w:history="1" r:id="rIdykgplx_qdyf1qqrvvscqb">
               <w:r>
                 <w:rPr>
                   <w:rFonts w:ascii="Arial" w:cs="Arial" w:eastAsia="Arial" w:hAnsi="Arial"/>
@@ -16506,7 +16506,7 @@
               <w:spacing w:after="10" w:before="0"/>
               <w:ind w:left="120"/>
             </w:pPr>
-            <w:hyperlink w:history="1" r:id="rIdfj3dhlm7aneqyynwrx5or">
+            <w:hyperlink w:history="1" r:id="rIdnobj1morjbjnai7y4kinr">
               <w:r>
                 <w:rPr>
                   <w:rFonts w:ascii="Arial" w:cs="Arial" w:eastAsia="Arial" w:hAnsi="Arial"/>
@@ -16551,7 +16551,7 @@
             <w:pPr>
               <w:spacing w:after="20" w:before="0"/>
             </w:pPr>
-            <w:hyperlink w:history="1" r:id="rIdd0slxwrjepkuqydtxkte7">
+            <w:hyperlink w:history="1" r:id="rIdvvu39kza-ffk3vdxtot08">
               <w:r>
                 <w:rPr>
                   <w:rFonts w:ascii="Arial" w:cs="Arial" w:eastAsia="Arial" w:hAnsi="Arial"/>
@@ -16584,7 +16584,7 @@
               <w:spacing w:after="10" w:before="0"/>
               <w:ind w:left="120"/>
             </w:pPr>
-            <w:hyperlink w:history="1" r:id="rIdmxd82t16imq5qpwo2ooao">
+            <w:hyperlink w:history="1" r:id="rIddrwx1sfdb2efeatyxovns">
               <w:r>
                 <w:rPr>
                   <w:rFonts w:ascii="Arial" w:cs="Arial" w:eastAsia="Arial" w:hAnsi="Arial"/>
@@ -16779,7 +16779,7 @@
             <w:pPr>
               <w:spacing w:after="20" w:before="0"/>
             </w:pPr>
-            <w:hyperlink w:history="1" r:id="rIdf9opauakfghnp9ysd5gwe">
+            <w:hyperlink w:history="1" r:id="rIdrvk2ekmclwmxknu7qjrhy">
               <w:r>
                 <w:rPr>
                   <w:rFonts w:ascii="Arial" w:cs="Arial" w:eastAsia="Arial" w:hAnsi="Arial"/>
@@ -16812,7 +16812,7 @@
               <w:spacing w:after="10" w:before="0"/>
               <w:ind w:left="120"/>
             </w:pPr>
-            <w:hyperlink w:history="1" r:id="rIdtvcrrf4808c22phrcqsty">
+            <w:hyperlink w:history="1" r:id="rIdwolqspyoqq6dsuzpgxw3j">
               <w:r>
                 <w:rPr>
                   <w:rFonts w:ascii="Arial" w:cs="Arial" w:eastAsia="Arial" w:hAnsi="Arial"/>
@@ -16857,7 +16857,7 @@
             <w:pPr>
               <w:spacing w:after="20" w:before="0"/>
             </w:pPr>
-            <w:hyperlink w:history="1" r:id="rIdzeco4amceyfrujqypub_6">
+            <w:hyperlink w:history="1" r:id="rIdwycqrwaa580qp3_losl-c">
               <w:r>
                 <w:rPr>
                   <w:rFonts w:ascii="Arial" w:cs="Arial" w:eastAsia="Arial" w:hAnsi="Arial"/>
@@ -16890,7 +16890,7 @@
               <w:spacing w:after="10" w:before="0"/>
               <w:ind w:left="120"/>
             </w:pPr>
-            <w:hyperlink w:history="1" r:id="rIdtppl7mnw8kv-gifhwx1s-">
+            <w:hyperlink w:history="1" r:id="rIdyeumvt3sfb7eutedonyvg">
               <w:r>
                 <w:rPr>
                   <w:rFonts w:ascii="Arial" w:cs="Arial" w:eastAsia="Arial" w:hAnsi="Arial"/>
@@ -17085,7 +17085,7 @@
             <w:pPr>
               <w:spacing w:after="20" w:before="0"/>
             </w:pPr>
-            <w:hyperlink w:history="1" r:id="rIdxpa7lhxbb_5-pmv7pzzvj">
+            <w:hyperlink w:history="1" r:id="rIdq0hbzef5go4oajgfeaxq-">
               <w:r>
                 <w:rPr>
                   <w:rFonts w:ascii="Arial" w:cs="Arial" w:eastAsia="Arial" w:hAnsi="Arial"/>
@@ -17118,7 +17118,7 @@
               <w:spacing w:after="10" w:before="0"/>
               <w:ind w:left="120"/>
             </w:pPr>
-            <w:hyperlink w:history="1" r:id="rIdrskinbanjkiywow9hzz3o">
+            <w:hyperlink w:history="1" r:id="rId5vylaiv_mq7q9l2zsopb-">
               <w:r>
                 <w:rPr>
                   <w:rFonts w:ascii="Arial" w:cs="Arial" w:eastAsia="Arial" w:hAnsi="Arial"/>
@@ -17163,7 +17163,7 @@
             <w:pPr>
               <w:spacing w:after="20" w:before="0"/>
             </w:pPr>
-            <w:hyperlink w:history="1" r:id="rIdwjvewc3lrelsr9cicbcgz">
+            <w:hyperlink w:history="1" r:id="rIdx32zzys4gvvbiczkfu4fu">
               <w:r>
                 <w:rPr>
                   <w:rFonts w:ascii="Arial" w:cs="Arial" w:eastAsia="Arial" w:hAnsi="Arial"/>
@@ -17212,7 +17212,7 @@
               <w:spacing w:after="10" w:before="0"/>
               <w:ind w:left="120"/>
             </w:pPr>
-            <w:hyperlink w:history="1" r:id="rIdqh5shxjx9gqtha4ltcsh8">
+            <w:hyperlink w:history="1" r:id="rIdyf7ab_4j2clsh9dtc3b4p">
               <w:r>
                 <w:rPr>
                   <w:rFonts w:ascii="Arial" w:cs="Arial" w:eastAsia="Arial" w:hAnsi="Arial"/>
@@ -17724,7 +17724,7 @@
         </w:rPr>
         <w:t xml:space="preserve">© 2026 SeaVuria and ARES. Aligned with KICD objectives. Developed by SeaVuria; technical implementation by ARES (with AI assistance from Claude). Licensed under </w:t>
       </w:r>
-      <w:hyperlink w:history="1" r:id="rId3mlsrsc-3ii039p0xxfi_">
+      <w:hyperlink w:history="1" r:id="rIdx_ln_hvzhybizi0uqwet0">
         <w:r>
           <w:rPr>
             <w:rFonts w:ascii="Arial" w:cs="Arial" w:eastAsia="Arial" w:hAnsi="Arial"/>
@@ -17745,7 +17745,7 @@
         </w:rPr>
         <w:t xml:space="preserve"> (</w:t>
       </w:r>
-      <w:hyperlink w:history="1" r:id="rIdkvanqa8jwtz07ahycna2h">
+      <w:hyperlink w:history="1" r:id="rIdmlarvdka1buq2g1xsksq3">
         <w:r>
           <w:rPr>
             <w:rFonts w:ascii="Arial" w:cs="Arial" w:eastAsia="Arial" w:hAnsi="Arial"/>
@@ -18758,7 +18758,7 @@
             <w:pPr>
               <w:spacing w:after="20" w:before="0"/>
             </w:pPr>
-            <w:hyperlink w:history="1" r:id="rIdziakgtpb5q-3b8fnlhoho">
+            <w:hyperlink w:history="1" r:id="rId_3f34gpw2xa3t9kknn9ec">
               <w:r>
                 <w:rPr>
                   <w:rFonts w:ascii="Arial" w:cs="Arial" w:eastAsia="Arial" w:hAnsi="Arial"/>
@@ -18791,7 +18791,7 @@
               <w:spacing w:after="10" w:before="0"/>
               <w:ind w:left="120"/>
             </w:pPr>
-            <w:hyperlink w:history="1" r:id="rId13-qjeo4knuvosi2z93el">
+            <w:hyperlink w:history="1" r:id="rIdqtnhnrqqlvqydyk8hstbo">
               <w:r>
                 <w:rPr>
                   <w:rFonts w:ascii="Arial" w:cs="Arial" w:eastAsia="Arial" w:hAnsi="Arial"/>
@@ -18836,7 +18836,7 @@
             <w:pPr>
               <w:spacing w:after="20" w:before="0"/>
             </w:pPr>
-            <w:hyperlink w:history="1" r:id="rIdfeuelk8gatltj4phlz7nl">
+            <w:hyperlink w:history="1" r:id="rIdnza2kzk1kb-hefbrqjl0h">
               <w:r>
                 <w:rPr>
                   <w:rFonts w:ascii="Arial" w:cs="Arial" w:eastAsia="Arial" w:hAnsi="Arial"/>
@@ -18869,7 +18869,7 @@
               <w:spacing w:after="10" w:before="0"/>
               <w:ind w:left="120"/>
             </w:pPr>
-            <w:hyperlink w:history="1" r:id="rIdm6v9b7d50cgyhatwc_lrt">
+            <w:hyperlink w:history="1" r:id="rIdqv3nxk_zonc7rnvpsc_mc">
               <w:r>
                 <w:rPr>
                   <w:rFonts w:ascii="Arial" w:cs="Arial" w:eastAsia="Arial" w:hAnsi="Arial"/>
@@ -19064,7 +19064,7 @@
             <w:pPr>
               <w:spacing w:after="20" w:before="0"/>
             </w:pPr>
-            <w:hyperlink w:history="1" r:id="rIdrbgjbhc_9cyqbxzg1h2c4">
+            <w:hyperlink w:history="1" r:id="rId49scoczxlxtz-w0woqpwj">
               <w:r>
                 <w:rPr>
                   <w:rFonts w:ascii="Arial" w:cs="Arial" w:eastAsia="Arial" w:hAnsi="Arial"/>
@@ -19097,7 +19097,7 @@
               <w:spacing w:after="10" w:before="0"/>
               <w:ind w:left="120"/>
             </w:pPr>
-            <w:hyperlink w:history="1" r:id="rIdxnwc-pbw-r6iz6r-8thkq">
+            <w:hyperlink w:history="1" r:id="rIdkdc5g530u1luny2r7puy_">
               <w:r>
                 <w:rPr>
                   <w:rFonts w:ascii="Arial" w:cs="Arial" w:eastAsia="Arial" w:hAnsi="Arial"/>
@@ -19142,7 +19142,7 @@
             <w:pPr>
               <w:spacing w:after="20" w:before="0"/>
             </w:pPr>
-            <w:hyperlink w:history="1" r:id="rIdecifgy04v1enqsb-ihsvi">
+            <w:hyperlink w:history="1" r:id="rIdl6vhhd41k28ufs51epngu">
               <w:r>
                 <w:rPr>
                   <w:rFonts w:ascii="Arial" w:cs="Arial" w:eastAsia="Arial" w:hAnsi="Arial"/>
@@ -19175,7 +19175,7 @@
               <w:spacing w:after="10" w:before="0"/>
               <w:ind w:left="120"/>
             </w:pPr>
-            <w:hyperlink w:history="1" r:id="rIdd_dpsf9hbysgsrhafh8vb">
+            <w:hyperlink w:history="1" r:id="rId1y7ky0_adnpocfqc9r3ea">
               <w:r>
                 <w:rPr>
                   <w:rFonts w:ascii="Arial" w:cs="Arial" w:eastAsia="Arial" w:hAnsi="Arial"/>
@@ -19370,7 +19370,7 @@
             <w:pPr>
               <w:spacing w:after="20" w:before="0"/>
             </w:pPr>
-            <w:hyperlink w:history="1" r:id="rIdlizbtajwxadam4en-kozn">
+            <w:hyperlink w:history="1" r:id="rIdr7y2sxycz43zkf0fb2k_b">
               <w:r>
                 <w:rPr>
                   <w:rFonts w:ascii="Arial" w:cs="Arial" w:eastAsia="Arial" w:hAnsi="Arial"/>
@@ -19403,7 +19403,7 @@
               <w:spacing w:after="10" w:before="0"/>
               <w:ind w:left="120"/>
             </w:pPr>
-            <w:hyperlink w:history="1" r:id="rIdovbulx2napgzoub3swic1">
+            <w:hyperlink w:history="1" r:id="rIde8zgurlmhayupawjcudoi">
               <w:r>
                 <w:rPr>
                   <w:rFonts w:ascii="Arial" w:cs="Arial" w:eastAsia="Arial" w:hAnsi="Arial"/>
@@ -19448,7 +19448,7 @@
             <w:pPr>
               <w:spacing w:after="20" w:before="0"/>
             </w:pPr>
-            <w:hyperlink w:history="1" r:id="rId7svseccmtk6tmsqu-4z_j">
+            <w:hyperlink w:history="1" r:id="rId737hmjarplx-mlt_-wwfm">
               <w:r>
                 <w:rPr>
                   <w:rFonts w:ascii="Arial" w:cs="Arial" w:eastAsia="Arial" w:hAnsi="Arial"/>
@@ -19481,7 +19481,7 @@
               <w:spacing w:after="10" w:before="0"/>
               <w:ind w:left="120"/>
             </w:pPr>
-            <w:hyperlink w:history="1" r:id="rIdddtl4xwnci4z7b22bhl75">
+            <w:hyperlink w:history="1" r:id="rIdhmgjpmpxcksfq1r4lgr60">
               <w:r>
                 <w:rPr>
                   <w:rFonts w:ascii="Arial" w:cs="Arial" w:eastAsia="Arial" w:hAnsi="Arial"/>
@@ -19523,7 +19523,7 @@
                 <w:sz w:val="18"/>
                 <w:szCs w:val="18"/>
               </w:rPr>
-              <w:t xml:space="preserve">Learners now construct the geometrical explanation for the observed pattern. Each learner draws a right-angled triangle in their exercise book with: the right angle at C (the base of the tank), angle θ at A (the student's position on the ground), and angle (90°−θ) at B (the top of the tank). They label all three sides relative to angle θ first (opposite = BC = height of tank, adjacent = AC = horizontal distance, hypotenuse = AB), then re-label the same sides relative to angle (90°−θ) at B. Learners write out the ratio definitions for sin θ and cos(90°−θ) side-by-side and circle the shared fraction. The class then co-constructs a formal two-line proof on the board. To apply the result, learners solve two rapid problems: (i) If sin 52° = 0.7880, write down cos 38° without a calculator; (ii) A forester in the Mau Forest measures a tree's angle of elevation as 62° from 15 m away — express the height using cos 28° instead of sin 62° and confirm the same numerical answer.</w:t>
+              <w:t xml:space="preserve">Learners now construct the geometrical explanation for the observed pattern. Each learner draws a right-angled triangle in their exercise book with: the right angle at C (the base of the tank), angle θ at A (the student's position on the ground), and angle (90°−θ) at B (the top of the tank). They label all three sides relative to angle θ first (opposite = BC = height of tank, adjacent = AC = horizontal distance, hypotenuse = AB), then re-label the same sides relative to angle (90°−θ) at B. Learners write out the ratio definitions for sin θ and cos(90°−θ) side-by-side and circle the shared fraction. The class then co-constructs a formal two-line proof on the board. To apply the result, learners solve two rapid problems: (i) If sin 52° = 0.7880, write down cos 38° without a calculator; (ii) A forester in the Mau Forest measures a tree's angle of elevation as 62° from 15 m away along level ground — find the height using tan 62°, then check it from the complementary angle 28° at the treetop (height = 15 ÷ tan 28°, because the opposite and adjacent sides swap names) and confirm the same numerical answer.</w:t>
             </w:r>
           </w:p>
         </w:tc>
@@ -19555,7 +19555,7 @@
                 <w:sz w:val="18"/>
                 <w:szCs w:val="18"/>
               </w:rPr>
-              <w:t xml:space="preserve">Say: 'Put your tables face-down. We know WHAT happens — now let us prove WHY. Draw the water-tank triangle. You have 3 minutes.' [WAIT: 3 minutes. Circulate and check that all three vertices are labelled and the right angle is marked correctly.] Then: 'Label the sides relative to angle θ at A. Write the ratio for sin θ as a fraction.' [WAIT: 90 seconds.] 'Now — same triangle, same sides — label the sides relative to angle (90°−θ) at B. Write the ratio for cos(90°−θ) as a fraction.' [WAIT: 90 seconds.] Cold-call one learner to come to the board and write both fractions. Ask the class: 'Are these two fractions the same fraction? Give me a thumbs up or thumbs down — no in-between.' Address any thumbs-down. Say: 'This is why the shortcut works — not magic, just the same sides wearing different names.' Then display the two application problems. Say: 'Solve both independently — silent work, 5 minutes.' [WAIT: 5 minutes.] Cold-call one learner per problem. For the Mau Forest problem, ask: 'Does a forester in the field need to know sin 62° AND cos 28°, or just one of them? Why does that save effort?' [WAIT: 10 seconds before accepting answers.]</w:t>
+              <w:t xml:space="preserve">Say: 'Put your tables face-down. We know WHAT happens — now let us prove WHY. Draw the water-tank triangle. You have 3 minutes.' [WAIT: 3 minutes. Circulate and check that all three vertices are labelled and the right angle is marked correctly.] Then: 'Label the sides relative to angle θ at A. Write the ratio for sin θ as a fraction.' [WAIT: 90 seconds.] 'Now — same triangle, same sides — label the sides relative to angle (90°−θ) at B. Write the ratio for cos(90°−θ) as a fraction.' [WAIT: 90 seconds.] Cold-call one learner to come to the board and write both fractions. Ask the class: 'Are these two fractions the same fraction? Give me a thumbs up or thumbs down — no in-between.' Address any thumbs-down. Say: 'This is why the shortcut works — not magic, just the same sides wearing different names.' Then display the two application problems. Say: 'Solve both independently — silent work, 5 minutes.' [WAIT: 5 minutes.] Cold-call one learner per problem. For the Mau Forest problem, ask: 'Does a forester in the field need to know tan 62° AND tan 28°, or just one of them? Why does that save effort?' [WAIT: 10 seconds before accepting answers.]</w:t>
             </w:r>
           </w:p>
         </w:tc>
@@ -19619,7 +19619,7 @@
                 <w:sz w:val="18"/>
                 <w:szCs w:val="18"/>
               </w:rPr>
-              <w:t xml:space="preserve">Observable indicator: In the dual-labelling task, every learner's diagram should show that the side labelled 'opposite to θ' is the same physical segment as the side labelled 'adjacent to (90°−θ).' A learner who draws two separate triangles has misunderstood — redirect: 'Use only one triangle; just change the angle you are looking from.' In the application problems, the correct numerical answer to the Mau Forest problem is height = 15 × cos 28° = 15 × 0.8829 ≈ 13.24 m (confirming 15 × sin 62° ≈ 13.24 m).</w:t>
+              <w:t xml:space="preserve">Observable indicator: In the dual-labelling task, every learner's diagram should show that the side labelled 'opposite to θ' is the same physical segment as the side labelled 'adjacent to (90°−θ).' A learner who draws two separate triangles has misunderstood — redirect: 'Use only one triangle; just change the angle you are looking from.' In the application problems, the correct numerical answer to the Mau Forest problem is height = 15 × tan 62° = 15 × 1.8807 ≈ 28.21 m (confirming 15 ÷ tan 28° = 15 ÷ 0.5317 ≈ 28.21 m). A learner who gets 13.24 m has used sin 62°, which needs the hypotenuse, not the horizontal distance — ask which two sides are involved.</w:t>
             </w:r>
           </w:p>
         </w:tc>
@@ -19676,7 +19676,7 @@
             <w:pPr>
               <w:spacing w:after="20" w:before="0"/>
             </w:pPr>
-            <w:hyperlink w:history="1" r:id="rId_eb-hcqk0lvrg1rwjzpxe">
+            <w:hyperlink w:history="1" r:id="rIdz99hy6c2-kncpejyywmek">
               <w:r>
                 <w:rPr>
                   <w:rFonts w:ascii="Arial" w:cs="Arial" w:eastAsia="Arial" w:hAnsi="Arial"/>
@@ -19709,7 +19709,7 @@
               <w:spacing w:after="10" w:before="0"/>
               <w:ind w:left="120"/>
             </w:pPr>
-            <w:hyperlink w:history="1" r:id="rIdzkqm7mpx3f7p3fmc4lgkm">
+            <w:hyperlink w:history="1" r:id="rIdkhimittfww9qnyvunebjh">
               <w:r>
                 <w:rPr>
                   <w:rFonts w:ascii="Arial" w:cs="Arial" w:eastAsia="Arial" w:hAnsi="Arial"/>
@@ -19754,7 +19754,7 @@
             <w:pPr>
               <w:spacing w:after="20" w:before="0"/>
             </w:pPr>
-            <w:hyperlink w:history="1" r:id="rIdrabdmsu4by_xqvs9sjru-">
+            <w:hyperlink w:history="1" r:id="rIdlvkh_7sug5hgyzudzsirr">
               <w:r>
                 <w:rPr>
                   <w:rFonts w:ascii="Arial" w:cs="Arial" w:eastAsia="Arial" w:hAnsi="Arial"/>
@@ -19787,7 +19787,7 @@
               <w:spacing w:after="10" w:before="0"/>
               <w:ind w:left="120"/>
             </w:pPr>
-            <w:hyperlink w:history="1" r:id="rIdw3rn9r7mdek3gzqf8caik">
+            <w:hyperlink w:history="1" r:id="rIdynczsfco8srbnfut7i346">
               <w:r>
                 <w:rPr>
                   <w:rFonts w:ascii="Arial" w:cs="Arial" w:eastAsia="Arial" w:hAnsi="Arial"/>
@@ -19982,7 +19982,7 @@
             <w:pPr>
               <w:spacing w:after="20" w:before="0"/>
             </w:pPr>
-            <w:hyperlink w:history="1" r:id="rIdp17hve_giih-kqbt5tj4n">
+            <w:hyperlink w:history="1" r:id="rId6fsi0e3htzlkvw_x_n7fz">
               <w:r>
                 <w:rPr>
                   <w:rFonts w:ascii="Arial" w:cs="Arial" w:eastAsia="Arial" w:hAnsi="Arial"/>
@@ -20015,7 +20015,7 @@
               <w:spacing w:after="10" w:before="0"/>
               <w:ind w:left="120"/>
             </w:pPr>
-            <w:hyperlink w:history="1" r:id="rIdggxcvjxpnmmd2kryy0-hm">
+            <w:hyperlink w:history="1" r:id="rIdzd0d4d9rgalufok6xn3-y">
               <w:r>
                 <w:rPr>
                   <w:rFonts w:ascii="Arial" w:cs="Arial" w:eastAsia="Arial" w:hAnsi="Arial"/>
@@ -20060,7 +20060,7 @@
             <w:pPr>
               <w:spacing w:after="20" w:before="0"/>
             </w:pPr>
-            <w:hyperlink w:history="1" r:id="rIdm0ql6vcupuxdgcjaewpk6">
+            <w:hyperlink w:history="1" r:id="rId7_jeqgyevanadrt3slty_">
               <w:r>
                 <w:rPr>
                   <w:rFonts w:ascii="Arial" w:cs="Arial" w:eastAsia="Arial" w:hAnsi="Arial"/>
@@ -20093,7 +20093,7 @@
               <w:spacing w:after="10" w:before="0"/>
               <w:ind w:left="120"/>
             </w:pPr>
-            <w:hyperlink w:history="1" r:id="rIdco36a4pakm78azgk04tyl">
+            <w:hyperlink w:history="1" r:id="rIdkmg2te50y0ih2i-renbtw">
               <w:r>
                 <w:rPr>
                   <w:rFonts w:ascii="Arial" w:cs="Arial" w:eastAsia="Arial" w:hAnsi="Arial"/>
@@ -20605,7 +20605,7 @@
         </w:rPr>
         <w:t xml:space="preserve">© 2026 SeaVuria and ARES. Aligned with KICD objectives. Developed by SeaVuria; technical implementation by ARES (with AI assistance from Claude). Licensed under </w:t>
       </w:r>
-      <w:hyperlink w:history="1" r:id="rIdmzajijyhu7pjxlbcoq2cb">
+      <w:hyperlink w:history="1" r:id="rIdam5rsztshhpp3tzchusp1">
         <w:r>
           <w:rPr>
             <w:rFonts w:ascii="Arial" w:cs="Arial" w:eastAsia="Arial" w:hAnsi="Arial"/>
@@ -20626,7 +20626,7 @@
         </w:rPr>
         <w:t xml:space="preserve"> (</w:t>
       </w:r>
-      <w:hyperlink w:history="1" r:id="rId0pqprzk6xet5k7bbp3wmt">
+      <w:hyperlink w:history="1" r:id="rIdv9cewftgzusmqatxuaja9">
         <w:r>
           <w:rPr>
             <w:rFonts w:ascii="Arial" w:cs="Arial" w:eastAsia="Arial" w:hAnsi="Arial"/>
@@ -21639,7 +21639,7 @@
             <w:pPr>
               <w:spacing w:after="20" w:before="0"/>
             </w:pPr>
-            <w:hyperlink w:history="1" r:id="rId_n248pb0nql4ool4vdrt3">
+            <w:hyperlink w:history="1" r:id="rIdli6pwuwqw6zocmu5mgvgz">
               <w:r>
                 <w:rPr>
                   <w:rFonts w:ascii="Arial" w:cs="Arial" w:eastAsia="Arial" w:hAnsi="Arial"/>
@@ -21688,7 +21688,7 @@
               <w:spacing w:after="10" w:before="0"/>
               <w:ind w:left="120"/>
             </w:pPr>
-            <w:hyperlink w:history="1" r:id="rIdop9pw1ysae2mjvskiz6df">
+            <w:hyperlink w:history="1" r:id="rIdif9radcaimo1meqmogt8l">
               <w:r>
                 <w:rPr>
                   <w:rFonts w:ascii="Arial" w:cs="Arial" w:eastAsia="Arial" w:hAnsi="Arial"/>
@@ -21733,7 +21733,7 @@
             <w:pPr>
               <w:spacing w:after="20" w:before="0"/>
             </w:pPr>
-            <w:hyperlink w:history="1" r:id="rIdv6cwwqyy7jtthdnl_juht">
+            <w:hyperlink w:history="1" r:id="rIdc6yesvmhs4ofrtea6n7kz">
               <w:r>
                 <w:rPr>
                   <w:rFonts w:ascii="Arial" w:cs="Arial" w:eastAsia="Arial" w:hAnsi="Arial"/>
@@ -21766,7 +21766,7 @@
               <w:spacing w:after="10" w:before="0"/>
               <w:ind w:left="120"/>
             </w:pPr>
-            <w:hyperlink w:history="1" r:id="rIdrz7ftmlvjgus4sny8ram3">
+            <w:hyperlink w:history="1" r:id="rId3wxgdkiw5gvcvrywvabj7">
               <w:r>
                 <w:rPr>
                   <w:rFonts w:ascii="Arial" w:cs="Arial" w:eastAsia="Arial" w:hAnsi="Arial"/>
@@ -21961,7 +21961,7 @@
             <w:pPr>
               <w:spacing w:after="20" w:before="0"/>
             </w:pPr>
-            <w:hyperlink w:history="1" r:id="rIdhvustgbm7le4gubbev6az">
+            <w:hyperlink w:history="1" r:id="rIdvgf0cq7orzvpvz7lbb4_-">
               <w:r>
                 <w:rPr>
                   <w:rFonts w:ascii="Arial" w:cs="Arial" w:eastAsia="Arial" w:hAnsi="Arial"/>
@@ -22010,7 +22010,7 @@
               <w:spacing w:after="10" w:before="0"/>
               <w:ind w:left="120"/>
             </w:pPr>
-            <w:hyperlink w:history="1" r:id="rId5yco2ov7hf5vzywz_wcwd">
+            <w:hyperlink w:history="1" r:id="rIduugji7w3ptnciiyczt60x">
               <w:r>
                 <w:rPr>
                   <w:rFonts w:ascii="Arial" w:cs="Arial" w:eastAsia="Arial" w:hAnsi="Arial"/>
@@ -22055,7 +22055,7 @@
             <w:pPr>
               <w:spacing w:after="20" w:before="0"/>
             </w:pPr>
-            <w:hyperlink w:history="1" r:id="rIdkws9_ppcwua7vt2ovivbr">
+            <w:hyperlink w:history="1" r:id="rIdhty5uwbuhkcnb-rqhpcye">
               <w:r>
                 <w:rPr>
                   <w:rFonts w:ascii="Arial" w:cs="Arial" w:eastAsia="Arial" w:hAnsi="Arial"/>
@@ -22088,7 +22088,7 @@
               <w:spacing w:after="10" w:before="0"/>
               <w:ind w:left="120"/>
             </w:pPr>
-            <w:hyperlink w:history="1" r:id="rIdbgdtq_zubjfpke8drhnky">
+            <w:hyperlink w:history="1" r:id="rIdes9wwc6w7acivmqw7zefr">
               <w:r>
                 <w:rPr>
                   <w:rFonts w:ascii="Arial" w:cs="Arial" w:eastAsia="Arial" w:hAnsi="Arial"/>
@@ -22283,7 +22283,7 @@
             <w:pPr>
               <w:spacing w:after="20" w:before="0"/>
             </w:pPr>
-            <w:hyperlink w:history="1" r:id="rIdg5kkshs22xuppyegvwydz">
+            <w:hyperlink w:history="1" r:id="rId3ehp7p93rxcrein6rb1sh">
               <w:r>
                 <w:rPr>
                   <w:rFonts w:ascii="Arial" w:cs="Arial" w:eastAsia="Arial" w:hAnsi="Arial"/>
@@ -22332,7 +22332,7 @@
               <w:spacing w:after="10" w:before="0"/>
               <w:ind w:left="120"/>
             </w:pPr>
-            <w:hyperlink w:history="1" r:id="rId0wiflwtc4noihhsqjwmib">
+            <w:hyperlink w:history="1" r:id="rIdbdnfeytwpzei9gcttjwxx">
               <w:r>
                 <w:rPr>
                   <w:rFonts w:ascii="Arial" w:cs="Arial" w:eastAsia="Arial" w:hAnsi="Arial"/>
@@ -22377,7 +22377,7 @@
             <w:pPr>
               <w:spacing w:after="20" w:before="0"/>
             </w:pPr>
-            <w:hyperlink w:history="1" r:id="rIdjk5opjynq3orsno63n6eq">
+            <w:hyperlink w:history="1" r:id="rId50u3vjylxtq-tjlrsw7rr">
               <w:r>
                 <w:rPr>
                   <w:rFonts w:ascii="Arial" w:cs="Arial" w:eastAsia="Arial" w:hAnsi="Arial"/>
@@ -22426,7 +22426,7 @@
               <w:spacing w:after="10" w:before="0"/>
               <w:ind w:left="120"/>
             </w:pPr>
-            <w:hyperlink w:history="1" r:id="rIdecrflxtlis00h6beu_aet">
+            <w:hyperlink w:history="1" r:id="rIdjjpnrjdmceb2jysrrpz-z">
               <w:r>
                 <w:rPr>
                   <w:rFonts w:ascii="Arial" w:cs="Arial" w:eastAsia="Arial" w:hAnsi="Arial"/>
@@ -22621,7 +22621,7 @@
             <w:pPr>
               <w:spacing w:after="20" w:before="0"/>
             </w:pPr>
-            <w:hyperlink w:history="1" r:id="rIdtlii-fhqls73pc2urxs5h">
+            <w:hyperlink w:history="1" r:id="rIdg1nakcwjptvaxa7fyzrpq">
               <w:r>
                 <w:rPr>
                   <w:rFonts w:ascii="Arial" w:cs="Arial" w:eastAsia="Arial" w:hAnsi="Arial"/>
@@ -22670,7 +22670,7 @@
               <w:spacing w:after="10" w:before="0"/>
               <w:ind w:left="120"/>
             </w:pPr>
-            <w:hyperlink w:history="1" r:id="rId1c_qudvndef_vs8nh-bgc">
+            <w:hyperlink w:history="1" r:id="rId_4rxns7_gzq3nzcss87qx">
               <w:r>
                 <w:rPr>
                   <w:rFonts w:ascii="Arial" w:cs="Arial" w:eastAsia="Arial" w:hAnsi="Arial"/>
@@ -22715,7 +22715,7 @@
             <w:pPr>
               <w:spacing w:after="20" w:before="0"/>
             </w:pPr>
-            <w:hyperlink w:history="1" r:id="rId5f5sjno8hv8e-xg8_qb69">
+            <w:hyperlink w:history="1" r:id="rIdbnegfar9o-vdafkuns76f">
               <w:r>
                 <w:rPr>
                   <w:rFonts w:ascii="Arial" w:cs="Arial" w:eastAsia="Arial" w:hAnsi="Arial"/>
@@ -22748,7 +22748,7 @@
               <w:spacing w:after="10" w:before="0"/>
               <w:ind w:left="120"/>
             </w:pPr>
-            <w:hyperlink w:history="1" r:id="rIdu5amnga3ro9bs1apyjuwr">
+            <w:hyperlink w:history="1" r:id="rIdoex1su_72h-cemvc1eczw">
               <w:r>
                 <w:rPr>
                   <w:rFonts w:ascii="Arial" w:cs="Arial" w:eastAsia="Arial" w:hAnsi="Arial"/>
@@ -22943,7 +22943,7 @@
             <w:pPr>
               <w:spacing w:after="20" w:before="0"/>
             </w:pPr>
-            <w:hyperlink w:history="1" r:id="rIdr6cthjweksjcoh0fovymp">
+            <w:hyperlink w:history="1" r:id="rId00tcbw-q2woykvn-lyocw">
               <w:r>
                 <w:rPr>
                   <w:rFonts w:ascii="Arial" w:cs="Arial" w:eastAsia="Arial" w:hAnsi="Arial"/>
@@ -22992,7 +22992,7 @@
               <w:spacing w:after="10" w:before="0"/>
               <w:ind w:left="120"/>
             </w:pPr>
-            <w:hyperlink w:history="1" r:id="rIdzlpwvcz7f7-mgvpccloo_">
+            <w:hyperlink w:history="1" r:id="rId5rooaw9xmmgxv1syxufql">
               <w:r>
                 <w:rPr>
                   <w:rFonts w:ascii="Arial" w:cs="Arial" w:eastAsia="Arial" w:hAnsi="Arial"/>
@@ -23037,7 +23037,7 @@
             <w:pPr>
               <w:spacing w:after="20" w:before="0"/>
             </w:pPr>
-            <w:hyperlink w:history="1" r:id="rIdozyanf2ondnafew2olimk">
+            <w:hyperlink w:history="1" r:id="rId4-rkymvv2htqymxutep-q">
               <w:r>
                 <w:rPr>
                   <w:rFonts w:ascii="Arial" w:cs="Arial" w:eastAsia="Arial" w:hAnsi="Arial"/>
@@ -23070,7 +23070,7 @@
               <w:spacing w:after="10" w:before="0"/>
               <w:ind w:left="120"/>
             </w:pPr>
-            <w:hyperlink w:history="1" r:id="rIdrq8k1ko_or1uwk33l_pae">
+            <w:hyperlink w:history="1" r:id="rId_iew0fnswqxkl00mzsvmd">
               <w:r>
                 <w:rPr>
                   <w:rFonts w:ascii="Arial" w:cs="Arial" w:eastAsia="Arial" w:hAnsi="Arial"/>
@@ -23582,7 +23582,7 @@
         </w:rPr>
         <w:t xml:space="preserve">© 2026 SeaVuria and ARES. Aligned with KICD objectives. Developed by SeaVuria; technical implementation by ARES (with AI assistance from Claude). Licensed under </w:t>
       </w:r>
-      <w:hyperlink w:history="1" r:id="rIdnudebe-aqsvgdjfk35sxe">
+      <w:hyperlink w:history="1" r:id="rIdlr7dyqvuoyntg71o-5axt">
         <w:r>
           <w:rPr>
             <w:rFonts w:ascii="Arial" w:cs="Arial" w:eastAsia="Arial" w:hAnsi="Arial"/>
@@ -23603,7 +23603,7 @@
         </w:rPr>
         <w:t xml:space="preserve"> (</w:t>
       </w:r>
-      <w:hyperlink w:history="1" r:id="rIdgp4fyty9pwmzhkslzmgg7">
+      <w:hyperlink w:history="1" r:id="rId2j28sgojgd47tl5nowavm">
         <w:r>
           <w:rPr>
             <w:rFonts w:ascii="Arial" w:cs="Arial" w:eastAsia="Arial" w:hAnsi="Arial"/>
@@ -24616,7 +24616,7 @@
             <w:pPr>
               <w:spacing w:after="20" w:before="0"/>
             </w:pPr>
-            <w:hyperlink w:history="1" r:id="rIdqph123hd2--e0vgmuqjwc">
+            <w:hyperlink w:history="1" r:id="rIdoqzc4nh-vtbd7c3vf4r-q">
               <w:r>
                 <w:rPr>
                   <w:rFonts w:ascii="Arial" w:cs="Arial" w:eastAsia="Arial" w:hAnsi="Arial"/>
@@ -24649,7 +24649,7 @@
               <w:spacing w:after="10" w:before="0"/>
               <w:ind w:left="120"/>
             </w:pPr>
-            <w:hyperlink w:history="1" r:id="rIdkrhab1kudcxsltrac_yeu">
+            <w:hyperlink w:history="1" r:id="rIdvswtnawqkg7jbouqiid7a">
               <w:r>
                 <w:rPr>
                   <w:rFonts w:ascii="Arial" w:cs="Arial" w:eastAsia="Arial" w:hAnsi="Arial"/>
@@ -24694,7 +24694,7 @@
             <w:pPr>
               <w:spacing w:after="20" w:before="0"/>
             </w:pPr>
-            <w:hyperlink w:history="1" r:id="rIdjr3hz0gdgo1hknzr4xq02">
+            <w:hyperlink w:history="1" r:id="rIdakn3r4f93v3udvpwtswzl">
               <w:r>
                 <w:rPr>
                   <w:rFonts w:ascii="Arial" w:cs="Arial" w:eastAsia="Arial" w:hAnsi="Arial"/>
@@ -24727,7 +24727,7 @@
               <w:spacing w:after="10" w:before="0"/>
               <w:ind w:left="120"/>
             </w:pPr>
-            <w:hyperlink w:history="1" r:id="rIdjhcae0q-8gslv30gevxwb">
+            <w:hyperlink w:history="1" r:id="rIdzhkdguzcdub5nbex1rfpg">
               <w:r>
                 <w:rPr>
                   <w:rFonts w:ascii="Arial" w:cs="Arial" w:eastAsia="Arial" w:hAnsi="Arial"/>
@@ -24922,7 +24922,7 @@
             <w:pPr>
               <w:spacing w:after="20" w:before="0"/>
             </w:pPr>
-            <w:hyperlink w:history="1" r:id="rIdzxmazn2qouylzbzcrfsow">
+            <w:hyperlink w:history="1" r:id="rIdfrg8_jlp1n1he7ufzxbaw">
               <w:r>
                 <w:rPr>
                   <w:rFonts w:ascii="Arial" w:cs="Arial" w:eastAsia="Arial" w:hAnsi="Arial"/>
@@ -24955,7 +24955,7 @@
               <w:spacing w:after="10" w:before="0"/>
               <w:ind w:left="120"/>
             </w:pPr>
-            <w:hyperlink w:history="1" r:id="rId6fh0eexyovgsizwnuuwfo">
+            <w:hyperlink w:history="1" r:id="rIdqazykwqk-3t4n1tle9pht">
               <w:r>
                 <w:rPr>
                   <w:rFonts w:ascii="Arial" w:cs="Arial" w:eastAsia="Arial" w:hAnsi="Arial"/>
@@ -25000,7 +25000,7 @@
             <w:pPr>
               <w:spacing w:after="20" w:before="0"/>
             </w:pPr>
-            <w:hyperlink w:history="1" r:id="rIdaah6yzxjpdrnkrxog9az2">
+            <w:hyperlink w:history="1" r:id="rIdvfasxeru5m1jfsdpf7epu">
               <w:r>
                 <w:rPr>
                   <w:rFonts w:ascii="Arial" w:cs="Arial" w:eastAsia="Arial" w:hAnsi="Arial"/>
@@ -25033,7 +25033,7 @@
               <w:spacing w:after="10" w:before="0"/>
               <w:ind w:left="120"/>
             </w:pPr>
-            <w:hyperlink w:history="1" r:id="rIdkbtvuqhs8igzyfxerlli7">
+            <w:hyperlink w:history="1" r:id="rIdb9tcvzyzrvxhg1udnup3o">
               <w:r>
                 <w:rPr>
                   <w:rFonts w:ascii="Arial" w:cs="Arial" w:eastAsia="Arial" w:hAnsi="Arial"/>
@@ -25228,7 +25228,7 @@
             <w:pPr>
               <w:spacing w:after="20" w:before="0"/>
             </w:pPr>
-            <w:hyperlink w:history="1" r:id="rId5s0_kinifk96hhtuywf3a">
+            <w:hyperlink w:history="1" r:id="rIdnhuqwwzxydu2pfkiuz5hk">
               <w:r>
                 <w:rPr>
                   <w:rFonts w:ascii="Arial" w:cs="Arial" w:eastAsia="Arial" w:hAnsi="Arial"/>
@@ -25261,7 +25261,7 @@
               <w:spacing w:after="10" w:before="0"/>
               <w:ind w:left="120"/>
             </w:pPr>
-            <w:hyperlink w:history="1" r:id="rIdjmoweu4ldsvjj6lsip99n">
+            <w:hyperlink w:history="1" r:id="rIdyouq420y0kdtxbykzswp2">
               <w:r>
                 <w:rPr>
                   <w:rFonts w:ascii="Arial" w:cs="Arial" w:eastAsia="Arial" w:hAnsi="Arial"/>
@@ -25306,7 +25306,7 @@
             <w:pPr>
               <w:spacing w:after="20" w:before="0"/>
             </w:pPr>
-            <w:hyperlink w:history="1" r:id="rIdwc0hlfu8eb-i6sqpxente">
+            <w:hyperlink w:history="1" r:id="rIdlondpuwhpr1yt9sbryx8a">
               <w:r>
                 <w:rPr>
                   <w:rFonts w:ascii="Arial" w:cs="Arial" w:eastAsia="Arial" w:hAnsi="Arial"/>
@@ -25355,7 +25355,7 @@
               <w:spacing w:after="10" w:before="0"/>
               <w:ind w:left="120"/>
             </w:pPr>
-            <w:hyperlink w:history="1" r:id="rIdb-q1bxg2p5b-wpvodexyh">
+            <w:hyperlink w:history="1" r:id="rIdszkfx8sjzklw6tq8gldei">
               <w:r>
                 <w:rPr>
                   <w:rFonts w:ascii="Arial" w:cs="Arial" w:eastAsia="Arial" w:hAnsi="Arial"/>
@@ -25550,7 +25550,7 @@
             <w:pPr>
               <w:spacing w:after="20" w:before="0"/>
             </w:pPr>
-            <w:hyperlink w:history="1" r:id="rIdxjnzf32ytudyn424qj1pr">
+            <w:hyperlink w:history="1" r:id="rIde4lxxccosk_y4lvwjudk3">
               <w:r>
                 <w:rPr>
                   <w:rFonts w:ascii="Arial" w:cs="Arial" w:eastAsia="Arial" w:hAnsi="Arial"/>
@@ -25583,7 +25583,7 @@
               <w:spacing w:after="10" w:before="0"/>
               <w:ind w:left="120"/>
             </w:pPr>
-            <w:hyperlink w:history="1" r:id="rIdryacqwvkjgcmnzocdrolc">
+            <w:hyperlink w:history="1" r:id="rIdi7cqudeanwaipejpbqww1">
               <w:r>
                 <w:rPr>
                   <w:rFonts w:ascii="Arial" w:cs="Arial" w:eastAsia="Arial" w:hAnsi="Arial"/>
@@ -25628,7 +25628,7 @@
             <w:pPr>
               <w:spacing w:after="20" w:before="0"/>
             </w:pPr>
-            <w:hyperlink w:history="1" r:id="rIdwd1suht28m5jfmztxivrc">
+            <w:hyperlink w:history="1" r:id="rId_dy3hr_qdldta9qapl0t1">
               <w:r>
                 <w:rPr>
                   <w:rFonts w:ascii="Arial" w:cs="Arial" w:eastAsia="Arial" w:hAnsi="Arial"/>
@@ -25677,7 +25677,7 @@
               <w:spacing w:after="10" w:before="0"/>
               <w:ind w:left="120"/>
             </w:pPr>
-            <w:hyperlink w:history="1" r:id="rIdujakd6_vqyqbo8sbvfds4">
+            <w:hyperlink w:history="1" r:id="rIdt0stue1sl8ki-s8qkr_tn">
               <w:r>
                 <w:rPr>
                   <w:rFonts w:ascii="Arial" w:cs="Arial" w:eastAsia="Arial" w:hAnsi="Arial"/>
@@ -25872,7 +25872,7 @@
             <w:pPr>
               <w:spacing w:after="20" w:before="0"/>
             </w:pPr>
-            <w:hyperlink w:history="1" r:id="rIdt5wbbcmbvub21nmyk1qvu">
+            <w:hyperlink w:history="1" r:id="rIdv3uegi9_bxrjjhuolcfze">
               <w:r>
                 <w:rPr>
                   <w:rFonts w:ascii="Arial" w:cs="Arial" w:eastAsia="Arial" w:hAnsi="Arial"/>
@@ -25921,7 +25921,7 @@
               <w:spacing w:after="10" w:before="0"/>
               <w:ind w:left="120"/>
             </w:pPr>
-            <w:hyperlink w:history="1" r:id="rId5a9pctifiyohkjc8l6bhv">
+            <w:hyperlink w:history="1" r:id="rIda88cmhm2aovp6nroag_bo">
               <w:r>
                 <w:rPr>
                   <w:rFonts w:ascii="Arial" w:cs="Arial" w:eastAsia="Arial" w:hAnsi="Arial"/>
@@ -25966,7 +25966,7 @@
             <w:pPr>
               <w:spacing w:after="20" w:before="0"/>
             </w:pPr>
-            <w:hyperlink w:history="1" r:id="rIdna66pmhffnepclvpvhan8">
+            <w:hyperlink w:history="1" r:id="rIdxxza1go35tqn70b9ak5pi">
               <w:r>
                 <w:rPr>
                   <w:rFonts w:ascii="Arial" w:cs="Arial" w:eastAsia="Arial" w:hAnsi="Arial"/>
@@ -26015,7 +26015,7 @@
               <w:spacing w:after="10" w:before="0"/>
               <w:ind w:left="120"/>
             </w:pPr>
-            <w:hyperlink w:history="1" r:id="rIdvyhqt5vf-8mtvdpcgb0wk">
+            <w:hyperlink w:history="1" r:id="rIdjaarcpnvxwehdxut2zugr">
               <w:r>
                 <w:rPr>
                   <w:rFonts w:ascii="Arial" w:cs="Arial" w:eastAsia="Arial" w:hAnsi="Arial"/>
@@ -26527,7 +26527,7 @@
         </w:rPr>
         <w:t xml:space="preserve">© 2026 SeaVuria and ARES. Aligned with KICD objectives. Developed by SeaVuria; technical implementation by ARES (with AI assistance from Claude). Licensed under </w:t>
       </w:r>
-      <w:hyperlink w:history="1" r:id="rIdbfcswcdm3mrdbq-jqfdob">
+      <w:hyperlink w:history="1" r:id="rIdo6wqxjq08jadj0t8s7ils">
         <w:r>
           <w:rPr>
             <w:rFonts w:ascii="Arial" w:cs="Arial" w:eastAsia="Arial" w:hAnsi="Arial"/>
@@ -26548,7 +26548,7 @@
         </w:rPr>
         <w:t xml:space="preserve"> (</w:t>
       </w:r>
-      <w:hyperlink w:history="1" r:id="rIdbix3a2oez8xylsb7sj2kh">
+      <w:hyperlink w:history="1" r:id="rId7kyugehbgw-61wg99hcsw">
         <w:r>
           <w:rPr>
             <w:rFonts w:ascii="Arial" w:cs="Arial" w:eastAsia="Arial" w:hAnsi="Arial"/>

--- a/data/outputs/v2/Essential_Mathematics/SS2.3_Trigonometry/Essential_Mathematics_Trigonometry_CBE_LessonSequence.docx
+++ b/data/outputs/v2/Essential_Mathematics/SS2.3_Trigonometry/Essential_Mathematics_Trigonometry_CBE_LessonSequence.docx
@@ -4,6 +4,7 @@
   <w:body>
     <w:p>
       <w:pPr>
+        <w:keepNext w:val="false"/>
         <w:spacing w:after="30" w:before="0"/>
         <w:jc w:val="center"/>
       </w:pPr>
@@ -23,6 +24,7 @@
     </w:p>
     <w:p>
       <w:pPr>
+        <w:keepNext w:val="false"/>
         <w:spacing w:after="60" w:before="0"/>
         <w:jc w:val="center"/>
       </w:pPr>
@@ -81,6 +83,7 @@
           </w:tcPr>
           <w:p>
             <w:pPr>
+              <w:keepNext w:val="false"/>
               <w:spacing w:after="40" w:before="0"/>
               <w:jc w:val="center"/>
             </w:pPr>
@@ -115,6 +118,7 @@
           </w:tcPr>
           <w:p>
             <w:pPr>
+              <w:keepNext w:val="false"/>
               <w:spacing w:after="40" w:before="0"/>
               <w:jc w:val="left"/>
             </w:pPr>
@@ -147,6 +151,7 @@
           </w:tcPr>
           <w:p>
             <w:pPr>
+              <w:keepNext w:val="false"/>
               <w:spacing w:after="40" w:before="0"/>
               <w:jc w:val="left"/>
             </w:pPr>
@@ -181,6 +186,7 @@
           </w:tcPr>
           <w:p>
             <w:pPr>
+              <w:keepNext w:val="false"/>
               <w:spacing w:after="40" w:before="0"/>
               <w:jc w:val="left"/>
             </w:pPr>
@@ -213,6 +219,7 @@
           </w:tcPr>
           <w:p>
             <w:pPr>
+              <w:keepNext w:val="false"/>
               <w:spacing w:after="40" w:before="0"/>
               <w:jc w:val="left"/>
             </w:pPr>
@@ -247,6 +254,7 @@
           </w:tcPr>
           <w:p>
             <w:pPr>
+              <w:keepNext w:val="false"/>
               <w:spacing w:after="40" w:before="0"/>
               <w:jc w:val="left"/>
             </w:pPr>
@@ -279,6 +287,7 @@
           </w:tcPr>
           <w:p>
             <w:pPr>
+              <w:keepNext w:val="false"/>
               <w:spacing w:after="40" w:before="0"/>
               <w:jc w:val="left"/>
             </w:pPr>
@@ -313,6 +322,7 @@
           </w:tcPr>
           <w:p>
             <w:pPr>
+              <w:keepNext w:val="false"/>
               <w:spacing w:after="40" w:before="0"/>
               <w:jc w:val="left"/>
             </w:pPr>
@@ -345,6 +355,7 @@
           </w:tcPr>
           <w:p>
             <w:pPr>
+              <w:keepNext w:val="false"/>
               <w:spacing w:after="40" w:before="0"/>
               <w:jc w:val="left"/>
             </w:pPr>
@@ -379,6 +390,7 @@
           </w:tcPr>
           <w:p>
             <w:pPr>
+              <w:keepNext w:val="false"/>
               <w:spacing w:after="40" w:before="0"/>
               <w:jc w:val="left"/>
             </w:pPr>
@@ -411,6 +423,7 @@
           </w:tcPr>
           <w:p>
             <w:pPr>
+              <w:keepNext w:val="false"/>
               <w:spacing w:after="40" w:before="0"/>
               <w:jc w:val="left"/>
             </w:pPr>
@@ -445,6 +458,7 @@
           </w:tcPr>
           <w:p>
             <w:pPr>
+              <w:keepNext w:val="false"/>
               <w:spacing w:after="40" w:before="0"/>
               <w:jc w:val="left"/>
             </w:pPr>
@@ -652,6 +666,7 @@
           </w:tcPr>
           <w:p>
             <w:pPr>
+              <w:keepNext w:val="false"/>
               <w:spacing w:after="40" w:before="0"/>
               <w:jc w:val="left"/>
             </w:pPr>
@@ -684,6 +699,7 @@
           </w:tcPr>
           <w:p>
             <w:pPr>
+              <w:keepNext w:val="false"/>
               <w:spacing w:after="40" w:before="0"/>
               <w:jc w:val="left"/>
             </w:pPr>
@@ -703,6 +719,7 @@
           </w:p>
           <w:p>
             <w:pPr>
+              <w:keepNext w:val="false"/>
               <w:spacing w:after="40" w:before="0"/>
               <w:jc w:val="left"/>
             </w:pPr>
@@ -722,6 +739,7 @@
           </w:p>
           <w:p>
             <w:pPr>
+              <w:keepNext w:val="false"/>
               <w:spacing w:after="40" w:before="0"/>
               <w:jc w:val="left"/>
             </w:pPr>
@@ -741,6 +759,7 @@
           </w:p>
           <w:p>
             <w:pPr>
+              <w:keepNext w:val="false"/>
               <w:spacing w:after="40" w:before="0"/>
               <w:jc w:val="left"/>
             </w:pPr>
@@ -760,6 +779,7 @@
           </w:p>
           <w:p>
             <w:pPr>
+              <w:keepNext w:val="false"/>
               <w:spacing w:after="40" w:before="0"/>
               <w:jc w:val="left"/>
             </w:pPr>
@@ -779,6 +799,7 @@
           </w:p>
           <w:p>
             <w:pPr>
+              <w:keepNext w:val="false"/>
               <w:spacing w:after="40" w:before="0"/>
               <w:jc w:val="left"/>
             </w:pPr>
@@ -813,6 +834,7 @@
           </w:tcPr>
           <w:p>
             <w:pPr>
+              <w:keepNext w:val="false"/>
               <w:spacing w:after="40" w:before="0"/>
               <w:jc w:val="left"/>
             </w:pPr>
@@ -900,6 +922,7 @@
           </w:tcPr>
           <w:p>
             <w:pPr>
+              <w:keepNext w:val="false"/>
               <w:spacing w:after="40" w:before="0"/>
               <w:jc w:val="left"/>
             </w:pPr>
@@ -987,6 +1010,7 @@
           </w:tcPr>
           <w:p>
             <w:pPr>
+              <w:keepNext w:val="false"/>
               <w:spacing w:after="40" w:before="0"/>
               <w:jc w:val="left"/>
             </w:pPr>
@@ -1134,6 +1158,7 @@
           </w:tcPr>
           <w:p>
             <w:pPr>
+              <w:keepNext w:val="false"/>
               <w:spacing w:after="40" w:before="0"/>
               <w:jc w:val="left"/>
             </w:pPr>
@@ -1241,6 +1266,7 @@
           </w:tcPr>
           <w:p>
             <w:pPr>
+              <w:keepNext w:val="false"/>
               <w:spacing w:after="40" w:before="0"/>
               <w:jc w:val="left"/>
             </w:pPr>
@@ -1408,6 +1434,7 @@
           </w:tcPr>
           <w:p>
             <w:pPr>
+              <w:keepNext w:val="false"/>
               <w:spacing w:after="40" w:before="0"/>
               <w:jc w:val="left"/>
             </w:pPr>
@@ -1440,6 +1467,7 @@
           </w:tcPr>
           <w:p>
             <w:pPr>
+              <w:keepNext w:val="false"/>
               <w:spacing w:after="40" w:before="0"/>
               <w:jc w:val="left"/>
             </w:pPr>
@@ -1474,6 +1502,7 @@
           </w:tcPr>
           <w:p>
             <w:pPr>
+              <w:keepNext w:val="false"/>
               <w:spacing w:after="40" w:before="0"/>
               <w:jc w:val="left"/>
             </w:pPr>
@@ -1506,6 +1535,7 @@
           </w:tcPr>
           <w:p>
             <w:pPr>
+              <w:keepNext w:val="false"/>
               <w:spacing w:after="40" w:before="0"/>
               <w:jc w:val="left"/>
             </w:pPr>
@@ -1525,6 +1555,7 @@
           </w:p>
           <w:p>
             <w:pPr>
+              <w:keepNext w:val="false"/>
               <w:spacing w:after="40" w:before="0"/>
               <w:jc w:val="left"/>
             </w:pPr>
@@ -1544,6 +1575,7 @@
           </w:p>
           <w:p>
             <w:pPr>
+              <w:keepNext w:val="false"/>
               <w:spacing w:after="40" w:before="0"/>
               <w:jc w:val="left"/>
             </w:pPr>
@@ -1563,6 +1595,7 @@
           </w:p>
           <w:p>
             <w:pPr>
+              <w:keepNext w:val="false"/>
               <w:spacing w:after="40" w:before="0"/>
               <w:jc w:val="left"/>
             </w:pPr>
@@ -1597,6 +1630,7 @@
           </w:tcPr>
           <w:p>
             <w:pPr>
+              <w:keepNext w:val="false"/>
               <w:spacing w:after="40" w:before="0"/>
               <w:jc w:val="left"/>
             </w:pPr>
@@ -1629,6 +1663,7 @@
           </w:tcPr>
           <w:p>
             <w:pPr>
+              <w:keepNext w:val="false"/>
               <w:spacing w:after="40" w:before="0"/>
               <w:jc w:val="left"/>
             </w:pPr>
@@ -1648,6 +1683,7 @@
           </w:p>
           <w:p>
             <w:pPr>
+              <w:keepNext w:val="false"/>
               <w:spacing w:after="40" w:before="0"/>
               <w:jc w:val="left"/>
             </w:pPr>
@@ -1667,6 +1703,7 @@
           </w:p>
           <w:p>
             <w:pPr>
+              <w:keepNext w:val="false"/>
               <w:spacing w:after="40" w:before="0"/>
               <w:jc w:val="left"/>
             </w:pPr>
@@ -1686,6 +1723,7 @@
           </w:p>
           <w:p>
             <w:pPr>
+              <w:keepNext w:val="false"/>
               <w:spacing w:after="40" w:before="0"/>
               <w:jc w:val="left"/>
             </w:pPr>
@@ -1705,6 +1743,7 @@
           </w:p>
           <w:p>
             <w:pPr>
+              <w:keepNext w:val="false"/>
               <w:spacing w:after="40" w:before="0"/>
               <w:jc w:val="left"/>
             </w:pPr>
@@ -1724,6 +1763,7 @@
           </w:p>
           <w:p>
             <w:pPr>
+              <w:keepNext w:val="false"/>
               <w:spacing w:after="40" w:before="0"/>
               <w:jc w:val="left"/>
             </w:pPr>
@@ -1743,6 +1783,7 @@
           </w:p>
           <w:p>
             <w:pPr>
+              <w:keepNext w:val="false"/>
               <w:spacing w:after="40" w:before="0"/>
               <w:jc w:val="left"/>
             </w:pPr>
@@ -1762,6 +1803,7 @@
           </w:p>
           <w:p>
             <w:pPr>
+              <w:keepNext w:val="false"/>
               <w:spacing w:after="40" w:before="0"/>
               <w:jc w:val="left"/>
             </w:pPr>
@@ -1781,6 +1823,7 @@
           </w:p>
           <w:p>
             <w:pPr>
+              <w:keepNext w:val="false"/>
               <w:spacing w:after="40" w:before="0"/>
               <w:jc w:val="left"/>
             </w:pPr>
@@ -1800,6 +1843,7 @@
           </w:p>
           <w:p>
             <w:pPr>
+              <w:keepNext w:val="false"/>
               <w:spacing w:after="40" w:before="0"/>
               <w:jc w:val="left"/>
             </w:pPr>
@@ -1819,6 +1863,7 @@
           </w:p>
           <w:p>
             <w:pPr>
+              <w:keepNext w:val="false"/>
               <w:spacing w:after="40" w:before="0"/>
               <w:jc w:val="left"/>
             </w:pPr>
@@ -1838,6 +1883,7 @@
           </w:p>
           <w:p>
             <w:pPr>
+              <w:keepNext w:val="false"/>
               <w:spacing w:after="40" w:before="0"/>
               <w:jc w:val="left"/>
             </w:pPr>
@@ -1872,6 +1918,7 @@
           </w:tcPr>
           <w:p>
             <w:pPr>
+              <w:keepNext w:val="false"/>
               <w:spacing w:after="40" w:before="0"/>
               <w:jc w:val="left"/>
             </w:pPr>
@@ -1904,6 +1951,7 @@
           </w:tcPr>
           <w:p>
             <w:pPr>
+              <w:keepNext w:val="false"/>
               <w:spacing w:after="40" w:before="0"/>
               <w:jc w:val="left"/>
             </w:pPr>
@@ -1923,6 +1971,7 @@
           </w:p>
           <w:p>
             <w:pPr>
+              <w:keepNext w:val="false"/>
               <w:spacing w:after="40" w:before="0"/>
               <w:jc w:val="left"/>
             </w:pPr>
@@ -1942,6 +1991,7 @@
           </w:p>
           <w:p>
             <w:pPr>
+              <w:keepNext w:val="false"/>
               <w:spacing w:after="40" w:before="0"/>
               <w:jc w:val="left"/>
             </w:pPr>
@@ -1961,6 +2011,7 @@
           </w:p>
           <w:p>
             <w:pPr>
+              <w:keepNext w:val="false"/>
               <w:spacing w:after="40" w:before="0"/>
               <w:jc w:val="left"/>
             </w:pPr>
@@ -1980,6 +2031,7 @@
           </w:p>
           <w:p>
             <w:pPr>
+              <w:keepNext w:val="false"/>
               <w:spacing w:after="40" w:before="0"/>
               <w:jc w:val="left"/>
             </w:pPr>
@@ -1999,6 +2051,7 @@
           </w:p>
           <w:p>
             <w:pPr>
+              <w:keepNext w:val="false"/>
               <w:spacing w:after="40" w:before="0"/>
               <w:jc w:val="left"/>
             </w:pPr>
@@ -2018,6 +2071,7 @@
           </w:p>
           <w:p>
             <w:pPr>
+              <w:keepNext w:val="false"/>
               <w:spacing w:after="40" w:before="0"/>
               <w:jc w:val="left"/>
             </w:pPr>
@@ -2037,6 +2091,7 @@
           </w:p>
           <w:p>
             <w:pPr>
+              <w:keepNext w:val="false"/>
               <w:spacing w:after="40" w:before="0"/>
               <w:jc w:val="left"/>
             </w:pPr>
@@ -2056,6 +2111,7 @@
           </w:p>
           <w:p>
             <w:pPr>
+              <w:keepNext w:val="false"/>
               <w:spacing w:after="40" w:before="0"/>
               <w:jc w:val="left"/>
             </w:pPr>
@@ -2075,6 +2131,7 @@
           </w:p>
           <w:p>
             <w:pPr>
+              <w:keepNext w:val="false"/>
               <w:spacing w:after="40" w:before="0"/>
               <w:jc w:val="left"/>
             </w:pPr>
@@ -2094,6 +2151,7 @@
           </w:p>
           <w:p>
             <w:pPr>
+              <w:keepNext w:val="false"/>
               <w:spacing w:after="40" w:before="0"/>
               <w:jc w:val="left"/>
             </w:pPr>
@@ -2113,6 +2171,7 @@
           </w:p>
           <w:p>
             <w:pPr>
+              <w:keepNext w:val="false"/>
               <w:spacing w:after="40" w:before="0"/>
               <w:jc w:val="left"/>
             </w:pPr>
@@ -2132,6 +2191,7 @@
           </w:p>
           <w:p>
             <w:pPr>
+              <w:keepNext w:val="false"/>
               <w:spacing w:after="40" w:before="0"/>
               <w:jc w:val="left"/>
             </w:pPr>
@@ -2151,6 +2211,7 @@
           </w:p>
           <w:p>
             <w:pPr>
+              <w:keepNext w:val="false"/>
               <w:spacing w:after="40" w:before="0"/>
               <w:jc w:val="left"/>
             </w:pPr>
@@ -2170,6 +2231,7 @@
           </w:p>
           <w:p>
             <w:pPr>
+              <w:keepNext w:val="false"/>
               <w:spacing w:after="40" w:before="0"/>
               <w:jc w:val="left"/>
             </w:pPr>
@@ -2189,6 +2251,7 @@
           </w:p>
           <w:p>
             <w:pPr>
+              <w:keepNext w:val="false"/>
               <w:spacing w:after="40" w:before="0"/>
               <w:jc w:val="left"/>
             </w:pPr>
@@ -2208,6 +2271,7 @@
           </w:p>
           <w:p>
             <w:pPr>
+              <w:keepNext w:val="false"/>
               <w:spacing w:after="40" w:before="0"/>
               <w:jc w:val="left"/>
             </w:pPr>
@@ -2227,6 +2291,7 @@
           </w:p>
           <w:p>
             <w:pPr>
+              <w:keepNext w:val="false"/>
               <w:spacing w:after="40" w:before="0"/>
               <w:jc w:val="left"/>
             </w:pPr>
@@ -2246,6 +2311,7 @@
           </w:p>
           <w:p>
             <w:pPr>
+              <w:keepNext w:val="false"/>
               <w:spacing w:after="40" w:before="0"/>
               <w:jc w:val="left"/>
             </w:pPr>
@@ -2265,6 +2331,7 @@
           </w:p>
           <w:p>
             <w:pPr>
+              <w:keepNext w:val="false"/>
               <w:spacing w:after="40" w:before="0"/>
               <w:jc w:val="left"/>
             </w:pPr>
@@ -2284,6 +2351,7 @@
           </w:p>
           <w:p>
             <w:pPr>
+              <w:keepNext w:val="false"/>
               <w:spacing w:after="40" w:before="0"/>
               <w:jc w:val="left"/>
             </w:pPr>
@@ -2303,6 +2371,7 @@
           </w:p>
           <w:p>
             <w:pPr>
+              <w:keepNext w:val="false"/>
               <w:spacing w:after="40" w:before="0"/>
               <w:jc w:val="left"/>
             </w:pPr>
@@ -2322,6 +2391,7 @@
           </w:p>
           <w:p>
             <w:pPr>
+              <w:keepNext w:val="false"/>
               <w:spacing w:after="40" w:before="0"/>
               <w:jc w:val="left"/>
             </w:pPr>
@@ -2356,6 +2426,7 @@
           </w:tcPr>
           <w:p>
             <w:pPr>
+              <w:keepNext w:val="false"/>
               <w:spacing w:after="40" w:before="0"/>
               <w:jc w:val="left"/>
             </w:pPr>
@@ -2587,7 +2658,7 @@
         </w:rPr>
         <w:t xml:space="preserve">© 2026 SeaVuria and ARES. This work is licensed under a </w:t>
       </w:r>
-      <w:hyperlink w:history="1" r:id="rIdrkj65_higkoaeu2f2c44s">
+      <w:hyperlink w:history="1" r:id="rIdjqm3zyaew7viw0esszbtm">
         <w:r>
           <w:rPr>
             <w:rFonts w:ascii="Arial" w:cs="Arial" w:eastAsia="Arial" w:hAnsi="Arial"/>
@@ -2607,7 +2678,7 @@
         </w:rPr>
         <w:t xml:space="preserve"> (</w:t>
       </w:r>
-      <w:hyperlink w:history="1" r:id="rId7upsucrls5klhmlt7z-ak">
+      <w:hyperlink w:history="1" r:id="rIdt8xgtnr-c6xyne4-sgnob">
         <w:r>
           <w:rPr>
             <w:rFonts w:ascii="Arial" w:cs="Arial" w:eastAsia="Arial" w:hAnsi="Arial"/>
@@ -2627,7 +2698,7 @@
         </w:rPr>
         <w:t xml:space="preserve">). To view a copy of this license, visit </w:t>
       </w:r>
-      <w:hyperlink w:history="1" r:id="rId-d8vkrpb4xam1zp5psf8b">
+      <w:hyperlink w:history="1" r:id="rIdgrjwgpuzst8o4tzxprb_j">
         <w:r>
           <w:rPr>
             <w:rFonts w:ascii="Arial" w:cs="Arial" w:eastAsia="Arial" w:hAnsi="Arial"/>
@@ -2686,6 +2757,7 @@
           </w:tcPr>
           <w:p>
             <w:pPr>
+              <w:keepNext w:val="false"/>
               <w:spacing w:after="40" w:before="0"/>
               <w:jc w:val="center"/>
             </w:pPr>
@@ -2721,6 +2793,7 @@
           </w:tcPr>
           <w:p>
             <w:pPr>
+              <w:keepNext w:val="false"/>
               <w:spacing w:after="40" w:before="0"/>
               <w:jc w:val="center"/>
             </w:pPr>
@@ -2755,6 +2828,7 @@
           </w:tcPr>
           <w:p>
             <w:pPr>
+              <w:keepNext w:val="false"/>
               <w:spacing w:after="40" w:before="0"/>
               <w:jc w:val="left"/>
             </w:pPr>
@@ -2787,6 +2861,7 @@
           </w:tcPr>
           <w:p>
             <w:pPr>
+              <w:keepNext w:val="false"/>
               <w:spacing w:after="40" w:before="0"/>
               <w:jc w:val="left"/>
             </w:pPr>
@@ -2821,6 +2896,7 @@
           </w:tcPr>
           <w:p>
             <w:pPr>
+              <w:keepNext w:val="false"/>
               <w:spacing w:after="40" w:before="0"/>
               <w:jc w:val="left"/>
             </w:pPr>
@@ -2853,6 +2929,7 @@
           </w:tcPr>
           <w:p>
             <w:pPr>
+              <w:keepNext w:val="false"/>
               <w:spacing w:after="40" w:before="0"/>
               <w:jc w:val="left"/>
             </w:pPr>
@@ -2887,6 +2964,7 @@
           </w:tcPr>
           <w:p>
             <w:pPr>
+              <w:keepNext w:val="false"/>
               <w:spacing w:after="40" w:before="0"/>
               <w:jc w:val="left"/>
             </w:pPr>
@@ -2919,6 +2997,7 @@
           </w:tcPr>
           <w:p>
             <w:pPr>
+              <w:keepNext w:val="false"/>
               <w:spacing w:after="40" w:before="0"/>
               <w:jc w:val="left"/>
             </w:pPr>
@@ -2953,6 +3032,7 @@
           </w:tcPr>
           <w:p>
             <w:pPr>
+              <w:keepNext w:val="false"/>
               <w:spacing w:after="40" w:before="0"/>
               <w:jc w:val="left"/>
             </w:pPr>
@@ -2985,6 +3065,7 @@
           </w:tcPr>
           <w:p>
             <w:pPr>
+              <w:keepNext w:val="false"/>
               <w:spacing w:after="40" w:before="0"/>
               <w:jc w:val="left"/>
             </w:pPr>
@@ -3019,6 +3100,7 @@
           </w:tcPr>
           <w:p>
             <w:pPr>
+              <w:keepNext w:val="false"/>
               <w:spacing w:after="40" w:before="0"/>
               <w:jc w:val="left"/>
             </w:pPr>
@@ -3051,6 +3133,7 @@
           </w:tcPr>
           <w:p>
             <w:pPr>
+              <w:keepNext w:val="false"/>
               <w:spacing w:after="40" w:before="0"/>
               <w:jc w:val="left"/>
             </w:pPr>
@@ -3085,6 +3168,7 @@
           </w:tcPr>
           <w:p>
             <w:pPr>
+              <w:keepNext w:val="false"/>
               <w:spacing w:after="40" w:before="0"/>
               <w:jc w:val="left"/>
             </w:pPr>
@@ -3117,6 +3201,7 @@
           </w:tcPr>
           <w:p>
             <w:pPr>
+              <w:keepNext w:val="false"/>
               <w:spacing w:after="40" w:before="0"/>
               <w:jc w:val="left"/>
             </w:pPr>
@@ -3151,6 +3236,7 @@
           </w:tcPr>
           <w:p>
             <w:pPr>
+              <w:keepNext w:val="false"/>
               <w:spacing w:after="40" w:before="0"/>
               <w:jc w:val="left"/>
             </w:pPr>
@@ -3183,6 +3269,7 @@
           </w:tcPr>
           <w:p>
             <w:pPr>
+              <w:keepNext w:val="false"/>
               <w:spacing w:after="40" w:before="0"/>
               <w:jc w:val="left"/>
             </w:pPr>
@@ -3217,6 +3304,7 @@
           </w:tcPr>
           <w:p>
             <w:pPr>
+              <w:keepNext w:val="false"/>
               <w:spacing w:after="40" w:before="0"/>
               <w:jc w:val="left"/>
             </w:pPr>
@@ -3249,6 +3337,7 @@
           </w:tcPr>
           <w:p>
             <w:pPr>
+              <w:keepNext w:val="false"/>
               <w:spacing w:after="40" w:before="0"/>
               <w:jc w:val="left"/>
             </w:pPr>
@@ -3308,6 +3397,7 @@
           </w:tcPr>
           <w:p>
             <w:pPr>
+              <w:keepNext w:val="false"/>
               <w:spacing w:after="40" w:before="0"/>
               <w:jc w:val="center"/>
             </w:pPr>
@@ -3342,6 +3432,7 @@
           </w:tcPr>
           <w:p>
             <w:pPr>
+              <w:keepNext w:val="false"/>
               <w:spacing w:after="40" w:before="0"/>
               <w:jc w:val="left"/>
             </w:pPr>
@@ -3406,6 +3497,7 @@
           </w:tcPr>
           <w:p>
             <w:pPr>
+              <w:keepNext w:val="false"/>
               <w:spacing w:after="40" w:before="0"/>
               <w:jc w:val="center"/>
             </w:pPr>
@@ -3440,6 +3532,7 @@
           </w:tcPr>
           <w:p>
             <w:pPr>
+              <w:keepNext w:val="false"/>
               <w:spacing w:after="40" w:before="0"/>
               <w:jc w:val="left"/>
             </w:pPr>
@@ -3472,6 +3565,7 @@
           </w:tcPr>
           <w:p>
             <w:pPr>
+              <w:keepNext w:val="false"/>
               <w:spacing w:after="40" w:before="0"/>
               <w:jc w:val="left"/>
             </w:pPr>
@@ -3504,6 +3598,7 @@
           </w:tcPr>
           <w:p>
             <w:pPr>
+              <w:keepNext w:val="false"/>
               <w:spacing w:after="40" w:before="0"/>
               <w:jc w:val="left"/>
             </w:pPr>
@@ -3536,6 +3631,7 @@
           </w:tcPr>
           <w:p>
             <w:pPr>
+              <w:keepNext w:val="false"/>
               <w:spacing w:after="40" w:before="0"/>
               <w:jc w:val="left"/>
             </w:pPr>
@@ -3568,6 +3664,7 @@
           </w:tcPr>
           <w:p>
             <w:pPr>
+              <w:keepNext w:val="false"/>
               <w:spacing w:after="40" w:before="0"/>
               <w:jc w:val="left"/>
             </w:pPr>
@@ -3602,6 +3699,7 @@
           </w:tcPr>
           <w:p>
             <w:pPr>
+              <w:keepNext w:val="false"/>
               <w:spacing w:after="40" w:before="0"/>
               <w:jc w:val="left"/>
             </w:pPr>
@@ -3639,7 +3737,7 @@
             <w:pPr>
               <w:spacing w:after="20" w:before="0"/>
             </w:pPr>
-            <w:hyperlink w:history="1" r:id="rIdsgrjbzch57e4gxn8haj3e">
+            <w:hyperlink w:history="1" r:id="rIdqatcligemwnb5ottk34oz">
               <w:r>
                 <w:rPr>
                   <w:rFonts w:ascii="Arial" w:cs="Arial" w:eastAsia="Arial" w:hAnsi="Arial"/>
@@ -3672,7 +3770,7 @@
               <w:spacing w:after="10" w:before="0"/>
               <w:ind w:left="120"/>
             </w:pPr>
-            <w:hyperlink w:history="1" r:id="rIdjoggs8g1mfbr5krubxgic">
+            <w:hyperlink w:history="1" r:id="rIdgy2ryqf2tes3u5dcgympo">
               <w:r>
                 <w:rPr>
                   <w:rFonts w:ascii="Arial" w:cs="Arial" w:eastAsia="Arial" w:hAnsi="Arial"/>
@@ -3717,7 +3815,7 @@
             <w:pPr>
               <w:spacing w:after="20" w:before="0"/>
             </w:pPr>
-            <w:hyperlink w:history="1" r:id="rIddnigsvv8x1bjubjnj7ang">
+            <w:hyperlink w:history="1" r:id="rIdzssutfoycq3hzdbv0wmop">
               <w:r>
                 <w:rPr>
                   <w:rFonts w:ascii="Arial" w:cs="Arial" w:eastAsia="Arial" w:hAnsi="Arial"/>
@@ -3750,7 +3848,7 @@
               <w:spacing w:after="10" w:before="0"/>
               <w:ind w:left="120"/>
             </w:pPr>
-            <w:hyperlink w:history="1" r:id="rIddule5apizheqso7lcmpz4">
+            <w:hyperlink w:history="1" r:id="rIdepiar2xhvvni-lm6fn3of">
               <w:r>
                 <w:rPr>
                   <w:rFonts w:ascii="Arial" w:cs="Arial" w:eastAsia="Arial" w:hAnsi="Arial"/>
@@ -3778,6 +3876,7 @@
           </w:tcPr>
           <w:p>
             <w:pPr>
+              <w:keepNext w:val="false"/>
               <w:spacing w:after="40" w:before="0"/>
               <w:jc w:val="left"/>
             </w:pPr>
@@ -3810,6 +3909,7 @@
           </w:tcPr>
           <w:p>
             <w:pPr>
+              <w:keepNext w:val="false"/>
               <w:spacing w:after="40" w:before="0"/>
               <w:jc w:val="left"/>
             </w:pPr>
@@ -3842,6 +3942,7 @@
           </w:tcPr>
           <w:p>
             <w:pPr>
+              <w:keepNext w:val="false"/>
               <w:spacing w:after="40" w:before="0"/>
               <w:jc w:val="left"/>
             </w:pPr>
@@ -3874,6 +3975,7 @@
           </w:tcPr>
           <w:p>
             <w:pPr>
+              <w:keepNext w:val="false"/>
               <w:spacing w:after="40" w:before="0"/>
               <w:jc w:val="left"/>
             </w:pPr>
@@ -3908,6 +4010,7 @@
           </w:tcPr>
           <w:p>
             <w:pPr>
+              <w:keepNext w:val="false"/>
               <w:spacing w:after="40" w:before="0"/>
               <w:jc w:val="left"/>
             </w:pPr>
@@ -3945,7 +4048,7 @@
             <w:pPr>
               <w:spacing w:after="20" w:before="0"/>
             </w:pPr>
-            <w:hyperlink w:history="1" r:id="rIdvmpplsq1tngs11gh5tfwi">
+            <w:hyperlink w:history="1" r:id="rIdhhktxqwqsqy6nkdzgmqfd">
               <w:r>
                 <w:rPr>
                   <w:rFonts w:ascii="Arial" w:cs="Arial" w:eastAsia="Arial" w:hAnsi="Arial"/>
@@ -3978,7 +4081,7 @@
               <w:spacing w:after="10" w:before="0"/>
               <w:ind w:left="120"/>
             </w:pPr>
-            <w:hyperlink w:history="1" r:id="rId7y3ooqqf0fghjdzzeial1">
+            <w:hyperlink w:history="1" r:id="rIdxvmu2pv9mv4aeqmmxoigc">
               <w:r>
                 <w:rPr>
                   <w:rFonts w:ascii="Arial" w:cs="Arial" w:eastAsia="Arial" w:hAnsi="Arial"/>
@@ -4023,7 +4126,7 @@
             <w:pPr>
               <w:spacing w:after="20" w:before="0"/>
             </w:pPr>
-            <w:hyperlink w:history="1" r:id="rIdiyauvqb9oa5oubis1z1rj">
+            <w:hyperlink w:history="1" r:id="rIdjjgceddu2u44paktdb-ot">
               <w:r>
                 <w:rPr>
                   <w:rFonts w:ascii="Arial" w:cs="Arial" w:eastAsia="Arial" w:hAnsi="Arial"/>
@@ -4056,7 +4159,7 @@
               <w:spacing w:after="10" w:before="0"/>
               <w:ind w:left="120"/>
             </w:pPr>
-            <w:hyperlink w:history="1" r:id="rId7tkkejkvyfwryu9vuh0vw">
+            <w:hyperlink w:history="1" r:id="rIdrur3y6ssuaxuy0ytmhgmx">
               <w:r>
                 <w:rPr>
                   <w:rFonts w:ascii="Arial" w:cs="Arial" w:eastAsia="Arial" w:hAnsi="Arial"/>
@@ -4084,6 +4187,7 @@
           </w:tcPr>
           <w:p>
             <w:pPr>
+              <w:keepNext w:val="false"/>
               <w:spacing w:after="40" w:before="0"/>
               <w:jc w:val="left"/>
             </w:pPr>
@@ -4116,6 +4220,7 @@
           </w:tcPr>
           <w:p>
             <w:pPr>
+              <w:keepNext w:val="false"/>
               <w:spacing w:after="40" w:before="0"/>
               <w:jc w:val="left"/>
             </w:pPr>
@@ -4148,6 +4253,7 @@
           </w:tcPr>
           <w:p>
             <w:pPr>
+              <w:keepNext w:val="false"/>
               <w:spacing w:after="40" w:before="0"/>
               <w:jc w:val="left"/>
             </w:pPr>
@@ -4180,6 +4286,7 @@
           </w:tcPr>
           <w:p>
             <w:pPr>
+              <w:keepNext w:val="false"/>
               <w:spacing w:after="40" w:before="0"/>
               <w:jc w:val="left"/>
             </w:pPr>
@@ -4214,6 +4321,7 @@
           </w:tcPr>
           <w:p>
             <w:pPr>
+              <w:keepNext w:val="false"/>
               <w:spacing w:after="40" w:before="0"/>
               <w:jc w:val="left"/>
             </w:pPr>
@@ -4251,7 +4359,7 @@
             <w:pPr>
               <w:spacing w:after="20" w:before="0"/>
             </w:pPr>
-            <w:hyperlink w:history="1" r:id="rIdldr5fkgqlptc-jsgy9xs0">
+            <w:hyperlink w:history="1" r:id="rIddggh8lh2gdaosjao1t-cd">
               <w:r>
                 <w:rPr>
                   <w:rFonts w:ascii="Arial" w:cs="Arial" w:eastAsia="Arial" w:hAnsi="Arial"/>
@@ -4300,7 +4408,7 @@
               <w:spacing w:after="10" w:before="0"/>
               <w:ind w:left="120"/>
             </w:pPr>
-            <w:hyperlink w:history="1" r:id="rIds0nocqkom5bndobnrdvep">
+            <w:hyperlink w:history="1" r:id="rIdtysrgwhpsz29opfbuexrs">
               <w:r>
                 <w:rPr>
                   <w:rFonts w:ascii="Arial" w:cs="Arial" w:eastAsia="Arial" w:hAnsi="Arial"/>
@@ -4345,7 +4453,7 @@
             <w:pPr>
               <w:spacing w:after="20" w:before="0"/>
             </w:pPr>
-            <w:hyperlink w:history="1" r:id="rIdi2lbxj2mmt1aifelom78z">
+            <w:hyperlink w:history="1" r:id="rIdsgbectwyuqlx_q4448xod">
               <w:r>
                 <w:rPr>
                   <w:rFonts w:ascii="Arial" w:cs="Arial" w:eastAsia="Arial" w:hAnsi="Arial"/>
@@ -4394,7 +4502,7 @@
               <w:spacing w:after="10" w:before="0"/>
               <w:ind w:left="120"/>
             </w:pPr>
-            <w:hyperlink w:history="1" r:id="rId5ppsr0xagy9qokpnpnj5g">
+            <w:hyperlink w:history="1" r:id="rIdmb9z7wwhunvo5nnlbngif">
               <w:r>
                 <w:rPr>
                   <w:rFonts w:ascii="Arial" w:cs="Arial" w:eastAsia="Arial" w:hAnsi="Arial"/>
@@ -4422,6 +4530,7 @@
           </w:tcPr>
           <w:p>
             <w:pPr>
+              <w:keepNext w:val="false"/>
               <w:spacing w:after="40" w:before="0"/>
               <w:jc w:val="left"/>
             </w:pPr>
@@ -4454,6 +4563,7 @@
           </w:tcPr>
           <w:p>
             <w:pPr>
+              <w:keepNext w:val="false"/>
               <w:spacing w:after="40" w:before="0"/>
               <w:jc w:val="left"/>
             </w:pPr>
@@ -4486,6 +4596,7 @@
           </w:tcPr>
           <w:p>
             <w:pPr>
+              <w:keepNext w:val="false"/>
               <w:spacing w:after="40" w:before="0"/>
               <w:jc w:val="left"/>
             </w:pPr>
@@ -4518,6 +4629,7 @@
           </w:tcPr>
           <w:p>
             <w:pPr>
+              <w:keepNext w:val="false"/>
               <w:spacing w:after="40" w:before="0"/>
               <w:jc w:val="left"/>
             </w:pPr>
@@ -4552,6 +4664,7 @@
           </w:tcPr>
           <w:p>
             <w:pPr>
+              <w:keepNext w:val="false"/>
               <w:spacing w:after="40" w:before="0"/>
               <w:jc w:val="left"/>
             </w:pPr>
@@ -4589,7 +4702,7 @@
             <w:pPr>
               <w:spacing w:after="20" w:before="0"/>
             </w:pPr>
-            <w:hyperlink w:history="1" r:id="rIddwpf_6ebrzqsp4nudwsfs">
+            <w:hyperlink w:history="1" r:id="rIdak8uek58ka1v0swnb9-cm">
               <w:r>
                 <w:rPr>
                   <w:rFonts w:ascii="Arial" w:cs="Arial" w:eastAsia="Arial" w:hAnsi="Arial"/>
@@ -4638,7 +4751,7 @@
               <w:spacing w:after="10" w:before="0"/>
               <w:ind w:left="120"/>
             </w:pPr>
-            <w:hyperlink w:history="1" r:id="rIdmicktb9k7nqitcdg7ihhp">
+            <w:hyperlink w:history="1" r:id="rIdagtarsdhenker-glhgaiu">
               <w:r>
                 <w:rPr>
                   <w:rFonts w:ascii="Arial" w:cs="Arial" w:eastAsia="Arial" w:hAnsi="Arial"/>
@@ -4683,7 +4796,7 @@
             <w:pPr>
               <w:spacing w:after="20" w:before="0"/>
             </w:pPr>
-            <w:hyperlink w:history="1" r:id="rIdob__llyhg4d8tmninkcmq">
+            <w:hyperlink w:history="1" r:id="rIdy5b_bspqzgav8-mctrkuu">
               <w:r>
                 <w:rPr>
                   <w:rFonts w:ascii="Arial" w:cs="Arial" w:eastAsia="Arial" w:hAnsi="Arial"/>
@@ -4732,7 +4845,7 @@
               <w:spacing w:after="10" w:before="0"/>
               <w:ind w:left="120"/>
             </w:pPr>
-            <w:hyperlink w:history="1" r:id="rIdijdyolhiqycewjupjqmp0">
+            <w:hyperlink w:history="1" r:id="rIdb4lrwb2vkbpyj1vcynb-w">
               <w:r>
                 <w:rPr>
                   <w:rFonts w:ascii="Arial" w:cs="Arial" w:eastAsia="Arial" w:hAnsi="Arial"/>
@@ -4760,6 +4873,7 @@
           </w:tcPr>
           <w:p>
             <w:pPr>
+              <w:keepNext w:val="false"/>
               <w:spacing w:after="40" w:before="0"/>
               <w:jc w:val="left"/>
             </w:pPr>
@@ -4792,6 +4906,7 @@
           </w:tcPr>
           <w:p>
             <w:pPr>
+              <w:keepNext w:val="false"/>
               <w:spacing w:after="40" w:before="0"/>
               <w:jc w:val="left"/>
             </w:pPr>
@@ -4824,6 +4939,7 @@
           </w:tcPr>
           <w:p>
             <w:pPr>
+              <w:keepNext w:val="false"/>
               <w:spacing w:after="40" w:before="0"/>
               <w:jc w:val="left"/>
             </w:pPr>
@@ -4856,6 +4972,7 @@
           </w:tcPr>
           <w:p>
             <w:pPr>
+              <w:keepNext w:val="false"/>
               <w:spacing w:after="40" w:before="0"/>
               <w:jc w:val="left"/>
             </w:pPr>
@@ -4890,6 +5007,7 @@
           </w:tcPr>
           <w:p>
             <w:pPr>
+              <w:keepNext w:val="false"/>
               <w:spacing w:after="40" w:before="0"/>
               <w:jc w:val="left"/>
             </w:pPr>
@@ -4927,7 +5045,7 @@
             <w:pPr>
               <w:spacing w:after="20" w:before="0"/>
             </w:pPr>
-            <w:hyperlink w:history="1" r:id="rIdd6rmdfo0_s8_twpg6qrby">
+            <w:hyperlink w:history="1" r:id="rIdtezx2kmxztodrq4iwyzp-">
               <w:r>
                 <w:rPr>
                   <w:rFonts w:ascii="Arial" w:cs="Arial" w:eastAsia="Arial" w:hAnsi="Arial"/>
@@ -4960,7 +5078,7 @@
               <w:spacing w:after="10" w:before="0"/>
               <w:ind w:left="120"/>
             </w:pPr>
-            <w:hyperlink w:history="1" r:id="rIdaoqpmnawjs8pihs6jnpy0">
+            <w:hyperlink w:history="1" r:id="rIdscvocmxj-df9uzqilhlgg">
               <w:r>
                 <w:rPr>
                   <w:rFonts w:ascii="Arial" w:cs="Arial" w:eastAsia="Arial" w:hAnsi="Arial"/>
@@ -5005,7 +5123,7 @@
             <w:pPr>
               <w:spacing w:after="20" w:before="0"/>
             </w:pPr>
-            <w:hyperlink w:history="1" r:id="rIdjr23di6hy9lpd3xued-b6">
+            <w:hyperlink w:history="1" r:id="rIdrsh3h8ql-605lcbg143bi">
               <w:r>
                 <w:rPr>
                   <w:rFonts w:ascii="Arial" w:cs="Arial" w:eastAsia="Arial" w:hAnsi="Arial"/>
@@ -5054,7 +5172,7 @@
               <w:spacing w:after="10" w:before="0"/>
               <w:ind w:left="120"/>
             </w:pPr>
-            <w:hyperlink w:history="1" r:id="rIdkl69p08quafxnuzjw57r8">
+            <w:hyperlink w:history="1" r:id="rIdlgx75pmckk6fjjpruqxno">
               <w:r>
                 <w:rPr>
                   <w:rFonts w:ascii="Arial" w:cs="Arial" w:eastAsia="Arial" w:hAnsi="Arial"/>
@@ -5082,6 +5200,7 @@
           </w:tcPr>
           <w:p>
             <w:pPr>
+              <w:keepNext w:val="false"/>
               <w:spacing w:after="40" w:before="0"/>
               <w:jc w:val="left"/>
             </w:pPr>
@@ -5114,6 +5233,7 @@
           </w:tcPr>
           <w:p>
             <w:pPr>
+              <w:keepNext w:val="false"/>
               <w:spacing w:after="40" w:before="0"/>
               <w:jc w:val="left"/>
             </w:pPr>
@@ -5146,6 +5266,7 @@
           </w:tcPr>
           <w:p>
             <w:pPr>
+              <w:keepNext w:val="false"/>
               <w:spacing w:after="40" w:before="0"/>
               <w:jc w:val="left"/>
             </w:pPr>
@@ -5178,6 +5299,7 @@
           </w:tcPr>
           <w:p>
             <w:pPr>
+              <w:keepNext w:val="false"/>
               <w:spacing w:after="40" w:before="0"/>
               <w:jc w:val="left"/>
             </w:pPr>
@@ -5237,6 +5359,7 @@
           </w:tcPr>
           <w:p>
             <w:pPr>
+              <w:keepNext w:val="false"/>
               <w:spacing w:after="40" w:before="0"/>
               <w:jc w:val="center"/>
             </w:pPr>
@@ -5271,6 +5394,7 @@
           </w:tcPr>
           <w:p>
             <w:pPr>
+              <w:keepNext w:val="false"/>
               <w:spacing w:after="40" w:before="0"/>
               <w:jc w:val="left"/>
             </w:pPr>
@@ -5332,6 +5456,7 @@
           </w:tcPr>
           <w:p>
             <w:pPr>
+              <w:keepNext w:val="false"/>
               <w:spacing w:after="40" w:before="0"/>
               <w:jc w:val="center"/>
             </w:pPr>
@@ -5366,6 +5491,7 @@
           </w:tcPr>
           <w:p>
             <w:pPr>
+              <w:keepNext w:val="false"/>
               <w:spacing w:after="40" w:before="0"/>
               <w:jc w:val="left"/>
             </w:pPr>
@@ -5398,6 +5524,7 @@
           </w:tcPr>
           <w:p>
             <w:pPr>
+              <w:keepNext w:val="false"/>
               <w:spacing w:after="40" w:before="0"/>
               <w:jc w:val="left"/>
             </w:pPr>
@@ -5432,6 +5559,7 @@
           </w:tcPr>
           <w:p>
             <w:pPr>
+              <w:keepNext w:val="false"/>
               <w:spacing w:after="40" w:before="0"/>
               <w:jc w:val="left"/>
             </w:pPr>
@@ -5464,6 +5592,7 @@
           </w:tcPr>
           <w:p>
             <w:pPr>
+              <w:keepNext w:val="false"/>
               <w:spacing w:after="40" w:before="0"/>
               <w:jc w:val="left"/>
             </w:pPr>
@@ -5498,6 +5627,7 @@
           </w:tcPr>
           <w:p>
             <w:pPr>
+              <w:keepNext w:val="false"/>
               <w:spacing w:after="40" w:before="0"/>
               <w:jc w:val="left"/>
             </w:pPr>
@@ -5530,6 +5660,7 @@
           </w:tcPr>
           <w:p>
             <w:pPr>
+              <w:keepNext w:val="false"/>
               <w:spacing w:after="40" w:before="0"/>
               <w:jc w:val="left"/>
             </w:pPr>
@@ -5566,7 +5697,7 @@
         </w:rPr>
         <w:t xml:space="preserve">© 2026 SeaVuria and ARES. Aligned with KICD objectives. Developed by SeaVuria; technical implementation by ARES (with AI assistance from Claude). Licensed under </w:t>
       </w:r>
-      <w:hyperlink w:history="1" r:id="rIdz6bszm5ebyic2rtdvddks">
+      <w:hyperlink w:history="1" r:id="rId3hsddpekpe5xh5lm5dqc6">
         <w:r>
           <w:rPr>
             <w:rFonts w:ascii="Arial" w:cs="Arial" w:eastAsia="Arial" w:hAnsi="Arial"/>
@@ -5587,7 +5718,7 @@
         </w:rPr>
         <w:t xml:space="preserve"> (</w:t>
       </w:r>
-      <w:hyperlink w:history="1" r:id="rIdgb3kk_soppjdsapik85ua">
+      <w:hyperlink w:history="1" r:id="rIdtdyzg7gzphatoj5du2luz">
         <w:r>
           <w:rPr>
             <w:rFonts w:ascii="Arial" w:cs="Arial" w:eastAsia="Arial" w:hAnsi="Arial"/>
@@ -5647,6 +5778,7 @@
           </w:tcPr>
           <w:p>
             <w:pPr>
+              <w:keepNext w:val="false"/>
               <w:spacing w:after="40" w:before="0"/>
               <w:jc w:val="center"/>
             </w:pPr>
@@ -5682,6 +5814,7 @@
           </w:tcPr>
           <w:p>
             <w:pPr>
+              <w:keepNext w:val="false"/>
               <w:spacing w:after="40" w:before="0"/>
               <w:jc w:val="center"/>
             </w:pPr>
@@ -5716,6 +5849,7 @@
           </w:tcPr>
           <w:p>
             <w:pPr>
+              <w:keepNext w:val="false"/>
               <w:spacing w:after="40" w:before="0"/>
               <w:jc w:val="left"/>
             </w:pPr>
@@ -5748,6 +5882,7 @@
           </w:tcPr>
           <w:p>
             <w:pPr>
+              <w:keepNext w:val="false"/>
               <w:spacing w:after="40" w:before="0"/>
               <w:jc w:val="left"/>
             </w:pPr>
@@ -5782,6 +5917,7 @@
           </w:tcPr>
           <w:p>
             <w:pPr>
+              <w:keepNext w:val="false"/>
               <w:spacing w:after="40" w:before="0"/>
               <w:jc w:val="left"/>
             </w:pPr>
@@ -5814,6 +5950,7 @@
           </w:tcPr>
           <w:p>
             <w:pPr>
+              <w:keepNext w:val="false"/>
               <w:spacing w:after="40" w:before="0"/>
               <w:jc w:val="left"/>
             </w:pPr>
@@ -5848,6 +5985,7 @@
           </w:tcPr>
           <w:p>
             <w:pPr>
+              <w:keepNext w:val="false"/>
               <w:spacing w:after="40" w:before="0"/>
               <w:jc w:val="left"/>
             </w:pPr>
@@ -5880,6 +6018,7 @@
           </w:tcPr>
           <w:p>
             <w:pPr>
+              <w:keepNext w:val="false"/>
               <w:spacing w:after="40" w:before="0"/>
               <w:jc w:val="left"/>
             </w:pPr>
@@ -5914,6 +6053,7 @@
           </w:tcPr>
           <w:p>
             <w:pPr>
+              <w:keepNext w:val="false"/>
               <w:spacing w:after="40" w:before="0"/>
               <w:jc w:val="left"/>
             </w:pPr>
@@ -5946,6 +6086,7 @@
           </w:tcPr>
           <w:p>
             <w:pPr>
+              <w:keepNext w:val="false"/>
               <w:spacing w:after="40" w:before="0"/>
               <w:jc w:val="left"/>
             </w:pPr>
@@ -5980,6 +6121,7 @@
           </w:tcPr>
           <w:p>
             <w:pPr>
+              <w:keepNext w:val="false"/>
               <w:spacing w:after="40" w:before="0"/>
               <w:jc w:val="left"/>
             </w:pPr>
@@ -6012,6 +6154,7 @@
           </w:tcPr>
           <w:p>
             <w:pPr>
+              <w:keepNext w:val="false"/>
               <w:spacing w:after="40" w:before="0"/>
               <w:jc w:val="left"/>
             </w:pPr>
@@ -6046,6 +6189,7 @@
           </w:tcPr>
           <w:p>
             <w:pPr>
+              <w:keepNext w:val="false"/>
               <w:spacing w:after="40" w:before="0"/>
               <w:jc w:val="left"/>
             </w:pPr>
@@ -6078,6 +6222,7 @@
           </w:tcPr>
           <w:p>
             <w:pPr>
+              <w:keepNext w:val="false"/>
               <w:spacing w:after="40" w:before="0"/>
               <w:jc w:val="left"/>
             </w:pPr>
@@ -6112,6 +6257,7 @@
           </w:tcPr>
           <w:p>
             <w:pPr>
+              <w:keepNext w:val="false"/>
               <w:spacing w:after="40" w:before="0"/>
               <w:jc w:val="left"/>
             </w:pPr>
@@ -6144,6 +6290,7 @@
           </w:tcPr>
           <w:p>
             <w:pPr>
+              <w:keepNext w:val="false"/>
               <w:spacing w:after="40" w:before="0"/>
               <w:jc w:val="left"/>
             </w:pPr>
@@ -6178,6 +6325,7 @@
           </w:tcPr>
           <w:p>
             <w:pPr>
+              <w:keepNext w:val="false"/>
               <w:spacing w:after="40" w:before="0"/>
               <w:jc w:val="left"/>
             </w:pPr>
@@ -6210,6 +6358,7 @@
           </w:tcPr>
           <w:p>
             <w:pPr>
+              <w:keepNext w:val="false"/>
               <w:spacing w:after="40" w:before="0"/>
               <w:jc w:val="left"/>
             </w:pPr>
@@ -6269,6 +6418,7 @@
           </w:tcPr>
           <w:p>
             <w:pPr>
+              <w:keepNext w:val="false"/>
               <w:spacing w:after="40" w:before="0"/>
               <w:jc w:val="center"/>
             </w:pPr>
@@ -6303,6 +6453,7 @@
           </w:tcPr>
           <w:p>
             <w:pPr>
+              <w:keepNext w:val="false"/>
               <w:spacing w:after="40" w:before="0"/>
               <w:jc w:val="left"/>
             </w:pPr>
@@ -6367,6 +6518,7 @@
           </w:tcPr>
           <w:p>
             <w:pPr>
+              <w:keepNext w:val="false"/>
               <w:spacing w:after="40" w:before="0"/>
               <w:jc w:val="center"/>
             </w:pPr>
@@ -6401,6 +6553,7 @@
           </w:tcPr>
           <w:p>
             <w:pPr>
+              <w:keepNext w:val="false"/>
               <w:spacing w:after="40" w:before="0"/>
               <w:jc w:val="left"/>
             </w:pPr>
@@ -6433,6 +6586,7 @@
           </w:tcPr>
           <w:p>
             <w:pPr>
+              <w:keepNext w:val="false"/>
               <w:spacing w:after="40" w:before="0"/>
               <w:jc w:val="left"/>
             </w:pPr>
@@ -6465,6 +6619,7 @@
           </w:tcPr>
           <w:p>
             <w:pPr>
+              <w:keepNext w:val="false"/>
               <w:spacing w:after="40" w:before="0"/>
               <w:jc w:val="left"/>
             </w:pPr>
@@ -6497,6 +6652,7 @@
           </w:tcPr>
           <w:p>
             <w:pPr>
+              <w:keepNext w:val="false"/>
               <w:spacing w:after="40" w:before="0"/>
               <w:jc w:val="left"/>
             </w:pPr>
@@ -6529,6 +6685,7 @@
           </w:tcPr>
           <w:p>
             <w:pPr>
+              <w:keepNext w:val="false"/>
               <w:spacing w:after="40" w:before="0"/>
               <w:jc w:val="left"/>
             </w:pPr>
@@ -6563,6 +6720,7 @@
           </w:tcPr>
           <w:p>
             <w:pPr>
+              <w:keepNext w:val="false"/>
               <w:spacing w:after="40" w:before="0"/>
               <w:jc w:val="left"/>
             </w:pPr>
@@ -6600,7 +6758,7 @@
             <w:pPr>
               <w:spacing w:after="20" w:before="0"/>
             </w:pPr>
-            <w:hyperlink w:history="1" r:id="rIdvhptspnzevjwlvp7j5dle">
+            <w:hyperlink w:history="1" r:id="rIdhbekp9ukigts61wmvpwiv">
               <w:r>
                 <w:rPr>
                   <w:rFonts w:ascii="Arial" w:cs="Arial" w:eastAsia="Arial" w:hAnsi="Arial"/>
@@ -6633,7 +6791,7 @@
               <w:spacing w:after="10" w:before="0"/>
               <w:ind w:left="120"/>
             </w:pPr>
-            <w:hyperlink w:history="1" r:id="rIdvzslbnf-fiyuqw4huorpb">
+            <w:hyperlink w:history="1" r:id="rIdltcyn5y1lcht5ncsbvtsr">
               <w:r>
                 <w:rPr>
                   <w:rFonts w:ascii="Arial" w:cs="Arial" w:eastAsia="Arial" w:hAnsi="Arial"/>
@@ -6678,7 +6836,7 @@
             <w:pPr>
               <w:spacing w:after="20" w:before="0"/>
             </w:pPr>
-            <w:hyperlink w:history="1" r:id="rIdcmrar-uusfokti-zehxps">
+            <w:hyperlink w:history="1" r:id="rIdbqhqlzw9yil02eb6ecyg-">
               <w:r>
                 <w:rPr>
                   <w:rFonts w:ascii="Arial" w:cs="Arial" w:eastAsia="Arial" w:hAnsi="Arial"/>
@@ -6711,7 +6869,7 @@
               <w:spacing w:after="10" w:before="0"/>
               <w:ind w:left="120"/>
             </w:pPr>
-            <w:hyperlink w:history="1" r:id="rIde442txgafc54kgi-mtu6u">
+            <w:hyperlink w:history="1" r:id="rIdyog4pxxasytdncqogpyra">
               <w:r>
                 <w:rPr>
                   <w:rFonts w:ascii="Arial" w:cs="Arial" w:eastAsia="Arial" w:hAnsi="Arial"/>
@@ -6739,6 +6897,7 @@
           </w:tcPr>
           <w:p>
             <w:pPr>
+              <w:keepNext w:val="false"/>
               <w:spacing w:after="40" w:before="0"/>
               <w:jc w:val="left"/>
             </w:pPr>
@@ -6771,6 +6930,7 @@
           </w:tcPr>
           <w:p>
             <w:pPr>
+              <w:keepNext w:val="false"/>
               <w:spacing w:after="40" w:before="0"/>
               <w:jc w:val="left"/>
             </w:pPr>
@@ -6803,6 +6963,7 @@
           </w:tcPr>
           <w:p>
             <w:pPr>
+              <w:keepNext w:val="false"/>
               <w:spacing w:after="40" w:before="0"/>
               <w:jc w:val="left"/>
             </w:pPr>
@@ -6835,6 +6996,7 @@
           </w:tcPr>
           <w:p>
             <w:pPr>
+              <w:keepNext w:val="false"/>
               <w:spacing w:after="40" w:before="0"/>
               <w:jc w:val="left"/>
             </w:pPr>
@@ -6869,6 +7031,7 @@
           </w:tcPr>
           <w:p>
             <w:pPr>
+              <w:keepNext w:val="false"/>
               <w:spacing w:after="40" w:before="0"/>
               <w:jc w:val="left"/>
             </w:pPr>
@@ -6906,7 +7069,7 @@
             <w:pPr>
               <w:spacing w:after="20" w:before="0"/>
             </w:pPr>
-            <w:hyperlink w:history="1" r:id="rId-uih5gw5v_quj5jmbtyp8">
+            <w:hyperlink w:history="1" r:id="rId0rkyq5zdbfsjjybqgqoyh">
               <w:r>
                 <w:rPr>
                   <w:rFonts w:ascii="Arial" w:cs="Arial" w:eastAsia="Arial" w:hAnsi="Arial"/>
@@ -6939,7 +7102,7 @@
               <w:spacing w:after="10" w:before="0"/>
               <w:ind w:left="120"/>
             </w:pPr>
-            <w:hyperlink w:history="1" r:id="rIdkmyl-nkb5xa3puvo34sqb">
+            <w:hyperlink w:history="1" r:id="rIdt1p8yjm_mz9p1remd0bk3">
               <w:r>
                 <w:rPr>
                   <w:rFonts w:ascii="Arial" w:cs="Arial" w:eastAsia="Arial" w:hAnsi="Arial"/>
@@ -6984,7 +7147,7 @@
             <w:pPr>
               <w:spacing w:after="20" w:before="0"/>
             </w:pPr>
-            <w:hyperlink w:history="1" r:id="rId-9bs907mvwa1ou5dut0mk">
+            <w:hyperlink w:history="1" r:id="rIdurqzlmzfudzzzx7zekpjw">
               <w:r>
                 <w:rPr>
                   <w:rFonts w:ascii="Arial" w:cs="Arial" w:eastAsia="Arial" w:hAnsi="Arial"/>
@@ -7017,7 +7180,7 @@
               <w:spacing w:after="10" w:before="0"/>
               <w:ind w:left="120"/>
             </w:pPr>
-            <w:hyperlink w:history="1" r:id="rIdx8cnfvv1vrxdekajedo9h">
+            <w:hyperlink w:history="1" r:id="rIdzvb0yjfnno7twxybxutcg">
               <w:r>
                 <w:rPr>
                   <w:rFonts w:ascii="Arial" w:cs="Arial" w:eastAsia="Arial" w:hAnsi="Arial"/>
@@ -7045,6 +7208,7 @@
           </w:tcPr>
           <w:p>
             <w:pPr>
+              <w:keepNext w:val="false"/>
               <w:spacing w:after="40" w:before="0"/>
               <w:jc w:val="left"/>
             </w:pPr>
@@ -7077,6 +7241,7 @@
           </w:tcPr>
           <w:p>
             <w:pPr>
+              <w:keepNext w:val="false"/>
               <w:spacing w:after="40" w:before="0"/>
               <w:jc w:val="left"/>
             </w:pPr>
@@ -7109,6 +7274,7 @@
           </w:tcPr>
           <w:p>
             <w:pPr>
+              <w:keepNext w:val="false"/>
               <w:spacing w:after="40" w:before="0"/>
               <w:jc w:val="left"/>
             </w:pPr>
@@ -7141,6 +7307,7 @@
           </w:tcPr>
           <w:p>
             <w:pPr>
+              <w:keepNext w:val="false"/>
               <w:spacing w:after="40" w:before="0"/>
               <w:jc w:val="left"/>
             </w:pPr>
@@ -7175,6 +7342,7 @@
           </w:tcPr>
           <w:p>
             <w:pPr>
+              <w:keepNext w:val="false"/>
               <w:spacing w:after="40" w:before="0"/>
               <w:jc w:val="left"/>
             </w:pPr>
@@ -7212,7 +7380,7 @@
             <w:pPr>
               <w:spacing w:after="20" w:before="0"/>
             </w:pPr>
-            <w:hyperlink w:history="1" r:id="rIduqlmbgzyu0mqnjqaql6j9">
+            <w:hyperlink w:history="1" r:id="rIdde5w3iihfkjefwdwlo1wo">
               <w:r>
                 <w:rPr>
                   <w:rFonts w:ascii="Arial" w:cs="Arial" w:eastAsia="Arial" w:hAnsi="Arial"/>
@@ -7261,7 +7429,7 @@
               <w:spacing w:after="10" w:before="0"/>
               <w:ind w:left="120"/>
             </w:pPr>
-            <w:hyperlink w:history="1" r:id="rIdg4d6-_ajjqxvwbeg-wr_q">
+            <w:hyperlink w:history="1" r:id="rIdbzdiichirife562xawtcc">
               <w:r>
                 <w:rPr>
                   <w:rFonts w:ascii="Arial" w:cs="Arial" w:eastAsia="Arial" w:hAnsi="Arial"/>
@@ -7306,7 +7474,7 @@
             <w:pPr>
               <w:spacing w:after="20" w:before="0"/>
             </w:pPr>
-            <w:hyperlink w:history="1" r:id="rIdgkjt6koq1iqigigof55e1">
+            <w:hyperlink w:history="1" r:id="rId50jzzcsjblugk68fqcdsj">
               <w:r>
                 <w:rPr>
                   <w:rFonts w:ascii="Arial" w:cs="Arial" w:eastAsia="Arial" w:hAnsi="Arial"/>
@@ -7355,7 +7523,7 @@
               <w:spacing w:after="10" w:before="0"/>
               <w:ind w:left="120"/>
             </w:pPr>
-            <w:hyperlink w:history="1" r:id="rIdixgq_xtzxbhjb-2au4rog">
+            <w:hyperlink w:history="1" r:id="rIdmxxo-z6nhitlmc0nu2kvc">
               <w:r>
                 <w:rPr>
                   <w:rFonts w:ascii="Arial" w:cs="Arial" w:eastAsia="Arial" w:hAnsi="Arial"/>
@@ -7383,6 +7551,7 @@
           </w:tcPr>
           <w:p>
             <w:pPr>
+              <w:keepNext w:val="false"/>
               <w:spacing w:after="40" w:before="0"/>
               <w:jc w:val="left"/>
             </w:pPr>
@@ -7415,6 +7584,7 @@
           </w:tcPr>
           <w:p>
             <w:pPr>
+              <w:keepNext w:val="false"/>
               <w:spacing w:after="40" w:before="0"/>
               <w:jc w:val="left"/>
             </w:pPr>
@@ -7447,6 +7617,7 @@
           </w:tcPr>
           <w:p>
             <w:pPr>
+              <w:keepNext w:val="false"/>
               <w:spacing w:after="40" w:before="0"/>
               <w:jc w:val="left"/>
             </w:pPr>
@@ -7479,6 +7650,7 @@
           </w:tcPr>
           <w:p>
             <w:pPr>
+              <w:keepNext w:val="false"/>
               <w:spacing w:after="40" w:before="0"/>
               <w:jc w:val="left"/>
             </w:pPr>
@@ -7513,6 +7685,7 @@
           </w:tcPr>
           <w:p>
             <w:pPr>
+              <w:keepNext w:val="false"/>
               <w:spacing w:after="40" w:before="0"/>
               <w:jc w:val="left"/>
             </w:pPr>
@@ -7550,7 +7723,7 @@
             <w:pPr>
               <w:spacing w:after="20" w:before="0"/>
             </w:pPr>
-            <w:hyperlink w:history="1" r:id="rIdj0smmj5gjfotu09q8tv5n">
+            <w:hyperlink w:history="1" r:id="rIdvm_7cs2kfgnrmhmeyjgss">
               <w:r>
                 <w:rPr>
                   <w:rFonts w:ascii="Arial" w:cs="Arial" w:eastAsia="Arial" w:hAnsi="Arial"/>
@@ -7599,7 +7772,7 @@
               <w:spacing w:after="10" w:before="0"/>
               <w:ind w:left="120"/>
             </w:pPr>
-            <w:hyperlink w:history="1" r:id="rIdi5pna4q2eml9nlqaeexsv">
+            <w:hyperlink w:history="1" r:id="rIdehqe_luiq5jjsplzpjioc">
               <w:r>
                 <w:rPr>
                   <w:rFonts w:ascii="Arial" w:cs="Arial" w:eastAsia="Arial" w:hAnsi="Arial"/>
@@ -7644,7 +7817,7 @@
             <w:pPr>
               <w:spacing w:after="20" w:before="0"/>
             </w:pPr>
-            <w:hyperlink w:history="1" r:id="rIdd346dl5k_k8lqfgbythxm">
+            <w:hyperlink w:history="1" r:id="rIdomq4csc7jdg15siz5nciw">
               <w:r>
                 <w:rPr>
                   <w:rFonts w:ascii="Arial" w:cs="Arial" w:eastAsia="Arial" w:hAnsi="Arial"/>
@@ -7693,7 +7866,7 @@
               <w:spacing w:after="10" w:before="0"/>
               <w:ind w:left="120"/>
             </w:pPr>
-            <w:hyperlink w:history="1" r:id="rId75f5o3ewwxrzl2gj7p2na">
+            <w:hyperlink w:history="1" r:id="rIdgonbtoceduim2zomykyy0">
               <w:r>
                 <w:rPr>
                   <w:rFonts w:ascii="Arial" w:cs="Arial" w:eastAsia="Arial" w:hAnsi="Arial"/>
@@ -7721,6 +7894,7 @@
           </w:tcPr>
           <w:p>
             <w:pPr>
+              <w:keepNext w:val="false"/>
               <w:spacing w:after="40" w:before="0"/>
               <w:jc w:val="left"/>
             </w:pPr>
@@ -7753,6 +7927,7 @@
           </w:tcPr>
           <w:p>
             <w:pPr>
+              <w:keepNext w:val="false"/>
               <w:spacing w:after="40" w:before="0"/>
               <w:jc w:val="left"/>
             </w:pPr>
@@ -7785,6 +7960,7 @@
           </w:tcPr>
           <w:p>
             <w:pPr>
+              <w:keepNext w:val="false"/>
               <w:spacing w:after="40" w:before="0"/>
               <w:jc w:val="left"/>
             </w:pPr>
@@ -7817,6 +7993,7 @@
           </w:tcPr>
           <w:p>
             <w:pPr>
+              <w:keepNext w:val="false"/>
               <w:spacing w:after="40" w:before="0"/>
               <w:jc w:val="left"/>
             </w:pPr>
@@ -7851,6 +8028,7 @@
           </w:tcPr>
           <w:p>
             <w:pPr>
+              <w:keepNext w:val="false"/>
               <w:spacing w:after="40" w:before="0"/>
               <w:jc w:val="left"/>
             </w:pPr>
@@ -7888,7 +8066,7 @@
             <w:pPr>
               <w:spacing w:after="20" w:before="0"/>
             </w:pPr>
-            <w:hyperlink w:history="1" r:id="rIddkdqk7d1ecslmntfgijno">
+            <w:hyperlink w:history="1" r:id="rIdvpjmwzuhp8ox2d8pcxs3d">
               <w:r>
                 <w:rPr>
                   <w:rFonts w:ascii="Arial" w:cs="Arial" w:eastAsia="Arial" w:hAnsi="Arial"/>
@@ -7937,7 +8115,7 @@
               <w:spacing w:after="10" w:before="0"/>
               <w:ind w:left="120"/>
             </w:pPr>
-            <w:hyperlink w:history="1" r:id="rIdy5ac_koz5joerpyoxjkiq">
+            <w:hyperlink w:history="1" r:id="rId4gwvx96gli0ynutlgciqh">
               <w:r>
                 <w:rPr>
                   <w:rFonts w:ascii="Arial" w:cs="Arial" w:eastAsia="Arial" w:hAnsi="Arial"/>
@@ -7982,7 +8160,7 @@
             <w:pPr>
               <w:spacing w:after="20" w:before="0"/>
             </w:pPr>
-            <w:hyperlink w:history="1" r:id="rIdmytpnberlzlwn1wmsbgo-">
+            <w:hyperlink w:history="1" r:id="rIdicdg7yesrpzom0i6vwhke">
               <w:r>
                 <w:rPr>
                   <w:rFonts w:ascii="Arial" w:cs="Arial" w:eastAsia="Arial" w:hAnsi="Arial"/>
@@ -8031,7 +8209,7 @@
               <w:spacing w:after="10" w:before="0"/>
               <w:ind w:left="120"/>
             </w:pPr>
-            <w:hyperlink w:history="1" r:id="rIdlda_z_x197d7tf1qqqgk7">
+            <w:hyperlink w:history="1" r:id="rIdgzbdyf03_6vpnzbjqeait">
               <w:r>
                 <w:rPr>
                   <w:rFonts w:ascii="Arial" w:cs="Arial" w:eastAsia="Arial" w:hAnsi="Arial"/>
@@ -8059,6 +8237,7 @@
           </w:tcPr>
           <w:p>
             <w:pPr>
+              <w:keepNext w:val="false"/>
               <w:spacing w:after="40" w:before="0"/>
               <w:jc w:val="left"/>
             </w:pPr>
@@ -8091,6 +8270,7 @@
           </w:tcPr>
           <w:p>
             <w:pPr>
+              <w:keepNext w:val="false"/>
               <w:spacing w:after="40" w:before="0"/>
               <w:jc w:val="left"/>
             </w:pPr>
@@ -8123,6 +8303,7 @@
           </w:tcPr>
           <w:p>
             <w:pPr>
+              <w:keepNext w:val="false"/>
               <w:spacing w:after="40" w:before="0"/>
               <w:jc w:val="left"/>
             </w:pPr>
@@ -8155,6 +8336,7 @@
           </w:tcPr>
           <w:p>
             <w:pPr>
+              <w:keepNext w:val="false"/>
               <w:spacing w:after="40" w:before="0"/>
               <w:jc w:val="left"/>
             </w:pPr>
@@ -8214,6 +8396,7 @@
           </w:tcPr>
           <w:p>
             <w:pPr>
+              <w:keepNext w:val="false"/>
               <w:spacing w:after="40" w:before="0"/>
               <w:jc w:val="center"/>
             </w:pPr>
@@ -8248,6 +8431,7 @@
           </w:tcPr>
           <w:p>
             <w:pPr>
+              <w:keepNext w:val="false"/>
               <w:spacing w:after="40" w:before="0"/>
               <w:jc w:val="left"/>
             </w:pPr>
@@ -8309,6 +8493,7 @@
           </w:tcPr>
           <w:p>
             <w:pPr>
+              <w:keepNext w:val="false"/>
               <w:spacing w:after="40" w:before="0"/>
               <w:jc w:val="center"/>
             </w:pPr>
@@ -8343,6 +8528,7 @@
           </w:tcPr>
           <w:p>
             <w:pPr>
+              <w:keepNext w:val="false"/>
               <w:spacing w:after="40" w:before="0"/>
               <w:jc w:val="left"/>
             </w:pPr>
@@ -8375,6 +8561,7 @@
           </w:tcPr>
           <w:p>
             <w:pPr>
+              <w:keepNext w:val="false"/>
               <w:spacing w:after="40" w:before="0"/>
               <w:jc w:val="left"/>
             </w:pPr>
@@ -8409,6 +8596,7 @@
           </w:tcPr>
           <w:p>
             <w:pPr>
+              <w:keepNext w:val="false"/>
               <w:spacing w:after="40" w:before="0"/>
               <w:jc w:val="left"/>
             </w:pPr>
@@ -8441,6 +8629,7 @@
           </w:tcPr>
           <w:p>
             <w:pPr>
+              <w:keepNext w:val="false"/>
               <w:spacing w:after="40" w:before="0"/>
               <w:jc w:val="left"/>
             </w:pPr>
@@ -8475,6 +8664,7 @@
           </w:tcPr>
           <w:p>
             <w:pPr>
+              <w:keepNext w:val="false"/>
               <w:spacing w:after="40" w:before="0"/>
               <w:jc w:val="left"/>
             </w:pPr>
@@ -8507,6 +8697,7 @@
           </w:tcPr>
           <w:p>
             <w:pPr>
+              <w:keepNext w:val="false"/>
               <w:spacing w:after="40" w:before="0"/>
               <w:jc w:val="left"/>
             </w:pPr>
@@ -8543,7 +8734,7 @@
         </w:rPr>
         <w:t xml:space="preserve">© 2026 SeaVuria and ARES. Aligned with KICD objectives. Developed by SeaVuria; technical implementation by ARES (with AI assistance from Claude). Licensed under </w:t>
       </w:r>
-      <w:hyperlink w:history="1" r:id="rId4jw48ztgn0xxmwa3babz5">
+      <w:hyperlink w:history="1" r:id="rIddadbdu_v4aytvdwfnsb5b">
         <w:r>
           <w:rPr>
             <w:rFonts w:ascii="Arial" w:cs="Arial" w:eastAsia="Arial" w:hAnsi="Arial"/>
@@ -8564,7 +8755,7 @@
         </w:rPr>
         <w:t xml:space="preserve"> (</w:t>
       </w:r>
-      <w:hyperlink w:history="1" r:id="rIdz5l6mrz9ryiiddifvycrz">
+      <w:hyperlink w:history="1" r:id="rIdy1ejw2fblqw5pgez1d9vd">
         <w:r>
           <w:rPr>
             <w:rFonts w:ascii="Arial" w:cs="Arial" w:eastAsia="Arial" w:hAnsi="Arial"/>
@@ -8624,6 +8815,7 @@
           </w:tcPr>
           <w:p>
             <w:pPr>
+              <w:keepNext w:val="false"/>
               <w:spacing w:after="40" w:before="0"/>
               <w:jc w:val="center"/>
             </w:pPr>
@@ -8659,6 +8851,7 @@
           </w:tcPr>
           <w:p>
             <w:pPr>
+              <w:keepNext w:val="false"/>
               <w:spacing w:after="40" w:before="0"/>
               <w:jc w:val="center"/>
             </w:pPr>
@@ -8693,6 +8886,7 @@
           </w:tcPr>
           <w:p>
             <w:pPr>
+              <w:keepNext w:val="false"/>
               <w:spacing w:after="40" w:before="0"/>
               <w:jc w:val="left"/>
             </w:pPr>
@@ -8725,6 +8919,7 @@
           </w:tcPr>
           <w:p>
             <w:pPr>
+              <w:keepNext w:val="false"/>
               <w:spacing w:after="40" w:before="0"/>
               <w:jc w:val="left"/>
             </w:pPr>
@@ -8759,6 +8954,7 @@
           </w:tcPr>
           <w:p>
             <w:pPr>
+              <w:keepNext w:val="false"/>
               <w:spacing w:after="40" w:before="0"/>
               <w:jc w:val="left"/>
             </w:pPr>
@@ -8791,6 +8987,7 @@
           </w:tcPr>
           <w:p>
             <w:pPr>
+              <w:keepNext w:val="false"/>
               <w:spacing w:after="40" w:before="0"/>
               <w:jc w:val="left"/>
             </w:pPr>
@@ -8825,6 +9022,7 @@
           </w:tcPr>
           <w:p>
             <w:pPr>
+              <w:keepNext w:val="false"/>
               <w:spacing w:after="40" w:before="0"/>
               <w:jc w:val="left"/>
             </w:pPr>
@@ -8857,6 +9055,7 @@
           </w:tcPr>
           <w:p>
             <w:pPr>
+              <w:keepNext w:val="false"/>
               <w:spacing w:after="40" w:before="0"/>
               <w:jc w:val="left"/>
             </w:pPr>
@@ -8891,6 +9090,7 @@
           </w:tcPr>
           <w:p>
             <w:pPr>
+              <w:keepNext w:val="false"/>
               <w:spacing w:after="40" w:before="0"/>
               <w:jc w:val="left"/>
             </w:pPr>
@@ -8923,6 +9123,7 @@
           </w:tcPr>
           <w:p>
             <w:pPr>
+              <w:keepNext w:val="false"/>
               <w:spacing w:after="40" w:before="0"/>
               <w:jc w:val="left"/>
             </w:pPr>
@@ -8957,6 +9158,7 @@
           </w:tcPr>
           <w:p>
             <w:pPr>
+              <w:keepNext w:val="false"/>
               <w:spacing w:after="40" w:before="0"/>
               <w:jc w:val="left"/>
             </w:pPr>
@@ -8989,6 +9191,7 @@
           </w:tcPr>
           <w:p>
             <w:pPr>
+              <w:keepNext w:val="false"/>
               <w:spacing w:after="40" w:before="0"/>
               <w:jc w:val="left"/>
             </w:pPr>
@@ -9023,6 +9226,7 @@
           </w:tcPr>
           <w:p>
             <w:pPr>
+              <w:keepNext w:val="false"/>
               <w:spacing w:after="40" w:before="0"/>
               <w:jc w:val="left"/>
             </w:pPr>
@@ -9055,6 +9259,7 @@
           </w:tcPr>
           <w:p>
             <w:pPr>
+              <w:keepNext w:val="false"/>
               <w:spacing w:after="40" w:before="0"/>
               <w:jc w:val="left"/>
             </w:pPr>
@@ -9089,6 +9294,7 @@
           </w:tcPr>
           <w:p>
             <w:pPr>
+              <w:keepNext w:val="false"/>
               <w:spacing w:after="40" w:before="0"/>
               <w:jc w:val="left"/>
             </w:pPr>
@@ -9121,6 +9327,7 @@
           </w:tcPr>
           <w:p>
             <w:pPr>
+              <w:keepNext w:val="false"/>
               <w:spacing w:after="40" w:before="0"/>
               <w:jc w:val="left"/>
             </w:pPr>
@@ -9155,6 +9362,7 @@
           </w:tcPr>
           <w:p>
             <w:pPr>
+              <w:keepNext w:val="false"/>
               <w:spacing w:after="40" w:before="0"/>
               <w:jc w:val="left"/>
             </w:pPr>
@@ -9187,6 +9395,7 @@
           </w:tcPr>
           <w:p>
             <w:pPr>
+              <w:keepNext w:val="false"/>
               <w:spacing w:after="40" w:before="0"/>
               <w:jc w:val="left"/>
             </w:pPr>
@@ -9246,6 +9455,7 @@
           </w:tcPr>
           <w:p>
             <w:pPr>
+              <w:keepNext w:val="false"/>
               <w:spacing w:after="40" w:before="0"/>
               <w:jc w:val="center"/>
             </w:pPr>
@@ -9280,6 +9490,7 @@
           </w:tcPr>
           <w:p>
             <w:pPr>
+              <w:keepNext w:val="false"/>
               <w:spacing w:after="40" w:before="0"/>
               <w:jc w:val="left"/>
             </w:pPr>
@@ -9344,6 +9555,7 @@
           </w:tcPr>
           <w:p>
             <w:pPr>
+              <w:keepNext w:val="false"/>
               <w:spacing w:after="40" w:before="0"/>
               <w:jc w:val="center"/>
             </w:pPr>
@@ -9378,6 +9590,7 @@
           </w:tcPr>
           <w:p>
             <w:pPr>
+              <w:keepNext w:val="false"/>
               <w:spacing w:after="40" w:before="0"/>
               <w:jc w:val="left"/>
             </w:pPr>
@@ -9410,6 +9623,7 @@
           </w:tcPr>
           <w:p>
             <w:pPr>
+              <w:keepNext w:val="false"/>
               <w:spacing w:after="40" w:before="0"/>
               <w:jc w:val="left"/>
             </w:pPr>
@@ -9442,6 +9656,7 @@
           </w:tcPr>
           <w:p>
             <w:pPr>
+              <w:keepNext w:val="false"/>
               <w:spacing w:after="40" w:before="0"/>
               <w:jc w:val="left"/>
             </w:pPr>
@@ -9474,6 +9689,7 @@
           </w:tcPr>
           <w:p>
             <w:pPr>
+              <w:keepNext w:val="false"/>
               <w:spacing w:after="40" w:before="0"/>
               <w:jc w:val="left"/>
             </w:pPr>
@@ -9506,6 +9722,7 @@
           </w:tcPr>
           <w:p>
             <w:pPr>
+              <w:keepNext w:val="false"/>
               <w:spacing w:after="40" w:before="0"/>
               <w:jc w:val="left"/>
             </w:pPr>
@@ -9540,6 +9757,7 @@
           </w:tcPr>
           <w:p>
             <w:pPr>
+              <w:keepNext w:val="false"/>
               <w:spacing w:after="40" w:before="0"/>
               <w:jc w:val="left"/>
             </w:pPr>
@@ -9577,7 +9795,7 @@
             <w:pPr>
               <w:spacing w:after="20" w:before="0"/>
             </w:pPr>
-            <w:hyperlink w:history="1" r:id="rIdjbtm4obsb_nh1ahywxxm2">
+            <w:hyperlink w:history="1" r:id="rIds80_x9gfmkws6sc4mkrza">
               <w:r>
                 <w:rPr>
                   <w:rFonts w:ascii="Arial" w:cs="Arial" w:eastAsia="Arial" w:hAnsi="Arial"/>
@@ -9610,7 +9828,7 @@
               <w:spacing w:after="10" w:before="0"/>
               <w:ind w:left="120"/>
             </w:pPr>
-            <w:hyperlink w:history="1" r:id="rIdyh4yt_3dmqkigf9httw_t">
+            <w:hyperlink w:history="1" r:id="rIdhwdmj9fd4ey38xljykif3">
               <w:r>
                 <w:rPr>
                   <w:rFonts w:ascii="Arial" w:cs="Arial" w:eastAsia="Arial" w:hAnsi="Arial"/>
@@ -9655,7 +9873,7 @@
             <w:pPr>
               <w:spacing w:after="20" w:before="0"/>
             </w:pPr>
-            <w:hyperlink w:history="1" r:id="rIdlorttru1jn8ocllvgn8fw">
+            <w:hyperlink w:history="1" r:id="rIdn4ryj5muoi9jdzrgqwqih">
               <w:r>
                 <w:rPr>
                   <w:rFonts w:ascii="Arial" w:cs="Arial" w:eastAsia="Arial" w:hAnsi="Arial"/>
@@ -9688,7 +9906,7 @@
               <w:spacing w:after="10" w:before="0"/>
               <w:ind w:left="120"/>
             </w:pPr>
-            <w:hyperlink w:history="1" r:id="rIdlqa6elpaqoofy-q6ptp1t">
+            <w:hyperlink w:history="1" r:id="rIdfuthhzymuimigv87hgmxn">
               <w:r>
                 <w:rPr>
                   <w:rFonts w:ascii="Arial" w:cs="Arial" w:eastAsia="Arial" w:hAnsi="Arial"/>
@@ -9716,6 +9934,7 @@
           </w:tcPr>
           <w:p>
             <w:pPr>
+              <w:keepNext w:val="false"/>
               <w:spacing w:after="40" w:before="0"/>
               <w:jc w:val="left"/>
             </w:pPr>
@@ -9748,6 +9967,7 @@
           </w:tcPr>
           <w:p>
             <w:pPr>
+              <w:keepNext w:val="false"/>
               <w:spacing w:after="40" w:before="0"/>
               <w:jc w:val="left"/>
             </w:pPr>
@@ -9780,6 +10000,7 @@
           </w:tcPr>
           <w:p>
             <w:pPr>
+              <w:keepNext w:val="false"/>
               <w:spacing w:after="40" w:before="0"/>
               <w:jc w:val="left"/>
             </w:pPr>
@@ -9812,6 +10033,7 @@
           </w:tcPr>
           <w:p>
             <w:pPr>
+              <w:keepNext w:val="false"/>
               <w:spacing w:after="40" w:before="0"/>
               <w:jc w:val="left"/>
             </w:pPr>
@@ -9846,6 +10068,7 @@
           </w:tcPr>
           <w:p>
             <w:pPr>
+              <w:keepNext w:val="false"/>
               <w:spacing w:after="40" w:before="0"/>
               <w:jc w:val="left"/>
             </w:pPr>
@@ -9883,7 +10106,7 @@
             <w:pPr>
               <w:spacing w:after="20" w:before="0"/>
             </w:pPr>
-            <w:hyperlink w:history="1" r:id="rId3wzueykv1rpggsxzlrtxs">
+            <w:hyperlink w:history="1" r:id="rIdwvkpqwmsbh6syqpcoxwtz">
               <w:r>
                 <w:rPr>
                   <w:rFonts w:ascii="Arial" w:cs="Arial" w:eastAsia="Arial" w:hAnsi="Arial"/>
@@ -9916,7 +10139,7 @@
               <w:spacing w:after="10" w:before="0"/>
               <w:ind w:left="120"/>
             </w:pPr>
-            <w:hyperlink w:history="1" r:id="rIdine3jgkfgkcmcfirsnork">
+            <w:hyperlink w:history="1" r:id="rId39lkfvlywcxk1emtad9sm">
               <w:r>
                 <w:rPr>
                   <w:rFonts w:ascii="Arial" w:cs="Arial" w:eastAsia="Arial" w:hAnsi="Arial"/>
@@ -9961,7 +10184,7 @@
             <w:pPr>
               <w:spacing w:after="20" w:before="0"/>
             </w:pPr>
-            <w:hyperlink w:history="1" r:id="rIdhauqz7q9g5mqch6gfvpua">
+            <w:hyperlink w:history="1" r:id="rIdo2a6rufx2x1rj8pduhxiy">
               <w:r>
                 <w:rPr>
                   <w:rFonts w:ascii="Arial" w:cs="Arial" w:eastAsia="Arial" w:hAnsi="Arial"/>
@@ -9994,7 +10217,7 @@
               <w:spacing w:after="10" w:before="0"/>
               <w:ind w:left="120"/>
             </w:pPr>
-            <w:hyperlink w:history="1" r:id="rId5xnt1mqqe3ty0wdozuemm">
+            <w:hyperlink w:history="1" r:id="rIdnzijuxgxbb3dcehvpi3ej">
               <w:r>
                 <w:rPr>
                   <w:rFonts w:ascii="Arial" w:cs="Arial" w:eastAsia="Arial" w:hAnsi="Arial"/>
@@ -10022,6 +10245,7 @@
           </w:tcPr>
           <w:p>
             <w:pPr>
+              <w:keepNext w:val="false"/>
               <w:spacing w:after="40" w:before="0"/>
               <w:jc w:val="left"/>
             </w:pPr>
@@ -10054,6 +10278,7 @@
           </w:tcPr>
           <w:p>
             <w:pPr>
+              <w:keepNext w:val="false"/>
               <w:spacing w:after="40" w:before="0"/>
               <w:jc w:val="left"/>
             </w:pPr>
@@ -10086,6 +10311,7 @@
           </w:tcPr>
           <w:p>
             <w:pPr>
+              <w:keepNext w:val="false"/>
               <w:spacing w:after="40" w:before="0"/>
               <w:jc w:val="left"/>
             </w:pPr>
@@ -10118,6 +10344,7 @@
           </w:tcPr>
           <w:p>
             <w:pPr>
+              <w:keepNext w:val="false"/>
               <w:spacing w:after="40" w:before="0"/>
               <w:jc w:val="left"/>
             </w:pPr>
@@ -10152,6 +10379,7 @@
           </w:tcPr>
           <w:p>
             <w:pPr>
+              <w:keepNext w:val="false"/>
               <w:spacing w:after="40" w:before="0"/>
               <w:jc w:val="left"/>
             </w:pPr>
@@ -10189,7 +10417,7 @@
             <w:pPr>
               <w:spacing w:after="20" w:before="0"/>
             </w:pPr>
-            <w:hyperlink w:history="1" r:id="rIdbosw25wz63pqo5t5qzrqa">
+            <w:hyperlink w:history="1" r:id="rIdwa05rwpzadb6-vtywawk4">
               <w:r>
                 <w:rPr>
                   <w:rFonts w:ascii="Arial" w:cs="Arial" w:eastAsia="Arial" w:hAnsi="Arial"/>
@@ -10222,7 +10450,7 @@
               <w:spacing w:after="10" w:before="0"/>
               <w:ind w:left="120"/>
             </w:pPr>
-            <w:hyperlink w:history="1" r:id="rIdhf24tcnc1amffugdwo9q5">
+            <w:hyperlink w:history="1" r:id="rIdjbkpgdwefdi9q_3hynstl">
               <w:r>
                 <w:rPr>
                   <w:rFonts w:ascii="Arial" w:cs="Arial" w:eastAsia="Arial" w:hAnsi="Arial"/>
@@ -10267,7 +10495,7 @@
             <w:pPr>
               <w:spacing w:after="20" w:before="0"/>
             </w:pPr>
-            <w:hyperlink w:history="1" r:id="rIdc1rgv0wnean_ojlpirfle">
+            <w:hyperlink w:history="1" r:id="rId_uxigpmhj-re5rg2qjtxl">
               <w:r>
                 <w:rPr>
                   <w:rFonts w:ascii="Arial" w:cs="Arial" w:eastAsia="Arial" w:hAnsi="Arial"/>
@@ -10300,7 +10528,7 @@
               <w:spacing w:after="10" w:before="0"/>
               <w:ind w:left="120"/>
             </w:pPr>
-            <w:hyperlink w:history="1" r:id="rIduj10jg4jev3a8xdgp7tkp">
+            <w:hyperlink w:history="1" r:id="rIdch1e01v37qgs5ag2cjuzu">
               <w:r>
                 <w:rPr>
                   <w:rFonts w:ascii="Arial" w:cs="Arial" w:eastAsia="Arial" w:hAnsi="Arial"/>
@@ -10328,6 +10556,7 @@
           </w:tcPr>
           <w:p>
             <w:pPr>
+              <w:keepNext w:val="false"/>
               <w:spacing w:after="40" w:before="0"/>
               <w:jc w:val="left"/>
             </w:pPr>
@@ -10360,6 +10589,7 @@
           </w:tcPr>
           <w:p>
             <w:pPr>
+              <w:keepNext w:val="false"/>
               <w:spacing w:after="40" w:before="0"/>
               <w:jc w:val="left"/>
             </w:pPr>
@@ -10392,6 +10622,7 @@
           </w:tcPr>
           <w:p>
             <w:pPr>
+              <w:keepNext w:val="false"/>
               <w:spacing w:after="40" w:before="0"/>
               <w:jc w:val="left"/>
             </w:pPr>
@@ -10424,6 +10655,7 @@
           </w:tcPr>
           <w:p>
             <w:pPr>
+              <w:keepNext w:val="false"/>
               <w:spacing w:after="40" w:before="0"/>
               <w:jc w:val="left"/>
             </w:pPr>
@@ -10458,6 +10690,7 @@
           </w:tcPr>
           <w:p>
             <w:pPr>
+              <w:keepNext w:val="false"/>
               <w:spacing w:after="40" w:before="0"/>
               <w:jc w:val="left"/>
             </w:pPr>
@@ -10495,7 +10728,7 @@
             <w:pPr>
               <w:spacing w:after="20" w:before="0"/>
             </w:pPr>
-            <w:hyperlink w:history="1" r:id="rIdzn5nq0jgmpyni0lv9c9mv">
+            <w:hyperlink w:history="1" r:id="rIdy36qyskj44tbhb_uioxai">
               <w:r>
                 <w:rPr>
                   <w:rFonts w:ascii="Arial" w:cs="Arial" w:eastAsia="Arial" w:hAnsi="Arial"/>
@@ -10528,7 +10761,7 @@
               <w:spacing w:after="10" w:before="0"/>
               <w:ind w:left="120"/>
             </w:pPr>
-            <w:hyperlink w:history="1" r:id="rIdbihi0lb_ozauchfxmx6x_">
+            <w:hyperlink w:history="1" r:id="rIdg1bksxin4wib5mxyjcpxo">
               <w:r>
                 <w:rPr>
                   <w:rFonts w:ascii="Arial" w:cs="Arial" w:eastAsia="Arial" w:hAnsi="Arial"/>
@@ -10573,7 +10806,7 @@
             <w:pPr>
               <w:spacing w:after="20" w:before="0"/>
             </w:pPr>
-            <w:hyperlink w:history="1" r:id="rId2a9e_cb1s-0ufrmc5vnug">
+            <w:hyperlink w:history="1" r:id="rIdqqqs-vhxwhds0dwosqzcf">
               <w:r>
                 <w:rPr>
                   <w:rFonts w:ascii="Arial" w:cs="Arial" w:eastAsia="Arial" w:hAnsi="Arial"/>
@@ -10606,7 +10839,7 @@
               <w:spacing w:after="10" w:before="0"/>
               <w:ind w:left="120"/>
             </w:pPr>
-            <w:hyperlink w:history="1" r:id="rIduq1zgeli61idqaiefsjh7">
+            <w:hyperlink w:history="1" r:id="rIdorqn68dvvlgzdy2jxfbvn">
               <w:r>
                 <w:rPr>
                   <w:rFonts w:ascii="Arial" w:cs="Arial" w:eastAsia="Arial" w:hAnsi="Arial"/>
@@ -10634,6 +10867,7 @@
           </w:tcPr>
           <w:p>
             <w:pPr>
+              <w:keepNext w:val="false"/>
               <w:spacing w:after="40" w:before="0"/>
               <w:jc w:val="left"/>
             </w:pPr>
@@ -10666,6 +10900,7 @@
           </w:tcPr>
           <w:p>
             <w:pPr>
+              <w:keepNext w:val="false"/>
               <w:spacing w:after="40" w:before="0"/>
               <w:jc w:val="left"/>
             </w:pPr>
@@ -10698,6 +10933,7 @@
           </w:tcPr>
           <w:p>
             <w:pPr>
+              <w:keepNext w:val="false"/>
               <w:spacing w:after="40" w:before="0"/>
               <w:jc w:val="left"/>
             </w:pPr>
@@ -10730,6 +10966,7 @@
           </w:tcPr>
           <w:p>
             <w:pPr>
+              <w:keepNext w:val="false"/>
               <w:spacing w:after="40" w:before="0"/>
               <w:jc w:val="left"/>
             </w:pPr>
@@ -10764,6 +11001,7 @@
           </w:tcPr>
           <w:p>
             <w:pPr>
+              <w:keepNext w:val="false"/>
               <w:spacing w:after="40" w:before="0"/>
               <w:jc w:val="left"/>
             </w:pPr>
@@ -10801,7 +11039,7 @@
             <w:pPr>
               <w:spacing w:after="20" w:before="0"/>
             </w:pPr>
-            <w:hyperlink w:history="1" r:id="rIdlv7mfie6g4whbl7ayfrfk">
+            <w:hyperlink w:history="1" r:id="rIdumlcvq_h39lxkbvdnye6t">
               <w:r>
                 <w:rPr>
                   <w:rFonts w:ascii="Arial" w:cs="Arial" w:eastAsia="Arial" w:hAnsi="Arial"/>
@@ -10850,7 +11088,7 @@
               <w:spacing w:after="10" w:before="0"/>
               <w:ind w:left="120"/>
             </w:pPr>
-            <w:hyperlink w:history="1" r:id="rIdw87ywruoaxl8a00ubgttm">
+            <w:hyperlink w:history="1" r:id="rIdocccuzaoinucv8dxgwkbz">
               <w:r>
                 <w:rPr>
                   <w:rFonts w:ascii="Arial" w:cs="Arial" w:eastAsia="Arial" w:hAnsi="Arial"/>
@@ -10895,7 +11133,7 @@
             <w:pPr>
               <w:spacing w:after="20" w:before="0"/>
             </w:pPr>
-            <w:hyperlink w:history="1" r:id="rId_sqostghx9hantqx-vtsx">
+            <w:hyperlink w:history="1" r:id="rId-w672vkiw9rasxrfu5hfq">
               <w:r>
                 <w:rPr>
                   <w:rFonts w:ascii="Arial" w:cs="Arial" w:eastAsia="Arial" w:hAnsi="Arial"/>
@@ -10944,7 +11182,7 @@
               <w:spacing w:after="10" w:before="0"/>
               <w:ind w:left="120"/>
             </w:pPr>
-            <w:hyperlink w:history="1" r:id="rId8ogj1u1uxqbfoartbept5">
+            <w:hyperlink w:history="1" r:id="rIdphdardyt7ds99lsdrtbq2">
               <w:r>
                 <w:rPr>
                   <w:rFonts w:ascii="Arial" w:cs="Arial" w:eastAsia="Arial" w:hAnsi="Arial"/>
@@ -10972,6 +11210,7 @@
           </w:tcPr>
           <w:p>
             <w:pPr>
+              <w:keepNext w:val="false"/>
               <w:spacing w:after="40" w:before="0"/>
               <w:jc w:val="left"/>
             </w:pPr>
@@ -11004,6 +11243,7 @@
           </w:tcPr>
           <w:p>
             <w:pPr>
+              <w:keepNext w:val="false"/>
               <w:spacing w:after="40" w:before="0"/>
               <w:jc w:val="left"/>
             </w:pPr>
@@ -11036,6 +11276,7 @@
           </w:tcPr>
           <w:p>
             <w:pPr>
+              <w:keepNext w:val="false"/>
               <w:spacing w:after="40" w:before="0"/>
               <w:jc w:val="left"/>
             </w:pPr>
@@ -11068,6 +11309,7 @@
           </w:tcPr>
           <w:p>
             <w:pPr>
+              <w:keepNext w:val="false"/>
               <w:spacing w:after="40" w:before="0"/>
               <w:jc w:val="left"/>
             </w:pPr>
@@ -11127,6 +11369,7 @@
           </w:tcPr>
           <w:p>
             <w:pPr>
+              <w:keepNext w:val="false"/>
               <w:spacing w:after="40" w:before="0"/>
               <w:jc w:val="center"/>
             </w:pPr>
@@ -11161,6 +11404,7 @@
           </w:tcPr>
           <w:p>
             <w:pPr>
+              <w:keepNext w:val="false"/>
               <w:spacing w:after="40" w:before="0"/>
               <w:jc w:val="left"/>
             </w:pPr>
@@ -11222,6 +11466,7 @@
           </w:tcPr>
           <w:p>
             <w:pPr>
+              <w:keepNext w:val="false"/>
               <w:spacing w:after="40" w:before="0"/>
               <w:jc w:val="center"/>
             </w:pPr>
@@ -11256,6 +11501,7 @@
           </w:tcPr>
           <w:p>
             <w:pPr>
+              <w:keepNext w:val="false"/>
               <w:spacing w:after="40" w:before="0"/>
               <w:jc w:val="left"/>
             </w:pPr>
@@ -11288,6 +11534,7 @@
           </w:tcPr>
           <w:p>
             <w:pPr>
+              <w:keepNext w:val="false"/>
               <w:spacing w:after="40" w:before="0"/>
               <w:jc w:val="left"/>
             </w:pPr>
@@ -11322,6 +11569,7 @@
           </w:tcPr>
           <w:p>
             <w:pPr>
+              <w:keepNext w:val="false"/>
               <w:spacing w:after="40" w:before="0"/>
               <w:jc w:val="left"/>
             </w:pPr>
@@ -11354,6 +11602,7 @@
           </w:tcPr>
           <w:p>
             <w:pPr>
+              <w:keepNext w:val="false"/>
               <w:spacing w:after="40" w:before="0"/>
               <w:jc w:val="left"/>
             </w:pPr>
@@ -11388,6 +11637,7 @@
           </w:tcPr>
           <w:p>
             <w:pPr>
+              <w:keepNext w:val="false"/>
               <w:spacing w:after="40" w:before="0"/>
               <w:jc w:val="left"/>
             </w:pPr>
@@ -11420,6 +11670,7 @@
           </w:tcPr>
           <w:p>
             <w:pPr>
+              <w:keepNext w:val="false"/>
               <w:spacing w:after="40" w:before="0"/>
               <w:jc w:val="left"/>
             </w:pPr>
@@ -11456,7 +11707,7 @@
         </w:rPr>
         <w:t xml:space="preserve">© 2026 SeaVuria and ARES. Aligned with KICD objectives. Developed by SeaVuria; technical implementation by ARES (with AI assistance from Claude). Licensed under </w:t>
       </w:r>
-      <w:hyperlink w:history="1" r:id="rId4byw3odoi4xfx7eogfre8">
+      <w:hyperlink w:history="1" r:id="rIdqyvs8vsy8u825yzlzmjoy">
         <w:r>
           <w:rPr>
             <w:rFonts w:ascii="Arial" w:cs="Arial" w:eastAsia="Arial" w:hAnsi="Arial"/>
@@ -11477,7 +11728,7 @@
         </w:rPr>
         <w:t xml:space="preserve"> (</w:t>
       </w:r>
-      <w:hyperlink w:history="1" r:id="rIdhm-3nrff3ojtpumnd9wxn">
+      <w:hyperlink w:history="1" r:id="rIdg4nwwyltl9ic4a2ora8oc">
         <w:r>
           <w:rPr>
             <w:rFonts w:ascii="Arial" w:cs="Arial" w:eastAsia="Arial" w:hAnsi="Arial"/>
@@ -11537,6 +11788,7 @@
           </w:tcPr>
           <w:p>
             <w:pPr>
+              <w:keepNext w:val="false"/>
               <w:spacing w:after="40" w:before="0"/>
               <w:jc w:val="center"/>
             </w:pPr>
@@ -11572,6 +11824,7 @@
           </w:tcPr>
           <w:p>
             <w:pPr>
+              <w:keepNext w:val="false"/>
               <w:spacing w:after="40" w:before="0"/>
               <w:jc w:val="center"/>
             </w:pPr>
@@ -11606,6 +11859,7 @@
           </w:tcPr>
           <w:p>
             <w:pPr>
+              <w:keepNext w:val="false"/>
               <w:spacing w:after="40" w:before="0"/>
               <w:jc w:val="left"/>
             </w:pPr>
@@ -11638,6 +11892,7 @@
           </w:tcPr>
           <w:p>
             <w:pPr>
+              <w:keepNext w:val="false"/>
               <w:spacing w:after="40" w:before="0"/>
               <w:jc w:val="left"/>
             </w:pPr>
@@ -11672,6 +11927,7 @@
           </w:tcPr>
           <w:p>
             <w:pPr>
+              <w:keepNext w:val="false"/>
               <w:spacing w:after="40" w:before="0"/>
               <w:jc w:val="left"/>
             </w:pPr>
@@ -11704,6 +11960,7 @@
           </w:tcPr>
           <w:p>
             <w:pPr>
+              <w:keepNext w:val="false"/>
               <w:spacing w:after="40" w:before="0"/>
               <w:jc w:val="left"/>
             </w:pPr>
@@ -11738,6 +11995,7 @@
           </w:tcPr>
           <w:p>
             <w:pPr>
+              <w:keepNext w:val="false"/>
               <w:spacing w:after="40" w:before="0"/>
               <w:jc w:val="left"/>
             </w:pPr>
@@ -11770,6 +12028,7 @@
           </w:tcPr>
           <w:p>
             <w:pPr>
+              <w:keepNext w:val="false"/>
               <w:spacing w:after="40" w:before="0"/>
               <w:jc w:val="left"/>
             </w:pPr>
@@ -11804,6 +12063,7 @@
           </w:tcPr>
           <w:p>
             <w:pPr>
+              <w:keepNext w:val="false"/>
               <w:spacing w:after="40" w:before="0"/>
               <w:jc w:val="left"/>
             </w:pPr>
@@ -11836,6 +12096,7 @@
           </w:tcPr>
           <w:p>
             <w:pPr>
+              <w:keepNext w:val="false"/>
               <w:spacing w:after="40" w:before="0"/>
               <w:jc w:val="left"/>
             </w:pPr>
@@ -11870,6 +12131,7 @@
           </w:tcPr>
           <w:p>
             <w:pPr>
+              <w:keepNext w:val="false"/>
               <w:spacing w:after="40" w:before="0"/>
               <w:jc w:val="left"/>
             </w:pPr>
@@ -11902,6 +12164,7 @@
           </w:tcPr>
           <w:p>
             <w:pPr>
+              <w:keepNext w:val="false"/>
               <w:spacing w:after="40" w:before="0"/>
               <w:jc w:val="left"/>
             </w:pPr>
@@ -11936,6 +12199,7 @@
           </w:tcPr>
           <w:p>
             <w:pPr>
+              <w:keepNext w:val="false"/>
               <w:spacing w:after="40" w:before="0"/>
               <w:jc w:val="left"/>
             </w:pPr>
@@ -11968,6 +12232,7 @@
           </w:tcPr>
           <w:p>
             <w:pPr>
+              <w:keepNext w:val="false"/>
               <w:spacing w:after="40" w:before="0"/>
               <w:jc w:val="left"/>
             </w:pPr>
@@ -12002,6 +12267,7 @@
           </w:tcPr>
           <w:p>
             <w:pPr>
+              <w:keepNext w:val="false"/>
               <w:spacing w:after="40" w:before="0"/>
               <w:jc w:val="left"/>
             </w:pPr>
@@ -12034,6 +12300,7 @@
           </w:tcPr>
           <w:p>
             <w:pPr>
+              <w:keepNext w:val="false"/>
               <w:spacing w:after="40" w:before="0"/>
               <w:jc w:val="left"/>
             </w:pPr>
@@ -12068,6 +12335,7 @@
           </w:tcPr>
           <w:p>
             <w:pPr>
+              <w:keepNext w:val="false"/>
               <w:spacing w:after="40" w:before="0"/>
               <w:jc w:val="left"/>
             </w:pPr>
@@ -12100,6 +12368,7 @@
           </w:tcPr>
           <w:p>
             <w:pPr>
+              <w:keepNext w:val="false"/>
               <w:spacing w:after="40" w:before="0"/>
               <w:jc w:val="left"/>
             </w:pPr>
@@ -12159,6 +12428,7 @@
           </w:tcPr>
           <w:p>
             <w:pPr>
+              <w:keepNext w:val="false"/>
               <w:spacing w:after="40" w:before="0"/>
               <w:jc w:val="center"/>
             </w:pPr>
@@ -12193,6 +12463,7 @@
           </w:tcPr>
           <w:p>
             <w:pPr>
+              <w:keepNext w:val="false"/>
               <w:spacing w:after="40" w:before="0"/>
               <w:jc w:val="left"/>
             </w:pPr>
@@ -12257,6 +12528,7 @@
           </w:tcPr>
           <w:p>
             <w:pPr>
+              <w:keepNext w:val="false"/>
               <w:spacing w:after="40" w:before="0"/>
               <w:jc w:val="center"/>
             </w:pPr>
@@ -12291,6 +12563,7 @@
           </w:tcPr>
           <w:p>
             <w:pPr>
+              <w:keepNext w:val="false"/>
               <w:spacing w:after="40" w:before="0"/>
               <w:jc w:val="left"/>
             </w:pPr>
@@ -12323,6 +12596,7 @@
           </w:tcPr>
           <w:p>
             <w:pPr>
+              <w:keepNext w:val="false"/>
               <w:spacing w:after="40" w:before="0"/>
               <w:jc w:val="left"/>
             </w:pPr>
@@ -12355,6 +12629,7 @@
           </w:tcPr>
           <w:p>
             <w:pPr>
+              <w:keepNext w:val="false"/>
               <w:spacing w:after="40" w:before="0"/>
               <w:jc w:val="left"/>
             </w:pPr>
@@ -12387,6 +12662,7 @@
           </w:tcPr>
           <w:p>
             <w:pPr>
+              <w:keepNext w:val="false"/>
               <w:spacing w:after="40" w:before="0"/>
               <w:jc w:val="left"/>
             </w:pPr>
@@ -12419,6 +12695,7 @@
           </w:tcPr>
           <w:p>
             <w:pPr>
+              <w:keepNext w:val="false"/>
               <w:spacing w:after="40" w:before="0"/>
               <w:jc w:val="left"/>
             </w:pPr>
@@ -12453,6 +12730,7 @@
           </w:tcPr>
           <w:p>
             <w:pPr>
+              <w:keepNext w:val="false"/>
               <w:spacing w:after="40" w:before="0"/>
               <w:jc w:val="left"/>
             </w:pPr>
@@ -12490,7 +12768,7 @@
             <w:pPr>
               <w:spacing w:after="20" w:before="0"/>
             </w:pPr>
-            <w:hyperlink w:history="1" r:id="rIdkqrykq7ydhjunuw8kkehj">
+            <w:hyperlink w:history="1" r:id="rId5tl_c1qa-gg-bybvufj_1">
               <w:r>
                 <w:rPr>
                   <w:rFonts w:ascii="Arial" w:cs="Arial" w:eastAsia="Arial" w:hAnsi="Arial"/>
@@ -12523,7 +12801,7 @@
               <w:spacing w:after="10" w:before="0"/>
               <w:ind w:left="120"/>
             </w:pPr>
-            <w:hyperlink w:history="1" r:id="rIdz7o5kxtuddeobhhmrp4sf">
+            <w:hyperlink w:history="1" r:id="rId7ln0bp6add45hox3qgzi2">
               <w:r>
                 <w:rPr>
                   <w:rFonts w:ascii="Arial" w:cs="Arial" w:eastAsia="Arial" w:hAnsi="Arial"/>
@@ -12568,7 +12846,7 @@
             <w:pPr>
               <w:spacing w:after="20" w:before="0"/>
             </w:pPr>
-            <w:hyperlink w:history="1" r:id="rId0barqdahcx9ugo3x5-goy">
+            <w:hyperlink w:history="1" r:id="rIdshbgaa5m_eqqbegpy_30y">
               <w:r>
                 <w:rPr>
                   <w:rFonts w:ascii="Arial" w:cs="Arial" w:eastAsia="Arial" w:hAnsi="Arial"/>
@@ -12601,7 +12879,7 @@
               <w:spacing w:after="10" w:before="0"/>
               <w:ind w:left="120"/>
             </w:pPr>
-            <w:hyperlink w:history="1" r:id="rIdzpjl5py3fdcz_dn34jwul">
+            <w:hyperlink w:history="1" r:id="rIdgq0hfzjycjitxmvy0jcv-">
               <w:r>
                 <w:rPr>
                   <w:rFonts w:ascii="Arial" w:cs="Arial" w:eastAsia="Arial" w:hAnsi="Arial"/>
@@ -12629,6 +12907,7 @@
           </w:tcPr>
           <w:p>
             <w:pPr>
+              <w:keepNext w:val="false"/>
               <w:spacing w:after="40" w:before="0"/>
               <w:jc w:val="left"/>
             </w:pPr>
@@ -12661,6 +12940,7 @@
           </w:tcPr>
           <w:p>
             <w:pPr>
+              <w:keepNext w:val="false"/>
               <w:spacing w:after="40" w:before="0"/>
               <w:jc w:val="left"/>
             </w:pPr>
@@ -12693,6 +12973,7 @@
           </w:tcPr>
           <w:p>
             <w:pPr>
+              <w:keepNext w:val="false"/>
               <w:spacing w:after="40" w:before="0"/>
               <w:jc w:val="left"/>
             </w:pPr>
@@ -12725,6 +13006,7 @@
           </w:tcPr>
           <w:p>
             <w:pPr>
+              <w:keepNext w:val="false"/>
               <w:spacing w:after="40" w:before="0"/>
               <w:jc w:val="left"/>
             </w:pPr>
@@ -12759,6 +13041,7 @@
           </w:tcPr>
           <w:p>
             <w:pPr>
+              <w:keepNext w:val="false"/>
               <w:spacing w:after="40" w:before="0"/>
               <w:jc w:val="left"/>
             </w:pPr>
@@ -12796,7 +13079,7 @@
             <w:pPr>
               <w:spacing w:after="20" w:before="0"/>
             </w:pPr>
-            <w:hyperlink w:history="1" r:id="rId0ygmtyfqtsl90tfz_1vj7">
+            <w:hyperlink w:history="1" r:id="rId1lxseupbo9r1wkwk5cqgq">
               <w:r>
                 <w:rPr>
                   <w:rFonts w:ascii="Arial" w:cs="Arial" w:eastAsia="Arial" w:hAnsi="Arial"/>
@@ -12829,7 +13112,7 @@
               <w:spacing w:after="10" w:before="0"/>
               <w:ind w:left="120"/>
             </w:pPr>
-            <w:hyperlink w:history="1" r:id="rIdjicvnwomayecghnpt2doh">
+            <w:hyperlink w:history="1" r:id="rIdfodauwtxrgq5snmxpgxld">
               <w:r>
                 <w:rPr>
                   <w:rFonts w:ascii="Arial" w:cs="Arial" w:eastAsia="Arial" w:hAnsi="Arial"/>
@@ -12874,7 +13157,7 @@
             <w:pPr>
               <w:spacing w:after="20" w:before="0"/>
             </w:pPr>
-            <w:hyperlink w:history="1" r:id="rIdtc43gmvmopqik1tftehzc">
+            <w:hyperlink w:history="1" r:id="rId2rnqnta1gdxs1coxapvxm">
               <w:r>
                 <w:rPr>
                   <w:rFonts w:ascii="Arial" w:cs="Arial" w:eastAsia="Arial" w:hAnsi="Arial"/>
@@ -12907,7 +13190,7 @@
               <w:spacing w:after="10" w:before="0"/>
               <w:ind w:left="120"/>
             </w:pPr>
-            <w:hyperlink w:history="1" r:id="rIdq_o__yxjff2feiwhu4t5s">
+            <w:hyperlink w:history="1" r:id="rIdjdspxjopg9pi4svhgmhhc">
               <w:r>
                 <w:rPr>
                   <w:rFonts w:ascii="Arial" w:cs="Arial" w:eastAsia="Arial" w:hAnsi="Arial"/>
@@ -12935,6 +13218,7 @@
           </w:tcPr>
           <w:p>
             <w:pPr>
+              <w:keepNext w:val="false"/>
               <w:spacing w:after="40" w:before="0"/>
               <w:jc w:val="left"/>
             </w:pPr>
@@ -12967,6 +13251,7 @@
           </w:tcPr>
           <w:p>
             <w:pPr>
+              <w:keepNext w:val="false"/>
               <w:spacing w:after="40" w:before="0"/>
               <w:jc w:val="left"/>
             </w:pPr>
@@ -12999,6 +13284,7 @@
           </w:tcPr>
           <w:p>
             <w:pPr>
+              <w:keepNext w:val="false"/>
               <w:spacing w:after="40" w:before="0"/>
               <w:jc w:val="left"/>
             </w:pPr>
@@ -13031,6 +13317,7 @@
           </w:tcPr>
           <w:p>
             <w:pPr>
+              <w:keepNext w:val="false"/>
               <w:spacing w:after="40" w:before="0"/>
               <w:jc w:val="left"/>
             </w:pPr>
@@ -13065,6 +13352,7 @@
           </w:tcPr>
           <w:p>
             <w:pPr>
+              <w:keepNext w:val="false"/>
               <w:spacing w:after="40" w:before="0"/>
               <w:jc w:val="left"/>
             </w:pPr>
@@ -13102,7 +13390,7 @@
             <w:pPr>
               <w:spacing w:after="20" w:before="0"/>
             </w:pPr>
-            <w:hyperlink w:history="1" r:id="rId6_jcs2oevf7qeabcivooq">
+            <w:hyperlink w:history="1" r:id="rIdl8jqm0bjre5werlnd_usi">
               <w:r>
                 <w:rPr>
                   <w:rFonts w:ascii="Arial" w:cs="Arial" w:eastAsia="Arial" w:hAnsi="Arial"/>
@@ -13151,7 +13439,7 @@
               <w:spacing w:after="10" w:before="0"/>
               <w:ind w:left="120"/>
             </w:pPr>
-            <w:hyperlink w:history="1" r:id="rIdqakicaklqvokc9buvm4qi">
+            <w:hyperlink w:history="1" r:id="rIdo3h4hvimwrughygh8qutq">
               <w:r>
                 <w:rPr>
                   <w:rFonts w:ascii="Arial" w:cs="Arial" w:eastAsia="Arial" w:hAnsi="Arial"/>
@@ -13196,7 +13484,7 @@
             <w:pPr>
               <w:spacing w:after="20" w:before="0"/>
             </w:pPr>
-            <w:hyperlink w:history="1" r:id="rIdmrj7vlixy-i0kc3sx1o6t">
+            <w:hyperlink w:history="1" r:id="rIdtskxmlsqdzuntqeat8ppu">
               <w:r>
                 <w:rPr>
                   <w:rFonts w:ascii="Arial" w:cs="Arial" w:eastAsia="Arial" w:hAnsi="Arial"/>
@@ -13245,7 +13533,7 @@
               <w:spacing w:after="10" w:before="0"/>
               <w:ind w:left="120"/>
             </w:pPr>
-            <w:hyperlink w:history="1" r:id="rIdn7vavpz1jjabvgqswwmdi">
+            <w:hyperlink w:history="1" r:id="rId2pu0vhyungnbhzwdji0dz">
               <w:r>
                 <w:rPr>
                   <w:rFonts w:ascii="Arial" w:cs="Arial" w:eastAsia="Arial" w:hAnsi="Arial"/>
@@ -13273,6 +13561,7 @@
           </w:tcPr>
           <w:p>
             <w:pPr>
+              <w:keepNext w:val="false"/>
               <w:spacing w:after="40" w:before="0"/>
               <w:jc w:val="left"/>
             </w:pPr>
@@ -13305,6 +13594,7 @@
           </w:tcPr>
           <w:p>
             <w:pPr>
+              <w:keepNext w:val="false"/>
               <w:spacing w:after="40" w:before="0"/>
               <w:jc w:val="left"/>
             </w:pPr>
@@ -13337,6 +13627,7 @@
           </w:tcPr>
           <w:p>
             <w:pPr>
+              <w:keepNext w:val="false"/>
               <w:spacing w:after="40" w:before="0"/>
               <w:jc w:val="left"/>
             </w:pPr>
@@ -13369,6 +13660,7 @@
           </w:tcPr>
           <w:p>
             <w:pPr>
+              <w:keepNext w:val="false"/>
               <w:spacing w:after="40" w:before="0"/>
               <w:jc w:val="left"/>
             </w:pPr>
@@ -13403,6 +13695,7 @@
           </w:tcPr>
           <w:p>
             <w:pPr>
+              <w:keepNext w:val="false"/>
               <w:spacing w:after="40" w:before="0"/>
               <w:jc w:val="left"/>
             </w:pPr>
@@ -13440,7 +13733,7 @@
             <w:pPr>
               <w:spacing w:after="20" w:before="0"/>
             </w:pPr>
-            <w:hyperlink w:history="1" r:id="rId13hdpwbla3rihsu1c6bqs">
+            <w:hyperlink w:history="1" r:id="rIdqlrlya0h60lmslejxxrta">
               <w:r>
                 <w:rPr>
                   <w:rFonts w:ascii="Arial" w:cs="Arial" w:eastAsia="Arial" w:hAnsi="Arial"/>
@@ -13489,7 +13782,7 @@
               <w:spacing w:after="10" w:before="0"/>
               <w:ind w:left="120"/>
             </w:pPr>
-            <w:hyperlink w:history="1" r:id="rIdosldkntrt2hbtpggtcran">
+            <w:hyperlink w:history="1" r:id="rIddlzdjin-mh8rkj5omgp7c">
               <w:r>
                 <w:rPr>
                   <w:rFonts w:ascii="Arial" w:cs="Arial" w:eastAsia="Arial" w:hAnsi="Arial"/>
@@ -13534,7 +13827,7 @@
             <w:pPr>
               <w:spacing w:after="20" w:before="0"/>
             </w:pPr>
-            <w:hyperlink w:history="1" r:id="rIdac41mssugapbwhxbajtlv">
+            <w:hyperlink w:history="1" r:id="rIdskwn2pa7znc2dd46qqnfh">
               <w:r>
                 <w:rPr>
                   <w:rFonts w:ascii="Arial" w:cs="Arial" w:eastAsia="Arial" w:hAnsi="Arial"/>
@@ -13583,7 +13876,7 @@
               <w:spacing w:after="10" w:before="0"/>
               <w:ind w:left="120"/>
             </w:pPr>
-            <w:hyperlink w:history="1" r:id="rIdvmlvj-xrlsfbmdu5znana">
+            <w:hyperlink w:history="1" r:id="rIdywuzj4oa3myx3rznopbcg">
               <w:r>
                 <w:rPr>
                   <w:rFonts w:ascii="Arial" w:cs="Arial" w:eastAsia="Arial" w:hAnsi="Arial"/>
@@ -13611,6 +13904,7 @@
           </w:tcPr>
           <w:p>
             <w:pPr>
+              <w:keepNext w:val="false"/>
               <w:spacing w:after="40" w:before="0"/>
               <w:jc w:val="left"/>
             </w:pPr>
@@ -13643,6 +13937,7 @@
           </w:tcPr>
           <w:p>
             <w:pPr>
+              <w:keepNext w:val="false"/>
               <w:spacing w:after="40" w:before="0"/>
               <w:jc w:val="left"/>
             </w:pPr>
@@ -13675,6 +13970,7 @@
           </w:tcPr>
           <w:p>
             <w:pPr>
+              <w:keepNext w:val="false"/>
               <w:spacing w:after="40" w:before="0"/>
               <w:jc w:val="left"/>
             </w:pPr>
@@ -13707,6 +14003,7 @@
           </w:tcPr>
           <w:p>
             <w:pPr>
+              <w:keepNext w:val="false"/>
               <w:spacing w:after="40" w:before="0"/>
               <w:jc w:val="left"/>
             </w:pPr>
@@ -13741,6 +14038,7 @@
           </w:tcPr>
           <w:p>
             <w:pPr>
+              <w:keepNext w:val="false"/>
               <w:spacing w:after="40" w:before="0"/>
               <w:jc w:val="left"/>
             </w:pPr>
@@ -13778,7 +14076,7 @@
             <w:pPr>
               <w:spacing w:after="20" w:before="0"/>
             </w:pPr>
-            <w:hyperlink w:history="1" r:id="rIdihhxl4nq_u_5wrfxoyizy">
+            <w:hyperlink w:history="1" r:id="rIdbtvzagh8atx2hybd1ec1r">
               <w:r>
                 <w:rPr>
                   <w:rFonts w:ascii="Arial" w:cs="Arial" w:eastAsia="Arial" w:hAnsi="Arial"/>
@@ -13827,7 +14125,7 @@
               <w:spacing w:after="10" w:before="0"/>
               <w:ind w:left="120"/>
             </w:pPr>
-            <w:hyperlink w:history="1" r:id="rIdhhul4pvxftecl9wvdwabm">
+            <w:hyperlink w:history="1" r:id="rIdaxogll7qdstvcqqpfskhy">
               <w:r>
                 <w:rPr>
                   <w:rFonts w:ascii="Arial" w:cs="Arial" w:eastAsia="Arial" w:hAnsi="Arial"/>
@@ -13872,7 +14170,7 @@
             <w:pPr>
               <w:spacing w:after="20" w:before="0"/>
             </w:pPr>
-            <w:hyperlink w:history="1" r:id="rIdqzmmwaoacxkyohy2imswh">
+            <w:hyperlink w:history="1" r:id="rIdmi8gmnfuonblxg4o9icoz">
               <w:r>
                 <w:rPr>
                   <w:rFonts w:ascii="Arial" w:cs="Arial" w:eastAsia="Arial" w:hAnsi="Arial"/>
@@ -13921,7 +14219,7 @@
               <w:spacing w:after="10" w:before="0"/>
               <w:ind w:left="120"/>
             </w:pPr>
-            <w:hyperlink w:history="1" r:id="rIdgtxr_td5jbbvqlra1juj6">
+            <w:hyperlink w:history="1" r:id="rIdfzogbxuyt6lgqlrl4xpv-">
               <w:r>
                 <w:rPr>
                   <w:rFonts w:ascii="Arial" w:cs="Arial" w:eastAsia="Arial" w:hAnsi="Arial"/>
@@ -13949,6 +14247,7 @@
           </w:tcPr>
           <w:p>
             <w:pPr>
+              <w:keepNext w:val="false"/>
               <w:spacing w:after="40" w:before="0"/>
               <w:jc w:val="left"/>
             </w:pPr>
@@ -13981,6 +14280,7 @@
           </w:tcPr>
           <w:p>
             <w:pPr>
+              <w:keepNext w:val="false"/>
               <w:spacing w:after="40" w:before="0"/>
               <w:jc w:val="left"/>
             </w:pPr>
@@ -14013,6 +14313,7 @@
           </w:tcPr>
           <w:p>
             <w:pPr>
+              <w:keepNext w:val="false"/>
               <w:spacing w:after="40" w:before="0"/>
               <w:jc w:val="left"/>
             </w:pPr>
@@ -14045,6 +14346,7 @@
           </w:tcPr>
           <w:p>
             <w:pPr>
+              <w:keepNext w:val="false"/>
               <w:spacing w:after="40" w:before="0"/>
               <w:jc w:val="left"/>
             </w:pPr>
@@ -14104,6 +14406,7 @@
           </w:tcPr>
           <w:p>
             <w:pPr>
+              <w:keepNext w:val="false"/>
               <w:spacing w:after="40" w:before="0"/>
               <w:jc w:val="center"/>
             </w:pPr>
@@ -14138,6 +14441,7 @@
           </w:tcPr>
           <w:p>
             <w:pPr>
+              <w:keepNext w:val="false"/>
               <w:spacing w:after="40" w:before="0"/>
               <w:jc w:val="left"/>
             </w:pPr>
@@ -14199,6 +14503,7 @@
           </w:tcPr>
           <w:p>
             <w:pPr>
+              <w:keepNext w:val="false"/>
               <w:spacing w:after="40" w:before="0"/>
               <w:jc w:val="center"/>
             </w:pPr>
@@ -14233,6 +14538,7 @@
           </w:tcPr>
           <w:p>
             <w:pPr>
+              <w:keepNext w:val="false"/>
               <w:spacing w:after="40" w:before="0"/>
               <w:jc w:val="left"/>
             </w:pPr>
@@ -14265,6 +14571,7 @@
           </w:tcPr>
           <w:p>
             <w:pPr>
+              <w:keepNext w:val="false"/>
               <w:spacing w:after="40" w:before="0"/>
               <w:jc w:val="left"/>
             </w:pPr>
@@ -14299,6 +14606,7 @@
           </w:tcPr>
           <w:p>
             <w:pPr>
+              <w:keepNext w:val="false"/>
               <w:spacing w:after="40" w:before="0"/>
               <w:jc w:val="left"/>
             </w:pPr>
@@ -14331,6 +14639,7 @@
           </w:tcPr>
           <w:p>
             <w:pPr>
+              <w:keepNext w:val="false"/>
               <w:spacing w:after="40" w:before="0"/>
               <w:jc w:val="left"/>
             </w:pPr>
@@ -14365,6 +14674,7 @@
           </w:tcPr>
           <w:p>
             <w:pPr>
+              <w:keepNext w:val="false"/>
               <w:spacing w:after="40" w:before="0"/>
               <w:jc w:val="left"/>
             </w:pPr>
@@ -14397,6 +14707,7 @@
           </w:tcPr>
           <w:p>
             <w:pPr>
+              <w:keepNext w:val="false"/>
               <w:spacing w:after="40" w:before="0"/>
               <w:jc w:val="left"/>
             </w:pPr>
@@ -14433,7 +14744,7 @@
         </w:rPr>
         <w:t xml:space="preserve">© 2026 SeaVuria and ARES. Aligned with KICD objectives. Developed by SeaVuria; technical implementation by ARES (with AI assistance from Claude). Licensed under </w:t>
       </w:r>
-      <w:hyperlink w:history="1" r:id="rIdpgbeqig6-uoxbyi-e8zrm">
+      <w:hyperlink w:history="1" r:id="rIdplwzacyuxxo4ec-l-qlsx">
         <w:r>
           <w:rPr>
             <w:rFonts w:ascii="Arial" w:cs="Arial" w:eastAsia="Arial" w:hAnsi="Arial"/>
@@ -14454,7 +14765,7 @@
         </w:rPr>
         <w:t xml:space="preserve"> (</w:t>
       </w:r>
-      <w:hyperlink w:history="1" r:id="rIdnuisiimg9_xek8yjmol9c">
+      <w:hyperlink w:history="1" r:id="rIdjypwp-em5qhi79kutx2_4">
         <w:r>
           <w:rPr>
             <w:rFonts w:ascii="Arial" w:cs="Arial" w:eastAsia="Arial" w:hAnsi="Arial"/>
@@ -14514,6 +14825,7 @@
           </w:tcPr>
           <w:p>
             <w:pPr>
+              <w:keepNext w:val="false"/>
               <w:spacing w:after="40" w:before="0"/>
               <w:jc w:val="center"/>
             </w:pPr>
@@ -14549,6 +14861,7 @@
           </w:tcPr>
           <w:p>
             <w:pPr>
+              <w:keepNext w:val="false"/>
               <w:spacing w:after="40" w:before="0"/>
               <w:jc w:val="center"/>
             </w:pPr>
@@ -14583,6 +14896,7 @@
           </w:tcPr>
           <w:p>
             <w:pPr>
+              <w:keepNext w:val="false"/>
               <w:spacing w:after="40" w:before="0"/>
               <w:jc w:val="left"/>
             </w:pPr>
@@ -14615,6 +14929,7 @@
           </w:tcPr>
           <w:p>
             <w:pPr>
+              <w:keepNext w:val="false"/>
               <w:spacing w:after="40" w:before="0"/>
               <w:jc w:val="left"/>
             </w:pPr>
@@ -14649,6 +14964,7 @@
           </w:tcPr>
           <w:p>
             <w:pPr>
+              <w:keepNext w:val="false"/>
               <w:spacing w:after="40" w:before="0"/>
               <w:jc w:val="left"/>
             </w:pPr>
@@ -14681,6 +14997,7 @@
           </w:tcPr>
           <w:p>
             <w:pPr>
+              <w:keepNext w:val="false"/>
               <w:spacing w:after="40" w:before="0"/>
               <w:jc w:val="left"/>
             </w:pPr>
@@ -14715,6 +15032,7 @@
           </w:tcPr>
           <w:p>
             <w:pPr>
+              <w:keepNext w:val="false"/>
               <w:spacing w:after="40" w:before="0"/>
               <w:jc w:val="left"/>
             </w:pPr>
@@ -14747,6 +15065,7 @@
           </w:tcPr>
           <w:p>
             <w:pPr>
+              <w:keepNext w:val="false"/>
               <w:spacing w:after="40" w:before="0"/>
               <w:jc w:val="left"/>
             </w:pPr>
@@ -14781,6 +15100,7 @@
           </w:tcPr>
           <w:p>
             <w:pPr>
+              <w:keepNext w:val="false"/>
               <w:spacing w:after="40" w:before="0"/>
               <w:jc w:val="left"/>
             </w:pPr>
@@ -14813,6 +15133,7 @@
           </w:tcPr>
           <w:p>
             <w:pPr>
+              <w:keepNext w:val="false"/>
               <w:spacing w:after="40" w:before="0"/>
               <w:jc w:val="left"/>
             </w:pPr>
@@ -14847,6 +15168,7 @@
           </w:tcPr>
           <w:p>
             <w:pPr>
+              <w:keepNext w:val="false"/>
               <w:spacing w:after="40" w:before="0"/>
               <w:jc w:val="left"/>
             </w:pPr>
@@ -14879,6 +15201,7 @@
           </w:tcPr>
           <w:p>
             <w:pPr>
+              <w:keepNext w:val="false"/>
               <w:spacing w:after="40" w:before="0"/>
               <w:jc w:val="left"/>
             </w:pPr>
@@ -14913,6 +15236,7 @@
           </w:tcPr>
           <w:p>
             <w:pPr>
+              <w:keepNext w:val="false"/>
               <w:spacing w:after="40" w:before="0"/>
               <w:jc w:val="left"/>
             </w:pPr>
@@ -14945,6 +15269,7 @@
           </w:tcPr>
           <w:p>
             <w:pPr>
+              <w:keepNext w:val="false"/>
               <w:spacing w:after="40" w:before="0"/>
               <w:jc w:val="left"/>
             </w:pPr>
@@ -14979,6 +15304,7 @@
           </w:tcPr>
           <w:p>
             <w:pPr>
+              <w:keepNext w:val="false"/>
               <w:spacing w:after="40" w:before="0"/>
               <w:jc w:val="left"/>
             </w:pPr>
@@ -15011,6 +15337,7 @@
           </w:tcPr>
           <w:p>
             <w:pPr>
+              <w:keepNext w:val="false"/>
               <w:spacing w:after="40" w:before="0"/>
               <w:jc w:val="left"/>
             </w:pPr>
@@ -15045,6 +15372,7 @@
           </w:tcPr>
           <w:p>
             <w:pPr>
+              <w:keepNext w:val="false"/>
               <w:spacing w:after="40" w:before="0"/>
               <w:jc w:val="left"/>
             </w:pPr>
@@ -15077,6 +15405,7 @@
           </w:tcPr>
           <w:p>
             <w:pPr>
+              <w:keepNext w:val="false"/>
               <w:spacing w:after="40" w:before="0"/>
               <w:jc w:val="left"/>
             </w:pPr>
@@ -15136,6 +15465,7 @@
           </w:tcPr>
           <w:p>
             <w:pPr>
+              <w:keepNext w:val="false"/>
               <w:spacing w:after="40" w:before="0"/>
               <w:jc w:val="center"/>
             </w:pPr>
@@ -15170,6 +15500,7 @@
           </w:tcPr>
           <w:p>
             <w:pPr>
+              <w:keepNext w:val="false"/>
               <w:spacing w:after="40" w:before="0"/>
               <w:jc w:val="left"/>
             </w:pPr>
@@ -15234,6 +15565,7 @@
           </w:tcPr>
           <w:p>
             <w:pPr>
+              <w:keepNext w:val="false"/>
               <w:spacing w:after="40" w:before="0"/>
               <w:jc w:val="center"/>
             </w:pPr>
@@ -15268,6 +15600,7 @@
           </w:tcPr>
           <w:p>
             <w:pPr>
+              <w:keepNext w:val="false"/>
               <w:spacing w:after="40" w:before="0"/>
               <w:jc w:val="left"/>
             </w:pPr>
@@ -15300,6 +15633,7 @@
           </w:tcPr>
           <w:p>
             <w:pPr>
+              <w:keepNext w:val="false"/>
               <w:spacing w:after="40" w:before="0"/>
               <w:jc w:val="left"/>
             </w:pPr>
@@ -15332,6 +15666,7 @@
           </w:tcPr>
           <w:p>
             <w:pPr>
+              <w:keepNext w:val="false"/>
               <w:spacing w:after="40" w:before="0"/>
               <w:jc w:val="left"/>
             </w:pPr>
@@ -15364,6 +15699,7 @@
           </w:tcPr>
           <w:p>
             <w:pPr>
+              <w:keepNext w:val="false"/>
               <w:spacing w:after="40" w:before="0"/>
               <w:jc w:val="left"/>
             </w:pPr>
@@ -15396,6 +15732,7 @@
           </w:tcPr>
           <w:p>
             <w:pPr>
+              <w:keepNext w:val="false"/>
               <w:spacing w:after="40" w:before="0"/>
               <w:jc w:val="left"/>
             </w:pPr>
@@ -15430,6 +15767,7 @@
           </w:tcPr>
           <w:p>
             <w:pPr>
+              <w:keepNext w:val="false"/>
               <w:spacing w:after="40" w:before="0"/>
               <w:jc w:val="left"/>
             </w:pPr>
@@ -15467,7 +15805,7 @@
             <w:pPr>
               <w:spacing w:after="20" w:before="0"/>
             </w:pPr>
-            <w:hyperlink w:history="1" r:id="rIdmv7si9frdwg6dbtrxzadf">
+            <w:hyperlink w:history="1" r:id="rId4v2rhktx1ii0ks2erkrig">
               <w:r>
                 <w:rPr>
                   <w:rFonts w:ascii="Arial" w:cs="Arial" w:eastAsia="Arial" w:hAnsi="Arial"/>
@@ -15516,7 +15854,7 @@
               <w:spacing w:after="10" w:before="0"/>
               <w:ind w:left="120"/>
             </w:pPr>
-            <w:hyperlink w:history="1" r:id="rIdj9-v6tgnfahjpu2unmota">
+            <w:hyperlink w:history="1" r:id="rIde3grma1srmpjz4gkzj-ue">
               <w:r>
                 <w:rPr>
                   <w:rFonts w:ascii="Arial" w:cs="Arial" w:eastAsia="Arial" w:hAnsi="Arial"/>
@@ -15561,7 +15899,7 @@
             <w:pPr>
               <w:spacing w:after="20" w:before="0"/>
             </w:pPr>
-            <w:hyperlink w:history="1" r:id="rId_gekdliidtq90crc2vlpm">
+            <w:hyperlink w:history="1" r:id="rIds8iabugvdjkydkcnflft4">
               <w:r>
                 <w:rPr>
                   <w:rFonts w:ascii="Arial" w:cs="Arial" w:eastAsia="Arial" w:hAnsi="Arial"/>
@@ -15594,7 +15932,7 @@
               <w:spacing w:after="10" w:before="0"/>
               <w:ind w:left="120"/>
             </w:pPr>
-            <w:hyperlink w:history="1" r:id="rIdb0vqu-sj8yutyuz3jkgmi">
+            <w:hyperlink w:history="1" r:id="rId4djnlqolktkj-2w-xt6so">
               <w:r>
                 <w:rPr>
                   <w:rFonts w:ascii="Arial" w:cs="Arial" w:eastAsia="Arial" w:hAnsi="Arial"/>
@@ -15622,6 +15960,7 @@
           </w:tcPr>
           <w:p>
             <w:pPr>
+              <w:keepNext w:val="false"/>
               <w:spacing w:after="40" w:before="0"/>
               <w:jc w:val="left"/>
             </w:pPr>
@@ -15654,6 +15993,7 @@
           </w:tcPr>
           <w:p>
             <w:pPr>
+              <w:keepNext w:val="false"/>
               <w:spacing w:after="40" w:before="0"/>
               <w:jc w:val="left"/>
             </w:pPr>
@@ -15686,6 +16026,7 @@
           </w:tcPr>
           <w:p>
             <w:pPr>
+              <w:keepNext w:val="false"/>
               <w:spacing w:after="40" w:before="0"/>
               <w:jc w:val="left"/>
             </w:pPr>
@@ -15718,6 +16059,7 @@
           </w:tcPr>
           <w:p>
             <w:pPr>
+              <w:keepNext w:val="false"/>
               <w:spacing w:after="40" w:before="0"/>
               <w:jc w:val="left"/>
             </w:pPr>
@@ -15752,6 +16094,7 @@
           </w:tcPr>
           <w:p>
             <w:pPr>
+              <w:keepNext w:val="false"/>
               <w:spacing w:after="40" w:before="0"/>
               <w:jc w:val="left"/>
             </w:pPr>
@@ -15789,7 +16132,7 @@
             <w:pPr>
               <w:spacing w:after="20" w:before="0"/>
             </w:pPr>
-            <w:hyperlink w:history="1" r:id="rIdd4vs4s5thmt-xhpgqqywb">
+            <w:hyperlink w:history="1" r:id="rId2mjkyfocp-f8myvnvdeko">
               <w:r>
                 <w:rPr>
                   <w:rFonts w:ascii="Arial" w:cs="Arial" w:eastAsia="Arial" w:hAnsi="Arial"/>
@@ -15838,7 +16181,7 @@
               <w:spacing w:after="10" w:before="0"/>
               <w:ind w:left="120"/>
             </w:pPr>
-            <w:hyperlink w:history="1" r:id="rIdvgdldyj2ox5y6r1yqcoei">
+            <w:hyperlink w:history="1" r:id="rIdopt0qjnoc2v2m3sebbc8f">
               <w:r>
                 <w:rPr>
                   <w:rFonts w:ascii="Arial" w:cs="Arial" w:eastAsia="Arial" w:hAnsi="Arial"/>
@@ -15883,7 +16226,7 @@
             <w:pPr>
               <w:spacing w:after="20" w:before="0"/>
             </w:pPr>
-            <w:hyperlink w:history="1" r:id="rIdhxrjn3btoplnttieq8f8u">
+            <w:hyperlink w:history="1" r:id="rIdquhzzohcv-oauzncsvxnn">
               <w:r>
                 <w:rPr>
                   <w:rFonts w:ascii="Arial" w:cs="Arial" w:eastAsia="Arial" w:hAnsi="Arial"/>
@@ -15916,7 +16259,7 @@
               <w:spacing w:after="10" w:before="0"/>
               <w:ind w:left="120"/>
             </w:pPr>
-            <w:hyperlink w:history="1" r:id="rIdmx-k9b-mbm6do3jdmqvpo">
+            <w:hyperlink w:history="1" r:id="rIdb8tdvygq1qmqz8ddso11o">
               <w:r>
                 <w:rPr>
                   <w:rFonts w:ascii="Arial" w:cs="Arial" w:eastAsia="Arial" w:hAnsi="Arial"/>
@@ -15944,6 +16287,7 @@
           </w:tcPr>
           <w:p>
             <w:pPr>
+              <w:keepNext w:val="false"/>
               <w:spacing w:after="40" w:before="0"/>
               <w:jc w:val="left"/>
             </w:pPr>
@@ -15976,6 +16320,7 @@
           </w:tcPr>
           <w:p>
             <w:pPr>
+              <w:keepNext w:val="false"/>
               <w:spacing w:after="40" w:before="0"/>
               <w:jc w:val="left"/>
             </w:pPr>
@@ -16008,6 +16353,7 @@
           </w:tcPr>
           <w:p>
             <w:pPr>
+              <w:keepNext w:val="false"/>
               <w:spacing w:after="40" w:before="0"/>
               <w:jc w:val="left"/>
             </w:pPr>
@@ -16040,6 +16386,7 @@
           </w:tcPr>
           <w:p>
             <w:pPr>
+              <w:keepNext w:val="false"/>
               <w:spacing w:after="40" w:before="0"/>
               <w:jc w:val="left"/>
             </w:pPr>
@@ -16074,6 +16421,7 @@
           </w:tcPr>
           <w:p>
             <w:pPr>
+              <w:keepNext w:val="false"/>
               <w:spacing w:after="40" w:before="0"/>
               <w:jc w:val="left"/>
             </w:pPr>
@@ -16111,7 +16459,7 @@
             <w:pPr>
               <w:spacing w:after="20" w:before="0"/>
             </w:pPr>
-            <w:hyperlink w:history="1" r:id="rIda3ioo5mg4yl1zxrq5dg78">
+            <w:hyperlink w:history="1" r:id="rIdqul_rtz78xvyulaw4wf6v">
               <w:r>
                 <w:rPr>
                   <w:rFonts w:ascii="Arial" w:cs="Arial" w:eastAsia="Arial" w:hAnsi="Arial"/>
@@ -16160,7 +16508,7 @@
               <w:spacing w:after="10" w:before="0"/>
               <w:ind w:left="120"/>
             </w:pPr>
-            <w:hyperlink w:history="1" r:id="rIdpvfvoi-bu0z4pzxultg9t">
+            <w:hyperlink w:history="1" r:id="rIdhnczt5jzi8_bghrzlzcva">
               <w:r>
                 <w:rPr>
                   <w:rFonts w:ascii="Arial" w:cs="Arial" w:eastAsia="Arial" w:hAnsi="Arial"/>
@@ -16205,7 +16553,7 @@
             <w:pPr>
               <w:spacing w:after="20" w:before="0"/>
             </w:pPr>
-            <w:hyperlink w:history="1" r:id="rIdjukcfuo00r2rijmp7dsxl">
+            <w:hyperlink w:history="1" r:id="rId6ptuzpvqjuk0motiwtmcj">
               <w:r>
                 <w:rPr>
                   <w:rFonts w:ascii="Arial" w:cs="Arial" w:eastAsia="Arial" w:hAnsi="Arial"/>
@@ -16238,7 +16586,7 @@
               <w:spacing w:after="10" w:before="0"/>
               <w:ind w:left="120"/>
             </w:pPr>
-            <w:hyperlink w:history="1" r:id="rId4bxwkv4jg3kifast-isui">
+            <w:hyperlink w:history="1" r:id="rIdooanxj56pnn6rou22japf">
               <w:r>
                 <w:rPr>
                   <w:rFonts w:ascii="Arial" w:cs="Arial" w:eastAsia="Arial" w:hAnsi="Arial"/>
@@ -16266,6 +16614,7 @@
           </w:tcPr>
           <w:p>
             <w:pPr>
+              <w:keepNext w:val="false"/>
               <w:spacing w:after="40" w:before="0"/>
               <w:jc w:val="left"/>
             </w:pPr>
@@ -16298,6 +16647,7 @@
           </w:tcPr>
           <w:p>
             <w:pPr>
+              <w:keepNext w:val="false"/>
               <w:spacing w:after="40" w:before="0"/>
               <w:jc w:val="left"/>
             </w:pPr>
@@ -16330,6 +16680,7 @@
           </w:tcPr>
           <w:p>
             <w:pPr>
+              <w:keepNext w:val="false"/>
               <w:spacing w:after="40" w:before="0"/>
               <w:jc w:val="left"/>
             </w:pPr>
@@ -16362,6 +16713,7 @@
           </w:tcPr>
           <w:p>
             <w:pPr>
+              <w:keepNext w:val="false"/>
               <w:spacing w:after="40" w:before="0"/>
               <w:jc w:val="left"/>
             </w:pPr>
@@ -16396,6 +16748,7 @@
           </w:tcPr>
           <w:p>
             <w:pPr>
+              <w:keepNext w:val="false"/>
               <w:spacing w:after="40" w:before="0"/>
               <w:jc w:val="left"/>
             </w:pPr>
@@ -16433,7 +16786,7 @@
             <w:pPr>
               <w:spacing w:after="20" w:before="0"/>
             </w:pPr>
-            <w:hyperlink w:history="1" r:id="rIdrjez-ipbbx6ziqowibkem">
+            <w:hyperlink w:history="1" r:id="rId6b1rexxudm097b7gyku7c">
               <w:r>
                 <w:rPr>
                   <w:rFonts w:ascii="Arial" w:cs="Arial" w:eastAsia="Arial" w:hAnsi="Arial"/>
@@ -16482,7 +16835,7 @@
               <w:spacing w:after="10" w:before="0"/>
               <w:ind w:left="120"/>
             </w:pPr>
-            <w:hyperlink w:history="1" r:id="rIdfczbl5mlrpcynp7znaeym">
+            <w:hyperlink w:history="1" r:id="rIdigtinnevrscvqjpwzbflh">
               <w:r>
                 <w:rPr>
                   <w:rFonts w:ascii="Arial" w:cs="Arial" w:eastAsia="Arial" w:hAnsi="Arial"/>
@@ -16527,7 +16880,7 @@
             <w:pPr>
               <w:spacing w:after="20" w:before="0"/>
             </w:pPr>
-            <w:hyperlink w:history="1" r:id="rIdms6mpvfpbawrk6u0z9s5y">
+            <w:hyperlink w:history="1" r:id="rId2sokxykxirxsrqdurinn-">
               <w:r>
                 <w:rPr>
                   <w:rFonts w:ascii="Arial" w:cs="Arial" w:eastAsia="Arial" w:hAnsi="Arial"/>
@@ -16560,7 +16913,7 @@
               <w:spacing w:after="10" w:before="0"/>
               <w:ind w:left="120"/>
             </w:pPr>
-            <w:hyperlink w:history="1" r:id="rIdt2quh_-iaz4593kgbey7d">
+            <w:hyperlink w:history="1" r:id="rIdg7wakb4xedc3kferyr907">
               <w:r>
                 <w:rPr>
                   <w:rFonts w:ascii="Arial" w:cs="Arial" w:eastAsia="Arial" w:hAnsi="Arial"/>
@@ -16588,6 +16941,7 @@
           </w:tcPr>
           <w:p>
             <w:pPr>
+              <w:keepNext w:val="false"/>
               <w:spacing w:after="40" w:before="0"/>
               <w:jc w:val="left"/>
             </w:pPr>
@@ -16620,6 +16974,7 @@
           </w:tcPr>
           <w:p>
             <w:pPr>
+              <w:keepNext w:val="false"/>
               <w:spacing w:after="40" w:before="0"/>
               <w:jc w:val="left"/>
             </w:pPr>
@@ -16652,6 +17007,7 @@
           </w:tcPr>
           <w:p>
             <w:pPr>
+              <w:keepNext w:val="false"/>
               <w:spacing w:after="40" w:before="0"/>
               <w:jc w:val="left"/>
             </w:pPr>
@@ -16684,6 +17040,7 @@
           </w:tcPr>
           <w:p>
             <w:pPr>
+              <w:keepNext w:val="false"/>
               <w:spacing w:after="40" w:before="0"/>
               <w:jc w:val="left"/>
             </w:pPr>
@@ -16718,6 +17075,7 @@
           </w:tcPr>
           <w:p>
             <w:pPr>
+              <w:keepNext w:val="false"/>
               <w:spacing w:after="40" w:before="0"/>
               <w:jc w:val="left"/>
             </w:pPr>
@@ -16755,7 +17113,7 @@
             <w:pPr>
               <w:spacing w:after="20" w:before="0"/>
             </w:pPr>
-            <w:hyperlink w:history="1" r:id="rIdsafqk9cimjysxfwntt8bx">
+            <w:hyperlink w:history="1" r:id="rIdegbrv28gfz_lmg_zfhy2l">
               <w:r>
                 <w:rPr>
                   <w:rFonts w:ascii="Arial" w:cs="Arial" w:eastAsia="Arial" w:hAnsi="Arial"/>
@@ -16804,7 +17162,7 @@
               <w:spacing w:after="10" w:before="0"/>
               <w:ind w:left="120"/>
             </w:pPr>
-            <w:hyperlink w:history="1" r:id="rIdpvovatgn4txzb14cgx1gl">
+            <w:hyperlink w:history="1" r:id="rId5men4y4xtiy_jurghexm5">
               <w:r>
                 <w:rPr>
                   <w:rFonts w:ascii="Arial" w:cs="Arial" w:eastAsia="Arial" w:hAnsi="Arial"/>
@@ -16849,7 +17207,7 @@
             <w:pPr>
               <w:spacing w:after="20" w:before="0"/>
             </w:pPr>
-            <w:hyperlink w:history="1" r:id="rIdr5lry8ps7twr5duie1obd">
+            <w:hyperlink w:history="1" r:id="rIdc5uwmgdvie4afl9tp0kja">
               <w:r>
                 <w:rPr>
                   <w:rFonts w:ascii="Arial" w:cs="Arial" w:eastAsia="Arial" w:hAnsi="Arial"/>
@@ -16882,7 +17240,7 @@
               <w:spacing w:after="10" w:before="0"/>
               <w:ind w:left="120"/>
             </w:pPr>
-            <w:hyperlink w:history="1" r:id="rIdhz8-r405egyjwl9e5grdk">
+            <w:hyperlink w:history="1" r:id="rIdlsvexayq9pqemw_nvbvmh">
               <w:r>
                 <w:rPr>
                   <w:rFonts w:ascii="Arial" w:cs="Arial" w:eastAsia="Arial" w:hAnsi="Arial"/>
@@ -16910,6 +17268,7 @@
           </w:tcPr>
           <w:p>
             <w:pPr>
+              <w:keepNext w:val="false"/>
               <w:spacing w:after="40" w:before="0"/>
               <w:jc w:val="left"/>
             </w:pPr>
@@ -16942,6 +17301,7 @@
           </w:tcPr>
           <w:p>
             <w:pPr>
+              <w:keepNext w:val="false"/>
               <w:spacing w:after="40" w:before="0"/>
               <w:jc w:val="left"/>
             </w:pPr>
@@ -16974,6 +17334,7 @@
           </w:tcPr>
           <w:p>
             <w:pPr>
+              <w:keepNext w:val="false"/>
               <w:spacing w:after="40" w:before="0"/>
               <w:jc w:val="left"/>
             </w:pPr>
@@ -17006,6 +17367,7 @@
           </w:tcPr>
           <w:p>
             <w:pPr>
+              <w:keepNext w:val="false"/>
               <w:spacing w:after="40" w:before="0"/>
               <w:jc w:val="left"/>
             </w:pPr>
@@ -17065,6 +17427,7 @@
           </w:tcPr>
           <w:p>
             <w:pPr>
+              <w:keepNext w:val="false"/>
               <w:spacing w:after="40" w:before="0"/>
               <w:jc w:val="center"/>
             </w:pPr>
@@ -17099,6 +17462,7 @@
           </w:tcPr>
           <w:p>
             <w:pPr>
+              <w:keepNext w:val="false"/>
               <w:spacing w:after="40" w:before="0"/>
               <w:jc w:val="left"/>
             </w:pPr>
@@ -17160,6 +17524,7 @@
           </w:tcPr>
           <w:p>
             <w:pPr>
+              <w:keepNext w:val="false"/>
               <w:spacing w:after="40" w:before="0"/>
               <w:jc w:val="center"/>
             </w:pPr>
@@ -17194,6 +17559,7 @@
           </w:tcPr>
           <w:p>
             <w:pPr>
+              <w:keepNext w:val="false"/>
               <w:spacing w:after="40" w:before="0"/>
               <w:jc w:val="left"/>
             </w:pPr>
@@ -17226,6 +17592,7 @@
           </w:tcPr>
           <w:p>
             <w:pPr>
+              <w:keepNext w:val="false"/>
               <w:spacing w:after="40" w:before="0"/>
               <w:jc w:val="left"/>
             </w:pPr>
@@ -17260,6 +17627,7 @@
           </w:tcPr>
           <w:p>
             <w:pPr>
+              <w:keepNext w:val="false"/>
               <w:spacing w:after="40" w:before="0"/>
               <w:jc w:val="left"/>
             </w:pPr>
@@ -17292,6 +17660,7 @@
           </w:tcPr>
           <w:p>
             <w:pPr>
+              <w:keepNext w:val="false"/>
               <w:spacing w:after="40" w:before="0"/>
               <w:jc w:val="left"/>
             </w:pPr>
@@ -17326,6 +17695,7 @@
           </w:tcPr>
           <w:p>
             <w:pPr>
+              <w:keepNext w:val="false"/>
               <w:spacing w:after="40" w:before="0"/>
               <w:jc w:val="left"/>
             </w:pPr>
@@ -17358,6 +17728,7 @@
           </w:tcPr>
           <w:p>
             <w:pPr>
+              <w:keepNext w:val="false"/>
               <w:spacing w:after="40" w:before="0"/>
               <w:jc w:val="left"/>
             </w:pPr>
@@ -17394,7 +17765,7 @@
         </w:rPr>
         <w:t xml:space="preserve">© 2026 SeaVuria and ARES. Aligned with KICD objectives. Developed by SeaVuria; technical implementation by ARES (with AI assistance from Claude). Licensed under </w:t>
       </w:r>
-      <w:hyperlink w:history="1" r:id="rIdjor3vbkd0ijj_phearnx2">
+      <w:hyperlink w:history="1" r:id="rIdsyraencuigw2ige7ds02c">
         <w:r>
           <w:rPr>
             <w:rFonts w:ascii="Arial" w:cs="Arial" w:eastAsia="Arial" w:hAnsi="Arial"/>
@@ -17415,7 +17786,7 @@
         </w:rPr>
         <w:t xml:space="preserve"> (</w:t>
       </w:r>
-      <w:hyperlink w:history="1" r:id="rIdqxpyb5itz61gpqu3ugpkx">
+      <w:hyperlink w:history="1" r:id="rIdjonkrpsmfh9mvuamvyvqo">
         <w:r>
           <w:rPr>
             <w:rFonts w:ascii="Arial" w:cs="Arial" w:eastAsia="Arial" w:hAnsi="Arial"/>
@@ -17475,6 +17846,7 @@
           </w:tcPr>
           <w:p>
             <w:pPr>
+              <w:keepNext w:val="false"/>
               <w:spacing w:after="40" w:before="0"/>
               <w:jc w:val="center"/>
             </w:pPr>
@@ -17510,6 +17882,7 @@
           </w:tcPr>
           <w:p>
             <w:pPr>
+              <w:keepNext w:val="false"/>
               <w:spacing w:after="40" w:before="0"/>
               <w:jc w:val="center"/>
             </w:pPr>
@@ -17544,6 +17917,7 @@
           </w:tcPr>
           <w:p>
             <w:pPr>
+              <w:keepNext w:val="false"/>
               <w:spacing w:after="40" w:before="0"/>
               <w:jc w:val="left"/>
             </w:pPr>
@@ -17576,6 +17950,7 @@
           </w:tcPr>
           <w:p>
             <w:pPr>
+              <w:keepNext w:val="false"/>
               <w:spacing w:after="40" w:before="0"/>
               <w:jc w:val="left"/>
             </w:pPr>
@@ -17610,6 +17985,7 @@
           </w:tcPr>
           <w:p>
             <w:pPr>
+              <w:keepNext w:val="false"/>
               <w:spacing w:after="40" w:before="0"/>
               <w:jc w:val="left"/>
             </w:pPr>
@@ -17642,6 +18018,7 @@
           </w:tcPr>
           <w:p>
             <w:pPr>
+              <w:keepNext w:val="false"/>
               <w:spacing w:after="40" w:before="0"/>
               <w:jc w:val="left"/>
             </w:pPr>
@@ -17676,6 +18053,7 @@
           </w:tcPr>
           <w:p>
             <w:pPr>
+              <w:keepNext w:val="false"/>
               <w:spacing w:after="40" w:before="0"/>
               <w:jc w:val="left"/>
             </w:pPr>
@@ -17708,6 +18086,7 @@
           </w:tcPr>
           <w:p>
             <w:pPr>
+              <w:keepNext w:val="false"/>
               <w:spacing w:after="40" w:before="0"/>
               <w:jc w:val="left"/>
             </w:pPr>
@@ -17742,6 +18121,7 @@
           </w:tcPr>
           <w:p>
             <w:pPr>
+              <w:keepNext w:val="false"/>
               <w:spacing w:after="40" w:before="0"/>
               <w:jc w:val="left"/>
             </w:pPr>
@@ -17774,6 +18154,7 @@
           </w:tcPr>
           <w:p>
             <w:pPr>
+              <w:keepNext w:val="false"/>
               <w:spacing w:after="40" w:before="0"/>
               <w:jc w:val="left"/>
             </w:pPr>
@@ -17808,6 +18189,7 @@
           </w:tcPr>
           <w:p>
             <w:pPr>
+              <w:keepNext w:val="false"/>
               <w:spacing w:after="40" w:before="0"/>
               <w:jc w:val="left"/>
             </w:pPr>
@@ -17840,6 +18222,7 @@
           </w:tcPr>
           <w:p>
             <w:pPr>
+              <w:keepNext w:val="false"/>
               <w:spacing w:after="40" w:before="0"/>
               <w:jc w:val="left"/>
             </w:pPr>
@@ -17874,6 +18257,7 @@
           </w:tcPr>
           <w:p>
             <w:pPr>
+              <w:keepNext w:val="false"/>
               <w:spacing w:after="40" w:before="0"/>
               <w:jc w:val="left"/>
             </w:pPr>
@@ -17906,6 +18290,7 @@
           </w:tcPr>
           <w:p>
             <w:pPr>
+              <w:keepNext w:val="false"/>
               <w:spacing w:after="40" w:before="0"/>
               <w:jc w:val="left"/>
             </w:pPr>
@@ -17940,6 +18325,7 @@
           </w:tcPr>
           <w:p>
             <w:pPr>
+              <w:keepNext w:val="false"/>
               <w:spacing w:after="40" w:before="0"/>
               <w:jc w:val="left"/>
             </w:pPr>
@@ -17972,6 +18358,7 @@
           </w:tcPr>
           <w:p>
             <w:pPr>
+              <w:keepNext w:val="false"/>
               <w:spacing w:after="40" w:before="0"/>
               <w:jc w:val="left"/>
             </w:pPr>
@@ -18006,6 +18393,7 @@
           </w:tcPr>
           <w:p>
             <w:pPr>
+              <w:keepNext w:val="false"/>
               <w:spacing w:after="40" w:before="0"/>
               <w:jc w:val="left"/>
             </w:pPr>
@@ -18038,6 +18426,7 @@
           </w:tcPr>
           <w:p>
             <w:pPr>
+              <w:keepNext w:val="false"/>
               <w:spacing w:after="40" w:before="0"/>
               <w:jc w:val="left"/>
             </w:pPr>
@@ -18097,6 +18486,7 @@
           </w:tcPr>
           <w:p>
             <w:pPr>
+              <w:keepNext w:val="false"/>
               <w:spacing w:after="40" w:before="0"/>
               <w:jc w:val="center"/>
             </w:pPr>
@@ -18131,6 +18521,7 @@
           </w:tcPr>
           <w:p>
             <w:pPr>
+              <w:keepNext w:val="false"/>
               <w:spacing w:after="40" w:before="0"/>
               <w:jc w:val="left"/>
             </w:pPr>
@@ -18195,6 +18586,7 @@
           </w:tcPr>
           <w:p>
             <w:pPr>
+              <w:keepNext w:val="false"/>
               <w:spacing w:after="40" w:before="0"/>
               <w:jc w:val="center"/>
             </w:pPr>
@@ -18229,6 +18621,7 @@
           </w:tcPr>
           <w:p>
             <w:pPr>
+              <w:keepNext w:val="false"/>
               <w:spacing w:after="40" w:before="0"/>
               <w:jc w:val="left"/>
             </w:pPr>
@@ -18261,6 +18654,7 @@
           </w:tcPr>
           <w:p>
             <w:pPr>
+              <w:keepNext w:val="false"/>
               <w:spacing w:after="40" w:before="0"/>
               <w:jc w:val="left"/>
             </w:pPr>
@@ -18293,6 +18687,7 @@
           </w:tcPr>
           <w:p>
             <w:pPr>
+              <w:keepNext w:val="false"/>
               <w:spacing w:after="40" w:before="0"/>
               <w:jc w:val="left"/>
             </w:pPr>
@@ -18325,6 +18720,7 @@
           </w:tcPr>
           <w:p>
             <w:pPr>
+              <w:keepNext w:val="false"/>
               <w:spacing w:after="40" w:before="0"/>
               <w:jc w:val="left"/>
             </w:pPr>
@@ -18357,6 +18753,7 @@
           </w:tcPr>
           <w:p>
             <w:pPr>
+              <w:keepNext w:val="false"/>
               <w:spacing w:after="40" w:before="0"/>
               <w:jc w:val="left"/>
             </w:pPr>
@@ -18391,6 +18788,7 @@
           </w:tcPr>
           <w:p>
             <w:pPr>
+              <w:keepNext w:val="false"/>
               <w:spacing w:after="40" w:before="0"/>
               <w:jc w:val="left"/>
             </w:pPr>
@@ -18428,7 +18826,7 @@
             <w:pPr>
               <w:spacing w:after="20" w:before="0"/>
             </w:pPr>
-            <w:hyperlink w:history="1" r:id="rIdbs0khyjm1bonvwg82bl1-">
+            <w:hyperlink w:history="1" r:id="rId4fckuebwmykbs7bo_7idi">
               <w:r>
                 <w:rPr>
                   <w:rFonts w:ascii="Arial" w:cs="Arial" w:eastAsia="Arial" w:hAnsi="Arial"/>
@@ -18461,7 +18859,7 @@
               <w:spacing w:after="10" w:before="0"/>
               <w:ind w:left="120"/>
             </w:pPr>
-            <w:hyperlink w:history="1" r:id="rIdqkwytdmpxeomxu78yi2a6">
+            <w:hyperlink w:history="1" r:id="rIdc987-q3vlsnvjyvfngl4j">
               <w:r>
                 <w:rPr>
                   <w:rFonts w:ascii="Arial" w:cs="Arial" w:eastAsia="Arial" w:hAnsi="Arial"/>
@@ -18506,7 +18904,7 @@
             <w:pPr>
               <w:spacing w:after="20" w:before="0"/>
             </w:pPr>
-            <w:hyperlink w:history="1" r:id="rIdycx6lj086rcs8zakialoc">
+            <w:hyperlink w:history="1" r:id="rIdpxj1bweqb9y46e5nqh9vh">
               <w:r>
                 <w:rPr>
                   <w:rFonts w:ascii="Arial" w:cs="Arial" w:eastAsia="Arial" w:hAnsi="Arial"/>
@@ -18539,7 +18937,7 @@
               <w:spacing w:after="10" w:before="0"/>
               <w:ind w:left="120"/>
             </w:pPr>
-            <w:hyperlink w:history="1" r:id="rIdm9o3pzne5y8w1adxr2th5">
+            <w:hyperlink w:history="1" r:id="rIdu9u9kcr2mu4y-91p8kubk">
               <w:r>
                 <w:rPr>
                   <w:rFonts w:ascii="Arial" w:cs="Arial" w:eastAsia="Arial" w:hAnsi="Arial"/>
@@ -18567,6 +18965,7 @@
           </w:tcPr>
           <w:p>
             <w:pPr>
+              <w:keepNext w:val="false"/>
               <w:spacing w:after="40" w:before="0"/>
               <w:jc w:val="left"/>
             </w:pPr>
@@ -18599,6 +18998,7 @@
           </w:tcPr>
           <w:p>
             <w:pPr>
+              <w:keepNext w:val="false"/>
               <w:spacing w:after="40" w:before="0"/>
               <w:jc w:val="left"/>
             </w:pPr>
@@ -18631,6 +19031,7 @@
           </w:tcPr>
           <w:p>
             <w:pPr>
+              <w:keepNext w:val="false"/>
               <w:spacing w:after="40" w:before="0"/>
               <w:jc w:val="left"/>
             </w:pPr>
@@ -18663,6 +19064,7 @@
           </w:tcPr>
           <w:p>
             <w:pPr>
+              <w:keepNext w:val="false"/>
               <w:spacing w:after="40" w:before="0"/>
               <w:jc w:val="left"/>
             </w:pPr>
@@ -18697,6 +19099,7 @@
           </w:tcPr>
           <w:p>
             <w:pPr>
+              <w:keepNext w:val="false"/>
               <w:spacing w:after="40" w:before="0"/>
               <w:jc w:val="left"/>
             </w:pPr>
@@ -18734,7 +19137,7 @@
             <w:pPr>
               <w:spacing w:after="20" w:before="0"/>
             </w:pPr>
-            <w:hyperlink w:history="1" r:id="rIdtpkaexu4eco7pcq10adnv">
+            <w:hyperlink w:history="1" r:id="rIdyk3oclvntltizqveze3a_">
               <w:r>
                 <w:rPr>
                   <w:rFonts w:ascii="Arial" w:cs="Arial" w:eastAsia="Arial" w:hAnsi="Arial"/>
@@ -18767,7 +19170,7 @@
               <w:spacing w:after="10" w:before="0"/>
               <w:ind w:left="120"/>
             </w:pPr>
-            <w:hyperlink w:history="1" r:id="rIdp4el_9eynberry-ttrrg5">
+            <w:hyperlink w:history="1" r:id="rIdxqj1zptk8xjh_nafdj4oh">
               <w:r>
                 <w:rPr>
                   <w:rFonts w:ascii="Arial" w:cs="Arial" w:eastAsia="Arial" w:hAnsi="Arial"/>
@@ -18812,7 +19215,7 @@
             <w:pPr>
               <w:spacing w:after="20" w:before="0"/>
             </w:pPr>
-            <w:hyperlink w:history="1" r:id="rIdzedzdaurpefq1ham5zqps">
+            <w:hyperlink w:history="1" r:id="rId6t_jclu_9xyf1uzzklo-_">
               <w:r>
                 <w:rPr>
                   <w:rFonts w:ascii="Arial" w:cs="Arial" w:eastAsia="Arial" w:hAnsi="Arial"/>
@@ -18845,7 +19248,7 @@
               <w:spacing w:after="10" w:before="0"/>
               <w:ind w:left="120"/>
             </w:pPr>
-            <w:hyperlink w:history="1" r:id="rIdrfeqyy3yw_2br8hllsy__">
+            <w:hyperlink w:history="1" r:id="rIdkydw2lmk1cd_0eoklyouu">
               <w:r>
                 <w:rPr>
                   <w:rFonts w:ascii="Arial" w:cs="Arial" w:eastAsia="Arial" w:hAnsi="Arial"/>
@@ -18873,6 +19276,7 @@
           </w:tcPr>
           <w:p>
             <w:pPr>
+              <w:keepNext w:val="false"/>
               <w:spacing w:after="40" w:before="0"/>
               <w:jc w:val="left"/>
             </w:pPr>
@@ -18905,6 +19309,7 @@
           </w:tcPr>
           <w:p>
             <w:pPr>
+              <w:keepNext w:val="false"/>
               <w:spacing w:after="40" w:before="0"/>
               <w:jc w:val="left"/>
             </w:pPr>
@@ -18937,6 +19342,7 @@
           </w:tcPr>
           <w:p>
             <w:pPr>
+              <w:keepNext w:val="false"/>
               <w:spacing w:after="40" w:before="0"/>
               <w:jc w:val="left"/>
             </w:pPr>
@@ -18969,6 +19375,7 @@
           </w:tcPr>
           <w:p>
             <w:pPr>
+              <w:keepNext w:val="false"/>
               <w:spacing w:after="40" w:before="0"/>
               <w:jc w:val="left"/>
             </w:pPr>
@@ -19003,6 +19410,7 @@
           </w:tcPr>
           <w:p>
             <w:pPr>
+              <w:keepNext w:val="false"/>
               <w:spacing w:after="40" w:before="0"/>
               <w:jc w:val="left"/>
             </w:pPr>
@@ -19040,7 +19448,7 @@
             <w:pPr>
               <w:spacing w:after="20" w:before="0"/>
             </w:pPr>
-            <w:hyperlink w:history="1" r:id="rIdzck22fcvcxrgmhoatpdf0">
+            <w:hyperlink w:history="1" r:id="rIdrcejzafanydi4guyh3qdm">
               <w:r>
                 <w:rPr>
                   <w:rFonts w:ascii="Arial" w:cs="Arial" w:eastAsia="Arial" w:hAnsi="Arial"/>
@@ -19089,7 +19497,7 @@
               <w:spacing w:after="10" w:before="0"/>
               <w:ind w:left="120"/>
             </w:pPr>
-            <w:hyperlink w:history="1" r:id="rIdnwjekcg2ltybxlocn5po5">
+            <w:hyperlink w:history="1" r:id="rIdmlf4c7kqsf6erl908wbrh">
               <w:r>
                 <w:rPr>
                   <w:rFonts w:ascii="Arial" w:cs="Arial" w:eastAsia="Arial" w:hAnsi="Arial"/>
@@ -19134,7 +19542,7 @@
             <w:pPr>
               <w:spacing w:after="20" w:before="0"/>
             </w:pPr>
-            <w:hyperlink w:history="1" r:id="rIdvqhgjadcfazsmgd5ubcx_">
+            <w:hyperlink w:history="1" r:id="rIdeg6gulshnxxcx_vhkgfvh">
               <w:r>
                 <w:rPr>
                   <w:rFonts w:ascii="Arial" w:cs="Arial" w:eastAsia="Arial" w:hAnsi="Arial"/>
@@ -19167,7 +19575,7 @@
               <w:spacing w:after="10" w:before="0"/>
               <w:ind w:left="120"/>
             </w:pPr>
-            <w:hyperlink w:history="1" r:id="rIdby9mohf5_uusr8b_fispj">
+            <w:hyperlink w:history="1" r:id="rIdictbnoj3s6qxkgrmqspco">
               <w:r>
                 <w:rPr>
                   <w:rFonts w:ascii="Arial" w:cs="Arial" w:eastAsia="Arial" w:hAnsi="Arial"/>
@@ -19195,6 +19603,7 @@
           </w:tcPr>
           <w:p>
             <w:pPr>
+              <w:keepNext w:val="false"/>
               <w:spacing w:after="40" w:before="0"/>
               <w:jc w:val="left"/>
             </w:pPr>
@@ -19227,6 +19636,7 @@
           </w:tcPr>
           <w:p>
             <w:pPr>
+              <w:keepNext w:val="false"/>
               <w:spacing w:after="40" w:before="0"/>
               <w:jc w:val="left"/>
             </w:pPr>
@@ -19259,6 +19669,7 @@
           </w:tcPr>
           <w:p>
             <w:pPr>
+              <w:keepNext w:val="false"/>
               <w:spacing w:after="40" w:before="0"/>
               <w:jc w:val="left"/>
             </w:pPr>
@@ -19291,6 +19702,7 @@
           </w:tcPr>
           <w:p>
             <w:pPr>
+              <w:keepNext w:val="false"/>
               <w:spacing w:after="40" w:before="0"/>
               <w:jc w:val="left"/>
             </w:pPr>
@@ -19325,6 +19737,7 @@
           </w:tcPr>
           <w:p>
             <w:pPr>
+              <w:keepNext w:val="false"/>
               <w:spacing w:after="40" w:before="0"/>
               <w:jc w:val="left"/>
             </w:pPr>
@@ -19362,7 +19775,7 @@
             <w:pPr>
               <w:spacing w:after="20" w:before="0"/>
             </w:pPr>
-            <w:hyperlink w:history="1" r:id="rIdqo6guvih_sayyglvv3eu8">
+            <w:hyperlink w:history="1" r:id="rId9x418wtx3tjcnxvhccpn1">
               <w:r>
                 <w:rPr>
                   <w:rFonts w:ascii="Arial" w:cs="Arial" w:eastAsia="Arial" w:hAnsi="Arial"/>
@@ -19411,7 +19824,7 @@
               <w:spacing w:after="10" w:before="0"/>
               <w:ind w:left="120"/>
             </w:pPr>
-            <w:hyperlink w:history="1" r:id="rIdlqlxofkuq2twr52peahpd">
+            <w:hyperlink w:history="1" r:id="rIdy4oq-_dt4le1_y6c2-cap">
               <w:r>
                 <w:rPr>
                   <w:rFonts w:ascii="Arial" w:cs="Arial" w:eastAsia="Arial" w:hAnsi="Arial"/>
@@ -19456,7 +19869,7 @@
             <w:pPr>
               <w:spacing w:after="20" w:before="0"/>
             </w:pPr>
-            <w:hyperlink w:history="1" r:id="rId-tjysvwqwzxw45rqnmwpr">
+            <w:hyperlink w:history="1" r:id="rIdvgxctvolrx5ix1gmyhhjr">
               <w:r>
                 <w:rPr>
                   <w:rFonts w:ascii="Arial" w:cs="Arial" w:eastAsia="Arial" w:hAnsi="Arial"/>
@@ -19489,7 +19902,7 @@
               <w:spacing w:after="10" w:before="0"/>
               <w:ind w:left="120"/>
             </w:pPr>
-            <w:hyperlink w:history="1" r:id="rIdvcalzcjy7vchmrs9agefj">
+            <w:hyperlink w:history="1" r:id="rIdb689vse-bd1r-bowpyzwr">
               <w:r>
                 <w:rPr>
                   <w:rFonts w:ascii="Arial" w:cs="Arial" w:eastAsia="Arial" w:hAnsi="Arial"/>
@@ -19517,6 +19930,7 @@
           </w:tcPr>
           <w:p>
             <w:pPr>
+              <w:keepNext w:val="false"/>
               <w:spacing w:after="40" w:before="0"/>
               <w:jc w:val="left"/>
             </w:pPr>
@@ -19549,6 +19963,7 @@
           </w:tcPr>
           <w:p>
             <w:pPr>
+              <w:keepNext w:val="false"/>
               <w:spacing w:after="40" w:before="0"/>
               <w:jc w:val="left"/>
             </w:pPr>
@@ -19581,6 +19996,7 @@
           </w:tcPr>
           <w:p>
             <w:pPr>
+              <w:keepNext w:val="false"/>
               <w:spacing w:after="40" w:before="0"/>
               <w:jc w:val="left"/>
             </w:pPr>
@@ -19613,6 +20029,7 @@
           </w:tcPr>
           <w:p>
             <w:pPr>
+              <w:keepNext w:val="false"/>
               <w:spacing w:after="40" w:before="0"/>
               <w:jc w:val="left"/>
             </w:pPr>
@@ -19647,6 +20064,7 @@
           </w:tcPr>
           <w:p>
             <w:pPr>
+              <w:keepNext w:val="false"/>
               <w:spacing w:after="40" w:before="0"/>
               <w:jc w:val="left"/>
             </w:pPr>
@@ -19684,7 +20102,7 @@
             <w:pPr>
               <w:spacing w:after="20" w:before="0"/>
             </w:pPr>
-            <w:hyperlink w:history="1" r:id="rIdng1y9eesolowzvhxh-env">
+            <w:hyperlink w:history="1" r:id="rIdj7cx5p0kwe60nn2wvyw7e">
               <w:r>
                 <w:rPr>
                   <w:rFonts w:ascii="Arial" w:cs="Arial" w:eastAsia="Arial" w:hAnsi="Arial"/>
@@ -19717,7 +20135,7 @@
               <w:spacing w:after="10" w:before="0"/>
               <w:ind w:left="120"/>
             </w:pPr>
-            <w:hyperlink w:history="1" r:id="rId4-hh2scdjgs8_s1mvffum">
+            <w:hyperlink w:history="1" r:id="rIdv5hlhdepwbmlv386bg0vn">
               <w:r>
                 <w:rPr>
                   <w:rFonts w:ascii="Arial" w:cs="Arial" w:eastAsia="Arial" w:hAnsi="Arial"/>
@@ -19762,7 +20180,7 @@
             <w:pPr>
               <w:spacing w:after="20" w:before="0"/>
             </w:pPr>
-            <w:hyperlink w:history="1" r:id="rIdty7k3urtoczxxftaejzil">
+            <w:hyperlink w:history="1" r:id="rIdq5kdbcnrtpdu461ewd5go">
               <w:r>
                 <w:rPr>
                   <w:rFonts w:ascii="Arial" w:cs="Arial" w:eastAsia="Arial" w:hAnsi="Arial"/>
@@ -19795,7 +20213,7 @@
               <w:spacing w:after="10" w:before="0"/>
               <w:ind w:left="120"/>
             </w:pPr>
-            <w:hyperlink w:history="1" r:id="rIdzbkvgwjgtclbljpwheg5u">
+            <w:hyperlink w:history="1" r:id="rIdfiazws8eiwujo00w7d5c6">
               <w:r>
                 <w:rPr>
                   <w:rFonts w:ascii="Arial" w:cs="Arial" w:eastAsia="Arial" w:hAnsi="Arial"/>
@@ -19823,6 +20241,7 @@
           </w:tcPr>
           <w:p>
             <w:pPr>
+              <w:keepNext w:val="false"/>
               <w:spacing w:after="40" w:before="0"/>
               <w:jc w:val="left"/>
             </w:pPr>
@@ -19855,6 +20274,7 @@
           </w:tcPr>
           <w:p>
             <w:pPr>
+              <w:keepNext w:val="false"/>
               <w:spacing w:after="40" w:before="0"/>
               <w:jc w:val="left"/>
             </w:pPr>
@@ -19887,6 +20307,7 @@
           </w:tcPr>
           <w:p>
             <w:pPr>
+              <w:keepNext w:val="false"/>
               <w:spacing w:after="40" w:before="0"/>
               <w:jc w:val="left"/>
             </w:pPr>
@@ -19919,6 +20340,7 @@
           </w:tcPr>
           <w:p>
             <w:pPr>
+              <w:keepNext w:val="false"/>
               <w:spacing w:after="40" w:before="0"/>
               <w:jc w:val="left"/>
             </w:pPr>
@@ -19978,6 +20400,7 @@
           </w:tcPr>
           <w:p>
             <w:pPr>
+              <w:keepNext w:val="false"/>
               <w:spacing w:after="40" w:before="0"/>
               <w:jc w:val="center"/>
             </w:pPr>
@@ -20012,6 +20435,7 @@
           </w:tcPr>
           <w:p>
             <w:pPr>
+              <w:keepNext w:val="false"/>
               <w:spacing w:after="40" w:before="0"/>
               <w:jc w:val="left"/>
             </w:pPr>
@@ -20073,6 +20497,7 @@
           </w:tcPr>
           <w:p>
             <w:pPr>
+              <w:keepNext w:val="false"/>
               <w:spacing w:after="40" w:before="0"/>
               <w:jc w:val="center"/>
             </w:pPr>
@@ -20107,6 +20532,7 @@
           </w:tcPr>
           <w:p>
             <w:pPr>
+              <w:keepNext w:val="false"/>
               <w:spacing w:after="40" w:before="0"/>
               <w:jc w:val="left"/>
             </w:pPr>
@@ -20139,6 +20565,7 @@
           </w:tcPr>
           <w:p>
             <w:pPr>
+              <w:keepNext w:val="false"/>
               <w:spacing w:after="40" w:before="0"/>
               <w:jc w:val="left"/>
             </w:pPr>
@@ -20173,6 +20600,7 @@
           </w:tcPr>
           <w:p>
             <w:pPr>
+              <w:keepNext w:val="false"/>
               <w:spacing w:after="40" w:before="0"/>
               <w:jc w:val="left"/>
             </w:pPr>
@@ -20205,6 +20633,7 @@
           </w:tcPr>
           <w:p>
             <w:pPr>
+              <w:keepNext w:val="false"/>
               <w:spacing w:after="40" w:before="0"/>
               <w:jc w:val="left"/>
             </w:pPr>
@@ -20239,6 +20668,7 @@
           </w:tcPr>
           <w:p>
             <w:pPr>
+              <w:keepNext w:val="false"/>
               <w:spacing w:after="40" w:before="0"/>
               <w:jc w:val="left"/>
             </w:pPr>
@@ -20271,6 +20701,7 @@
           </w:tcPr>
           <w:p>
             <w:pPr>
+              <w:keepNext w:val="false"/>
               <w:spacing w:after="40" w:before="0"/>
               <w:jc w:val="left"/>
             </w:pPr>
@@ -20307,7 +20738,7 @@
         </w:rPr>
         <w:t xml:space="preserve">© 2026 SeaVuria and ARES. Aligned with KICD objectives. Developed by SeaVuria; technical implementation by ARES (with AI assistance from Claude). Licensed under </w:t>
       </w:r>
-      <w:hyperlink w:history="1" r:id="rIdrvl9ywklxavoiqm8xma0y">
+      <w:hyperlink w:history="1" r:id="rId8ped2xp9e3txqzukw4lo6">
         <w:r>
           <w:rPr>
             <w:rFonts w:ascii="Arial" w:cs="Arial" w:eastAsia="Arial" w:hAnsi="Arial"/>
@@ -20328,7 +20759,7 @@
         </w:rPr>
         <w:t xml:space="preserve"> (</w:t>
       </w:r>
-      <w:hyperlink w:history="1" r:id="rIdgfjxrufqaemc5l-rqikum">
+      <w:hyperlink w:history="1" r:id="rIde73eswagkn-gfpkrhoeco">
         <w:r>
           <w:rPr>
             <w:rFonts w:ascii="Arial" w:cs="Arial" w:eastAsia="Arial" w:hAnsi="Arial"/>
@@ -20388,6 +20819,7 @@
           </w:tcPr>
           <w:p>
             <w:pPr>
+              <w:keepNext w:val="false"/>
               <w:spacing w:after="40" w:before="0"/>
               <w:jc w:val="center"/>
             </w:pPr>
@@ -20423,6 +20855,7 @@
           </w:tcPr>
           <w:p>
             <w:pPr>
+              <w:keepNext w:val="false"/>
               <w:spacing w:after="40" w:before="0"/>
               <w:jc w:val="center"/>
             </w:pPr>
@@ -20457,6 +20890,7 @@
           </w:tcPr>
           <w:p>
             <w:pPr>
+              <w:keepNext w:val="false"/>
               <w:spacing w:after="40" w:before="0"/>
               <w:jc w:val="left"/>
             </w:pPr>
@@ -20489,6 +20923,7 @@
           </w:tcPr>
           <w:p>
             <w:pPr>
+              <w:keepNext w:val="false"/>
               <w:spacing w:after="40" w:before="0"/>
               <w:jc w:val="left"/>
             </w:pPr>
@@ -20523,6 +20958,7 @@
           </w:tcPr>
           <w:p>
             <w:pPr>
+              <w:keepNext w:val="false"/>
               <w:spacing w:after="40" w:before="0"/>
               <w:jc w:val="left"/>
             </w:pPr>
@@ -20555,6 +20991,7 @@
           </w:tcPr>
           <w:p>
             <w:pPr>
+              <w:keepNext w:val="false"/>
               <w:spacing w:after="40" w:before="0"/>
               <w:jc w:val="left"/>
             </w:pPr>
@@ -20589,6 +21026,7 @@
           </w:tcPr>
           <w:p>
             <w:pPr>
+              <w:keepNext w:val="false"/>
               <w:spacing w:after="40" w:before="0"/>
               <w:jc w:val="left"/>
             </w:pPr>
@@ -20621,6 +21059,7 @@
           </w:tcPr>
           <w:p>
             <w:pPr>
+              <w:keepNext w:val="false"/>
               <w:spacing w:after="40" w:before="0"/>
               <w:jc w:val="left"/>
             </w:pPr>
@@ -20655,6 +21094,7 @@
           </w:tcPr>
           <w:p>
             <w:pPr>
+              <w:keepNext w:val="false"/>
               <w:spacing w:after="40" w:before="0"/>
               <w:jc w:val="left"/>
             </w:pPr>
@@ -20687,6 +21127,7 @@
           </w:tcPr>
           <w:p>
             <w:pPr>
+              <w:keepNext w:val="false"/>
               <w:spacing w:after="40" w:before="0"/>
               <w:jc w:val="left"/>
             </w:pPr>
@@ -20721,6 +21162,7 @@
           </w:tcPr>
           <w:p>
             <w:pPr>
+              <w:keepNext w:val="false"/>
               <w:spacing w:after="40" w:before="0"/>
               <w:jc w:val="left"/>
             </w:pPr>
@@ -20753,6 +21195,7 @@
           </w:tcPr>
           <w:p>
             <w:pPr>
+              <w:keepNext w:val="false"/>
               <w:spacing w:after="40" w:before="0"/>
               <w:jc w:val="left"/>
             </w:pPr>
@@ -20787,6 +21230,7 @@
           </w:tcPr>
           <w:p>
             <w:pPr>
+              <w:keepNext w:val="false"/>
               <w:spacing w:after="40" w:before="0"/>
               <w:jc w:val="left"/>
             </w:pPr>
@@ -20819,6 +21263,7 @@
           </w:tcPr>
           <w:p>
             <w:pPr>
+              <w:keepNext w:val="false"/>
               <w:spacing w:after="40" w:before="0"/>
               <w:jc w:val="left"/>
             </w:pPr>
@@ -20853,6 +21298,7 @@
           </w:tcPr>
           <w:p>
             <w:pPr>
+              <w:keepNext w:val="false"/>
               <w:spacing w:after="40" w:before="0"/>
               <w:jc w:val="left"/>
             </w:pPr>
@@ -20885,6 +21331,7 @@
           </w:tcPr>
           <w:p>
             <w:pPr>
+              <w:keepNext w:val="false"/>
               <w:spacing w:after="40" w:before="0"/>
               <w:jc w:val="left"/>
             </w:pPr>
@@ -20919,6 +21366,7 @@
           </w:tcPr>
           <w:p>
             <w:pPr>
+              <w:keepNext w:val="false"/>
               <w:spacing w:after="40" w:before="0"/>
               <w:jc w:val="left"/>
             </w:pPr>
@@ -20951,6 +21399,7 @@
           </w:tcPr>
           <w:p>
             <w:pPr>
+              <w:keepNext w:val="false"/>
               <w:spacing w:after="40" w:before="0"/>
               <w:jc w:val="left"/>
             </w:pPr>
@@ -21010,6 +21459,7 @@
           </w:tcPr>
           <w:p>
             <w:pPr>
+              <w:keepNext w:val="false"/>
               <w:spacing w:after="40" w:before="0"/>
               <w:jc w:val="center"/>
             </w:pPr>
@@ -21044,6 +21494,7 @@
           </w:tcPr>
           <w:p>
             <w:pPr>
+              <w:keepNext w:val="false"/>
               <w:spacing w:after="40" w:before="0"/>
               <w:jc w:val="left"/>
             </w:pPr>
@@ -21108,6 +21559,7 @@
           </w:tcPr>
           <w:p>
             <w:pPr>
+              <w:keepNext w:val="false"/>
               <w:spacing w:after="40" w:before="0"/>
               <w:jc w:val="center"/>
             </w:pPr>
@@ -21142,6 +21594,7 @@
           </w:tcPr>
           <w:p>
             <w:pPr>
+              <w:keepNext w:val="false"/>
               <w:spacing w:after="40" w:before="0"/>
               <w:jc w:val="left"/>
             </w:pPr>
@@ -21174,6 +21627,7 @@
           </w:tcPr>
           <w:p>
             <w:pPr>
+              <w:keepNext w:val="false"/>
               <w:spacing w:after="40" w:before="0"/>
               <w:jc w:val="left"/>
             </w:pPr>
@@ -21206,6 +21660,7 @@
           </w:tcPr>
           <w:p>
             <w:pPr>
+              <w:keepNext w:val="false"/>
               <w:spacing w:after="40" w:before="0"/>
               <w:jc w:val="left"/>
             </w:pPr>
@@ -21238,6 +21693,7 @@
           </w:tcPr>
           <w:p>
             <w:pPr>
+              <w:keepNext w:val="false"/>
               <w:spacing w:after="40" w:before="0"/>
               <w:jc w:val="left"/>
             </w:pPr>
@@ -21270,6 +21726,7 @@
           </w:tcPr>
           <w:p>
             <w:pPr>
+              <w:keepNext w:val="false"/>
               <w:spacing w:after="40" w:before="0"/>
               <w:jc w:val="left"/>
             </w:pPr>
@@ -21304,6 +21761,7 @@
           </w:tcPr>
           <w:p>
             <w:pPr>
+              <w:keepNext w:val="false"/>
               <w:spacing w:after="40" w:before="0"/>
               <w:jc w:val="left"/>
             </w:pPr>
@@ -21341,7 +21799,7 @@
             <w:pPr>
               <w:spacing w:after="20" w:before="0"/>
             </w:pPr>
-            <w:hyperlink w:history="1" r:id="rIdckzqkr8dtcl2537ruff5n">
+            <w:hyperlink w:history="1" r:id="rIdair7hpytfhm0fsa9fvvnc">
               <w:r>
                 <w:rPr>
                   <w:rFonts w:ascii="Arial" w:cs="Arial" w:eastAsia="Arial" w:hAnsi="Arial"/>
@@ -21390,7 +21848,7 @@
               <w:spacing w:after="10" w:before="0"/>
               <w:ind w:left="120"/>
             </w:pPr>
-            <w:hyperlink w:history="1" r:id="rIdpsrh-q-liycjrhhxvjmse">
+            <w:hyperlink w:history="1" r:id="rIdtw1jkgitrxv0hn-elxev5">
               <w:r>
                 <w:rPr>
                   <w:rFonts w:ascii="Arial" w:cs="Arial" w:eastAsia="Arial" w:hAnsi="Arial"/>
@@ -21435,7 +21893,7 @@
             <w:pPr>
               <w:spacing w:after="20" w:before="0"/>
             </w:pPr>
-            <w:hyperlink w:history="1" r:id="rIdiqlmrwjepw_ccdghylzuu">
+            <w:hyperlink w:history="1" r:id="rIdiuai23tgeuauhyvngelgw">
               <w:r>
                 <w:rPr>
                   <w:rFonts w:ascii="Arial" w:cs="Arial" w:eastAsia="Arial" w:hAnsi="Arial"/>
@@ -21468,7 +21926,7 @@
               <w:spacing w:after="10" w:before="0"/>
               <w:ind w:left="120"/>
             </w:pPr>
-            <w:hyperlink w:history="1" r:id="rIdkzclua3c5_nst23z34dd-">
+            <w:hyperlink w:history="1" r:id="rIdjq3oaykht5cbdjd5s_kxc">
               <w:r>
                 <w:rPr>
                   <w:rFonts w:ascii="Arial" w:cs="Arial" w:eastAsia="Arial" w:hAnsi="Arial"/>
@@ -21496,6 +21954,7 @@
           </w:tcPr>
           <w:p>
             <w:pPr>
+              <w:keepNext w:val="false"/>
               <w:spacing w:after="40" w:before="0"/>
               <w:jc w:val="left"/>
             </w:pPr>
@@ -21528,6 +21987,7 @@
           </w:tcPr>
           <w:p>
             <w:pPr>
+              <w:keepNext w:val="false"/>
               <w:spacing w:after="40" w:before="0"/>
               <w:jc w:val="left"/>
             </w:pPr>
@@ -21560,6 +22020,7 @@
           </w:tcPr>
           <w:p>
             <w:pPr>
+              <w:keepNext w:val="false"/>
               <w:spacing w:after="40" w:before="0"/>
               <w:jc w:val="left"/>
             </w:pPr>
@@ -21592,6 +22053,7 @@
           </w:tcPr>
           <w:p>
             <w:pPr>
+              <w:keepNext w:val="false"/>
               <w:spacing w:after="40" w:before="0"/>
               <w:jc w:val="left"/>
             </w:pPr>
@@ -21626,6 +22088,7 @@
           </w:tcPr>
           <w:p>
             <w:pPr>
+              <w:keepNext w:val="false"/>
               <w:spacing w:after="40" w:before="0"/>
               <w:jc w:val="left"/>
             </w:pPr>
@@ -21663,7 +22126,7 @@
             <w:pPr>
               <w:spacing w:after="20" w:before="0"/>
             </w:pPr>
-            <w:hyperlink w:history="1" r:id="rIdg6oay9ykdvej7i745riv_">
+            <w:hyperlink w:history="1" r:id="rIdczdkyyugvrx7qs5thiucf">
               <w:r>
                 <w:rPr>
                   <w:rFonts w:ascii="Arial" w:cs="Arial" w:eastAsia="Arial" w:hAnsi="Arial"/>
@@ -21712,7 +22175,7 @@
               <w:spacing w:after="10" w:before="0"/>
               <w:ind w:left="120"/>
             </w:pPr>
-            <w:hyperlink w:history="1" r:id="rIdw_u7k6iy759brreuh9ojf">
+            <w:hyperlink w:history="1" r:id="rIdduvib6ldhf7bscsr85ztc">
               <w:r>
                 <w:rPr>
                   <w:rFonts w:ascii="Arial" w:cs="Arial" w:eastAsia="Arial" w:hAnsi="Arial"/>
@@ -21757,7 +22220,7 @@
             <w:pPr>
               <w:spacing w:after="20" w:before="0"/>
             </w:pPr>
-            <w:hyperlink w:history="1" r:id="rIdbys_lqbp-kj2ikmhekq32">
+            <w:hyperlink w:history="1" r:id="rIdm51hlactagt3pbyjeyoc7">
               <w:r>
                 <w:rPr>
                   <w:rFonts w:ascii="Arial" w:cs="Arial" w:eastAsia="Arial" w:hAnsi="Arial"/>
@@ -21790,7 +22253,7 @@
               <w:spacing w:after="10" w:before="0"/>
               <w:ind w:left="120"/>
             </w:pPr>
-            <w:hyperlink w:history="1" r:id="rId2w7up9st6_6sks9uy2drv">
+            <w:hyperlink w:history="1" r:id="rIdscsrdoed13p6qodbnojow">
               <w:r>
                 <w:rPr>
                   <w:rFonts w:ascii="Arial" w:cs="Arial" w:eastAsia="Arial" w:hAnsi="Arial"/>
@@ -21818,6 +22281,7 @@
           </w:tcPr>
           <w:p>
             <w:pPr>
+              <w:keepNext w:val="false"/>
               <w:spacing w:after="40" w:before="0"/>
               <w:jc w:val="left"/>
             </w:pPr>
@@ -21850,6 +22314,7 @@
           </w:tcPr>
           <w:p>
             <w:pPr>
+              <w:keepNext w:val="false"/>
               <w:spacing w:after="40" w:before="0"/>
               <w:jc w:val="left"/>
             </w:pPr>
@@ -21882,6 +22347,7 @@
           </w:tcPr>
           <w:p>
             <w:pPr>
+              <w:keepNext w:val="false"/>
               <w:spacing w:after="40" w:before="0"/>
               <w:jc w:val="left"/>
             </w:pPr>
@@ -21914,6 +22380,7 @@
           </w:tcPr>
           <w:p>
             <w:pPr>
+              <w:keepNext w:val="false"/>
               <w:spacing w:after="40" w:before="0"/>
               <w:jc w:val="left"/>
             </w:pPr>
@@ -21948,6 +22415,7 @@
           </w:tcPr>
           <w:p>
             <w:pPr>
+              <w:keepNext w:val="false"/>
               <w:spacing w:after="40" w:before="0"/>
               <w:jc w:val="left"/>
             </w:pPr>
@@ -21985,7 +22453,7 @@
             <w:pPr>
               <w:spacing w:after="20" w:before="0"/>
             </w:pPr>
-            <w:hyperlink w:history="1" r:id="rIdgqapyyl8c9pmregexluxz">
+            <w:hyperlink w:history="1" r:id="rIdqml5z90mzsssgoaphjn0u">
               <w:r>
                 <w:rPr>
                   <w:rFonts w:ascii="Arial" w:cs="Arial" w:eastAsia="Arial" w:hAnsi="Arial"/>
@@ -22034,7 +22502,7 @@
               <w:spacing w:after="10" w:before="0"/>
               <w:ind w:left="120"/>
             </w:pPr>
-            <w:hyperlink w:history="1" r:id="rId60s1jabgr38yzyysjo471">
+            <w:hyperlink w:history="1" r:id="rIdotg4h4lwlvyeywammvrla">
               <w:r>
                 <w:rPr>
                   <w:rFonts w:ascii="Arial" w:cs="Arial" w:eastAsia="Arial" w:hAnsi="Arial"/>
@@ -22079,7 +22547,7 @@
             <w:pPr>
               <w:spacing w:after="20" w:before="0"/>
             </w:pPr>
-            <w:hyperlink w:history="1" r:id="rIdowwkykkr6sq9obd6laq8i">
+            <w:hyperlink w:history="1" r:id="rIdaxdefwi0jardccpem9fw9">
               <w:r>
                 <w:rPr>
                   <w:rFonts w:ascii="Arial" w:cs="Arial" w:eastAsia="Arial" w:hAnsi="Arial"/>
@@ -22128,7 +22596,7 @@
               <w:spacing w:after="10" w:before="0"/>
               <w:ind w:left="120"/>
             </w:pPr>
-            <w:hyperlink w:history="1" r:id="rIdfmjamormlzadmwzqn_m0r">
+            <w:hyperlink w:history="1" r:id="rIdabfdxy6k3qxhinvbt5_oh">
               <w:r>
                 <w:rPr>
                   <w:rFonts w:ascii="Arial" w:cs="Arial" w:eastAsia="Arial" w:hAnsi="Arial"/>
@@ -22156,6 +22624,7 @@
           </w:tcPr>
           <w:p>
             <w:pPr>
+              <w:keepNext w:val="false"/>
               <w:spacing w:after="40" w:before="0"/>
               <w:jc w:val="left"/>
             </w:pPr>
@@ -22188,6 +22657,7 @@
           </w:tcPr>
           <w:p>
             <w:pPr>
+              <w:keepNext w:val="false"/>
               <w:spacing w:after="40" w:before="0"/>
               <w:jc w:val="left"/>
             </w:pPr>
@@ -22220,6 +22690,7 @@
           </w:tcPr>
           <w:p>
             <w:pPr>
+              <w:keepNext w:val="false"/>
               <w:spacing w:after="40" w:before="0"/>
               <w:jc w:val="left"/>
             </w:pPr>
@@ -22252,6 +22723,7 @@
           </w:tcPr>
           <w:p>
             <w:pPr>
+              <w:keepNext w:val="false"/>
               <w:spacing w:after="40" w:before="0"/>
               <w:jc w:val="left"/>
             </w:pPr>
@@ -22286,6 +22758,7 @@
           </w:tcPr>
           <w:p>
             <w:pPr>
+              <w:keepNext w:val="false"/>
               <w:spacing w:after="40" w:before="0"/>
               <w:jc w:val="left"/>
             </w:pPr>
@@ -22323,7 +22796,7 @@
             <w:pPr>
               <w:spacing w:after="20" w:before="0"/>
             </w:pPr>
-            <w:hyperlink w:history="1" r:id="rIdgxlholo8mfpa8sybrh9lm">
+            <w:hyperlink w:history="1" r:id="rIdbwbjjcyrfjfldmowjvp1i">
               <w:r>
                 <w:rPr>
                   <w:rFonts w:ascii="Arial" w:cs="Arial" w:eastAsia="Arial" w:hAnsi="Arial"/>
@@ -22372,7 +22845,7 @@
               <w:spacing w:after="10" w:before="0"/>
               <w:ind w:left="120"/>
             </w:pPr>
-            <w:hyperlink w:history="1" r:id="rIdmitksekezny01ae91iedt">
+            <w:hyperlink w:history="1" r:id="rId5iz-qfnnhniupnieclclb">
               <w:r>
                 <w:rPr>
                   <w:rFonts w:ascii="Arial" w:cs="Arial" w:eastAsia="Arial" w:hAnsi="Arial"/>
@@ -22417,7 +22890,7 @@
             <w:pPr>
               <w:spacing w:after="20" w:before="0"/>
             </w:pPr>
-            <w:hyperlink w:history="1" r:id="rIdhoeh6inmoxxt1zh_ffhlr">
+            <w:hyperlink w:history="1" r:id="rIdujl9lahftqnjp_r-my2e1">
               <w:r>
                 <w:rPr>
                   <w:rFonts w:ascii="Arial" w:cs="Arial" w:eastAsia="Arial" w:hAnsi="Arial"/>
@@ -22466,7 +22939,7 @@
               <w:spacing w:after="10" w:before="0"/>
               <w:ind w:left="120"/>
             </w:pPr>
-            <w:hyperlink w:history="1" r:id="rIde1x7zblxqzra9834vmwnk">
+            <w:hyperlink w:history="1" r:id="rId36xllc5zdalm81jylm3-c">
               <w:r>
                 <w:rPr>
                   <w:rFonts w:ascii="Arial" w:cs="Arial" w:eastAsia="Arial" w:hAnsi="Arial"/>
@@ -22494,6 +22967,7 @@
           </w:tcPr>
           <w:p>
             <w:pPr>
+              <w:keepNext w:val="false"/>
               <w:spacing w:after="40" w:before="0"/>
               <w:jc w:val="left"/>
             </w:pPr>
@@ -22526,6 +23000,7 @@
           </w:tcPr>
           <w:p>
             <w:pPr>
+              <w:keepNext w:val="false"/>
               <w:spacing w:after="40" w:before="0"/>
               <w:jc w:val="left"/>
             </w:pPr>
@@ -22558,6 +23033,7 @@
           </w:tcPr>
           <w:p>
             <w:pPr>
+              <w:keepNext w:val="false"/>
               <w:spacing w:after="40" w:before="0"/>
               <w:jc w:val="left"/>
             </w:pPr>
@@ -22590,6 +23066,7 @@
           </w:tcPr>
           <w:p>
             <w:pPr>
+              <w:keepNext w:val="false"/>
               <w:spacing w:after="40" w:before="0"/>
               <w:jc w:val="left"/>
             </w:pPr>
@@ -22624,6 +23101,7 @@
           </w:tcPr>
           <w:p>
             <w:pPr>
+              <w:keepNext w:val="false"/>
               <w:spacing w:after="40" w:before="0"/>
               <w:jc w:val="left"/>
             </w:pPr>
@@ -22661,7 +23139,7 @@
             <w:pPr>
               <w:spacing w:after="20" w:before="0"/>
             </w:pPr>
-            <w:hyperlink w:history="1" r:id="rIdcqq8rbpbrtgwdpezw19jp">
+            <w:hyperlink w:history="1" r:id="rIdwlzfkbobgw9nuxwcwy_px">
               <w:r>
                 <w:rPr>
                   <w:rFonts w:ascii="Arial" w:cs="Arial" w:eastAsia="Arial" w:hAnsi="Arial"/>
@@ -22710,7 +23188,7 @@
               <w:spacing w:after="10" w:before="0"/>
               <w:ind w:left="120"/>
             </w:pPr>
-            <w:hyperlink w:history="1" r:id="rIdruszjfrsl5bl9em5g2hus">
+            <w:hyperlink w:history="1" r:id="rIdkqealxejbw3c9tegmm7xz">
               <w:r>
                 <w:rPr>
                   <w:rFonts w:ascii="Arial" w:cs="Arial" w:eastAsia="Arial" w:hAnsi="Arial"/>
@@ -22755,7 +23233,7 @@
             <w:pPr>
               <w:spacing w:after="20" w:before="0"/>
             </w:pPr>
-            <w:hyperlink w:history="1" r:id="rIdi4p6n5dppjkgwp_6g2kbd">
+            <w:hyperlink w:history="1" r:id="rIdo8f0sg0zxkn81rds8mdhh">
               <w:r>
                 <w:rPr>
                   <w:rFonts w:ascii="Arial" w:cs="Arial" w:eastAsia="Arial" w:hAnsi="Arial"/>
@@ -22804,7 +23282,7 @@
               <w:spacing w:after="10" w:before="0"/>
               <w:ind w:left="120"/>
             </w:pPr>
-            <w:hyperlink w:history="1" r:id="rIda-ucjkq-ktwuo7yw6siyc">
+            <w:hyperlink w:history="1" r:id="rIdzqwh4ys1oxjsdkrn6lv9p">
               <w:r>
                 <w:rPr>
                   <w:rFonts w:ascii="Arial" w:cs="Arial" w:eastAsia="Arial" w:hAnsi="Arial"/>
@@ -22832,6 +23310,7 @@
           </w:tcPr>
           <w:p>
             <w:pPr>
+              <w:keepNext w:val="false"/>
               <w:spacing w:after="40" w:before="0"/>
               <w:jc w:val="left"/>
             </w:pPr>
@@ -22864,6 +23343,7 @@
           </w:tcPr>
           <w:p>
             <w:pPr>
+              <w:keepNext w:val="false"/>
               <w:spacing w:after="40" w:before="0"/>
               <w:jc w:val="left"/>
             </w:pPr>
@@ -22896,6 +23376,7 @@
           </w:tcPr>
           <w:p>
             <w:pPr>
+              <w:keepNext w:val="false"/>
               <w:spacing w:after="40" w:before="0"/>
               <w:jc w:val="left"/>
             </w:pPr>
@@ -22928,6 +23409,7 @@
           </w:tcPr>
           <w:p>
             <w:pPr>
+              <w:keepNext w:val="false"/>
               <w:spacing w:after="40" w:before="0"/>
               <w:jc w:val="left"/>
             </w:pPr>
@@ -22987,6 +23469,7 @@
           </w:tcPr>
           <w:p>
             <w:pPr>
+              <w:keepNext w:val="false"/>
               <w:spacing w:after="40" w:before="0"/>
               <w:jc w:val="center"/>
             </w:pPr>
@@ -23021,6 +23504,7 @@
           </w:tcPr>
           <w:p>
             <w:pPr>
+              <w:keepNext w:val="false"/>
               <w:spacing w:after="40" w:before="0"/>
               <w:jc w:val="left"/>
             </w:pPr>
@@ -23082,6 +23566,7 @@
           </w:tcPr>
           <w:p>
             <w:pPr>
+              <w:keepNext w:val="false"/>
               <w:spacing w:after="40" w:before="0"/>
               <w:jc w:val="center"/>
             </w:pPr>
@@ -23116,6 +23601,7 @@
           </w:tcPr>
           <w:p>
             <w:pPr>
+              <w:keepNext w:val="false"/>
               <w:spacing w:after="40" w:before="0"/>
               <w:jc w:val="left"/>
             </w:pPr>
@@ -23148,6 +23634,7 @@
           </w:tcPr>
           <w:p>
             <w:pPr>
+              <w:keepNext w:val="false"/>
               <w:spacing w:after="40" w:before="0"/>
               <w:jc w:val="left"/>
             </w:pPr>
@@ -23182,6 +23669,7 @@
           </w:tcPr>
           <w:p>
             <w:pPr>
+              <w:keepNext w:val="false"/>
               <w:spacing w:after="40" w:before="0"/>
               <w:jc w:val="left"/>
             </w:pPr>
@@ -23214,6 +23702,7 @@
           </w:tcPr>
           <w:p>
             <w:pPr>
+              <w:keepNext w:val="false"/>
               <w:spacing w:after="40" w:before="0"/>
               <w:jc w:val="left"/>
             </w:pPr>
@@ -23248,6 +23737,7 @@
           </w:tcPr>
           <w:p>
             <w:pPr>
+              <w:keepNext w:val="false"/>
               <w:spacing w:after="40" w:before="0"/>
               <w:jc w:val="left"/>
             </w:pPr>
@@ -23280,6 +23770,7 @@
           </w:tcPr>
           <w:p>
             <w:pPr>
+              <w:keepNext w:val="false"/>
               <w:spacing w:after="40" w:before="0"/>
               <w:jc w:val="left"/>
             </w:pPr>
@@ -23316,7 +23807,7 @@
         </w:rPr>
         <w:t xml:space="preserve">© 2026 SeaVuria and ARES. Aligned with KICD objectives. Developed by SeaVuria; technical implementation by ARES (with AI assistance from Claude). Licensed under </w:t>
       </w:r>
-      <w:hyperlink w:history="1" r:id="rIdvxmnzefsndw9cezvhqgqs">
+      <w:hyperlink w:history="1" r:id="rIdhq5mlzxvrnniqbhrn1rku">
         <w:r>
           <w:rPr>
             <w:rFonts w:ascii="Arial" w:cs="Arial" w:eastAsia="Arial" w:hAnsi="Arial"/>
@@ -23337,7 +23828,7 @@
         </w:rPr>
         <w:t xml:space="preserve"> (</w:t>
       </w:r>
-      <w:hyperlink w:history="1" r:id="rIdfkncdtii7iqyo9ftwnztz">
+      <w:hyperlink w:history="1" r:id="rIdeecux0546ghbnb6ljdgiy">
         <w:r>
           <w:rPr>
             <w:rFonts w:ascii="Arial" w:cs="Arial" w:eastAsia="Arial" w:hAnsi="Arial"/>
@@ -23397,6 +23888,7 @@
           </w:tcPr>
           <w:p>
             <w:pPr>
+              <w:keepNext w:val="false"/>
               <w:spacing w:after="40" w:before="0"/>
               <w:jc w:val="center"/>
             </w:pPr>
@@ -23432,6 +23924,7 @@
           </w:tcPr>
           <w:p>
             <w:pPr>
+              <w:keepNext w:val="false"/>
               <w:spacing w:after="40" w:before="0"/>
               <w:jc w:val="center"/>
             </w:pPr>
@@ -23466,6 +23959,7 @@
           </w:tcPr>
           <w:p>
             <w:pPr>
+              <w:keepNext w:val="false"/>
               <w:spacing w:after="40" w:before="0"/>
               <w:jc w:val="left"/>
             </w:pPr>
@@ -23498,6 +23992,7 @@
           </w:tcPr>
           <w:p>
             <w:pPr>
+              <w:keepNext w:val="false"/>
               <w:spacing w:after="40" w:before="0"/>
               <w:jc w:val="left"/>
             </w:pPr>
@@ -23532,6 +24027,7 @@
           </w:tcPr>
           <w:p>
             <w:pPr>
+              <w:keepNext w:val="false"/>
               <w:spacing w:after="40" w:before="0"/>
               <w:jc w:val="left"/>
             </w:pPr>
@@ -23564,6 +24060,7 @@
           </w:tcPr>
           <w:p>
             <w:pPr>
+              <w:keepNext w:val="false"/>
               <w:spacing w:after="40" w:before="0"/>
               <w:jc w:val="left"/>
             </w:pPr>
@@ -23598,6 +24095,7 @@
           </w:tcPr>
           <w:p>
             <w:pPr>
+              <w:keepNext w:val="false"/>
               <w:spacing w:after="40" w:before="0"/>
               <w:jc w:val="left"/>
             </w:pPr>
@@ -23630,6 +24128,7 @@
           </w:tcPr>
           <w:p>
             <w:pPr>
+              <w:keepNext w:val="false"/>
               <w:spacing w:after="40" w:before="0"/>
               <w:jc w:val="left"/>
             </w:pPr>
@@ -23664,6 +24163,7 @@
           </w:tcPr>
           <w:p>
             <w:pPr>
+              <w:keepNext w:val="false"/>
               <w:spacing w:after="40" w:before="0"/>
               <w:jc w:val="left"/>
             </w:pPr>
@@ -23696,6 +24196,7 @@
           </w:tcPr>
           <w:p>
             <w:pPr>
+              <w:keepNext w:val="false"/>
               <w:spacing w:after="40" w:before="0"/>
               <w:jc w:val="left"/>
             </w:pPr>
@@ -23730,6 +24231,7 @@
           </w:tcPr>
           <w:p>
             <w:pPr>
+              <w:keepNext w:val="false"/>
               <w:spacing w:after="40" w:before="0"/>
               <w:jc w:val="left"/>
             </w:pPr>
@@ -23762,6 +24264,7 @@
           </w:tcPr>
           <w:p>
             <w:pPr>
+              <w:keepNext w:val="false"/>
               <w:spacing w:after="40" w:before="0"/>
               <w:jc w:val="left"/>
             </w:pPr>
@@ -23796,6 +24299,7 @@
           </w:tcPr>
           <w:p>
             <w:pPr>
+              <w:keepNext w:val="false"/>
               <w:spacing w:after="40" w:before="0"/>
               <w:jc w:val="left"/>
             </w:pPr>
@@ -23828,6 +24332,7 @@
           </w:tcPr>
           <w:p>
             <w:pPr>
+              <w:keepNext w:val="false"/>
               <w:spacing w:after="40" w:before="0"/>
               <w:jc w:val="left"/>
             </w:pPr>
@@ -23862,6 +24367,7 @@
           </w:tcPr>
           <w:p>
             <w:pPr>
+              <w:keepNext w:val="false"/>
               <w:spacing w:after="40" w:before="0"/>
               <w:jc w:val="left"/>
             </w:pPr>
@@ -23894,6 +24400,7 @@
           </w:tcPr>
           <w:p>
             <w:pPr>
+              <w:keepNext w:val="false"/>
               <w:spacing w:after="40" w:before="0"/>
               <w:jc w:val="left"/>
             </w:pPr>
@@ -23928,6 +24435,7 @@
           </w:tcPr>
           <w:p>
             <w:pPr>
+              <w:keepNext w:val="false"/>
               <w:spacing w:after="40" w:before="0"/>
               <w:jc w:val="left"/>
             </w:pPr>
@@ -23960,6 +24468,7 @@
           </w:tcPr>
           <w:p>
             <w:pPr>
+              <w:keepNext w:val="false"/>
               <w:spacing w:after="40" w:before="0"/>
               <w:jc w:val="left"/>
             </w:pPr>
@@ -24019,6 +24528,7 @@
           </w:tcPr>
           <w:p>
             <w:pPr>
+              <w:keepNext w:val="false"/>
               <w:spacing w:after="40" w:before="0"/>
               <w:jc w:val="center"/>
             </w:pPr>
@@ -24053,6 +24563,7 @@
           </w:tcPr>
           <w:p>
             <w:pPr>
+              <w:keepNext w:val="false"/>
               <w:spacing w:after="40" w:before="0"/>
               <w:jc w:val="left"/>
             </w:pPr>
@@ -24117,6 +24628,7 @@
           </w:tcPr>
           <w:p>
             <w:pPr>
+              <w:keepNext w:val="false"/>
               <w:spacing w:after="40" w:before="0"/>
               <w:jc w:val="center"/>
             </w:pPr>
@@ -24151,6 +24663,7 @@
           </w:tcPr>
           <w:p>
             <w:pPr>
+              <w:keepNext w:val="false"/>
               <w:spacing w:after="40" w:before="0"/>
               <w:jc w:val="left"/>
             </w:pPr>
@@ -24183,6 +24696,7 @@
           </w:tcPr>
           <w:p>
             <w:pPr>
+              <w:keepNext w:val="false"/>
               <w:spacing w:after="40" w:before="0"/>
               <w:jc w:val="left"/>
             </w:pPr>
@@ -24215,6 +24729,7 @@
           </w:tcPr>
           <w:p>
             <w:pPr>
+              <w:keepNext w:val="false"/>
               <w:spacing w:after="40" w:before="0"/>
               <w:jc w:val="left"/>
             </w:pPr>
@@ -24247,6 +24762,7 @@
           </w:tcPr>
           <w:p>
             <w:pPr>
+              <w:keepNext w:val="false"/>
               <w:spacing w:after="40" w:before="0"/>
               <w:jc w:val="left"/>
             </w:pPr>
@@ -24279,6 +24795,7 @@
           </w:tcPr>
           <w:p>
             <w:pPr>
+              <w:keepNext w:val="false"/>
               <w:spacing w:after="40" w:before="0"/>
               <w:jc w:val="left"/>
             </w:pPr>
@@ -24313,6 +24830,7 @@
           </w:tcPr>
           <w:p>
             <w:pPr>
+              <w:keepNext w:val="false"/>
               <w:spacing w:after="40" w:before="0"/>
               <w:jc w:val="left"/>
             </w:pPr>
@@ -24350,7 +24868,7 @@
             <w:pPr>
               <w:spacing w:after="20" w:before="0"/>
             </w:pPr>
-            <w:hyperlink w:history="1" r:id="rIdv3n8sgso6v9_lgeeodpwz">
+            <w:hyperlink w:history="1" r:id="rIdachjcpqeqhqmbpqlxlw5y">
               <w:r>
                 <w:rPr>
                   <w:rFonts w:ascii="Arial" w:cs="Arial" w:eastAsia="Arial" w:hAnsi="Arial"/>
@@ -24383,7 +24901,7 @@
               <w:spacing w:after="10" w:before="0"/>
               <w:ind w:left="120"/>
             </w:pPr>
-            <w:hyperlink w:history="1" r:id="rIdhy5qajkle7bnmuofypdfb">
+            <w:hyperlink w:history="1" r:id="rIdh3xmgbew_egsixrg6-9jc">
               <w:r>
                 <w:rPr>
                   <w:rFonts w:ascii="Arial" w:cs="Arial" w:eastAsia="Arial" w:hAnsi="Arial"/>
@@ -24428,7 +24946,7 @@
             <w:pPr>
               <w:spacing w:after="20" w:before="0"/>
             </w:pPr>
-            <w:hyperlink w:history="1" r:id="rIdziy4wcdd0fkmr_p9zhg9k">
+            <w:hyperlink w:history="1" r:id="rId05qvh_iisf01wqu7byutp">
               <w:r>
                 <w:rPr>
                   <w:rFonts w:ascii="Arial" w:cs="Arial" w:eastAsia="Arial" w:hAnsi="Arial"/>
@@ -24461,7 +24979,7 @@
               <w:spacing w:after="10" w:before="0"/>
               <w:ind w:left="120"/>
             </w:pPr>
-            <w:hyperlink w:history="1" r:id="rIdmcozvl_xuq7r6qtrmdeea">
+            <w:hyperlink w:history="1" r:id="rIde0hnqzq8jjmx67xghjj0s">
               <w:r>
                 <w:rPr>
                   <w:rFonts w:ascii="Arial" w:cs="Arial" w:eastAsia="Arial" w:hAnsi="Arial"/>
@@ -24489,6 +25007,7 @@
           </w:tcPr>
           <w:p>
             <w:pPr>
+              <w:keepNext w:val="false"/>
               <w:spacing w:after="40" w:before="0"/>
               <w:jc w:val="left"/>
             </w:pPr>
@@ -24521,6 +25040,7 @@
           </w:tcPr>
           <w:p>
             <w:pPr>
+              <w:keepNext w:val="false"/>
               <w:spacing w:after="40" w:before="0"/>
               <w:jc w:val="left"/>
             </w:pPr>
@@ -24553,6 +25073,7 @@
           </w:tcPr>
           <w:p>
             <w:pPr>
+              <w:keepNext w:val="false"/>
               <w:spacing w:after="40" w:before="0"/>
               <w:jc w:val="left"/>
             </w:pPr>
@@ -24585,6 +25106,7 @@
           </w:tcPr>
           <w:p>
             <w:pPr>
+              <w:keepNext w:val="false"/>
               <w:spacing w:after="40" w:before="0"/>
               <w:jc w:val="left"/>
             </w:pPr>
@@ -24619,6 +25141,7 @@
           </w:tcPr>
           <w:p>
             <w:pPr>
+              <w:keepNext w:val="false"/>
               <w:spacing w:after="40" w:before="0"/>
               <w:jc w:val="left"/>
             </w:pPr>
@@ -24656,7 +25179,7 @@
             <w:pPr>
               <w:spacing w:after="20" w:before="0"/>
             </w:pPr>
-            <w:hyperlink w:history="1" r:id="rId6_bid5mzprtf4az0cd-nu">
+            <w:hyperlink w:history="1" r:id="rIdgugumyhpedmmfkevl7p06">
               <w:r>
                 <w:rPr>
                   <w:rFonts w:ascii="Arial" w:cs="Arial" w:eastAsia="Arial" w:hAnsi="Arial"/>
@@ -24689,7 +25212,7 @@
               <w:spacing w:after="10" w:before="0"/>
               <w:ind w:left="120"/>
             </w:pPr>
-            <w:hyperlink w:history="1" r:id="rIdfzbq_tb__yk-6q0wcdtrx">
+            <w:hyperlink w:history="1" r:id="rIdznot8btxc9gqsbexjffax">
               <w:r>
                 <w:rPr>
                   <w:rFonts w:ascii="Arial" w:cs="Arial" w:eastAsia="Arial" w:hAnsi="Arial"/>
@@ -24734,7 +25257,7 @@
             <w:pPr>
               <w:spacing w:after="20" w:before="0"/>
             </w:pPr>
-            <w:hyperlink w:history="1" r:id="rIduhyjihb_acz9xazgjtscm">
+            <w:hyperlink w:history="1" r:id="rIdjv-yxpdixflumjb0rxbzh">
               <w:r>
                 <w:rPr>
                   <w:rFonts w:ascii="Arial" w:cs="Arial" w:eastAsia="Arial" w:hAnsi="Arial"/>
@@ -24767,7 +25290,7 @@
               <w:spacing w:after="10" w:before="0"/>
               <w:ind w:left="120"/>
             </w:pPr>
-            <w:hyperlink w:history="1" r:id="rIdwsru-aov4ewm0lyudhsps">
+            <w:hyperlink w:history="1" r:id="rIdkyrtkw1ncmr8q9theykx7">
               <w:r>
                 <w:rPr>
                   <w:rFonts w:ascii="Arial" w:cs="Arial" w:eastAsia="Arial" w:hAnsi="Arial"/>
@@ -24795,6 +25318,7 @@
           </w:tcPr>
           <w:p>
             <w:pPr>
+              <w:keepNext w:val="false"/>
               <w:spacing w:after="40" w:before="0"/>
               <w:jc w:val="left"/>
             </w:pPr>
@@ -24827,6 +25351,7 @@
           </w:tcPr>
           <w:p>
             <w:pPr>
+              <w:keepNext w:val="false"/>
               <w:spacing w:after="40" w:before="0"/>
               <w:jc w:val="left"/>
             </w:pPr>
@@ -24859,6 +25384,7 @@
           </w:tcPr>
           <w:p>
             <w:pPr>
+              <w:keepNext w:val="false"/>
               <w:spacing w:after="40" w:before="0"/>
               <w:jc w:val="left"/>
             </w:pPr>
@@ -24891,6 +25417,7 @@
           </w:tcPr>
           <w:p>
             <w:pPr>
+              <w:keepNext w:val="false"/>
               <w:spacing w:after="40" w:before="0"/>
               <w:jc w:val="left"/>
             </w:pPr>
@@ -24925,6 +25452,7 @@
           </w:tcPr>
           <w:p>
             <w:pPr>
+              <w:keepNext w:val="false"/>
               <w:spacing w:after="40" w:before="0"/>
               <w:jc w:val="left"/>
             </w:pPr>
@@ -24962,7 +25490,7 @@
             <w:pPr>
               <w:spacing w:after="20" w:before="0"/>
             </w:pPr>
-            <w:hyperlink w:history="1" r:id="rIdcmsq4mqpeuxpiioout78c">
+            <w:hyperlink w:history="1" r:id="rIdz5o9yscmwjvoluq3b8hln">
               <w:r>
                 <w:rPr>
                   <w:rFonts w:ascii="Arial" w:cs="Arial" w:eastAsia="Arial" w:hAnsi="Arial"/>
@@ -25011,7 +25539,7 @@
               <w:spacing w:after="10" w:before="0"/>
               <w:ind w:left="120"/>
             </w:pPr>
-            <w:hyperlink w:history="1" r:id="rIdyvzvoh88d1ya3ba1jstje">
+            <w:hyperlink w:history="1" r:id="rIdkqssy00e2j6wnspkuv8v6">
               <w:r>
                 <w:rPr>
                   <w:rFonts w:ascii="Arial" w:cs="Arial" w:eastAsia="Arial" w:hAnsi="Arial"/>
@@ -25056,7 +25584,7 @@
             <w:pPr>
               <w:spacing w:after="20" w:before="0"/>
             </w:pPr>
-            <w:hyperlink w:history="1" r:id="rId6_yd-ikhytgzrl38kbspm">
+            <w:hyperlink w:history="1" r:id="rIdqdmmrsnbxrztje3f-37o9">
               <w:r>
                 <w:rPr>
                   <w:rFonts w:ascii="Arial" w:cs="Arial" w:eastAsia="Arial" w:hAnsi="Arial"/>
@@ -25105,7 +25633,7 @@
               <w:spacing w:after="10" w:before="0"/>
               <w:ind w:left="120"/>
             </w:pPr>
-            <w:hyperlink w:history="1" r:id="rIdy9tt4_y1pu4ez87uq_otz">
+            <w:hyperlink w:history="1" r:id="rIdamitsfvdtq_ppix02gevu">
               <w:r>
                 <w:rPr>
                   <w:rFonts w:ascii="Arial" w:cs="Arial" w:eastAsia="Arial" w:hAnsi="Arial"/>
@@ -25133,6 +25661,7 @@
           </w:tcPr>
           <w:p>
             <w:pPr>
+              <w:keepNext w:val="false"/>
               <w:spacing w:after="40" w:before="0"/>
               <w:jc w:val="left"/>
             </w:pPr>
@@ -25165,6 +25694,7 @@
           </w:tcPr>
           <w:p>
             <w:pPr>
+              <w:keepNext w:val="false"/>
               <w:spacing w:after="40" w:before="0"/>
               <w:jc w:val="left"/>
             </w:pPr>
@@ -25197,6 +25727,7 @@
           </w:tcPr>
           <w:p>
             <w:pPr>
+              <w:keepNext w:val="false"/>
               <w:spacing w:after="40" w:before="0"/>
               <w:jc w:val="left"/>
             </w:pPr>
@@ -25229,6 +25760,7 @@
           </w:tcPr>
           <w:p>
             <w:pPr>
+              <w:keepNext w:val="false"/>
               <w:spacing w:after="40" w:before="0"/>
               <w:jc w:val="left"/>
             </w:pPr>
@@ -25263,6 +25795,7 @@
           </w:tcPr>
           <w:p>
             <w:pPr>
+              <w:keepNext w:val="false"/>
               <w:spacing w:after="40" w:before="0"/>
               <w:jc w:val="left"/>
             </w:pPr>
@@ -25300,7 +25833,7 @@
             <w:pPr>
               <w:spacing w:after="20" w:before="0"/>
             </w:pPr>
-            <w:hyperlink w:history="1" r:id="rIdpstdczjrvxmnfuj669ymo">
+            <w:hyperlink w:history="1" r:id="rId_wwu-2q3452wtu10ggw02">
               <w:r>
                 <w:rPr>
                   <w:rFonts w:ascii="Arial" w:cs="Arial" w:eastAsia="Arial" w:hAnsi="Arial"/>
@@ -25349,7 +25882,7 @@
               <w:spacing w:after="10" w:before="0"/>
               <w:ind w:left="120"/>
             </w:pPr>
-            <w:hyperlink w:history="1" r:id="rIdco37acrvzoib_usvsfjyo">
+            <w:hyperlink w:history="1" r:id="rIdlf4nva7sb03km0tvyc556">
               <w:r>
                 <w:rPr>
                   <w:rFonts w:ascii="Arial" w:cs="Arial" w:eastAsia="Arial" w:hAnsi="Arial"/>
@@ -25394,7 +25927,7 @@
             <w:pPr>
               <w:spacing w:after="20" w:before="0"/>
             </w:pPr>
-            <w:hyperlink w:history="1" r:id="rIdceemq-tip4dkcwu1ayzbm">
+            <w:hyperlink w:history="1" r:id="rIdtnefysm22khmld1y82vs0">
               <w:r>
                 <w:rPr>
                   <w:rFonts w:ascii="Arial" w:cs="Arial" w:eastAsia="Arial" w:hAnsi="Arial"/>
@@ -25443,7 +25976,7 @@
               <w:spacing w:after="10" w:before="0"/>
               <w:ind w:left="120"/>
             </w:pPr>
-            <w:hyperlink w:history="1" r:id="rIdkjbkl25yhalvnhn7owomc">
+            <w:hyperlink w:history="1" r:id="rId87jz5u6ngsw0cjg0u1c6p">
               <w:r>
                 <w:rPr>
                   <w:rFonts w:ascii="Arial" w:cs="Arial" w:eastAsia="Arial" w:hAnsi="Arial"/>
@@ -25471,6 +26004,7 @@
           </w:tcPr>
           <w:p>
             <w:pPr>
+              <w:keepNext w:val="false"/>
               <w:spacing w:after="40" w:before="0"/>
               <w:jc w:val="left"/>
             </w:pPr>
@@ -25503,6 +26037,7 @@
           </w:tcPr>
           <w:p>
             <w:pPr>
+              <w:keepNext w:val="false"/>
               <w:spacing w:after="40" w:before="0"/>
               <w:jc w:val="left"/>
             </w:pPr>
@@ -25535,6 +26070,7 @@
           </w:tcPr>
           <w:p>
             <w:pPr>
+              <w:keepNext w:val="false"/>
               <w:spacing w:after="40" w:before="0"/>
               <w:jc w:val="left"/>
             </w:pPr>
@@ -25567,6 +26103,7 @@
           </w:tcPr>
           <w:p>
             <w:pPr>
+              <w:keepNext w:val="false"/>
               <w:spacing w:after="40" w:before="0"/>
               <w:jc w:val="left"/>
             </w:pPr>
@@ -25601,6 +26138,7 @@
           </w:tcPr>
           <w:p>
             <w:pPr>
+              <w:keepNext w:val="false"/>
               <w:spacing w:after="40" w:before="0"/>
               <w:jc w:val="left"/>
             </w:pPr>
@@ -25638,7 +26176,7 @@
             <w:pPr>
               <w:spacing w:after="20" w:before="0"/>
             </w:pPr>
-            <w:hyperlink w:history="1" r:id="rIdk5w4vpm9_am48xiryapji">
+            <w:hyperlink w:history="1" r:id="rIde0jl1igclkqnr8bhaggqt">
               <w:r>
                 <w:rPr>
                   <w:rFonts w:ascii="Arial" w:cs="Arial" w:eastAsia="Arial" w:hAnsi="Arial"/>
@@ -25671,7 +26209,7 @@
               <w:spacing w:after="10" w:before="0"/>
               <w:ind w:left="120"/>
             </w:pPr>
-            <w:hyperlink w:history="1" r:id="rIdd2bjkq5h-mkwe7pjotm2t">
+            <w:hyperlink w:history="1" r:id="rIdnvh_-2j5qgn9hykvcpmk_">
               <w:r>
                 <w:rPr>
                   <w:rFonts w:ascii="Arial" w:cs="Arial" w:eastAsia="Arial" w:hAnsi="Arial"/>
@@ -25716,7 +26254,7 @@
             <w:pPr>
               <w:spacing w:after="20" w:before="0"/>
             </w:pPr>
-            <w:hyperlink w:history="1" r:id="rIdpxmkg0wwz0rmm4mx2fb0r">
+            <w:hyperlink w:history="1" r:id="rId8kwpdohrctjap7f7ft3xz">
               <w:r>
                 <w:rPr>
                   <w:rFonts w:ascii="Arial" w:cs="Arial" w:eastAsia="Arial" w:hAnsi="Arial"/>
@@ -25749,7 +26287,7 @@
               <w:spacing w:after="10" w:before="0"/>
               <w:ind w:left="120"/>
             </w:pPr>
-            <w:hyperlink w:history="1" r:id="rIdkrbcuspycc4oau6yry70z">
+            <w:hyperlink w:history="1" r:id="rIdfz5rhxxwnkjstxaff6bf6">
               <w:r>
                 <w:rPr>
                   <w:rFonts w:ascii="Arial" w:cs="Arial" w:eastAsia="Arial" w:hAnsi="Arial"/>
@@ -25777,6 +26315,7 @@
           </w:tcPr>
           <w:p>
             <w:pPr>
+              <w:keepNext w:val="false"/>
               <w:spacing w:after="40" w:before="0"/>
               <w:jc w:val="left"/>
             </w:pPr>
@@ -25809,6 +26348,7 @@
           </w:tcPr>
           <w:p>
             <w:pPr>
+              <w:keepNext w:val="false"/>
               <w:spacing w:after="40" w:before="0"/>
               <w:jc w:val="left"/>
             </w:pPr>
@@ -25841,6 +26381,7 @@
           </w:tcPr>
           <w:p>
             <w:pPr>
+              <w:keepNext w:val="false"/>
               <w:spacing w:after="40" w:before="0"/>
               <w:jc w:val="left"/>
             </w:pPr>
@@ -25873,6 +26414,7 @@
           </w:tcPr>
           <w:p>
             <w:pPr>
+              <w:keepNext w:val="false"/>
               <w:spacing w:after="40" w:before="0"/>
               <w:jc w:val="left"/>
             </w:pPr>
@@ -25932,6 +26474,7 @@
           </w:tcPr>
           <w:p>
             <w:pPr>
+              <w:keepNext w:val="false"/>
               <w:spacing w:after="40" w:before="0"/>
               <w:jc w:val="center"/>
             </w:pPr>
@@ -25966,6 +26509,7 @@
           </w:tcPr>
           <w:p>
             <w:pPr>
+              <w:keepNext w:val="false"/>
               <w:spacing w:after="40" w:before="0"/>
               <w:jc w:val="left"/>
             </w:pPr>
@@ -26027,6 +26571,7 @@
           </w:tcPr>
           <w:p>
             <w:pPr>
+              <w:keepNext w:val="false"/>
               <w:spacing w:after="40" w:before="0"/>
               <w:jc w:val="center"/>
             </w:pPr>
@@ -26061,6 +26606,7 @@
           </w:tcPr>
           <w:p>
             <w:pPr>
+              <w:keepNext w:val="false"/>
               <w:spacing w:after="40" w:before="0"/>
               <w:jc w:val="left"/>
             </w:pPr>
@@ -26093,6 +26639,7 @@
           </w:tcPr>
           <w:p>
             <w:pPr>
+              <w:keepNext w:val="false"/>
               <w:spacing w:after="40" w:before="0"/>
               <w:jc w:val="left"/>
             </w:pPr>
@@ -26127,6 +26674,7 @@
           </w:tcPr>
           <w:p>
             <w:pPr>
+              <w:keepNext w:val="false"/>
               <w:spacing w:after="40" w:before="0"/>
               <w:jc w:val="left"/>
             </w:pPr>
@@ -26159,6 +26707,7 @@
           </w:tcPr>
           <w:p>
             <w:pPr>
+              <w:keepNext w:val="false"/>
               <w:spacing w:after="40" w:before="0"/>
               <w:jc w:val="left"/>
             </w:pPr>
@@ -26193,6 +26742,7 @@
           </w:tcPr>
           <w:p>
             <w:pPr>
+              <w:keepNext w:val="false"/>
               <w:spacing w:after="40" w:before="0"/>
               <w:jc w:val="left"/>
             </w:pPr>
@@ -26225,6 +26775,7 @@
           </w:tcPr>
           <w:p>
             <w:pPr>
+              <w:keepNext w:val="false"/>
               <w:spacing w:after="40" w:before="0"/>
               <w:jc w:val="left"/>
             </w:pPr>
@@ -26261,7 +26812,7 @@
         </w:rPr>
         <w:t xml:space="preserve">© 2026 SeaVuria and ARES. Aligned with KICD objectives. Developed by SeaVuria; technical implementation by ARES (with AI assistance from Claude). Licensed under </w:t>
       </w:r>
-      <w:hyperlink w:history="1" r:id="rId6k0dvstscp4lhp597jkfe">
+      <w:hyperlink w:history="1" r:id="rIdv6g_jt0g0j9jlczwwt933">
         <w:r>
           <w:rPr>
             <w:rFonts w:ascii="Arial" w:cs="Arial" w:eastAsia="Arial" w:hAnsi="Arial"/>
@@ -26282,7 +26833,7 @@
         </w:rPr>
         <w:t xml:space="preserve"> (</w:t>
       </w:r>
-      <w:hyperlink w:history="1" r:id="rIdy9vgfvdcxn3mkssuxow8p">
+      <w:hyperlink w:history="1" r:id="rIdomaajol996mumh1p3prlc">
         <w:r>
           <w:rPr>
             <w:rFonts w:ascii="Arial" w:cs="Arial" w:eastAsia="Arial" w:hAnsi="Arial"/>
@@ -26343,6 +26894,7 @@
           </w:tcPr>
           <w:p>
             <w:pPr>
+              <w:keepNext w:val="false"/>
               <w:spacing w:after="40" w:before="0"/>
               <w:jc w:val="center"/>
             </w:pPr>
@@ -26377,6 +26929,7 @@
           </w:tcPr>
           <w:p>
             <w:pPr>
+              <w:keepNext w:val="false"/>
               <w:spacing w:after="40" w:before="0"/>
               <w:jc w:val="left"/>
             </w:pPr>
@@ -26409,6 +26962,7 @@
           </w:tcPr>
           <w:p>
             <w:pPr>
+              <w:keepNext w:val="false"/>
               <w:spacing w:after="40" w:before="0"/>
               <w:jc w:val="left"/>
             </w:pPr>
@@ -26441,6 +26995,7 @@
           </w:tcPr>
           <w:p>
             <w:pPr>
+              <w:keepNext w:val="false"/>
               <w:spacing w:after="40" w:before="0"/>
               <w:jc w:val="left"/>
             </w:pPr>
@@ -26475,6 +27030,7 @@
           </w:tcPr>
           <w:p>
             <w:pPr>
+              <w:keepNext w:val="false"/>
               <w:spacing w:after="40" w:before="0"/>
               <w:jc w:val="left"/>
             </w:pPr>
@@ -26507,6 +27063,7 @@
           </w:tcPr>
           <w:p>
             <w:pPr>
+              <w:keepNext w:val="false"/>
               <w:spacing w:after="40" w:before="0"/>
               <w:jc w:val="left"/>
             </w:pPr>
@@ -26539,6 +27096,7 @@
           </w:tcPr>
           <w:p>
             <w:pPr>
+              <w:keepNext w:val="false"/>
               <w:spacing w:after="40" w:before="0"/>
               <w:jc w:val="left"/>
             </w:pPr>
@@ -26573,6 +27131,7 @@
           </w:tcPr>
           <w:p>
             <w:pPr>
+              <w:keepNext w:val="false"/>
               <w:spacing w:after="40" w:before="0"/>
               <w:jc w:val="left"/>
             </w:pPr>
@@ -26605,6 +27164,7 @@
           </w:tcPr>
           <w:p>
             <w:pPr>
+              <w:keepNext w:val="false"/>
               <w:spacing w:after="40" w:before="0"/>
               <w:jc w:val="left"/>
             </w:pPr>
@@ -26637,6 +27197,7 @@
           </w:tcPr>
           <w:p>
             <w:pPr>
+              <w:keepNext w:val="false"/>
               <w:spacing w:after="40" w:before="0"/>
               <w:jc w:val="left"/>
             </w:pPr>
@@ -26671,6 +27232,7 @@
           </w:tcPr>
           <w:p>
             <w:pPr>
+              <w:keepNext w:val="false"/>
               <w:spacing w:after="40" w:before="0"/>
               <w:jc w:val="left"/>
             </w:pPr>
@@ -26703,6 +27265,7 @@
           </w:tcPr>
           <w:p>
             <w:pPr>
+              <w:keepNext w:val="false"/>
               <w:spacing w:after="40" w:before="0"/>
               <w:jc w:val="left"/>
             </w:pPr>
@@ -26735,6 +27298,7 @@
           </w:tcPr>
           <w:p>
             <w:pPr>
+              <w:keepNext w:val="false"/>
               <w:spacing w:after="40" w:before="0"/>
               <w:jc w:val="left"/>
             </w:pPr>

--- a/data/outputs/v2/Essential_Mathematics/SS2.3_Trigonometry/Essential_Mathematics_Trigonometry_CBE_LessonSequence.docx
+++ b/data/outputs/v2/Essential_Mathematics/SS2.3_Trigonometry/Essential_Mathematics_Trigonometry_CBE_LessonSequence.docx
@@ -2658,7 +2658,7 @@
         </w:rPr>
         <w:t xml:space="preserve">© 2026 SeaVuria and ARES. This work is licensed under a </w:t>
       </w:r>
-      <w:hyperlink w:history="1" r:id="rIdjqm3zyaew7viw0esszbtm">
+      <w:hyperlink w:history="1" r:id="rIddnbeyx9wcy795nxa0mbyr">
         <w:r>
           <w:rPr>
             <w:rFonts w:ascii="Arial" w:cs="Arial" w:eastAsia="Arial" w:hAnsi="Arial"/>
@@ -2678,7 +2678,7 @@
         </w:rPr>
         <w:t xml:space="preserve"> (</w:t>
       </w:r>
-      <w:hyperlink w:history="1" r:id="rIdt8xgtnr-c6xyne4-sgnob">
+      <w:hyperlink w:history="1" r:id="rIdjy37k4gh5s9vyvp4dyhbn">
         <w:r>
           <w:rPr>
             <w:rFonts w:ascii="Arial" w:cs="Arial" w:eastAsia="Arial" w:hAnsi="Arial"/>
@@ -2698,7 +2698,7 @@
         </w:rPr>
         <w:t xml:space="preserve">). To view a copy of this license, visit </w:t>
       </w:r>
-      <w:hyperlink w:history="1" r:id="rIdgrjwgpuzst8o4tzxprb_j">
+      <w:hyperlink w:history="1" r:id="rIdkhmeyihjveosc0tnmuxlu">
         <w:r>
           <w:rPr>
             <w:rFonts w:ascii="Arial" w:cs="Arial" w:eastAsia="Arial" w:hAnsi="Arial"/>
@@ -3737,7 +3737,7 @@
             <w:pPr>
               <w:spacing w:after="20" w:before="0"/>
             </w:pPr>
-            <w:hyperlink w:history="1" r:id="rIdqatcligemwnb5ottk34oz">
+            <w:hyperlink w:history="1" r:id="rIddqs9_2bgpmqympszz4-md">
               <w:r>
                 <w:rPr>
                   <w:rFonts w:ascii="Arial" w:cs="Arial" w:eastAsia="Arial" w:hAnsi="Arial"/>
@@ -3770,7 +3770,7 @@
               <w:spacing w:after="10" w:before="0"/>
               <w:ind w:left="120"/>
             </w:pPr>
-            <w:hyperlink w:history="1" r:id="rIdgy2ryqf2tes3u5dcgympo">
+            <w:hyperlink w:history="1" r:id="rId9zshvkgecuum1ygcuoy2o">
               <w:r>
                 <w:rPr>
                   <w:rFonts w:ascii="Arial" w:cs="Arial" w:eastAsia="Arial" w:hAnsi="Arial"/>
@@ -3815,7 +3815,7 @@
             <w:pPr>
               <w:spacing w:after="20" w:before="0"/>
             </w:pPr>
-            <w:hyperlink w:history="1" r:id="rIdzssutfoycq3hzdbv0wmop">
+            <w:hyperlink w:history="1" r:id="rIdrto7bnoii9zj6ilcfeu20">
               <w:r>
                 <w:rPr>
                   <w:rFonts w:ascii="Arial" w:cs="Arial" w:eastAsia="Arial" w:hAnsi="Arial"/>
@@ -3848,7 +3848,7 @@
               <w:spacing w:after="10" w:before="0"/>
               <w:ind w:left="120"/>
             </w:pPr>
-            <w:hyperlink w:history="1" r:id="rIdepiar2xhvvni-lm6fn3of">
+            <w:hyperlink w:history="1" r:id="rIdttqdmb3moaklx8ua_9ms-">
               <w:r>
                 <w:rPr>
                   <w:rFonts w:ascii="Arial" w:cs="Arial" w:eastAsia="Arial" w:hAnsi="Arial"/>
@@ -4048,7 +4048,7 @@
             <w:pPr>
               <w:spacing w:after="20" w:before="0"/>
             </w:pPr>
-            <w:hyperlink w:history="1" r:id="rIdhhktxqwqsqy6nkdzgmqfd">
+            <w:hyperlink w:history="1" r:id="rIdnvfu5hunxzp8pgjnfnuzl">
               <w:r>
                 <w:rPr>
                   <w:rFonts w:ascii="Arial" w:cs="Arial" w:eastAsia="Arial" w:hAnsi="Arial"/>
@@ -4081,7 +4081,7 @@
               <w:spacing w:after="10" w:before="0"/>
               <w:ind w:left="120"/>
             </w:pPr>
-            <w:hyperlink w:history="1" r:id="rIdxvmu2pv9mv4aeqmmxoigc">
+            <w:hyperlink w:history="1" r:id="rIdsssxtkcy9r4mh3oo1vwng">
               <w:r>
                 <w:rPr>
                   <w:rFonts w:ascii="Arial" w:cs="Arial" w:eastAsia="Arial" w:hAnsi="Arial"/>
@@ -4126,7 +4126,7 @@
             <w:pPr>
               <w:spacing w:after="20" w:before="0"/>
             </w:pPr>
-            <w:hyperlink w:history="1" r:id="rIdjjgceddu2u44paktdb-ot">
+            <w:hyperlink w:history="1" r:id="rIdmgerznvfkajsahgdihfir">
               <w:r>
                 <w:rPr>
                   <w:rFonts w:ascii="Arial" w:cs="Arial" w:eastAsia="Arial" w:hAnsi="Arial"/>
@@ -4159,7 +4159,7 @@
               <w:spacing w:after="10" w:before="0"/>
               <w:ind w:left="120"/>
             </w:pPr>
-            <w:hyperlink w:history="1" r:id="rIdrur3y6ssuaxuy0ytmhgmx">
+            <w:hyperlink w:history="1" r:id="rIdpbb-dv-mzjrkocihchdbw">
               <w:r>
                 <w:rPr>
                   <w:rFonts w:ascii="Arial" w:cs="Arial" w:eastAsia="Arial" w:hAnsi="Arial"/>
@@ -4359,7 +4359,7 @@
             <w:pPr>
               <w:spacing w:after="20" w:before="0"/>
             </w:pPr>
-            <w:hyperlink w:history="1" r:id="rIddggh8lh2gdaosjao1t-cd">
+            <w:hyperlink w:history="1" r:id="rId8jzqxirf_kmexr-ezddjl">
               <w:r>
                 <w:rPr>
                   <w:rFonts w:ascii="Arial" w:cs="Arial" w:eastAsia="Arial" w:hAnsi="Arial"/>
@@ -4408,7 +4408,7 @@
               <w:spacing w:after="10" w:before="0"/>
               <w:ind w:left="120"/>
             </w:pPr>
-            <w:hyperlink w:history="1" r:id="rIdtysrgwhpsz29opfbuexrs">
+            <w:hyperlink w:history="1" r:id="rIdwoq2ptt82cvb-swhptsln">
               <w:r>
                 <w:rPr>
                   <w:rFonts w:ascii="Arial" w:cs="Arial" w:eastAsia="Arial" w:hAnsi="Arial"/>
@@ -4453,7 +4453,7 @@
             <w:pPr>
               <w:spacing w:after="20" w:before="0"/>
             </w:pPr>
-            <w:hyperlink w:history="1" r:id="rIdsgbectwyuqlx_q4448xod">
+            <w:hyperlink w:history="1" r:id="rIdbrldstjya9jgogkh49xit">
               <w:r>
                 <w:rPr>
                   <w:rFonts w:ascii="Arial" w:cs="Arial" w:eastAsia="Arial" w:hAnsi="Arial"/>
@@ -4502,7 +4502,7 @@
               <w:spacing w:after="10" w:before="0"/>
               <w:ind w:left="120"/>
             </w:pPr>
-            <w:hyperlink w:history="1" r:id="rIdmb9z7wwhunvo5nnlbngif">
+            <w:hyperlink w:history="1" r:id="rIddxjjwhb-8ro0znzma-dtr">
               <w:r>
                 <w:rPr>
                   <w:rFonts w:ascii="Arial" w:cs="Arial" w:eastAsia="Arial" w:hAnsi="Arial"/>
@@ -4702,7 +4702,7 @@
             <w:pPr>
               <w:spacing w:after="20" w:before="0"/>
             </w:pPr>
-            <w:hyperlink w:history="1" r:id="rIdak8uek58ka1v0swnb9-cm">
+            <w:hyperlink w:history="1" r:id="rIde5upmcdwxbcczmgtkhdbg">
               <w:r>
                 <w:rPr>
                   <w:rFonts w:ascii="Arial" w:cs="Arial" w:eastAsia="Arial" w:hAnsi="Arial"/>
@@ -4751,7 +4751,7 @@
               <w:spacing w:after="10" w:before="0"/>
               <w:ind w:left="120"/>
             </w:pPr>
-            <w:hyperlink w:history="1" r:id="rIdagtarsdhenker-glhgaiu">
+            <w:hyperlink w:history="1" r:id="rIdql49yntro5phn_zo3xjbo">
               <w:r>
                 <w:rPr>
                   <w:rFonts w:ascii="Arial" w:cs="Arial" w:eastAsia="Arial" w:hAnsi="Arial"/>
@@ -4796,7 +4796,7 @@
             <w:pPr>
               <w:spacing w:after="20" w:before="0"/>
             </w:pPr>
-            <w:hyperlink w:history="1" r:id="rIdy5b_bspqzgav8-mctrkuu">
+            <w:hyperlink w:history="1" r:id="rIdgdbcggmnxp1xakuiuyvid">
               <w:r>
                 <w:rPr>
                   <w:rFonts w:ascii="Arial" w:cs="Arial" w:eastAsia="Arial" w:hAnsi="Arial"/>
@@ -4845,7 +4845,7 @@
               <w:spacing w:after="10" w:before="0"/>
               <w:ind w:left="120"/>
             </w:pPr>
-            <w:hyperlink w:history="1" r:id="rIdb4lrwb2vkbpyj1vcynb-w">
+            <w:hyperlink w:history="1" r:id="rIdvs4hqd3wdatfksldy7tr1">
               <w:r>
                 <w:rPr>
                   <w:rFonts w:ascii="Arial" w:cs="Arial" w:eastAsia="Arial" w:hAnsi="Arial"/>
@@ -5045,7 +5045,7 @@
             <w:pPr>
               <w:spacing w:after="20" w:before="0"/>
             </w:pPr>
-            <w:hyperlink w:history="1" r:id="rIdtezx2kmxztodrq4iwyzp-">
+            <w:hyperlink w:history="1" r:id="rIdgljm0xr57yiybnu76mrmy">
               <w:r>
                 <w:rPr>
                   <w:rFonts w:ascii="Arial" w:cs="Arial" w:eastAsia="Arial" w:hAnsi="Arial"/>
@@ -5078,7 +5078,7 @@
               <w:spacing w:after="10" w:before="0"/>
               <w:ind w:left="120"/>
             </w:pPr>
-            <w:hyperlink w:history="1" r:id="rIdscvocmxj-df9uzqilhlgg">
+            <w:hyperlink w:history="1" r:id="rIdtdroqezsl05uigitggcgn">
               <w:r>
                 <w:rPr>
                   <w:rFonts w:ascii="Arial" w:cs="Arial" w:eastAsia="Arial" w:hAnsi="Arial"/>
@@ -5123,7 +5123,7 @@
             <w:pPr>
               <w:spacing w:after="20" w:before="0"/>
             </w:pPr>
-            <w:hyperlink w:history="1" r:id="rIdrsh3h8ql-605lcbg143bi">
+            <w:hyperlink w:history="1" r:id="rIdm9q4tc7gnqlvlrc7ywf4h">
               <w:r>
                 <w:rPr>
                   <w:rFonts w:ascii="Arial" w:cs="Arial" w:eastAsia="Arial" w:hAnsi="Arial"/>
@@ -5172,7 +5172,7 @@
               <w:spacing w:after="10" w:before="0"/>
               <w:ind w:left="120"/>
             </w:pPr>
-            <w:hyperlink w:history="1" r:id="rIdlgx75pmckk6fjjpruqxno">
+            <w:hyperlink w:history="1" r:id="rIdeatixaodeg1k9q2lrrsgi">
               <w:r>
                 <w:rPr>
                   <w:rFonts w:ascii="Arial" w:cs="Arial" w:eastAsia="Arial" w:hAnsi="Arial"/>
@@ -5697,7 +5697,7 @@
         </w:rPr>
         <w:t xml:space="preserve">© 2026 SeaVuria and ARES. Aligned with KICD objectives. Developed by SeaVuria; technical implementation by ARES (with AI assistance from Claude). Licensed under </w:t>
       </w:r>
-      <w:hyperlink w:history="1" r:id="rId3hsddpekpe5xh5lm5dqc6">
+      <w:hyperlink w:history="1" r:id="rId-qc3y-a8c6djlcihucjme">
         <w:r>
           <w:rPr>
             <w:rFonts w:ascii="Arial" w:cs="Arial" w:eastAsia="Arial" w:hAnsi="Arial"/>
@@ -5718,7 +5718,7 @@
         </w:rPr>
         <w:t xml:space="preserve"> (</w:t>
       </w:r>
-      <w:hyperlink w:history="1" r:id="rIdtdyzg7gzphatoj5du2luz">
+      <w:hyperlink w:history="1" r:id="rIdiaxyfsxdrc6vfsxmyl0qk">
         <w:r>
           <w:rPr>
             <w:rFonts w:ascii="Arial" w:cs="Arial" w:eastAsia="Arial" w:hAnsi="Arial"/>
@@ -6758,7 +6758,7 @@
             <w:pPr>
               <w:spacing w:after="20" w:before="0"/>
             </w:pPr>
-            <w:hyperlink w:history="1" r:id="rIdhbekp9ukigts61wmvpwiv">
+            <w:hyperlink w:history="1" r:id="rIdvcfszhvoertfp0itbgpoq">
               <w:r>
                 <w:rPr>
                   <w:rFonts w:ascii="Arial" w:cs="Arial" w:eastAsia="Arial" w:hAnsi="Arial"/>
@@ -6791,7 +6791,7 @@
               <w:spacing w:after="10" w:before="0"/>
               <w:ind w:left="120"/>
             </w:pPr>
-            <w:hyperlink w:history="1" r:id="rIdltcyn5y1lcht5ncsbvtsr">
+            <w:hyperlink w:history="1" r:id="rIdwuegtgomvhhi5ygiqh8br">
               <w:r>
                 <w:rPr>
                   <w:rFonts w:ascii="Arial" w:cs="Arial" w:eastAsia="Arial" w:hAnsi="Arial"/>
@@ -6836,7 +6836,7 @@
             <w:pPr>
               <w:spacing w:after="20" w:before="0"/>
             </w:pPr>
-            <w:hyperlink w:history="1" r:id="rIdbqhqlzw9yil02eb6ecyg-">
+            <w:hyperlink w:history="1" r:id="rId_kyrrp9jvgstjh7z1nmfb">
               <w:r>
                 <w:rPr>
                   <w:rFonts w:ascii="Arial" w:cs="Arial" w:eastAsia="Arial" w:hAnsi="Arial"/>
@@ -6869,7 +6869,7 @@
               <w:spacing w:after="10" w:before="0"/>
               <w:ind w:left="120"/>
             </w:pPr>
-            <w:hyperlink w:history="1" r:id="rIdyog4pxxasytdncqogpyra">
+            <w:hyperlink w:history="1" r:id="rIdb9bovh3efdfbxp0j2axi4">
               <w:r>
                 <w:rPr>
                   <w:rFonts w:ascii="Arial" w:cs="Arial" w:eastAsia="Arial" w:hAnsi="Arial"/>
@@ -7069,7 +7069,7 @@
             <w:pPr>
               <w:spacing w:after="20" w:before="0"/>
             </w:pPr>
-            <w:hyperlink w:history="1" r:id="rId0rkyq5zdbfsjjybqgqoyh">
+            <w:hyperlink w:history="1" r:id="rId5olhazr0uzdigzcmpyjzn">
               <w:r>
                 <w:rPr>
                   <w:rFonts w:ascii="Arial" w:cs="Arial" w:eastAsia="Arial" w:hAnsi="Arial"/>
@@ -7102,7 +7102,7 @@
               <w:spacing w:after="10" w:before="0"/>
               <w:ind w:left="120"/>
             </w:pPr>
-            <w:hyperlink w:history="1" r:id="rIdt1p8yjm_mz9p1remd0bk3">
+            <w:hyperlink w:history="1" r:id="rIdabaeakjlqmkr9otfsfrmb">
               <w:r>
                 <w:rPr>
                   <w:rFonts w:ascii="Arial" w:cs="Arial" w:eastAsia="Arial" w:hAnsi="Arial"/>
@@ -7147,7 +7147,7 @@
             <w:pPr>
               <w:spacing w:after="20" w:before="0"/>
             </w:pPr>
-            <w:hyperlink w:history="1" r:id="rIdurqzlmzfudzzzx7zekpjw">
+            <w:hyperlink w:history="1" r:id="rIdcwhm8zwjr5ofhfxr7sclq">
               <w:r>
                 <w:rPr>
                   <w:rFonts w:ascii="Arial" w:cs="Arial" w:eastAsia="Arial" w:hAnsi="Arial"/>
@@ -7180,7 +7180,7 @@
               <w:spacing w:after="10" w:before="0"/>
               <w:ind w:left="120"/>
             </w:pPr>
-            <w:hyperlink w:history="1" r:id="rIdzvb0yjfnno7twxybxutcg">
+            <w:hyperlink w:history="1" r:id="rIdzve0oifcmd18mka_pitrj">
               <w:r>
                 <w:rPr>
                   <w:rFonts w:ascii="Arial" w:cs="Arial" w:eastAsia="Arial" w:hAnsi="Arial"/>
@@ -7380,7 +7380,7 @@
             <w:pPr>
               <w:spacing w:after="20" w:before="0"/>
             </w:pPr>
-            <w:hyperlink w:history="1" r:id="rIdde5w3iihfkjefwdwlo1wo">
+            <w:hyperlink w:history="1" r:id="rId-lkdthd3xko3u8h4v9yhg">
               <w:r>
                 <w:rPr>
                   <w:rFonts w:ascii="Arial" w:cs="Arial" w:eastAsia="Arial" w:hAnsi="Arial"/>
@@ -7429,7 +7429,7 @@
               <w:spacing w:after="10" w:before="0"/>
               <w:ind w:left="120"/>
             </w:pPr>
-            <w:hyperlink w:history="1" r:id="rIdbzdiichirife562xawtcc">
+            <w:hyperlink w:history="1" r:id="rId4ni9xsb-hhz1ixd2qe1u2">
               <w:r>
                 <w:rPr>
                   <w:rFonts w:ascii="Arial" w:cs="Arial" w:eastAsia="Arial" w:hAnsi="Arial"/>
@@ -7474,7 +7474,7 @@
             <w:pPr>
               <w:spacing w:after="20" w:before="0"/>
             </w:pPr>
-            <w:hyperlink w:history="1" r:id="rId50jzzcsjblugk68fqcdsj">
+            <w:hyperlink w:history="1" r:id="rIdg9_17n6omptarcomsiis5">
               <w:r>
                 <w:rPr>
                   <w:rFonts w:ascii="Arial" w:cs="Arial" w:eastAsia="Arial" w:hAnsi="Arial"/>
@@ -7523,7 +7523,7 @@
               <w:spacing w:after="10" w:before="0"/>
               <w:ind w:left="120"/>
             </w:pPr>
-            <w:hyperlink w:history="1" r:id="rIdmxxo-z6nhitlmc0nu2kvc">
+            <w:hyperlink w:history="1" r:id="rIdnfugp6itxp-g7f49tfm7i">
               <w:r>
                 <w:rPr>
                   <w:rFonts w:ascii="Arial" w:cs="Arial" w:eastAsia="Arial" w:hAnsi="Arial"/>
@@ -7723,7 +7723,7 @@
             <w:pPr>
               <w:spacing w:after="20" w:before="0"/>
             </w:pPr>
-            <w:hyperlink w:history="1" r:id="rIdvm_7cs2kfgnrmhmeyjgss">
+            <w:hyperlink w:history="1" r:id="rIdudsefnm6ihoat0p-sehvn">
               <w:r>
                 <w:rPr>
                   <w:rFonts w:ascii="Arial" w:cs="Arial" w:eastAsia="Arial" w:hAnsi="Arial"/>
@@ -7772,7 +7772,7 @@
               <w:spacing w:after="10" w:before="0"/>
               <w:ind w:left="120"/>
             </w:pPr>
-            <w:hyperlink w:history="1" r:id="rIdehqe_luiq5jjsplzpjioc">
+            <w:hyperlink w:history="1" r:id="rIdlai9hgnu7gb2mz5nvfd-i">
               <w:r>
                 <w:rPr>
                   <w:rFonts w:ascii="Arial" w:cs="Arial" w:eastAsia="Arial" w:hAnsi="Arial"/>
@@ -7817,7 +7817,7 @@
             <w:pPr>
               <w:spacing w:after="20" w:before="0"/>
             </w:pPr>
-            <w:hyperlink w:history="1" r:id="rIdomq4csc7jdg15siz5nciw">
+            <w:hyperlink w:history="1" r:id="rIdksnzzurvu1mcmp5zrdply">
               <w:r>
                 <w:rPr>
                   <w:rFonts w:ascii="Arial" w:cs="Arial" w:eastAsia="Arial" w:hAnsi="Arial"/>
@@ -7866,7 +7866,7 @@
               <w:spacing w:after="10" w:before="0"/>
               <w:ind w:left="120"/>
             </w:pPr>
-            <w:hyperlink w:history="1" r:id="rIdgonbtoceduim2zomykyy0">
+            <w:hyperlink w:history="1" r:id="rIdqnmr3qxygzxz8e7u27aq0">
               <w:r>
                 <w:rPr>
                   <w:rFonts w:ascii="Arial" w:cs="Arial" w:eastAsia="Arial" w:hAnsi="Arial"/>
@@ -8066,7 +8066,7 @@
             <w:pPr>
               <w:spacing w:after="20" w:before="0"/>
             </w:pPr>
-            <w:hyperlink w:history="1" r:id="rIdvpjmwzuhp8ox2d8pcxs3d">
+            <w:hyperlink w:history="1" r:id="rIdnkxlngpdby_6jvb9kzb80">
               <w:r>
                 <w:rPr>
                   <w:rFonts w:ascii="Arial" w:cs="Arial" w:eastAsia="Arial" w:hAnsi="Arial"/>
@@ -8115,7 +8115,7 @@
               <w:spacing w:after="10" w:before="0"/>
               <w:ind w:left="120"/>
             </w:pPr>
-            <w:hyperlink w:history="1" r:id="rId4gwvx96gli0ynutlgciqh">
+            <w:hyperlink w:history="1" r:id="rIdw2tfx8qn4wmeyfngt2u4u">
               <w:r>
                 <w:rPr>
                   <w:rFonts w:ascii="Arial" w:cs="Arial" w:eastAsia="Arial" w:hAnsi="Arial"/>
@@ -8160,7 +8160,7 @@
             <w:pPr>
               <w:spacing w:after="20" w:before="0"/>
             </w:pPr>
-            <w:hyperlink w:history="1" r:id="rIdicdg7yesrpzom0i6vwhke">
+            <w:hyperlink w:history="1" r:id="rIdsk5o3i9uliikwtplb8cw2">
               <w:r>
                 <w:rPr>
                   <w:rFonts w:ascii="Arial" w:cs="Arial" w:eastAsia="Arial" w:hAnsi="Arial"/>
@@ -8209,7 +8209,7 @@
               <w:spacing w:after="10" w:before="0"/>
               <w:ind w:left="120"/>
             </w:pPr>
-            <w:hyperlink w:history="1" r:id="rIdgzbdyf03_6vpnzbjqeait">
+            <w:hyperlink w:history="1" r:id="rIdmmsqyftj2fxpj8i6krmeh">
               <w:r>
                 <w:rPr>
                   <w:rFonts w:ascii="Arial" w:cs="Arial" w:eastAsia="Arial" w:hAnsi="Arial"/>
@@ -8734,7 +8734,7 @@
         </w:rPr>
         <w:t xml:space="preserve">© 2026 SeaVuria and ARES. Aligned with KICD objectives. Developed by SeaVuria; technical implementation by ARES (with AI assistance from Claude). Licensed under </w:t>
       </w:r>
-      <w:hyperlink w:history="1" r:id="rIddadbdu_v4aytvdwfnsb5b">
+      <w:hyperlink w:history="1" r:id="rIdq_unr_tkugi88xctztl53">
         <w:r>
           <w:rPr>
             <w:rFonts w:ascii="Arial" w:cs="Arial" w:eastAsia="Arial" w:hAnsi="Arial"/>
@@ -8755,7 +8755,7 @@
         </w:rPr>
         <w:t xml:space="preserve"> (</w:t>
       </w:r>
-      <w:hyperlink w:history="1" r:id="rIdy1ejw2fblqw5pgez1d9vd">
+      <w:hyperlink w:history="1" r:id="rIdlldqks1rwbibbx1ecaizm">
         <w:r>
           <w:rPr>
             <w:rFonts w:ascii="Arial" w:cs="Arial" w:eastAsia="Arial" w:hAnsi="Arial"/>
@@ -9795,7 +9795,7 @@
             <w:pPr>
               <w:spacing w:after="20" w:before="0"/>
             </w:pPr>
-            <w:hyperlink w:history="1" r:id="rIds80_x9gfmkws6sc4mkrza">
+            <w:hyperlink w:history="1" r:id="rId_jjcls7-zbrs2n13cs0eb">
               <w:r>
                 <w:rPr>
                   <w:rFonts w:ascii="Arial" w:cs="Arial" w:eastAsia="Arial" w:hAnsi="Arial"/>
@@ -9828,7 +9828,7 @@
               <w:spacing w:after="10" w:before="0"/>
               <w:ind w:left="120"/>
             </w:pPr>
-            <w:hyperlink w:history="1" r:id="rIdhwdmj9fd4ey38xljykif3">
+            <w:hyperlink w:history="1" r:id="rIdrqf-wlykbeclxtblohg6g">
               <w:r>
                 <w:rPr>
                   <w:rFonts w:ascii="Arial" w:cs="Arial" w:eastAsia="Arial" w:hAnsi="Arial"/>
@@ -9873,7 +9873,7 @@
             <w:pPr>
               <w:spacing w:after="20" w:before="0"/>
             </w:pPr>
-            <w:hyperlink w:history="1" r:id="rIdn4ryj5muoi9jdzrgqwqih">
+            <w:hyperlink w:history="1" r:id="rId8ka_t0u_mvfx9nzti7rys">
               <w:r>
                 <w:rPr>
                   <w:rFonts w:ascii="Arial" w:cs="Arial" w:eastAsia="Arial" w:hAnsi="Arial"/>
@@ -9906,7 +9906,7 @@
               <w:spacing w:after="10" w:before="0"/>
               <w:ind w:left="120"/>
             </w:pPr>
-            <w:hyperlink w:history="1" r:id="rIdfuthhzymuimigv87hgmxn">
+            <w:hyperlink w:history="1" r:id="rIdl94_oxddxggux_p2ay8kn">
               <w:r>
                 <w:rPr>
                   <w:rFonts w:ascii="Arial" w:cs="Arial" w:eastAsia="Arial" w:hAnsi="Arial"/>
@@ -10106,7 +10106,7 @@
             <w:pPr>
               <w:spacing w:after="20" w:before="0"/>
             </w:pPr>
-            <w:hyperlink w:history="1" r:id="rIdwvkpqwmsbh6syqpcoxwtz">
+            <w:hyperlink w:history="1" r:id="rId2nccr1hebk-suzokh8eag">
               <w:r>
                 <w:rPr>
                   <w:rFonts w:ascii="Arial" w:cs="Arial" w:eastAsia="Arial" w:hAnsi="Arial"/>
@@ -10139,7 +10139,7 @@
               <w:spacing w:after="10" w:before="0"/>
               <w:ind w:left="120"/>
             </w:pPr>
-            <w:hyperlink w:history="1" r:id="rId39lkfvlywcxk1emtad9sm">
+            <w:hyperlink w:history="1" r:id="rIdkkfalhehkqqd8xo8dj0xn">
               <w:r>
                 <w:rPr>
                   <w:rFonts w:ascii="Arial" w:cs="Arial" w:eastAsia="Arial" w:hAnsi="Arial"/>
@@ -10184,7 +10184,7 @@
             <w:pPr>
               <w:spacing w:after="20" w:before="0"/>
             </w:pPr>
-            <w:hyperlink w:history="1" r:id="rIdo2a6rufx2x1rj8pduhxiy">
+            <w:hyperlink w:history="1" r:id="rIdo6rl3hr7gaku12rdzumex">
               <w:r>
                 <w:rPr>
                   <w:rFonts w:ascii="Arial" w:cs="Arial" w:eastAsia="Arial" w:hAnsi="Arial"/>
@@ -10217,7 +10217,7 @@
               <w:spacing w:after="10" w:before="0"/>
               <w:ind w:left="120"/>
             </w:pPr>
-            <w:hyperlink w:history="1" r:id="rIdnzijuxgxbb3dcehvpi3ej">
+            <w:hyperlink w:history="1" r:id="rIdndqtawv57ppytuhpsbpnf">
               <w:r>
                 <w:rPr>
                   <w:rFonts w:ascii="Arial" w:cs="Arial" w:eastAsia="Arial" w:hAnsi="Arial"/>
@@ -10417,7 +10417,7 @@
             <w:pPr>
               <w:spacing w:after="20" w:before="0"/>
             </w:pPr>
-            <w:hyperlink w:history="1" r:id="rIdwa05rwpzadb6-vtywawk4">
+            <w:hyperlink w:history="1" r:id="rIdw8tkxqzhjm4xc0pdbf9hv">
               <w:r>
                 <w:rPr>
                   <w:rFonts w:ascii="Arial" w:cs="Arial" w:eastAsia="Arial" w:hAnsi="Arial"/>
@@ -10450,7 +10450,7 @@
               <w:spacing w:after="10" w:before="0"/>
               <w:ind w:left="120"/>
             </w:pPr>
-            <w:hyperlink w:history="1" r:id="rIdjbkpgdwefdi9q_3hynstl">
+            <w:hyperlink w:history="1" r:id="rIdasn-iglwptghreqk2jhdg">
               <w:r>
                 <w:rPr>
                   <w:rFonts w:ascii="Arial" w:cs="Arial" w:eastAsia="Arial" w:hAnsi="Arial"/>
@@ -10495,7 +10495,7 @@
             <w:pPr>
               <w:spacing w:after="20" w:before="0"/>
             </w:pPr>
-            <w:hyperlink w:history="1" r:id="rId_uxigpmhj-re5rg2qjtxl">
+            <w:hyperlink w:history="1" r:id="rId5kuusujli_7e0xfssjj3z">
               <w:r>
                 <w:rPr>
                   <w:rFonts w:ascii="Arial" w:cs="Arial" w:eastAsia="Arial" w:hAnsi="Arial"/>
@@ -10528,7 +10528,7 @@
               <w:spacing w:after="10" w:before="0"/>
               <w:ind w:left="120"/>
             </w:pPr>
-            <w:hyperlink w:history="1" r:id="rIdch1e01v37qgs5ag2cjuzu">
+            <w:hyperlink w:history="1" r:id="rIdr-93bxworqjuilqk_toqg">
               <w:r>
                 <w:rPr>
                   <w:rFonts w:ascii="Arial" w:cs="Arial" w:eastAsia="Arial" w:hAnsi="Arial"/>
@@ -10728,7 +10728,7 @@
             <w:pPr>
               <w:spacing w:after="20" w:before="0"/>
             </w:pPr>
-            <w:hyperlink w:history="1" r:id="rIdy36qyskj44tbhb_uioxai">
+            <w:hyperlink w:history="1" r:id="rIdqflq0khvif_mqo-ogcjwe">
               <w:r>
                 <w:rPr>
                   <w:rFonts w:ascii="Arial" w:cs="Arial" w:eastAsia="Arial" w:hAnsi="Arial"/>
@@ -10761,7 +10761,7 @@
               <w:spacing w:after="10" w:before="0"/>
               <w:ind w:left="120"/>
             </w:pPr>
-            <w:hyperlink w:history="1" r:id="rIdg1bksxin4wib5mxyjcpxo">
+            <w:hyperlink w:history="1" r:id="rId30fznacksrbp0pi5amu1v">
               <w:r>
                 <w:rPr>
                   <w:rFonts w:ascii="Arial" w:cs="Arial" w:eastAsia="Arial" w:hAnsi="Arial"/>
@@ -10806,7 +10806,7 @@
             <w:pPr>
               <w:spacing w:after="20" w:before="0"/>
             </w:pPr>
-            <w:hyperlink w:history="1" r:id="rIdqqqs-vhxwhds0dwosqzcf">
+            <w:hyperlink w:history="1" r:id="rIdamudcb8a50s5-c_ku93-f">
               <w:r>
                 <w:rPr>
                   <w:rFonts w:ascii="Arial" w:cs="Arial" w:eastAsia="Arial" w:hAnsi="Arial"/>
@@ -10839,7 +10839,7 @@
               <w:spacing w:after="10" w:before="0"/>
               <w:ind w:left="120"/>
             </w:pPr>
-            <w:hyperlink w:history="1" r:id="rIdorqn68dvvlgzdy2jxfbvn">
+            <w:hyperlink w:history="1" r:id="rId-mu0xfl7qhnufb1pgi_9x">
               <w:r>
                 <w:rPr>
                   <w:rFonts w:ascii="Arial" w:cs="Arial" w:eastAsia="Arial" w:hAnsi="Arial"/>
@@ -11039,7 +11039,7 @@
             <w:pPr>
               <w:spacing w:after="20" w:before="0"/>
             </w:pPr>
-            <w:hyperlink w:history="1" r:id="rIdumlcvq_h39lxkbvdnye6t">
+            <w:hyperlink w:history="1" r:id="rIdhi3swcs4ff5bv7-pma1n-">
               <w:r>
                 <w:rPr>
                   <w:rFonts w:ascii="Arial" w:cs="Arial" w:eastAsia="Arial" w:hAnsi="Arial"/>
@@ -11088,7 +11088,7 @@
               <w:spacing w:after="10" w:before="0"/>
               <w:ind w:left="120"/>
             </w:pPr>
-            <w:hyperlink w:history="1" r:id="rIdocccuzaoinucv8dxgwkbz">
+            <w:hyperlink w:history="1" r:id="rIdpfu8svo4-v3c6uufnnvnw">
               <w:r>
                 <w:rPr>
                   <w:rFonts w:ascii="Arial" w:cs="Arial" w:eastAsia="Arial" w:hAnsi="Arial"/>
@@ -11133,7 +11133,7 @@
             <w:pPr>
               <w:spacing w:after="20" w:before="0"/>
             </w:pPr>
-            <w:hyperlink w:history="1" r:id="rId-w672vkiw9rasxrfu5hfq">
+            <w:hyperlink w:history="1" r:id="rId6bclyqz8kdhd9chluaqlw">
               <w:r>
                 <w:rPr>
                   <w:rFonts w:ascii="Arial" w:cs="Arial" w:eastAsia="Arial" w:hAnsi="Arial"/>
@@ -11182,7 +11182,7 @@
               <w:spacing w:after="10" w:before="0"/>
               <w:ind w:left="120"/>
             </w:pPr>
-            <w:hyperlink w:history="1" r:id="rIdphdardyt7ds99lsdrtbq2">
+            <w:hyperlink w:history="1" r:id="rIdp914ng_aw3yao9cvx4qjm">
               <w:r>
                 <w:rPr>
                   <w:rFonts w:ascii="Arial" w:cs="Arial" w:eastAsia="Arial" w:hAnsi="Arial"/>
@@ -11707,7 +11707,7 @@
         </w:rPr>
         <w:t xml:space="preserve">© 2026 SeaVuria and ARES. Aligned with KICD objectives. Developed by SeaVuria; technical implementation by ARES (with AI assistance from Claude). Licensed under </w:t>
       </w:r>
-      <w:hyperlink w:history="1" r:id="rIdqyvs8vsy8u825yzlzmjoy">
+      <w:hyperlink w:history="1" r:id="rIdvlzpjtmako3t9ik7bfcbk">
         <w:r>
           <w:rPr>
             <w:rFonts w:ascii="Arial" w:cs="Arial" w:eastAsia="Arial" w:hAnsi="Arial"/>
@@ -11728,7 +11728,7 @@
         </w:rPr>
         <w:t xml:space="preserve"> (</w:t>
       </w:r>
-      <w:hyperlink w:history="1" r:id="rIdg4nwwyltl9ic4a2ora8oc">
+      <w:hyperlink w:history="1" r:id="rIdwhk4i2trch-nrty2esk2q">
         <w:r>
           <w:rPr>
             <w:rFonts w:ascii="Arial" w:cs="Arial" w:eastAsia="Arial" w:hAnsi="Arial"/>
@@ -12768,7 +12768,7 @@
             <w:pPr>
               <w:spacing w:after="20" w:before="0"/>
             </w:pPr>
-            <w:hyperlink w:history="1" r:id="rId5tl_c1qa-gg-bybvufj_1">
+            <w:hyperlink w:history="1" r:id="rIdt3f2_dsafoa1r6-euadkf">
               <w:r>
                 <w:rPr>
                   <w:rFonts w:ascii="Arial" w:cs="Arial" w:eastAsia="Arial" w:hAnsi="Arial"/>
@@ -12801,7 +12801,7 @@
               <w:spacing w:after="10" w:before="0"/>
               <w:ind w:left="120"/>
             </w:pPr>
-            <w:hyperlink w:history="1" r:id="rId7ln0bp6add45hox3qgzi2">
+            <w:hyperlink w:history="1" r:id="rIdtcqqu_mx5ibz4xewdzqpw">
               <w:r>
                 <w:rPr>
                   <w:rFonts w:ascii="Arial" w:cs="Arial" w:eastAsia="Arial" w:hAnsi="Arial"/>
@@ -12846,7 +12846,7 @@
             <w:pPr>
               <w:spacing w:after="20" w:before="0"/>
             </w:pPr>
-            <w:hyperlink w:history="1" r:id="rIdshbgaa5m_eqqbegpy_30y">
+            <w:hyperlink w:history="1" r:id="rId-bj_ruuwb-qsv7_xrfdms">
               <w:r>
                 <w:rPr>
                   <w:rFonts w:ascii="Arial" w:cs="Arial" w:eastAsia="Arial" w:hAnsi="Arial"/>
@@ -12879,7 +12879,7 @@
               <w:spacing w:after="10" w:before="0"/>
               <w:ind w:left="120"/>
             </w:pPr>
-            <w:hyperlink w:history="1" r:id="rIdgq0hfzjycjitxmvy0jcv-">
+            <w:hyperlink w:history="1" r:id="rIdteohiirqwwbqulh9ykdnr">
               <w:r>
                 <w:rPr>
                   <w:rFonts w:ascii="Arial" w:cs="Arial" w:eastAsia="Arial" w:hAnsi="Arial"/>
@@ -13079,7 +13079,7 @@
             <w:pPr>
               <w:spacing w:after="20" w:before="0"/>
             </w:pPr>
-            <w:hyperlink w:history="1" r:id="rId1lxseupbo9r1wkwk5cqgq">
+            <w:hyperlink w:history="1" r:id="rIdde0kzx5pwo09h9wjwhcbq">
               <w:r>
                 <w:rPr>
                   <w:rFonts w:ascii="Arial" w:cs="Arial" w:eastAsia="Arial" w:hAnsi="Arial"/>
@@ -13112,7 +13112,7 @@
               <w:spacing w:after="10" w:before="0"/>
               <w:ind w:left="120"/>
             </w:pPr>
-            <w:hyperlink w:history="1" r:id="rIdfodauwtxrgq5snmxpgxld">
+            <w:hyperlink w:history="1" r:id="rIduzbskjtjvujoq-dzj5pdf">
               <w:r>
                 <w:rPr>
                   <w:rFonts w:ascii="Arial" w:cs="Arial" w:eastAsia="Arial" w:hAnsi="Arial"/>
@@ -13157,7 +13157,7 @@
             <w:pPr>
               <w:spacing w:after="20" w:before="0"/>
             </w:pPr>
-            <w:hyperlink w:history="1" r:id="rId2rnqnta1gdxs1coxapvxm">
+            <w:hyperlink w:history="1" r:id="rIdaj2nrr8woiuqx2a0bxffm">
               <w:r>
                 <w:rPr>
                   <w:rFonts w:ascii="Arial" w:cs="Arial" w:eastAsia="Arial" w:hAnsi="Arial"/>
@@ -13190,7 +13190,7 @@
               <w:spacing w:after="10" w:before="0"/>
               <w:ind w:left="120"/>
             </w:pPr>
-            <w:hyperlink w:history="1" r:id="rIdjdspxjopg9pi4svhgmhhc">
+            <w:hyperlink w:history="1" r:id="rIdzkcnhqrkgj_j1twlodcr8">
               <w:r>
                 <w:rPr>
                   <w:rFonts w:ascii="Arial" w:cs="Arial" w:eastAsia="Arial" w:hAnsi="Arial"/>
@@ -13390,7 +13390,7 @@
             <w:pPr>
               <w:spacing w:after="20" w:before="0"/>
             </w:pPr>
-            <w:hyperlink w:history="1" r:id="rIdl8jqm0bjre5werlnd_usi">
+            <w:hyperlink w:history="1" r:id="rIdnfjm6t7sf2y5tm8agh-c2">
               <w:r>
                 <w:rPr>
                   <w:rFonts w:ascii="Arial" w:cs="Arial" w:eastAsia="Arial" w:hAnsi="Arial"/>
@@ -13439,7 +13439,7 @@
               <w:spacing w:after="10" w:before="0"/>
               <w:ind w:left="120"/>
             </w:pPr>
-            <w:hyperlink w:history="1" r:id="rIdo3h4hvimwrughygh8qutq">
+            <w:hyperlink w:history="1" r:id="rId7ty5jjykixuhkru9lhnre">
               <w:r>
                 <w:rPr>
                   <w:rFonts w:ascii="Arial" w:cs="Arial" w:eastAsia="Arial" w:hAnsi="Arial"/>
@@ -13484,7 +13484,7 @@
             <w:pPr>
               <w:spacing w:after="20" w:before="0"/>
             </w:pPr>
-            <w:hyperlink w:history="1" r:id="rIdtskxmlsqdzuntqeat8ppu">
+            <w:hyperlink w:history="1" r:id="rIddpsa_n5zsuvx84jxglor4">
               <w:r>
                 <w:rPr>
                   <w:rFonts w:ascii="Arial" w:cs="Arial" w:eastAsia="Arial" w:hAnsi="Arial"/>
@@ -13533,7 +13533,7 @@
               <w:spacing w:after="10" w:before="0"/>
               <w:ind w:left="120"/>
             </w:pPr>
-            <w:hyperlink w:history="1" r:id="rId2pu0vhyungnbhzwdji0dz">
+            <w:hyperlink w:history="1" r:id="rIdvxeclhkqpebwg_vxcuusj">
               <w:r>
                 <w:rPr>
                   <w:rFonts w:ascii="Arial" w:cs="Arial" w:eastAsia="Arial" w:hAnsi="Arial"/>
@@ -13733,7 +13733,7 @@
             <w:pPr>
               <w:spacing w:after="20" w:before="0"/>
             </w:pPr>
-            <w:hyperlink w:history="1" r:id="rIdqlrlya0h60lmslejxxrta">
+            <w:hyperlink w:history="1" r:id="rIdb00kl8hscmn0uup0-9gmj">
               <w:r>
                 <w:rPr>
                   <w:rFonts w:ascii="Arial" w:cs="Arial" w:eastAsia="Arial" w:hAnsi="Arial"/>
@@ -13782,7 +13782,7 @@
               <w:spacing w:after="10" w:before="0"/>
               <w:ind w:left="120"/>
             </w:pPr>
-            <w:hyperlink w:history="1" r:id="rIddlzdjin-mh8rkj5omgp7c">
+            <w:hyperlink w:history="1" r:id="rIdzdf9bmgwr0rcjvpv-hsvd">
               <w:r>
                 <w:rPr>
                   <w:rFonts w:ascii="Arial" w:cs="Arial" w:eastAsia="Arial" w:hAnsi="Arial"/>
@@ -13827,7 +13827,7 @@
             <w:pPr>
               <w:spacing w:after="20" w:before="0"/>
             </w:pPr>
-            <w:hyperlink w:history="1" r:id="rIdskwn2pa7znc2dd46qqnfh">
+            <w:hyperlink w:history="1" r:id="rIdfhroudl8x1d92h1etzwgp">
               <w:r>
                 <w:rPr>
                   <w:rFonts w:ascii="Arial" w:cs="Arial" w:eastAsia="Arial" w:hAnsi="Arial"/>
@@ -13876,7 +13876,7 @@
               <w:spacing w:after="10" w:before="0"/>
               <w:ind w:left="120"/>
             </w:pPr>
-            <w:hyperlink w:history="1" r:id="rIdywuzj4oa3myx3rznopbcg">
+            <w:hyperlink w:history="1" r:id="rIdelfsvtirovili79hjsibf">
               <w:r>
                 <w:rPr>
                   <w:rFonts w:ascii="Arial" w:cs="Arial" w:eastAsia="Arial" w:hAnsi="Arial"/>
@@ -14076,7 +14076,7 @@
             <w:pPr>
               <w:spacing w:after="20" w:before="0"/>
             </w:pPr>
-            <w:hyperlink w:history="1" r:id="rIdbtvzagh8atx2hybd1ec1r">
+            <w:hyperlink w:history="1" r:id="rIdarnh1cvkrvrvei1vyhebp">
               <w:r>
                 <w:rPr>
                   <w:rFonts w:ascii="Arial" w:cs="Arial" w:eastAsia="Arial" w:hAnsi="Arial"/>
@@ -14125,7 +14125,7 @@
               <w:spacing w:after="10" w:before="0"/>
               <w:ind w:left="120"/>
             </w:pPr>
-            <w:hyperlink w:history="1" r:id="rIdaxogll7qdstvcqqpfskhy">
+            <w:hyperlink w:history="1" r:id="rIdegrrsnrjd3ruhjla3bdyo">
               <w:r>
                 <w:rPr>
                   <w:rFonts w:ascii="Arial" w:cs="Arial" w:eastAsia="Arial" w:hAnsi="Arial"/>
@@ -14170,7 +14170,7 @@
             <w:pPr>
               <w:spacing w:after="20" w:before="0"/>
             </w:pPr>
-            <w:hyperlink w:history="1" r:id="rIdmi8gmnfuonblxg4o9icoz">
+            <w:hyperlink w:history="1" r:id="rIdv2_mqdtq3g_qrksqcwm7q">
               <w:r>
                 <w:rPr>
                   <w:rFonts w:ascii="Arial" w:cs="Arial" w:eastAsia="Arial" w:hAnsi="Arial"/>
@@ -14219,7 +14219,7 @@
               <w:spacing w:after="10" w:before="0"/>
               <w:ind w:left="120"/>
             </w:pPr>
-            <w:hyperlink w:history="1" r:id="rIdfzogbxuyt6lgqlrl4xpv-">
+            <w:hyperlink w:history="1" r:id="rIdpdap7rtlk8vijatvt2rjs">
               <w:r>
                 <w:rPr>
                   <w:rFonts w:ascii="Arial" w:cs="Arial" w:eastAsia="Arial" w:hAnsi="Arial"/>
@@ -14744,7 +14744,7 @@
         </w:rPr>
         <w:t xml:space="preserve">© 2026 SeaVuria and ARES. Aligned with KICD objectives. Developed by SeaVuria; technical implementation by ARES (with AI assistance from Claude). Licensed under </w:t>
       </w:r>
-      <w:hyperlink w:history="1" r:id="rIdplwzacyuxxo4ec-l-qlsx">
+      <w:hyperlink w:history="1" r:id="rIdtz4vdvzik9-n-bhopeeqz">
         <w:r>
           <w:rPr>
             <w:rFonts w:ascii="Arial" w:cs="Arial" w:eastAsia="Arial" w:hAnsi="Arial"/>
@@ -14765,7 +14765,7 @@
         </w:rPr>
         <w:t xml:space="preserve"> (</w:t>
       </w:r>
-      <w:hyperlink w:history="1" r:id="rIdjypwp-em5qhi79kutx2_4">
+      <w:hyperlink w:history="1" r:id="rId9t_8bdutiqpzbmkgi_txp">
         <w:r>
           <w:rPr>
             <w:rFonts w:ascii="Arial" w:cs="Arial" w:eastAsia="Arial" w:hAnsi="Arial"/>
@@ -15805,7 +15805,7 @@
             <w:pPr>
               <w:spacing w:after="20" w:before="0"/>
             </w:pPr>
-            <w:hyperlink w:history="1" r:id="rId4v2rhktx1ii0ks2erkrig">
+            <w:hyperlink w:history="1" r:id="rIdgcpxh9qvuewyazcqydcl7">
               <w:r>
                 <w:rPr>
                   <w:rFonts w:ascii="Arial" w:cs="Arial" w:eastAsia="Arial" w:hAnsi="Arial"/>
@@ -15854,7 +15854,7 @@
               <w:spacing w:after="10" w:before="0"/>
               <w:ind w:left="120"/>
             </w:pPr>
-            <w:hyperlink w:history="1" r:id="rIde3grma1srmpjz4gkzj-ue">
+            <w:hyperlink w:history="1" r:id="rIdmr0fgte-7uc-zbx8wrj_c">
               <w:r>
                 <w:rPr>
                   <w:rFonts w:ascii="Arial" w:cs="Arial" w:eastAsia="Arial" w:hAnsi="Arial"/>
@@ -15899,7 +15899,7 @@
             <w:pPr>
               <w:spacing w:after="20" w:before="0"/>
             </w:pPr>
-            <w:hyperlink w:history="1" r:id="rIds8iabugvdjkydkcnflft4">
+            <w:hyperlink w:history="1" r:id="rIduixmbzy6zc-x3y6fhk3ye">
               <w:r>
                 <w:rPr>
                   <w:rFonts w:ascii="Arial" w:cs="Arial" w:eastAsia="Arial" w:hAnsi="Arial"/>
@@ -15932,7 +15932,7 @@
               <w:spacing w:after="10" w:before="0"/>
               <w:ind w:left="120"/>
             </w:pPr>
-            <w:hyperlink w:history="1" r:id="rId4djnlqolktkj-2w-xt6so">
+            <w:hyperlink w:history="1" r:id="rIdza5xjjb6ldqxvf03xw-bo">
               <w:r>
                 <w:rPr>
                   <w:rFonts w:ascii="Arial" w:cs="Arial" w:eastAsia="Arial" w:hAnsi="Arial"/>
@@ -16132,7 +16132,7 @@
             <w:pPr>
               <w:spacing w:after="20" w:before="0"/>
             </w:pPr>
-            <w:hyperlink w:history="1" r:id="rId2mjkyfocp-f8myvnvdeko">
+            <w:hyperlink w:history="1" r:id="rIdczd11sz5ncusqgi7zniob">
               <w:r>
                 <w:rPr>
                   <w:rFonts w:ascii="Arial" w:cs="Arial" w:eastAsia="Arial" w:hAnsi="Arial"/>
@@ -16181,7 +16181,7 @@
               <w:spacing w:after="10" w:before="0"/>
               <w:ind w:left="120"/>
             </w:pPr>
-            <w:hyperlink w:history="1" r:id="rIdopt0qjnoc2v2m3sebbc8f">
+            <w:hyperlink w:history="1" r:id="rIdu-x4banlof1qvaqbmaktg">
               <w:r>
                 <w:rPr>
                   <w:rFonts w:ascii="Arial" w:cs="Arial" w:eastAsia="Arial" w:hAnsi="Arial"/>
@@ -16226,7 +16226,7 @@
             <w:pPr>
               <w:spacing w:after="20" w:before="0"/>
             </w:pPr>
-            <w:hyperlink w:history="1" r:id="rIdquhzzohcv-oauzncsvxnn">
+            <w:hyperlink w:history="1" r:id="rIdxijheomhkeimlez8n4xts">
               <w:r>
                 <w:rPr>
                   <w:rFonts w:ascii="Arial" w:cs="Arial" w:eastAsia="Arial" w:hAnsi="Arial"/>
@@ -16259,7 +16259,7 @@
               <w:spacing w:after="10" w:before="0"/>
               <w:ind w:left="120"/>
             </w:pPr>
-            <w:hyperlink w:history="1" r:id="rIdb8tdvygq1qmqz8ddso11o">
+            <w:hyperlink w:history="1" r:id="rIdgvgdkenmxjxkmi6bwhosq">
               <w:r>
                 <w:rPr>
                   <w:rFonts w:ascii="Arial" w:cs="Arial" w:eastAsia="Arial" w:hAnsi="Arial"/>
@@ -16459,7 +16459,7 @@
             <w:pPr>
               <w:spacing w:after="20" w:before="0"/>
             </w:pPr>
-            <w:hyperlink w:history="1" r:id="rIdqul_rtz78xvyulaw4wf6v">
+            <w:hyperlink w:history="1" r:id="rIdwczo7insee2j71cxmd2gu">
               <w:r>
                 <w:rPr>
                   <w:rFonts w:ascii="Arial" w:cs="Arial" w:eastAsia="Arial" w:hAnsi="Arial"/>
@@ -16508,7 +16508,7 @@
               <w:spacing w:after="10" w:before="0"/>
               <w:ind w:left="120"/>
             </w:pPr>
-            <w:hyperlink w:history="1" r:id="rIdhnczt5jzi8_bghrzlzcva">
+            <w:hyperlink w:history="1" r:id="rIdf2ydsw_5ycsijdendymyq">
               <w:r>
                 <w:rPr>
                   <w:rFonts w:ascii="Arial" w:cs="Arial" w:eastAsia="Arial" w:hAnsi="Arial"/>
@@ -16553,7 +16553,7 @@
             <w:pPr>
               <w:spacing w:after="20" w:before="0"/>
             </w:pPr>
-            <w:hyperlink w:history="1" r:id="rId6ptuzpvqjuk0motiwtmcj">
+            <w:hyperlink w:history="1" r:id="rIdavzzzxrax5jooofrzitvj">
               <w:r>
                 <w:rPr>
                   <w:rFonts w:ascii="Arial" w:cs="Arial" w:eastAsia="Arial" w:hAnsi="Arial"/>
@@ -16586,7 +16586,7 @@
               <w:spacing w:after="10" w:before="0"/>
               <w:ind w:left="120"/>
             </w:pPr>
-            <w:hyperlink w:history="1" r:id="rIdooanxj56pnn6rou22japf">
+            <w:hyperlink w:history="1" r:id="rId653t9_rdwedj26srbdowu">
               <w:r>
                 <w:rPr>
                   <w:rFonts w:ascii="Arial" w:cs="Arial" w:eastAsia="Arial" w:hAnsi="Arial"/>
@@ -16786,7 +16786,7 @@
             <w:pPr>
               <w:spacing w:after="20" w:before="0"/>
             </w:pPr>
-            <w:hyperlink w:history="1" r:id="rId6b1rexxudm097b7gyku7c">
+            <w:hyperlink w:history="1" r:id="rId4jby8hzwsp6s9fqqtjisd">
               <w:r>
                 <w:rPr>
                   <w:rFonts w:ascii="Arial" w:cs="Arial" w:eastAsia="Arial" w:hAnsi="Arial"/>
@@ -16835,7 +16835,7 @@
               <w:spacing w:after="10" w:before="0"/>
               <w:ind w:left="120"/>
             </w:pPr>
-            <w:hyperlink w:history="1" r:id="rIdigtinnevrscvqjpwzbflh">
+            <w:hyperlink w:history="1" r:id="rIdbqe3skglmeapon42zxbpx">
               <w:r>
                 <w:rPr>
                   <w:rFonts w:ascii="Arial" w:cs="Arial" w:eastAsia="Arial" w:hAnsi="Arial"/>
@@ -16880,7 +16880,7 @@
             <w:pPr>
               <w:spacing w:after="20" w:before="0"/>
             </w:pPr>
-            <w:hyperlink w:history="1" r:id="rId2sokxykxirxsrqdurinn-">
+            <w:hyperlink w:history="1" r:id="rIdvxtgpuhg3s4yqcvfqg1x_">
               <w:r>
                 <w:rPr>
                   <w:rFonts w:ascii="Arial" w:cs="Arial" w:eastAsia="Arial" w:hAnsi="Arial"/>
@@ -16913,7 +16913,7 @@
               <w:spacing w:after="10" w:before="0"/>
               <w:ind w:left="120"/>
             </w:pPr>
-            <w:hyperlink w:history="1" r:id="rIdg7wakb4xedc3kferyr907">
+            <w:hyperlink w:history="1" r:id="rId-m1gwczjjfmeierqmxwzl">
               <w:r>
                 <w:rPr>
                   <w:rFonts w:ascii="Arial" w:cs="Arial" w:eastAsia="Arial" w:hAnsi="Arial"/>
@@ -17113,7 +17113,7 @@
             <w:pPr>
               <w:spacing w:after="20" w:before="0"/>
             </w:pPr>
-            <w:hyperlink w:history="1" r:id="rIdegbrv28gfz_lmg_zfhy2l">
+            <w:hyperlink w:history="1" r:id="rIdknufwjpoijt0rvqejnswa">
               <w:r>
                 <w:rPr>
                   <w:rFonts w:ascii="Arial" w:cs="Arial" w:eastAsia="Arial" w:hAnsi="Arial"/>
@@ -17162,7 +17162,7 @@
               <w:spacing w:after="10" w:before="0"/>
               <w:ind w:left="120"/>
             </w:pPr>
-            <w:hyperlink w:history="1" r:id="rId5men4y4xtiy_jurghexm5">
+            <w:hyperlink w:history="1" r:id="rIdfjw_fklth08grbg7p_tj9">
               <w:r>
                 <w:rPr>
                   <w:rFonts w:ascii="Arial" w:cs="Arial" w:eastAsia="Arial" w:hAnsi="Arial"/>
@@ -17207,7 +17207,7 @@
             <w:pPr>
               <w:spacing w:after="20" w:before="0"/>
             </w:pPr>
-            <w:hyperlink w:history="1" r:id="rIdc5uwmgdvie4afl9tp0kja">
+            <w:hyperlink w:history="1" r:id="rId6lkii8wutis48napjkamj">
               <w:r>
                 <w:rPr>
                   <w:rFonts w:ascii="Arial" w:cs="Arial" w:eastAsia="Arial" w:hAnsi="Arial"/>
@@ -17240,7 +17240,7 @@
               <w:spacing w:after="10" w:before="0"/>
               <w:ind w:left="120"/>
             </w:pPr>
-            <w:hyperlink w:history="1" r:id="rIdlsvexayq9pqemw_nvbvmh">
+            <w:hyperlink w:history="1" r:id="rIdygugwm5r9vjqsmlla-gjo">
               <w:r>
                 <w:rPr>
                   <w:rFonts w:ascii="Arial" w:cs="Arial" w:eastAsia="Arial" w:hAnsi="Arial"/>
@@ -17765,7 +17765,7 @@
         </w:rPr>
         <w:t xml:space="preserve">© 2026 SeaVuria and ARES. Aligned with KICD objectives. Developed by SeaVuria; technical implementation by ARES (with AI assistance from Claude). Licensed under </w:t>
       </w:r>
-      <w:hyperlink w:history="1" r:id="rIdsyraencuigw2ige7ds02c">
+      <w:hyperlink w:history="1" r:id="rId8o2dwtzsynlosj5jn_cm2">
         <w:r>
           <w:rPr>
             <w:rFonts w:ascii="Arial" w:cs="Arial" w:eastAsia="Arial" w:hAnsi="Arial"/>
@@ -17786,7 +17786,7 @@
         </w:rPr>
         <w:t xml:space="preserve"> (</w:t>
       </w:r>
-      <w:hyperlink w:history="1" r:id="rIdjonkrpsmfh9mvuamvyvqo">
+      <w:hyperlink w:history="1" r:id="rIduom5kg8ew7zjwyjjnqvtc">
         <w:r>
           <w:rPr>
             <w:rFonts w:ascii="Arial" w:cs="Arial" w:eastAsia="Arial" w:hAnsi="Arial"/>
@@ -18826,7 +18826,7 @@
             <w:pPr>
               <w:spacing w:after="20" w:before="0"/>
             </w:pPr>
-            <w:hyperlink w:history="1" r:id="rId4fckuebwmykbs7bo_7idi">
+            <w:hyperlink w:history="1" r:id="rIdkdwstfcnmzaiktb3tk-fw">
               <w:r>
                 <w:rPr>
                   <w:rFonts w:ascii="Arial" w:cs="Arial" w:eastAsia="Arial" w:hAnsi="Arial"/>
@@ -18859,7 +18859,7 @@
               <w:spacing w:after="10" w:before="0"/>
               <w:ind w:left="120"/>
             </w:pPr>
-            <w:hyperlink w:history="1" r:id="rIdc987-q3vlsnvjyvfngl4j">
+            <w:hyperlink w:history="1" r:id="rIdmqkb4a-elmjsqndq1odlt">
               <w:r>
                 <w:rPr>
                   <w:rFonts w:ascii="Arial" w:cs="Arial" w:eastAsia="Arial" w:hAnsi="Arial"/>
@@ -18904,7 +18904,7 @@
             <w:pPr>
               <w:spacing w:after="20" w:before="0"/>
             </w:pPr>
-            <w:hyperlink w:history="1" r:id="rIdpxj1bweqb9y46e5nqh9vh">
+            <w:hyperlink w:history="1" r:id="rIdinsapu7wffvbppuxiaync">
               <w:r>
                 <w:rPr>
                   <w:rFonts w:ascii="Arial" w:cs="Arial" w:eastAsia="Arial" w:hAnsi="Arial"/>
@@ -18937,7 +18937,7 @@
               <w:spacing w:after="10" w:before="0"/>
               <w:ind w:left="120"/>
             </w:pPr>
-            <w:hyperlink w:history="1" r:id="rIdu9u9kcr2mu4y-91p8kubk">
+            <w:hyperlink w:history="1" r:id="rIde_zxnzvv6ovyakqdhwszr">
               <w:r>
                 <w:rPr>
                   <w:rFonts w:ascii="Arial" w:cs="Arial" w:eastAsia="Arial" w:hAnsi="Arial"/>
@@ -19137,7 +19137,7 @@
             <w:pPr>
               <w:spacing w:after="20" w:before="0"/>
             </w:pPr>
-            <w:hyperlink w:history="1" r:id="rIdyk3oclvntltizqveze3a_">
+            <w:hyperlink w:history="1" r:id="rId02dp3i-bmc-vbzoiw7nkb">
               <w:r>
                 <w:rPr>
                   <w:rFonts w:ascii="Arial" w:cs="Arial" w:eastAsia="Arial" w:hAnsi="Arial"/>
@@ -19170,7 +19170,7 @@
               <w:spacing w:after="10" w:before="0"/>
               <w:ind w:left="120"/>
             </w:pPr>
-            <w:hyperlink w:history="1" r:id="rIdxqj1zptk8xjh_nafdj4oh">
+            <w:hyperlink w:history="1" r:id="rId6j6x00fbpzn5xzlagtzjc">
               <w:r>
                 <w:rPr>
                   <w:rFonts w:ascii="Arial" w:cs="Arial" w:eastAsia="Arial" w:hAnsi="Arial"/>
@@ -19215,7 +19215,7 @@
             <w:pPr>
               <w:spacing w:after="20" w:before="0"/>
             </w:pPr>
-            <w:hyperlink w:history="1" r:id="rId6t_jclu_9xyf1uzzklo-_">
+            <w:hyperlink w:history="1" r:id="rIdd5-ssrf7mbxtkk0aszzp6">
               <w:r>
                 <w:rPr>
                   <w:rFonts w:ascii="Arial" w:cs="Arial" w:eastAsia="Arial" w:hAnsi="Arial"/>
@@ -19248,7 +19248,7 @@
               <w:spacing w:after="10" w:before="0"/>
               <w:ind w:left="120"/>
             </w:pPr>
-            <w:hyperlink w:history="1" r:id="rIdkydw2lmk1cd_0eoklyouu">
+            <w:hyperlink w:history="1" r:id="rIdyebjgctjsxlhnvvkiycnk">
               <w:r>
                 <w:rPr>
                   <w:rFonts w:ascii="Arial" w:cs="Arial" w:eastAsia="Arial" w:hAnsi="Arial"/>
@@ -19448,7 +19448,7 @@
             <w:pPr>
               <w:spacing w:after="20" w:before="0"/>
             </w:pPr>
-            <w:hyperlink w:history="1" r:id="rIdrcejzafanydi4guyh3qdm">
+            <w:hyperlink w:history="1" r:id="rId4rtyrgof4xmn9kvkqvbpy">
               <w:r>
                 <w:rPr>
                   <w:rFonts w:ascii="Arial" w:cs="Arial" w:eastAsia="Arial" w:hAnsi="Arial"/>
@@ -19497,7 +19497,7 @@
               <w:spacing w:after="10" w:before="0"/>
               <w:ind w:left="120"/>
             </w:pPr>
-            <w:hyperlink w:history="1" r:id="rIdmlf4c7kqsf6erl908wbrh">
+            <w:hyperlink w:history="1" r:id="rIdpusshu4ygkfgmwkzwapkw">
               <w:r>
                 <w:rPr>
                   <w:rFonts w:ascii="Arial" w:cs="Arial" w:eastAsia="Arial" w:hAnsi="Arial"/>
@@ -19542,7 +19542,7 @@
             <w:pPr>
               <w:spacing w:after="20" w:before="0"/>
             </w:pPr>
-            <w:hyperlink w:history="1" r:id="rIdeg6gulshnxxcx_vhkgfvh">
+            <w:hyperlink w:history="1" r:id="rIdn1yda2rvety8gvaon_bwi">
               <w:r>
                 <w:rPr>
                   <w:rFonts w:ascii="Arial" w:cs="Arial" w:eastAsia="Arial" w:hAnsi="Arial"/>
@@ -19575,7 +19575,7 @@
               <w:spacing w:after="10" w:before="0"/>
               <w:ind w:left="120"/>
             </w:pPr>
-            <w:hyperlink w:history="1" r:id="rIdictbnoj3s6qxkgrmqspco">
+            <w:hyperlink w:history="1" r:id="rIdpk6t9oygvnbqxefhxxo_r">
               <w:r>
                 <w:rPr>
                   <w:rFonts w:ascii="Arial" w:cs="Arial" w:eastAsia="Arial" w:hAnsi="Arial"/>
@@ -19775,7 +19775,7 @@
             <w:pPr>
               <w:spacing w:after="20" w:before="0"/>
             </w:pPr>
-            <w:hyperlink w:history="1" r:id="rId9x418wtx3tjcnxvhccpn1">
+            <w:hyperlink w:history="1" r:id="rIdmpqrctzifqiv7amxhunhc">
               <w:r>
                 <w:rPr>
                   <w:rFonts w:ascii="Arial" w:cs="Arial" w:eastAsia="Arial" w:hAnsi="Arial"/>
@@ -19824,7 +19824,7 @@
               <w:spacing w:after="10" w:before="0"/>
               <w:ind w:left="120"/>
             </w:pPr>
-            <w:hyperlink w:history="1" r:id="rIdy4oq-_dt4le1_y6c2-cap">
+            <w:hyperlink w:history="1" r:id="rIdlqnu5id77gu8_fgrq9z1o">
               <w:r>
                 <w:rPr>
                   <w:rFonts w:ascii="Arial" w:cs="Arial" w:eastAsia="Arial" w:hAnsi="Arial"/>
@@ -19869,7 +19869,7 @@
             <w:pPr>
               <w:spacing w:after="20" w:before="0"/>
             </w:pPr>
-            <w:hyperlink w:history="1" r:id="rIdvgxctvolrx5ix1gmyhhjr">
+            <w:hyperlink w:history="1" r:id="rIdp-4z5nfq2h7vjilrkrk6i">
               <w:r>
                 <w:rPr>
                   <w:rFonts w:ascii="Arial" w:cs="Arial" w:eastAsia="Arial" w:hAnsi="Arial"/>
@@ -19902,7 +19902,7 @@
               <w:spacing w:after="10" w:before="0"/>
               <w:ind w:left="120"/>
             </w:pPr>
-            <w:hyperlink w:history="1" r:id="rIdb689vse-bd1r-bowpyzwr">
+            <w:hyperlink w:history="1" r:id="rId9qrpfmqnuepjzhyok8wnn">
               <w:r>
                 <w:rPr>
                   <w:rFonts w:ascii="Arial" w:cs="Arial" w:eastAsia="Arial" w:hAnsi="Arial"/>
@@ -20102,7 +20102,7 @@
             <w:pPr>
               <w:spacing w:after="20" w:before="0"/>
             </w:pPr>
-            <w:hyperlink w:history="1" r:id="rIdj7cx5p0kwe60nn2wvyw7e">
+            <w:hyperlink w:history="1" r:id="rIdpsnnbgmvilgwo1zjegsjs">
               <w:r>
                 <w:rPr>
                   <w:rFonts w:ascii="Arial" w:cs="Arial" w:eastAsia="Arial" w:hAnsi="Arial"/>
@@ -20135,7 +20135,7 @@
               <w:spacing w:after="10" w:before="0"/>
               <w:ind w:left="120"/>
             </w:pPr>
-            <w:hyperlink w:history="1" r:id="rIdv5hlhdepwbmlv386bg0vn">
+            <w:hyperlink w:history="1" r:id="rId8j3sdnsew0b6jpzvoioex">
               <w:r>
                 <w:rPr>
                   <w:rFonts w:ascii="Arial" w:cs="Arial" w:eastAsia="Arial" w:hAnsi="Arial"/>
@@ -20180,7 +20180,7 @@
             <w:pPr>
               <w:spacing w:after="20" w:before="0"/>
             </w:pPr>
-            <w:hyperlink w:history="1" r:id="rIdq5kdbcnrtpdu461ewd5go">
+            <w:hyperlink w:history="1" r:id="rIdqgfbzjaeeatnolqvri3vu">
               <w:r>
                 <w:rPr>
                   <w:rFonts w:ascii="Arial" w:cs="Arial" w:eastAsia="Arial" w:hAnsi="Arial"/>
@@ -20213,7 +20213,7 @@
               <w:spacing w:after="10" w:before="0"/>
               <w:ind w:left="120"/>
             </w:pPr>
-            <w:hyperlink w:history="1" r:id="rIdfiazws8eiwujo00w7d5c6">
+            <w:hyperlink w:history="1" r:id="rIdrq5uum84zaodw3u9vcarx">
               <w:r>
                 <w:rPr>
                   <w:rFonts w:ascii="Arial" w:cs="Arial" w:eastAsia="Arial" w:hAnsi="Arial"/>
@@ -20738,7 +20738,7 @@
         </w:rPr>
         <w:t xml:space="preserve">© 2026 SeaVuria and ARES. Aligned with KICD objectives. Developed by SeaVuria; technical implementation by ARES (with AI assistance from Claude). Licensed under </w:t>
       </w:r>
-      <w:hyperlink w:history="1" r:id="rId8ped2xp9e3txqzukw4lo6">
+      <w:hyperlink w:history="1" r:id="rIdf8grdijoegr-6rwp_45n0">
         <w:r>
           <w:rPr>
             <w:rFonts w:ascii="Arial" w:cs="Arial" w:eastAsia="Arial" w:hAnsi="Arial"/>
@@ -20759,7 +20759,7 @@
         </w:rPr>
         <w:t xml:space="preserve"> (</w:t>
       </w:r>
-      <w:hyperlink w:history="1" r:id="rIde73eswagkn-gfpkrhoeco">
+      <w:hyperlink w:history="1" r:id="rId7zozh-mrnunoicrijtgxw">
         <w:r>
           <w:rPr>
             <w:rFonts w:ascii="Arial" w:cs="Arial" w:eastAsia="Arial" w:hAnsi="Arial"/>
@@ -21799,7 +21799,7 @@
             <w:pPr>
               <w:spacing w:after="20" w:before="0"/>
             </w:pPr>
-            <w:hyperlink w:history="1" r:id="rIdair7hpytfhm0fsa9fvvnc">
+            <w:hyperlink w:history="1" r:id="rIdg-wehabamngkb6tnrjp4m">
               <w:r>
                 <w:rPr>
                   <w:rFonts w:ascii="Arial" w:cs="Arial" w:eastAsia="Arial" w:hAnsi="Arial"/>
@@ -21848,7 +21848,7 @@
               <w:spacing w:after="10" w:before="0"/>
               <w:ind w:left="120"/>
             </w:pPr>
-            <w:hyperlink w:history="1" r:id="rIdtw1jkgitrxv0hn-elxev5">
+            <w:hyperlink w:history="1" r:id="rIdy_kbih2259-vdia6l9w3t">
               <w:r>
                 <w:rPr>
                   <w:rFonts w:ascii="Arial" w:cs="Arial" w:eastAsia="Arial" w:hAnsi="Arial"/>
@@ -21893,7 +21893,7 @@
             <w:pPr>
               <w:spacing w:after="20" w:before="0"/>
             </w:pPr>
-            <w:hyperlink w:history="1" r:id="rIdiuai23tgeuauhyvngelgw">
+            <w:hyperlink w:history="1" r:id="rIdltiow-cwjjkqnkplhugic">
               <w:r>
                 <w:rPr>
                   <w:rFonts w:ascii="Arial" w:cs="Arial" w:eastAsia="Arial" w:hAnsi="Arial"/>
@@ -21926,7 +21926,7 @@
               <w:spacing w:after="10" w:before="0"/>
               <w:ind w:left="120"/>
             </w:pPr>
-            <w:hyperlink w:history="1" r:id="rIdjq3oaykht5cbdjd5s_kxc">
+            <w:hyperlink w:history="1" r:id="rId6sb-rqj0-6ysohfboquxu">
               <w:r>
                 <w:rPr>
                   <w:rFonts w:ascii="Arial" w:cs="Arial" w:eastAsia="Arial" w:hAnsi="Arial"/>
@@ -22126,7 +22126,7 @@
             <w:pPr>
               <w:spacing w:after="20" w:before="0"/>
             </w:pPr>
-            <w:hyperlink w:history="1" r:id="rIdczdkyyugvrx7qs5thiucf">
+            <w:hyperlink w:history="1" r:id="rId5stnzsivvokd1kdbi6rms">
               <w:r>
                 <w:rPr>
                   <w:rFonts w:ascii="Arial" w:cs="Arial" w:eastAsia="Arial" w:hAnsi="Arial"/>
@@ -22175,7 +22175,7 @@
               <w:spacing w:after="10" w:before="0"/>
               <w:ind w:left="120"/>
             </w:pPr>
-            <w:hyperlink w:history="1" r:id="rIdduvib6ldhf7bscsr85ztc">
+            <w:hyperlink w:history="1" r:id="rIdqjikpev7elx2qrj5pdhky">
               <w:r>
                 <w:rPr>
                   <w:rFonts w:ascii="Arial" w:cs="Arial" w:eastAsia="Arial" w:hAnsi="Arial"/>
@@ -22220,7 +22220,7 @@
             <w:pPr>
               <w:spacing w:after="20" w:before="0"/>
             </w:pPr>
-            <w:hyperlink w:history="1" r:id="rIdm51hlactagt3pbyjeyoc7">
+            <w:hyperlink w:history="1" r:id="rIdef74gqjahpfw8ie2kskz5">
               <w:r>
                 <w:rPr>
                   <w:rFonts w:ascii="Arial" w:cs="Arial" w:eastAsia="Arial" w:hAnsi="Arial"/>
@@ -22253,7 +22253,7 @@
               <w:spacing w:after="10" w:before="0"/>
               <w:ind w:left="120"/>
             </w:pPr>
-            <w:hyperlink w:history="1" r:id="rIdscsrdoed13p6qodbnojow">
+            <w:hyperlink w:history="1" r:id="rIdx4qeu1vzoj7pailtgofac">
               <w:r>
                 <w:rPr>
                   <w:rFonts w:ascii="Arial" w:cs="Arial" w:eastAsia="Arial" w:hAnsi="Arial"/>
@@ -22453,7 +22453,7 @@
             <w:pPr>
               <w:spacing w:after="20" w:before="0"/>
             </w:pPr>
-            <w:hyperlink w:history="1" r:id="rIdqml5z90mzsssgoaphjn0u">
+            <w:hyperlink w:history="1" r:id="rId6maxscdxpbj4kb2jb4ivr">
               <w:r>
                 <w:rPr>
                   <w:rFonts w:ascii="Arial" w:cs="Arial" w:eastAsia="Arial" w:hAnsi="Arial"/>
@@ -22502,7 +22502,7 @@
               <w:spacing w:after="10" w:before="0"/>
               <w:ind w:left="120"/>
             </w:pPr>
-            <w:hyperlink w:history="1" r:id="rIdotg4h4lwlvyeywammvrla">
+            <w:hyperlink w:history="1" r:id="rIdbbffnxmffjoeokzip2ing">
               <w:r>
                 <w:rPr>
                   <w:rFonts w:ascii="Arial" w:cs="Arial" w:eastAsia="Arial" w:hAnsi="Arial"/>
@@ -22547,7 +22547,7 @@
             <w:pPr>
               <w:spacing w:after="20" w:before="0"/>
             </w:pPr>
-            <w:hyperlink w:history="1" r:id="rIdaxdefwi0jardccpem9fw9">
+            <w:hyperlink w:history="1" r:id="rIdm_sdbb7hljxepiglvwgh9">
               <w:r>
                 <w:rPr>
                   <w:rFonts w:ascii="Arial" w:cs="Arial" w:eastAsia="Arial" w:hAnsi="Arial"/>
@@ -22596,7 +22596,7 @@
               <w:spacing w:after="10" w:before="0"/>
               <w:ind w:left="120"/>
             </w:pPr>
-            <w:hyperlink w:history="1" r:id="rIdabfdxy6k3qxhinvbt5_oh">
+            <w:hyperlink w:history="1" r:id="rIdamtxd56cdxdlmovfyskmr">
               <w:r>
                 <w:rPr>
                   <w:rFonts w:ascii="Arial" w:cs="Arial" w:eastAsia="Arial" w:hAnsi="Arial"/>
@@ -22796,7 +22796,7 @@
             <w:pPr>
               <w:spacing w:after="20" w:before="0"/>
             </w:pPr>
-            <w:hyperlink w:history="1" r:id="rIdbwbjjcyrfjfldmowjvp1i">
+            <w:hyperlink w:history="1" r:id="rIdchb5i4wudqziwyxn4fbu1">
               <w:r>
                 <w:rPr>
                   <w:rFonts w:ascii="Arial" w:cs="Arial" w:eastAsia="Arial" w:hAnsi="Arial"/>
@@ -22845,7 +22845,7 @@
               <w:spacing w:after="10" w:before="0"/>
               <w:ind w:left="120"/>
             </w:pPr>
-            <w:hyperlink w:history="1" r:id="rId5iz-qfnnhniupnieclclb">
+            <w:hyperlink w:history="1" r:id="rIdmktjh7nc7blll5sbzhrvb">
               <w:r>
                 <w:rPr>
                   <w:rFonts w:ascii="Arial" w:cs="Arial" w:eastAsia="Arial" w:hAnsi="Arial"/>
@@ -22890,7 +22890,7 @@
             <w:pPr>
               <w:spacing w:after="20" w:before="0"/>
             </w:pPr>
-            <w:hyperlink w:history="1" r:id="rIdujl9lahftqnjp_r-my2e1">
+            <w:hyperlink w:history="1" r:id="rIdot_r4tnmkyv8riaotzyvw">
               <w:r>
                 <w:rPr>
                   <w:rFonts w:ascii="Arial" w:cs="Arial" w:eastAsia="Arial" w:hAnsi="Arial"/>
@@ -22939,7 +22939,7 @@
               <w:spacing w:after="10" w:before="0"/>
               <w:ind w:left="120"/>
             </w:pPr>
-            <w:hyperlink w:history="1" r:id="rId36xllc5zdalm81jylm3-c">
+            <w:hyperlink w:history="1" r:id="rIdjus2drdggrpbvipl9vliu">
               <w:r>
                 <w:rPr>
                   <w:rFonts w:ascii="Arial" w:cs="Arial" w:eastAsia="Arial" w:hAnsi="Arial"/>
@@ -23139,7 +23139,7 @@
             <w:pPr>
               <w:spacing w:after="20" w:before="0"/>
             </w:pPr>
-            <w:hyperlink w:history="1" r:id="rIdwlzfkbobgw9nuxwcwy_px">
+            <w:hyperlink w:history="1" r:id="rIdzkdekhedhgja0vudokf_8">
               <w:r>
                 <w:rPr>
                   <w:rFonts w:ascii="Arial" w:cs="Arial" w:eastAsia="Arial" w:hAnsi="Arial"/>
@@ -23188,7 +23188,7 @@
               <w:spacing w:after="10" w:before="0"/>
               <w:ind w:left="120"/>
             </w:pPr>
-            <w:hyperlink w:history="1" r:id="rIdkqealxejbw3c9tegmm7xz">
+            <w:hyperlink w:history="1" r:id="rIdsexu5inlmcppnmo21liol">
               <w:r>
                 <w:rPr>
                   <w:rFonts w:ascii="Arial" w:cs="Arial" w:eastAsia="Arial" w:hAnsi="Arial"/>
@@ -23233,7 +23233,7 @@
             <w:pPr>
               <w:spacing w:after="20" w:before="0"/>
             </w:pPr>
-            <w:hyperlink w:history="1" r:id="rIdo8f0sg0zxkn81rds8mdhh">
+            <w:hyperlink w:history="1" r:id="rIdcbibgiokopuqmsazs5ux7">
               <w:r>
                 <w:rPr>
                   <w:rFonts w:ascii="Arial" w:cs="Arial" w:eastAsia="Arial" w:hAnsi="Arial"/>
@@ -23282,7 +23282,7 @@
               <w:spacing w:after="10" w:before="0"/>
               <w:ind w:left="120"/>
             </w:pPr>
-            <w:hyperlink w:history="1" r:id="rIdzqwh4ys1oxjsdkrn6lv9p">
+            <w:hyperlink w:history="1" r:id="rIdqnhs61xu3sq-dng8h86tg">
               <w:r>
                 <w:rPr>
                   <w:rFonts w:ascii="Arial" w:cs="Arial" w:eastAsia="Arial" w:hAnsi="Arial"/>
@@ -23807,7 +23807,7 @@
         </w:rPr>
         <w:t xml:space="preserve">© 2026 SeaVuria and ARES. Aligned with KICD objectives. Developed by SeaVuria; technical implementation by ARES (with AI assistance from Claude). Licensed under </w:t>
       </w:r>
-      <w:hyperlink w:history="1" r:id="rIdhq5mlzxvrnniqbhrn1rku">
+      <w:hyperlink w:history="1" r:id="rIdcxjhmrje0_bkahuiljw14">
         <w:r>
           <w:rPr>
             <w:rFonts w:ascii="Arial" w:cs="Arial" w:eastAsia="Arial" w:hAnsi="Arial"/>
@@ -23828,7 +23828,7 @@
         </w:rPr>
         <w:t xml:space="preserve"> (</w:t>
       </w:r>
-      <w:hyperlink w:history="1" r:id="rIdeecux0546ghbnb6ljdgiy">
+      <w:hyperlink w:history="1" r:id="rIdgu1qgzn6zlntz9fkc13vh">
         <w:r>
           <w:rPr>
             <w:rFonts w:ascii="Arial" w:cs="Arial" w:eastAsia="Arial" w:hAnsi="Arial"/>
@@ -24868,7 +24868,7 @@
             <w:pPr>
               <w:spacing w:after="20" w:before="0"/>
             </w:pPr>
-            <w:hyperlink w:history="1" r:id="rIdachjcpqeqhqmbpqlxlw5y">
+            <w:hyperlink w:history="1" r:id="rId-w7fnawkpmunxtakigfe3">
               <w:r>
                 <w:rPr>
                   <w:rFonts w:ascii="Arial" w:cs="Arial" w:eastAsia="Arial" w:hAnsi="Arial"/>
@@ -24901,7 +24901,7 @@
               <w:spacing w:after="10" w:before="0"/>
               <w:ind w:left="120"/>
             </w:pPr>
-            <w:hyperlink w:history="1" r:id="rIdh3xmgbew_egsixrg6-9jc">
+            <w:hyperlink w:history="1" r:id="rIdmbcgerqrnpqivg9xl_gya">
               <w:r>
                 <w:rPr>
                   <w:rFonts w:ascii="Arial" w:cs="Arial" w:eastAsia="Arial" w:hAnsi="Arial"/>
@@ -24946,7 +24946,7 @@
             <w:pPr>
               <w:spacing w:after="20" w:before="0"/>
             </w:pPr>
-            <w:hyperlink w:history="1" r:id="rId05qvh_iisf01wqu7byutp">
+            <w:hyperlink w:history="1" r:id="rIdlfxz4vksqhlc7ia2piocn">
               <w:r>
                 <w:rPr>
                   <w:rFonts w:ascii="Arial" w:cs="Arial" w:eastAsia="Arial" w:hAnsi="Arial"/>
@@ -24979,7 +24979,7 @@
               <w:spacing w:after="10" w:before="0"/>
               <w:ind w:left="120"/>
             </w:pPr>
-            <w:hyperlink w:history="1" r:id="rIde0hnqzq8jjmx67xghjj0s">
+            <w:hyperlink w:history="1" r:id="rIdhspwsuxlx2wyejyge0-uo">
               <w:r>
                 <w:rPr>
                   <w:rFonts w:ascii="Arial" w:cs="Arial" w:eastAsia="Arial" w:hAnsi="Arial"/>
@@ -25179,7 +25179,7 @@
             <w:pPr>
               <w:spacing w:after="20" w:before="0"/>
             </w:pPr>
-            <w:hyperlink w:history="1" r:id="rIdgugumyhpedmmfkevl7p06">
+            <w:hyperlink w:history="1" r:id="rIdyj43jk8qoceexsl4_46-b">
               <w:r>
                 <w:rPr>
                   <w:rFonts w:ascii="Arial" w:cs="Arial" w:eastAsia="Arial" w:hAnsi="Arial"/>
@@ -25212,7 +25212,7 @@
               <w:spacing w:after="10" w:before="0"/>
               <w:ind w:left="120"/>
             </w:pPr>
-            <w:hyperlink w:history="1" r:id="rIdznot8btxc9gqsbexjffax">
+            <w:hyperlink w:history="1" r:id="rId4sbykh0hdlwvolov9vuhn">
               <w:r>
                 <w:rPr>
                   <w:rFonts w:ascii="Arial" w:cs="Arial" w:eastAsia="Arial" w:hAnsi="Arial"/>
@@ -25257,7 +25257,7 @@
             <w:pPr>
               <w:spacing w:after="20" w:before="0"/>
             </w:pPr>
-            <w:hyperlink w:history="1" r:id="rIdjv-yxpdixflumjb0rxbzh">
+            <w:hyperlink w:history="1" r:id="rIdr99umfcq1tcopfsgnsoio">
               <w:r>
                 <w:rPr>
                   <w:rFonts w:ascii="Arial" w:cs="Arial" w:eastAsia="Arial" w:hAnsi="Arial"/>
@@ -25290,7 +25290,7 @@
               <w:spacing w:after="10" w:before="0"/>
               <w:ind w:left="120"/>
             </w:pPr>
-            <w:hyperlink w:history="1" r:id="rIdkyrtkw1ncmr8q9theykx7">
+            <w:hyperlink w:history="1" r:id="rIddhgqqisk-tryyw-k2rszs">
               <w:r>
                 <w:rPr>
                   <w:rFonts w:ascii="Arial" w:cs="Arial" w:eastAsia="Arial" w:hAnsi="Arial"/>
@@ -25490,7 +25490,7 @@
             <w:pPr>
               <w:spacing w:after="20" w:before="0"/>
             </w:pPr>
-            <w:hyperlink w:history="1" r:id="rIdz5o9yscmwjvoluq3b8hln">
+            <w:hyperlink w:history="1" r:id="rIdm_5qzlihwl4uag2unuk1d">
               <w:r>
                 <w:rPr>
                   <w:rFonts w:ascii="Arial" w:cs="Arial" w:eastAsia="Arial" w:hAnsi="Arial"/>
@@ -25539,7 +25539,7 @@
               <w:spacing w:after="10" w:before="0"/>
               <w:ind w:left="120"/>
             </w:pPr>
-            <w:hyperlink w:history="1" r:id="rIdkqssy00e2j6wnspkuv8v6">
+            <w:hyperlink w:history="1" r:id="rIdkb254zaouakdxemkcxris">
               <w:r>
                 <w:rPr>
                   <w:rFonts w:ascii="Arial" w:cs="Arial" w:eastAsia="Arial" w:hAnsi="Arial"/>
@@ -25584,7 +25584,7 @@
             <w:pPr>
               <w:spacing w:after="20" w:before="0"/>
             </w:pPr>
-            <w:hyperlink w:history="1" r:id="rIdqdmmrsnbxrztje3f-37o9">
+            <w:hyperlink w:history="1" r:id="rIdf64xitakeycw3_hfq3x8p">
               <w:r>
                 <w:rPr>
                   <w:rFonts w:ascii="Arial" w:cs="Arial" w:eastAsia="Arial" w:hAnsi="Arial"/>
@@ -25633,7 +25633,7 @@
               <w:spacing w:after="10" w:before="0"/>
               <w:ind w:left="120"/>
             </w:pPr>
-            <w:hyperlink w:history="1" r:id="rIdamitsfvdtq_ppix02gevu">
+            <w:hyperlink w:history="1" r:id="rIdj1w8pkf7ier9u7we8vi7u">
               <w:r>
                 <w:rPr>
                   <w:rFonts w:ascii="Arial" w:cs="Arial" w:eastAsia="Arial" w:hAnsi="Arial"/>
@@ -25833,7 +25833,7 @@
             <w:pPr>
               <w:spacing w:after="20" w:before="0"/>
             </w:pPr>
-            <w:hyperlink w:history="1" r:id="rId_wwu-2q3452wtu10ggw02">
+            <w:hyperlink w:history="1" r:id="rIdfkzb7jtqbaxgr_amg7mpp">
               <w:r>
                 <w:rPr>
                   <w:rFonts w:ascii="Arial" w:cs="Arial" w:eastAsia="Arial" w:hAnsi="Arial"/>
@@ -25882,7 +25882,7 @@
               <w:spacing w:after="10" w:before="0"/>
               <w:ind w:left="120"/>
             </w:pPr>
-            <w:hyperlink w:history="1" r:id="rIdlf4nva7sb03km0tvyc556">
+            <w:hyperlink w:history="1" r:id="rIdjx_ovxvfgjkej02s09mbb">
               <w:r>
                 <w:rPr>
                   <w:rFonts w:ascii="Arial" w:cs="Arial" w:eastAsia="Arial" w:hAnsi="Arial"/>
@@ -25927,7 +25927,7 @@
             <w:pPr>
               <w:spacing w:after="20" w:before="0"/>
             </w:pPr>
-            <w:hyperlink w:history="1" r:id="rIdtnefysm22khmld1y82vs0">
+            <w:hyperlink w:history="1" r:id="rIdx78sipdc54tdp_xibuqlp">
               <w:r>
                 <w:rPr>
                   <w:rFonts w:ascii="Arial" w:cs="Arial" w:eastAsia="Arial" w:hAnsi="Arial"/>
@@ -25976,7 +25976,7 @@
               <w:spacing w:after="10" w:before="0"/>
               <w:ind w:left="120"/>
             </w:pPr>
-            <w:hyperlink w:history="1" r:id="rId87jz5u6ngsw0cjg0u1c6p">
+            <w:hyperlink w:history="1" r:id="rIdw4nbvtsbk9sdskslrt5xp">
               <w:r>
                 <w:rPr>
                   <w:rFonts w:ascii="Arial" w:cs="Arial" w:eastAsia="Arial" w:hAnsi="Arial"/>
@@ -26176,7 +26176,7 @@
             <w:pPr>
               <w:spacing w:after="20" w:before="0"/>
             </w:pPr>
-            <w:hyperlink w:history="1" r:id="rIde0jl1igclkqnr8bhaggqt">
+            <w:hyperlink w:history="1" r:id="rIdtmwyk6crqjdkgweykngmk">
               <w:r>
                 <w:rPr>
                   <w:rFonts w:ascii="Arial" w:cs="Arial" w:eastAsia="Arial" w:hAnsi="Arial"/>
@@ -26209,7 +26209,7 @@
               <w:spacing w:after="10" w:before="0"/>
               <w:ind w:left="120"/>
             </w:pPr>
-            <w:hyperlink w:history="1" r:id="rIdnvh_-2j5qgn9hykvcpmk_">
+            <w:hyperlink w:history="1" r:id="rIdsiruwdcnfm8nkxqy2fpml">
               <w:r>
                 <w:rPr>
                   <w:rFonts w:ascii="Arial" w:cs="Arial" w:eastAsia="Arial" w:hAnsi="Arial"/>
@@ -26254,7 +26254,7 @@
             <w:pPr>
               <w:spacing w:after="20" w:before="0"/>
             </w:pPr>
-            <w:hyperlink w:history="1" r:id="rId8kwpdohrctjap7f7ft3xz">
+            <w:hyperlink w:history="1" r:id="rIdqweiirebzsq1ib3pankfr">
               <w:r>
                 <w:rPr>
                   <w:rFonts w:ascii="Arial" w:cs="Arial" w:eastAsia="Arial" w:hAnsi="Arial"/>
@@ -26287,7 +26287,7 @@
               <w:spacing w:after="10" w:before="0"/>
               <w:ind w:left="120"/>
             </w:pPr>
-            <w:hyperlink w:history="1" r:id="rIdfz5rhxxwnkjstxaff6bf6">
+            <w:hyperlink w:history="1" r:id="rIdpjjapr6t4ieqsa6ngsh9w">
               <w:r>
                 <w:rPr>
                   <w:rFonts w:ascii="Arial" w:cs="Arial" w:eastAsia="Arial" w:hAnsi="Arial"/>
@@ -26812,7 +26812,7 @@
         </w:rPr>
         <w:t xml:space="preserve">© 2026 SeaVuria and ARES. Aligned with KICD objectives. Developed by SeaVuria; technical implementation by ARES (with AI assistance from Claude). Licensed under </w:t>
       </w:r>
-      <w:hyperlink w:history="1" r:id="rIdv6g_jt0g0j9jlczwwt933">
+      <w:hyperlink w:history="1" r:id="rId_ynykpof9zkx2kvyzo644">
         <w:r>
           <w:rPr>
             <w:rFonts w:ascii="Arial" w:cs="Arial" w:eastAsia="Arial" w:hAnsi="Arial"/>
@@ -26833,7 +26833,7 @@
         </w:rPr>
         <w:t xml:space="preserve"> (</w:t>
       </w:r>
-      <w:hyperlink w:history="1" r:id="rIdomaajol996mumh1p3prlc">
+      <w:hyperlink w:history="1" r:id="rIdlejcotd98nwp-lifym4oq">
         <w:r>
           <w:rPr>
             <w:rFonts w:ascii="Arial" w:cs="Arial" w:eastAsia="Arial" w:hAnsi="Arial"/>
